--- a/DRIVE/1. Direção/0. Associativo/Assembleia Geral/word bakcup/RELATORIO_ESTAGIO_SISINT.docx
+++ b/DRIVE/1. Direção/0. Associativo/Assembleia Geral/word bakcup/RELATORIO_ESTAGIO_SISINT.docx
@@ -159,7 +159,7 @@
                 <v:stroke joinstyle="miter"/>
                 <v:path gradientshapeok="t" o:connecttype="rect"/>
               </v:shapetype>
-              <v:shape id="Caixa de Texto 2" o:spid="_x0000_s1026" type="#_x0000_t202" style="position:absolute;margin-left:-4.65pt;margin-top:-63.85pt;width:414pt;height:49.4pt;z-index:251659264;visibility:visible;mso-wrap-style:square;mso-width-percent:0;mso-height-percent:0;mso-wrap-distance-left:9pt;mso-wrap-distance-top:0;mso-wrap-distance-right:9pt;mso-wrap-distance-bottom:0;mso-position-horizontal:absolute;mso-position-horizontal-relative:text;mso-position-vertical:absolute;mso-position-vertical-relative:text;mso-width-percent:0;mso-height-percent:0;mso-width-relative:margin;mso-height-relative:margin;v-text-anchor:top" o:gfxdata="UEsDBBQABgAIAAAAIQC2gziS/gAAAOEBAAATAAAAW0NvbnRlbnRfVHlwZXNdLnhtbJSRQU7DMBBF 90jcwfIWJU67QAgl6YK0S0CoHGBkTxKLZGx5TGhvj5O2G0SRWNoz/78nu9wcxkFMGNg6quQqL6RA 0s5Y6ir5vt9lD1JwBDIwOMJKHpHlpr69KfdHjyxSmriSfYz+USnWPY7AufNIadK6MEJMx9ApD/oD OlTrorhX2lFEilmcO2RdNtjC5xDF9pCuTyYBB5bi6bQ4syoJ3g9WQ0ymaiLzg5KdCXlKLjvcW893 SUOqXwnz5DrgnHtJTxOsQfEKIT7DmDSUCaxw7Rqn8787ZsmRM9e2VmPeBN4uqYvTtW7jvijg9N/y JsXecLq0q+WD6m8AAAD//wMAUEsDBBQABgAIAAAAIQA4/SH/1gAAAJQBAAALAAAAX3JlbHMvLnJl bHOkkMFqwzAMhu+DvYPRfXGawxijTi+j0GvpHsDYimMaW0Yy2fr2M4PBMnrbUb/Q94l/f/hMi1qR JVI2sOt6UJgd+ZiDgffL8ekFlFSbvV0oo4EbChzGx4f9GRdb25HMsYhqlCwG5lrLq9biZkxWOiqY 22YiTra2kYMu1l1tQD30/bPm3wwYN0x18gb45AdQl1tp5j/sFB2T0FQ7R0nTNEV3j6o9feQzro1i OWA14Fm+Q8a1a8+Bvu/d/dMb2JY5uiPbhG/ktn4cqGU/er3pcvwCAAD//wMAUEsDBBQABgAIAAAA IQAANjdMCwIAAPYDAAAOAAAAZHJzL2Uyb0RvYy54bWysU8tu2zAQvBfoPxC817JVO04Ey0Hq1EWB 9AGk/QCKoiyiFJdd0pbcr8+SchwjvRXVgeBql8PZ2eHqdugMOyj0GmzJZ5MpZ8pKqLXdlfznj+27 a858ELYWBqwq+VF5frt++2bVu0Ll0IKpFTICsb7oXcnbEFyRZV62qhN+Ak5ZSjaAnQgU4i6rUfSE 3pksn06vsh6wdghSeU9/78ckXyf8plEyfGsarwIzJSduIa2Y1iqu2Xolih0K12p5oiH+gUUntKVL z1D3Igi2R/0XVKclgocmTCR0GTSNlir1QN3Mpq+6eWyFU6kXEse7s0z+/8HKr4dH9x1ZGD7AQANM TXj3APKXZxY2rbA7dYcIfatETRfPomRZ73xxOhql9oWPIFX/BWoastgHSEBDg11UhfpkhE4DOJ5F V0Ngkn4u8sXyekopSbmrfPk+H68QxfNphz58UtCxuCk50lATujg8+BDZiOK5JF7mweh6q41JAe6q jUF2EGSAbfpSA6/KjGV9yW+IS0K2EM8nb3Q6kEGN7kpOLOkbLRPV+GjrVBKENuOemBh7kicqMmoT hmqgwihTBfWRhEIYjUgPhzYt4B/OejJhyf3vvUDFmflsSeyb2XweXZuC+WKZU4CXmeoyI6wkqJIH zsbtJiSnRx0s3NFQGp30emFy4krmSjKeHkJ072Wcql6e6/oJAAD//wMAUEsDBBQABgAIAAAAIQAq gPl53wAAAAsBAAAPAAAAZHJzL2Rvd25yZXYueG1sTI/LTsMwEEX3SPyDNUhsUOskQPMgTgVIILYt /YBJ7CYR8TiK3Sb9e4YVXc3r6t4z5XaxgzibyfeOFMTrCIShxumeWgWH749VBsIHJI2DI6PgYjxs q9ubEgvtZtqZ8z60gk3IF6igC2EspPRNZyz6tRsN8e3oJouBx6mVesKZze0gkyjaSIs9cUKHo3nv TPOzP1kFx6/54Tmf689wSHdPmzfs09pdlLq/W15fQASzhH8x/OEzOlTMVLsTaS8GBav8kZVc4yRN QbAiizNual4lWQ6yKuX1D9UvAAAA//8DAFBLAQItABQABgAIAAAAIQC2gziS/gAAAOEBAAATAAAA AAAAAAAAAAAAAAAAAABbQ29udGVudF9UeXBlc10ueG1sUEsBAi0AFAAGAAgAAAAhADj9If/WAAAA lAEAAAsAAAAAAAAAAAAAAAAALwEAAF9yZWxzLy5yZWxzUEsBAi0AFAAGAAgAAAAhAAA2N0wLAgAA 9gMAAA4AAAAAAAAAAAAAAAAALgIAAGRycy9lMm9Eb2MueG1sUEsBAi0AFAAGAAgAAAAhACqA+Xnf AAAACwEAAA8AAAAAAAAAAAAAAAAAZQQAAGRycy9kb3ducmV2LnhtbFBLBQYAAAAABAAEAPMAAABx BQAAAAA= " stroked="f">
+              <v:shape id="Caixa de Texto 2" o:spid="_x0000_s1026" type="#_x0000_t202" style="position:absolute;margin-left:-4.65pt;margin-top:-63.85pt;width:414pt;height:49.4pt;z-index:251659264;visibility:visible;mso-wrap-style:square;mso-width-percent:0;mso-height-percent:0;mso-wrap-distance-left:9pt;mso-wrap-distance-top:0;mso-wrap-distance-right:9pt;mso-wrap-distance-bottom:0;mso-position-horizontal:absolute;mso-position-horizontal-relative:text;mso-position-vertical:absolute;mso-position-vertical-relative:text;mso-width-percent:0;mso-height-percent:0;mso-width-relative:margin;mso-height-relative:margin;v-text-anchor:top" o:gfxdata="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" stroked="f">
                 <v:textbox>
                   <w:txbxContent>
                     <w:p/>
@@ -1391,7 +1391,7 @@
             </w:rPr>
             <w:fldChar w:fldCharType="separate"/>
           </w:r>
-          <w:hyperlink w:anchor="_Toc232301026" w:history="1">
+          <w:hyperlink w:anchor="_Toc232377602" w:history="1">
             <w:r>
               <w:rPr>
                 <w:rStyle w:val="Hiperligao"/>
@@ -1445,7 +1445,7 @@
                 <w:noProof/>
                 <w:webHidden/>
               </w:rPr>
-              <w:instrText xml:space="preserve"> PAGEREF _Toc232301026 \h </w:instrText>
+              <w:instrText xml:space="preserve"> PAGEREF _Toc232377602 \h </w:instrText>
             </w:r>
             <w:r>
               <w:rPr>
@@ -1489,7 +1489,7 @@
               <w:lang w:eastAsia="pt-PT"/>
             </w:rPr>
           </w:pPr>
-          <w:hyperlink w:anchor="_Toc232301027" w:history="1">
+          <w:hyperlink w:anchor="_Toc232377603" w:history="1">
             <w:r>
               <w:rPr>
                 <w:rStyle w:val="Hiperligao"/>
@@ -1541,7 +1541,7 @@
                 <w:noProof/>
                 <w:webHidden/>
               </w:rPr>
-              <w:instrText xml:space="preserve"> PAGEREF _Toc232301027 \h </w:instrText>
+              <w:instrText xml:space="preserve"> PAGEREF _Toc232377603 \h </w:instrText>
             </w:r>
             <w:r>
               <w:rPr>
@@ -1585,7 +1585,7 @@
               <w:lang w:eastAsia="pt-PT"/>
             </w:rPr>
           </w:pPr>
-          <w:hyperlink w:anchor="_Toc232301028" w:history="1">
+          <w:hyperlink w:anchor="_Toc232377604" w:history="1">
             <w:r>
               <w:rPr>
                 <w:rStyle w:val="Hiperligao"/>
@@ -1637,7 +1637,7 @@
                 <w:noProof/>
                 <w:webHidden/>
               </w:rPr>
-              <w:instrText xml:space="preserve"> PAGEREF _Toc232301028 \h </w:instrText>
+              <w:instrText xml:space="preserve"> PAGEREF _Toc232377604 \h </w:instrText>
             </w:r>
             <w:r>
               <w:rPr>
@@ -1681,7 +1681,7 @@
               <w:lang w:eastAsia="pt-PT"/>
             </w:rPr>
           </w:pPr>
-          <w:hyperlink w:anchor="_Toc232301029" w:history="1">
+          <w:hyperlink w:anchor="_Toc232377605" w:history="1">
             <w:r>
               <w:rPr>
                 <w:rStyle w:val="Hiperligao"/>
@@ -1733,7 +1733,7 @@
                 <w:noProof/>
                 <w:webHidden/>
               </w:rPr>
-              <w:instrText xml:space="preserve"> PAGEREF _Toc232301029 \h </w:instrText>
+              <w:instrText xml:space="preserve"> PAGEREF _Toc232377605 \h </w:instrText>
             </w:r>
             <w:r>
               <w:rPr>
@@ -1777,7 +1777,7 @@
               <w:lang w:eastAsia="pt-PT"/>
             </w:rPr>
           </w:pPr>
-          <w:hyperlink w:anchor="_Toc232301030" w:history="1">
+          <w:hyperlink w:anchor="_Toc232377606" w:history="1">
             <w:r>
               <w:rPr>
                 <w:rStyle w:val="Hiperligao"/>
@@ -1829,7 +1829,7 @@
                 <w:noProof/>
                 <w:webHidden/>
               </w:rPr>
-              <w:instrText xml:space="preserve"> PAGEREF _Toc232301030 \h </w:instrText>
+              <w:instrText xml:space="preserve"> PAGEREF _Toc232377606 \h </w:instrText>
             </w:r>
             <w:r>
               <w:rPr>
@@ -1849,7 +1849,7 @@
                 <w:noProof/>
                 <w:webHidden/>
               </w:rPr>
-              <w:t>15</w:t>
+              <w:t>14</w:t>
             </w:r>
             <w:r>
               <w:rPr>
@@ -1873,7 +1873,7 @@
               <w:lang w:eastAsia="pt-PT"/>
             </w:rPr>
           </w:pPr>
-          <w:hyperlink w:anchor="_Toc232301031" w:history="1">
+          <w:hyperlink w:anchor="_Toc232377607" w:history="1">
             <w:r>
               <w:rPr>
                 <w:rStyle w:val="Hiperligao"/>
@@ -1925,7 +1925,7 @@
                 <w:noProof/>
                 <w:webHidden/>
               </w:rPr>
-              <w:instrText xml:space="preserve"> PAGEREF _Toc232301031 \h </w:instrText>
+              <w:instrText xml:space="preserve"> PAGEREF _Toc232377607 \h </w:instrText>
             </w:r>
             <w:r>
               <w:rPr>
@@ -1969,7 +1969,7 @@
               <w:lang w:eastAsia="pt-PT"/>
             </w:rPr>
           </w:pPr>
-          <w:hyperlink w:anchor="_Toc232301032" w:history="1">
+          <w:hyperlink w:anchor="_Toc232377608" w:history="1">
             <w:r>
               <w:rPr>
                 <w:rStyle w:val="Hiperligao"/>
@@ -2021,7 +2021,7 @@
                 <w:noProof/>
                 <w:webHidden/>
               </w:rPr>
-              <w:instrText xml:space="preserve"> PAGEREF _Toc232301032 \h </w:instrText>
+              <w:instrText xml:space="preserve"> PAGEREF _Toc232377608 \h </w:instrText>
             </w:r>
             <w:r>
               <w:rPr>
@@ -2065,7 +2065,7 @@
               <w:lang w:eastAsia="pt-PT"/>
             </w:rPr>
           </w:pPr>
-          <w:hyperlink w:anchor="_Toc232301033" w:history="1">
+          <w:hyperlink w:anchor="_Toc232377609" w:history="1">
             <w:r>
               <w:rPr>
                 <w:rStyle w:val="Hiperligao"/>
@@ -2119,7 +2119,7 @@
                 <w:noProof/>
                 <w:webHidden/>
               </w:rPr>
-              <w:instrText xml:space="preserve"> PAGEREF _Toc232301033 \h </w:instrText>
+              <w:instrText xml:space="preserve"> PAGEREF _Toc232377609 \h </w:instrText>
             </w:r>
             <w:r>
               <w:rPr>
@@ -2163,7 +2163,7 @@
               <w:lang w:eastAsia="pt-PT"/>
             </w:rPr>
           </w:pPr>
-          <w:hyperlink w:anchor="_Toc232301034" w:history="1">
+          <w:hyperlink w:anchor="_Toc232377610" w:history="1">
             <w:r>
               <w:rPr>
                 <w:rStyle w:val="Hiperligao"/>
@@ -2215,7 +2215,7 @@
                 <w:noProof/>
                 <w:webHidden/>
               </w:rPr>
-              <w:instrText xml:space="preserve"> PAGEREF _Toc232301034 \h </w:instrText>
+              <w:instrText xml:space="preserve"> PAGEREF _Toc232377610 \h </w:instrText>
             </w:r>
             <w:r>
               <w:rPr>
@@ -2259,7 +2259,7 @@
               <w:lang w:eastAsia="pt-PT"/>
             </w:rPr>
           </w:pPr>
-          <w:hyperlink w:anchor="_Toc232301035" w:history="1">
+          <w:hyperlink w:anchor="_Toc232377611" w:history="1">
             <w:r>
               <w:rPr>
                 <w:rStyle w:val="Hiperligao"/>
@@ -2311,7 +2311,7 @@
                 <w:noProof/>
                 <w:webHidden/>
               </w:rPr>
-              <w:instrText xml:space="preserve"> PAGEREF _Toc232301035 \h </w:instrText>
+              <w:instrText xml:space="preserve"> PAGEREF _Toc232377611 \h </w:instrText>
             </w:r>
             <w:r>
               <w:rPr>
@@ -2355,7 +2355,7 @@
               <w:lang w:eastAsia="pt-PT"/>
             </w:rPr>
           </w:pPr>
-          <w:hyperlink w:anchor="_Toc232301036" w:history="1">
+          <w:hyperlink w:anchor="_Toc232377612" w:history="1">
             <w:r>
               <w:rPr>
                 <w:rStyle w:val="Hiperligao"/>
@@ -2407,7 +2407,7 @@
                 <w:noProof/>
                 <w:webHidden/>
               </w:rPr>
-              <w:instrText xml:space="preserve"> PAGEREF _Toc232301036 \h </w:instrText>
+              <w:instrText xml:space="preserve"> PAGEREF _Toc232377612 \h </w:instrText>
             </w:r>
             <w:r>
               <w:rPr>
@@ -2451,7 +2451,7 @@
               <w:lang w:eastAsia="pt-PT"/>
             </w:rPr>
           </w:pPr>
-          <w:hyperlink w:anchor="_Toc232301037" w:history="1">
+          <w:hyperlink w:anchor="_Toc232377613" w:history="1">
             <w:r>
               <w:rPr>
                 <w:rStyle w:val="Hiperligao"/>
@@ -2503,7 +2503,7 @@
                 <w:noProof/>
                 <w:webHidden/>
               </w:rPr>
-              <w:instrText xml:space="preserve"> PAGEREF _Toc232301037 \h </w:instrText>
+              <w:instrText xml:space="preserve"> PAGEREF _Toc232377613 \h </w:instrText>
             </w:r>
             <w:r>
               <w:rPr>
@@ -2547,7 +2547,7 @@
               <w:lang w:eastAsia="pt-PT"/>
             </w:rPr>
           </w:pPr>
-          <w:hyperlink w:anchor="_Toc232301038" w:history="1">
+          <w:hyperlink w:anchor="_Toc232377614" w:history="1">
             <w:r>
               <w:rPr>
                 <w:rStyle w:val="Hiperligao"/>
@@ -2599,7 +2599,7 @@
                 <w:noProof/>
                 <w:webHidden/>
               </w:rPr>
-              <w:instrText xml:space="preserve"> PAGEREF _Toc232301038 \h </w:instrText>
+              <w:instrText xml:space="preserve"> PAGEREF _Toc232377614 \h </w:instrText>
             </w:r>
             <w:r>
               <w:rPr>
@@ -2643,7 +2643,7 @@
               <w:lang w:eastAsia="pt-PT"/>
             </w:rPr>
           </w:pPr>
-          <w:hyperlink w:anchor="_Toc232301039" w:history="1">
+          <w:hyperlink w:anchor="_Toc232377615" w:history="1">
             <w:r>
               <w:rPr>
                 <w:rStyle w:val="Hiperligao"/>
@@ -2695,7 +2695,7 @@
                 <w:noProof/>
                 <w:webHidden/>
               </w:rPr>
-              <w:instrText xml:space="preserve"> PAGEREF _Toc232301039 \h </w:instrText>
+              <w:instrText xml:space="preserve"> PAGEREF _Toc232377615 \h </w:instrText>
             </w:r>
             <w:r>
               <w:rPr>
@@ -2739,7 +2739,7 @@
               <w:lang w:eastAsia="pt-PT"/>
             </w:rPr>
           </w:pPr>
-          <w:hyperlink w:anchor="_Toc232301040" w:history="1">
+          <w:hyperlink w:anchor="_Toc232377616" w:history="1">
             <w:r>
               <w:rPr>
                 <w:rStyle w:val="Hiperligao"/>
@@ -2793,7 +2793,7 @@
                 <w:noProof/>
                 <w:webHidden/>
               </w:rPr>
-              <w:instrText xml:space="preserve"> PAGEREF _Toc232301040 \h </w:instrText>
+              <w:instrText xml:space="preserve"> PAGEREF _Toc232377616 \h </w:instrText>
             </w:r>
             <w:r>
               <w:rPr>
@@ -2837,7 +2837,7 @@
               <w:lang w:eastAsia="pt-PT"/>
             </w:rPr>
           </w:pPr>
-          <w:hyperlink w:anchor="_Toc232301041" w:history="1">
+          <w:hyperlink w:anchor="_Toc232377617" w:history="1">
             <w:r>
               <w:rPr>
                 <w:rStyle w:val="Hiperligao"/>
@@ -2846,6 +2846,7 @@
                 <w:bCs/>
                 <w:noProof/>
                 <w:kern w:val="0"/>
+                <w:highlight w:val="green"/>
                 <w14:ligatures w14:val="none"/>
               </w:rPr>
               <w:t>3.1.</w:t>
@@ -2866,6 +2867,7 @@
                 <w:bCs/>
                 <w:noProof/>
                 <w:kern w:val="0"/>
+                <w:highlight w:val="green"/>
                 <w14:ligatures w14:val="none"/>
               </w:rPr>
               <w:t>Introdução à ferramenta e primeiros desafios</w:t>
@@ -2889,7 +2891,7 @@
                 <w:noProof/>
                 <w:webHidden/>
               </w:rPr>
-              <w:instrText xml:space="preserve"> PAGEREF _Toc232301041 \h </w:instrText>
+              <w:instrText xml:space="preserve"> PAGEREF _Toc232377617 \h </w:instrText>
             </w:r>
             <w:r>
               <w:rPr>
@@ -2933,7 +2935,7 @@
               <w:lang w:eastAsia="pt-PT"/>
             </w:rPr>
           </w:pPr>
-          <w:hyperlink w:anchor="_Toc232301042" w:history="1">
+          <w:hyperlink w:anchor="_Toc232377618" w:history="1">
             <w:r>
               <w:rPr>
                 <w:rStyle w:val="Hiperligao"/>
@@ -2985,7 +2987,7 @@
                 <w:noProof/>
                 <w:webHidden/>
               </w:rPr>
-              <w:instrText xml:space="preserve"> PAGEREF _Toc232301042 \h </w:instrText>
+              <w:instrText xml:space="preserve"> PAGEREF _Toc232377618 \h </w:instrText>
             </w:r>
             <w:r>
               <w:rPr>
@@ -3029,7 +3031,7 @@
               <w:lang w:eastAsia="pt-PT"/>
             </w:rPr>
           </w:pPr>
-          <w:hyperlink w:anchor="_Toc232301043" w:history="1">
+          <w:hyperlink w:anchor="_Toc232377619" w:history="1">
             <w:r>
               <w:rPr>
                 <w:rStyle w:val="Hiperligao"/>
@@ -3081,7 +3083,7 @@
                 <w:noProof/>
                 <w:webHidden/>
               </w:rPr>
-              <w:instrText xml:space="preserve"> PAGEREF _Toc232301043 \h </w:instrText>
+              <w:instrText xml:space="preserve"> PAGEREF _Toc232377619 \h </w:instrText>
             </w:r>
             <w:r>
               <w:rPr>
@@ -3125,7 +3127,7 @@
               <w:lang w:eastAsia="pt-PT"/>
             </w:rPr>
           </w:pPr>
-          <w:hyperlink w:anchor="_Toc232301044" w:history="1">
+          <w:hyperlink w:anchor="_Toc232377620" w:history="1">
             <w:r>
               <w:rPr>
                 <w:rStyle w:val="Hiperligao"/>
@@ -3177,7 +3179,7 @@
                 <w:noProof/>
                 <w:webHidden/>
               </w:rPr>
-              <w:instrText xml:space="preserve"> PAGEREF _Toc232301044 \h </w:instrText>
+              <w:instrText xml:space="preserve"> PAGEREF _Toc232377620 \h </w:instrText>
             </w:r>
             <w:r>
               <w:rPr>
@@ -3221,7 +3223,7 @@
               <w:lang w:eastAsia="pt-PT"/>
             </w:rPr>
           </w:pPr>
-          <w:hyperlink w:anchor="_Toc232301045" w:history="1">
+          <w:hyperlink w:anchor="_Toc232377621" w:history="1">
             <w:r>
               <w:rPr>
                 <w:rStyle w:val="Hiperligao"/>
@@ -3273,7 +3275,7 @@
                 <w:noProof/>
                 <w:webHidden/>
               </w:rPr>
-              <w:instrText xml:space="preserve"> PAGEREF _Toc232301045 \h </w:instrText>
+              <w:instrText xml:space="preserve"> PAGEREF _Toc232377621 \h </w:instrText>
             </w:r>
             <w:r>
               <w:rPr>
@@ -3293,7 +3295,7 @@
                 <w:noProof/>
                 <w:webHidden/>
               </w:rPr>
-              <w:t>27</w:t>
+              <w:t>28</w:t>
             </w:r>
             <w:r>
               <w:rPr>
@@ -3317,7 +3319,7 @@
               <w:lang w:eastAsia="pt-PT"/>
             </w:rPr>
           </w:pPr>
-          <w:hyperlink w:anchor="_Toc232301046" w:history="1">
+          <w:hyperlink w:anchor="_Toc232377622" w:history="1">
             <w:r>
               <w:rPr>
                 <w:rStyle w:val="Hiperligao"/>
@@ -3369,7 +3371,7 @@
                 <w:noProof/>
                 <w:webHidden/>
               </w:rPr>
-              <w:instrText xml:space="preserve"> PAGEREF _Toc232301046 \h </w:instrText>
+              <w:instrText xml:space="preserve"> PAGEREF _Toc232377622 \h </w:instrText>
             </w:r>
             <w:r>
               <w:rPr>
@@ -3389,7 +3391,7 @@
                 <w:noProof/>
                 <w:webHidden/>
               </w:rPr>
-              <w:t>28</w:t>
+              <w:t>29</w:t>
             </w:r>
             <w:r>
               <w:rPr>
@@ -3413,7 +3415,7 @@
               <w:lang w:eastAsia="pt-PT"/>
             </w:rPr>
           </w:pPr>
-          <w:hyperlink w:anchor="_Toc232301047" w:history="1">
+          <w:hyperlink w:anchor="_Toc232377623" w:history="1">
             <w:r>
               <w:rPr>
                 <w:rStyle w:val="Hiperligao"/>
@@ -3465,7 +3467,7 @@
                 <w:noProof/>
                 <w:webHidden/>
               </w:rPr>
-              <w:instrText xml:space="preserve"> PAGEREF _Toc232301047 \h </w:instrText>
+              <w:instrText xml:space="preserve"> PAGEREF _Toc232377623 \h </w:instrText>
             </w:r>
             <w:r>
               <w:rPr>
@@ -3509,7 +3511,7 @@
               <w:lang w:eastAsia="pt-PT"/>
             </w:rPr>
           </w:pPr>
-          <w:hyperlink w:anchor="_Toc232301048" w:history="1">
+          <w:hyperlink w:anchor="_Toc232377624" w:history="1">
             <w:r>
               <w:rPr>
                 <w:rStyle w:val="Hiperligao"/>
@@ -3561,7 +3563,7 @@
                 <w:noProof/>
                 <w:webHidden/>
               </w:rPr>
-              <w:instrText xml:space="preserve"> PAGEREF _Toc232301048 \h </w:instrText>
+              <w:instrText xml:space="preserve"> PAGEREF _Toc232377624 \h </w:instrText>
             </w:r>
             <w:r>
               <w:rPr>
@@ -3605,7 +3607,7 @@
               <w:lang w:eastAsia="pt-PT"/>
             </w:rPr>
           </w:pPr>
-          <w:hyperlink w:anchor="_Toc232301049" w:history="1">
+          <w:hyperlink w:anchor="_Toc232377625" w:history="1">
             <w:r>
               <w:rPr>
                 <w:rStyle w:val="Hiperligao"/>
@@ -3657,7 +3659,7 @@
                 <w:noProof/>
                 <w:webHidden/>
               </w:rPr>
-              <w:instrText xml:space="preserve"> PAGEREF _Toc232301049 \h </w:instrText>
+              <w:instrText xml:space="preserve"> PAGEREF _Toc232377625 \h </w:instrText>
             </w:r>
             <w:r>
               <w:rPr>
@@ -3701,7 +3703,7 @@
               <w:lang w:eastAsia="pt-PT"/>
             </w:rPr>
           </w:pPr>
-          <w:hyperlink w:anchor="_Toc232301050" w:history="1">
+          <w:hyperlink w:anchor="_Toc232377626" w:history="1">
             <w:r>
               <w:rPr>
                 <w:rStyle w:val="Hiperligao"/>
@@ -3753,7 +3755,7 @@
                 <w:noProof/>
                 <w:webHidden/>
               </w:rPr>
-              <w:instrText xml:space="preserve"> PAGEREF _Toc232301050 \h </w:instrText>
+              <w:instrText xml:space="preserve"> PAGEREF _Toc232377626 \h </w:instrText>
             </w:r>
             <w:r>
               <w:rPr>
@@ -3797,7 +3799,7 @@
               <w:lang w:eastAsia="pt-PT"/>
             </w:rPr>
           </w:pPr>
-          <w:hyperlink w:anchor="_Toc232301051" w:history="1">
+          <w:hyperlink w:anchor="_Toc232377627" w:history="1">
             <w:r>
               <w:rPr>
                 <w:rStyle w:val="Hiperligao"/>
@@ -3851,7 +3853,7 @@
                 <w:noProof/>
                 <w:webHidden/>
               </w:rPr>
-              <w:instrText xml:space="preserve"> PAGEREF _Toc232301051 \h </w:instrText>
+              <w:instrText xml:space="preserve"> PAGEREF _Toc232377627 \h </w:instrText>
             </w:r>
             <w:r>
               <w:rPr>
@@ -3895,7 +3897,7 @@
               <w:lang w:eastAsia="pt-PT"/>
             </w:rPr>
           </w:pPr>
-          <w:hyperlink w:anchor="_Toc232301052" w:history="1">
+          <w:hyperlink w:anchor="_Toc232377628" w:history="1">
             <w:r>
               <w:rPr>
                 <w:rStyle w:val="Hiperligao"/>
@@ -3947,7 +3949,7 @@
                 <w:noProof/>
                 <w:webHidden/>
               </w:rPr>
-              <w:instrText xml:space="preserve"> PAGEREF _Toc232301052 \h </w:instrText>
+              <w:instrText xml:space="preserve"> PAGEREF _Toc232377628 \h </w:instrText>
             </w:r>
             <w:r>
               <w:rPr>
@@ -3991,7 +3993,7 @@
               <w:lang w:eastAsia="pt-PT"/>
             </w:rPr>
           </w:pPr>
-          <w:hyperlink w:anchor="_Toc232301053" w:history="1">
+          <w:hyperlink w:anchor="_Toc232377629" w:history="1">
             <w:r>
               <w:rPr>
                 <w:rStyle w:val="Hiperligao"/>
@@ -4043,7 +4045,7 @@
                 <w:noProof/>
                 <w:webHidden/>
               </w:rPr>
-              <w:instrText xml:space="preserve"> PAGEREF _Toc232301053 \h </w:instrText>
+              <w:instrText xml:space="preserve"> PAGEREF _Toc232377629 \h </w:instrText>
             </w:r>
             <w:r>
               <w:rPr>
@@ -4087,7 +4089,7 @@
               <w:lang w:eastAsia="pt-PT"/>
             </w:rPr>
           </w:pPr>
-          <w:hyperlink w:anchor="_Toc232301054" w:history="1">
+          <w:hyperlink w:anchor="_Toc232377630" w:history="1">
             <w:r>
               <w:rPr>
                 <w:rStyle w:val="Hiperligao"/>
@@ -4139,7 +4141,7 @@
                 <w:noProof/>
                 <w:webHidden/>
               </w:rPr>
-              <w:instrText xml:space="preserve"> PAGEREF _Toc232301054 \h </w:instrText>
+              <w:instrText xml:space="preserve"> PAGEREF _Toc232377630 \h </w:instrText>
             </w:r>
             <w:r>
               <w:rPr>
@@ -4183,7 +4185,7 @@
               <w:lang w:eastAsia="pt-PT"/>
             </w:rPr>
           </w:pPr>
-          <w:hyperlink w:anchor="_Toc232301055" w:history="1">
+          <w:hyperlink w:anchor="_Toc232377631" w:history="1">
             <w:r>
               <w:rPr>
                 <w:rStyle w:val="Hiperligao"/>
@@ -4237,7 +4239,7 @@
                 <w:noProof/>
                 <w:webHidden/>
               </w:rPr>
-              <w:instrText xml:space="preserve"> PAGEREF _Toc232301055 \h </w:instrText>
+              <w:instrText xml:space="preserve"> PAGEREF _Toc232377631 \h </w:instrText>
             </w:r>
             <w:r>
               <w:rPr>
@@ -4281,7 +4283,7 @@
               <w:lang w:eastAsia="pt-PT"/>
             </w:rPr>
           </w:pPr>
-          <w:hyperlink w:anchor="_Toc232301056" w:history="1">
+          <w:hyperlink w:anchor="_Toc232377632" w:history="1">
             <w:r>
               <w:rPr>
                 <w:rStyle w:val="Hiperligao"/>
@@ -4333,7 +4335,7 @@
                 <w:noProof/>
                 <w:webHidden/>
               </w:rPr>
-              <w:instrText xml:space="preserve"> PAGEREF _Toc232301056 \h </w:instrText>
+              <w:instrText xml:space="preserve"> PAGEREF _Toc232377632 \h </w:instrText>
             </w:r>
             <w:r>
               <w:rPr>
@@ -4377,7 +4379,7 @@
               <w:lang w:eastAsia="pt-PT"/>
             </w:rPr>
           </w:pPr>
-          <w:hyperlink w:anchor="_Toc232301057" w:history="1">
+          <w:hyperlink w:anchor="_Toc232377633" w:history="1">
             <w:r>
               <w:rPr>
                 <w:rStyle w:val="Hiperligao"/>
@@ -4429,7 +4431,7 @@
                 <w:noProof/>
                 <w:webHidden/>
               </w:rPr>
-              <w:instrText xml:space="preserve"> PAGEREF _Toc232301057 \h </w:instrText>
+              <w:instrText xml:space="preserve"> PAGEREF _Toc232377633 \h </w:instrText>
             </w:r>
             <w:r>
               <w:rPr>
@@ -4449,7 +4451,7 @@
                 <w:noProof/>
                 <w:webHidden/>
               </w:rPr>
-              <w:t>34</w:t>
+              <w:t>36</w:t>
             </w:r>
             <w:r>
               <w:rPr>
@@ -4472,7 +4474,7 @@
               <w:lang w:eastAsia="pt-PT"/>
             </w:rPr>
           </w:pPr>
-          <w:hyperlink w:anchor="_Toc232301058" w:history="1">
+          <w:hyperlink w:anchor="_Toc232377634" w:history="1">
             <w:r>
               <w:rPr>
                 <w:rStyle w:val="Hiperligao"/>
@@ -4504,7 +4506,7 @@
                 <w:noProof/>
                 <w:webHidden/>
               </w:rPr>
-              <w:instrText xml:space="preserve"> PAGEREF _Toc232301058 \h </w:instrText>
+              <w:instrText xml:space="preserve"> PAGEREF _Toc232377634 \h </w:instrText>
             </w:r>
             <w:r>
               <w:rPr>
@@ -4524,7 +4526,7 @@
                 <w:noProof/>
                 <w:webHidden/>
               </w:rPr>
-              <w:t>34</w:t>
+              <w:t>36</w:t>
             </w:r>
             <w:r>
               <w:rPr>
@@ -4547,7 +4549,7 @@
               <w:lang w:eastAsia="pt-PT"/>
             </w:rPr>
           </w:pPr>
-          <w:hyperlink w:anchor="_Toc232301059" w:history="1">
+          <w:hyperlink w:anchor="_Toc232377635" w:history="1">
             <w:r>
               <w:rPr>
                 <w:rStyle w:val="Hiperligao"/>
@@ -4580,7 +4582,7 @@
                 <w:noProof/>
                 <w:webHidden/>
               </w:rPr>
-              <w:instrText xml:space="preserve"> PAGEREF _Toc232301059 \h </w:instrText>
+              <w:instrText xml:space="preserve"> PAGEREF _Toc232377635 \h </w:instrText>
             </w:r>
             <w:r>
               <w:rPr>
@@ -4600,7 +4602,7 @@
                 <w:noProof/>
                 <w:webHidden/>
               </w:rPr>
-              <w:t>35</w:t>
+              <w:t>37</w:t>
             </w:r>
             <w:r>
               <w:rPr>
@@ -4623,7 +4625,7 @@
               <w:lang w:eastAsia="pt-PT"/>
             </w:rPr>
           </w:pPr>
-          <w:hyperlink w:anchor="_Toc232301060" w:history="1">
+          <w:hyperlink w:anchor="_Toc232377636" w:history="1">
             <w:r>
               <w:rPr>
                 <w:rStyle w:val="Hiperligao"/>
@@ -4656,7 +4658,7 @@
                 <w:noProof/>
                 <w:webHidden/>
               </w:rPr>
-              <w:instrText xml:space="preserve"> PAGEREF _Toc232301060 \h </w:instrText>
+              <w:instrText xml:space="preserve"> PAGEREF _Toc232377636 \h </w:instrText>
             </w:r>
             <w:r>
               <w:rPr>
@@ -4676,7 +4678,7 @@
                 <w:noProof/>
                 <w:webHidden/>
               </w:rPr>
-              <w:t>36</w:t>
+              <w:t>38</w:t>
             </w:r>
             <w:r>
               <w:rPr>
@@ -6791,7 +6793,7 @@
           <w14:ligatures w14:val="none"/>
         </w:rPr>
       </w:pPr>
-      <w:bookmarkStart w:id="0" w:name="_Toc232301026"/>
+      <w:bookmarkStart w:id="0" w:name="_Toc232377602"/>
       <w:r>
         <w:rPr>
           <w:rFonts w:ascii="Times New Roman" w:eastAsia="Times New Roman" w:hAnsi="Times New Roman" w:cs="Times New Roman"/>
@@ -6831,7 +6833,7 @@
       <w:bookmarkStart w:id="1" w:name="_Toc76320097"/>
       <w:bookmarkStart w:id="2" w:name="_Toc76320124"/>
       <w:bookmarkStart w:id="3" w:name="_Toc76320165"/>
-      <w:bookmarkStart w:id="4" w:name="_Toc232301027"/>
+      <w:bookmarkStart w:id="4" w:name="_Toc232377603"/>
       <w:r>
         <w:rPr>
           <w:rFonts w:ascii="Times New Roman" w:eastAsia="Times New Roman" w:hAnsi="Times New Roman" w:cs="Times New Roman"/>
@@ -6899,7 +6901,7 @@
       <w:bookmarkStart w:id="5" w:name="_Toc76320098"/>
       <w:bookmarkStart w:id="6" w:name="_Toc76320125"/>
       <w:bookmarkStart w:id="7" w:name="_Toc76320166"/>
-      <w:bookmarkStart w:id="8" w:name="_Toc232301028"/>
+      <w:bookmarkStart w:id="8" w:name="_Toc232377604"/>
       <w:r>
         <w:rPr>
           <w:rFonts w:ascii="Times New Roman" w:eastAsia="Times New Roman" w:hAnsi="Times New Roman" w:cs="Times New Roman"/>
@@ -7015,7 +7017,7 @@
           <w14:ligatures w14:val="none"/>
         </w:rPr>
       </w:pPr>
-      <w:bookmarkStart w:id="9" w:name="_Toc232301029"/>
+      <w:bookmarkStart w:id="9" w:name="_Toc232377605"/>
       <w:r>
         <w:rPr>
           <w:rFonts w:ascii="Times New Roman" w:eastAsia="Times New Roman" w:hAnsi="Times New Roman" w:cs="Times New Roman"/>
@@ -7088,7 +7090,7 @@
     </w:p>
     <w:p>
       <w:pPr>
-        <w:spacing w:after="120" w:line="360" w:lineRule="auto"/>
+        <w:spacing w:before="60" w:after="60" w:line="360" w:lineRule="auto"/>
         <w:jc w:val="both"/>
         <w:rPr>
           <w:rFonts w:ascii="Times New Roman" w:eastAsia="Calibri" w:hAnsi="Times New Roman" w:cs="Times New Roman"/>
@@ -7120,23 +7122,9 @@
           <w:highlight w:val="green"/>
           <w14:ligatures w14:val="none"/>
         </w:rPr>
-        <w:t xml:space="preserve">[Figura sugerida: logótipo ou fotografia das instalações da SISINT — disponível em </w:t>
-      </w:r>
-      <w:hyperlink r:id="rId20" w:history="1">
-        <w:r>
-          <w:rPr>
-            <w:rFonts w:ascii="Times New Roman" w:eastAsia="Calibri" w:hAnsi="Times New Roman" w:cs="Times New Roman"/>
-            <w:i/>
-            <w:iCs/>
-            <w:color w:val="0000FF"/>
-            <w:kern w:val="0"/>
-            <w:highlight w:val="green"/>
-            <w:u w:val="single"/>
-            <w14:ligatures w14:val="none"/>
-          </w:rPr>
-          <w:t>www.sisint.pt</w:t>
-        </w:r>
-      </w:hyperlink>
+        <w:t xml:space="preserve">logótipo </w:t>
+      </w:r>
+      <w:proofErr w:type="spellStart"/>
       <w:r>
         <w:rPr>
           <w:rFonts w:ascii="Times New Roman" w:eastAsia="Calibri" w:hAnsi="Times New Roman" w:cs="Times New Roman"/>
@@ -7147,8 +7135,9 @@
           <w:highlight w:val="green"/>
           <w14:ligatures w14:val="none"/>
         </w:rPr>
-        <w:t>]</w:t>
-      </w:r>
+        <w:t>sisint</w:t>
+      </w:r>
+      <w:proofErr w:type="spellEnd"/>
     </w:p>
     <w:p>
       <w:pPr>
@@ -7184,10 +7173,10 @@
           <w14:ligatures w14:val="none"/>
         </w:rPr>
       </w:pPr>
-      <w:bookmarkStart w:id="10" w:name="_Toc232301030"/>
-      <w:bookmarkStart w:id="11" w:name="_Toc76320099"/>
-      <w:bookmarkStart w:id="12" w:name="_Toc76320126"/>
-      <w:bookmarkStart w:id="13" w:name="_Toc76320167"/>
+      <w:bookmarkStart w:id="10" w:name="_Toc76320099"/>
+      <w:bookmarkStart w:id="11" w:name="_Toc76320126"/>
+      <w:bookmarkStart w:id="12" w:name="_Toc76320167"/>
+      <w:bookmarkStart w:id="13" w:name="_Toc232377606"/>
       <w:r>
         <w:rPr>
           <w:rFonts w:ascii="Times New Roman" w:eastAsia="Times New Roman" w:hAnsi="Times New Roman" w:cs="Times New Roman"/>
@@ -7196,10 +7185,9 @@
           <w:kern w:val="0"/>
           <w14:ligatures w14:val="none"/>
         </w:rPr>
-        <w:lastRenderedPageBreak/>
         <w:t>Enquadramento geral</w:t>
       </w:r>
-      <w:bookmarkEnd w:id="10"/>
+      <w:bookmarkEnd w:id="13"/>
       <w:r>
         <w:rPr>
           <w:rFonts w:ascii="Times New Roman" w:eastAsia="Times New Roman" w:hAnsi="Times New Roman" w:cs="Times New Roman"/>
@@ -7210,9 +7198,9 @@
         </w:rPr>
         <w:t xml:space="preserve"> </w:t>
       </w:r>
+      <w:bookmarkEnd w:id="10"/>
       <w:bookmarkEnd w:id="11"/>
       <w:bookmarkEnd w:id="12"/>
-      <w:bookmarkEnd w:id="13"/>
     </w:p>
     <w:p>
       <w:pPr>
@@ -7230,7 +7218,16 @@
           <w:kern w:val="0"/>
           <w14:ligatures w14:val="none"/>
         </w:rPr>
-        <w:t>O projeto primário de subestações de alta e média tensão constitui uma das áreas mais exigentes da engenharia eletrotécnica, pela diversidade de especialidades que envolve e pelo rigor que impõe a cada fase do processo. O desenvolvimento de um projeto desta natureza exige a articulação entre as componentes civil, eletrotécnica e eletromecânica, a interpretação de normas técnicas internacionais e a coordenação com clientes e fornecedores com requisitos frequentemente distintos. É neste contexto que a modelação tridimensional com ferramentas BIM tem vindo a assumir um papel cada vez mais central, ao permitir reunir num único modelo a totalidade da informação necessária à execução do projeto, facilitar a coordenação entre disciplinas e reduzir erros decorrentes de inconsistências entre peças desenhadas.</w:t>
+        <w:t xml:space="preserve">O projeto primário de subestações de alta e média tensão constitui uma das áreas mais exigentes da engenharia eletrotécnica, pela diversidade de especialidades que envolve e pelo rigor que impõe </w:t>
+      </w:r>
+      <w:r>
+        <w:rPr>
+          <w:rFonts w:ascii="Times New Roman" w:eastAsia="Calibri" w:hAnsi="Times New Roman" w:cs="Times New Roman"/>
+          <w:kern w:val="0"/>
+          <w14:ligatures w14:val="none"/>
+        </w:rPr>
+        <w:lastRenderedPageBreak/>
+        <w:t>a cada fase do processo. O desenvolvimento de um projeto desta natureza exige a articulação entre as componentes civil, eletrotécnica e eletromecânica, a interpretação de normas técnicas internacionais e a coordenação com clientes e fornecedores com requisitos frequentemente distintos. É neste contexto que a modelação tridimensional com ferramentas BIM tem vindo a assumir um papel cada vez mais central, ao permitir reunir num único modelo a totalidade da informação necessária à execução do projeto, facilitar a coordenação entre disciplinas e reduzir erros decorrentes de inconsistências entre peças desenhadas.</w:t>
       </w:r>
     </w:p>
     <w:p>
@@ -7304,7 +7301,7 @@
       <w:bookmarkStart w:id="14" w:name="_Toc76320100"/>
       <w:bookmarkStart w:id="15" w:name="_Toc76320127"/>
       <w:bookmarkStart w:id="16" w:name="_Toc76320168"/>
-      <w:bookmarkStart w:id="17" w:name="_Toc232301031"/>
+      <w:bookmarkStart w:id="17" w:name="_Toc232377607"/>
       <w:r>
         <w:rPr>
           <w:rFonts w:ascii="Times New Roman" w:eastAsia="Times New Roman" w:hAnsi="Times New Roman" w:cs="Times New Roman"/>
@@ -7373,7 +7370,15 @@
           <w:kern w:val="0"/>
           <w14:ligatures w14:val="none"/>
         </w:rPr>
-        <w:t>O estágio estrutura-se em torno dos seguintes objetivos específ</w:t>
+        <w:t>E</w:t>
+      </w:r>
+      <w:r>
+        <w:rPr>
+          <w:rFonts w:ascii="Times New Roman" w:eastAsia="Calibri" w:hAnsi="Times New Roman" w:cs="Times New Roman"/>
+          <w:kern w:val="0"/>
+          <w14:ligatures w14:val="none"/>
+        </w:rPr>
+        <w:t>strutura-se em torno dos seguintes objetivos específ</w:t>
       </w:r>
       <w:r>
         <w:rPr>
@@ -7407,16 +7412,55 @@
           <w:kern w:val="0"/>
           <w14:ligatures w14:val="none"/>
         </w:rPr>
-        <w:t xml:space="preserve">, nomeadamente na modelação tridimensional de componentes eletromecânicos, e todas as atividades complementares associadas; a compreensão e aplicação prática das metodologias de projeto primário de subestações, incluindo a seleção de equipamentos com base em especificações de fornecedores e conformidade com normas técnicas internacionais da IEC; o desenvolvimento de capacidade de trabalho integrado em equipa multidisciplinar; a aplicação prática em projetos reais de subestações internacionais operando em múltiplos níveis de tensão (15 kV, 30 kV, 275 kV, 400 kV); e o desenvolvimento de pensamento </w:t>
-      </w:r>
-      <w:r>
-        <w:rPr>
-          <w:rFonts w:ascii="Times New Roman" w:eastAsia="Calibri" w:hAnsi="Times New Roman" w:cs="Times New Roman"/>
-          <w:kern w:val="0"/>
-          <w14:ligatures w14:val="none"/>
-        </w:rPr>
-        <w:lastRenderedPageBreak/>
-        <w:t>crítico face aos processos de trabalho, métodos de engenharia e boas práticas consolidadas no departamento de Automação e Controlo (A&amp;C).</w:t>
+        <w:t xml:space="preserve">, </w:t>
+      </w:r>
+      <w:r>
+        <w:rPr>
+          <w:rFonts w:ascii="Times New Roman" w:eastAsia="Calibri" w:hAnsi="Times New Roman" w:cs="Times New Roman"/>
+          <w:kern w:val="0"/>
+          <w14:ligatures w14:val="none"/>
+        </w:rPr>
+        <w:t>focado na</w:t>
+      </w:r>
+      <w:r>
+        <w:rPr>
+          <w:rFonts w:ascii="Times New Roman" w:eastAsia="Calibri" w:hAnsi="Times New Roman" w:cs="Times New Roman"/>
+          <w:kern w:val="0"/>
+          <w14:ligatures w14:val="none"/>
+        </w:rPr>
+        <w:t xml:space="preserve"> modelação tridimensional de componentes eletromecânicos, e todas as atividades complementares associadas; a compreensão e aplicação prática das metodologias </w:t>
+      </w:r>
+      <w:r>
+        <w:rPr>
+          <w:rFonts w:ascii="Times New Roman" w:eastAsia="Calibri" w:hAnsi="Times New Roman" w:cs="Times New Roman"/>
+          <w:kern w:val="0"/>
+          <w14:ligatures w14:val="none"/>
+        </w:rPr>
+        <w:t xml:space="preserve">e boas praticas de engenharia </w:t>
+      </w:r>
+      <w:r>
+        <w:rPr>
+          <w:rFonts w:ascii="Times New Roman" w:eastAsia="Calibri" w:hAnsi="Times New Roman" w:cs="Times New Roman"/>
+          <w:kern w:val="0"/>
+          <w14:ligatures w14:val="none"/>
+        </w:rPr>
+        <w:t xml:space="preserve">de projeto primário de subestações, incluindo a seleção de equipamentos com base em especificações de fornecedores e conformidade com normas técnicas internacionais; o desenvolvimento de capacidade de trabalho integrado em equipa multidisciplinar; a aplicação prática em projetos reais de subestações internacionais </w:t>
+      </w:r>
+      <w:r>
+        <w:rPr>
+          <w:rFonts w:ascii="Times New Roman" w:eastAsia="Calibri" w:hAnsi="Times New Roman" w:cs="Times New Roman"/>
+          <w:kern w:val="0"/>
+          <w14:ligatures w14:val="none"/>
+        </w:rPr>
+        <w:t>que operam</w:t>
+      </w:r>
+      <w:r>
+        <w:rPr>
+          <w:rFonts w:ascii="Times New Roman" w:eastAsia="Calibri" w:hAnsi="Times New Roman" w:cs="Times New Roman"/>
+          <w:kern w:val="0"/>
+          <w14:ligatures w14:val="none"/>
+        </w:rPr>
+        <w:t xml:space="preserve"> em múltiplos níveis de tensão (15 kV, 30 kV, 275 kV, 400 kV); e o desenvolvimento de pensamento crítico face aos processos de trabalho, métodos de engenharia e boas práticas consolidadas no departamento de Automação e Controlo (A&amp;C).</w:t>
       </w:r>
     </w:p>
     <w:p>
@@ -7442,7 +7486,7 @@
       <w:bookmarkStart w:id="18" w:name="_Toc76320102"/>
       <w:bookmarkStart w:id="19" w:name="_Toc76320129"/>
       <w:bookmarkStart w:id="20" w:name="_Toc76320170"/>
-      <w:bookmarkStart w:id="21" w:name="_Toc232301032"/>
+      <w:bookmarkStart w:id="21" w:name="_Toc232377608"/>
       <w:r>
         <w:rPr>
           <w:rFonts w:ascii="Times New Roman" w:eastAsia="Times New Roman" w:hAnsi="Times New Roman" w:cs="Times New Roman"/>
@@ -7451,6 +7495,7 @@
           <w:kern w:val="0"/>
           <w14:ligatures w14:val="none"/>
         </w:rPr>
+        <w:lastRenderedPageBreak/>
         <w:t>Organização do relatório</w:t>
       </w:r>
       <w:bookmarkEnd w:id="18"/>
@@ -7491,7 +7536,143 @@
           <w:kern w:val="0"/>
           <w14:ligatures w14:val="none"/>
         </w:rPr>
-        <w:t>Capítulo 1 – Introdução – apresentação do aluno, apresentação dos orientadores, empresa de acolhimento, enquadramento geral, objetivos e tempo de duração e por sua vez organização do relatório.</w:t>
+        <w:t>Capítulo 1 – Introdução</w:t>
+      </w:r>
+      <w:r>
+        <w:rPr>
+          <w:rFonts w:ascii="Times New Roman" w:eastAsia="Calibri" w:hAnsi="Times New Roman" w:cs="Times New Roman"/>
+          <w:kern w:val="0"/>
+          <w14:ligatures w14:val="none"/>
+        </w:rPr>
+        <w:t xml:space="preserve">, </w:t>
+      </w:r>
+      <w:r>
+        <w:rPr>
+          <w:rFonts w:ascii="Times New Roman" w:eastAsia="Calibri" w:hAnsi="Times New Roman" w:cs="Times New Roman"/>
+          <w:kern w:val="0"/>
+          <w14:ligatures w14:val="none"/>
+        </w:rPr>
+        <w:t>inclui</w:t>
+      </w:r>
+      <w:r>
+        <w:rPr>
+          <w:rFonts w:ascii="Times New Roman" w:eastAsia="Calibri" w:hAnsi="Times New Roman" w:cs="Times New Roman"/>
+          <w:kern w:val="0"/>
+          <w14:ligatures w14:val="none"/>
+        </w:rPr>
+        <w:t xml:space="preserve"> </w:t>
+      </w:r>
+      <w:r>
+        <w:rPr>
+          <w:rFonts w:ascii="Times New Roman" w:eastAsia="Calibri" w:hAnsi="Times New Roman" w:cs="Times New Roman"/>
+          <w:kern w:val="0"/>
+          <w14:ligatures w14:val="none"/>
+        </w:rPr>
+        <w:t xml:space="preserve">a </w:t>
+      </w:r>
+      <w:r>
+        <w:rPr>
+          <w:rFonts w:ascii="Times New Roman" w:eastAsia="Calibri" w:hAnsi="Times New Roman" w:cs="Times New Roman"/>
+          <w:kern w:val="0"/>
+          <w14:ligatures w14:val="none"/>
+        </w:rPr>
+        <w:t xml:space="preserve">apresentação do aluno, </w:t>
+      </w:r>
+      <w:r>
+        <w:rPr>
+          <w:rFonts w:ascii="Times New Roman" w:eastAsia="Calibri" w:hAnsi="Times New Roman" w:cs="Times New Roman"/>
+          <w:kern w:val="0"/>
+          <w14:ligatures w14:val="none"/>
+        </w:rPr>
+        <w:t xml:space="preserve">a </w:t>
+      </w:r>
+      <w:r>
+        <w:rPr>
+          <w:rFonts w:ascii="Times New Roman" w:eastAsia="Calibri" w:hAnsi="Times New Roman" w:cs="Times New Roman"/>
+          <w:kern w:val="0"/>
+          <w14:ligatures w14:val="none"/>
+        </w:rPr>
+        <w:t xml:space="preserve">apresentação dos orientadores, </w:t>
+      </w:r>
+      <w:r>
+        <w:rPr>
+          <w:rFonts w:ascii="Times New Roman" w:eastAsia="Calibri" w:hAnsi="Times New Roman" w:cs="Times New Roman"/>
+          <w:kern w:val="0"/>
+          <w14:ligatures w14:val="none"/>
+        </w:rPr>
+        <w:t xml:space="preserve">da </w:t>
+      </w:r>
+      <w:r>
+        <w:rPr>
+          <w:rFonts w:ascii="Times New Roman" w:eastAsia="Calibri" w:hAnsi="Times New Roman" w:cs="Times New Roman"/>
+          <w:kern w:val="0"/>
+          <w14:ligatures w14:val="none"/>
+        </w:rPr>
+        <w:t xml:space="preserve">empresa de acolhimento, </w:t>
+      </w:r>
+      <w:r>
+        <w:rPr>
+          <w:rFonts w:ascii="Times New Roman" w:eastAsia="Calibri" w:hAnsi="Times New Roman" w:cs="Times New Roman"/>
+          <w:kern w:val="0"/>
+          <w14:ligatures w14:val="none"/>
+        </w:rPr>
+        <w:t xml:space="preserve">o </w:t>
+      </w:r>
+      <w:r>
+        <w:rPr>
+          <w:rFonts w:ascii="Times New Roman" w:eastAsia="Calibri" w:hAnsi="Times New Roman" w:cs="Times New Roman"/>
+          <w:kern w:val="0"/>
+          <w14:ligatures w14:val="none"/>
+        </w:rPr>
+        <w:t xml:space="preserve">enquadramento geral, </w:t>
+      </w:r>
+      <w:r>
+        <w:rPr>
+          <w:rFonts w:ascii="Times New Roman" w:eastAsia="Calibri" w:hAnsi="Times New Roman" w:cs="Times New Roman"/>
+          <w:kern w:val="0"/>
+          <w14:ligatures w14:val="none"/>
+        </w:rPr>
+        <w:t xml:space="preserve">os </w:t>
+      </w:r>
+      <w:r>
+        <w:rPr>
+          <w:rFonts w:ascii="Times New Roman" w:eastAsia="Calibri" w:hAnsi="Times New Roman" w:cs="Times New Roman"/>
+          <w:kern w:val="0"/>
+          <w14:ligatures w14:val="none"/>
+        </w:rPr>
+        <w:t xml:space="preserve">objetivos e </w:t>
+      </w:r>
+      <w:r>
+        <w:rPr>
+          <w:rFonts w:ascii="Times New Roman" w:eastAsia="Calibri" w:hAnsi="Times New Roman" w:cs="Times New Roman"/>
+          <w:kern w:val="0"/>
+          <w14:ligatures w14:val="none"/>
+        </w:rPr>
+        <w:t xml:space="preserve">o </w:t>
+      </w:r>
+      <w:r>
+        <w:rPr>
+          <w:rFonts w:ascii="Times New Roman" w:eastAsia="Calibri" w:hAnsi="Times New Roman" w:cs="Times New Roman"/>
+          <w:kern w:val="0"/>
+          <w14:ligatures w14:val="none"/>
+        </w:rPr>
+        <w:t xml:space="preserve">tempo de duração e por sua vez </w:t>
+      </w:r>
+      <w:r>
+        <w:rPr>
+          <w:rFonts w:ascii="Times New Roman" w:eastAsia="Calibri" w:hAnsi="Times New Roman" w:cs="Times New Roman"/>
+          <w:kern w:val="0"/>
+          <w14:ligatures w14:val="none"/>
+        </w:rPr>
+        <w:t xml:space="preserve">a </w:t>
+      </w:r>
+      <w:r>
+        <w:rPr>
+          <w:rFonts w:ascii="Times New Roman" w:eastAsia="Calibri" w:hAnsi="Times New Roman" w:cs="Times New Roman"/>
+          <w:kern w:val="0"/>
+          <w14:ligatures w14:val="none"/>
+        </w:rPr>
+        <w:t>organização do relatório.</w:t>
       </w:r>
     </w:p>
     <w:p>
@@ -7509,7 +7690,23 @@
           <w:kern w:val="0"/>
           <w14:ligatures w14:val="none"/>
         </w:rPr>
-        <w:t>O Capítulo 2 – Estado da Arte – desenvolve sobre projetos de subestações AT/MT e metodologia BIM, repartindo-se em subcapítulos como tipos e fases dos projetos, subestações de AT/MT, metodologia BIM e o próprio conceito aplicado em subestações elétricas, auxiliado por normas e regulamentações aplicáveis.</w:t>
+        <w:t>O Capítulo 2 – Estado da Arte</w:t>
+      </w:r>
+      <w:r>
+        <w:rPr>
+          <w:rFonts w:ascii="Times New Roman" w:eastAsia="Calibri" w:hAnsi="Times New Roman" w:cs="Times New Roman"/>
+          <w:kern w:val="0"/>
+          <w14:ligatures w14:val="none"/>
+        </w:rPr>
+        <w:t xml:space="preserve">, </w:t>
+      </w:r>
+      <w:r>
+        <w:rPr>
+          <w:rFonts w:ascii="Times New Roman" w:eastAsia="Calibri" w:hAnsi="Times New Roman" w:cs="Times New Roman"/>
+          <w:kern w:val="0"/>
+          <w14:ligatures w14:val="none"/>
+        </w:rPr>
+        <w:t>desenvolve sobre projetos de subestações AT/MT e metodologia BIM, repartindo-se em subcapítulos como tipos e fases dos projetos, subestações de AT/MT, metodologia BIM e o próprio conceito aplicado em subestações elétricas, auxiliado por normas e regulamentações aplicáveis.</w:t>
       </w:r>
     </w:p>
     <w:p>
@@ -7545,7 +7742,63 @@
           <w:kern w:val="0"/>
           <w14:ligatures w14:val="none"/>
         </w:rPr>
-        <w:t xml:space="preserve"> – aborda o percurso de aprendizagem e aplicação da ferramenta ao longo do estágio, organizando-se em subcapítulos, como criar famílias e parametrizá-las para subestações AT/MT, a modelação de subestações, incluindo o processo de projeto, as revisões e validação técnica em contexto real, e a produção de documentação técnica.</w:t>
+        <w:t>,</w:t>
+      </w:r>
+      <w:r>
+        <w:rPr>
+          <w:rFonts w:ascii="Times New Roman" w:eastAsia="Calibri" w:hAnsi="Times New Roman" w:cs="Times New Roman"/>
+          <w:kern w:val="0"/>
+          <w14:ligatures w14:val="none"/>
+        </w:rPr>
+        <w:t xml:space="preserve"> percurso de aprendizagem e aplicação da ferramenta ao longo do estágio, organizando-se em subcapítulos, </w:t>
+      </w:r>
+      <w:r>
+        <w:rPr>
+          <w:rFonts w:ascii="Times New Roman" w:eastAsia="Calibri" w:hAnsi="Times New Roman" w:cs="Times New Roman"/>
+          <w:kern w:val="0"/>
+          <w14:ligatures w14:val="none"/>
+        </w:rPr>
+        <w:t xml:space="preserve">de como é </w:t>
+      </w:r>
+      <w:r>
+        <w:rPr>
+          <w:rFonts w:ascii="Times New Roman" w:eastAsia="Calibri" w:hAnsi="Times New Roman" w:cs="Times New Roman"/>
+          <w:kern w:val="0"/>
+          <w14:ligatures w14:val="none"/>
+        </w:rPr>
+        <w:t xml:space="preserve">criar famílias e parametrizá-las para </w:t>
+      </w:r>
+      <w:r>
+        <w:rPr>
+          <w:rFonts w:ascii="Times New Roman" w:eastAsia="Calibri" w:hAnsi="Times New Roman" w:cs="Times New Roman"/>
+          <w:kern w:val="0"/>
+          <w14:ligatures w14:val="none"/>
+        </w:rPr>
+        <w:t xml:space="preserve">aplicar ao modelo de </w:t>
+      </w:r>
+      <w:r>
+        <w:rPr>
+          <w:rFonts w:ascii="Times New Roman" w:eastAsia="Calibri" w:hAnsi="Times New Roman" w:cs="Times New Roman"/>
+          <w:kern w:val="0"/>
+          <w14:ligatures w14:val="none"/>
+        </w:rPr>
+        <w:t xml:space="preserve">subestações AT/MT, incluindo o processo de projeto, </w:t>
+      </w:r>
+      <w:r>
+        <w:rPr>
+          <w:rFonts w:ascii="Times New Roman" w:eastAsia="Calibri" w:hAnsi="Times New Roman" w:cs="Times New Roman"/>
+          <w:kern w:val="0"/>
+          <w14:ligatures w14:val="none"/>
+        </w:rPr>
+        <w:t>como</w:t>
+      </w:r>
+      <w:r>
+        <w:rPr>
+          <w:rFonts w:ascii="Times New Roman" w:eastAsia="Calibri" w:hAnsi="Times New Roman" w:cs="Times New Roman"/>
+          <w:kern w:val="0"/>
+          <w14:ligatures w14:val="none"/>
+        </w:rPr>
+        <w:t xml:space="preserve"> revisões e validação técnica em contexto real, e a produção de documentação técnica.</w:t>
       </w:r>
     </w:p>
     <w:p>
@@ -7563,7 +7816,23 @@
           <w:kern w:val="0"/>
           <w14:ligatures w14:val="none"/>
         </w:rPr>
-        <w:t>O Capítulo 4 – Atividades Complementares – apresenta as restantes tarefas desenvolvidas durante o estágio, nomeadamente a interpretação de diagramas unifilares, revisão de documentação técnica com base em comentários de clientes, seleção de equipamentos em diversos fornecedores entre outras.</w:t>
+        <w:t>O Capítulo 4 – Atividades Complementares</w:t>
+      </w:r>
+      <w:r>
+        <w:rPr>
+          <w:rFonts w:ascii="Times New Roman" w:eastAsia="Calibri" w:hAnsi="Times New Roman" w:cs="Times New Roman"/>
+          <w:kern w:val="0"/>
+          <w14:ligatures w14:val="none"/>
+        </w:rPr>
+        <w:t>, são abordadas</w:t>
+      </w:r>
+      <w:r>
+        <w:rPr>
+          <w:rFonts w:ascii="Times New Roman" w:eastAsia="Calibri" w:hAnsi="Times New Roman" w:cs="Times New Roman"/>
+          <w:kern w:val="0"/>
+          <w14:ligatures w14:val="none"/>
+        </w:rPr>
+        <w:t xml:space="preserve"> as restantes tarefas desenvolvidas durante o estágio, nomeadamente a interpretação de diagramas unifilares, revisão de documentação técnica com base em comentários de clientes, seleção de equipamentos em diversos fornecedores entre outras.</w:t>
       </w:r>
     </w:p>
     <w:p>
@@ -7581,7 +7850,39 @@
           <w:kern w:val="0"/>
           <w14:ligatures w14:val="none"/>
         </w:rPr>
-        <w:t>O Capítulo 5 – Conclusões – apresenta uma análise crítica do trabalho realizado face aos objetivos iniciais, perspetivas futuras e projetos nos quais o aluno esteve envolvido.</w:t>
+        <w:t>O Capítulo 5 – Conclusões</w:t>
+      </w:r>
+      <w:r>
+        <w:rPr>
+          <w:rFonts w:ascii="Times New Roman" w:eastAsia="Calibri" w:hAnsi="Times New Roman" w:cs="Times New Roman"/>
+          <w:kern w:val="0"/>
+          <w14:ligatures w14:val="none"/>
+        </w:rPr>
+        <w:t xml:space="preserve">, </w:t>
+      </w:r>
+      <w:r>
+        <w:rPr>
+          <w:rFonts w:ascii="Times New Roman" w:eastAsia="Calibri" w:hAnsi="Times New Roman" w:cs="Times New Roman"/>
+          <w:kern w:val="0"/>
+          <w14:ligatures w14:val="none"/>
+        </w:rPr>
+        <w:t>apresenta</w:t>
+      </w:r>
+      <w:r>
+        <w:rPr>
+          <w:rFonts w:ascii="Times New Roman" w:eastAsia="Calibri" w:hAnsi="Times New Roman" w:cs="Times New Roman"/>
+          <w:kern w:val="0"/>
+          <w14:ligatures w14:val="none"/>
+        </w:rPr>
+        <w:t>m</w:t>
+      </w:r>
+      <w:r>
+        <w:rPr>
+          <w:rFonts w:ascii="Times New Roman" w:eastAsia="Calibri" w:hAnsi="Times New Roman" w:cs="Times New Roman"/>
+          <w:kern w:val="0"/>
+          <w14:ligatures w14:val="none"/>
+        </w:rPr>
+        <w:t xml:space="preserve"> uma análise crítica do trabalho realizado face aos objetivos iniciais, perspetivas futuras e projetos nos quais o aluno esteve envolvido.</w:t>
       </w:r>
     </w:p>
     <w:p>
@@ -7601,6 +7902,16 @@
         </w:rPr>
         <w:t>Por fim, apresentam-se as Referências Bibliográficas consultadas e, em Anexo, os documentos complementares de suporte ao relatório.</w:t>
       </w:r>
+    </w:p>
+    <w:p>
+      <w:pPr>
+        <w:spacing w:after="200" w:line="360" w:lineRule="auto"/>
+        <w:rPr>
+          <w:rFonts w:ascii="Times New Roman" w:eastAsia="Calibri" w:hAnsi="Times New Roman" w:cs="Times New Roman"/>
+          <w:kern w:val="0"/>
+          <w14:ligatures w14:val="none"/>
+        </w:rPr>
+      </w:pPr>
     </w:p>
     <w:p>
       <w:pPr>
@@ -7653,7 +7964,7 @@
         </w:rPr>
       </w:pPr>
       <w:bookmarkStart w:id="22" w:name="_Toc232098053"/>
-      <w:bookmarkStart w:id="23" w:name="_Toc232301033"/>
+      <w:bookmarkStart w:id="23" w:name="_Toc232377609"/>
       <w:r>
         <w:rPr>
           <w:rFonts w:ascii="Times New Roman" w:eastAsia="Times New Roman" w:hAnsi="Times New Roman" w:cs="Times New Roman"/>
@@ -7701,7 +8012,7 @@
         </w:rPr>
         <w:tab/>
       </w:r>
-      <w:bookmarkStart w:id="24" w:name="_Toc232301034"/>
+      <w:bookmarkStart w:id="24" w:name="_Toc232377610"/>
       <w:r>
         <w:rPr>
           <w:rFonts w:ascii="Times New Roman" w:eastAsia="Times New Roman" w:hAnsi="Times New Roman" w:cs="Times New Roman"/>
@@ -7845,7 +8156,7 @@
           <w14:ligatures w14:val="none"/>
         </w:rPr>
       </w:pPr>
-      <w:bookmarkStart w:id="25" w:name="_Toc232301035"/>
+      <w:bookmarkStart w:id="25" w:name="_Toc232377611"/>
       <w:r>
         <w:rPr>
           <w:rFonts w:ascii="Times New Roman" w:eastAsia="Times New Roman" w:hAnsi="Times New Roman" w:cs="Times New Roman"/>
@@ -7997,7 +8308,7 @@
           <w14:ligatures w14:val="none"/>
         </w:rPr>
       </w:pPr>
-      <w:bookmarkStart w:id="26" w:name="_Toc232301036"/>
+      <w:bookmarkStart w:id="26" w:name="_Toc232377612"/>
       <w:r>
         <w:rPr>
           <w:rFonts w:ascii="Times New Roman" w:eastAsia="Times New Roman" w:hAnsi="Times New Roman" w:cs="Times New Roman"/>
@@ -8090,9 +8401,8 @@
           <w:lang w:eastAsia="pt-PT"/>
           <w14:ligatures w14:val="none"/>
         </w:rPr>
-        <w:t xml:space="preserve">rede elétrica com posição da SE AT/MT na cadeia </w:t>
-      </w:r>
-      <w:proofErr w:type="spellStart"/>
+        <w:t xml:space="preserve">rede elétrica com </w:t>
+      </w:r>
       <w:r>
         <w:rPr>
           <w:rFonts w:ascii="Times New Roman" w:eastAsia="Times New Roman" w:hAnsi="Times New Roman" w:cs="Times New Roman"/>
@@ -8104,9 +8414,8 @@
           <w:lang w:eastAsia="pt-PT"/>
           <w14:ligatures w14:val="none"/>
         </w:rPr>
-        <w:t>produção→transporte→distribuição→CF</w:t>
-      </w:r>
-      <w:proofErr w:type="spellEnd"/>
+        <w:t xml:space="preserve">a </w:t>
+      </w:r>
       <w:r>
         <w:rPr>
           <w:rFonts w:ascii="Times New Roman" w:eastAsia="Times New Roman" w:hAnsi="Times New Roman" w:cs="Times New Roman"/>
@@ -8118,249 +8427,23 @@
           <w:lang w:eastAsia="pt-PT"/>
           <w14:ligatures w14:val="none"/>
         </w:rPr>
-        <w:t>]</w:t>
-      </w:r>
-    </w:p>
-    <w:p>
-      <w:pPr>
-        <w:spacing w:before="60" w:after="60" w:line="360" w:lineRule="auto"/>
-        <w:jc w:val="both"/>
-        <w:rPr>
-          <w:rFonts w:ascii="Times New Roman" w:eastAsia="Times New Roman" w:hAnsi="Times New Roman" w:cs="Times New Roman"/>
-          <w:kern w:val="0"/>
-          <w:lang w:eastAsia="pt-PT"/>
-          <w14:ligatures w14:val="none"/>
-        </w:rPr>
-      </w:pPr>
-    </w:p>
-    <w:p>
-      <w:pPr>
-        <w:spacing w:after="120" w:line="360" w:lineRule="auto"/>
-        <w:jc w:val="both"/>
-        <w:rPr>
-          <w:rFonts w:ascii="Times New Roman" w:eastAsia="Times New Roman" w:hAnsi="Times New Roman" w:cs="Times New Roman"/>
-          <w:kern w:val="0"/>
-          <w:lang w:eastAsia="pt-PT"/>
-          <w14:ligatures w14:val="none"/>
-        </w:rPr>
-      </w:pPr>
-      <w:r>
-        <w:rPr>
-          <w:rFonts w:ascii="Times New Roman" w:eastAsia="Times New Roman" w:hAnsi="Times New Roman" w:cs="Times New Roman"/>
-          <w:kern w:val="0"/>
-          <w:highlight w:val="cyan"/>
-          <w:lang w:eastAsia="pt-PT"/>
-          <w14:ligatures w14:val="none"/>
-        </w:rPr>
-        <w:t xml:space="preserve">No que respeita aos tipos construtivos, as subestações classificam-se fundamentalmente em dois tipos: as subestações isoladas a ar, designadas </w:t>
-      </w:r>
-      <w:proofErr w:type="spellStart"/>
-      <w:r>
-        <w:rPr>
-          <w:rFonts w:ascii="Times New Roman" w:eastAsia="Times New Roman" w:hAnsi="Times New Roman" w:cs="Times New Roman"/>
-          <w:i/>
-          <w:iCs/>
-          <w:kern w:val="0"/>
-          <w:highlight w:val="cyan"/>
-          <w:lang w:eastAsia="pt-PT"/>
-          <w14:ligatures w14:val="none"/>
-        </w:rPr>
-        <w:t>Air</w:t>
-      </w:r>
-      <w:proofErr w:type="spellEnd"/>
-      <w:r>
-        <w:rPr>
-          <w:rFonts w:ascii="Times New Roman" w:eastAsia="Times New Roman" w:hAnsi="Times New Roman" w:cs="Times New Roman"/>
-          <w:i/>
-          <w:iCs/>
-          <w:kern w:val="0"/>
-          <w:highlight w:val="cyan"/>
-          <w:lang w:eastAsia="pt-PT"/>
-          <w14:ligatures w14:val="none"/>
-        </w:rPr>
-        <w:t xml:space="preserve"> </w:t>
-      </w:r>
-      <w:proofErr w:type="spellStart"/>
-      <w:r>
-        <w:rPr>
-          <w:rFonts w:ascii="Times New Roman" w:eastAsia="Times New Roman" w:hAnsi="Times New Roman" w:cs="Times New Roman"/>
-          <w:i/>
-          <w:iCs/>
-          <w:kern w:val="0"/>
-          <w:highlight w:val="cyan"/>
-          <w:lang w:eastAsia="pt-PT"/>
-          <w14:ligatures w14:val="none"/>
-        </w:rPr>
-        <w:t>Insulated</w:t>
-      </w:r>
-      <w:proofErr w:type="spellEnd"/>
-      <w:r>
-        <w:rPr>
-          <w:rFonts w:ascii="Times New Roman" w:eastAsia="Times New Roman" w:hAnsi="Times New Roman" w:cs="Times New Roman"/>
-          <w:i/>
-          <w:iCs/>
-          <w:kern w:val="0"/>
-          <w:highlight w:val="cyan"/>
-          <w:lang w:eastAsia="pt-PT"/>
-          <w14:ligatures w14:val="none"/>
-        </w:rPr>
-        <w:t xml:space="preserve"> </w:t>
-      </w:r>
-      <w:proofErr w:type="spellStart"/>
-      <w:r>
-        <w:rPr>
-          <w:rFonts w:ascii="Times New Roman" w:eastAsia="Times New Roman" w:hAnsi="Times New Roman" w:cs="Times New Roman"/>
-          <w:i/>
-          <w:iCs/>
-          <w:kern w:val="0"/>
-          <w:highlight w:val="cyan"/>
-          <w:lang w:eastAsia="pt-PT"/>
-          <w14:ligatures w14:val="none"/>
-        </w:rPr>
-        <w:t>Substations</w:t>
-      </w:r>
-      <w:proofErr w:type="spellEnd"/>
-      <w:r>
-        <w:rPr>
-          <w:rFonts w:ascii="Times New Roman" w:eastAsia="Times New Roman" w:hAnsi="Times New Roman" w:cs="Times New Roman"/>
-          <w:kern w:val="0"/>
-          <w:highlight w:val="cyan"/>
-          <w:lang w:eastAsia="pt-PT"/>
-          <w14:ligatures w14:val="none"/>
-        </w:rPr>
-        <w:t xml:space="preserve"> (AIS), nas quais os equipamentos se encontram dispostos ao ar livre com isolamento garantido pelo próprio ar atmosférico, e as subestações de isolamento a gás, designadas </w:t>
-      </w:r>
-      <w:proofErr w:type="spellStart"/>
-      <w:r>
-        <w:rPr>
-          <w:rFonts w:ascii="Times New Roman" w:eastAsia="Times New Roman" w:hAnsi="Times New Roman" w:cs="Times New Roman"/>
-          <w:i/>
-          <w:iCs/>
-          <w:kern w:val="0"/>
-          <w:highlight w:val="cyan"/>
-          <w:lang w:eastAsia="pt-PT"/>
-          <w14:ligatures w14:val="none"/>
-        </w:rPr>
-        <w:t>Gas</w:t>
-      </w:r>
-      <w:proofErr w:type="spellEnd"/>
-      <w:r>
-        <w:rPr>
-          <w:rFonts w:ascii="Times New Roman" w:eastAsia="Times New Roman" w:hAnsi="Times New Roman" w:cs="Times New Roman"/>
-          <w:i/>
-          <w:iCs/>
-          <w:kern w:val="0"/>
-          <w:highlight w:val="cyan"/>
-          <w:lang w:eastAsia="pt-PT"/>
-          <w14:ligatures w14:val="none"/>
-        </w:rPr>
-        <w:t xml:space="preserve"> </w:t>
-      </w:r>
-      <w:proofErr w:type="spellStart"/>
-      <w:r>
-        <w:rPr>
-          <w:rFonts w:ascii="Times New Roman" w:eastAsia="Times New Roman" w:hAnsi="Times New Roman" w:cs="Times New Roman"/>
-          <w:i/>
-          <w:iCs/>
-          <w:kern w:val="0"/>
-          <w:highlight w:val="cyan"/>
-          <w:lang w:eastAsia="pt-PT"/>
-          <w14:ligatures w14:val="none"/>
-        </w:rPr>
-        <w:t>Insulated</w:t>
-      </w:r>
-      <w:proofErr w:type="spellEnd"/>
-      <w:r>
-        <w:rPr>
-          <w:rFonts w:ascii="Times New Roman" w:eastAsia="Times New Roman" w:hAnsi="Times New Roman" w:cs="Times New Roman"/>
-          <w:i/>
-          <w:iCs/>
-          <w:kern w:val="0"/>
-          <w:highlight w:val="cyan"/>
-          <w:lang w:eastAsia="pt-PT"/>
-          <w14:ligatures w14:val="none"/>
-        </w:rPr>
-        <w:t xml:space="preserve"> </w:t>
-      </w:r>
-      <w:proofErr w:type="spellStart"/>
-      <w:r>
-        <w:rPr>
-          <w:rFonts w:ascii="Times New Roman" w:eastAsia="Times New Roman" w:hAnsi="Times New Roman" w:cs="Times New Roman"/>
-          <w:i/>
-          <w:iCs/>
-          <w:kern w:val="0"/>
-          <w:highlight w:val="cyan"/>
-          <w:lang w:eastAsia="pt-PT"/>
-          <w14:ligatures w14:val="none"/>
-        </w:rPr>
-        <w:t>Substations</w:t>
-      </w:r>
-      <w:proofErr w:type="spellEnd"/>
-      <w:r>
-        <w:rPr>
-          <w:rFonts w:ascii="Times New Roman" w:eastAsia="Times New Roman" w:hAnsi="Times New Roman" w:cs="Times New Roman"/>
-          <w:kern w:val="0"/>
-          <w:highlight w:val="cyan"/>
-          <w:lang w:eastAsia="pt-PT"/>
-          <w14:ligatures w14:val="none"/>
-        </w:rPr>
-        <w:t xml:space="preserve"> (GIS), nas quais todos os componentes se encontram encapsulados num invólucro metálico preenchido com hexafluoreto de enxofre (SF6), em conformidade com o estipulado na norma IEC 62271-203. Refira-se, contudo, que a utilização do SF6 se encontra atualmente sujeita a restrições regulamentares de natureza ambiental, assunto desenvolvido no subcapítulo 2.1.5. As subestações do tipo AIS são a solução mais comum em contextos onde o espaço disponível é amplo e as condições ambientais são favoráveis, ao contrário das do tipo GIS se impõem em situações de espaço reduzido ou de ambiente particularmente agressivo, e apresentando como vantagem principal uma pegada física significativamente menor</w:t>
-      </w:r>
-      <w:r>
-        <w:rPr>
-          <w:rFonts w:ascii="Times New Roman" w:eastAsia="Times New Roman" w:hAnsi="Times New Roman" w:cs="Times New Roman"/>
-          <w:kern w:val="0"/>
-          <w:lang w:eastAsia="pt-PT"/>
-          <w14:ligatures w14:val="none"/>
-        </w:rPr>
-        <w:t xml:space="preserve"> </w:t>
-      </w:r>
-      <w:r>
-        <w:rPr>
-          <w:rFonts w:ascii="Times New Roman" w:eastAsia="Times New Roman" w:hAnsi="Times New Roman" w:cs="Times New Roman"/>
-          <w:kern w:val="0"/>
-          <w:highlight w:val="yellow"/>
-          <w:lang w:eastAsia="pt-PT"/>
-          <w14:ligatures w14:val="none"/>
-        </w:rPr>
-        <w:t>[Bolotinha, 2019a]</w:t>
-      </w:r>
-      <w:r>
-        <w:rPr>
-          <w:rFonts w:ascii="Times New Roman" w:eastAsia="Times New Roman" w:hAnsi="Times New Roman" w:cs="Times New Roman"/>
-          <w:kern w:val="0"/>
-          <w:lang w:eastAsia="pt-PT"/>
-          <w14:ligatures w14:val="none"/>
-        </w:rPr>
-        <w:t>.</w:t>
-      </w:r>
-    </w:p>
-    <w:p>
-      <w:pPr>
-        <w:spacing w:after="120" w:line="360" w:lineRule="auto"/>
-        <w:jc w:val="both"/>
-        <w:rPr>
-          <w:rFonts w:ascii="Times New Roman" w:eastAsia="Times New Roman" w:hAnsi="Times New Roman" w:cs="Times New Roman"/>
-          <w:kern w:val="0"/>
-          <w:lang w:eastAsia="pt-PT"/>
-          <w14:ligatures w14:val="none"/>
-        </w:rPr>
-      </w:pPr>
-    </w:p>
-    <w:p>
-      <w:pPr>
-        <w:spacing w:before="60" w:after="60" w:line="360" w:lineRule="auto"/>
-        <w:jc w:val="both"/>
+        <w:t xml:space="preserve">posição da </w:t>
+      </w:r>
+      <w:proofErr w:type="gramStart"/>
+      <w:r>
         <w:rPr>
           <w:rFonts w:ascii="Times New Roman" w:eastAsia="Times New Roman" w:hAnsi="Times New Roman" w:cs="Times New Roman"/>
           <w:i/>
           <w:iCs/>
           <w:color w:val="7F7F7F"/>
           <w:kern w:val="0"/>
-          <w:lang w:eastAsia="pt-PT"/>
-          <w14:ligatures w14:val="none"/>
-        </w:rPr>
-      </w:pPr>
+          <w:highlight w:val="green"/>
+          <w:lang w:eastAsia="pt-PT"/>
+          <w14:ligatures w14:val="none"/>
+        </w:rPr>
+        <w:t>SE  na</w:t>
+      </w:r>
+      <w:proofErr w:type="gramEnd"/>
       <w:r>
         <w:rPr>
           <w:rFonts w:ascii="Times New Roman" w:eastAsia="Times New Roman" w:hAnsi="Times New Roman" w:cs="Times New Roman"/>
@@ -8372,9 +8455,9 @@
           <w:lang w:eastAsia="pt-PT"/>
           <w14:ligatures w14:val="none"/>
         </w:rPr>
-        <w:t xml:space="preserve">fotografia ou esquema comparativo entre </w:t>
-      </w:r>
-      <w:proofErr w:type="gramStart"/>
+        <w:t xml:space="preserve"> cadeia </w:t>
+      </w:r>
+      <w:proofErr w:type="spellStart"/>
       <w:r>
         <w:rPr>
           <w:rFonts w:ascii="Times New Roman" w:eastAsia="Times New Roman" w:hAnsi="Times New Roman" w:cs="Times New Roman"/>
@@ -8386,124 +8469,263 @@
           <w:lang w:eastAsia="pt-PT"/>
           <w14:ligatures w14:val="none"/>
         </w:rPr>
-        <w:t>subestação AIS exterior</w:t>
-      </w:r>
-      <w:proofErr w:type="gramEnd"/>
-      <w:r>
+        <w:t>produção→transporte→distribuição→CF</w:t>
+      </w:r>
+      <w:proofErr w:type="spellEnd"/>
+    </w:p>
+    <w:p>
+      <w:pPr>
+        <w:spacing w:before="60" w:after="60" w:line="360" w:lineRule="auto"/>
+        <w:jc w:val="both"/>
+        <w:rPr>
+          <w:rFonts w:ascii="Times New Roman" w:eastAsia="Times New Roman" w:hAnsi="Times New Roman" w:cs="Times New Roman"/>
+          <w:kern w:val="0"/>
+          <w:lang w:eastAsia="pt-PT"/>
+          <w14:ligatures w14:val="none"/>
+        </w:rPr>
+      </w:pPr>
+    </w:p>
+    <w:p>
+      <w:pPr>
+        <w:spacing w:after="120" w:line="360" w:lineRule="auto"/>
+        <w:jc w:val="both"/>
+        <w:rPr>
+          <w:rFonts w:ascii="Times New Roman" w:eastAsia="Times New Roman" w:hAnsi="Times New Roman" w:cs="Times New Roman"/>
+          <w:kern w:val="0"/>
+          <w:lang w:eastAsia="pt-PT"/>
+          <w14:ligatures w14:val="none"/>
+        </w:rPr>
+      </w:pPr>
+      <w:r>
+        <w:rPr>
+          <w:rFonts w:ascii="Times New Roman" w:eastAsia="Times New Roman" w:hAnsi="Times New Roman" w:cs="Times New Roman"/>
+          <w:kern w:val="0"/>
+          <w:highlight w:val="cyan"/>
+          <w:lang w:eastAsia="pt-PT"/>
+          <w14:ligatures w14:val="none"/>
+        </w:rPr>
+        <w:t xml:space="preserve">No que respeita aos tipos construtivos, as subestações classificam-se fundamentalmente em dois tipos: as subestações isoladas a ar, designadas </w:t>
+      </w:r>
+      <w:proofErr w:type="spellStart"/>
+      <w:r>
+        <w:rPr>
+          <w:rFonts w:ascii="Times New Roman" w:eastAsia="Times New Roman" w:hAnsi="Times New Roman" w:cs="Times New Roman"/>
+          <w:i/>
+          <w:iCs/>
+          <w:kern w:val="0"/>
+          <w:highlight w:val="cyan"/>
+          <w:lang w:eastAsia="pt-PT"/>
+          <w14:ligatures w14:val="none"/>
+        </w:rPr>
+        <w:t>Air</w:t>
+      </w:r>
+      <w:proofErr w:type="spellEnd"/>
+      <w:r>
+        <w:rPr>
+          <w:rFonts w:ascii="Times New Roman" w:eastAsia="Times New Roman" w:hAnsi="Times New Roman" w:cs="Times New Roman"/>
+          <w:i/>
+          <w:iCs/>
+          <w:kern w:val="0"/>
+          <w:highlight w:val="cyan"/>
+          <w:lang w:eastAsia="pt-PT"/>
+          <w14:ligatures w14:val="none"/>
+        </w:rPr>
+        <w:t xml:space="preserve"> </w:t>
+      </w:r>
+      <w:proofErr w:type="spellStart"/>
+      <w:r>
+        <w:rPr>
+          <w:rFonts w:ascii="Times New Roman" w:eastAsia="Times New Roman" w:hAnsi="Times New Roman" w:cs="Times New Roman"/>
+          <w:i/>
+          <w:iCs/>
+          <w:kern w:val="0"/>
+          <w:highlight w:val="cyan"/>
+          <w:lang w:eastAsia="pt-PT"/>
+          <w14:ligatures w14:val="none"/>
+        </w:rPr>
+        <w:t>Insulated</w:t>
+      </w:r>
+      <w:proofErr w:type="spellEnd"/>
+      <w:r>
+        <w:rPr>
+          <w:rFonts w:ascii="Times New Roman" w:eastAsia="Times New Roman" w:hAnsi="Times New Roman" w:cs="Times New Roman"/>
+          <w:i/>
+          <w:iCs/>
+          <w:kern w:val="0"/>
+          <w:highlight w:val="cyan"/>
+          <w:lang w:eastAsia="pt-PT"/>
+          <w14:ligatures w14:val="none"/>
+        </w:rPr>
+        <w:t xml:space="preserve"> </w:t>
+      </w:r>
+      <w:proofErr w:type="spellStart"/>
+      <w:r>
+        <w:rPr>
+          <w:rFonts w:ascii="Times New Roman" w:eastAsia="Times New Roman" w:hAnsi="Times New Roman" w:cs="Times New Roman"/>
+          <w:i/>
+          <w:iCs/>
+          <w:kern w:val="0"/>
+          <w:highlight w:val="cyan"/>
+          <w:lang w:eastAsia="pt-PT"/>
+          <w14:ligatures w14:val="none"/>
+        </w:rPr>
+        <w:t>Substations</w:t>
+      </w:r>
+      <w:proofErr w:type="spellEnd"/>
+      <w:r>
+        <w:rPr>
+          <w:rFonts w:ascii="Times New Roman" w:eastAsia="Times New Roman" w:hAnsi="Times New Roman" w:cs="Times New Roman"/>
+          <w:kern w:val="0"/>
+          <w:highlight w:val="cyan"/>
+          <w:lang w:eastAsia="pt-PT"/>
+          <w14:ligatures w14:val="none"/>
+        </w:rPr>
+        <w:t xml:space="preserve"> (AIS), nas quais os equipamentos se encontram dispostos ao ar livre com isolamento garantido pelo próprio ar atmosférico, e as subestações de isolamento a gás, designadas </w:t>
+      </w:r>
+      <w:proofErr w:type="spellStart"/>
+      <w:r>
+        <w:rPr>
+          <w:rFonts w:ascii="Times New Roman" w:eastAsia="Times New Roman" w:hAnsi="Times New Roman" w:cs="Times New Roman"/>
+          <w:i/>
+          <w:iCs/>
+          <w:kern w:val="0"/>
+          <w:highlight w:val="cyan"/>
+          <w:lang w:eastAsia="pt-PT"/>
+          <w14:ligatures w14:val="none"/>
+        </w:rPr>
+        <w:t>Gas</w:t>
+      </w:r>
+      <w:proofErr w:type="spellEnd"/>
+      <w:r>
+        <w:rPr>
+          <w:rFonts w:ascii="Times New Roman" w:eastAsia="Times New Roman" w:hAnsi="Times New Roman" w:cs="Times New Roman"/>
+          <w:i/>
+          <w:iCs/>
+          <w:kern w:val="0"/>
+          <w:highlight w:val="cyan"/>
+          <w:lang w:eastAsia="pt-PT"/>
+          <w14:ligatures w14:val="none"/>
+        </w:rPr>
+        <w:t xml:space="preserve"> </w:t>
+      </w:r>
+      <w:proofErr w:type="spellStart"/>
+      <w:r>
+        <w:rPr>
+          <w:rFonts w:ascii="Times New Roman" w:eastAsia="Times New Roman" w:hAnsi="Times New Roman" w:cs="Times New Roman"/>
+          <w:i/>
+          <w:iCs/>
+          <w:kern w:val="0"/>
+          <w:highlight w:val="cyan"/>
+          <w:lang w:eastAsia="pt-PT"/>
+          <w14:ligatures w14:val="none"/>
+        </w:rPr>
+        <w:t>Insulated</w:t>
+      </w:r>
+      <w:proofErr w:type="spellEnd"/>
+      <w:r>
+        <w:rPr>
+          <w:rFonts w:ascii="Times New Roman" w:eastAsia="Times New Roman" w:hAnsi="Times New Roman" w:cs="Times New Roman"/>
+          <w:i/>
+          <w:iCs/>
+          <w:kern w:val="0"/>
+          <w:highlight w:val="cyan"/>
+          <w:lang w:eastAsia="pt-PT"/>
+          <w14:ligatures w14:val="none"/>
+        </w:rPr>
+        <w:t xml:space="preserve"> </w:t>
+      </w:r>
+      <w:proofErr w:type="spellStart"/>
+      <w:r>
+        <w:rPr>
+          <w:rFonts w:ascii="Times New Roman" w:eastAsia="Times New Roman" w:hAnsi="Times New Roman" w:cs="Times New Roman"/>
+          <w:i/>
+          <w:iCs/>
+          <w:kern w:val="0"/>
+          <w:highlight w:val="cyan"/>
+          <w:lang w:eastAsia="pt-PT"/>
+          <w14:ligatures w14:val="none"/>
+        </w:rPr>
+        <w:t>Substations</w:t>
+      </w:r>
+      <w:proofErr w:type="spellEnd"/>
+      <w:r>
+        <w:rPr>
+          <w:rFonts w:ascii="Times New Roman" w:eastAsia="Times New Roman" w:hAnsi="Times New Roman" w:cs="Times New Roman"/>
+          <w:kern w:val="0"/>
+          <w:highlight w:val="cyan"/>
+          <w:lang w:eastAsia="pt-PT"/>
+          <w14:ligatures w14:val="none"/>
+        </w:rPr>
+        <w:t xml:space="preserve"> (GIS), nas quais todos os componentes se encontram encapsulados num invólucro metálico preenchido com hexafluoreto de enxofre (SF6), em conformidade com o estipulado na norma IEC 62271-203. Refira-se, contudo, que a utilização do SF6 se encontra atualmente sujeita a restrições regulamentares de natureza ambiental, assunto desenvolvido no subcapítulo 2.1.5. As subestações do tipo AIS são a solução mais comum em contextos onde o espaço disponível é amplo e as condições ambientais são favoráveis, ao contrário das do tipo GIS se impõem em situações de espaço reduzido ou de ambiente particularmente agressivo, e apresentando como vantagem principal uma pegada física significativamente menor</w:t>
+      </w:r>
+      <w:r>
+        <w:rPr>
+          <w:rFonts w:ascii="Times New Roman" w:eastAsia="Times New Roman" w:hAnsi="Times New Roman" w:cs="Times New Roman"/>
+          <w:kern w:val="0"/>
+          <w:lang w:eastAsia="pt-PT"/>
+          <w14:ligatures w14:val="none"/>
+        </w:rPr>
+        <w:t xml:space="preserve"> </w:t>
+      </w:r>
+      <w:r>
+        <w:rPr>
+          <w:rFonts w:ascii="Times New Roman" w:eastAsia="Times New Roman" w:hAnsi="Times New Roman" w:cs="Times New Roman"/>
+          <w:kern w:val="0"/>
+          <w:highlight w:val="yellow"/>
+          <w:lang w:eastAsia="pt-PT"/>
+          <w14:ligatures w14:val="none"/>
+        </w:rPr>
+        <w:t>[Bolotinha, 2019a]</w:t>
+      </w:r>
+      <w:r>
+        <w:rPr>
+          <w:rFonts w:ascii="Times New Roman" w:eastAsia="Times New Roman" w:hAnsi="Times New Roman" w:cs="Times New Roman"/>
+          <w:kern w:val="0"/>
+          <w:lang w:eastAsia="pt-PT"/>
+          <w14:ligatures w14:val="none"/>
+        </w:rPr>
+        <w:t>.</w:t>
+      </w:r>
+    </w:p>
+    <w:p>
+      <w:pPr>
+        <w:spacing w:after="120" w:line="360" w:lineRule="auto"/>
+        <w:jc w:val="both"/>
+        <w:rPr>
+          <w:rFonts w:ascii="Times New Roman" w:eastAsia="Times New Roman" w:hAnsi="Times New Roman" w:cs="Times New Roman"/>
+          <w:kern w:val="0"/>
+          <w:lang w:eastAsia="pt-PT"/>
+          <w14:ligatures w14:val="none"/>
+        </w:rPr>
+      </w:pPr>
+    </w:p>
+    <w:p>
+      <w:pPr>
+        <w:spacing w:before="60" w:after="60" w:line="360" w:lineRule="auto"/>
+        <w:jc w:val="both"/>
         <w:rPr>
           <w:rFonts w:ascii="Times New Roman" w:eastAsia="Times New Roman" w:hAnsi="Times New Roman" w:cs="Times New Roman"/>
           <w:i/>
           <w:iCs/>
           <w:color w:val="7F7F7F"/>
           <w:kern w:val="0"/>
-          <w:highlight w:val="green"/>
-          <w:lang w:eastAsia="pt-PT"/>
-          <w14:ligatures w14:val="none"/>
-        </w:rPr>
-        <w:t xml:space="preserve"> e subestação GIS</w:t>
-      </w:r>
-    </w:p>
-    <w:p>
-      <w:pPr>
-        <w:spacing w:before="60" w:after="60" w:line="360" w:lineRule="auto"/>
-        <w:jc w:val="both"/>
-        <w:rPr>
-          <w:rFonts w:ascii="Times New Roman" w:eastAsia="Times New Roman" w:hAnsi="Times New Roman" w:cs="Times New Roman"/>
-          <w:kern w:val="0"/>
-          <w:lang w:eastAsia="pt-PT"/>
-          <w14:ligatures w14:val="none"/>
-        </w:rPr>
-      </w:pPr>
-    </w:p>
-    <w:p>
-      <w:pPr>
-        <w:spacing w:before="60" w:after="60" w:line="360" w:lineRule="auto"/>
-        <w:jc w:val="both"/>
-        <w:rPr>
-          <w:rFonts w:ascii="Times New Roman" w:eastAsia="Times New Roman" w:hAnsi="Times New Roman" w:cs="Times New Roman"/>
-          <w:kern w:val="0"/>
-          <w:lang w:eastAsia="pt-PT"/>
-          <w14:ligatures w14:val="none"/>
-        </w:rPr>
-      </w:pPr>
-    </w:p>
-    <w:p>
-      <w:pPr>
-        <w:spacing w:after="120" w:line="360" w:lineRule="auto"/>
-        <w:jc w:val="both"/>
-        <w:rPr>
-          <w:rFonts w:ascii="Times New Roman" w:eastAsia="Times New Roman" w:hAnsi="Times New Roman" w:cs="Times New Roman"/>
-          <w:kern w:val="0"/>
-          <w:lang w:eastAsia="pt-PT"/>
-          <w14:ligatures w14:val="none"/>
-        </w:rPr>
-      </w:pPr>
-      <w:r>
-        <w:rPr>
-          <w:rFonts w:ascii="Times New Roman" w:eastAsia="Times New Roman" w:hAnsi="Times New Roman" w:cs="Times New Roman"/>
-          <w:kern w:val="0"/>
-          <w:highlight w:val="cyan"/>
-          <w:lang w:eastAsia="pt-PT"/>
-          <w14:ligatures w14:val="none"/>
-        </w:rPr>
-        <w:lastRenderedPageBreak/>
-        <w:t>Independentemente do tipo construtivo, as subestações AT/MT integram um conjunto de equipamentos primários cuja função é assegurar a transformação, a manobra e a proteção da instalação. O transformador de potência constitui o elemento central, responsável pela transformação do nível de tensão entre os diferentes barramentos da subestação. Os disjuntores asseguram a interrupção da corrente em carga e em situações de defeito, enquanto os seccionadores garantem o isolamento visível dos circuitos durante operações de manutenção. Os transformadores de intensidade (TI) e os transformadores de tensão (TT) fornecem aos sistemas de proteção e medida grandezas proporcionais às correntes e tensões da instalação, com classes de precisão definidas em função da aplicação. Por fim, os descarregadores de sobretensões, também designados para-raios, protegem a instalação contra sobretensões de origem atmosférica ou de manobra</w:t>
-      </w:r>
-      <w:r>
-        <w:rPr>
-          <w:rFonts w:ascii="Times New Roman" w:eastAsia="Times New Roman" w:hAnsi="Times New Roman" w:cs="Times New Roman"/>
-          <w:kern w:val="0"/>
-          <w:lang w:eastAsia="pt-PT"/>
-          <w14:ligatures w14:val="none"/>
-        </w:rPr>
-        <w:t xml:space="preserve"> </w:t>
-      </w:r>
-      <w:r>
-        <w:rPr>
-          <w:rFonts w:ascii="Times New Roman" w:eastAsia="Times New Roman" w:hAnsi="Times New Roman" w:cs="Times New Roman"/>
-          <w:kern w:val="0"/>
-          <w:highlight w:val="yellow"/>
-          <w:lang w:eastAsia="pt-PT"/>
-          <w14:ligatures w14:val="none"/>
-        </w:rPr>
-        <w:t>[Bolotinha, 2019a]</w:t>
-      </w:r>
-      <w:r>
-        <w:rPr>
-          <w:rFonts w:ascii="Times New Roman" w:eastAsia="Times New Roman" w:hAnsi="Times New Roman" w:cs="Times New Roman"/>
-          <w:kern w:val="0"/>
-          <w:lang w:eastAsia="pt-PT"/>
-          <w14:ligatures w14:val="none"/>
-        </w:rPr>
-        <w:t>.</w:t>
-      </w:r>
-    </w:p>
-    <w:p>
-      <w:pPr>
-        <w:spacing w:after="120" w:line="360" w:lineRule="auto"/>
-        <w:jc w:val="both"/>
-        <w:rPr>
-          <w:rFonts w:ascii="Times New Roman" w:eastAsia="Times New Roman" w:hAnsi="Times New Roman" w:cs="Times New Roman"/>
-          <w:kern w:val="0"/>
-          <w:lang w:eastAsia="pt-PT"/>
-          <w14:ligatures w14:val="none"/>
-        </w:rPr>
-      </w:pPr>
-    </w:p>
-    <w:p>
-      <w:pPr>
-        <w:spacing w:before="60" w:after="60" w:line="360" w:lineRule="auto"/>
-        <w:jc w:val="both"/>
+          <w:lang w:eastAsia="pt-PT"/>
+          <w14:ligatures w14:val="none"/>
+        </w:rPr>
+      </w:pPr>
+      <w:r>
         <w:rPr>
           <w:rFonts w:ascii="Times New Roman" w:eastAsia="Times New Roman" w:hAnsi="Times New Roman" w:cs="Times New Roman"/>
           <w:i/>
           <w:iCs/>
           <w:color w:val="7F7F7F"/>
           <w:kern w:val="0"/>
-          <w:lang w:eastAsia="pt-PT"/>
-          <w14:ligatures w14:val="none"/>
-        </w:rPr>
-      </w:pPr>
+          <w:highlight w:val="green"/>
+          <w:lang w:eastAsia="pt-PT"/>
+          <w14:ligatures w14:val="none"/>
+        </w:rPr>
+        <w:t xml:space="preserve">fotografia ou esquema comparativo entre </w:t>
+      </w:r>
       <w:r>
         <w:rPr>
           <w:rFonts w:ascii="Times New Roman" w:eastAsia="Times New Roman" w:hAnsi="Times New Roman" w:cs="Times New Roman"/>
@@ -8515,109 +8737,135 @@
           <w:lang w:eastAsia="pt-PT"/>
           <w14:ligatures w14:val="none"/>
         </w:rPr>
-        <w:t>transformador de potência em subestação AIS, com legenda a identificar os equipamentos primários visíveis — transformador, disjuntores, seccionadores e para-raios</w:t>
-      </w:r>
-    </w:p>
-    <w:p>
-      <w:pPr>
-        <w:spacing w:before="60" w:after="60" w:line="360" w:lineRule="auto"/>
-        <w:jc w:val="both"/>
-        <w:rPr>
-          <w:rFonts w:ascii="Times New Roman" w:eastAsia="Times New Roman" w:hAnsi="Times New Roman" w:cs="Times New Roman"/>
-          <w:kern w:val="0"/>
-          <w:lang w:eastAsia="pt-PT"/>
-          <w14:ligatures w14:val="none"/>
-        </w:rPr>
-      </w:pPr>
-    </w:p>
-    <w:p>
-      <w:pPr>
-        <w:spacing w:after="120" w:line="360" w:lineRule="auto"/>
-        <w:jc w:val="both"/>
-        <w:rPr>
-          <w:rFonts w:ascii="Times New Roman" w:eastAsia="Times New Roman" w:hAnsi="Times New Roman" w:cs="Times New Roman"/>
-          <w:kern w:val="0"/>
-          <w:lang w:eastAsia="pt-PT"/>
-          <w14:ligatures w14:val="none"/>
-        </w:rPr>
-      </w:pPr>
-      <w:r>
-        <w:rPr>
-          <w:rFonts w:ascii="Times New Roman" w:eastAsia="Times New Roman" w:hAnsi="Times New Roman" w:cs="Times New Roman"/>
-          <w:kern w:val="0"/>
-          <w:highlight w:val="cyan"/>
-          <w:lang w:eastAsia="pt-PT"/>
-          <w14:ligatures w14:val="none"/>
-        </w:rPr>
-        <w:t>A arquitetura interna de uma subestação é igualmente definida pela configuração dos barramentos, que determina a forma como os diferentes painéis se interligam e condiciona a flexibilidade de exploração e a continuidade de serviço da instalação. A configuração mais simples é a de barramento simples, na qual todos os painéis se ligam a um único barramento comum, solução económica, mas que implica a indisponibilidade total da subestação em caso de defeito ou manutenção no barramento [Bolotinha, 2019a]. A configuração de barramento duplo introduz redundância ao dispor de dois barramentos paralelos, permitindo transferir cargas de um para o outro sem interrupção do serviço, sendo a solução mais frequente em subestações AT/MT de maior relevância na rede de distribuição. Nos quadros de média tensão, a configuração de barramento simples seccionado é também uma solução corrente, na qual o barramento se divide em dois troços ligados por um disjuntor de acoplamento, possibilitando a alimentação de cada troço por uma fonte independente e aumentando assim a fiabilidade do fornecimento</w:t>
-      </w:r>
-      <w:r>
-        <w:rPr>
-          <w:rFonts w:ascii="Times New Roman" w:eastAsia="Times New Roman" w:hAnsi="Times New Roman" w:cs="Times New Roman"/>
-          <w:kern w:val="0"/>
-          <w:lang w:eastAsia="pt-PT"/>
-          <w14:ligatures w14:val="none"/>
-        </w:rPr>
-        <w:t xml:space="preserve"> </w:t>
-      </w:r>
-      <w:r>
-        <w:rPr>
-          <w:rFonts w:ascii="Times New Roman" w:eastAsia="Times New Roman" w:hAnsi="Times New Roman" w:cs="Times New Roman"/>
-          <w:kern w:val="0"/>
-          <w:highlight w:val="yellow"/>
-          <w:lang w:eastAsia="pt-PT"/>
-          <w14:ligatures w14:val="none"/>
-        </w:rPr>
-        <w:t>[Bolotinha, 2019a]</w:t>
-      </w:r>
-      <w:r>
-        <w:rPr>
-          <w:rFonts w:ascii="Times New Roman" w:eastAsia="Times New Roman" w:hAnsi="Times New Roman" w:cs="Times New Roman"/>
-          <w:kern w:val="0"/>
-          <w:lang w:eastAsia="pt-PT"/>
-          <w14:ligatures w14:val="none"/>
-        </w:rPr>
-        <w:t>.</w:t>
-      </w:r>
-    </w:p>
-    <w:p>
-      <w:pPr>
-        <w:spacing w:after="120" w:line="360" w:lineRule="auto"/>
-        <w:jc w:val="both"/>
-        <w:rPr>
-          <w:rFonts w:ascii="Times New Roman" w:eastAsia="Times New Roman" w:hAnsi="Times New Roman" w:cs="Times New Roman"/>
-          <w:kern w:val="0"/>
-          <w:lang w:eastAsia="pt-PT"/>
-          <w14:ligatures w14:val="none"/>
-        </w:rPr>
-      </w:pPr>
-    </w:p>
-    <w:p>
-      <w:pPr>
-        <w:spacing w:before="60" w:after="60" w:line="360" w:lineRule="auto"/>
-        <w:jc w:val="both"/>
+        <w:t>subestação, AIS, exterior</w:t>
+      </w:r>
+      <w:r>
         <w:rPr>
           <w:rFonts w:ascii="Times New Roman" w:eastAsia="Times New Roman" w:hAnsi="Times New Roman" w:cs="Times New Roman"/>
           <w:i/>
           <w:iCs/>
           <w:color w:val="7F7F7F"/>
           <w:kern w:val="0"/>
-          <w:lang w:eastAsia="pt-PT"/>
-          <w14:ligatures w14:val="none"/>
-        </w:rPr>
-      </w:pPr>
-      <w:r>
+          <w:highlight w:val="green"/>
+          <w:lang w:eastAsia="pt-PT"/>
+          <w14:ligatures w14:val="none"/>
+        </w:rPr>
+        <w:t xml:space="preserve"> e subestação GIS</w:t>
+      </w:r>
+    </w:p>
+    <w:p>
+      <w:pPr>
+        <w:spacing w:before="60" w:after="60" w:line="360" w:lineRule="auto"/>
+        <w:jc w:val="both"/>
+        <w:rPr>
+          <w:rFonts w:ascii="Times New Roman" w:eastAsia="Times New Roman" w:hAnsi="Times New Roman" w:cs="Times New Roman"/>
+          <w:kern w:val="0"/>
+          <w:lang w:eastAsia="pt-PT"/>
+          <w14:ligatures w14:val="none"/>
+        </w:rPr>
+      </w:pPr>
+    </w:p>
+    <w:p>
+      <w:pPr>
+        <w:spacing w:before="60" w:after="60" w:line="360" w:lineRule="auto"/>
+        <w:jc w:val="both"/>
+        <w:rPr>
+          <w:rFonts w:ascii="Times New Roman" w:eastAsia="Times New Roman" w:hAnsi="Times New Roman" w:cs="Times New Roman"/>
+          <w:kern w:val="0"/>
+          <w:lang w:eastAsia="pt-PT"/>
+          <w14:ligatures w14:val="none"/>
+        </w:rPr>
+      </w:pPr>
+    </w:p>
+    <w:p>
+      <w:pPr>
+        <w:spacing w:after="120" w:line="360" w:lineRule="auto"/>
+        <w:jc w:val="both"/>
+        <w:rPr>
+          <w:rFonts w:ascii="Times New Roman" w:eastAsia="Times New Roman" w:hAnsi="Times New Roman" w:cs="Times New Roman"/>
+          <w:kern w:val="0"/>
+          <w:lang w:eastAsia="pt-PT"/>
+          <w14:ligatures w14:val="none"/>
+        </w:rPr>
+      </w:pPr>
+      <w:r>
+        <w:rPr>
+          <w:rFonts w:ascii="Times New Roman" w:eastAsia="Times New Roman" w:hAnsi="Times New Roman" w:cs="Times New Roman"/>
+          <w:kern w:val="0"/>
+          <w:highlight w:val="cyan"/>
+          <w:lang w:eastAsia="pt-PT"/>
+          <w14:ligatures w14:val="none"/>
+        </w:rPr>
+        <w:lastRenderedPageBreak/>
+        <w:t>Independentemente do tipo construtivo, as subestações AT/MT integram um conjunto de equipamentos primários cuja função é assegurar a transformação, a manobra e a proteção da instalação. O transformador de potência constitui o elemento central, responsável pela transformação do nível de tensão entre os diferentes barramentos da subestação. Os disjuntores asseguram a interrupção da corrente em carga e em situações de defeito, enquanto os seccionadores garantem o isolamento visível dos circuitos durante operações de manutenção. Os transformadores de intensidade (TI) e os transformadores de tensão (TT) fornecem aos sistemas de proteção e medida grandezas proporcionais às correntes e tensões da instalação, com classes de precisão definidas em função da aplicação. Por fim, os descarregadores de sobretensões, também designados para-raios, protegem a instalação contra sobretensões de origem atmosférica ou de manobra</w:t>
+      </w:r>
+      <w:r>
+        <w:rPr>
+          <w:rFonts w:ascii="Times New Roman" w:eastAsia="Times New Roman" w:hAnsi="Times New Roman" w:cs="Times New Roman"/>
+          <w:kern w:val="0"/>
+          <w:lang w:eastAsia="pt-PT"/>
+          <w14:ligatures w14:val="none"/>
+        </w:rPr>
+        <w:t xml:space="preserve"> </w:t>
+      </w:r>
+      <w:r>
+        <w:rPr>
+          <w:rFonts w:ascii="Times New Roman" w:eastAsia="Times New Roman" w:hAnsi="Times New Roman" w:cs="Times New Roman"/>
+          <w:kern w:val="0"/>
+          <w:highlight w:val="yellow"/>
+          <w:lang w:eastAsia="pt-PT"/>
+          <w14:ligatures w14:val="none"/>
+        </w:rPr>
+        <w:t>[Bolotinha, 2019a]</w:t>
+      </w:r>
+      <w:r>
+        <w:rPr>
+          <w:rFonts w:ascii="Times New Roman" w:eastAsia="Times New Roman" w:hAnsi="Times New Roman" w:cs="Times New Roman"/>
+          <w:kern w:val="0"/>
+          <w:lang w:eastAsia="pt-PT"/>
+          <w14:ligatures w14:val="none"/>
+        </w:rPr>
+        <w:t>.</w:t>
+      </w:r>
+    </w:p>
+    <w:p>
+      <w:pPr>
+        <w:spacing w:after="120" w:line="360" w:lineRule="auto"/>
+        <w:jc w:val="both"/>
+        <w:rPr>
+          <w:rFonts w:ascii="Times New Roman" w:eastAsia="Times New Roman" w:hAnsi="Times New Roman" w:cs="Times New Roman"/>
+          <w:kern w:val="0"/>
+          <w:lang w:eastAsia="pt-PT"/>
+          <w14:ligatures w14:val="none"/>
+        </w:rPr>
+      </w:pPr>
+    </w:p>
+    <w:p>
+      <w:pPr>
+        <w:spacing w:before="60" w:after="60" w:line="360" w:lineRule="auto"/>
+        <w:jc w:val="both"/>
         <w:rPr>
           <w:rFonts w:ascii="Times New Roman" w:eastAsia="Times New Roman" w:hAnsi="Times New Roman" w:cs="Times New Roman"/>
           <w:i/>
           <w:iCs/>
           <w:color w:val="7F7F7F"/>
           <w:kern w:val="0"/>
+          <w:lang w:eastAsia="pt-PT"/>
+          <w14:ligatures w14:val="none"/>
+        </w:rPr>
+      </w:pPr>
+      <w:r>
+        <w:rPr>
+          <w:rFonts w:ascii="Times New Roman" w:eastAsia="Times New Roman" w:hAnsi="Times New Roman" w:cs="Times New Roman"/>
+          <w:i/>
+          <w:iCs/>
+          <w:color w:val="7F7F7F"/>
+          <w:kern w:val="0"/>
           <w:highlight w:val="green"/>
           <w:lang w:eastAsia="pt-PT"/>
           <w14:ligatures w14:val="none"/>
         </w:rPr>
-        <w:t>[Figura sugerida: esquema unifilar comparativo de barra simples e barra dupla — Fascículo 1 OE contém esquemas adequados]</w:t>
+        <w:t>subestação AIS, com legenda a identificar os equipamentos primários visíveis — transformador, disjuntores, seccionadores e para-raios</w:t>
       </w:r>
     </w:p>
     <w:p>
@@ -8631,6 +8879,251 @@
           <w14:ligatures w14:val="none"/>
         </w:rPr>
       </w:pPr>
+    </w:p>
+    <w:p>
+      <w:pPr>
+        <w:spacing w:after="120" w:line="360" w:lineRule="auto"/>
+        <w:jc w:val="both"/>
+        <w:rPr>
+          <w:rFonts w:ascii="Times New Roman" w:eastAsia="Times New Roman" w:hAnsi="Times New Roman" w:cs="Times New Roman"/>
+          <w:kern w:val="0"/>
+          <w:lang w:eastAsia="pt-PT"/>
+          <w14:ligatures w14:val="none"/>
+        </w:rPr>
+      </w:pPr>
+      <w:r>
+        <w:rPr>
+          <w:rFonts w:ascii="Times New Roman" w:eastAsia="Times New Roman" w:hAnsi="Times New Roman" w:cs="Times New Roman"/>
+          <w:kern w:val="0"/>
+          <w:highlight w:val="cyan"/>
+          <w:lang w:eastAsia="pt-PT"/>
+          <w14:ligatures w14:val="none"/>
+        </w:rPr>
+        <w:t>A arquitetura interna de uma subestação é igualmente definida pela configuração dos barramentos, que determina a forma como os diferentes painéis se interligam e condiciona a flexibilidade de exploração e a continuidade de serviço da instalação. A configuração mais simples é a de</w:t>
+      </w:r>
+      <w:r>
+        <w:rPr>
+          <w:rFonts w:ascii="Times New Roman" w:eastAsia="Times New Roman" w:hAnsi="Times New Roman" w:cs="Times New Roman"/>
+          <w:kern w:val="0"/>
+          <w:highlight w:val="cyan"/>
+          <w:lang w:eastAsia="pt-PT"/>
+          <w14:ligatures w14:val="none"/>
+        </w:rPr>
+        <w:t xml:space="preserve"> apenas um</w:t>
+      </w:r>
+      <w:r>
+        <w:rPr>
+          <w:rFonts w:ascii="Times New Roman" w:eastAsia="Times New Roman" w:hAnsi="Times New Roman" w:cs="Times New Roman"/>
+          <w:kern w:val="0"/>
+          <w:highlight w:val="cyan"/>
+          <w:lang w:eastAsia="pt-PT"/>
+          <w14:ligatures w14:val="none"/>
+        </w:rPr>
+        <w:t xml:space="preserve"> barramento</w:t>
+      </w:r>
+      <w:r>
+        <w:rPr>
+          <w:rFonts w:ascii="Times New Roman" w:eastAsia="Times New Roman" w:hAnsi="Times New Roman" w:cs="Times New Roman"/>
+          <w:kern w:val="0"/>
+          <w:highlight w:val="cyan"/>
+          <w:lang w:eastAsia="pt-PT"/>
+          <w14:ligatures w14:val="none"/>
+        </w:rPr>
+        <w:t xml:space="preserve"> principal</w:t>
+      </w:r>
+      <w:r>
+        <w:rPr>
+          <w:rFonts w:ascii="Times New Roman" w:eastAsia="Times New Roman" w:hAnsi="Times New Roman" w:cs="Times New Roman"/>
+          <w:kern w:val="0"/>
+          <w:highlight w:val="cyan"/>
+          <w:lang w:eastAsia="pt-PT"/>
+          <w14:ligatures w14:val="none"/>
+        </w:rPr>
+        <w:t xml:space="preserve">, na qual todos os painéis se ligam a um único barramento comum, solução económica, mas que implica a indisponibilidade total da subestação em caso de defeito ou manutenção no barramento [Bolotinha, 2019a]. A configuração </w:t>
+      </w:r>
+      <w:r>
+        <w:rPr>
+          <w:rFonts w:ascii="Times New Roman" w:eastAsia="Times New Roman" w:hAnsi="Times New Roman" w:cs="Times New Roman"/>
+          <w:kern w:val="0"/>
+          <w:highlight w:val="cyan"/>
+          <w:lang w:eastAsia="pt-PT"/>
+          <w14:ligatures w14:val="none"/>
+        </w:rPr>
+        <w:t>com</w:t>
+      </w:r>
+      <w:r>
+        <w:rPr>
+          <w:rFonts w:ascii="Times New Roman" w:eastAsia="Times New Roman" w:hAnsi="Times New Roman" w:cs="Times New Roman"/>
+          <w:kern w:val="0"/>
+          <w:highlight w:val="cyan"/>
+          <w:lang w:eastAsia="pt-PT"/>
+          <w14:ligatures w14:val="none"/>
+        </w:rPr>
+        <w:t xml:space="preserve"> </w:t>
+      </w:r>
+      <w:r>
+        <w:rPr>
+          <w:rFonts w:ascii="Times New Roman" w:eastAsia="Times New Roman" w:hAnsi="Times New Roman" w:cs="Times New Roman"/>
+          <w:kern w:val="0"/>
+          <w:highlight w:val="cyan"/>
+          <w:lang w:eastAsia="pt-PT"/>
+          <w14:ligatures w14:val="none"/>
+        </w:rPr>
+        <w:t>barramento reserva</w:t>
+      </w:r>
+      <w:r>
+        <w:rPr>
+          <w:rFonts w:ascii="Times New Roman" w:eastAsia="Times New Roman" w:hAnsi="Times New Roman" w:cs="Times New Roman"/>
+          <w:kern w:val="0"/>
+          <w:highlight w:val="cyan"/>
+          <w:lang w:eastAsia="pt-PT"/>
+          <w14:ligatures w14:val="none"/>
+        </w:rPr>
+        <w:t xml:space="preserve"> introduz redundância ao dispor de dois barramentos paralelos, </w:t>
+      </w:r>
+      <w:r>
+        <w:rPr>
+          <w:rFonts w:ascii="Times New Roman" w:eastAsia="Times New Roman" w:hAnsi="Times New Roman" w:cs="Times New Roman"/>
+          <w:kern w:val="0"/>
+          <w:highlight w:val="cyan"/>
+          <w:lang w:eastAsia="pt-PT"/>
+          <w14:ligatures w14:val="none"/>
+        </w:rPr>
+        <w:t>sendo possível</w:t>
+      </w:r>
+      <w:r>
+        <w:rPr>
+          <w:rFonts w:ascii="Times New Roman" w:eastAsia="Times New Roman" w:hAnsi="Times New Roman" w:cs="Times New Roman"/>
+          <w:kern w:val="0"/>
+          <w:highlight w:val="cyan"/>
+          <w:lang w:eastAsia="pt-PT"/>
+          <w14:ligatures w14:val="none"/>
+        </w:rPr>
+        <w:t xml:space="preserve"> transferir cargas de um para o outro sem interrupção do serviço, sendo a solução mais frequente em subestações AT/MT de maior relevância na rede de distribuição. Nos quadros de média tensão, a configuração de barramento simples seccionado é também uma solução corrente, na qual o barramento se divide em dois troços ligados por um disjuntor de acoplamento, possibilitando a alimentação de cada troço por uma fonte independente e aumentando assim a fiabilidade do fornecimento</w:t>
+      </w:r>
+      <w:r>
+        <w:rPr>
+          <w:rFonts w:ascii="Times New Roman" w:eastAsia="Times New Roman" w:hAnsi="Times New Roman" w:cs="Times New Roman"/>
+          <w:kern w:val="0"/>
+          <w:lang w:eastAsia="pt-PT"/>
+          <w14:ligatures w14:val="none"/>
+        </w:rPr>
+        <w:t xml:space="preserve"> </w:t>
+      </w:r>
+      <w:r>
+        <w:rPr>
+          <w:rFonts w:ascii="Times New Roman" w:eastAsia="Times New Roman" w:hAnsi="Times New Roman" w:cs="Times New Roman"/>
+          <w:kern w:val="0"/>
+          <w:highlight w:val="yellow"/>
+          <w:lang w:eastAsia="pt-PT"/>
+          <w14:ligatures w14:val="none"/>
+        </w:rPr>
+        <w:t>[Bolotinha, 2019a]</w:t>
+      </w:r>
+      <w:r>
+        <w:rPr>
+          <w:rFonts w:ascii="Times New Roman" w:eastAsia="Times New Roman" w:hAnsi="Times New Roman" w:cs="Times New Roman"/>
+          <w:kern w:val="0"/>
+          <w:lang w:eastAsia="pt-PT"/>
+          <w14:ligatures w14:val="none"/>
+        </w:rPr>
+        <w:t>.</w:t>
+      </w:r>
+    </w:p>
+    <w:p>
+      <w:pPr>
+        <w:spacing w:before="60" w:after="60" w:line="360" w:lineRule="auto"/>
+        <w:jc w:val="both"/>
+        <w:rPr>
+          <w:rFonts w:ascii="Times New Roman" w:eastAsia="Times New Roman" w:hAnsi="Times New Roman" w:cs="Times New Roman"/>
+          <w:kern w:val="0"/>
+          <w:lang w:eastAsia="pt-PT"/>
+          <w14:ligatures w14:val="none"/>
+        </w:rPr>
+      </w:pPr>
+    </w:p>
+    <w:p>
+      <w:pPr>
+        <w:spacing w:before="60" w:after="60" w:line="360" w:lineRule="auto"/>
+        <w:jc w:val="both"/>
+        <w:rPr>
+          <w:rFonts w:ascii="Times New Roman" w:eastAsia="Times New Roman" w:hAnsi="Times New Roman" w:cs="Times New Roman"/>
+          <w:i/>
+          <w:iCs/>
+          <w:color w:val="7F7F7F"/>
+          <w:kern w:val="0"/>
+          <w:highlight w:val="green"/>
+          <w:lang w:eastAsia="pt-PT"/>
+          <w14:ligatures w14:val="none"/>
+        </w:rPr>
+      </w:pPr>
+      <w:r>
+        <w:rPr>
+          <w:rFonts w:ascii="Times New Roman" w:eastAsia="Times New Roman" w:hAnsi="Times New Roman" w:cs="Times New Roman"/>
+          <w:i/>
+          <w:iCs/>
+          <w:color w:val="7F7F7F"/>
+          <w:kern w:val="0"/>
+          <w:highlight w:val="green"/>
+          <w:lang w:eastAsia="pt-PT"/>
+          <w14:ligatures w14:val="none"/>
+        </w:rPr>
+        <w:t>E</w:t>
+      </w:r>
+      <w:r>
+        <w:rPr>
+          <w:rFonts w:ascii="Times New Roman" w:eastAsia="Times New Roman" w:hAnsi="Times New Roman" w:cs="Times New Roman"/>
+          <w:i/>
+          <w:iCs/>
+          <w:color w:val="7F7F7F"/>
+          <w:kern w:val="0"/>
+          <w:highlight w:val="green"/>
+          <w:lang w:eastAsia="pt-PT"/>
+          <w14:ligatures w14:val="none"/>
+        </w:rPr>
+        <w:t>squem</w:t>
+      </w:r>
+      <w:r>
+        <w:rPr>
+          <w:rFonts w:ascii="Times New Roman" w:eastAsia="Times New Roman" w:hAnsi="Times New Roman" w:cs="Times New Roman"/>
+          <w:i/>
+          <w:iCs/>
+          <w:color w:val="7F7F7F"/>
+          <w:kern w:val="0"/>
+          <w:highlight w:val="green"/>
+          <w:lang w:eastAsia="pt-PT"/>
+          <w14:ligatures w14:val="none"/>
+        </w:rPr>
+        <w:t>a unifilar se bar 1 e bar 2</w:t>
+      </w:r>
+    </w:p>
+    <w:p>
+      <w:pPr>
+        <w:spacing w:before="60" w:after="60" w:line="360" w:lineRule="auto"/>
+        <w:jc w:val="both"/>
+        <w:rPr>
+          <w:rFonts w:ascii="Times New Roman" w:eastAsia="Times New Roman" w:hAnsi="Times New Roman" w:cs="Times New Roman"/>
+          <w:i/>
+          <w:iCs/>
+          <w:color w:val="7F7F7F"/>
+          <w:kern w:val="0"/>
+          <w:lang w:eastAsia="pt-PT"/>
+          <w14:ligatures w14:val="none"/>
+        </w:rPr>
+      </w:pPr>
+      <w:r>
+        <w:rPr>
+          <w:rFonts w:ascii="Times New Roman" w:eastAsia="Times New Roman" w:hAnsi="Times New Roman" w:cs="Times New Roman"/>
+          <w:i/>
+          <w:iCs/>
+          <w:color w:val="7F7F7F"/>
+          <w:kern w:val="0"/>
+          <w:highlight w:val="green"/>
+          <w:lang w:eastAsia="pt-PT"/>
+          <w14:ligatures w14:val="none"/>
+        </w:rPr>
+        <w:t>Esquema modelado das mesmas</w:t>
+      </w:r>
     </w:p>
     <w:p>
       <w:pPr>
@@ -8652,7 +9145,7 @@
           <w14:ligatures w14:val="none"/>
         </w:rPr>
       </w:pPr>
-      <w:bookmarkStart w:id="27" w:name="_Toc232301037"/>
+      <w:bookmarkStart w:id="27" w:name="_Toc232377613"/>
       <w:r>
         <w:rPr>
           <w:rFonts w:ascii="Times New Roman" w:eastAsia="Times New Roman" w:hAnsi="Times New Roman" w:cs="Times New Roman"/>
@@ -9252,7 +9745,7 @@
           <w:lang w:eastAsia="pt-PT"/>
           <w14:ligatures w14:val="none"/>
         </w:rPr>
-        <w:t xml:space="preserve">[Figura sugerida: esquema comparativo entre o fluxo de trabalho tradicional 2D e o processo BIM, ou esquema da abrangência do processo BIM com as várias especialidades em torno do modelo central — </w:t>
+        <w:t xml:space="preserve">esquema comparativo entre o fluxo de trabalho tradicional 2D e o processo BIM, ou esquema da abrangência do processo BIM com as várias especialidades em torno do modelo central — </w:t>
       </w:r>
       <w:proofErr w:type="spellStart"/>
       <w:r>
@@ -9343,7 +9836,7 @@
           <w14:ligatures w14:val="none"/>
         </w:rPr>
       </w:pPr>
-      <w:bookmarkStart w:id="28" w:name="_Toc232301038"/>
+      <w:bookmarkStart w:id="28" w:name="_Toc232377614"/>
       <w:r>
         <w:rPr>
           <w:rFonts w:ascii="Times New Roman" w:eastAsia="Times New Roman" w:hAnsi="Times New Roman" w:cs="Times New Roman"/>
@@ -9856,7 +10349,7 @@
           <w14:ligatures w14:val="none"/>
         </w:rPr>
       </w:pPr>
-      <w:bookmarkStart w:id="29" w:name="_Toc232301039"/>
+      <w:bookmarkStart w:id="29" w:name="_Toc232377615"/>
       <w:r>
         <w:rPr>
           <w:rFonts w:ascii="Times New Roman" w:eastAsia="Times New Roman" w:hAnsi="Times New Roman" w:cs="Times New Roman"/>
@@ -10235,7 +10728,7 @@
           <w14:ligatures w14:val="none"/>
         </w:rPr>
       </w:pPr>
-      <w:bookmarkStart w:id="30" w:name="_Toc232301040"/>
+      <w:bookmarkStart w:id="30" w:name="_Toc232377616"/>
       <w:r>
         <w:rPr>
           <w:rFonts w:ascii="Times New Roman" w:eastAsia="Times New Roman" w:hAnsi="Times New Roman" w:cs="Times New Roman"/>
@@ -10284,16 +10777,18 @@
           <w:b/>
           <w:bCs/>
           <w:kern w:val="0"/>
-          <w14:ligatures w14:val="none"/>
-        </w:rPr>
-      </w:pPr>
-      <w:bookmarkStart w:id="31" w:name="_Toc232301041"/>
+          <w:highlight w:val="green"/>
+          <w14:ligatures w14:val="none"/>
+        </w:rPr>
+      </w:pPr>
+      <w:bookmarkStart w:id="31" w:name="_Toc232377617"/>
       <w:r>
         <w:rPr>
           <w:rFonts w:ascii="Times New Roman" w:eastAsia="Times New Roman" w:hAnsi="Times New Roman" w:cs="Times New Roman"/>
           <w:b/>
           <w:bCs/>
           <w:kern w:val="0"/>
+          <w:highlight w:val="green"/>
           <w14:ligatures w14:val="none"/>
         </w:rPr>
         <w:t>Introdução à ferramenta e primeiros desafios</w:t>
@@ -10413,7 +10908,25 @@
           <w:lang w:eastAsia="pt-PT"/>
           <w14:ligatures w14:val="none"/>
         </w:rPr>
-        <w:t xml:space="preserve">Numa fase inicial de aprendizagem, é comum que o utilizador recorra ao </w:t>
+        <w:t xml:space="preserve">Numa fase inicial de aprendizagem, é comum </w:t>
+      </w:r>
+      <w:r>
+        <w:rPr>
+          <w:rFonts w:ascii="Times New Roman" w:eastAsia="Times New Roman" w:hAnsi="Times New Roman" w:cs="Times New Roman"/>
+          <w:kern w:val="0"/>
+          <w:lang w:eastAsia="pt-PT"/>
+          <w14:ligatures w14:val="none"/>
+        </w:rPr>
+        <w:t>recorrer-se</w:t>
+      </w:r>
+      <w:r>
+        <w:rPr>
+          <w:rFonts w:ascii="Times New Roman" w:eastAsia="Times New Roman" w:hAnsi="Times New Roman" w:cs="Times New Roman"/>
+          <w:kern w:val="0"/>
+          <w:lang w:eastAsia="pt-PT"/>
+          <w14:ligatures w14:val="none"/>
+        </w:rPr>
+        <w:t xml:space="preserve"> ao </w:t>
       </w:r>
       <w:proofErr w:type="spellStart"/>
       <w:r>
@@ -10453,7 +10966,25 @@
           <w:lang w:eastAsia="pt-PT"/>
           <w14:ligatures w14:val="none"/>
         </w:rPr>
-        <w:t xml:space="preserve">, processo típico que consiste em desenvolver o elemento em a duas dimensões, ao definir as vistas com rigor, e posteriormente construir uma perspetiva tridimensional no próprio </w:t>
+        <w:t>, processo típico que consiste em desenvolver o elemento</w:t>
+      </w:r>
+      <w:r>
+        <w:rPr>
+          <w:rFonts w:ascii="Times New Roman" w:eastAsia="Times New Roman" w:hAnsi="Times New Roman" w:cs="Times New Roman"/>
+          <w:kern w:val="0"/>
+          <w:lang w:eastAsia="pt-PT"/>
+          <w14:ligatures w14:val="none"/>
+        </w:rPr>
+        <w:t xml:space="preserve"> </w:t>
+      </w:r>
+      <w:r>
+        <w:rPr>
+          <w:rFonts w:ascii="Times New Roman" w:eastAsia="Times New Roman" w:hAnsi="Times New Roman" w:cs="Times New Roman"/>
+          <w:kern w:val="0"/>
+          <w:lang w:eastAsia="pt-PT"/>
+          <w14:ligatures w14:val="none"/>
+        </w:rPr>
+        <w:t xml:space="preserve">a duas dimensões, ao definir as vistas com rigor, e posteriormente construir uma perspetiva tridimensional no próprio </w:t>
       </w:r>
       <w:proofErr w:type="spellStart"/>
       <w:r>
@@ -10633,7 +11164,7 @@
           <w14:ligatures w14:val="none"/>
         </w:rPr>
       </w:pPr>
-      <w:bookmarkStart w:id="32" w:name="_Toc232301042"/>
+      <w:bookmarkStart w:id="32" w:name="_Toc232377618"/>
       <w:r>
         <w:rPr>
           <w:rFonts w:ascii="Times New Roman" w:eastAsia="Times New Roman" w:hAnsi="Times New Roman" w:cs="Times New Roman"/>
@@ -10707,7 +11238,7 @@
           <w14:ligatures w14:val="none"/>
         </w:rPr>
       </w:pPr>
-      <w:bookmarkStart w:id="33" w:name="_Toc232301043"/>
+      <w:bookmarkStart w:id="33" w:name="_Toc232377619"/>
       <w:r>
         <w:rPr>
           <w:rFonts w:ascii="Times New Roman" w:eastAsia="Times New Roman" w:hAnsi="Times New Roman" w:cs="Times New Roman"/>
@@ -10917,7 +11448,7 @@
           <w14:ligatures w14:val="none"/>
         </w:rPr>
       </w:pPr>
-      <w:bookmarkStart w:id="34" w:name="_Toc232301044"/>
+      <w:bookmarkStart w:id="34" w:name="_Toc232377620"/>
       <w:r>
         <w:rPr>
           <w:rFonts w:ascii="Times New Roman" w:eastAsia="Times New Roman" w:hAnsi="Times New Roman" w:cs="Times New Roman"/>
@@ -11985,7 +12516,7 @@
           <w14:ligatures w14:val="none"/>
         </w:rPr>
       </w:pPr>
-      <w:bookmarkStart w:id="35" w:name="_Toc232301045"/>
+      <w:bookmarkStart w:id="35" w:name="_Toc232377621"/>
       <w:r>
         <w:rPr>
           <w:rFonts w:ascii="Times New Roman" w:eastAsia="Times New Roman" w:hAnsi="Times New Roman" w:cs="Times New Roman"/>
@@ -12343,7 +12874,7 @@
           <w14:ligatures w14:val="none"/>
         </w:rPr>
       </w:pPr>
-      <w:bookmarkStart w:id="36" w:name="_Toc232301046"/>
+      <w:bookmarkStart w:id="36" w:name="_Toc232377622"/>
       <w:r>
         <w:rPr>
           <w:rFonts w:ascii="Times New Roman" w:eastAsia="Times New Roman" w:hAnsi="Times New Roman" w:cs="Times New Roman"/>
@@ -12426,7 +12957,7 @@
           <w14:ligatures w14:val="none"/>
         </w:rPr>
       </w:pPr>
-      <w:bookmarkStart w:id="37" w:name="_Toc232301047"/>
+      <w:bookmarkStart w:id="37" w:name="_Toc232377623"/>
       <w:r>
         <w:rPr>
           <w:rFonts w:ascii="Times New Roman" w:eastAsia="Times New Roman" w:hAnsi="Times New Roman" w:cs="Times New Roman"/>
@@ -12868,7 +13399,7 @@
           <w14:ligatures w14:val="none"/>
         </w:rPr>
       </w:pPr>
-      <w:bookmarkStart w:id="38" w:name="_Toc232301048"/>
+      <w:bookmarkStart w:id="38" w:name="_Toc232377624"/>
       <w:r>
         <w:rPr>
           <w:rFonts w:ascii="Times New Roman" w:eastAsia="Times New Roman" w:hAnsi="Times New Roman" w:cs="Times New Roman"/>
@@ -13034,7 +13565,7 @@
           <w14:ligatures w14:val="none"/>
         </w:rPr>
       </w:pPr>
-      <w:bookmarkStart w:id="39" w:name="_Toc232301049"/>
+      <w:bookmarkStart w:id="39" w:name="_Toc232377625"/>
       <w:r>
         <w:rPr>
           <w:rFonts w:ascii="Times New Roman" w:eastAsia="Times New Roman" w:hAnsi="Times New Roman" w:cs="Times New Roman"/>
@@ -13283,7 +13814,7 @@
           <w14:ligatures w14:val="none"/>
         </w:rPr>
       </w:pPr>
-      <w:bookmarkStart w:id="40" w:name="_Toc232301050"/>
+      <w:bookmarkStart w:id="40" w:name="_Toc232377626"/>
       <w:r>
         <w:rPr>
           <w:rFonts w:ascii="Times New Roman" w:eastAsia="Times New Roman" w:hAnsi="Times New Roman" w:cs="Times New Roman"/>
@@ -13441,7 +13972,7 @@
           <w14:ligatures w14:val="none"/>
         </w:rPr>
       </w:pPr>
-      <w:bookmarkStart w:id="41" w:name="_Toc232301051"/>
+      <w:bookmarkStart w:id="41" w:name="_Toc232377627"/>
       <w:r>
         <w:rPr>
           <w:rFonts w:ascii="Times New Roman" w:eastAsia="Times New Roman" w:hAnsi="Times New Roman" w:cs="Times New Roman"/>
@@ -13498,7 +14029,7 @@
           <w14:ligatures w14:val="none"/>
         </w:rPr>
       </w:pPr>
-      <w:bookmarkStart w:id="42" w:name="_Toc232301052"/>
+      <w:bookmarkStart w:id="42" w:name="_Toc232377628"/>
       <w:r>
         <w:rPr>
           <w:rFonts w:ascii="Times New Roman" w:eastAsia="Times New Roman" w:hAnsi="Times New Roman" w:cs="Times New Roman"/>
@@ -13652,7 +14183,7 @@
           <w14:ligatures w14:val="none"/>
         </w:rPr>
       </w:pPr>
-      <w:bookmarkStart w:id="43" w:name="_Toc232301053"/>
+      <w:bookmarkStart w:id="43" w:name="_Toc232377629"/>
       <w:r>
         <w:rPr>
           <w:rFonts w:ascii="Times New Roman" w:eastAsia="Times New Roman" w:hAnsi="Times New Roman" w:cs="Times New Roman"/>
@@ -13746,7 +14277,7 @@
           <w14:ligatures w14:val="none"/>
         </w:rPr>
       </w:pPr>
-      <w:bookmarkStart w:id="44" w:name="_Toc232301054"/>
+      <w:bookmarkStart w:id="44" w:name="_Toc232377630"/>
       <w:r>
         <w:rPr>
           <w:rFonts w:ascii="Times New Roman" w:eastAsia="Times New Roman" w:hAnsi="Times New Roman" w:cs="Times New Roman"/>
@@ -13779,7 +14310,17 @@
           <w:lang w:eastAsia="pt-PT"/>
           <w14:ligatures w14:val="none"/>
         </w:rPr>
-        <w:t>Ao longo do estágio, o aluno esteve envolvido em diferentes projetos de subestações de alta tensão, desenvolvidos para clientes do setor elétrico no Reino Unido, no âmbito de contratos em que a SISINT prestou serviços de modelação à OMEXOM, bem como num projeto associado ao setor da aviação. Esta diversidade de projetos permitiu o contacto com diferentes níveis de tensão, tipologias construtivas e fases de desenvolvimento, conforme descrito a seguir.</w:t>
+        <w:t xml:space="preserve">Foram realizados </w:t>
+      </w:r>
+      <w:r>
+        <w:rPr>
+          <w:rFonts w:ascii="Times New Roman" w:eastAsia="Times New Roman" w:hAnsi="Times New Roman" w:cs="Times New Roman"/>
+          <w:kern w:val="0"/>
+          <w:highlight w:val="darkGray"/>
+          <w:lang w:eastAsia="pt-PT"/>
+          <w14:ligatures w14:val="none"/>
+        </w:rPr>
+        <w:t>diferentes projetos de subestações de alta tensão, desenvolvidos para clientes do setor elétrico no Reino Unido, no âmbito de contratos em que a SISINT prestou serviços de modelação à OMEXOM, bem como num projeto associado ao setor da aviação. Esta diversidade de projetos permitiu o contacto com diferentes níveis de tensão, tipologias construtivas e fases de desenvolvimento, conforme descrito a seguir.</w:t>
       </w:r>
     </w:p>
     <w:p>
@@ -14118,7 +14659,7 @@
       <w:bookmarkStart w:id="45" w:name="_Toc76320115"/>
       <w:bookmarkStart w:id="46" w:name="_Toc76320155"/>
       <w:bookmarkStart w:id="47" w:name="_Toc76320183"/>
-      <w:bookmarkStart w:id="48" w:name="_Toc232301055"/>
+      <w:bookmarkStart w:id="48" w:name="_Toc232377631"/>
       <w:r>
         <w:rPr>
           <w:rFonts w:ascii="Times New Roman" w:eastAsia="Times New Roman" w:hAnsi="Times New Roman" w:cs="Times New Roman"/>
@@ -14157,7 +14698,7 @@
           <w14:ligatures w14:val="none"/>
         </w:rPr>
       </w:pPr>
-      <w:bookmarkStart w:id="49" w:name="_Toc232301056"/>
+      <w:bookmarkStart w:id="49" w:name="_Toc232377632"/>
       <w:r>
         <w:rPr>
           <w:rFonts w:ascii="Times New Roman" w:eastAsia="Times New Roman" w:hAnsi="Times New Roman" w:cs="Times New Roman"/>
@@ -14182,19 +14723,278 @@
     </w:p>
     <w:p>
       <w:pPr>
+        <w:jc w:val="both"/>
+        <w:rPr>
+          <w:rFonts w:ascii="Times New Roman" w:eastAsia="Times New Roman" w:hAnsi="Times New Roman" w:cs="Times New Roman"/>
+          <w:kern w:val="0"/>
+          <w:lang w:eastAsia="pt-PT"/>
+          <w14:ligatures w14:val="none"/>
+        </w:rPr>
+      </w:pPr>
+      <w:r>
+        <w:rPr>
+          <w:rFonts w:ascii="Times New Roman" w:eastAsia="Times New Roman" w:hAnsi="Times New Roman" w:cs="Times New Roman"/>
+          <w:kern w:val="0"/>
+          <w:lang w:eastAsia="pt-PT"/>
+          <w14:ligatures w14:val="none"/>
+        </w:rPr>
+        <w:t xml:space="preserve">O plano curricular da Licenciatura em Engenharia Eletrotécnica – Sistemas Elétricos de Energia (LEE-SEE) do ISEP não contempla, de forma direta, o projeto de subestações de alta ou média </w:t>
+      </w:r>
+      <w:proofErr w:type="spellStart"/>
+      <w:proofErr w:type="gramStart"/>
+      <w:r>
+        <w:rPr>
+          <w:rFonts w:ascii="Times New Roman" w:eastAsia="Times New Roman" w:hAnsi="Times New Roman" w:cs="Times New Roman"/>
+          <w:kern w:val="0"/>
+          <w:lang w:eastAsia="pt-PT"/>
+          <w14:ligatures w14:val="none"/>
+        </w:rPr>
+        <w:t>tensão</w:t>
+      </w:r>
+      <w:r>
+        <w:rPr>
+          <w:rFonts w:ascii="Times New Roman" w:eastAsia="Times New Roman" w:hAnsi="Times New Roman" w:cs="Times New Roman"/>
+          <w:kern w:val="0"/>
+          <w:lang w:eastAsia="pt-PT"/>
+          <w14:ligatures w14:val="none"/>
+        </w:rPr>
+        <w:t>,a</w:t>
+      </w:r>
+      <w:proofErr w:type="spellEnd"/>
+      <w:proofErr w:type="gramEnd"/>
+      <w:r>
+        <w:rPr>
+          <w:rFonts w:ascii="Times New Roman" w:eastAsia="Times New Roman" w:hAnsi="Times New Roman" w:cs="Times New Roman"/>
+          <w:kern w:val="0"/>
+          <w:lang w:eastAsia="pt-PT"/>
+          <w14:ligatures w14:val="none"/>
+        </w:rPr>
+        <w:t xml:space="preserve"> temática surge pontualmente referida em cadeiras como Instalações Elétricas ou Sistemas Elétricos de Energia, todavia sem o desenvolvimento que permita ao aluno, à saída do curso, dominar a terminologia, os equipamentos ou os fluxos de trabalho que caracterizam esta área. A chegada ao estágio na SISINT tornou esta lacuna imediatamente evidente: a necessidade de interpretar diagramas unifilares com múltiplos níveis de tensão, de compreender a função e o posicionamento de cada equipamento primário numa subestação, e de operar uma ferramenta de modelação tridimensional paramétrica como o </w:t>
+      </w:r>
+      <w:proofErr w:type="spellStart"/>
+      <w:r>
+        <w:rPr>
+          <w:rFonts w:ascii="Times New Roman" w:eastAsia="Times New Roman" w:hAnsi="Times New Roman" w:cs="Times New Roman"/>
+          <w:kern w:val="0"/>
+          <w:lang w:eastAsia="pt-PT"/>
+          <w14:ligatures w14:val="none"/>
+        </w:rPr>
+        <w:t>Revit</w:t>
+      </w:r>
+      <w:proofErr w:type="spellEnd"/>
+      <w:r>
+        <w:rPr>
+          <w:rFonts w:ascii="Times New Roman" w:eastAsia="Times New Roman" w:hAnsi="Times New Roman" w:cs="Times New Roman"/>
+          <w:kern w:val="0"/>
+          <w:lang w:eastAsia="pt-PT"/>
+          <w14:ligatures w14:val="none"/>
+        </w:rPr>
+        <w:t>, exigiu um esforço de aprendizagem intensivo nas primeiras semanas, que teve de ser conduzido em paralelo com a participação nos projetos em curso.</w:t>
+      </w:r>
+    </w:p>
+    <w:p>
+      <w:pPr>
         <w:spacing w:after="120" w:line="360" w:lineRule="auto"/>
         <w:jc w:val="both"/>
         <w:rPr>
-          <w:rFonts w:ascii="Times New Roman" w:hAnsi="Times New Roman" w:cs="Times New Roman"/>
-        </w:rPr>
-      </w:pPr>
-      <w:r>
-        <w:rPr>
-          <w:rFonts w:ascii="Times New Roman" w:hAnsi="Times New Roman" w:cs="Times New Roman"/>
-          <w:highlight w:val="darkGray"/>
-          <w:shd w:val="clear" w:color="auto" w:fill="FFFF00"/>
-        </w:rPr>
-        <w:t>[PENDENTE]</w:t>
+          <w:rFonts w:ascii="Times New Roman" w:eastAsia="Times New Roman" w:hAnsi="Times New Roman" w:cs="Times New Roman"/>
+          <w:kern w:val="0"/>
+          <w:lang w:eastAsia="pt-PT"/>
+          <w14:ligatures w14:val="none"/>
+        </w:rPr>
+      </w:pPr>
+      <w:r>
+        <w:rPr>
+          <w:rFonts w:ascii="Times New Roman" w:eastAsia="Times New Roman" w:hAnsi="Times New Roman" w:cs="Times New Roman"/>
+          <w:kern w:val="0"/>
+          <w:lang w:eastAsia="pt-PT"/>
+          <w14:ligatures w14:val="none"/>
+        </w:rPr>
+        <w:t xml:space="preserve">Ainda assim, verificou-se que os conhecimentos adquiridos ao longo da licenciatura desempenharam um papel estruturante que, embora nem sempre evidente de forma imediata, se revelou indispensável para a compreensão do contexto em que o trabalho se inseria. A cadeira de Instalações Elétricas forneceu a base conceptual relativa às fases de desenvolvimento de um projeto elétrico, desde o estudo prévio ao projeto de execução, passando pelas noções de dimensionamento, pelos requisitos regulamentares e pelas condições de segurança que regem o estabelecimento de instalações elétricas. Estes conceitos, que no curso são abordados predominantemente no contexto de instalações de baixa tensão e de utilização, revelaram-se </w:t>
+      </w:r>
+      <w:proofErr w:type="spellStart"/>
+      <w:r>
+        <w:rPr>
+          <w:rFonts w:ascii="Times New Roman" w:eastAsia="Times New Roman" w:hAnsi="Times New Roman" w:cs="Times New Roman"/>
+          <w:kern w:val="0"/>
+          <w:lang w:eastAsia="pt-PT"/>
+          <w14:ligatures w14:val="none"/>
+        </w:rPr>
+        <w:t>transponiveis</w:t>
+      </w:r>
+      <w:proofErr w:type="spellEnd"/>
+      <w:r>
+        <w:rPr>
+          <w:rFonts w:ascii="Times New Roman" w:eastAsia="Times New Roman" w:hAnsi="Times New Roman" w:cs="Times New Roman"/>
+          <w:kern w:val="0"/>
+          <w:lang w:eastAsia="pt-PT"/>
+          <w14:ligatures w14:val="none"/>
+        </w:rPr>
+        <w:t xml:space="preserve"> para o universo das subestações AT/MT, ainda que com um grau de complexidade e de exigência normativa substancialmente superiores. De forma análoga, a cadeira de Sistemas Elétricos de Energia permitiu consolidar noções fundamentais sobre a estrutura e o funcionamento das redes elétricas, nomeadamente os conceitos de níveis de tensão, trânsito de potência, transformação de energia e proteção de sistemas, conhecimentos sem os quais a interpretação dos </w:t>
+      </w:r>
+      <w:r>
+        <w:rPr>
+          <w:rFonts w:ascii="Times New Roman" w:eastAsia="Times New Roman" w:hAnsi="Times New Roman" w:cs="Times New Roman"/>
+          <w:kern w:val="0"/>
+          <w:lang w:eastAsia="pt-PT"/>
+          <w14:ligatures w14:val="none"/>
+        </w:rPr>
+        <w:lastRenderedPageBreak/>
+        <w:t>esquemas unifilares e a compreensão das configurações de barramentos abordados no Capítulo 2 teriam sido consideravelmente mais difíceis.</w:t>
+      </w:r>
+    </w:p>
+    <w:p>
+      <w:pPr>
+        <w:spacing w:after="120" w:line="360" w:lineRule="auto"/>
+        <w:jc w:val="both"/>
+        <w:rPr>
+          <w:rFonts w:ascii="Times New Roman" w:eastAsia="Times New Roman" w:hAnsi="Times New Roman" w:cs="Times New Roman"/>
+          <w:kern w:val="0"/>
+          <w:lang w:eastAsia="pt-PT"/>
+          <w14:ligatures w14:val="none"/>
+        </w:rPr>
+      </w:pPr>
+      <w:r>
+        <w:rPr>
+          <w:rFonts w:ascii="Times New Roman" w:eastAsia="Times New Roman" w:hAnsi="Times New Roman" w:cs="Times New Roman"/>
+          <w:kern w:val="0"/>
+          <w:lang w:eastAsia="pt-PT"/>
+          <w14:ligatures w14:val="none"/>
+        </w:rPr>
+        <w:t xml:space="preserve">Para além das cadeiras nucleares da especialidade, importa referir </w:t>
+      </w:r>
+      <w:proofErr w:type="gramStart"/>
+      <w:r>
+        <w:rPr>
+          <w:rFonts w:ascii="Times New Roman" w:eastAsia="Times New Roman" w:hAnsi="Times New Roman" w:cs="Times New Roman"/>
+          <w:kern w:val="0"/>
+          <w:lang w:eastAsia="pt-PT"/>
+          <w14:ligatures w14:val="none"/>
+        </w:rPr>
+        <w:t>a</w:t>
+      </w:r>
+      <w:proofErr w:type="gramEnd"/>
+      <w:r>
+        <w:rPr>
+          <w:rFonts w:ascii="Times New Roman" w:eastAsia="Times New Roman" w:hAnsi="Times New Roman" w:cs="Times New Roman"/>
+          <w:kern w:val="0"/>
+          <w:lang w:eastAsia="pt-PT"/>
+          <w14:ligatures w14:val="none"/>
+        </w:rPr>
+        <w:t xml:space="preserve"> contribuição de competências adquiridas em disciplinas que, à partida, poderiam parecer menos diretamente relacionadas com o projeto de subestações. A experiência prévia com </w:t>
+      </w:r>
+      <w:proofErr w:type="spellStart"/>
+      <w:r>
+        <w:rPr>
+          <w:rFonts w:ascii="Times New Roman" w:eastAsia="Times New Roman" w:hAnsi="Times New Roman" w:cs="Times New Roman"/>
+          <w:kern w:val="0"/>
+          <w:lang w:eastAsia="pt-PT"/>
+          <w14:ligatures w14:val="none"/>
+        </w:rPr>
+        <w:t>AutoCAD</w:t>
+      </w:r>
+      <w:proofErr w:type="spellEnd"/>
+      <w:r>
+        <w:rPr>
+          <w:rFonts w:ascii="Times New Roman" w:eastAsia="Times New Roman" w:hAnsi="Times New Roman" w:cs="Times New Roman"/>
+          <w:kern w:val="0"/>
+          <w:lang w:eastAsia="pt-PT"/>
+          <w14:ligatures w14:val="none"/>
+        </w:rPr>
+        <w:t xml:space="preserve">, desenvolvida no âmbito do percurso académico, constituiu o único ponto de contacto anterior com ferramentas de desenho assistido por computador e facilitou a transição para o ambiente </w:t>
+      </w:r>
+      <w:proofErr w:type="spellStart"/>
+      <w:r>
+        <w:rPr>
+          <w:rFonts w:ascii="Times New Roman" w:eastAsia="Times New Roman" w:hAnsi="Times New Roman" w:cs="Times New Roman"/>
+          <w:kern w:val="0"/>
+          <w:lang w:eastAsia="pt-PT"/>
+          <w14:ligatures w14:val="none"/>
+        </w:rPr>
+        <w:t>Revit</w:t>
+      </w:r>
+      <w:proofErr w:type="spellEnd"/>
+      <w:r>
+        <w:rPr>
+          <w:rFonts w:ascii="Times New Roman" w:eastAsia="Times New Roman" w:hAnsi="Times New Roman" w:cs="Times New Roman"/>
+          <w:kern w:val="0"/>
+          <w:lang w:eastAsia="pt-PT"/>
+          <w14:ligatures w14:val="none"/>
+        </w:rPr>
+        <w:t xml:space="preserve">, na medida em que familiarizou o aluno com a lógica de representação gráfica, a organização por </w:t>
+      </w:r>
+      <w:proofErr w:type="spellStart"/>
+      <w:r>
+        <w:rPr>
+          <w:rFonts w:ascii="Times New Roman" w:eastAsia="Times New Roman" w:hAnsi="Times New Roman" w:cs="Times New Roman"/>
+          <w:i/>
+          <w:iCs/>
+          <w:kern w:val="0"/>
+          <w:lang w:eastAsia="pt-PT"/>
+          <w14:ligatures w14:val="none"/>
+        </w:rPr>
+        <w:t>layers</w:t>
+      </w:r>
+      <w:proofErr w:type="spellEnd"/>
+      <w:r>
+        <w:rPr>
+          <w:rFonts w:ascii="Times New Roman" w:eastAsia="Times New Roman" w:hAnsi="Times New Roman" w:cs="Times New Roman"/>
+          <w:kern w:val="0"/>
+          <w:lang w:eastAsia="pt-PT"/>
+          <w14:ligatures w14:val="none"/>
+        </w:rPr>
+        <w:t xml:space="preserve"> e a leitura de peças desenhadas em formato digital, ainda que a passagem do paradigma bidimensional para a modelação tridimensional paramétrica tenha representado, efetivamente, uma mudança de abordagem profunda. As noções de programação e de tratamento de dados em folhas de cálculo revelaram-se igualmente úteis na fase de parametrização de famílias, concretamente na construção e manutenção dos ficheiros .</w:t>
+      </w:r>
+      <w:proofErr w:type="spellStart"/>
+      <w:r>
+        <w:rPr>
+          <w:rFonts w:ascii="Times New Roman" w:eastAsia="Times New Roman" w:hAnsi="Times New Roman" w:cs="Times New Roman"/>
+          <w:kern w:val="0"/>
+          <w:lang w:eastAsia="pt-PT"/>
+          <w14:ligatures w14:val="none"/>
+        </w:rPr>
+        <w:t>csv</w:t>
+      </w:r>
+      <w:proofErr w:type="spellEnd"/>
+      <w:r>
+        <w:rPr>
+          <w:rFonts w:ascii="Times New Roman" w:eastAsia="Times New Roman" w:hAnsi="Times New Roman" w:cs="Times New Roman"/>
+          <w:kern w:val="0"/>
+          <w:lang w:eastAsia="pt-PT"/>
+          <w14:ligatures w14:val="none"/>
+        </w:rPr>
+        <w:t xml:space="preserve"> que alimentam os catálogos de tipos descritos no subcapítulo 3.2, nos quais cada linha corresponde a uma referência comercial com as respetivas dimensões e atributos técnicos. A capacidade de estruturar estes dados de forma organizada, identificar erros e automatizar operações repetitivas decorreu diretamente da formação recebida nestas áreas complementares. De igual modo, os conceitos matemáticos e geométricos consolidados ao longo do curso, nomeadamente em matéria de trigonometria, geometria analítica e álgebra, encontraram aplicação concreta na definição das operações de modelação descritas no subcapítulo 3.2, como a extrusão, a revolução e a mistura, nas quais a correta definição de perfis, planos de referência e relações paramétricas depende de uma compreensão sólida destes fundamentos.</w:t>
+      </w:r>
+    </w:p>
+    <w:p>
+      <w:pPr>
+        <w:spacing w:after="120" w:line="360" w:lineRule="auto"/>
+        <w:jc w:val="both"/>
+        <w:rPr>
+          <w:rFonts w:ascii="Times New Roman" w:eastAsia="Times New Roman" w:hAnsi="Times New Roman" w:cs="Times New Roman"/>
+          <w:kern w:val="0"/>
+          <w:lang w:eastAsia="pt-PT"/>
+          <w14:ligatures w14:val="none"/>
+        </w:rPr>
+      </w:pPr>
+      <w:r>
+        <w:rPr>
+          <w:rFonts w:ascii="Times New Roman" w:eastAsia="Times New Roman" w:hAnsi="Times New Roman" w:cs="Times New Roman"/>
+          <w:kern w:val="0"/>
+          <w:lang w:eastAsia="pt-PT"/>
+          <w14:ligatures w14:val="none"/>
+        </w:rPr>
+        <w:t xml:space="preserve">A reflexão sobre a integração dos conhecimentos académicos no trabalho de estágio conduz, inevitavelmente, à constatação de que o percurso curricular fornece uma base teórica sólida e transversal, mas não prepara, nem teria como preparar, para a totalidade das exigências de um contexto profissional especializado. O projeto de subestações é uma área de nicho dentro da engenharia eletrotécnica, com terminologia própria, normativa específica e ferramentas de trabalho que não fazem parte do currículo de uma licenciatura generalista. Reconhecer esta realidade não constitui uma crítica ao plano de estudos, que cumpre a sua função de fornecer os fundamentos que tornam possível a aprendizagem posterior, mas antes uma constatação prática: a distância entre a formação académica e a prática profissional neste domínio é significativa, e é precisamente no estágio que essa distância se percorre. O facto de os conceitos das diversas cadeiras terem encontrado aplicação, ainda que por vias nem sempre previsíveis, confirma que a </w:t>
+      </w:r>
+      <w:r>
+        <w:rPr>
+          <w:rFonts w:ascii="Times New Roman" w:eastAsia="Times New Roman" w:hAnsi="Times New Roman" w:cs="Times New Roman"/>
+          <w:kern w:val="0"/>
+          <w:lang w:eastAsia="pt-PT"/>
+          <w14:ligatures w14:val="none"/>
+        </w:rPr>
+        <w:lastRenderedPageBreak/>
+        <w:t>formação de base cumpriu o seu propósito enquanto alicerce sobre o qual foi possível construir competências novas, em grande medida através da experiência direta e do acompanhamento da equipa da SISINT.</w:t>
       </w:r>
     </w:p>
     <w:p>
@@ -14217,7 +15017,7 @@
           <w14:ligatures w14:val="none"/>
         </w:rPr>
       </w:pPr>
-      <w:bookmarkStart w:id="50" w:name="_Toc232301057"/>
+      <w:bookmarkStart w:id="50" w:name="_Toc232377633"/>
       <w:r>
         <w:rPr>
           <w:rFonts w:ascii="Times New Roman" w:eastAsia="Times New Roman" w:hAnsi="Times New Roman" w:cs="Times New Roman"/>
@@ -14309,7 +15109,7 @@
           <w14:ligatures w14:val="none"/>
         </w:rPr>
       </w:pPr>
-      <w:bookmarkStart w:id="51" w:name="_Toc232301058"/>
+      <w:bookmarkStart w:id="51" w:name="_Toc232377634"/>
       <w:r>
         <w:rPr>
           <w:rFonts w:ascii="Cambria" w:eastAsia="Times New Roman" w:hAnsi="Cambria" w:cs="Times New Roman"/>
@@ -14440,7 +15240,7 @@
           <w14:ligatures w14:val="none"/>
         </w:rPr>
       </w:pPr>
-      <w:bookmarkStart w:id="55" w:name="_Toc232301059"/>
+      <w:bookmarkStart w:id="55" w:name="_Toc232377635"/>
       <w:r>
         <w:rPr>
           <w:rFonts w:ascii="Times New Roman" w:eastAsia="Times New Roman" w:hAnsi="Times New Roman" w:cs="Times New Roman"/>
@@ -15143,7 +15943,7 @@
       <w:bookmarkStart w:id="56" w:name="_Toc76320117"/>
       <w:bookmarkStart w:id="57" w:name="_Toc76320157"/>
       <w:bookmarkStart w:id="58" w:name="_Toc76320185"/>
-      <w:bookmarkStart w:id="59" w:name="_Toc232301060"/>
+      <w:bookmarkStart w:id="59" w:name="_Toc232377636"/>
       <w:r>
         <w:rPr>
           <w:rFonts w:ascii="Times New Roman" w:eastAsia="Times New Roman" w:hAnsi="Times New Roman" w:cs="Times New Roman"/>
@@ -15187,7 +15987,7 @@
       <w:proofErr w:type="spellEnd"/>
     </w:p>
     <w:sectPr>
-      <w:footerReference w:type="default" r:id="rId21"/>
+      <w:footerReference w:type="default" r:id="rId20"/>
       <w:pgSz w:w="11906" w:h="16838"/>
       <w:pgMar w:top="1985" w:right="851" w:bottom="1134" w:left="1701" w:header="709" w:footer="709" w:gutter="0"/>
       <w:pgNumType w:start="7"/>

--- a/DRIVE/1. Direção/0. Associativo/Assembleia Geral/word bakcup/RELATORIO_ESTAGIO_SISINT.docx
+++ b/DRIVE/1. Direção/0. Associativo/Assembleia Geral/word bakcup/RELATORIO_ESTAGIO_SISINT.docx
@@ -1183,58 +1183,6 @@
     </w:p>
     <w:p>
       <w:pPr>
-        <w:spacing w:line="360" w:lineRule="auto"/>
-        <w:jc w:val="both"/>
-        <w:rPr>
-          <w:rFonts w:ascii="Calibri" w:eastAsia="Calibri" w:hAnsi="Calibri" w:cs="Times New Roman"/>
-          <w:kern w:val="0"/>
-          <w14:ligatures w14:val="none"/>
-        </w:rPr>
-      </w:pPr>
-      <w:r>
-        <w:rPr>
-          <w:rFonts w:ascii="Times New Roman" w:eastAsia="Times New Roman" w:hAnsi="Times New Roman" w:cs="Times New Roman"/>
-          <w:i/>
-          <w:iCs/>
-          <w:color w:val="888888"/>
-          <w:kern w:val="0"/>
-          <w14:ligatures w14:val="none"/>
-        </w:rPr>
-        <w:t>[Redigir o resumo em português (máximo 1 página). Deve sintetizar o contexto, os objetivos, a metodologia adotada, os principais resultados obtidos e as conclusões do estágio.]</w:t>
-      </w:r>
-    </w:p>
-    <w:p>
-      <w:pPr>
-        <w:spacing w:after="200" w:line="276" w:lineRule="auto"/>
-        <w:rPr>
-          <w:rFonts w:ascii="Calibri" w:eastAsia="Calibri" w:hAnsi="Calibri" w:cs="Times New Roman"/>
-          <w:kern w:val="0"/>
-          <w14:ligatures w14:val="none"/>
-        </w:rPr>
-      </w:pPr>
-    </w:p>
-    <w:p>
-      <w:pPr>
-        <w:spacing w:after="200" w:line="276" w:lineRule="auto"/>
-        <w:rPr>
-          <w:rFonts w:ascii="Calibri" w:eastAsia="Calibri" w:hAnsi="Calibri" w:cs="Times New Roman"/>
-          <w:kern w:val="0"/>
-          <w14:ligatures w14:val="none"/>
-        </w:rPr>
-      </w:pPr>
-    </w:p>
-    <w:p>
-      <w:pPr>
-        <w:spacing w:after="200" w:line="276" w:lineRule="auto"/>
-        <w:rPr>
-          <w:rFonts w:ascii="Calibri" w:eastAsia="Calibri" w:hAnsi="Calibri" w:cs="Times New Roman"/>
-          <w:kern w:val="0"/>
-          <w14:ligatures w14:val="none"/>
-        </w:rPr>
-      </w:pPr>
-    </w:p>
-    <w:p>
-      <w:pPr>
         <w:spacing w:after="200" w:line="276" w:lineRule="auto"/>
         <w:rPr>
           <w:rFonts w:ascii="Calibri" w:eastAsia="Calibri" w:hAnsi="Calibri" w:cs="Times New Roman"/>
@@ -1263,37 +1211,6 @@
           <w14:ligatures w14:val="none"/>
         </w:rPr>
         <w:t xml:space="preserve">Palavras-Chave: </w:t>
-      </w:r>
-      <w:r>
-        <w:rPr>
-          <w:rFonts w:ascii="Times New Roman" w:eastAsia="Times New Roman" w:hAnsi="Times New Roman" w:cs="Times New Roman"/>
-          <w:color w:val="000000"/>
-          <w:kern w:val="0"/>
-          <w14:ligatures w14:val="none"/>
-        </w:rPr>
-        <w:t xml:space="preserve">Subestações de Alta Tensão, Projeto Primário, Modelação 3D, </w:t>
-      </w:r>
-      <w:proofErr w:type="spellStart"/>
-      <w:r>
-        <w:rPr>
-          <w:rFonts w:ascii="Times New Roman" w:eastAsia="Times New Roman" w:hAnsi="Times New Roman" w:cs="Times New Roman"/>
-          <w:i/>
-          <w:iCs/>
-          <w:color w:val="000000"/>
-          <w:kern w:val="0"/>
-          <w14:ligatures w14:val="none"/>
-        </w:rPr>
-        <w:t>Revit</w:t>
-      </w:r>
-      <w:proofErr w:type="spellEnd"/>
-      <w:r>
-        <w:rPr>
-          <w:rFonts w:ascii="Times New Roman" w:eastAsia="Times New Roman" w:hAnsi="Times New Roman" w:cs="Times New Roman"/>
-          <w:color w:val="000000"/>
-          <w:kern w:val="0"/>
-          <w14:ligatures w14:val="none"/>
-        </w:rPr>
-        <w:t>, Automação e Controlo</w:t>
       </w:r>
     </w:p>
     <w:p>
@@ -7173,10 +7090,10 @@
           <w14:ligatures w14:val="none"/>
         </w:rPr>
       </w:pPr>
-      <w:bookmarkStart w:id="10" w:name="_Toc76320099"/>
-      <w:bookmarkStart w:id="11" w:name="_Toc76320126"/>
-      <w:bookmarkStart w:id="12" w:name="_Toc76320167"/>
-      <w:bookmarkStart w:id="13" w:name="_Toc232377606"/>
+      <w:bookmarkStart w:id="10" w:name="_Toc232377606"/>
+      <w:bookmarkStart w:id="11" w:name="_Toc76320099"/>
+      <w:bookmarkStart w:id="12" w:name="_Toc76320126"/>
+      <w:bookmarkStart w:id="13" w:name="_Toc76320167"/>
       <w:r>
         <w:rPr>
           <w:rFonts w:ascii="Times New Roman" w:eastAsia="Times New Roman" w:hAnsi="Times New Roman" w:cs="Times New Roman"/>
@@ -7187,7 +7104,7 @@
         </w:rPr>
         <w:t>Enquadramento geral</w:t>
       </w:r>
-      <w:bookmarkEnd w:id="13"/>
+      <w:bookmarkEnd w:id="10"/>
       <w:r>
         <w:rPr>
           <w:rFonts w:ascii="Times New Roman" w:eastAsia="Times New Roman" w:hAnsi="Times New Roman" w:cs="Times New Roman"/>
@@ -7198,9 +7115,9 @@
         </w:rPr>
         <w:t xml:space="preserve"> </w:t>
       </w:r>
-      <w:bookmarkEnd w:id="10"/>
       <w:bookmarkEnd w:id="11"/>
       <w:bookmarkEnd w:id="12"/>
+      <w:bookmarkEnd w:id="13"/>
     </w:p>
     <w:p>
       <w:pPr>
@@ -8427,35 +8344,7 @@
           <w:lang w:eastAsia="pt-PT"/>
           <w14:ligatures w14:val="none"/>
         </w:rPr>
-        <w:t xml:space="preserve">posição da </w:t>
-      </w:r>
-      <w:proofErr w:type="gramStart"/>
-      <w:r>
-        <w:rPr>
-          <w:rFonts w:ascii="Times New Roman" w:eastAsia="Times New Roman" w:hAnsi="Times New Roman" w:cs="Times New Roman"/>
-          <w:i/>
-          <w:iCs/>
-          <w:color w:val="7F7F7F"/>
-          <w:kern w:val="0"/>
-          <w:highlight w:val="green"/>
-          <w:lang w:eastAsia="pt-PT"/>
-          <w14:ligatures w14:val="none"/>
-        </w:rPr>
-        <w:t>SE  na</w:t>
-      </w:r>
-      <w:proofErr w:type="gramEnd"/>
-      <w:r>
-        <w:rPr>
-          <w:rFonts w:ascii="Times New Roman" w:eastAsia="Times New Roman" w:hAnsi="Times New Roman" w:cs="Times New Roman"/>
-          <w:i/>
-          <w:iCs/>
-          <w:color w:val="7F7F7F"/>
-          <w:kern w:val="0"/>
-          <w:highlight w:val="green"/>
-          <w:lang w:eastAsia="pt-PT"/>
-          <w14:ligatures w14:val="none"/>
-        </w:rPr>
-        <w:t xml:space="preserve"> cadeia </w:t>
+        <w:t xml:space="preserve">posição da SE  na cadeia </w:t>
       </w:r>
       <w:proofErr w:type="spellStart"/>
       <w:r>
@@ -9403,7 +9292,25 @@
           <w:lang w:eastAsia="pt-PT"/>
           <w14:ligatures w14:val="none"/>
         </w:rPr>
-        <w:t xml:space="preserve">. Cada objeto do modelo — seja um transformador, um disjuntor ou uma estrutura metálica ou não metálica — não constitui apenas um desenho, mas uma entidade que reúne em si os atributos que a caracterizam, como o fabricante, as dimensões, a tensão nominal ou a referência comercial. O conjunto destes objetos, importados para o projeto, constitui o chamado modelo de informação da instalação </w:t>
+        <w:t>. Cada objeto do modelo seja um transformador, um disjuntor ou uma estrutura metálica ou não metálica</w:t>
+      </w:r>
+      <w:r>
+        <w:rPr>
+          <w:rFonts w:ascii="Times New Roman" w:eastAsia="Times New Roman" w:hAnsi="Times New Roman" w:cs="Times New Roman"/>
+          <w:kern w:val="0"/>
+          <w:lang w:eastAsia="pt-PT"/>
+          <w14:ligatures w14:val="none"/>
+        </w:rPr>
+        <w:t xml:space="preserve">, </w:t>
+      </w:r>
+      <w:r>
+        <w:rPr>
+          <w:rFonts w:ascii="Times New Roman" w:eastAsia="Times New Roman" w:hAnsi="Times New Roman" w:cs="Times New Roman"/>
+          <w:kern w:val="0"/>
+          <w:lang w:eastAsia="pt-PT"/>
+          <w14:ligatures w14:val="none"/>
+        </w:rPr>
+        <w:t xml:space="preserve">não constitui apenas um desenho, mas uma entidade que reúne em si os atributos que a caracterizam, como o fabricante, as dimensões, a tensão nominal ou a referência comercial. O conjunto destes objetos, importados para o projeto, constitui o chamado modelo de informação da instalação </w:t>
       </w:r>
       <w:r>
         <w:rPr>
@@ -9628,7 +9535,61 @@
           <w:lang w:eastAsia="pt-PT"/>
           <w14:ligatures w14:val="none"/>
         </w:rPr>
-        <w:t xml:space="preserve">Por fim, uma característica determinante da metodologia BIM é a sua vocação colaborativa. Uma vez que todas as especialidades — elétrica, civil, estrutural e arquitetónica — trabalham sobre o mesmo modelo, partilhando uma fonte única de informação, a coordenação entre disciplinas encontra-se integrada no próprio processo de trabalho. Esta partilha elimina perdas de informação e sobreposições entre intervenientes e entre fases do projeto, melhorando a comunicação e permitindo que as decisões sejam tomadas com base em simulações e análises efetuadas diretamente sobre o modelo, antes mesmo de a instalação ser construída </w:t>
+        <w:t>Por fim, uma característica determinante da metodologia BIM é a sua vocação colaborativa</w:t>
+      </w:r>
+      <w:r>
+        <w:rPr>
+          <w:rFonts w:ascii="Times New Roman" w:eastAsia="Times New Roman" w:hAnsi="Times New Roman" w:cs="Times New Roman"/>
+          <w:kern w:val="0"/>
+          <w:lang w:eastAsia="pt-PT"/>
+          <w14:ligatures w14:val="none"/>
+        </w:rPr>
+        <w:t>, pois u</w:t>
+      </w:r>
+      <w:r>
+        <w:rPr>
+          <w:rFonts w:ascii="Times New Roman" w:eastAsia="Times New Roman" w:hAnsi="Times New Roman" w:cs="Times New Roman"/>
+          <w:kern w:val="0"/>
+          <w:lang w:eastAsia="pt-PT"/>
+          <w14:ligatures w14:val="none"/>
+        </w:rPr>
+        <w:t xml:space="preserve">ma vez que todas as especialidades </w:t>
+      </w:r>
+      <w:r>
+        <w:rPr>
+          <w:rFonts w:ascii="Times New Roman" w:eastAsia="Times New Roman" w:hAnsi="Times New Roman" w:cs="Times New Roman"/>
+          <w:kern w:val="0"/>
+          <w:lang w:eastAsia="pt-PT"/>
+          <w14:ligatures w14:val="none"/>
+        </w:rPr>
+        <w:t>eletrotécnica</w:t>
+      </w:r>
+      <w:r>
+        <w:rPr>
+          <w:rFonts w:ascii="Times New Roman" w:eastAsia="Times New Roman" w:hAnsi="Times New Roman" w:cs="Times New Roman"/>
+          <w:kern w:val="0"/>
+          <w:lang w:eastAsia="pt-PT"/>
+          <w14:ligatures w14:val="none"/>
+        </w:rPr>
+        <w:t xml:space="preserve">, civil, estrutural e arquitetónica trabalham sobre o mesmo modelo, </w:t>
+      </w:r>
+      <w:r>
+        <w:rPr>
+          <w:rFonts w:ascii="Times New Roman" w:eastAsia="Times New Roman" w:hAnsi="Times New Roman" w:cs="Times New Roman"/>
+          <w:kern w:val="0"/>
+          <w:lang w:eastAsia="pt-PT"/>
+          <w14:ligatures w14:val="none"/>
+        </w:rPr>
+        <w:t>com</w:t>
+      </w:r>
+      <w:r>
+        <w:rPr>
+          <w:rFonts w:ascii="Times New Roman" w:eastAsia="Times New Roman" w:hAnsi="Times New Roman" w:cs="Times New Roman"/>
+          <w:kern w:val="0"/>
+          <w:lang w:eastAsia="pt-PT"/>
+          <w14:ligatures w14:val="none"/>
+        </w:rPr>
+        <w:t xml:space="preserve"> uma fonte única de informação, a coordenação entre disciplinas encontra-se integrada no próprio processo de trabalho. Esta partilha elimina perdas de informação e sobreposições entre intervenientes e entre fases do projeto, melhorando a comunicação e permitindo que as decisões sejam tomadas com base em simulações e análises efetuadas diretamente sobre o modelo, antes mesmo de a instalação ser construída </w:t>
       </w:r>
       <w:r>
         <w:rPr>
@@ -9745,7 +9706,7 @@
           <w:lang w:eastAsia="pt-PT"/>
           <w14:ligatures w14:val="none"/>
         </w:rPr>
-        <w:t xml:space="preserve">esquema comparativo entre o fluxo de trabalho tradicional 2D e o processo BIM, ou esquema da abrangência do processo BIM com as várias especialidades em torno do modelo central — </w:t>
+        <w:t xml:space="preserve">esquema da abrangência do processo BIM com as várias especialidades em torno do modelo central — </w:t>
       </w:r>
       <w:proofErr w:type="spellStart"/>
       <w:r>
@@ -10040,7 +10001,7 @@
           <w:lang w:eastAsia="pt-PT"/>
           <w14:ligatures w14:val="none"/>
         </w:rPr>
-        <w:t xml:space="preserve">Na produção de documentação, o BIM permite que os conjuntos de desenhos de cada especialidade sejam diretamente criados a partir do modelo. Como todos os intervenientes trabalham sobre a mesma fonte de informação, as peças desenhadas refletem sempre o estado atual do modelo, </w:t>
+        <w:t xml:space="preserve">Na produção de documentação, o BIM permite que os conjuntos de desenhos de cada especialidade sejam diretamente criados a partir do modelo. Como todos os intervenientes trabalham sobre a mesma fonte de informação, as peças desenhadas refletem sempre o estado atual do modelo, dificultando inconsistências. Do ponto de vista da eficiência, a centralização da informação e a </w:t>
       </w:r>
       <w:r>
         <w:rPr>
@@ -10050,7 +10011,7 @@
           <w14:ligatures w14:val="none"/>
         </w:rPr>
         <w:lastRenderedPageBreak/>
-        <w:t xml:space="preserve">dificultando inconsistências. Do ponto de vista da eficiência, a centralização da informação e a propagação automática de alterações permitem que equipas mais compactas realizem mais trabalho com menor probabilidade de erro, traduzindo-se numa redução direta dos custos de engenharia.  </w:t>
+        <w:t xml:space="preserve">propagação automática de alterações permitem que equipas mais compactas realizem mais trabalho com menor probabilidade de erro, traduzindo-se numa redução direta dos custos de engenharia.  </w:t>
       </w:r>
       <w:r>
         <w:rPr>
@@ -10390,17 +10351,7 @@
           <w:lang w:eastAsia="pt-PT"/>
           <w14:ligatures w14:val="none"/>
         </w:rPr>
-        <w:t xml:space="preserve">. No domínio da aparelhagem de manobra e comando, a série de normas IEC 62271 reveste-se de particular importância. A norma IEC 62271-1 define os requisitos comuns à aparelhagem de alta tensão, enquanto a IEC 62271-200 se aplica especificamente à aparelhagem sob invólucro metálico para tensões compreendidas entre 1 kV e 52 kV, característica dos quadros de média tensão. Por seu turno, a IEC 62271-203 regula a aparelhagem isolada a gás (GIS), estabelecendo os requisitos aplicáveis às instalações encapsuladas em invólucro metálico preenchido com gás </w:t>
-      </w:r>
-      <w:proofErr w:type="gramStart"/>
-      <w:r>
-        <w:rPr>
-          <w:rFonts w:ascii="Times New Roman" w:eastAsia="Times New Roman" w:hAnsi="Times New Roman" w:cs="Times New Roman"/>
-          <w:kern w:val="0"/>
-          <w:lang w:eastAsia="pt-PT"/>
-          <w14:ligatures w14:val="none"/>
-        </w:rPr>
-        <w:t>isolante</w:t>
+        <w:t>. No domínio da aparelhagem de manobra e comando, a série de normas IEC 62271 reveste-se de particular importância. A norma IEC 62271-1 define os requisitos comuns à aparelhagem de alta tensão, enquanto a IEC 62271-200 se aplica especificamente à aparelhagem sob invólucro metálico para tensões compreendidas entre 1 kV e 52 kV, característica dos quadros de média tensão. Por seu turno, a IEC 62271-203 regula a aparelhagem isolada a gás (GIS), estabelecendo os requisitos aplicáveis às instalações encapsuladas em invólucro metálico preenchido com gás isolante</w:t>
       </w:r>
       <w:r>
         <w:rPr>
@@ -10410,18 +10361,7 @@
           <w:lang w:eastAsia="pt-PT"/>
           <w14:ligatures w14:val="none"/>
         </w:rPr>
-        <w:t>[</w:t>
-      </w:r>
-      <w:proofErr w:type="gramEnd"/>
-      <w:r>
-        <w:rPr>
-          <w:rFonts w:ascii="Times New Roman" w:eastAsia="Times New Roman" w:hAnsi="Times New Roman" w:cs="Times New Roman"/>
-          <w:kern w:val="0"/>
-          <w:shd w:val="clear" w:color="auto" w:fill="FFFF00"/>
-          <w:lang w:eastAsia="pt-PT"/>
-          <w14:ligatures w14:val="none"/>
-        </w:rPr>
-        <w:t>Bolotinha, 2019a].</w:t>
+        <w:t>[Bolotinha, 2019a].</w:t>
       </w:r>
     </w:p>
     <w:p>
@@ -11363,17 +11303,7 @@
           <w:lang w:eastAsia="pt-PT"/>
           <w14:ligatures w14:val="none"/>
         </w:rPr>
-        <w:t xml:space="preserve"> </w:t>
-      </w:r>
-      <w:proofErr w:type="gramStart"/>
-      <w:r>
-        <w:rPr>
-          <w:rFonts w:ascii="Times New Roman" w:eastAsia="Times New Roman" w:hAnsi="Times New Roman" w:cs="Times New Roman"/>
-          <w:kern w:val="0"/>
-          <w:lang w:eastAsia="pt-PT"/>
-          <w14:ligatures w14:val="none"/>
-        </w:rPr>
-        <w:t>ou .</w:t>
+        <w:t xml:space="preserve"> ou .</w:t>
       </w:r>
       <w:proofErr w:type="spellStart"/>
       <w:r>
@@ -11386,7 +11316,6 @@
         <w:t>rfa</w:t>
       </w:r>
       <w:proofErr w:type="spellEnd"/>
-      <w:proofErr w:type="gramEnd"/>
       <w:r>
         <w:rPr>
           <w:rFonts w:ascii="Times New Roman" w:eastAsia="Times New Roman" w:hAnsi="Times New Roman" w:cs="Times New Roman"/>
@@ -11711,7 +11640,7 @@
           <w:lang w:eastAsia="pt-PT"/>
           <w14:ligatures w14:val="none"/>
         </w:rPr>
-        <w:t>[Figura [n] — extrusão aplicada a um perfil de viga: perfil 2D e respetivo volume gerado por extrusão.]</w:t>
+        <w:t>extrusão aplicada a um perfil de viga: perfil 2D e respetivo volume gerado por extrusão.</w:t>
       </w:r>
     </w:p>
     <w:p>
@@ -11766,6 +11695,7 @@
           <w14:ligatures w14:val="none"/>
         </w:rPr>
       </w:pPr>
+      <w:proofErr w:type="spellStart"/>
       <w:r>
         <w:rPr>
           <w:rFonts w:ascii="Times New Roman" w:eastAsia="Times New Roman" w:hAnsi="Times New Roman" w:cs="Times New Roman"/>
@@ -11777,9 +11707,9 @@
           <w:lang w:eastAsia="pt-PT"/>
           <w14:ligatures w14:val="none"/>
         </w:rPr>
-        <w:t xml:space="preserve">[Figura [n+1] — </w:t>
-      </w:r>
-      <w:proofErr w:type="spellStart"/>
+        <w:t>sweep</w:t>
+      </w:r>
+      <w:proofErr w:type="spellEnd"/>
       <w:r>
         <w:rPr>
           <w:rFonts w:ascii="Times New Roman" w:eastAsia="Times New Roman" w:hAnsi="Times New Roman" w:cs="Times New Roman"/>
@@ -11791,9 +11721,81 @@
           <w:lang w:eastAsia="pt-PT"/>
           <w14:ligatures w14:val="none"/>
         </w:rPr>
-        <w:t>sweep</w:t>
+        <w:t xml:space="preserve"> aplicado a um tubo: perfil de secção e trajetória percorrida.</w:t>
+      </w:r>
+    </w:p>
+    <w:p>
+      <w:pPr>
+        <w:spacing w:after="120" w:line="360" w:lineRule="auto"/>
+        <w:jc w:val="both"/>
+        <w:rPr>
+          <w:rFonts w:ascii="Times New Roman" w:eastAsia="Times New Roman" w:hAnsi="Times New Roman" w:cs="Times New Roman"/>
+          <w:kern w:val="0"/>
+          <w:lang w:eastAsia="pt-PT"/>
+          <w14:ligatures w14:val="none"/>
+        </w:rPr>
+      </w:pPr>
+      <w:r>
+        <w:rPr>
+          <w:rFonts w:ascii="Times New Roman" w:eastAsia="Times New Roman" w:hAnsi="Times New Roman" w:cs="Times New Roman"/>
+          <w:kern w:val="0"/>
+          <w:lang w:eastAsia="pt-PT"/>
+          <w14:ligatures w14:val="none"/>
+        </w:rPr>
+        <w:t>A mistura (</w:t>
+      </w:r>
+      <w:proofErr w:type="spellStart"/>
+      <w:r>
+        <w:rPr>
+          <w:rFonts w:ascii="Times New Roman" w:eastAsia="Times New Roman" w:hAnsi="Times New Roman" w:cs="Times New Roman"/>
+          <w:kern w:val="0"/>
+          <w:lang w:eastAsia="pt-PT"/>
+          <w14:ligatures w14:val="none"/>
+        </w:rPr>
+        <w:t>blend</w:t>
       </w:r>
       <w:proofErr w:type="spellEnd"/>
+      <w:r>
+        <w:rPr>
+          <w:rFonts w:ascii="Times New Roman" w:eastAsia="Times New Roman" w:hAnsi="Times New Roman" w:cs="Times New Roman"/>
+          <w:kern w:val="0"/>
+          <w:lang w:eastAsia="pt-PT"/>
+          <w14:ligatures w14:val="none"/>
+        </w:rPr>
+        <w:t xml:space="preserve">) utiliza dois planos paralelos, sendo adequada a elementos cuja secção varia entre as duas extremidades, como um parafuso de cabeça </w:t>
+      </w:r>
+      <w:r>
+        <w:rPr>
+          <w:rFonts w:ascii="Times New Roman" w:eastAsia="Times New Roman" w:hAnsi="Times New Roman" w:cs="Times New Roman"/>
+          <w:kern w:val="0"/>
+          <w:highlight w:val="yellow"/>
+          <w:lang w:eastAsia="pt-PT"/>
+          <w14:ligatures w14:val="none"/>
+        </w:rPr>
+        <w:t>sextavada, em que</w:t>
+      </w:r>
+      <w:r>
+        <w:rPr>
+          <w:rFonts w:ascii="Times New Roman" w:eastAsia="Times New Roman" w:hAnsi="Times New Roman" w:cs="Times New Roman"/>
+          <w:kern w:val="0"/>
+          <w:lang w:eastAsia="pt-PT"/>
+          <w14:ligatures w14:val="none"/>
+        </w:rPr>
+        <w:t xml:space="preserve"> a base é mais larga do que a ponta.</w:t>
+      </w:r>
+    </w:p>
+    <w:p>
+      <w:pPr>
+        <w:spacing w:before="60" w:after="60" w:line="360" w:lineRule="auto"/>
+        <w:jc w:val="both"/>
+        <w:rPr>
+          <w:rFonts w:ascii="Times New Roman" w:eastAsia="Times New Roman" w:hAnsi="Times New Roman" w:cs="Times New Roman"/>
+          <w:kern w:val="0"/>
+          <w:lang w:eastAsia="pt-PT"/>
+          <w14:ligatures w14:val="none"/>
+        </w:rPr>
+      </w:pPr>
+      <w:proofErr w:type="spellStart"/>
       <w:r>
         <w:rPr>
           <w:rFonts w:ascii="Times New Roman" w:eastAsia="Times New Roman" w:hAnsi="Times New Roman" w:cs="Times New Roman"/>
@@ -11805,80 +11807,9 @@
           <w:lang w:eastAsia="pt-PT"/>
           <w14:ligatures w14:val="none"/>
         </w:rPr>
-        <w:t xml:space="preserve"> aplicado a um tubo: perfil de secção e trajetória percorrida.]</w:t>
-      </w:r>
-    </w:p>
-    <w:p>
-      <w:pPr>
-        <w:spacing w:after="120" w:line="360" w:lineRule="auto"/>
-        <w:jc w:val="both"/>
-        <w:rPr>
-          <w:rFonts w:ascii="Times New Roman" w:eastAsia="Times New Roman" w:hAnsi="Times New Roman" w:cs="Times New Roman"/>
-          <w:kern w:val="0"/>
-          <w:lang w:eastAsia="pt-PT"/>
-          <w14:ligatures w14:val="none"/>
-        </w:rPr>
-      </w:pPr>
-      <w:r>
-        <w:rPr>
-          <w:rFonts w:ascii="Times New Roman" w:eastAsia="Times New Roman" w:hAnsi="Times New Roman" w:cs="Times New Roman"/>
-          <w:kern w:val="0"/>
-          <w:lang w:eastAsia="pt-PT"/>
-          <w14:ligatures w14:val="none"/>
-        </w:rPr>
-        <w:t>A mistura (</w:t>
-      </w:r>
-      <w:proofErr w:type="spellStart"/>
-      <w:r>
-        <w:rPr>
-          <w:rFonts w:ascii="Times New Roman" w:eastAsia="Times New Roman" w:hAnsi="Times New Roman" w:cs="Times New Roman"/>
-          <w:kern w:val="0"/>
-          <w:lang w:eastAsia="pt-PT"/>
-          <w14:ligatures w14:val="none"/>
-        </w:rPr>
         <w:t>blend</w:t>
       </w:r>
       <w:proofErr w:type="spellEnd"/>
-      <w:r>
-        <w:rPr>
-          <w:rFonts w:ascii="Times New Roman" w:eastAsia="Times New Roman" w:hAnsi="Times New Roman" w:cs="Times New Roman"/>
-          <w:kern w:val="0"/>
-          <w:lang w:eastAsia="pt-PT"/>
-          <w14:ligatures w14:val="none"/>
-        </w:rPr>
-        <w:t xml:space="preserve">) utiliza dois planos paralelos, sendo adequada a elementos cuja secção varia entre as duas extremidades, como um parafuso de cabeça </w:t>
-      </w:r>
-      <w:r>
-        <w:rPr>
-          <w:rFonts w:ascii="Times New Roman" w:eastAsia="Times New Roman" w:hAnsi="Times New Roman" w:cs="Times New Roman"/>
-          <w:kern w:val="0"/>
-          <w:highlight w:val="yellow"/>
-          <w:lang w:eastAsia="pt-PT"/>
-          <w14:ligatures w14:val="none"/>
-        </w:rPr>
-        <w:t>sextavada, em que</w:t>
-      </w:r>
-      <w:r>
-        <w:rPr>
-          <w:rFonts w:ascii="Times New Roman" w:eastAsia="Times New Roman" w:hAnsi="Times New Roman" w:cs="Times New Roman"/>
-          <w:kern w:val="0"/>
-          <w:lang w:eastAsia="pt-PT"/>
-          <w14:ligatures w14:val="none"/>
-        </w:rPr>
-        <w:t xml:space="preserve"> a base é mais larga do que a ponta.</w:t>
-      </w:r>
-    </w:p>
-    <w:p>
-      <w:pPr>
-        <w:spacing w:before="60" w:after="60" w:line="360" w:lineRule="auto"/>
-        <w:jc w:val="both"/>
-        <w:rPr>
-          <w:rFonts w:ascii="Times New Roman" w:eastAsia="Times New Roman" w:hAnsi="Times New Roman" w:cs="Times New Roman"/>
-          <w:kern w:val="0"/>
-          <w:lang w:eastAsia="pt-PT"/>
-          <w14:ligatures w14:val="none"/>
-        </w:rPr>
-      </w:pPr>
       <w:r>
         <w:rPr>
           <w:rFonts w:ascii="Times New Roman" w:eastAsia="Times New Roman" w:hAnsi="Times New Roman" w:cs="Times New Roman"/>
@@ -11890,8 +11821,81 @@
           <w:lang w:eastAsia="pt-PT"/>
           <w14:ligatures w14:val="none"/>
         </w:rPr>
-        <w:t xml:space="preserve">[Figura [n+2] — </w:t>
-      </w:r>
+        <w:t xml:space="preserve"> aplicado a um parafuso de cabeça sextavada: perfis de topo e de base e respetiva interpolação.</w:t>
+      </w:r>
+    </w:p>
+    <w:p>
+      <w:pPr>
+        <w:spacing w:after="120" w:line="360" w:lineRule="auto"/>
+        <w:jc w:val="both"/>
+        <w:rPr>
+          <w:rFonts w:ascii="Times New Roman" w:eastAsia="Times New Roman" w:hAnsi="Times New Roman" w:cs="Times New Roman"/>
+          <w:kern w:val="0"/>
+          <w:lang w:eastAsia="pt-PT"/>
+          <w14:ligatures w14:val="none"/>
+        </w:rPr>
+      </w:pPr>
+      <w:r>
+        <w:rPr>
+          <w:rFonts w:ascii="Times New Roman" w:eastAsia="Times New Roman" w:hAnsi="Times New Roman" w:cs="Times New Roman"/>
+          <w:kern w:val="0"/>
+          <w:lang w:eastAsia="pt-PT"/>
+          <w14:ligatures w14:val="none"/>
+        </w:rPr>
+        <w:t>O varrimento misturado (</w:t>
+      </w:r>
+      <w:proofErr w:type="spellStart"/>
+      <w:r>
+        <w:rPr>
+          <w:rFonts w:ascii="Times New Roman" w:eastAsia="Times New Roman" w:hAnsi="Times New Roman" w:cs="Times New Roman"/>
+          <w:kern w:val="0"/>
+          <w:lang w:eastAsia="pt-PT"/>
+          <w14:ligatures w14:val="none"/>
+        </w:rPr>
+        <w:t>sweep</w:t>
+      </w:r>
+      <w:proofErr w:type="spellEnd"/>
+      <w:r>
+        <w:rPr>
+          <w:rFonts w:ascii="Times New Roman" w:eastAsia="Times New Roman" w:hAnsi="Times New Roman" w:cs="Times New Roman"/>
+          <w:kern w:val="0"/>
+          <w:lang w:eastAsia="pt-PT"/>
+          <w14:ligatures w14:val="none"/>
+        </w:rPr>
+        <w:t xml:space="preserve"> </w:t>
+      </w:r>
+      <w:proofErr w:type="spellStart"/>
+      <w:r>
+        <w:rPr>
+          <w:rFonts w:ascii="Times New Roman" w:eastAsia="Times New Roman" w:hAnsi="Times New Roman" w:cs="Times New Roman"/>
+          <w:kern w:val="0"/>
+          <w:lang w:eastAsia="pt-PT"/>
+          <w14:ligatures w14:val="none"/>
+        </w:rPr>
+        <w:t>blend</w:t>
+      </w:r>
+      <w:proofErr w:type="spellEnd"/>
+      <w:r>
+        <w:rPr>
+          <w:rFonts w:ascii="Times New Roman" w:eastAsia="Times New Roman" w:hAnsi="Times New Roman" w:cs="Times New Roman"/>
+          <w:kern w:val="0"/>
+          <w:lang w:eastAsia="pt-PT"/>
+          <w14:ligatures w14:val="none"/>
+        </w:rPr>
+        <w:t>) combina as duas operações anteriores, sendo utilizado quando o elemento percorre uma trajetória definida por exemplo, helicoidal apresentando ou não simultaneamente uma secção variável ao longo desse percurso, como sucede numa anilha de pressão.</w:t>
+      </w:r>
+    </w:p>
+    <w:p>
+      <w:pPr>
+        <w:spacing w:before="60" w:after="60" w:line="360" w:lineRule="auto"/>
+        <w:jc w:val="both"/>
+        <w:rPr>
+          <w:rFonts w:ascii="Times New Roman" w:eastAsia="Times New Roman" w:hAnsi="Times New Roman" w:cs="Times New Roman"/>
+          <w:kern w:val="0"/>
+          <w:lang w:eastAsia="pt-PT"/>
+          <w14:ligatures w14:val="none"/>
+        </w:rPr>
+      </w:pPr>
       <w:proofErr w:type="spellStart"/>
       <w:r>
         <w:rPr>
@@ -11904,7 +11908,7 @@
           <w:lang w:eastAsia="pt-PT"/>
           <w14:ligatures w14:val="none"/>
         </w:rPr>
-        <w:t>blend</w:t>
+        <w:t>sweep</w:t>
       </w:r>
       <w:proofErr w:type="spellEnd"/>
       <w:r>
@@ -11918,81 +11922,9 @@
           <w:lang w:eastAsia="pt-PT"/>
           <w14:ligatures w14:val="none"/>
         </w:rPr>
-        <w:t xml:space="preserve"> aplicado a um parafuso de cabeça sextavada: perfis de topo e de base e respetiva interpolação.]</w:t>
-      </w:r>
-    </w:p>
-    <w:p>
-      <w:pPr>
-        <w:spacing w:after="120" w:line="360" w:lineRule="auto"/>
-        <w:jc w:val="both"/>
-        <w:rPr>
-          <w:rFonts w:ascii="Times New Roman" w:eastAsia="Times New Roman" w:hAnsi="Times New Roman" w:cs="Times New Roman"/>
-          <w:kern w:val="0"/>
-          <w:lang w:eastAsia="pt-PT"/>
-          <w14:ligatures w14:val="none"/>
-        </w:rPr>
-      </w:pPr>
-      <w:r>
-        <w:rPr>
-          <w:rFonts w:ascii="Times New Roman" w:eastAsia="Times New Roman" w:hAnsi="Times New Roman" w:cs="Times New Roman"/>
-          <w:kern w:val="0"/>
-          <w:lang w:eastAsia="pt-PT"/>
-          <w14:ligatures w14:val="none"/>
-        </w:rPr>
-        <w:t>O varrimento misturado (</w:t>
+        <w:t xml:space="preserve"> </w:t>
       </w:r>
       <w:proofErr w:type="spellStart"/>
-      <w:r>
-        <w:rPr>
-          <w:rFonts w:ascii="Times New Roman" w:eastAsia="Times New Roman" w:hAnsi="Times New Roman" w:cs="Times New Roman"/>
-          <w:kern w:val="0"/>
-          <w:lang w:eastAsia="pt-PT"/>
-          <w14:ligatures w14:val="none"/>
-        </w:rPr>
-        <w:t>sweep</w:t>
-      </w:r>
-      <w:proofErr w:type="spellEnd"/>
-      <w:r>
-        <w:rPr>
-          <w:rFonts w:ascii="Times New Roman" w:eastAsia="Times New Roman" w:hAnsi="Times New Roman" w:cs="Times New Roman"/>
-          <w:kern w:val="0"/>
-          <w:lang w:eastAsia="pt-PT"/>
-          <w14:ligatures w14:val="none"/>
-        </w:rPr>
-        <w:t xml:space="preserve"> </w:t>
-      </w:r>
-      <w:proofErr w:type="spellStart"/>
-      <w:r>
-        <w:rPr>
-          <w:rFonts w:ascii="Times New Roman" w:eastAsia="Times New Roman" w:hAnsi="Times New Roman" w:cs="Times New Roman"/>
-          <w:kern w:val="0"/>
-          <w:lang w:eastAsia="pt-PT"/>
-          <w14:ligatures w14:val="none"/>
-        </w:rPr>
-        <w:t>blend</w:t>
-      </w:r>
-      <w:proofErr w:type="spellEnd"/>
-      <w:r>
-        <w:rPr>
-          <w:rFonts w:ascii="Times New Roman" w:eastAsia="Times New Roman" w:hAnsi="Times New Roman" w:cs="Times New Roman"/>
-          <w:kern w:val="0"/>
-          <w:lang w:eastAsia="pt-PT"/>
-          <w14:ligatures w14:val="none"/>
-        </w:rPr>
-        <w:t>) combina as duas operações anteriores, sendo utilizado quando o elemento percorre uma trajetória definida por exemplo, helicoidal apresentando ou não simultaneamente uma secção variável ao longo desse percurso, como sucede numa anilha de pressão.</w:t>
-      </w:r>
-    </w:p>
-    <w:p>
-      <w:pPr>
-        <w:spacing w:before="60" w:after="60" w:line="360" w:lineRule="auto"/>
-        <w:jc w:val="both"/>
-        <w:rPr>
-          <w:rFonts w:ascii="Times New Roman" w:eastAsia="Times New Roman" w:hAnsi="Times New Roman" w:cs="Times New Roman"/>
-          <w:kern w:val="0"/>
-          <w:lang w:eastAsia="pt-PT"/>
-          <w14:ligatures w14:val="none"/>
-        </w:rPr>
-      </w:pPr>
       <w:r>
         <w:rPr>
           <w:rFonts w:ascii="Times New Roman" w:eastAsia="Times New Roman" w:hAnsi="Times New Roman" w:cs="Times New Roman"/>
@@ -12004,9 +11936,9 @@
           <w:lang w:eastAsia="pt-PT"/>
           <w14:ligatures w14:val="none"/>
         </w:rPr>
-        <w:t xml:space="preserve">[Figura [n+3] — </w:t>
-      </w:r>
-      <w:proofErr w:type="spellStart"/>
+        <w:t>blend</w:t>
+      </w:r>
+      <w:proofErr w:type="spellEnd"/>
       <w:r>
         <w:rPr>
           <w:rFonts w:ascii="Times New Roman" w:eastAsia="Times New Roman" w:hAnsi="Times New Roman" w:cs="Times New Roman"/>
@@ -12018,9 +11950,183 @@
           <w:lang w:eastAsia="pt-PT"/>
           <w14:ligatures w14:val="none"/>
         </w:rPr>
+        <w:t xml:space="preserve"> aplicado a uma anilha de pressão: trajetória helicoidal com secção variável.</w:t>
+      </w:r>
+    </w:p>
+    <w:p>
+      <w:pPr>
+        <w:spacing w:after="120" w:line="360" w:lineRule="auto"/>
+        <w:jc w:val="both"/>
+        <w:rPr>
+          <w:rFonts w:ascii="Times New Roman" w:eastAsia="Times New Roman" w:hAnsi="Times New Roman" w:cs="Times New Roman"/>
+          <w:kern w:val="0"/>
+          <w:lang w:eastAsia="pt-PT"/>
+          <w14:ligatures w14:val="none"/>
+        </w:rPr>
+      </w:pPr>
+      <w:r>
+        <w:rPr>
+          <w:rFonts w:ascii="Times New Roman" w:eastAsia="Times New Roman" w:hAnsi="Times New Roman" w:cs="Times New Roman"/>
+          <w:kern w:val="0"/>
+          <w:lang w:eastAsia="pt-PT"/>
+          <w14:ligatures w14:val="none"/>
+        </w:rPr>
+        <w:t xml:space="preserve">Para a criação de reentrâncias ou furos, ou finalizar peças no qual o “grosso” da </w:t>
+      </w:r>
+      <w:proofErr w:type="spellStart"/>
+      <w:r>
+        <w:rPr>
+          <w:rFonts w:ascii="Times New Roman" w:eastAsia="Times New Roman" w:hAnsi="Times New Roman" w:cs="Times New Roman"/>
+          <w:kern w:val="0"/>
+          <w:lang w:eastAsia="pt-PT"/>
+          <w14:ligatures w14:val="none"/>
+        </w:rPr>
+        <w:t>modalação</w:t>
+      </w:r>
+      <w:proofErr w:type="spellEnd"/>
+      <w:r>
+        <w:rPr>
+          <w:rFonts w:ascii="Times New Roman" w:eastAsia="Times New Roman" w:hAnsi="Times New Roman" w:cs="Times New Roman"/>
+          <w:kern w:val="0"/>
+          <w:lang w:eastAsia="pt-PT"/>
+          <w14:ligatures w14:val="none"/>
+        </w:rPr>
+        <w:t xml:space="preserve"> foi criado, recorre-se às versões negativas destas operações designadas </w:t>
+      </w:r>
+      <w:proofErr w:type="spellStart"/>
+      <w:r>
+        <w:rPr>
+          <w:rFonts w:ascii="Times New Roman" w:eastAsia="Times New Roman" w:hAnsi="Times New Roman" w:cs="Times New Roman"/>
+          <w:kern w:val="0"/>
+          <w:lang w:eastAsia="pt-PT"/>
+          <w14:ligatures w14:val="none"/>
+        </w:rPr>
+        <w:t>void</w:t>
+      </w:r>
+      <w:proofErr w:type="spellEnd"/>
+      <w:r>
+        <w:rPr>
+          <w:rFonts w:ascii="Times New Roman" w:eastAsia="Times New Roman" w:hAnsi="Times New Roman" w:cs="Times New Roman"/>
+          <w:kern w:val="0"/>
+          <w:lang w:eastAsia="pt-PT"/>
+          <w14:ligatures w14:val="none"/>
+        </w:rPr>
+        <w:t xml:space="preserve"> </w:t>
+      </w:r>
+      <w:proofErr w:type="spellStart"/>
+      <w:r>
+        <w:rPr>
+          <w:rFonts w:ascii="Times New Roman" w:eastAsia="Times New Roman" w:hAnsi="Times New Roman" w:cs="Times New Roman"/>
+          <w:kern w:val="0"/>
+          <w:lang w:eastAsia="pt-PT"/>
+          <w14:ligatures w14:val="none"/>
+        </w:rPr>
+        <w:t>extrusion</w:t>
+      </w:r>
+      <w:proofErr w:type="spellEnd"/>
+      <w:r>
+        <w:rPr>
+          <w:rFonts w:ascii="Times New Roman" w:eastAsia="Times New Roman" w:hAnsi="Times New Roman" w:cs="Times New Roman"/>
+          <w:kern w:val="0"/>
+          <w:lang w:eastAsia="pt-PT"/>
+          <w14:ligatures w14:val="none"/>
+        </w:rPr>
+        <w:t xml:space="preserve">, </w:t>
+      </w:r>
+      <w:proofErr w:type="spellStart"/>
+      <w:r>
+        <w:rPr>
+          <w:rFonts w:ascii="Times New Roman" w:eastAsia="Times New Roman" w:hAnsi="Times New Roman" w:cs="Times New Roman"/>
+          <w:kern w:val="0"/>
+          <w:lang w:eastAsia="pt-PT"/>
+          <w14:ligatures w14:val="none"/>
+        </w:rPr>
+        <w:t>void</w:t>
+      </w:r>
+      <w:proofErr w:type="spellEnd"/>
+      <w:r>
+        <w:rPr>
+          <w:rFonts w:ascii="Times New Roman" w:eastAsia="Times New Roman" w:hAnsi="Times New Roman" w:cs="Times New Roman"/>
+          <w:kern w:val="0"/>
+          <w:lang w:eastAsia="pt-PT"/>
+          <w14:ligatures w14:val="none"/>
+        </w:rPr>
+        <w:t xml:space="preserve"> </w:t>
+      </w:r>
+      <w:proofErr w:type="spellStart"/>
+      <w:r>
+        <w:rPr>
+          <w:rFonts w:ascii="Times New Roman" w:eastAsia="Times New Roman" w:hAnsi="Times New Roman" w:cs="Times New Roman"/>
+          <w:kern w:val="0"/>
+          <w:lang w:eastAsia="pt-PT"/>
+          <w14:ligatures w14:val="none"/>
+        </w:rPr>
         <w:t>sweep</w:t>
       </w:r>
       <w:proofErr w:type="spellEnd"/>
+      <w:r>
+        <w:rPr>
+          <w:rFonts w:ascii="Times New Roman" w:eastAsia="Times New Roman" w:hAnsi="Times New Roman" w:cs="Times New Roman"/>
+          <w:kern w:val="0"/>
+          <w:lang w:eastAsia="pt-PT"/>
+          <w14:ligatures w14:val="none"/>
+        </w:rPr>
+        <w:t xml:space="preserve"> e </w:t>
+      </w:r>
+      <w:proofErr w:type="spellStart"/>
+      <w:r>
+        <w:rPr>
+          <w:rFonts w:ascii="Times New Roman" w:eastAsia="Times New Roman" w:hAnsi="Times New Roman" w:cs="Times New Roman"/>
+          <w:kern w:val="0"/>
+          <w:lang w:eastAsia="pt-PT"/>
+          <w14:ligatures w14:val="none"/>
+        </w:rPr>
+        <w:lastRenderedPageBreak/>
+        <w:t>void</w:t>
+      </w:r>
+      <w:proofErr w:type="spellEnd"/>
+      <w:r>
+        <w:rPr>
+          <w:rFonts w:ascii="Times New Roman" w:eastAsia="Times New Roman" w:hAnsi="Times New Roman" w:cs="Times New Roman"/>
+          <w:kern w:val="0"/>
+          <w:lang w:eastAsia="pt-PT"/>
+          <w14:ligatures w14:val="none"/>
+        </w:rPr>
+        <w:t xml:space="preserve"> </w:t>
+      </w:r>
+      <w:proofErr w:type="spellStart"/>
+      <w:r>
+        <w:rPr>
+          <w:rFonts w:ascii="Times New Roman" w:eastAsia="Times New Roman" w:hAnsi="Times New Roman" w:cs="Times New Roman"/>
+          <w:kern w:val="0"/>
+          <w:lang w:eastAsia="pt-PT"/>
+          <w14:ligatures w14:val="none"/>
+        </w:rPr>
+        <w:t>blend</w:t>
+      </w:r>
+      <w:proofErr w:type="spellEnd"/>
+      <w:r>
+        <w:rPr>
+          <w:rFonts w:ascii="Times New Roman" w:eastAsia="Times New Roman" w:hAnsi="Times New Roman" w:cs="Times New Roman"/>
+          <w:kern w:val="0"/>
+          <w:lang w:eastAsia="pt-PT"/>
+          <w14:ligatures w14:val="none"/>
+        </w:rPr>
+        <w:t xml:space="preserve"> que subtraem geometria ao sólido existente, como sucede, por exemplo, na criação de um furo numa chapa ou ao criar um ligador.</w:t>
+      </w:r>
+    </w:p>
+    <w:p>
+      <w:pPr>
+        <w:spacing w:before="60" w:after="60" w:line="360" w:lineRule="auto"/>
+        <w:jc w:val="both"/>
+        <w:rPr>
+          <w:rFonts w:ascii="Times New Roman" w:eastAsia="Times New Roman" w:hAnsi="Times New Roman" w:cs="Times New Roman"/>
+          <w:kern w:val="0"/>
+          <w:lang w:eastAsia="pt-PT"/>
+          <w14:ligatures w14:val="none"/>
+        </w:rPr>
+      </w:pPr>
+      <w:proofErr w:type="spellStart"/>
       <w:r>
         <w:rPr>
           <w:rFonts w:ascii="Times New Roman" w:eastAsia="Times New Roman" w:hAnsi="Times New Roman" w:cs="Times New Roman"/>
@@ -12032,9 +12138,9 @@
           <w:lang w:eastAsia="pt-PT"/>
           <w14:ligatures w14:val="none"/>
         </w:rPr>
-        <w:t xml:space="preserve"> </w:t>
-      </w:r>
-      <w:proofErr w:type="spellStart"/>
+        <w:t>void</w:t>
+      </w:r>
+      <w:proofErr w:type="spellEnd"/>
       <w:r>
         <w:rPr>
           <w:rFonts w:ascii="Times New Roman" w:eastAsia="Times New Roman" w:hAnsi="Times New Roman" w:cs="Times New Roman"/>
@@ -12046,9 +12152,9 @@
           <w:lang w:eastAsia="pt-PT"/>
           <w14:ligatures w14:val="none"/>
         </w:rPr>
-        <w:t>blend</w:t>
-      </w:r>
-      <w:proofErr w:type="spellEnd"/>
+        <w:t xml:space="preserve"> </w:t>
+      </w:r>
+      <w:proofErr w:type="spellStart"/>
       <w:r>
         <w:rPr>
           <w:rFonts w:ascii="Times New Roman" w:eastAsia="Times New Roman" w:hAnsi="Times New Roman" w:cs="Times New Roman"/>
@@ -12060,182 +12166,9 @@
           <w:lang w:eastAsia="pt-PT"/>
           <w14:ligatures w14:val="none"/>
         </w:rPr>
-        <w:t xml:space="preserve"> aplicado a uma anilha de pressão: trajetória helicoidal com secção variável.]</w:t>
-      </w:r>
-    </w:p>
-    <w:p>
-      <w:pPr>
-        <w:spacing w:after="120" w:line="360" w:lineRule="auto"/>
-        <w:jc w:val="both"/>
-        <w:rPr>
-          <w:rFonts w:ascii="Times New Roman" w:eastAsia="Times New Roman" w:hAnsi="Times New Roman" w:cs="Times New Roman"/>
-          <w:kern w:val="0"/>
-          <w:lang w:eastAsia="pt-PT"/>
-          <w14:ligatures w14:val="none"/>
-        </w:rPr>
-      </w:pPr>
-      <w:r>
-        <w:rPr>
-          <w:rFonts w:ascii="Times New Roman" w:eastAsia="Times New Roman" w:hAnsi="Times New Roman" w:cs="Times New Roman"/>
-          <w:kern w:val="0"/>
-          <w:lang w:eastAsia="pt-PT"/>
-          <w14:ligatures w14:val="none"/>
-        </w:rPr>
-        <w:lastRenderedPageBreak/>
-        <w:t xml:space="preserve">Para a criação de reentrâncias ou furos, ou finalizar peças no qual o “grosso” da </w:t>
-      </w:r>
-      <w:proofErr w:type="spellStart"/>
-      <w:r>
-        <w:rPr>
-          <w:rFonts w:ascii="Times New Roman" w:eastAsia="Times New Roman" w:hAnsi="Times New Roman" w:cs="Times New Roman"/>
-          <w:kern w:val="0"/>
-          <w:lang w:eastAsia="pt-PT"/>
-          <w14:ligatures w14:val="none"/>
-        </w:rPr>
-        <w:t>modalação</w:t>
+        <w:t>extrusion</w:t>
       </w:r>
       <w:proofErr w:type="spellEnd"/>
-      <w:r>
-        <w:rPr>
-          <w:rFonts w:ascii="Times New Roman" w:eastAsia="Times New Roman" w:hAnsi="Times New Roman" w:cs="Times New Roman"/>
-          <w:kern w:val="0"/>
-          <w:lang w:eastAsia="pt-PT"/>
-          <w14:ligatures w14:val="none"/>
-        </w:rPr>
-        <w:t xml:space="preserve"> foi criado, recorre-se às versões negativas destas operações designadas </w:t>
-      </w:r>
-      <w:proofErr w:type="spellStart"/>
-      <w:r>
-        <w:rPr>
-          <w:rFonts w:ascii="Times New Roman" w:eastAsia="Times New Roman" w:hAnsi="Times New Roman" w:cs="Times New Roman"/>
-          <w:kern w:val="0"/>
-          <w:lang w:eastAsia="pt-PT"/>
-          <w14:ligatures w14:val="none"/>
-        </w:rPr>
-        <w:t>void</w:t>
-      </w:r>
-      <w:proofErr w:type="spellEnd"/>
-      <w:r>
-        <w:rPr>
-          <w:rFonts w:ascii="Times New Roman" w:eastAsia="Times New Roman" w:hAnsi="Times New Roman" w:cs="Times New Roman"/>
-          <w:kern w:val="0"/>
-          <w:lang w:eastAsia="pt-PT"/>
-          <w14:ligatures w14:val="none"/>
-        </w:rPr>
-        <w:t xml:space="preserve"> </w:t>
-      </w:r>
-      <w:proofErr w:type="spellStart"/>
-      <w:r>
-        <w:rPr>
-          <w:rFonts w:ascii="Times New Roman" w:eastAsia="Times New Roman" w:hAnsi="Times New Roman" w:cs="Times New Roman"/>
-          <w:kern w:val="0"/>
-          <w:lang w:eastAsia="pt-PT"/>
-          <w14:ligatures w14:val="none"/>
-        </w:rPr>
-        <w:t>extrusion</w:t>
-      </w:r>
-      <w:proofErr w:type="spellEnd"/>
-      <w:r>
-        <w:rPr>
-          <w:rFonts w:ascii="Times New Roman" w:eastAsia="Times New Roman" w:hAnsi="Times New Roman" w:cs="Times New Roman"/>
-          <w:kern w:val="0"/>
-          <w:lang w:eastAsia="pt-PT"/>
-          <w14:ligatures w14:val="none"/>
-        </w:rPr>
-        <w:t xml:space="preserve">, </w:t>
-      </w:r>
-      <w:proofErr w:type="spellStart"/>
-      <w:r>
-        <w:rPr>
-          <w:rFonts w:ascii="Times New Roman" w:eastAsia="Times New Roman" w:hAnsi="Times New Roman" w:cs="Times New Roman"/>
-          <w:kern w:val="0"/>
-          <w:lang w:eastAsia="pt-PT"/>
-          <w14:ligatures w14:val="none"/>
-        </w:rPr>
-        <w:t>void</w:t>
-      </w:r>
-      <w:proofErr w:type="spellEnd"/>
-      <w:r>
-        <w:rPr>
-          <w:rFonts w:ascii="Times New Roman" w:eastAsia="Times New Roman" w:hAnsi="Times New Roman" w:cs="Times New Roman"/>
-          <w:kern w:val="0"/>
-          <w:lang w:eastAsia="pt-PT"/>
-          <w14:ligatures w14:val="none"/>
-        </w:rPr>
-        <w:t xml:space="preserve"> </w:t>
-      </w:r>
-      <w:proofErr w:type="spellStart"/>
-      <w:r>
-        <w:rPr>
-          <w:rFonts w:ascii="Times New Roman" w:eastAsia="Times New Roman" w:hAnsi="Times New Roman" w:cs="Times New Roman"/>
-          <w:kern w:val="0"/>
-          <w:lang w:eastAsia="pt-PT"/>
-          <w14:ligatures w14:val="none"/>
-        </w:rPr>
-        <w:t>sweep</w:t>
-      </w:r>
-      <w:proofErr w:type="spellEnd"/>
-      <w:r>
-        <w:rPr>
-          <w:rFonts w:ascii="Times New Roman" w:eastAsia="Times New Roman" w:hAnsi="Times New Roman" w:cs="Times New Roman"/>
-          <w:kern w:val="0"/>
-          <w:lang w:eastAsia="pt-PT"/>
-          <w14:ligatures w14:val="none"/>
-        </w:rPr>
-        <w:t xml:space="preserve"> e </w:t>
-      </w:r>
-      <w:proofErr w:type="spellStart"/>
-      <w:r>
-        <w:rPr>
-          <w:rFonts w:ascii="Times New Roman" w:eastAsia="Times New Roman" w:hAnsi="Times New Roman" w:cs="Times New Roman"/>
-          <w:kern w:val="0"/>
-          <w:lang w:eastAsia="pt-PT"/>
-          <w14:ligatures w14:val="none"/>
-        </w:rPr>
-        <w:t>void</w:t>
-      </w:r>
-      <w:proofErr w:type="spellEnd"/>
-      <w:r>
-        <w:rPr>
-          <w:rFonts w:ascii="Times New Roman" w:eastAsia="Times New Roman" w:hAnsi="Times New Roman" w:cs="Times New Roman"/>
-          <w:kern w:val="0"/>
-          <w:lang w:eastAsia="pt-PT"/>
-          <w14:ligatures w14:val="none"/>
-        </w:rPr>
-        <w:t xml:space="preserve"> </w:t>
-      </w:r>
-      <w:proofErr w:type="spellStart"/>
-      <w:r>
-        <w:rPr>
-          <w:rFonts w:ascii="Times New Roman" w:eastAsia="Times New Roman" w:hAnsi="Times New Roman" w:cs="Times New Roman"/>
-          <w:kern w:val="0"/>
-          <w:lang w:eastAsia="pt-PT"/>
-          <w14:ligatures w14:val="none"/>
-        </w:rPr>
-        <w:t>blend</w:t>
-      </w:r>
-      <w:proofErr w:type="spellEnd"/>
-      <w:r>
-        <w:rPr>
-          <w:rFonts w:ascii="Times New Roman" w:eastAsia="Times New Roman" w:hAnsi="Times New Roman" w:cs="Times New Roman"/>
-          <w:kern w:val="0"/>
-          <w:lang w:eastAsia="pt-PT"/>
-          <w14:ligatures w14:val="none"/>
-        </w:rPr>
-        <w:t xml:space="preserve"> que subtraem geometria ao sólido existente, como sucede, por exemplo, na criação de um furo numa chapa ou ao criar um ligador.</w:t>
-      </w:r>
-    </w:p>
-    <w:p>
-      <w:pPr>
-        <w:spacing w:before="60" w:after="60" w:line="360" w:lineRule="auto"/>
-        <w:jc w:val="both"/>
-        <w:rPr>
-          <w:rFonts w:ascii="Times New Roman" w:eastAsia="Times New Roman" w:hAnsi="Times New Roman" w:cs="Times New Roman"/>
-          <w:kern w:val="0"/>
-          <w:lang w:eastAsia="pt-PT"/>
-          <w14:ligatures w14:val="none"/>
-        </w:rPr>
-      </w:pPr>
       <w:r>
         <w:rPr>
           <w:rFonts w:ascii="Times New Roman" w:eastAsia="Times New Roman" w:hAnsi="Times New Roman" w:cs="Times New Roman"/>
@@ -12247,23 +12180,125 @@
           <w:lang w:eastAsia="pt-PT"/>
           <w14:ligatures w14:val="none"/>
         </w:rPr>
-        <w:t xml:space="preserve">[Figura [n+4] — </w:t>
+        <w:t xml:space="preserve"> aplicado a um furo numa chapa: subtração de geometria ao sólido existente.</w:t>
+      </w:r>
+    </w:p>
+    <w:p>
+      <w:pPr>
+        <w:spacing w:after="120" w:line="360" w:lineRule="auto"/>
+        <w:jc w:val="both"/>
+        <w:rPr>
+          <w:rFonts w:ascii="Times New Roman" w:eastAsia="Times New Roman" w:hAnsi="Times New Roman" w:cs="Times New Roman"/>
+          <w:kern w:val="0"/>
+          <w:lang w:eastAsia="pt-PT"/>
+          <w14:ligatures w14:val="none"/>
+        </w:rPr>
+      </w:pPr>
+      <w:r>
+        <w:rPr>
+          <w:rFonts w:ascii="Times New Roman" w:eastAsia="Times New Roman" w:hAnsi="Times New Roman" w:cs="Times New Roman"/>
+          <w:kern w:val="0"/>
+          <w:lang w:eastAsia="pt-PT"/>
+          <w14:ligatures w14:val="none"/>
+        </w:rPr>
+        <w:t xml:space="preserve">A definição da geometria e a parametrização da família não são, na prática, etapas sucessivas, mas processos que se desenvolvem em conjunto: à medida que a geometria é construída, as suas dimensões vão sendo associadas a parâmetros, de forma a que a peça responda corretamente quando esses valores são alterados. A parametrização é o que transforma uma família de geometria fixa num objeto flexível e reutilizável. No </w:t>
       </w:r>
       <w:proofErr w:type="spellStart"/>
       <w:r>
+        <w:rPr>
+          <w:rFonts w:ascii="Times New Roman" w:eastAsia="Times New Roman" w:hAnsi="Times New Roman" w:cs="Times New Roman"/>
+          <w:kern w:val="0"/>
+          <w:lang w:eastAsia="pt-PT"/>
+          <w14:ligatures w14:val="none"/>
+        </w:rPr>
+        <w:t>Revit</w:t>
+      </w:r>
+      <w:proofErr w:type="spellEnd"/>
+      <w:r>
+        <w:rPr>
+          <w:rFonts w:ascii="Times New Roman" w:eastAsia="Times New Roman" w:hAnsi="Times New Roman" w:cs="Times New Roman"/>
+          <w:kern w:val="0"/>
+          <w:lang w:eastAsia="pt-PT"/>
+          <w14:ligatures w14:val="none"/>
+        </w:rPr>
+        <w:t>, os parâmetros são associados às dimensões e propriedades da família, permitindo que o utilizador defina diferentes tipos (</w:t>
+      </w:r>
+      <w:proofErr w:type="spellStart"/>
+      <w:r>
+        <w:rPr>
+          <w:rFonts w:ascii="Times New Roman" w:eastAsia="Times New Roman" w:hAnsi="Times New Roman" w:cs="Times New Roman"/>
+          <w:kern w:val="0"/>
+          <w:lang w:eastAsia="pt-PT"/>
+          <w14:ligatures w14:val="none"/>
+        </w:rPr>
+        <w:t>types</w:t>
+      </w:r>
+      <w:proofErr w:type="spellEnd"/>
+      <w:r>
+        <w:rPr>
+          <w:rFonts w:ascii="Times New Roman" w:eastAsia="Times New Roman" w:hAnsi="Times New Roman" w:cs="Times New Roman"/>
+          <w:kern w:val="0"/>
+          <w:lang w:eastAsia="pt-PT"/>
+          <w14:ligatures w14:val="none"/>
+        </w:rPr>
+        <w:t>) dentro da mesma família, cada um com valores distintos adequados a cada situação dentro de um modelo. Um perfil de viga, por exemplo, pode ter um único modelo de família com parâmetros de altura, largura e espessura. Recorrendo a um ficheiro em formato .</w:t>
+      </w:r>
+      <w:proofErr w:type="spellStart"/>
+      <w:r>
+        <w:rPr>
+          <w:rFonts w:ascii="Times New Roman" w:eastAsia="Times New Roman" w:hAnsi="Times New Roman" w:cs="Times New Roman"/>
+          <w:kern w:val="0"/>
+          <w:lang w:eastAsia="pt-PT"/>
+          <w14:ligatures w14:val="none"/>
+        </w:rPr>
+        <w:t>csv</w:t>
+      </w:r>
+      <w:proofErr w:type="spellEnd"/>
+      <w:r>
+        <w:rPr>
+          <w:rFonts w:ascii="Times New Roman" w:eastAsia="Times New Roman" w:hAnsi="Times New Roman" w:cs="Times New Roman"/>
+          <w:kern w:val="0"/>
+          <w:lang w:eastAsia="pt-PT"/>
+          <w14:ligatures w14:val="none"/>
+        </w:rPr>
+        <w:t>, no qual são guardados os valores fornecidos por normas ou por fabricantes para cada referência comercial, é possível gerar automaticamente a totalidade dos tipos correspondentes a essas referências; esta associação é igualmente útil quando os parâmetros de um tipo já existente precisam de ser ajustados, bastando atualizar os valores no ficheiro para que a alteração se reflita na família. Esta abordagem é particularmente relevante em subestações, onde o mesmo tipo de componente como um cabo, um tubo ou um barramento, pode surgir em múltiplas dimensões ao longo do mesmo projeto. A parametrização elimina, assim, a necessidade de criar uma família distinta para cada referência, reduzindo significativamente o esforço de modelação e facilitando futuras alterações de dimensionamento sem comprometer a integridade do modelo.</w:t>
+      </w:r>
+    </w:p>
+    <w:p>
+      <w:pPr>
+        <w:spacing w:after="120" w:line="360" w:lineRule="auto"/>
+        <w:jc w:val="both"/>
+        <w:rPr>
+          <w:rFonts w:ascii="Times New Roman" w:eastAsia="Times New Roman" w:hAnsi="Times New Roman" w:cs="Times New Roman"/>
+          <w:kern w:val="0"/>
+          <w:lang w:eastAsia="pt-PT"/>
+          <w14:ligatures w14:val="none"/>
+        </w:rPr>
+      </w:pPr>
+      <w:r>
+        <w:rPr>
+          <w:rFonts w:ascii="Times New Roman" w:eastAsia="Times New Roman" w:hAnsi="Times New Roman" w:cs="Times New Roman"/>
+          <w:kern w:val="0"/>
+          <w:lang w:eastAsia="pt-PT"/>
+          <w14:ligatures w14:val="none"/>
+        </w:rPr>
+        <w:t>Na ausência de constrangimentos geométricos bem definidos, a modelação assume frequentemente um carácter iterativo, em que o utilizador experimenta diferentes abordagens no desenho dos perfis 2D e das trajetórias até obter o resultado pretendido.</w:t>
+      </w:r>
+    </w:p>
+    <w:p>
+      <w:pPr>
+        <w:spacing w:after="120" w:line="360" w:lineRule="auto"/>
+        <w:jc w:val="both"/>
         <w:rPr>
           <w:rFonts w:ascii="Times New Roman" w:eastAsia="Times New Roman" w:hAnsi="Times New Roman" w:cs="Times New Roman"/>
           <w:i/>
           <w:iCs/>
           <w:color w:val="7F7F7F"/>
           <w:kern w:val="0"/>
-          <w:highlight w:val="green"/>
-          <w:lang w:eastAsia="pt-PT"/>
-          <w14:ligatures w14:val="none"/>
-        </w:rPr>
-        <w:t>void</w:t>
-      </w:r>
-      <w:proofErr w:type="spellEnd"/>
+          <w:lang w:eastAsia="pt-PT"/>
+          <w14:ligatures w14:val="none"/>
+        </w:rPr>
+      </w:pPr>
       <w:r>
         <w:rPr>
           <w:rFonts w:ascii="Times New Roman" w:eastAsia="Times New Roman" w:hAnsi="Times New Roman" w:cs="Times New Roman"/>
@@ -12275,7 +12310,7 @@
           <w:lang w:eastAsia="pt-PT"/>
           <w14:ligatures w14:val="none"/>
         </w:rPr>
-        <w:t xml:space="preserve"> </w:t>
+        <w:t xml:space="preserve">exemplo de família paramétrica no </w:t>
       </w:r>
       <w:proofErr w:type="spellStart"/>
       <w:r>
@@ -12289,7 +12324,7 @@
           <w:lang w:eastAsia="pt-PT"/>
           <w14:ligatures w14:val="none"/>
         </w:rPr>
-        <w:t>extrusion</w:t>
+        <w:t>Revit</w:t>
       </w:r>
       <w:proofErr w:type="spellEnd"/>
       <w:r>
@@ -12303,185 +12338,7 @@
           <w:lang w:eastAsia="pt-PT"/>
           <w14:ligatures w14:val="none"/>
         </w:rPr>
-        <w:t xml:space="preserve"> aplicado a um furo numa chapa: subtração de geometria ao sólido existente.]</w:t>
-      </w:r>
-    </w:p>
-    <w:p>
-      <w:pPr>
-        <w:spacing w:after="120" w:line="360" w:lineRule="auto"/>
-        <w:jc w:val="both"/>
-        <w:rPr>
-          <w:rFonts w:ascii="Times New Roman" w:eastAsia="Times New Roman" w:hAnsi="Times New Roman" w:cs="Times New Roman"/>
-          <w:kern w:val="0"/>
-          <w:lang w:eastAsia="pt-PT"/>
-          <w14:ligatures w14:val="none"/>
-        </w:rPr>
-      </w:pPr>
-      <w:r>
-        <w:rPr>
-          <w:rFonts w:ascii="Times New Roman" w:eastAsia="Times New Roman" w:hAnsi="Times New Roman" w:cs="Times New Roman"/>
-          <w:kern w:val="0"/>
-          <w:lang w:eastAsia="pt-PT"/>
-          <w14:ligatures w14:val="none"/>
-        </w:rPr>
-        <w:t xml:space="preserve">A definição da geometria e a parametrização da família não são, na prática, etapas sucessivas, mas processos que se desenvolvem em conjunto: à medida que a geometria é construída, as suas dimensões vão sendo associadas a parâmetros, </w:t>
-      </w:r>
-      <w:proofErr w:type="gramStart"/>
-      <w:r>
-        <w:rPr>
-          <w:rFonts w:ascii="Times New Roman" w:eastAsia="Times New Roman" w:hAnsi="Times New Roman" w:cs="Times New Roman"/>
-          <w:kern w:val="0"/>
-          <w:lang w:eastAsia="pt-PT"/>
-          <w14:ligatures w14:val="none"/>
-        </w:rPr>
-        <w:t>de forma a que</w:t>
-      </w:r>
-      <w:proofErr w:type="gramEnd"/>
-      <w:r>
-        <w:rPr>
-          <w:rFonts w:ascii="Times New Roman" w:eastAsia="Times New Roman" w:hAnsi="Times New Roman" w:cs="Times New Roman"/>
-          <w:kern w:val="0"/>
-          <w:lang w:eastAsia="pt-PT"/>
-          <w14:ligatures w14:val="none"/>
-        </w:rPr>
-        <w:t xml:space="preserve"> a peça responda corretamente quando esses valores são alterados. A parametrização é o que transforma uma família de geometria fixa num objeto flexível e reutilizável. No </w:t>
-      </w:r>
-      <w:proofErr w:type="spellStart"/>
-      <w:r>
-        <w:rPr>
-          <w:rFonts w:ascii="Times New Roman" w:eastAsia="Times New Roman" w:hAnsi="Times New Roman" w:cs="Times New Roman"/>
-          <w:kern w:val="0"/>
-          <w:lang w:eastAsia="pt-PT"/>
-          <w14:ligatures w14:val="none"/>
-        </w:rPr>
-        <w:t>Revit</w:t>
-      </w:r>
-      <w:proofErr w:type="spellEnd"/>
-      <w:r>
-        <w:rPr>
-          <w:rFonts w:ascii="Times New Roman" w:eastAsia="Times New Roman" w:hAnsi="Times New Roman" w:cs="Times New Roman"/>
-          <w:kern w:val="0"/>
-          <w:lang w:eastAsia="pt-PT"/>
-          <w14:ligatures w14:val="none"/>
-        </w:rPr>
-        <w:t>, os parâmetros são associados às dimensões e propriedades da família, permitindo que o utilizador defina diferentes tipos (</w:t>
-      </w:r>
-      <w:proofErr w:type="spellStart"/>
-      <w:r>
-        <w:rPr>
-          <w:rFonts w:ascii="Times New Roman" w:eastAsia="Times New Roman" w:hAnsi="Times New Roman" w:cs="Times New Roman"/>
-          <w:kern w:val="0"/>
-          <w:lang w:eastAsia="pt-PT"/>
-          <w14:ligatures w14:val="none"/>
-        </w:rPr>
-        <w:t>types</w:t>
-      </w:r>
-      <w:proofErr w:type="spellEnd"/>
-      <w:r>
-        <w:rPr>
-          <w:rFonts w:ascii="Times New Roman" w:eastAsia="Times New Roman" w:hAnsi="Times New Roman" w:cs="Times New Roman"/>
-          <w:kern w:val="0"/>
-          <w:lang w:eastAsia="pt-PT"/>
-          <w14:ligatures w14:val="none"/>
-        </w:rPr>
-        <w:t>) dentro da mesma família, cada um com valores distintos adequados a cada situação dentro de um modelo. Um perfil de viga, por exemplo, pode ter um único modelo de família com parâmetros de altura, largura e espessura. Recorrendo a um ficheiro em formato .</w:t>
-      </w:r>
-      <w:proofErr w:type="spellStart"/>
-      <w:r>
-        <w:rPr>
-          <w:rFonts w:ascii="Times New Roman" w:eastAsia="Times New Roman" w:hAnsi="Times New Roman" w:cs="Times New Roman"/>
-          <w:kern w:val="0"/>
-          <w:lang w:eastAsia="pt-PT"/>
-          <w14:ligatures w14:val="none"/>
-        </w:rPr>
-        <w:t>csv</w:t>
-      </w:r>
-      <w:proofErr w:type="spellEnd"/>
-      <w:r>
-        <w:rPr>
-          <w:rFonts w:ascii="Times New Roman" w:eastAsia="Times New Roman" w:hAnsi="Times New Roman" w:cs="Times New Roman"/>
-          <w:kern w:val="0"/>
-          <w:lang w:eastAsia="pt-PT"/>
-          <w14:ligatures w14:val="none"/>
-        </w:rPr>
-        <w:t>, no qual são guardados os valores fornecidos por normas ou por fabricantes para cada referência comercial, é possível gerar automaticamente a totalidade dos tipos correspondentes a essas referências; esta associação é igualmente útil quando os parâmetros de um tipo já existente precisam de ser ajustados, bastando atualizar os valores no ficheiro para que a alteração se reflita na família. Esta abordagem é particularmente relevante em subestações, onde o mesmo tipo de componente como um cabo, um tubo ou um barramento, pode surgir em múltiplas dimensões ao longo do mesmo projeto. A parametrização elimina, assim, a necessidade de criar uma família distinta para cada referência, reduzindo significativamente o esforço de modelação e facilitando futuras alterações de dimensionamento sem comprometer a integridade do modelo.</w:t>
-      </w:r>
-    </w:p>
-    <w:p>
-      <w:pPr>
-        <w:spacing w:after="120" w:line="360" w:lineRule="auto"/>
-        <w:jc w:val="both"/>
-        <w:rPr>
-          <w:rFonts w:ascii="Times New Roman" w:eastAsia="Times New Roman" w:hAnsi="Times New Roman" w:cs="Times New Roman"/>
-          <w:kern w:val="0"/>
-          <w:lang w:eastAsia="pt-PT"/>
-          <w14:ligatures w14:val="none"/>
-        </w:rPr>
-      </w:pPr>
-      <w:r>
-        <w:rPr>
-          <w:rFonts w:ascii="Times New Roman" w:eastAsia="Times New Roman" w:hAnsi="Times New Roman" w:cs="Times New Roman"/>
-          <w:kern w:val="0"/>
-          <w:lang w:eastAsia="pt-PT"/>
-          <w14:ligatures w14:val="none"/>
-        </w:rPr>
-        <w:t>Na ausência de constrangimentos geométricos bem definidos, a modelação assume frequentemente um carácter iterativo, em que o utilizador experimenta diferentes abordagens no desenho dos perfis 2D e das trajetórias até obter o resultado pretendido.</w:t>
-      </w:r>
-    </w:p>
-    <w:p>
-      <w:pPr>
-        <w:spacing w:after="120" w:line="360" w:lineRule="auto"/>
-        <w:jc w:val="both"/>
-        <w:rPr>
-          <w:rFonts w:ascii="Times New Roman" w:eastAsia="Times New Roman" w:hAnsi="Times New Roman" w:cs="Times New Roman"/>
-          <w:i/>
-          <w:iCs/>
-          <w:color w:val="7F7F7F"/>
-          <w:kern w:val="0"/>
-          <w:lang w:eastAsia="pt-PT"/>
-          <w14:ligatures w14:val="none"/>
-        </w:rPr>
-      </w:pPr>
-      <w:r>
-        <w:rPr>
-          <w:rFonts w:ascii="Times New Roman" w:eastAsia="Times New Roman" w:hAnsi="Times New Roman" w:cs="Times New Roman"/>
-          <w:i/>
-          <w:iCs/>
-          <w:color w:val="7F7F7F"/>
-          <w:kern w:val="0"/>
-          <w:highlight w:val="green"/>
-          <w:lang w:eastAsia="pt-PT"/>
-          <w14:ligatures w14:val="none"/>
-        </w:rPr>
-        <w:t xml:space="preserve">[Figura sugerida: exemplo de família paramétrica no </w:t>
-      </w:r>
-      <w:proofErr w:type="spellStart"/>
-      <w:r>
-        <w:rPr>
-          <w:rFonts w:ascii="Times New Roman" w:eastAsia="Times New Roman" w:hAnsi="Times New Roman" w:cs="Times New Roman"/>
-          <w:i/>
-          <w:iCs/>
-          <w:color w:val="7F7F7F"/>
-          <w:kern w:val="0"/>
-          <w:highlight w:val="green"/>
-          <w:lang w:eastAsia="pt-PT"/>
-          <w14:ligatures w14:val="none"/>
-        </w:rPr>
-        <w:t>Revit</w:t>
-      </w:r>
-      <w:proofErr w:type="spellEnd"/>
-      <w:r>
-        <w:rPr>
-          <w:rFonts w:ascii="Times New Roman" w:eastAsia="Times New Roman" w:hAnsi="Times New Roman" w:cs="Times New Roman"/>
-          <w:i/>
-          <w:iCs/>
-          <w:color w:val="7F7F7F"/>
-          <w:kern w:val="0"/>
-          <w:highlight w:val="green"/>
-          <w:lang w:eastAsia="pt-PT"/>
-          <w14:ligatures w14:val="none"/>
-        </w:rPr>
-        <w:t xml:space="preserve"> com parâmetros visíveis — captura de ecrã de uma família criada em estágio]</w:t>
+        <w:t xml:space="preserve"> com parâmetros visíveis </w:t>
       </w:r>
     </w:p>
     <w:p>
@@ -12525,7 +12382,6 @@
           <w:kern w:val="0"/>
           <w14:ligatures w14:val="none"/>
         </w:rPr>
-        <w:lastRenderedPageBreak/>
         <w:t>Integração no modelo</w:t>
       </w:r>
       <w:bookmarkEnd w:id="35"/>
@@ -12578,7 +12434,17 @@
           <w:lang w:eastAsia="pt-PT"/>
           <w14:ligatures w14:val="none"/>
         </w:rPr>
-        <w:t xml:space="preserve"> implica, desde a fase de mais primitiva da modelação, extremo rigor, como exemplo disso uma decisão que condiciona toda a sua utilização posterior é a definição do ponto de inserção. Este ponto determina de que forma o objeto se posiciona e alinha no modelo quando é aplicado, e a sua correta definição depende de um entendimento prévio do contexto em que a família vai ser inserida. Um parafuso, por exemplo, exige que os eixos principais estejam definidos de forma que a inserção no modelo seja direta e sem necessidade de grandes ajustes manuais de alinhamento. Esta decisão requer comunicação com a equipa de projeto, para garantir que corresponde à lógica construtiva real do componente, é disponibilizada a opção de colocar numa face (</w:t>
+        <w:t xml:space="preserve"> implica, desde a fase de mais primitiva da modelação, extremo rigor, como exemplo disso uma decisão que condiciona toda a sua utilização posterior é a definição do ponto de inserção. Este ponto determina de que forma o objeto se posiciona e alinha no modelo quando é aplicado, e a sua correta definição depende de um entendimento prévio do contexto em </w:t>
+      </w:r>
+      <w:r>
+        <w:rPr>
+          <w:rFonts w:ascii="Times New Roman" w:eastAsia="Times New Roman" w:hAnsi="Times New Roman" w:cs="Times New Roman"/>
+          <w:kern w:val="0"/>
+          <w:lang w:eastAsia="pt-PT"/>
+          <w14:ligatures w14:val="none"/>
+        </w:rPr>
+        <w:lastRenderedPageBreak/>
+        <w:t>que a família vai ser inserida. Um parafuso, por exemplo, exige que os eixos principais estejam definidos de forma que a inserção no modelo seja direta e sem necessidade de grandes ajustes manuais de alinhamento. Esta decisão requer comunicação com a equipa de projeto, para garantir que corresponde à lógica construtiva real do componente, é disponibilizada a opção de colocar numa face (</w:t>
       </w:r>
       <w:proofErr w:type="spellStart"/>
       <w:r>
@@ -12823,7 +12689,7 @@
           <w:lang w:eastAsia="pt-PT"/>
           <w14:ligatures w14:val="none"/>
         </w:rPr>
-        <w:t xml:space="preserve">[Figura sugerida: exemplo de família única </w:t>
+        <w:t xml:space="preserve">exemplo de família única </w:t>
       </w:r>
       <w:proofErr w:type="spellStart"/>
       <w:r>
@@ -12851,7 +12717,7 @@
           <w:lang w:eastAsia="pt-PT"/>
           <w14:ligatures w14:val="none"/>
         </w:rPr>
-        <w:t xml:space="preserve"> família reutilizável no modelo — captura de ecrã do modelo de projeto]</w:t>
+        <w:t xml:space="preserve"> família reutilizável no modelo </w:t>
       </w:r>
     </w:p>
     <w:p>
@@ -12883,7 +12749,6 @@
           <w:kern w:val="0"/>
           <w14:ligatures w14:val="none"/>
         </w:rPr>
-        <w:lastRenderedPageBreak/>
         <w:t>Modelos</w:t>
       </w:r>
       <w:bookmarkEnd w:id="36"/>
@@ -12966,6 +12831,7 @@
           <w:kern w:val="0"/>
           <w14:ligatures w14:val="none"/>
         </w:rPr>
+        <w:lastRenderedPageBreak/>
         <w:t>Criar o Modelo</w:t>
       </w:r>
       <w:bookmarkEnd w:id="37"/>
@@ -13251,7 +13117,7 @@
           <w:lang w:eastAsia="pt-PT"/>
           <w14:ligatures w14:val="none"/>
         </w:rPr>
-        <w:t xml:space="preserve">, que permitem separar as diferentes engenharias em modelos distintos, articulados entre si. Esta abordagem é adotada sistematicamente, independentemente da dimensão do projeto, por duas razões principais, por um lado, permite que </w:t>
+        <w:t xml:space="preserve">, que permitem separar as diferentes engenharias em modelos distintos, articulados entre si. Esta abordagem é adotada sistematicamente, independentemente da dimensão do projeto, por duas razões principais, por um lado, permite que diferentes membros da equipa trabalhem em simultâneo em partes distintas do modelo sem conflitos de edição; por outro, reduz a carga computacional associada a projetos de grandes dimensões, que de outra forma poderiam tornar a ferramenta lenta ou insustentável. Em situações em que a dimensão do modelo assim o exija, recorre-se adicionalmente à extração de grupos de elementos para ficheiros auxiliares, sendo assim possível trabalhar sobre partes específicas da instalação de forma mais ágil, quando a subestação tem dimensão mais reduzida, esse isolamento </w:t>
       </w:r>
       <w:r>
         <w:rPr>
@@ -13261,7 +13127,7 @@
           <w14:ligatures w14:val="none"/>
         </w:rPr>
         <w:lastRenderedPageBreak/>
-        <w:t>diferentes membros da equipa trabalhem em simultâneo em partes distintas do modelo sem conflitos de edição; por outro, reduz a carga computacional associada a projetos de grandes dimensões, que de outra forma poderiam tornar a ferramenta lenta ou insustentável. Em situações em que a dimensão do modelo assim o exija, recorre-se adicionalmente à extração de grupos de elementos para ficheiros auxiliares, sendo assim possível trabalhar sobre partes específicas da instalação de forma mais ágil, quando a subestação tem dimensão mais reduzida, esse isolamento visual pode ser conseguido de forma mais simples através do comando esconder (</w:t>
+        <w:t>visual pode ser conseguido de forma mais simples através do comando esconder (</w:t>
       </w:r>
       <w:proofErr w:type="spellStart"/>
       <w:r>
@@ -13348,9 +13214,8 @@
           <w:lang w:eastAsia="pt-PT"/>
           <w14:ligatures w14:val="none"/>
         </w:rPr>
-        <w:t xml:space="preserve">[Figura sugerida: vista de modelo de subestação no </w:t>
-      </w:r>
-      <w:proofErr w:type="spellStart"/>
+        <w:t>vista d</w:t>
+      </w:r>
       <w:r>
         <w:rPr>
           <w:rFonts w:ascii="Times New Roman" w:eastAsia="Times New Roman" w:hAnsi="Times New Roman" w:cs="Times New Roman"/>
@@ -13362,9 +13227,8 @@
           <w:lang w:eastAsia="pt-PT"/>
           <w14:ligatures w14:val="none"/>
         </w:rPr>
-        <w:t>Revit</w:t>
-      </w:r>
-      <w:proofErr w:type="spellEnd"/>
+        <w:t xml:space="preserve">o </w:t>
+      </w:r>
       <w:r>
         <w:rPr>
           <w:rFonts w:ascii="Times New Roman" w:eastAsia="Times New Roman" w:hAnsi="Times New Roman" w:cs="Times New Roman"/>
@@ -13376,7 +13240,35 @@
           <w:lang w:eastAsia="pt-PT"/>
           <w14:ligatures w14:val="none"/>
         </w:rPr>
-        <w:t xml:space="preserve"> com organização por links visível — captura de ecrã do projeto]</w:t>
+        <w:t xml:space="preserve">modelo de subestação no </w:t>
+      </w:r>
+      <w:proofErr w:type="spellStart"/>
+      <w:r>
+        <w:rPr>
+          <w:rFonts w:ascii="Times New Roman" w:eastAsia="Times New Roman" w:hAnsi="Times New Roman" w:cs="Times New Roman"/>
+          <w:i/>
+          <w:iCs/>
+          <w:color w:val="7F7F7F"/>
+          <w:kern w:val="0"/>
+          <w:highlight w:val="green"/>
+          <w:lang w:eastAsia="pt-PT"/>
+          <w14:ligatures w14:val="none"/>
+        </w:rPr>
+        <w:t>Revit</w:t>
+      </w:r>
+      <w:proofErr w:type="spellEnd"/>
+      <w:r>
+        <w:rPr>
+          <w:rFonts w:ascii="Times New Roman" w:eastAsia="Times New Roman" w:hAnsi="Times New Roman" w:cs="Times New Roman"/>
+          <w:i/>
+          <w:iCs/>
+          <w:color w:val="7F7F7F"/>
+          <w:kern w:val="0"/>
+          <w:highlight w:val="green"/>
+          <w:lang w:eastAsia="pt-PT"/>
+          <w14:ligatures w14:val="none"/>
+        </w:rPr>
+        <w:t xml:space="preserve"> com organização por links visível</w:t>
       </w:r>
     </w:p>
     <w:p>
@@ -13626,7 +13518,88 @@
           <w:lang w:eastAsia="pt-PT"/>
           <w14:ligatures w14:val="none"/>
         </w:rPr>
-        <w:t xml:space="preserve"> em contexto de projeto de subestações é gerar automaticamente peças desenhadas a partir do modelo tridimensional, do qual são extraídas plantas, cortes e elevações são obtidos através da configuração de vistas sobre o modelo, às quais são associadas escalas, anotações, cotas e legendas, de acordo com os requisitos de apresentação </w:t>
+        <w:t xml:space="preserve"> em contexto de projeto de subestações é gerar automaticamente peças desenhadas a partir do modelo tridimensional, do qual são extraídas plantas, cortes e elevações são obtidos através da configuração de vistas sobre o modelo, às quais são associadas escalas, anotações, cotas e legendas, de acordo com os requisitos de apresentação definidos para o projeto. As folhas de desenho são compostas diretamente, recorrendo a um formato de apresentação definido pela equipa de projeto, e podem incluir múltiplas vistas, blocos de título e informação de revisão.</w:t>
+      </w:r>
+    </w:p>
+    <w:p>
+      <w:pPr>
+        <w:spacing w:after="120" w:line="360" w:lineRule="auto"/>
+        <w:jc w:val="both"/>
+        <w:rPr>
+          <w:rFonts w:ascii="Times New Roman" w:eastAsia="Times New Roman" w:hAnsi="Times New Roman" w:cs="Times New Roman"/>
+          <w:kern w:val="0"/>
+          <w:lang w:eastAsia="pt-PT"/>
+          <w14:ligatures w14:val="none"/>
+        </w:rPr>
+      </w:pPr>
+      <w:r>
+        <w:rPr>
+          <w:rFonts w:ascii="Times New Roman" w:eastAsia="Times New Roman" w:hAnsi="Times New Roman" w:cs="Times New Roman"/>
+          <w:kern w:val="0"/>
+          <w:lang w:eastAsia="pt-PT"/>
+          <w14:ligatures w14:val="none"/>
+        </w:rPr>
+        <w:t>A exportação da documentação para entrega ao cliente é feita em formato .</w:t>
+      </w:r>
+      <w:proofErr w:type="spellStart"/>
+      <w:r>
+        <w:rPr>
+          <w:rFonts w:ascii="Times New Roman" w:eastAsia="Times New Roman" w:hAnsi="Times New Roman" w:cs="Times New Roman"/>
+          <w:kern w:val="0"/>
+          <w:lang w:eastAsia="pt-PT"/>
+          <w14:ligatures w14:val="none"/>
+        </w:rPr>
+        <w:t>pdf</w:t>
+      </w:r>
+      <w:proofErr w:type="spellEnd"/>
+      <w:r>
+        <w:rPr>
+          <w:rFonts w:ascii="Times New Roman" w:eastAsia="Times New Roman" w:hAnsi="Times New Roman" w:cs="Times New Roman"/>
+          <w:kern w:val="0"/>
+          <w:lang w:eastAsia="pt-PT"/>
+          <w14:ligatures w14:val="none"/>
+        </w:rPr>
+        <w:t>, o que constitui o formato padrão para a transmissão de peças desenhadas em contexto de projeto. Quando é solicitado o modelo nativo, a entrega é efetuada no formato proprietário .</w:t>
+      </w:r>
+      <w:proofErr w:type="spellStart"/>
+      <w:r>
+        <w:rPr>
+          <w:rFonts w:ascii="Times New Roman" w:eastAsia="Times New Roman" w:hAnsi="Times New Roman" w:cs="Times New Roman"/>
+          <w:kern w:val="0"/>
+          <w:lang w:eastAsia="pt-PT"/>
+          <w14:ligatures w14:val="none"/>
+        </w:rPr>
+        <w:t>rvt</w:t>
+      </w:r>
+      <w:proofErr w:type="spellEnd"/>
+      <w:r>
+        <w:rPr>
+          <w:rFonts w:ascii="Times New Roman" w:eastAsia="Times New Roman" w:hAnsi="Times New Roman" w:cs="Times New Roman"/>
+          <w:kern w:val="0"/>
+          <w:lang w:eastAsia="pt-PT"/>
+          <w14:ligatures w14:val="none"/>
+        </w:rPr>
+        <w:t xml:space="preserve"> (para modelos de projeto no </w:t>
+      </w:r>
+      <w:proofErr w:type="spellStart"/>
+      <w:r>
+        <w:rPr>
+          <w:rFonts w:ascii="Times New Roman" w:eastAsia="Times New Roman" w:hAnsi="Times New Roman" w:cs="Times New Roman"/>
+          <w:kern w:val="0"/>
+          <w:lang w:eastAsia="pt-PT"/>
+          <w14:ligatures w14:val="none"/>
+        </w:rPr>
+        <w:t>Revit</w:t>
+      </w:r>
+      <w:proofErr w:type="spellEnd"/>
+      <w:r>
+        <w:rPr>
+          <w:rFonts w:ascii="Times New Roman" w:eastAsia="Times New Roman" w:hAnsi="Times New Roman" w:cs="Times New Roman"/>
+          <w:kern w:val="0"/>
+          <w:lang w:eastAsia="pt-PT"/>
+          <w14:ligatures w14:val="none"/>
+        </w:rPr>
+        <w:t xml:space="preserve">), permitindo ao destinatário aceder à totalidade da informação geométrica e </w:t>
       </w:r>
       <w:r>
         <w:rPr>
@@ -13636,99 +13609,7 @@
           <w14:ligatures w14:val="none"/>
         </w:rPr>
         <w:lastRenderedPageBreak/>
-        <w:t>definidos para o projeto. As folhas de desenho são compostas diretamente, recorrendo a um formato de apresentação definido pela equipa de projeto, e podem incluir múltiplas vistas, blocos de título e informação de revisão.</w:t>
-      </w:r>
-    </w:p>
-    <w:p>
-      <w:pPr>
-        <w:spacing w:after="120" w:line="360" w:lineRule="auto"/>
-        <w:jc w:val="both"/>
-        <w:rPr>
-          <w:rFonts w:ascii="Times New Roman" w:eastAsia="Times New Roman" w:hAnsi="Times New Roman" w:cs="Times New Roman"/>
-          <w:kern w:val="0"/>
-          <w:lang w:eastAsia="pt-PT"/>
-          <w14:ligatures w14:val="none"/>
-        </w:rPr>
-      </w:pPr>
-      <w:r>
-        <w:rPr>
-          <w:rFonts w:ascii="Times New Roman" w:eastAsia="Times New Roman" w:hAnsi="Times New Roman" w:cs="Times New Roman"/>
-          <w:kern w:val="0"/>
-          <w:lang w:eastAsia="pt-PT"/>
-          <w14:ligatures w14:val="none"/>
-        </w:rPr>
-        <w:t>A exportação da documentação para entrega ao cliente é feita em formato .</w:t>
-      </w:r>
-      <w:proofErr w:type="spellStart"/>
-      <w:r>
-        <w:rPr>
-          <w:rFonts w:ascii="Times New Roman" w:eastAsia="Times New Roman" w:hAnsi="Times New Roman" w:cs="Times New Roman"/>
-          <w:kern w:val="0"/>
-          <w:lang w:eastAsia="pt-PT"/>
-          <w14:ligatures w14:val="none"/>
-        </w:rPr>
-        <w:t>pdf</w:t>
-      </w:r>
-      <w:proofErr w:type="spellEnd"/>
-      <w:r>
-        <w:rPr>
-          <w:rFonts w:ascii="Times New Roman" w:eastAsia="Times New Roman" w:hAnsi="Times New Roman" w:cs="Times New Roman"/>
-          <w:kern w:val="0"/>
-          <w:lang w:eastAsia="pt-PT"/>
-          <w14:ligatures w14:val="none"/>
-        </w:rPr>
-        <w:t xml:space="preserve">, o que constitui o formato padrão para a transmissão de peças desenhadas em contexto de projeto. Quando é solicitado o modelo nativo, a entrega é efetuada no formato </w:t>
-      </w:r>
-      <w:proofErr w:type="gramStart"/>
-      <w:r>
-        <w:rPr>
-          <w:rFonts w:ascii="Times New Roman" w:eastAsia="Times New Roman" w:hAnsi="Times New Roman" w:cs="Times New Roman"/>
-          <w:kern w:val="0"/>
-          <w:lang w:eastAsia="pt-PT"/>
-          <w14:ligatures w14:val="none"/>
-        </w:rPr>
-        <w:t>proprietário .</w:t>
-      </w:r>
-      <w:proofErr w:type="spellStart"/>
-      <w:r>
-        <w:rPr>
-          <w:rFonts w:ascii="Times New Roman" w:eastAsia="Times New Roman" w:hAnsi="Times New Roman" w:cs="Times New Roman"/>
-          <w:kern w:val="0"/>
-          <w:lang w:eastAsia="pt-PT"/>
-          <w14:ligatures w14:val="none"/>
-        </w:rPr>
-        <w:t>rvt</w:t>
-      </w:r>
-      <w:proofErr w:type="spellEnd"/>
-      <w:proofErr w:type="gramEnd"/>
-      <w:r>
-        <w:rPr>
-          <w:rFonts w:ascii="Times New Roman" w:eastAsia="Times New Roman" w:hAnsi="Times New Roman" w:cs="Times New Roman"/>
-          <w:kern w:val="0"/>
-          <w:lang w:eastAsia="pt-PT"/>
-          <w14:ligatures w14:val="none"/>
-        </w:rPr>
-        <w:t xml:space="preserve"> (para modelos de projeto no </w:t>
-      </w:r>
-      <w:proofErr w:type="spellStart"/>
-      <w:r>
-        <w:rPr>
-          <w:rFonts w:ascii="Times New Roman" w:eastAsia="Times New Roman" w:hAnsi="Times New Roman" w:cs="Times New Roman"/>
-          <w:kern w:val="0"/>
-          <w:lang w:eastAsia="pt-PT"/>
-          <w14:ligatures w14:val="none"/>
-        </w:rPr>
-        <w:t>Revit</w:t>
-      </w:r>
-      <w:proofErr w:type="spellEnd"/>
-      <w:r>
-        <w:rPr>
-          <w:rFonts w:ascii="Times New Roman" w:eastAsia="Times New Roman" w:hAnsi="Times New Roman" w:cs="Times New Roman"/>
-          <w:kern w:val="0"/>
-          <w:lang w:eastAsia="pt-PT"/>
-          <w14:ligatures w14:val="none"/>
-        </w:rPr>
-        <w:t xml:space="preserve">), permitindo ao destinatário aceder à totalidade da informação geométrica e paramétrica nele contida. Esta flexibilidade de formatos de entrega é uma das características que distingue o fluxo de trabalho BIM do processo tradicional baseado em desenhos 2D, e contribui para uma maior transparência e revisão da informação ao longo do projeto </w:t>
+        <w:t xml:space="preserve">paramétrica nele contida. Esta flexibilidade de formatos de entrega é uma das características que distingue o fluxo de trabalho BIM do processo tradicional baseado em desenhos 2D, e contribui para uma maior transparência e revisão da informação ao longo do projeto </w:t>
       </w:r>
       <w:r>
         <w:rPr>
@@ -13763,7 +13644,7 @@
           <w:lang w:eastAsia="pt-PT"/>
           <w14:ligatures w14:val="none"/>
         </w:rPr>
-        <w:t xml:space="preserve">[Figura sugerida: exemplo de folha de desenho gerada no </w:t>
+        <w:t xml:space="preserve">exemplo de folha de desenho gerada no </w:t>
       </w:r>
       <w:proofErr w:type="spellStart"/>
       <w:r>
@@ -13791,7 +13672,7 @@
           <w:lang w:eastAsia="pt-PT"/>
           <w14:ligatures w14:val="none"/>
         </w:rPr>
-        <w:t xml:space="preserve"> com planta, corte e elevação de subestação — captura de ecrã do projeto]</w:t>
+        <w:t xml:space="preserve"> com planta, corte e elevação de subestação </w:t>
       </w:r>
     </w:p>
     <w:p>
@@ -13845,27 +13726,7 @@
           <w:lang w:eastAsia="pt-PT"/>
           <w14:ligatures w14:val="none"/>
         </w:rPr>
-        <w:t xml:space="preserve">A integração num ambiente profissional de engenharia implica, numa fase inicial, um período de adaptação durante o qual o estagiário desenvolve as competências técnicas e processuais necessárias para participar de forma produtiva nos projetos em curso. No contexto do estágio realizado na SISINT, esta progressão traduziu-se numa evolução gradual de autonomia nas tarefas de modelação e de outras atividades, desde as primeiras semanas, em que o trabalho era desenvolvido sob orientação próxima e com necessidade de validação frequente, até </w:t>
-      </w:r>
-      <w:proofErr w:type="gramStart"/>
-      <w:r>
-        <w:rPr>
-          <w:rFonts w:ascii="Times New Roman" w:eastAsia="Times New Roman" w:hAnsi="Times New Roman" w:cs="Times New Roman"/>
-          <w:kern w:val="0"/>
-          <w:lang w:eastAsia="pt-PT"/>
-          <w14:ligatures w14:val="none"/>
-        </w:rPr>
-        <w:t>a</w:t>
-      </w:r>
-      <w:proofErr w:type="gramEnd"/>
-      <w:r>
-        <w:rPr>
-          <w:rFonts w:ascii="Times New Roman" w:eastAsia="Times New Roman" w:hAnsi="Times New Roman" w:cs="Times New Roman"/>
-          <w:kern w:val="0"/>
-          <w:lang w:eastAsia="pt-PT"/>
-          <w14:ligatures w14:val="none"/>
-        </w:rPr>
-        <w:t xml:space="preserve"> fase em que a participação nos projetos se tornou mais direta e independente.</w:t>
+        <w:t>A integração num ambiente profissional de engenharia implica, numa fase inicial, um período de adaptação durante o qual o estagiário desenvolve as competências técnicas e processuais necessárias para participar de forma produtiva nos projetos em curso. No contexto do estágio realizado na SISINT, esta progressão traduziu-se numa evolução gradual de autonomia nas tarefas de modelação e de outras atividades, desde as primeiras semanas, em que o trabalho era desenvolvido sob orientação próxima e com necessidade de validação frequente, até a fase em que a participação nos projetos se tornou mais direta e independente.</w:t>
       </w:r>
     </w:p>
     <w:p>
@@ -13907,17 +13768,7 @@
           <w:lang w:eastAsia="pt-PT"/>
           <w14:ligatures w14:val="none"/>
         </w:rPr>
-        <w:t xml:space="preserve">As competências consolidadas ao longo do estágio abrangem a criação e parametrização de famílias de componentes para subestações, a organização e gestão de modelos complexos com recurso a ficheiros ligados, a interpretação de documentação técnica de projeto e de requisitos de </w:t>
-      </w:r>
-      <w:r>
-        <w:rPr>
-          <w:rFonts w:ascii="Times New Roman" w:eastAsia="Times New Roman" w:hAnsi="Times New Roman" w:cs="Times New Roman"/>
-          <w:kern w:val="0"/>
-          <w:lang w:eastAsia="pt-PT"/>
-          <w14:ligatures w14:val="none"/>
-        </w:rPr>
-        <w:lastRenderedPageBreak/>
-        <w:t xml:space="preserve">clientes internacionais, e a produção de peças desenhadas a partir do </w:t>
+        <w:t xml:space="preserve">As competências consolidadas ao longo do estágio abrangem a criação e parametrização de famílias de componentes para subestações, a organização e gestão de modelos complexos com recurso a ficheiros ligados, a interpretação de documentação técnica de projeto e de requisitos de clientes internacionais, e a produção de peças desenhadas a partir do </w:t>
       </w:r>
       <w:proofErr w:type="spellStart"/>
       <w:r>
@@ -14006,6 +13857,7 @@
           <w:lang w:eastAsia="pt-PT"/>
           <w14:ligatures w14:val="none"/>
         </w:rPr>
+        <w:lastRenderedPageBreak/>
         <w:t>Para além do trabalho de modelação descrito no Capítulo 3, o período de estágio incluiu um conjunto de atividades complementares, igualmente integradas no fluxo de trabalho da equipa de projeto. Estas atividades, embora não constituam modelação tridimensional propriamente dita, são indissociáveis do processo de projeto de subestações e contribuíram para uma compreensão mais ampla do funcionamento de um gabinete de engenharia.</w:t>
       </w:r>
     </w:p>
@@ -14223,17 +14075,7 @@
           <w:lang w:eastAsia="pt-PT"/>
           <w14:ligatures w14:val="none"/>
         </w:rPr>
-        <w:t xml:space="preserve">Estas revisões incidiram sobre aspetos como datas, códigos de numeração e designações de </w:t>
-      </w:r>
-      <w:r>
-        <w:rPr>
-          <w:rFonts w:ascii="Times New Roman" w:eastAsia="Times New Roman" w:hAnsi="Times New Roman" w:cs="Times New Roman"/>
-          <w:kern w:val="0"/>
-          <w:lang w:eastAsia="pt-PT"/>
-          <w14:ligatures w14:val="none"/>
-        </w:rPr>
-        <w:lastRenderedPageBreak/>
-        <w:t>equipamentos, uma vez que, dada a quantidade de peças desenhadas existentes, a identificação não se baseia apenas em nomes descritivos, mas também em códigos alfanuméricos que exigem coerência rigorosa entre documentos, garantindo que todas as peças se mantêm alinhadas com o estado atual do projeto.</w:t>
+        <w:t>Estas revisões incidiram sobre aspetos como datas, códigos de numeração e designações de equipamentos, uma vez que, dada a quantidade de peças desenhadas existentes, a identificação não se baseia apenas em nomes descritivos, mas também em códigos alfanuméricos que exigem coerência rigorosa entre documentos, garantindo que todas as peças se mantêm alinhadas com o estado atual do projeto.</w:t>
       </w:r>
     </w:p>
     <w:p>
@@ -14286,6 +14128,7 @@
           <w:kern w:val="0"/>
           <w14:ligatures w14:val="none"/>
         </w:rPr>
+        <w:lastRenderedPageBreak/>
         <w:t>Projetos acompanhados durante o estágio</w:t>
       </w:r>
       <w:bookmarkEnd w:id="44"/>
@@ -14588,18 +14431,7 @@
           <w:lang w:eastAsia="pt-PT"/>
           <w14:ligatures w14:val="none"/>
         </w:rPr>
-        <w:t xml:space="preserve">, para a OMEXOM, com tipologia construtiva [AIS ou GIS, a confirmar] e nível de tensão [a confirmar], o trabalho desenvolvido seguiu igualmente o </w:t>
-      </w:r>
-      <w:r>
-        <w:rPr>
-          <w:rFonts w:ascii="Times New Roman" w:eastAsia="Times New Roman" w:hAnsi="Times New Roman" w:cs="Times New Roman"/>
-          <w:kern w:val="0"/>
-          <w:highlight w:val="darkGray"/>
-          <w:lang w:eastAsia="pt-PT"/>
-          <w14:ligatures w14:val="none"/>
-        </w:rPr>
-        <w:lastRenderedPageBreak/>
-        <w:t>processo de modelação, criação de famílias específicas e parametrizadas, e participação em revisões de projeto.</w:t>
+        <w:t>, para a OMEXOM, com tipologia construtiva [AIS ou GIS, a confirmar] e nível de tensão [a confirmar], o trabalho desenvolvido seguiu igualmente o processo de modelação, criação de famílias específicas e parametrizadas, e participação em revisões de projeto.</w:t>
       </w:r>
     </w:p>
     <w:p>
@@ -14671,6 +14503,7 @@
           <w:lang w:eastAsia="pt-PT"/>
           <w14:ligatures w14:val="none"/>
         </w:rPr>
+        <w:lastRenderedPageBreak/>
         <w:t>Conclusões</w:t>
       </w:r>
       <w:bookmarkEnd w:id="45"/>
@@ -14741,7 +14574,6 @@
         <w:t xml:space="preserve">O plano curricular da Licenciatura em Engenharia Eletrotécnica – Sistemas Elétricos de Energia (LEE-SEE) do ISEP não contempla, de forma direta, o projeto de subestações de alta ou média </w:t>
       </w:r>
       <w:proofErr w:type="spellStart"/>
-      <w:proofErr w:type="gramStart"/>
       <w:r>
         <w:rPr>
           <w:rFonts w:ascii="Times New Roman" w:eastAsia="Times New Roman" w:hAnsi="Times New Roman" w:cs="Times New Roman"/>
@@ -14761,7 +14593,6 @@
         <w:t>,a</w:t>
       </w:r>
       <w:proofErr w:type="spellEnd"/>
-      <w:proofErr w:type="gramEnd"/>
       <w:r>
         <w:rPr>
           <w:rFonts w:ascii="Times New Roman" w:eastAsia="Times New Roman" w:hAnsi="Times New Roman" w:cs="Times New Roman"/>
@@ -14830,17 +14661,7 @@
           <w:lang w:eastAsia="pt-PT"/>
           <w14:ligatures w14:val="none"/>
         </w:rPr>
-        <w:t xml:space="preserve"> para o universo das subestações AT/MT, ainda que com um grau de complexidade e de exigência normativa substancialmente superiores. De forma análoga, a cadeira de Sistemas Elétricos de Energia permitiu consolidar noções fundamentais sobre a estrutura e o funcionamento das redes elétricas, nomeadamente os conceitos de níveis de tensão, trânsito de potência, transformação de energia e proteção de sistemas, conhecimentos sem os quais a interpretação dos </w:t>
-      </w:r>
-      <w:r>
-        <w:rPr>
-          <w:rFonts w:ascii="Times New Roman" w:eastAsia="Times New Roman" w:hAnsi="Times New Roman" w:cs="Times New Roman"/>
-          <w:kern w:val="0"/>
-          <w:lang w:eastAsia="pt-PT"/>
-          <w14:ligatures w14:val="none"/>
-        </w:rPr>
-        <w:lastRenderedPageBreak/>
-        <w:t>esquemas unifilares e a compreensão das configurações de barramentos abordados no Capítulo 2 teriam sido consideravelmente mais difíceis.</w:t>
+        <w:t xml:space="preserve"> para o universo das subestações AT/MT, ainda que com um grau de complexidade e de exigência normativa substancialmente superiores. De forma análoga, a cadeira de Sistemas Elétricos de Energia permitiu consolidar noções fundamentais sobre a estrutura e o funcionamento das redes elétricas, nomeadamente os conceitos de níveis de tensão, trânsito de potência, transformação de energia e proteção de sistemas, conhecimentos sem os quais a interpretação dos esquemas unifilares e a compreensão das configurações de barramentos abordados no Capítulo 2 teriam sido consideravelmente mais difíceis.</w:t>
       </w:r>
     </w:p>
     <w:p>
@@ -14861,27 +14682,7 @@
           <w:lang w:eastAsia="pt-PT"/>
           <w14:ligatures w14:val="none"/>
         </w:rPr>
-        <w:t xml:space="preserve">Para além das cadeiras nucleares da especialidade, importa referir </w:t>
-      </w:r>
-      <w:proofErr w:type="gramStart"/>
-      <w:r>
-        <w:rPr>
-          <w:rFonts w:ascii="Times New Roman" w:eastAsia="Times New Roman" w:hAnsi="Times New Roman" w:cs="Times New Roman"/>
-          <w:kern w:val="0"/>
-          <w:lang w:eastAsia="pt-PT"/>
-          <w14:ligatures w14:val="none"/>
-        </w:rPr>
-        <w:t>a</w:t>
-      </w:r>
-      <w:proofErr w:type="gramEnd"/>
-      <w:r>
-        <w:rPr>
-          <w:rFonts w:ascii="Times New Roman" w:eastAsia="Times New Roman" w:hAnsi="Times New Roman" w:cs="Times New Roman"/>
-          <w:kern w:val="0"/>
-          <w:lang w:eastAsia="pt-PT"/>
-          <w14:ligatures w14:val="none"/>
-        </w:rPr>
-        <w:t xml:space="preserve"> contribuição de competências adquiridas em disciplinas que, à partida, poderiam parecer menos diretamente relacionadas com o projeto de subestações. A experiência prévia com </w:t>
+        <w:t xml:space="preserve">Para além das cadeiras nucleares da especialidade, importa referir a contribuição de competências adquiridas em disciplinas que, à partida, poderiam parecer menos diretamente relacionadas com o projeto de subestações. A experiência prévia com </w:t>
       </w:r>
       <w:proofErr w:type="spellStart"/>
       <w:r>
@@ -14943,7 +14744,17 @@
           <w:lang w:eastAsia="pt-PT"/>
           <w14:ligatures w14:val="none"/>
         </w:rPr>
-        <w:t xml:space="preserve"> e a leitura de peças desenhadas em formato digital, ainda que a passagem do paradigma bidimensional para a modelação tridimensional paramétrica tenha representado, efetivamente, uma mudança de abordagem profunda. As noções de programação e de tratamento de dados em folhas de cálculo revelaram-se igualmente úteis na fase de parametrização de famílias, concretamente na construção e manutenção dos ficheiros .</w:t>
+        <w:t xml:space="preserve"> e a leitura de peças </w:t>
+      </w:r>
+      <w:r>
+        <w:rPr>
+          <w:rFonts w:ascii="Times New Roman" w:eastAsia="Times New Roman" w:hAnsi="Times New Roman" w:cs="Times New Roman"/>
+          <w:kern w:val="0"/>
+          <w:lang w:eastAsia="pt-PT"/>
+          <w14:ligatures w14:val="none"/>
+        </w:rPr>
+        <w:lastRenderedPageBreak/>
+        <w:t>desenhadas em formato digital, ainda que a passagem do paradigma bidimensional para a modelação tridimensional paramétrica tenha representado, efetivamente, uma mudança de abordagem profunda. As noções de programação e de tratamento de dados em folhas de cálculo revelaram-se igualmente úteis na fase de parametrização de famílias, concretamente na construção e manutenção dos ficheiros .</w:t>
       </w:r>
       <w:proofErr w:type="spellStart"/>
       <w:r>
@@ -14984,17 +14795,7 @@
           <w:lang w:eastAsia="pt-PT"/>
           <w14:ligatures w14:val="none"/>
         </w:rPr>
-        <w:t xml:space="preserve">A reflexão sobre a integração dos conhecimentos académicos no trabalho de estágio conduz, inevitavelmente, à constatação de que o percurso curricular fornece uma base teórica sólida e transversal, mas não prepara, nem teria como preparar, para a totalidade das exigências de um contexto profissional especializado. O projeto de subestações é uma área de nicho dentro da engenharia eletrotécnica, com terminologia própria, normativa específica e ferramentas de trabalho que não fazem parte do currículo de uma licenciatura generalista. Reconhecer esta realidade não constitui uma crítica ao plano de estudos, que cumpre a sua função de fornecer os fundamentos que tornam possível a aprendizagem posterior, mas antes uma constatação prática: a distância entre a formação académica e a prática profissional neste domínio é significativa, e é precisamente no estágio que essa distância se percorre. O facto de os conceitos das diversas cadeiras terem encontrado aplicação, ainda que por vias nem sempre previsíveis, confirma que a </w:t>
-      </w:r>
-      <w:r>
-        <w:rPr>
-          <w:rFonts w:ascii="Times New Roman" w:eastAsia="Times New Roman" w:hAnsi="Times New Roman" w:cs="Times New Roman"/>
-          <w:kern w:val="0"/>
-          <w:lang w:eastAsia="pt-PT"/>
-          <w14:ligatures w14:val="none"/>
-        </w:rPr>
-        <w:lastRenderedPageBreak/>
-        <w:t>formação de base cumpriu o seu propósito enquanto alicerce sobre o qual foi possível construir competências novas, em grande medida através da experiência direta e do acompanhamento da equipa da SISINT.</w:t>
+        <w:t>A reflexão sobre a integração dos conhecimentos académicos no trabalho de estágio conduz, inevitavelmente, à constatação de que o percurso curricular fornece uma base teórica sólida e transversal, mas não prepara, nem teria como preparar, para a totalidade das exigências de um contexto profissional especializado. O projeto de subestações é uma área de nicho dentro da engenharia eletrotécnica, com terminologia própria, normativa específica e ferramentas de trabalho que não fazem parte do currículo de uma licenciatura generalista. Reconhecer esta realidade não constitui uma crítica ao plano de estudos, que cumpre a sua função de fornecer os fundamentos que tornam possível a aprendizagem posterior, mas antes uma constatação prática: a distância entre a formação académica e a prática profissional neste domínio é significativa, e é precisamente no estágio que essa distância se percorre. O facto de os conceitos das diversas cadeiras terem encontrado aplicação, ainda que por vias nem sempre previsíveis, confirma que a formação de base cumpriu o seu propósito enquanto alicerce sobre o qual foi possível construir competências novas, em grande medida através da experiência direta e do acompanhamento da equipa da SISINT.</w:t>
       </w:r>
     </w:p>
     <w:p>
@@ -15036,6 +14837,245 @@
         <w:jc w:val="both"/>
         <w:rPr>
           <w:rFonts w:ascii="Calibri" w:eastAsia="Calibri" w:hAnsi="Calibri" w:cs="Times New Roman"/>
+          <w:kern w:val="0"/>
+          <w:lang w:eastAsia="pt-PT"/>
+          <w14:ligatures w14:val="none"/>
+        </w:rPr>
+      </w:pPr>
+      <w:r>
+        <w:rPr>
+          <w:rFonts w:ascii="Calibri" w:eastAsia="Calibri" w:hAnsi="Calibri" w:cs="Times New Roman"/>
+          <w:kern w:val="0"/>
+          <w:lang w:eastAsia="pt-PT"/>
+          <w14:ligatures w14:val="none"/>
+        </w:rPr>
+        <w:t xml:space="preserve">O estágio na SISINT permitiu não só consolidar e aplicar conhecimentos adquiridos ao longo da licenciatura, como também desenvolver competências práticas em ferramentas e metodologias pouco abordadas no percurso académico, nomeadamente na modelação tridimensional no </w:t>
+      </w:r>
+      <w:proofErr w:type="spellStart"/>
+      <w:r>
+        <w:rPr>
+          <w:rFonts w:ascii="Calibri" w:eastAsia="Calibri" w:hAnsi="Calibri" w:cs="Times New Roman"/>
+          <w:kern w:val="0"/>
+          <w:lang w:eastAsia="pt-PT"/>
+          <w14:ligatures w14:val="none"/>
+        </w:rPr>
+        <w:t>Revit</w:t>
+      </w:r>
+      <w:proofErr w:type="spellEnd"/>
+      <w:r>
+        <w:rPr>
+          <w:rFonts w:ascii="Calibri" w:eastAsia="Calibri" w:hAnsi="Calibri" w:cs="Times New Roman"/>
+          <w:kern w:val="0"/>
+          <w:lang w:eastAsia="pt-PT"/>
+          <w14:ligatures w14:val="none"/>
+        </w:rPr>
+        <w:t xml:space="preserve"> e no projeto de subestações de alta tensão. O contacto com uma empresa de </w:t>
+      </w:r>
+      <w:proofErr w:type="spellStart"/>
+      <w:r>
+        <w:rPr>
+          <w:rFonts w:ascii="Calibri" w:eastAsia="Calibri" w:hAnsi="Calibri" w:cs="Times New Roman"/>
+          <w:kern w:val="0"/>
+          <w:lang w:eastAsia="pt-PT"/>
+          <w14:ligatures w14:val="none"/>
+        </w:rPr>
+        <w:t>caráter</w:t>
+      </w:r>
+      <w:proofErr w:type="spellEnd"/>
+      <w:r>
+        <w:rPr>
+          <w:rFonts w:ascii="Calibri" w:eastAsia="Calibri" w:hAnsi="Calibri" w:cs="Times New Roman"/>
+          <w:kern w:val="0"/>
+          <w:lang w:eastAsia="pt-PT"/>
+          <w14:ligatures w14:val="none"/>
+        </w:rPr>
+        <w:t xml:space="preserve"> </w:t>
+      </w:r>
+      <w:r>
+        <w:rPr>
+          <w:rFonts w:ascii="Calibri" w:eastAsia="Calibri" w:hAnsi="Calibri" w:cs="Times New Roman"/>
+          <w:kern w:val="0"/>
+          <w:lang w:eastAsia="pt-PT"/>
+          <w14:ligatures w14:val="none"/>
+        </w:rPr>
+        <w:lastRenderedPageBreak/>
+        <w:t>multidisciplinar, que atua simultaneamente em áreas distintas, proporcionou-me uma visão integrada do setor elétrico, evidenciando a importância da coordenação entre diferentes especialidades para a concretização de projetos de infraestruturas energéticas complexas.</w:t>
+      </w:r>
+    </w:p>
+    <w:p>
+      <w:pPr>
+        <w:spacing w:after="200" w:line="360" w:lineRule="auto"/>
+        <w:jc w:val="both"/>
+        <w:rPr>
+          <w:rFonts w:ascii="Calibri" w:eastAsia="Calibri" w:hAnsi="Calibri" w:cs="Times New Roman"/>
+          <w:kern w:val="0"/>
+          <w:lang w:eastAsia="pt-PT"/>
+          <w14:ligatures w14:val="none"/>
+        </w:rPr>
+      </w:pPr>
+    </w:p>
+    <w:p>
+      <w:pPr>
+        <w:spacing w:after="200" w:line="360" w:lineRule="auto"/>
+        <w:jc w:val="both"/>
+        <w:rPr>
+          <w:rFonts w:ascii="Calibri" w:eastAsia="Calibri" w:hAnsi="Calibri" w:cs="Times New Roman"/>
+          <w:kern w:val="0"/>
+          <w:lang w:eastAsia="pt-PT"/>
+          <w14:ligatures w14:val="none"/>
+        </w:rPr>
+      </w:pPr>
+    </w:p>
+    <w:p>
+      <w:pPr>
+        <w:spacing w:after="200" w:line="360" w:lineRule="auto"/>
+        <w:jc w:val="both"/>
+        <w:rPr>
+          <w:rFonts w:ascii="Calibri" w:eastAsia="Calibri" w:hAnsi="Calibri" w:cs="Times New Roman"/>
+          <w:kern w:val="0"/>
+          <w:lang w:eastAsia="pt-PT"/>
+          <w14:ligatures w14:val="none"/>
+        </w:rPr>
+      </w:pPr>
+    </w:p>
+    <w:p>
+      <w:pPr>
+        <w:spacing w:after="200" w:line="360" w:lineRule="auto"/>
+        <w:jc w:val="both"/>
+        <w:rPr>
+          <w:rFonts w:ascii="Calibri" w:eastAsia="Calibri" w:hAnsi="Calibri" w:cs="Times New Roman"/>
+          <w:kern w:val="0"/>
+          <w:lang w:eastAsia="pt-PT"/>
+          <w14:ligatures w14:val="none"/>
+        </w:rPr>
+      </w:pPr>
+    </w:p>
+    <w:p>
+      <w:pPr>
+        <w:spacing w:after="200" w:line="360" w:lineRule="auto"/>
+        <w:jc w:val="both"/>
+        <w:rPr>
+          <w:rFonts w:ascii="Calibri" w:eastAsia="Calibri" w:hAnsi="Calibri" w:cs="Times New Roman"/>
+          <w:kern w:val="0"/>
+          <w:lang w:eastAsia="pt-PT"/>
+          <w14:ligatures w14:val="none"/>
+        </w:rPr>
+      </w:pPr>
+    </w:p>
+    <w:p>
+      <w:pPr>
+        <w:spacing w:after="200" w:line="360" w:lineRule="auto"/>
+        <w:jc w:val="both"/>
+        <w:rPr>
+          <w:rFonts w:ascii="Calibri" w:eastAsia="Calibri" w:hAnsi="Calibri" w:cs="Times New Roman"/>
+          <w:kern w:val="0"/>
+          <w:lang w:eastAsia="pt-PT"/>
+          <w14:ligatures w14:val="none"/>
+        </w:rPr>
+      </w:pPr>
+    </w:p>
+    <w:p>
+      <w:pPr>
+        <w:spacing w:after="200" w:line="360" w:lineRule="auto"/>
+        <w:jc w:val="both"/>
+        <w:rPr>
+          <w:rFonts w:ascii="Calibri" w:eastAsia="Calibri" w:hAnsi="Calibri" w:cs="Times New Roman"/>
+          <w:kern w:val="0"/>
+          <w:lang w:eastAsia="pt-PT"/>
+          <w14:ligatures w14:val="none"/>
+        </w:rPr>
+      </w:pPr>
+    </w:p>
+    <w:p>
+      <w:pPr>
+        <w:spacing w:after="200" w:line="360" w:lineRule="auto"/>
+        <w:jc w:val="both"/>
+        <w:rPr>
+          <w:rFonts w:ascii="Calibri" w:eastAsia="Calibri" w:hAnsi="Calibri" w:cs="Times New Roman"/>
+          <w:kern w:val="0"/>
+          <w:lang w:eastAsia="pt-PT"/>
+          <w14:ligatures w14:val="none"/>
+        </w:rPr>
+      </w:pPr>
+    </w:p>
+    <w:p>
+      <w:pPr>
+        <w:spacing w:after="200" w:line="360" w:lineRule="auto"/>
+        <w:jc w:val="both"/>
+        <w:rPr>
+          <w:rFonts w:ascii="Calibri" w:eastAsia="Calibri" w:hAnsi="Calibri" w:cs="Times New Roman"/>
+          <w:kern w:val="0"/>
+          <w:lang w:eastAsia="pt-PT"/>
+          <w14:ligatures w14:val="none"/>
+        </w:rPr>
+      </w:pPr>
+    </w:p>
+    <w:p>
+      <w:pPr>
+        <w:spacing w:after="200" w:line="360" w:lineRule="auto"/>
+        <w:jc w:val="both"/>
+        <w:rPr>
+          <w:rFonts w:ascii="Calibri" w:eastAsia="Calibri" w:hAnsi="Calibri" w:cs="Times New Roman"/>
+          <w:kern w:val="0"/>
+          <w:lang w:eastAsia="pt-PT"/>
+          <w14:ligatures w14:val="none"/>
+        </w:rPr>
+      </w:pPr>
+    </w:p>
+    <w:p>
+      <w:pPr>
+        <w:spacing w:after="200" w:line="360" w:lineRule="auto"/>
+        <w:jc w:val="both"/>
+        <w:rPr>
+          <w:rFonts w:ascii="Calibri" w:eastAsia="Calibri" w:hAnsi="Calibri" w:cs="Times New Roman"/>
+          <w:kern w:val="0"/>
+          <w:lang w:eastAsia="pt-PT"/>
+          <w14:ligatures w14:val="none"/>
+        </w:rPr>
+      </w:pPr>
+    </w:p>
+    <w:p>
+      <w:pPr>
+        <w:spacing w:after="200" w:line="360" w:lineRule="auto"/>
+        <w:jc w:val="both"/>
+        <w:rPr>
+          <w:rFonts w:ascii="Calibri" w:eastAsia="Calibri" w:hAnsi="Calibri" w:cs="Times New Roman"/>
+          <w:kern w:val="0"/>
+          <w:lang w:eastAsia="pt-PT"/>
+          <w14:ligatures w14:val="none"/>
+        </w:rPr>
+      </w:pPr>
+    </w:p>
+    <w:p>
+      <w:pPr>
+        <w:spacing w:after="200" w:line="360" w:lineRule="auto"/>
+        <w:jc w:val="both"/>
+        <w:rPr>
+          <w:rFonts w:ascii="Calibri" w:eastAsia="Calibri" w:hAnsi="Calibri" w:cs="Times New Roman"/>
+          <w:kern w:val="0"/>
+          <w:lang w:eastAsia="pt-PT"/>
+          <w14:ligatures w14:val="none"/>
+        </w:rPr>
+      </w:pPr>
+    </w:p>
+    <w:p>
+      <w:pPr>
+        <w:spacing w:after="200" w:line="360" w:lineRule="auto"/>
+        <w:jc w:val="both"/>
+        <w:rPr>
+          <w:rFonts w:ascii="Calibri" w:eastAsia="Calibri" w:hAnsi="Calibri" w:cs="Times New Roman"/>
+          <w:kern w:val="0"/>
+          <w:lang w:eastAsia="pt-PT"/>
+          <w14:ligatures w14:val="none"/>
+        </w:rPr>
+      </w:pPr>
+    </w:p>
+    <w:p>
+      <w:pPr>
+        <w:spacing w:after="200" w:line="360" w:lineRule="auto"/>
+        <w:jc w:val="both"/>
+        <w:rPr>
+          <w:rFonts w:ascii="Calibri" w:eastAsia="Calibri" w:hAnsi="Calibri" w:cs="Times New Roman"/>
           <w:b/>
           <w:kern w:val="36"/>
           <w:sz w:val="28"/>
@@ -15044,55 +15084,6 @@
           <w14:ligatures w14:val="none"/>
         </w:rPr>
       </w:pPr>
-      <w:r>
-        <w:rPr>
-          <w:rFonts w:ascii="Calibri" w:eastAsia="Calibri" w:hAnsi="Calibri" w:cs="Times New Roman"/>
-          <w:kern w:val="0"/>
-          <w:lang w:eastAsia="pt-PT"/>
-          <w14:ligatures w14:val="none"/>
-        </w:rPr>
-        <w:t xml:space="preserve">O estágio na SISINT permitiu não só consolidar e aplicar conhecimentos adquiridos ao longo da licenciatura, como também desenvolver competências práticas em ferramentas e metodologias pouco abordadas no percurso académico, nomeadamente na modelação tridimensional no </w:t>
-      </w:r>
-      <w:proofErr w:type="spellStart"/>
-      <w:r>
-        <w:rPr>
-          <w:rFonts w:ascii="Calibri" w:eastAsia="Calibri" w:hAnsi="Calibri" w:cs="Times New Roman"/>
-          <w:kern w:val="0"/>
-          <w:lang w:eastAsia="pt-PT"/>
-          <w14:ligatures w14:val="none"/>
-        </w:rPr>
-        <w:t>Revit</w:t>
-      </w:r>
-      <w:proofErr w:type="spellEnd"/>
-      <w:r>
-        <w:rPr>
-          <w:rFonts w:ascii="Calibri" w:eastAsia="Calibri" w:hAnsi="Calibri" w:cs="Times New Roman"/>
-          <w:kern w:val="0"/>
-          <w:lang w:eastAsia="pt-PT"/>
-          <w14:ligatures w14:val="none"/>
-        </w:rPr>
-        <w:t xml:space="preserve"> e no projeto de subestações de alta tensão. O contacto com uma empresa de </w:t>
-      </w:r>
-      <w:proofErr w:type="spellStart"/>
-      <w:r>
-        <w:rPr>
-          <w:rFonts w:ascii="Calibri" w:eastAsia="Calibri" w:hAnsi="Calibri" w:cs="Times New Roman"/>
-          <w:kern w:val="0"/>
-          <w:lang w:eastAsia="pt-PT"/>
-          <w14:ligatures w14:val="none"/>
-        </w:rPr>
-        <w:t>caráter</w:t>
-      </w:r>
-      <w:proofErr w:type="spellEnd"/>
-      <w:r>
-        <w:rPr>
-          <w:rFonts w:ascii="Calibri" w:eastAsia="Calibri" w:hAnsi="Calibri" w:cs="Times New Roman"/>
-          <w:kern w:val="0"/>
-          <w:lang w:eastAsia="pt-PT"/>
-          <w14:ligatures w14:val="none"/>
-        </w:rPr>
-        <w:t xml:space="preserve"> multidisciplinar, que atua simultaneamente em áreas distintas, proporcionou-me uma visão integrada do setor elétrico, evidenciando a importância da coordenação entre diferentes especialidades para a concretização de projetos de infraestruturas energéticas complexas.</w:t>
-      </w:r>
     </w:p>
     <w:p>
       <w:pPr>
@@ -15264,727 +15255,12 @@
     <w:p>
       <w:pPr>
         <w:spacing w:after="120" w:line="360" w:lineRule="auto"/>
-        <w:ind w:hanging="480"/>
-        <w:rPr>
-          <w:rFonts w:ascii="Times New Roman" w:hAnsi="Times New Roman" w:cs="Times New Roman"/>
-          <w:highlight w:val="darkGray"/>
-        </w:rPr>
-      </w:pPr>
-      <w:r>
-        <w:rPr>
-          <w:rFonts w:ascii="Times New Roman" w:hAnsi="Times New Roman" w:cs="Times New Roman"/>
-          <w:highlight w:val="darkGray"/>
-          <w:shd w:val="clear" w:color="auto" w:fill="FFFF00"/>
-        </w:rPr>
-        <w:t>[</w:t>
-      </w:r>
-      <w:proofErr w:type="spellStart"/>
-      <w:r>
-        <w:rPr>
-          <w:rFonts w:ascii="Times New Roman" w:hAnsi="Times New Roman" w:cs="Times New Roman"/>
-          <w:highlight w:val="darkGray"/>
-          <w:shd w:val="clear" w:color="auto" w:fill="FFFF00"/>
-        </w:rPr>
-        <w:t>Atudori</w:t>
-      </w:r>
-      <w:proofErr w:type="spellEnd"/>
-      <w:r>
-        <w:rPr>
-          <w:rFonts w:ascii="Times New Roman" w:hAnsi="Times New Roman" w:cs="Times New Roman"/>
-          <w:highlight w:val="darkGray"/>
-          <w:shd w:val="clear" w:color="auto" w:fill="FFFF00"/>
-        </w:rPr>
-        <w:t xml:space="preserve"> &amp; van de </w:t>
-      </w:r>
-      <w:proofErr w:type="spellStart"/>
-      <w:r>
-        <w:rPr>
-          <w:rFonts w:ascii="Times New Roman" w:hAnsi="Times New Roman" w:cs="Times New Roman"/>
-          <w:highlight w:val="darkGray"/>
-          <w:shd w:val="clear" w:color="auto" w:fill="FFFF00"/>
-        </w:rPr>
-        <w:t>Vall</w:t>
-      </w:r>
-      <w:proofErr w:type="spellEnd"/>
-      <w:r>
-        <w:rPr>
-          <w:rFonts w:ascii="Times New Roman" w:hAnsi="Times New Roman" w:cs="Times New Roman"/>
-          <w:highlight w:val="darkGray"/>
-          <w:shd w:val="clear" w:color="auto" w:fill="FFFF00"/>
-        </w:rPr>
-        <w:t xml:space="preserve">, 2018] — Monica </w:t>
-      </w:r>
-      <w:proofErr w:type="spellStart"/>
-      <w:r>
-        <w:rPr>
-          <w:rFonts w:ascii="Times New Roman" w:hAnsi="Times New Roman" w:cs="Times New Roman"/>
-          <w:highlight w:val="darkGray"/>
-          <w:shd w:val="clear" w:color="auto" w:fill="FFFF00"/>
-        </w:rPr>
-        <w:t>Atudori</w:t>
-      </w:r>
-      <w:proofErr w:type="spellEnd"/>
-      <w:r>
-        <w:rPr>
-          <w:rFonts w:ascii="Times New Roman" w:hAnsi="Times New Roman" w:cs="Times New Roman"/>
-          <w:highlight w:val="darkGray"/>
-          <w:shd w:val="clear" w:color="auto" w:fill="FFFF00"/>
-        </w:rPr>
-        <w:t xml:space="preserve">, </w:t>
-      </w:r>
-      <w:proofErr w:type="spellStart"/>
-      <w:r>
-        <w:rPr>
-          <w:rFonts w:ascii="Times New Roman" w:hAnsi="Times New Roman" w:cs="Times New Roman"/>
-          <w:highlight w:val="darkGray"/>
-          <w:shd w:val="clear" w:color="auto" w:fill="FFFF00"/>
-        </w:rPr>
-        <w:t>Prerna</w:t>
-      </w:r>
-      <w:proofErr w:type="spellEnd"/>
-      <w:r>
-        <w:rPr>
-          <w:rFonts w:ascii="Times New Roman" w:hAnsi="Times New Roman" w:cs="Times New Roman"/>
-          <w:highlight w:val="darkGray"/>
-          <w:shd w:val="clear" w:color="auto" w:fill="FFFF00"/>
-        </w:rPr>
-        <w:t xml:space="preserve"> van de </w:t>
-      </w:r>
-      <w:proofErr w:type="spellStart"/>
-      <w:r>
-        <w:rPr>
-          <w:rFonts w:ascii="Times New Roman" w:hAnsi="Times New Roman" w:cs="Times New Roman"/>
-          <w:highlight w:val="darkGray"/>
-          <w:shd w:val="clear" w:color="auto" w:fill="FFFF00"/>
-        </w:rPr>
-        <w:t>Vall</w:t>
-      </w:r>
-      <w:proofErr w:type="spellEnd"/>
-      <w:r>
-        <w:rPr>
-          <w:rFonts w:ascii="Times New Roman" w:hAnsi="Times New Roman" w:cs="Times New Roman"/>
-          <w:highlight w:val="darkGray"/>
-          <w:shd w:val="clear" w:color="auto" w:fill="FFFF00"/>
-        </w:rPr>
-        <w:t xml:space="preserve">; </w:t>
-      </w:r>
-      <w:proofErr w:type="spellStart"/>
-      <w:r>
-        <w:rPr>
-          <w:rFonts w:ascii="Times New Roman" w:hAnsi="Times New Roman" w:cs="Times New Roman"/>
-          <w:highlight w:val="darkGray"/>
-          <w:shd w:val="clear" w:color="auto" w:fill="FFFF00"/>
-        </w:rPr>
-        <w:t>Modern</w:t>
-      </w:r>
-      <w:proofErr w:type="spellEnd"/>
-      <w:r>
-        <w:rPr>
-          <w:rFonts w:ascii="Times New Roman" w:hAnsi="Times New Roman" w:cs="Times New Roman"/>
-          <w:highlight w:val="darkGray"/>
-          <w:shd w:val="clear" w:color="auto" w:fill="FFFF00"/>
-        </w:rPr>
-        <w:t xml:space="preserve"> </w:t>
-      </w:r>
-      <w:proofErr w:type="spellStart"/>
-      <w:r>
-        <w:rPr>
-          <w:rFonts w:ascii="Times New Roman" w:hAnsi="Times New Roman" w:cs="Times New Roman"/>
-          <w:highlight w:val="darkGray"/>
-          <w:shd w:val="clear" w:color="auto" w:fill="FFFF00"/>
-        </w:rPr>
-        <w:t>Techniques</w:t>
-      </w:r>
-      <w:proofErr w:type="spellEnd"/>
-      <w:r>
-        <w:rPr>
-          <w:rFonts w:ascii="Times New Roman" w:hAnsi="Times New Roman" w:cs="Times New Roman"/>
-          <w:highlight w:val="darkGray"/>
-          <w:shd w:val="clear" w:color="auto" w:fill="FFFF00"/>
-        </w:rPr>
-        <w:t xml:space="preserve"> in </w:t>
-      </w:r>
-      <w:proofErr w:type="spellStart"/>
-      <w:r>
-        <w:rPr>
-          <w:rFonts w:ascii="Times New Roman" w:hAnsi="Times New Roman" w:cs="Times New Roman"/>
-          <w:highlight w:val="darkGray"/>
-          <w:shd w:val="clear" w:color="auto" w:fill="FFFF00"/>
-        </w:rPr>
-        <w:t>The</w:t>
-      </w:r>
-      <w:proofErr w:type="spellEnd"/>
-      <w:r>
-        <w:rPr>
-          <w:rFonts w:ascii="Times New Roman" w:hAnsi="Times New Roman" w:cs="Times New Roman"/>
-          <w:highlight w:val="darkGray"/>
-          <w:shd w:val="clear" w:color="auto" w:fill="FFFF00"/>
-        </w:rPr>
-        <w:t xml:space="preserve"> </w:t>
-      </w:r>
-      <w:proofErr w:type="spellStart"/>
-      <w:r>
-        <w:rPr>
-          <w:rFonts w:ascii="Times New Roman" w:hAnsi="Times New Roman" w:cs="Times New Roman"/>
-          <w:highlight w:val="darkGray"/>
-          <w:shd w:val="clear" w:color="auto" w:fill="FFFF00"/>
-        </w:rPr>
-        <w:t>Modelling</w:t>
-      </w:r>
-      <w:proofErr w:type="spellEnd"/>
-      <w:r>
-        <w:rPr>
-          <w:rFonts w:ascii="Times New Roman" w:hAnsi="Times New Roman" w:cs="Times New Roman"/>
-          <w:highlight w:val="darkGray"/>
-          <w:shd w:val="clear" w:color="auto" w:fill="FFFF00"/>
-        </w:rPr>
-        <w:t xml:space="preserve"> </w:t>
-      </w:r>
-      <w:proofErr w:type="spellStart"/>
-      <w:r>
-        <w:rPr>
-          <w:rFonts w:ascii="Times New Roman" w:hAnsi="Times New Roman" w:cs="Times New Roman"/>
-          <w:highlight w:val="darkGray"/>
-          <w:shd w:val="clear" w:color="auto" w:fill="FFFF00"/>
-        </w:rPr>
-        <w:t>of</w:t>
-      </w:r>
-      <w:proofErr w:type="spellEnd"/>
-      <w:r>
-        <w:rPr>
-          <w:rFonts w:ascii="Times New Roman" w:hAnsi="Times New Roman" w:cs="Times New Roman"/>
-          <w:highlight w:val="darkGray"/>
-          <w:shd w:val="clear" w:color="auto" w:fill="FFFF00"/>
-        </w:rPr>
-        <w:t xml:space="preserve"> </w:t>
-      </w:r>
-      <w:proofErr w:type="spellStart"/>
-      <w:r>
-        <w:rPr>
-          <w:rFonts w:ascii="Times New Roman" w:hAnsi="Times New Roman" w:cs="Times New Roman"/>
-          <w:highlight w:val="darkGray"/>
-          <w:shd w:val="clear" w:color="auto" w:fill="FFFF00"/>
-        </w:rPr>
-        <w:t>High</w:t>
-      </w:r>
-      <w:proofErr w:type="spellEnd"/>
-      <w:r>
-        <w:rPr>
-          <w:rFonts w:ascii="Times New Roman" w:hAnsi="Times New Roman" w:cs="Times New Roman"/>
-          <w:highlight w:val="darkGray"/>
-          <w:shd w:val="clear" w:color="auto" w:fill="FFFF00"/>
-        </w:rPr>
-        <w:t xml:space="preserve"> </w:t>
-      </w:r>
-      <w:proofErr w:type="spellStart"/>
-      <w:r>
-        <w:rPr>
-          <w:rFonts w:ascii="Times New Roman" w:hAnsi="Times New Roman" w:cs="Times New Roman"/>
-          <w:highlight w:val="darkGray"/>
-          <w:shd w:val="clear" w:color="auto" w:fill="FFFF00"/>
-        </w:rPr>
-        <w:t>Voltage</w:t>
-      </w:r>
-      <w:proofErr w:type="spellEnd"/>
-      <w:r>
-        <w:rPr>
-          <w:rFonts w:ascii="Times New Roman" w:hAnsi="Times New Roman" w:cs="Times New Roman"/>
-          <w:highlight w:val="darkGray"/>
-          <w:shd w:val="clear" w:color="auto" w:fill="FFFF00"/>
-        </w:rPr>
-        <w:t xml:space="preserve"> </w:t>
-      </w:r>
-      <w:proofErr w:type="spellStart"/>
-      <w:r>
-        <w:rPr>
-          <w:rFonts w:ascii="Times New Roman" w:hAnsi="Times New Roman" w:cs="Times New Roman"/>
-          <w:highlight w:val="darkGray"/>
-          <w:shd w:val="clear" w:color="auto" w:fill="FFFF00"/>
-        </w:rPr>
-        <w:t>Power</w:t>
-      </w:r>
-      <w:proofErr w:type="spellEnd"/>
-      <w:r>
-        <w:rPr>
-          <w:rFonts w:ascii="Times New Roman" w:hAnsi="Times New Roman" w:cs="Times New Roman"/>
-          <w:highlight w:val="darkGray"/>
-          <w:shd w:val="clear" w:color="auto" w:fill="FFFF00"/>
-        </w:rPr>
-        <w:t xml:space="preserve"> </w:t>
-      </w:r>
-      <w:proofErr w:type="spellStart"/>
-      <w:r>
-        <w:rPr>
-          <w:rFonts w:ascii="Times New Roman" w:hAnsi="Times New Roman" w:cs="Times New Roman"/>
-          <w:highlight w:val="darkGray"/>
-          <w:shd w:val="clear" w:color="auto" w:fill="FFFF00"/>
-        </w:rPr>
-        <w:t>Systems</w:t>
-      </w:r>
-      <w:proofErr w:type="spellEnd"/>
-      <w:r>
-        <w:rPr>
-          <w:rFonts w:ascii="Times New Roman" w:hAnsi="Times New Roman" w:cs="Times New Roman"/>
-          <w:highlight w:val="darkGray"/>
-          <w:shd w:val="clear" w:color="auto" w:fill="FFFF00"/>
-        </w:rPr>
-        <w:t>; IEEE/EPE2018, 2018.</w:t>
-      </w:r>
-    </w:p>
-    <w:p>
-      <w:pPr>
-        <w:spacing w:after="120" w:line="360" w:lineRule="auto"/>
-        <w:ind w:hanging="480"/>
-        <w:rPr>
-          <w:rFonts w:ascii="Times New Roman" w:hAnsi="Times New Roman" w:cs="Times New Roman"/>
-          <w:highlight w:val="darkGray"/>
-        </w:rPr>
-      </w:pPr>
-      <w:r>
-        <w:rPr>
-          <w:rFonts w:ascii="Times New Roman" w:hAnsi="Times New Roman" w:cs="Times New Roman"/>
-          <w:highlight w:val="darkGray"/>
-          <w:shd w:val="clear" w:color="auto" w:fill="FFFF00"/>
-        </w:rPr>
-        <w:t xml:space="preserve">[Bolotinha, 2019a] — Manuel Bolotinha; Subestações: </w:t>
-      </w:r>
-      <w:proofErr w:type="spellStart"/>
-      <w:r>
-        <w:rPr>
-          <w:rFonts w:ascii="Times New Roman" w:hAnsi="Times New Roman" w:cs="Times New Roman"/>
-          <w:highlight w:val="darkGray"/>
-          <w:shd w:val="clear" w:color="auto" w:fill="FFFF00"/>
-        </w:rPr>
-        <w:t>Projecto</w:t>
-      </w:r>
-      <w:proofErr w:type="spellEnd"/>
-      <w:r>
-        <w:rPr>
-          <w:rFonts w:ascii="Times New Roman" w:hAnsi="Times New Roman" w:cs="Times New Roman"/>
-          <w:highlight w:val="darkGray"/>
-          <w:shd w:val="clear" w:color="auto" w:fill="FFFF00"/>
-        </w:rPr>
-        <w:t>, Construção, Fiscalização — 2.ª Edição; Quântica Editora/</w:t>
-      </w:r>
-      <w:proofErr w:type="spellStart"/>
-      <w:r>
-        <w:rPr>
-          <w:rFonts w:ascii="Times New Roman" w:hAnsi="Times New Roman" w:cs="Times New Roman"/>
-          <w:highlight w:val="darkGray"/>
-          <w:shd w:val="clear" w:color="auto" w:fill="FFFF00"/>
-        </w:rPr>
-        <w:t>Engebook</w:t>
-      </w:r>
-      <w:proofErr w:type="spellEnd"/>
-      <w:r>
-        <w:rPr>
-          <w:rFonts w:ascii="Times New Roman" w:hAnsi="Times New Roman" w:cs="Times New Roman"/>
-          <w:highlight w:val="darkGray"/>
-          <w:shd w:val="clear" w:color="auto" w:fill="FFFF00"/>
-        </w:rPr>
-        <w:t>, 2019.</w:t>
-      </w:r>
-    </w:p>
-    <w:p>
-      <w:pPr>
-        <w:spacing w:after="120" w:line="360" w:lineRule="auto"/>
-        <w:ind w:hanging="480"/>
-        <w:rPr>
-          <w:rFonts w:ascii="Times New Roman" w:hAnsi="Times New Roman" w:cs="Times New Roman"/>
-          <w:highlight w:val="darkGray"/>
-        </w:rPr>
-      </w:pPr>
-      <w:r>
-        <w:rPr>
-          <w:rFonts w:ascii="Times New Roman" w:hAnsi="Times New Roman" w:cs="Times New Roman"/>
-          <w:highlight w:val="darkGray"/>
-          <w:shd w:val="clear" w:color="auto" w:fill="FFFF00"/>
-        </w:rPr>
-        <w:t xml:space="preserve">[Bolotinha, 2019b] — Manuel Bolotinha; Conceitos de Subestações de Muito Alta, Alta e Média Tensão — Manual, Fascículo 1: Enquadramento e Princípios Gerais; Ordem dos Engenheiros – Região Sul, </w:t>
-      </w:r>
-      <w:proofErr w:type="spellStart"/>
-      <w:r>
-        <w:rPr>
-          <w:rFonts w:ascii="Times New Roman" w:hAnsi="Times New Roman" w:cs="Times New Roman"/>
-          <w:highlight w:val="darkGray"/>
-          <w:shd w:val="clear" w:color="auto" w:fill="FFFF00"/>
-        </w:rPr>
-        <w:t>s.d</w:t>
-      </w:r>
-      <w:proofErr w:type="spellEnd"/>
-      <w:r>
-        <w:rPr>
-          <w:rFonts w:ascii="Times New Roman" w:hAnsi="Times New Roman" w:cs="Times New Roman"/>
-          <w:highlight w:val="darkGray"/>
-          <w:shd w:val="clear" w:color="auto" w:fill="FFFF00"/>
-        </w:rPr>
-        <w:t>.</w:t>
-      </w:r>
-    </w:p>
-    <w:p>
-      <w:pPr>
-        <w:spacing w:after="120" w:line="360" w:lineRule="auto"/>
-        <w:ind w:hanging="480"/>
-        <w:rPr>
-          <w:rFonts w:ascii="Times New Roman" w:hAnsi="Times New Roman" w:cs="Times New Roman"/>
-          <w:highlight w:val="darkGray"/>
-          <w:lang w:val="en-US"/>
-        </w:rPr>
-      </w:pPr>
-      <w:r>
-        <w:rPr>
-          <w:rFonts w:ascii="Times New Roman" w:hAnsi="Times New Roman" w:cs="Times New Roman"/>
-          <w:highlight w:val="darkGray"/>
-          <w:shd w:val="clear" w:color="auto" w:fill="FFFF00"/>
-          <w:lang w:val="en-US"/>
-        </w:rPr>
-        <w:t xml:space="preserve">[Du &amp; Min, </w:t>
-      </w:r>
-      <w:proofErr w:type="gramStart"/>
-      <w:r>
-        <w:rPr>
-          <w:rFonts w:ascii="Times New Roman" w:hAnsi="Times New Roman" w:cs="Times New Roman"/>
-          <w:highlight w:val="darkGray"/>
-          <w:shd w:val="clear" w:color="auto" w:fill="FFFF00"/>
-          <w:lang w:val="en-US"/>
-        </w:rPr>
-        <w:t>2025] —</w:t>
-      </w:r>
-      <w:proofErr w:type="gramEnd"/>
-      <w:r>
-        <w:rPr>
-          <w:rFonts w:ascii="Times New Roman" w:hAnsi="Times New Roman" w:cs="Times New Roman"/>
-          <w:highlight w:val="darkGray"/>
-          <w:shd w:val="clear" w:color="auto" w:fill="FFFF00"/>
-          <w:lang w:val="en-US"/>
-        </w:rPr>
-        <w:t xml:space="preserve"> Design of Traction Substation Based on BIM Technology; IEEE, 2025.</w:t>
-      </w:r>
-    </w:p>
-    <w:p>
-      <w:pPr>
-        <w:spacing w:after="120" w:line="360" w:lineRule="auto"/>
-        <w:ind w:hanging="480"/>
-        <w:rPr>
-          <w:rFonts w:ascii="Times New Roman" w:hAnsi="Times New Roman" w:cs="Times New Roman"/>
-          <w:highlight w:val="darkGray"/>
-          <w:lang w:val="en-US"/>
-        </w:rPr>
-      </w:pPr>
-      <w:r>
-        <w:rPr>
-          <w:rFonts w:ascii="Times New Roman" w:hAnsi="Times New Roman" w:cs="Times New Roman"/>
-          <w:highlight w:val="darkGray"/>
-          <w:shd w:val="clear" w:color="auto" w:fill="FFFF00"/>
-          <w:lang w:val="en-US"/>
-        </w:rPr>
-        <w:t xml:space="preserve">[ISO 19650-1, </w:t>
-      </w:r>
-      <w:proofErr w:type="gramStart"/>
-      <w:r>
-        <w:rPr>
-          <w:rFonts w:ascii="Times New Roman" w:hAnsi="Times New Roman" w:cs="Times New Roman"/>
-          <w:highlight w:val="darkGray"/>
-          <w:shd w:val="clear" w:color="auto" w:fill="FFFF00"/>
-          <w:lang w:val="en-US"/>
-        </w:rPr>
-        <w:t>2018] —</w:t>
-      </w:r>
-      <w:proofErr w:type="gramEnd"/>
-      <w:r>
-        <w:rPr>
-          <w:rFonts w:ascii="Times New Roman" w:hAnsi="Times New Roman" w:cs="Times New Roman"/>
-          <w:highlight w:val="darkGray"/>
-          <w:shd w:val="clear" w:color="auto" w:fill="FFFF00"/>
-          <w:lang w:val="en-US"/>
-        </w:rPr>
-        <w:t xml:space="preserve"> ISO 19650-1:2018 — Organization and digitization of information about buildings and civil engineering works, including building information modelling (</w:t>
-      </w:r>
-      <w:proofErr w:type="gramStart"/>
-      <w:r>
-        <w:rPr>
-          <w:rFonts w:ascii="Times New Roman" w:hAnsi="Times New Roman" w:cs="Times New Roman"/>
-          <w:highlight w:val="darkGray"/>
-          <w:shd w:val="clear" w:color="auto" w:fill="FFFF00"/>
-          <w:lang w:val="en-US"/>
-        </w:rPr>
-        <w:t>BIM) —</w:t>
-      </w:r>
-      <w:proofErr w:type="gramEnd"/>
-      <w:r>
-        <w:rPr>
-          <w:rFonts w:ascii="Times New Roman" w:hAnsi="Times New Roman" w:cs="Times New Roman"/>
-          <w:highlight w:val="darkGray"/>
-          <w:shd w:val="clear" w:color="auto" w:fill="FFFF00"/>
-          <w:lang w:val="en-US"/>
-        </w:rPr>
-        <w:t xml:space="preserve"> Part 1: Concepts and principles; ISO, 2018.</w:t>
-      </w:r>
-    </w:p>
-    <w:p>
-      <w:pPr>
-        <w:spacing w:after="120" w:line="360" w:lineRule="auto"/>
-        <w:ind w:hanging="480"/>
-        <w:rPr>
-          <w:rFonts w:ascii="Times New Roman" w:hAnsi="Times New Roman" w:cs="Times New Roman"/>
-          <w:highlight w:val="darkGray"/>
-          <w:lang w:val="en-US"/>
-        </w:rPr>
-      </w:pPr>
-      <w:r>
-        <w:rPr>
-          <w:rFonts w:ascii="Times New Roman" w:hAnsi="Times New Roman" w:cs="Times New Roman"/>
-          <w:highlight w:val="darkGray"/>
-          <w:shd w:val="clear" w:color="auto" w:fill="FFFF00"/>
-          <w:lang w:val="en-US"/>
-        </w:rPr>
-        <w:t>[</w:t>
-      </w:r>
-      <w:proofErr w:type="spellStart"/>
-      <w:r>
-        <w:rPr>
-          <w:rFonts w:ascii="Times New Roman" w:hAnsi="Times New Roman" w:cs="Times New Roman"/>
-          <w:highlight w:val="darkGray"/>
-          <w:shd w:val="clear" w:color="auto" w:fill="FFFF00"/>
-          <w:lang w:val="en-US"/>
-        </w:rPr>
-        <w:t>Kokorus</w:t>
-      </w:r>
-      <w:proofErr w:type="spellEnd"/>
-      <w:r>
-        <w:rPr>
-          <w:rFonts w:ascii="Times New Roman" w:hAnsi="Times New Roman" w:cs="Times New Roman"/>
-          <w:highlight w:val="darkGray"/>
-          <w:shd w:val="clear" w:color="auto" w:fill="FFFF00"/>
-          <w:lang w:val="en-US"/>
-        </w:rPr>
-        <w:t xml:space="preserve"> et al., 2016] — Mario Kokorus, Wolfgang Eyrich, Randy Zacharias; Innovative Approach to the Substation Design using Building Information Modeling (BIM) Technology; IEEE, 2016.</w:t>
-      </w:r>
-    </w:p>
-    <w:p>
-      <w:pPr>
-        <w:spacing w:after="120" w:line="360" w:lineRule="auto"/>
-        <w:ind w:hanging="480"/>
-        <w:rPr>
-          <w:rFonts w:ascii="Times New Roman" w:hAnsi="Times New Roman" w:cs="Times New Roman"/>
-          <w:highlight w:val="darkGray"/>
-          <w:lang w:val="en-US"/>
-        </w:rPr>
-      </w:pPr>
-      <w:r>
-        <w:rPr>
-          <w:rFonts w:ascii="Times New Roman" w:hAnsi="Times New Roman" w:cs="Times New Roman"/>
-          <w:highlight w:val="darkGray"/>
-          <w:shd w:val="clear" w:color="auto" w:fill="FFFF00"/>
-          <w:lang w:val="en-US"/>
-        </w:rPr>
-        <w:t xml:space="preserve">[Moncada &amp; Henao, </w:t>
-      </w:r>
-      <w:proofErr w:type="gramStart"/>
-      <w:r>
-        <w:rPr>
-          <w:rFonts w:ascii="Times New Roman" w:hAnsi="Times New Roman" w:cs="Times New Roman"/>
-          <w:highlight w:val="darkGray"/>
-          <w:shd w:val="clear" w:color="auto" w:fill="FFFF00"/>
-          <w:lang w:val="en-US"/>
-        </w:rPr>
-        <w:t>2019] —</w:t>
-      </w:r>
-      <w:proofErr w:type="gramEnd"/>
-      <w:r>
-        <w:rPr>
-          <w:rFonts w:ascii="Times New Roman" w:hAnsi="Times New Roman" w:cs="Times New Roman"/>
-          <w:highlight w:val="darkGray"/>
-          <w:shd w:val="clear" w:color="auto" w:fill="FFFF00"/>
-          <w:lang w:val="en-US"/>
-        </w:rPr>
-        <w:t xml:space="preserve"> Alexandra Moncada, Elkin Henao; Implementation of BIM approach for the design of high and extra high voltage electrical substations; IEEE, 2019.</w:t>
-      </w:r>
-    </w:p>
-    <w:p>
-      <w:pPr>
-        <w:spacing w:after="120" w:line="360" w:lineRule="auto"/>
-        <w:ind w:hanging="480"/>
-        <w:rPr>
-          <w:rFonts w:ascii="Times New Roman" w:hAnsi="Times New Roman" w:cs="Times New Roman"/>
-          <w:highlight w:val="darkGray"/>
-        </w:rPr>
-      </w:pPr>
-      <w:r>
-        <w:rPr>
-          <w:rFonts w:ascii="Times New Roman" w:hAnsi="Times New Roman" w:cs="Times New Roman"/>
-          <w:highlight w:val="darkGray"/>
-          <w:shd w:val="clear" w:color="auto" w:fill="FFFF00"/>
-        </w:rPr>
-        <w:t>[Portaria 255/2023] — Portaria n.º 255/2023, de 7 de agosto; Diário da República n.º 152/2023, Série I. Disponível em: https://diariodarepublica.pt/dr/detalhe/portaria/255-2023-220974596</w:t>
-      </w:r>
-    </w:p>
-    <w:p>
-      <w:pPr>
-        <w:spacing w:after="120" w:line="360" w:lineRule="auto"/>
-        <w:ind w:hanging="480"/>
-        <w:rPr>
-          <w:rFonts w:ascii="Times New Roman" w:hAnsi="Times New Roman" w:cs="Times New Roman"/>
-          <w:highlight w:val="darkGray"/>
-          <w:lang w:val="en-US"/>
-        </w:rPr>
-      </w:pPr>
-      <w:r>
-        <w:rPr>
-          <w:rFonts w:ascii="Times New Roman" w:hAnsi="Times New Roman" w:cs="Times New Roman"/>
-          <w:highlight w:val="darkGray"/>
-          <w:shd w:val="clear" w:color="auto" w:fill="FFFF00"/>
-          <w:lang w:val="en-US"/>
-        </w:rPr>
-        <w:t xml:space="preserve">[Redmond, </w:t>
-      </w:r>
-      <w:proofErr w:type="gramStart"/>
-      <w:r>
-        <w:rPr>
-          <w:rFonts w:ascii="Times New Roman" w:hAnsi="Times New Roman" w:cs="Times New Roman"/>
-          <w:highlight w:val="darkGray"/>
-          <w:shd w:val="clear" w:color="auto" w:fill="FFFF00"/>
-          <w:lang w:val="en-US"/>
-        </w:rPr>
-        <w:t>2022] —</w:t>
-      </w:r>
-      <w:proofErr w:type="gramEnd"/>
-      <w:r>
-        <w:rPr>
-          <w:rFonts w:ascii="Times New Roman" w:hAnsi="Times New Roman" w:cs="Times New Roman"/>
-          <w:highlight w:val="darkGray"/>
-          <w:shd w:val="clear" w:color="auto" w:fill="FFFF00"/>
-          <w:lang w:val="en-US"/>
-        </w:rPr>
-        <w:t xml:space="preserve"> Julia Redmond; Revit 3D Modeling Optimizes Substation Design; IEEE REPC, 2022.</w:t>
-      </w:r>
-    </w:p>
-    <w:p>
-      <w:pPr>
-        <w:spacing w:after="120" w:line="360" w:lineRule="auto"/>
-        <w:ind w:hanging="480"/>
-        <w:rPr>
-          <w:rFonts w:ascii="Times New Roman" w:hAnsi="Times New Roman" w:cs="Times New Roman"/>
-          <w:highlight w:val="darkGray"/>
-        </w:rPr>
-      </w:pPr>
-      <w:r>
-        <w:rPr>
-          <w:rFonts w:ascii="Times New Roman" w:hAnsi="Times New Roman" w:cs="Times New Roman"/>
-          <w:highlight w:val="darkGray"/>
-          <w:shd w:val="clear" w:color="auto" w:fill="FFFF00"/>
-        </w:rPr>
-        <w:t>[RSSPTS, 1960] — Decreto n.º 42895, de 31 de março de 1960 — Regulamento de Segurança de Subestações e Postos de Transformação e de Seccionamento; com alterações introduzidas pelos Decretos Regulamentares n.º 14/77 e n.º 56/85.</w:t>
-      </w:r>
-    </w:p>
-    <w:p>
-      <w:pPr>
-        <w:spacing w:after="120" w:line="360" w:lineRule="auto"/>
-        <w:ind w:hanging="480"/>
-        <w:rPr>
-          <w:rFonts w:ascii="Times New Roman" w:hAnsi="Times New Roman" w:cs="Times New Roman"/>
-          <w:highlight w:val="darkGray"/>
-          <w:lang w:val="en-US"/>
-        </w:rPr>
-      </w:pPr>
-      <w:r>
-        <w:rPr>
-          <w:rFonts w:ascii="Times New Roman" w:hAnsi="Times New Roman" w:cs="Times New Roman"/>
-          <w:highlight w:val="darkGray"/>
-          <w:shd w:val="clear" w:color="auto" w:fill="FFFF00"/>
-          <w:lang w:val="en-US"/>
-        </w:rPr>
-        <w:t>[Shi et al., 2021] — Construction of Substation Equipment Model Library Based on BIM; IOP Conference Series: Earth and Environmental Science, 2021.</w:t>
-      </w:r>
-    </w:p>
-    <w:p>
-      <w:pPr>
-        <w:spacing w:after="120" w:line="360" w:lineRule="auto"/>
-        <w:ind w:hanging="480"/>
         <w:rPr>
           <w:rFonts w:ascii="Calibri" w:eastAsia="Calibri" w:hAnsi="Calibri" w:cs="Times New Roman"/>
           <w:kern w:val="0"/>
           <w14:ligatures w14:val="none"/>
         </w:rPr>
       </w:pPr>
-      <w:r>
-        <w:rPr>
-          <w:rFonts w:ascii="Times New Roman" w:hAnsi="Times New Roman" w:cs="Times New Roman"/>
-          <w:highlight w:val="darkGray"/>
-          <w:shd w:val="clear" w:color="auto" w:fill="FFFF00"/>
-        </w:rPr>
-        <w:t>[UE, 2024] — Regulamento (UE) 2024/573 do Parlamento Europeu e do Conselho, de 7 de fevereiro de 2024, relativo aos gases fluorados com efeito de estufa; Jornal Oficial da União Europeia, 2024. Disponível em: https://eur-lex.europa.eu/legal-content/PT/TXT/PDF/?uri=OJ:L_202400573</w:t>
-      </w:r>
-      <w:r>
-        <w:rPr>
-          <w:rFonts w:ascii="Calibri" w:eastAsia="Calibri" w:hAnsi="Calibri" w:cs="Times New Roman"/>
-          <w:kern w:val="0"/>
-          <w14:ligatures w14:val="none"/>
-        </w:rPr>
-        <w:br w:type="page"/>
-      </w:r>
-    </w:p>
-    <w:p>
-      <w:pPr>
-        <w:spacing w:before="100" w:beforeAutospacing="1" w:after="100" w:afterAutospacing="1" w:line="240" w:lineRule="auto"/>
-        <w:outlineLvl w:val="0"/>
-        <w:rPr>
-          <w:rFonts w:ascii="Times New Roman" w:eastAsia="Times New Roman" w:hAnsi="Times New Roman" w:cs="Times New Roman"/>
-          <w:b/>
-          <w:bCs/>
-          <w:color w:val="000000"/>
-          <w:kern w:val="36"/>
-          <w:sz w:val="28"/>
-          <w:szCs w:val="28"/>
-          <w:lang w:eastAsia="pt-PT"/>
-          <w14:ligatures w14:val="none"/>
-        </w:rPr>
-      </w:pPr>
-      <w:bookmarkStart w:id="56" w:name="_Toc76320117"/>
-      <w:bookmarkStart w:id="57" w:name="_Toc76320157"/>
-      <w:bookmarkStart w:id="58" w:name="_Toc76320185"/>
-      <w:bookmarkStart w:id="59" w:name="_Toc232377636"/>
-      <w:r>
-        <w:rPr>
-          <w:rFonts w:ascii="Times New Roman" w:eastAsia="Times New Roman" w:hAnsi="Times New Roman" w:cs="Times New Roman"/>
-          <w:b/>
-          <w:bCs/>
-          <w:color w:val="000000"/>
-          <w:kern w:val="36"/>
-          <w:sz w:val="28"/>
-          <w:szCs w:val="28"/>
-          <w:lang w:eastAsia="pt-PT"/>
-          <w14:ligatures w14:val="none"/>
-        </w:rPr>
-        <w:lastRenderedPageBreak/>
-        <w:t>Anexos</w:t>
-      </w:r>
-      <w:bookmarkEnd w:id="56"/>
-      <w:bookmarkEnd w:id="57"/>
-      <w:bookmarkEnd w:id="58"/>
-      <w:bookmarkEnd w:id="59"/>
-    </w:p>
-    <w:p>
-      <w:r>
-        <w:rPr>
-          <w:rFonts w:ascii="Calibri" w:eastAsia="Calibri" w:hAnsi="Calibri" w:cs="Times New Roman"/>
-          <w:kern w:val="0"/>
-          <w:highlight w:val="darkGray"/>
-          <w14:ligatures w14:val="none"/>
-        </w:rPr>
-        <w:t xml:space="preserve">Talvez fotos diferentes tipos obras no </w:t>
-      </w:r>
-      <w:proofErr w:type="spellStart"/>
-      <w:r>
-        <w:rPr>
-          <w:rFonts w:ascii="Calibri" w:eastAsia="Calibri" w:hAnsi="Calibri" w:cs="Times New Roman"/>
-          <w:kern w:val="0"/>
-          <w:highlight w:val="darkGray"/>
-          <w14:ligatures w14:val="none"/>
-        </w:rPr>
-        <w:t>revit</w:t>
-      </w:r>
-      <w:proofErr w:type="spellEnd"/>
     </w:p>
     <w:sectPr>
       <w:footerReference w:type="default" r:id="rId20"/>

--- a/DRIVE/1. Direção/0. Associativo/Assembleia Geral/word bakcup/RELATORIO_ESTAGIO_SISINT.docx
+++ b/DRIVE/1. Direção/0. Associativo/Assembleia Geral/word bakcup/RELATORIO_ESTAGIO_SISINT.docx
@@ -4954,7 +4954,6 @@
                 <w14:ligatures w14:val="none"/>
               </w:rPr>
             </w:pPr>
-            <w:proofErr w:type="spellStart"/>
             <w:r>
               <w:rPr>
                 <w:rFonts w:ascii="Times New Roman" w:eastAsia="Times New Roman" w:hAnsi="Times New Roman" w:cs="Times New Roman"/>
@@ -4963,53 +4962,8 @@
                 <w:kern w:val="0"/>
                 <w14:ligatures w14:val="none"/>
               </w:rPr>
-              <w:t>Air</w:t>
-            </w:r>
-            <w:proofErr w:type="spellEnd"/>
-            <w:r>
-              <w:rPr>
-                <w:rFonts w:ascii="Times New Roman" w:eastAsia="Times New Roman" w:hAnsi="Times New Roman" w:cs="Times New Roman"/>
-                <w:i/>
-                <w:iCs/>
-                <w:kern w:val="0"/>
-                <w14:ligatures w14:val="none"/>
-              </w:rPr>
-              <w:t xml:space="preserve"> </w:t>
-            </w:r>
-            <w:proofErr w:type="spellStart"/>
-            <w:r>
-              <w:rPr>
-                <w:rFonts w:ascii="Times New Roman" w:eastAsia="Times New Roman" w:hAnsi="Times New Roman" w:cs="Times New Roman"/>
-                <w:i/>
-                <w:iCs/>
-                <w:kern w:val="0"/>
-                <w14:ligatures w14:val="none"/>
-              </w:rPr>
-              <w:t>Insulated</w:t>
-            </w:r>
-            <w:proofErr w:type="spellEnd"/>
-            <w:r>
-              <w:rPr>
-                <w:rFonts w:ascii="Times New Roman" w:eastAsia="Times New Roman" w:hAnsi="Times New Roman" w:cs="Times New Roman"/>
-                <w:i/>
-                <w:iCs/>
-                <w:kern w:val="0"/>
-                <w14:ligatures w14:val="none"/>
-              </w:rPr>
-              <w:t xml:space="preserve"> </w:t>
-            </w:r>
-            <w:proofErr w:type="spellStart"/>
-            <w:r>
-              <w:rPr>
-                <w:rFonts w:ascii="Times New Roman" w:eastAsia="Times New Roman" w:hAnsi="Times New Roman" w:cs="Times New Roman"/>
-                <w:i/>
-                <w:iCs/>
-                <w:kern w:val="0"/>
-                <w14:ligatures w14:val="none"/>
-              </w:rPr>
-              <w:t>Substation</w:t>
-            </w:r>
-            <w:proofErr w:type="spellEnd"/>
+              <w:t>Air Insulated Substation</w:t>
+            </w:r>
             <w:r>
               <w:rPr>
                 <w:rFonts w:ascii="Times New Roman" w:eastAsia="Times New Roman" w:hAnsi="Times New Roman" w:cs="Times New Roman"/>
@@ -5162,7 +5116,6 @@
                 <w14:ligatures w14:val="none"/>
               </w:rPr>
             </w:pPr>
-            <w:proofErr w:type="spellStart"/>
             <w:r>
               <w:rPr>
                 <w:rFonts w:ascii="Times New Roman" w:eastAsia="Times New Roman" w:hAnsi="Times New Roman" w:cs="Times New Roman"/>
@@ -5171,18 +5124,7 @@
                 <w:kern w:val="0"/>
                 <w14:ligatures w14:val="none"/>
               </w:rPr>
-              <w:t>Computer-Aided</w:t>
-            </w:r>
-            <w:proofErr w:type="spellEnd"/>
-            <w:r>
-              <w:rPr>
-                <w:rFonts w:ascii="Times New Roman" w:eastAsia="Times New Roman" w:hAnsi="Times New Roman" w:cs="Times New Roman"/>
-                <w:i/>
-                <w:iCs/>
-                <w:kern w:val="0"/>
-                <w14:ligatures w14:val="none"/>
-              </w:rPr>
-              <w:t xml:space="preserve"> Design</w:t>
+              <w:t>Computer-Aided Design</w:t>
             </w:r>
           </w:p>
         </w:tc>
@@ -5252,7 +5194,6 @@
                 <w14:ligatures w14:val="none"/>
               </w:rPr>
             </w:pPr>
-            <w:proofErr w:type="spellStart"/>
             <w:r>
               <w:rPr>
                 <w:rFonts w:ascii="Times New Roman" w:eastAsia="Times New Roman" w:hAnsi="Times New Roman" w:cs="Times New Roman"/>
@@ -5261,53 +5202,8 @@
                 <w:kern w:val="0"/>
                 <w14:ligatures w14:val="none"/>
               </w:rPr>
-              <w:t>Gas</w:t>
-            </w:r>
-            <w:proofErr w:type="spellEnd"/>
-            <w:r>
-              <w:rPr>
-                <w:rFonts w:ascii="Times New Roman" w:eastAsia="Times New Roman" w:hAnsi="Times New Roman" w:cs="Times New Roman"/>
-                <w:i/>
-                <w:iCs/>
-                <w:kern w:val="0"/>
-                <w14:ligatures w14:val="none"/>
-              </w:rPr>
-              <w:t xml:space="preserve"> </w:t>
-            </w:r>
-            <w:proofErr w:type="spellStart"/>
-            <w:r>
-              <w:rPr>
-                <w:rFonts w:ascii="Times New Roman" w:eastAsia="Times New Roman" w:hAnsi="Times New Roman" w:cs="Times New Roman"/>
-                <w:i/>
-                <w:iCs/>
-                <w:kern w:val="0"/>
-                <w14:ligatures w14:val="none"/>
-              </w:rPr>
-              <w:t>Insulated</w:t>
-            </w:r>
-            <w:proofErr w:type="spellEnd"/>
-            <w:r>
-              <w:rPr>
-                <w:rFonts w:ascii="Times New Roman" w:eastAsia="Times New Roman" w:hAnsi="Times New Roman" w:cs="Times New Roman"/>
-                <w:i/>
-                <w:iCs/>
-                <w:kern w:val="0"/>
-                <w14:ligatures w14:val="none"/>
-              </w:rPr>
-              <w:t xml:space="preserve"> </w:t>
-            </w:r>
-            <w:proofErr w:type="spellStart"/>
-            <w:r>
-              <w:rPr>
-                <w:rFonts w:ascii="Times New Roman" w:eastAsia="Times New Roman" w:hAnsi="Times New Roman" w:cs="Times New Roman"/>
-                <w:i/>
-                <w:iCs/>
-                <w:kern w:val="0"/>
-                <w14:ligatures w14:val="none"/>
-              </w:rPr>
-              <w:t>Substation</w:t>
-            </w:r>
-            <w:proofErr w:type="spellEnd"/>
+              <w:t>Gas Insulated Substation</w:t>
+            </w:r>
             <w:r>
               <w:rPr>
                 <w:rFonts w:ascii="Times New Roman" w:eastAsia="Times New Roman" w:hAnsi="Times New Roman" w:cs="Times New Roman"/>
@@ -5384,7 +5280,6 @@
                 <w14:ligatures w14:val="none"/>
               </w:rPr>
             </w:pPr>
-            <w:proofErr w:type="spellStart"/>
             <w:r>
               <w:rPr>
                 <w:rFonts w:ascii="Times New Roman" w:eastAsia="Times New Roman" w:hAnsi="Times New Roman" w:cs="Times New Roman"/>
@@ -5393,53 +5288,8 @@
                 <w:kern w:val="0"/>
                 <w14:ligatures w14:val="none"/>
               </w:rPr>
-              <w:t>International</w:t>
-            </w:r>
-            <w:proofErr w:type="spellEnd"/>
-            <w:r>
-              <w:rPr>
-                <w:rFonts w:ascii="Times New Roman" w:eastAsia="Times New Roman" w:hAnsi="Times New Roman" w:cs="Times New Roman"/>
-                <w:i/>
-                <w:iCs/>
-                <w:kern w:val="0"/>
-                <w14:ligatures w14:val="none"/>
-              </w:rPr>
-              <w:t xml:space="preserve"> </w:t>
-            </w:r>
-            <w:proofErr w:type="spellStart"/>
-            <w:r>
-              <w:rPr>
-                <w:rFonts w:ascii="Times New Roman" w:eastAsia="Times New Roman" w:hAnsi="Times New Roman" w:cs="Times New Roman"/>
-                <w:i/>
-                <w:iCs/>
-                <w:kern w:val="0"/>
-                <w14:ligatures w14:val="none"/>
-              </w:rPr>
-              <w:t>Electrotechnical</w:t>
-            </w:r>
-            <w:proofErr w:type="spellEnd"/>
-            <w:r>
-              <w:rPr>
-                <w:rFonts w:ascii="Times New Roman" w:eastAsia="Times New Roman" w:hAnsi="Times New Roman" w:cs="Times New Roman"/>
-                <w:i/>
-                <w:iCs/>
-                <w:kern w:val="0"/>
-                <w14:ligatures w14:val="none"/>
-              </w:rPr>
-              <w:t xml:space="preserve"> </w:t>
-            </w:r>
-            <w:proofErr w:type="spellStart"/>
-            <w:r>
-              <w:rPr>
-                <w:rFonts w:ascii="Times New Roman" w:eastAsia="Times New Roman" w:hAnsi="Times New Roman" w:cs="Times New Roman"/>
-                <w:i/>
-                <w:iCs/>
-                <w:kern w:val="0"/>
-                <w14:ligatures w14:val="none"/>
-              </w:rPr>
-              <w:t>Commission</w:t>
-            </w:r>
-            <w:proofErr w:type="spellEnd"/>
+              <w:t>International Electrotechnical Commission</w:t>
+            </w:r>
             <w:r>
               <w:rPr>
                 <w:rFonts w:ascii="Times New Roman" w:eastAsia="Times New Roman" w:hAnsi="Times New Roman" w:cs="Times New Roman"/>
@@ -6052,7 +5902,6 @@
                 <w14:ligatures w14:val="none"/>
               </w:rPr>
             </w:pPr>
-            <w:proofErr w:type="spellStart"/>
             <w:r>
               <w:rPr>
                 <w:rFonts w:ascii="Times New Roman" w:eastAsia="Times New Roman" w:hAnsi="Times New Roman" w:cs="Times New Roman"/>
@@ -6061,53 +5910,8 @@
                 <w:kern w:val="0"/>
                 <w14:ligatures w14:val="none"/>
               </w:rPr>
-              <w:t>Transmission</w:t>
-            </w:r>
-            <w:proofErr w:type="spellEnd"/>
-            <w:r>
-              <w:rPr>
-                <w:rFonts w:ascii="Times New Roman" w:eastAsia="Times New Roman" w:hAnsi="Times New Roman" w:cs="Times New Roman"/>
-                <w:i/>
-                <w:iCs/>
-                <w:kern w:val="0"/>
-                <w14:ligatures w14:val="none"/>
-              </w:rPr>
-              <w:t xml:space="preserve"> </w:t>
-            </w:r>
-            <w:proofErr w:type="spellStart"/>
-            <w:r>
-              <w:rPr>
-                <w:rFonts w:ascii="Times New Roman" w:eastAsia="Times New Roman" w:hAnsi="Times New Roman" w:cs="Times New Roman"/>
-                <w:i/>
-                <w:iCs/>
-                <w:kern w:val="0"/>
-                <w14:ligatures w14:val="none"/>
-              </w:rPr>
-              <w:t>System</w:t>
-            </w:r>
-            <w:proofErr w:type="spellEnd"/>
-            <w:r>
-              <w:rPr>
-                <w:rFonts w:ascii="Times New Roman" w:eastAsia="Times New Roman" w:hAnsi="Times New Roman" w:cs="Times New Roman"/>
-                <w:i/>
-                <w:iCs/>
-                <w:kern w:val="0"/>
-                <w14:ligatures w14:val="none"/>
-              </w:rPr>
-              <w:t xml:space="preserve"> </w:t>
-            </w:r>
-            <w:proofErr w:type="spellStart"/>
-            <w:r>
-              <w:rPr>
-                <w:rFonts w:ascii="Times New Roman" w:eastAsia="Times New Roman" w:hAnsi="Times New Roman" w:cs="Times New Roman"/>
-                <w:i/>
-                <w:iCs/>
-                <w:kern w:val="0"/>
-                <w14:ligatures w14:val="none"/>
-              </w:rPr>
-              <w:t>Operator</w:t>
-            </w:r>
-            <w:proofErr w:type="spellEnd"/>
+              <w:t>Transmission System Operator</w:t>
+            </w:r>
             <w:r>
               <w:rPr>
                 <w:rFonts w:ascii="Times New Roman" w:eastAsia="Times New Roman" w:hAnsi="Times New Roman" w:cs="Times New Roman"/>
@@ -6429,7 +6233,6 @@
                 <w14:ligatures w14:val="none"/>
               </w:rPr>
             </w:pPr>
-            <w:proofErr w:type="spellStart"/>
             <w:r>
               <w:rPr>
                 <w:rFonts w:ascii="Times New Roman" w:eastAsia="Times New Roman" w:hAnsi="Times New Roman" w:cs="Times New Roman"/>
@@ -6438,62 +6241,7 @@
                 <w:kern w:val="0"/>
                 <w14:ligatures w14:val="none"/>
               </w:rPr>
-              <w:t>Building</w:t>
-            </w:r>
-            <w:proofErr w:type="spellEnd"/>
-            <w:r>
-              <w:rPr>
-                <w:rFonts w:ascii="Times New Roman" w:eastAsia="Times New Roman" w:hAnsi="Times New Roman" w:cs="Times New Roman"/>
-                <w:b/>
-                <w:bCs/>
-                <w:kern w:val="0"/>
-                <w14:ligatures w14:val="none"/>
-              </w:rPr>
-              <w:t xml:space="preserve"> </w:t>
-            </w:r>
-            <w:proofErr w:type="spellStart"/>
-            <w:r>
-              <w:rPr>
-                <w:rFonts w:ascii="Times New Roman" w:eastAsia="Times New Roman" w:hAnsi="Times New Roman" w:cs="Times New Roman"/>
-                <w:b/>
-                <w:bCs/>
-                <w:kern w:val="0"/>
-                <w14:ligatures w14:val="none"/>
-              </w:rPr>
-              <w:t>Information</w:t>
-            </w:r>
-            <w:proofErr w:type="spellEnd"/>
-            <w:r>
-              <w:rPr>
-                <w:rFonts w:ascii="Times New Roman" w:eastAsia="Times New Roman" w:hAnsi="Times New Roman" w:cs="Times New Roman"/>
-                <w:b/>
-                <w:bCs/>
-                <w:kern w:val="0"/>
-                <w14:ligatures w14:val="none"/>
-              </w:rPr>
-              <w:t xml:space="preserve"> </w:t>
-            </w:r>
-            <w:proofErr w:type="spellStart"/>
-            <w:r>
-              <w:rPr>
-                <w:rFonts w:ascii="Times New Roman" w:eastAsia="Times New Roman" w:hAnsi="Times New Roman" w:cs="Times New Roman"/>
-                <w:b/>
-                <w:bCs/>
-                <w:kern w:val="0"/>
-                <w14:ligatures w14:val="none"/>
-              </w:rPr>
-              <w:t>Modeling</w:t>
-            </w:r>
-            <w:proofErr w:type="spellEnd"/>
-            <w:r>
-              <w:rPr>
-                <w:rFonts w:ascii="Times New Roman" w:eastAsia="Times New Roman" w:hAnsi="Times New Roman" w:cs="Times New Roman"/>
-                <w:b/>
-                <w:bCs/>
-                <w:kern w:val="0"/>
-                <w14:ligatures w14:val="none"/>
-              </w:rPr>
-              <w:t xml:space="preserve"> — Modelação da Informação da Construção</w:t>
+              <w:t>Building Information Modeling — Modelação da Informação da Construção</w:t>
             </w:r>
           </w:p>
         </w:tc>
@@ -7039,22 +6787,8 @@
           <w:highlight w:val="green"/>
           <w14:ligatures w14:val="none"/>
         </w:rPr>
-        <w:t xml:space="preserve">logótipo </w:t>
-      </w:r>
-      <w:proofErr w:type="spellStart"/>
-      <w:r>
-        <w:rPr>
-          <w:rFonts w:ascii="Times New Roman" w:eastAsia="Calibri" w:hAnsi="Times New Roman" w:cs="Times New Roman"/>
-          <w:i/>
-          <w:iCs/>
-          <w:color w:val="7F7F7F"/>
-          <w:kern w:val="0"/>
-          <w:highlight w:val="green"/>
-          <w14:ligatures w14:val="none"/>
-        </w:rPr>
-        <w:t>sisint</w:t>
-      </w:r>
-      <w:proofErr w:type="spellEnd"/>
+        <w:t>logótipo sisint</w:t>
+      </w:r>
     </w:p>
     <w:p>
       <w:pPr>
@@ -7163,25 +6897,7 @@
           <w:kern w:val="0"/>
           <w14:ligatures w14:val="none"/>
         </w:rPr>
-        <w:t xml:space="preserve">O estágio realizado na SISINT insere-se precisamente neste domínio, com enfoque no desenvolvimento de competências na ferramenta </w:t>
-      </w:r>
-      <w:proofErr w:type="spellStart"/>
-      <w:r>
-        <w:rPr>
-          <w:rFonts w:ascii="Times New Roman" w:eastAsia="Calibri" w:hAnsi="Times New Roman" w:cs="Times New Roman"/>
-          <w:kern w:val="0"/>
-          <w14:ligatures w14:val="none"/>
-        </w:rPr>
-        <w:t>Revit</w:t>
-      </w:r>
-      <w:proofErr w:type="spellEnd"/>
-      <w:r>
-        <w:rPr>
-          <w:rFonts w:ascii="Times New Roman" w:eastAsia="Calibri" w:hAnsi="Times New Roman" w:cs="Times New Roman"/>
-          <w:kern w:val="0"/>
-          <w14:ligatures w14:val="none"/>
-        </w:rPr>
-        <w:t xml:space="preserve"> e na sua aplicação ao projeto de subestações em contexto empresarial real. O contacto com projetos internacionais em curso, a exposição a diferentes níveis de tensão e tipologias de instalação, e a integração numa equipa multidisciplinar constituem o enquadramento prático em que o trabalho descrito neste relatório foi desenvolvido.</w:t>
+        <w:t>O estágio realizado na SISINT insere-se precisamente neste domínio, com enfoque no desenvolvimento de competências na ferramenta Revit e na sua aplicação ao projeto de subestações em contexto empresarial real. O contacto com projetos internacionais em curso, a exposição a diferentes níveis de tensão e tipologias de instalação, e a integração numa equipa multidisciplinar constituem o enquadramento prático em que o trabalho descrito neste relatório foi desenvolvido.</w:t>
       </w:r>
     </w:p>
     <w:p>
@@ -7250,25 +6966,7 @@
           <w:kern w:val="0"/>
           <w14:ligatures w14:val="none"/>
         </w:rPr>
-        <w:t xml:space="preserve">O presente estágio teve como objetivo geral desenvolver competências técnicas nas áreas de projeto e modelação tridimensional de subestações de alta tensão (AT), com particular foco na ferramenta </w:t>
-      </w:r>
-      <w:proofErr w:type="spellStart"/>
-      <w:r>
-        <w:rPr>
-          <w:rFonts w:ascii="Times New Roman" w:eastAsia="Calibri" w:hAnsi="Times New Roman" w:cs="Times New Roman"/>
-          <w:kern w:val="0"/>
-          <w14:ligatures w14:val="none"/>
-        </w:rPr>
-        <w:t>Revit</w:t>
-      </w:r>
-      <w:proofErr w:type="spellEnd"/>
-      <w:r>
-        <w:rPr>
-          <w:rFonts w:ascii="Times New Roman" w:eastAsia="Calibri" w:hAnsi="Times New Roman" w:cs="Times New Roman"/>
-          <w:kern w:val="0"/>
-          <w14:ligatures w14:val="none"/>
-        </w:rPr>
-        <w:t xml:space="preserve"> como instrumento de trabalho integrado, consolidando os conhecimentos teóricos em casos práticos através de aplicação direta e diária em projetos reais. O estágio decorreu entre 01/12/2025 e 31/07/2026. </w:t>
+        <w:t xml:space="preserve">O presente estágio teve como objetivo geral desenvolver competências técnicas nas áreas de projeto e modelação tridimensional de subestações de alta tensão (AT), com particular foco na ferramenta Revit como instrumento de trabalho integrado, consolidando os conhecimentos teóricos em casos práticos através de aplicação direta e diária em projetos reais. O estágio decorreu entre 01/12/2025 e 31/07/2026. </w:t>
       </w:r>
     </w:p>
     <w:p>
@@ -7311,25 +7009,7 @@
           <w:kern w:val="0"/>
           <w14:ligatures w14:val="none"/>
         </w:rPr>
-        <w:t xml:space="preserve">aquisição e consolidação de competências técnicas na ferramenta </w:t>
-      </w:r>
-      <w:proofErr w:type="spellStart"/>
-      <w:r>
-        <w:rPr>
-          <w:rFonts w:ascii="Times New Roman" w:eastAsia="Calibri" w:hAnsi="Times New Roman" w:cs="Times New Roman"/>
-          <w:kern w:val="0"/>
-          <w14:ligatures w14:val="none"/>
-        </w:rPr>
-        <w:t>Revit</w:t>
-      </w:r>
-      <w:proofErr w:type="spellEnd"/>
-      <w:r>
-        <w:rPr>
-          <w:rFonts w:ascii="Times New Roman" w:eastAsia="Calibri" w:hAnsi="Times New Roman" w:cs="Times New Roman"/>
-          <w:kern w:val="0"/>
-          <w14:ligatures w14:val="none"/>
-        </w:rPr>
-        <w:t xml:space="preserve">, </w:t>
+        <w:t xml:space="preserve">aquisição e consolidação de competências técnicas na ferramenta Revit, </w:t>
       </w:r>
       <w:r>
         <w:rPr>
@@ -7641,18 +7321,8 @@
           <w:kern w:val="0"/>
           <w14:ligatures w14:val="none"/>
         </w:rPr>
-        <w:t xml:space="preserve">O Capítulo 3 – Evolução e Desenvolvimento de Competências no </w:t>
-      </w:r>
-      <w:proofErr w:type="spellStart"/>
-      <w:r>
-        <w:rPr>
-          <w:rFonts w:ascii="Times New Roman" w:eastAsia="Calibri" w:hAnsi="Times New Roman" w:cs="Times New Roman"/>
-          <w:kern w:val="0"/>
-          <w14:ligatures w14:val="none"/>
-        </w:rPr>
-        <w:t>Revit</w:t>
-      </w:r>
-      <w:proofErr w:type="spellEnd"/>
+        <w:t>O Capítulo 3 – Evolução e Desenvolvimento de Competências no Revit</w:t>
+      </w:r>
       <w:r>
         <w:rPr>
           <w:rFonts w:ascii="Times New Roman" w:eastAsia="Calibri" w:hAnsi="Times New Roman" w:cs="Times New Roman"/>
@@ -7962,7 +7632,6 @@
         </w:rPr>
         <w:t xml:space="preserve">No contexto específico de subestações de média tensão (MT) e alta tensão (AT), a complexidade técnica e a necessidade de coordenação multidisciplinar tornam o projeto de execução particularmente exigente. A elaboração desta documentação tem vindo a beneficiar da adoção de metodologias de modelação tridimensional integrada, como o </w:t>
       </w:r>
-      <w:proofErr w:type="spellStart"/>
       <w:r>
         <w:rPr>
           <w:rFonts w:ascii="Times New Roman" w:eastAsia="Times New Roman" w:hAnsi="Times New Roman" w:cs="Times New Roman"/>
@@ -7972,85 +7641,16 @@
           <w:lang w:eastAsia="pt-PT"/>
           <w14:ligatures w14:val="none"/>
         </w:rPr>
-        <w:t>Building</w:t>
-      </w:r>
-      <w:proofErr w:type="spellEnd"/>
-      <w:r>
-        <w:rPr>
-          <w:rFonts w:ascii="Times New Roman" w:eastAsia="Times New Roman" w:hAnsi="Times New Roman" w:cs="Times New Roman"/>
-          <w:i/>
-          <w:iCs/>
-          <w:kern w:val="0"/>
-          <w:lang w:eastAsia="pt-PT"/>
-          <w14:ligatures w14:val="none"/>
-        </w:rPr>
-        <w:t xml:space="preserve"> </w:t>
-      </w:r>
-      <w:proofErr w:type="spellStart"/>
-      <w:r>
-        <w:rPr>
-          <w:rFonts w:ascii="Times New Roman" w:eastAsia="Times New Roman" w:hAnsi="Times New Roman" w:cs="Times New Roman"/>
-          <w:i/>
-          <w:iCs/>
-          <w:kern w:val="0"/>
-          <w:lang w:eastAsia="pt-PT"/>
-          <w14:ligatures w14:val="none"/>
-        </w:rPr>
-        <w:t>Information</w:t>
-      </w:r>
-      <w:proofErr w:type="spellEnd"/>
-      <w:r>
-        <w:rPr>
-          <w:rFonts w:ascii="Times New Roman" w:eastAsia="Times New Roman" w:hAnsi="Times New Roman" w:cs="Times New Roman"/>
-          <w:i/>
-          <w:iCs/>
-          <w:kern w:val="0"/>
-          <w:lang w:eastAsia="pt-PT"/>
-          <w14:ligatures w14:val="none"/>
-        </w:rPr>
-        <w:t xml:space="preserve"> </w:t>
-      </w:r>
-      <w:proofErr w:type="spellStart"/>
-      <w:r>
-        <w:rPr>
-          <w:rFonts w:ascii="Times New Roman" w:eastAsia="Times New Roman" w:hAnsi="Times New Roman" w:cs="Times New Roman"/>
-          <w:i/>
-          <w:iCs/>
-          <w:kern w:val="0"/>
-          <w:lang w:eastAsia="pt-PT"/>
-          <w14:ligatures w14:val="none"/>
-        </w:rPr>
-        <w:t>Modelling</w:t>
-      </w:r>
-      <w:proofErr w:type="spellEnd"/>
-      <w:r>
-        <w:rPr>
-          <w:rFonts w:ascii="Times New Roman" w:eastAsia="Times New Roman" w:hAnsi="Times New Roman" w:cs="Times New Roman"/>
-          <w:kern w:val="0"/>
-          <w:lang w:eastAsia="pt-PT"/>
-          <w14:ligatures w14:val="none"/>
-        </w:rPr>
-        <w:t xml:space="preserve"> (BIM), e de ferramentas como o </w:t>
-      </w:r>
-      <w:proofErr w:type="spellStart"/>
-      <w:r>
-        <w:rPr>
-          <w:rFonts w:ascii="Times New Roman" w:eastAsia="Times New Roman" w:hAnsi="Times New Roman" w:cs="Times New Roman"/>
-          <w:kern w:val="0"/>
-          <w:lang w:eastAsia="pt-PT"/>
-          <w14:ligatures w14:val="none"/>
-        </w:rPr>
-        <w:t>Revit</w:t>
-      </w:r>
-      <w:proofErr w:type="spellEnd"/>
-      <w:r>
-        <w:rPr>
-          <w:rFonts w:ascii="Times New Roman" w:eastAsia="Times New Roman" w:hAnsi="Times New Roman" w:cs="Times New Roman"/>
-          <w:kern w:val="0"/>
-          <w:lang w:eastAsia="pt-PT"/>
-          <w14:ligatures w14:val="none"/>
-        </w:rPr>
-        <w:t>, cuja aplicação no projeto de execução permite uma representação detalhada e rigorosa dos componentes civis, eletrotécnicos e eletromecânicos, facilitando assim a deteção precoce de conflitos como sobreposição de engenharias.</w:t>
+        <w:t>Building Information Modelling</w:t>
+      </w:r>
+      <w:r>
+        <w:rPr>
+          <w:rFonts w:ascii="Times New Roman" w:eastAsia="Times New Roman" w:hAnsi="Times New Roman" w:cs="Times New Roman"/>
+          <w:kern w:val="0"/>
+          <w:lang w:eastAsia="pt-PT"/>
+          <w14:ligatures w14:val="none"/>
+        </w:rPr>
+        <w:t xml:space="preserve"> (BIM), e de ferramentas como o Revit, cuja aplicação no projeto de execução permite uma representação detalhada e rigorosa dos componentes civis, eletrotécnicos e eletromecânicos, facilitando assim a deteção precoce de conflitos como sobreposição de engenharias.</w:t>
       </w:r>
     </w:p>
     <w:p>
@@ -8344,58 +7944,64 @@
           <w:lang w:eastAsia="pt-PT"/>
           <w14:ligatures w14:val="none"/>
         </w:rPr>
-        <w:t xml:space="preserve">posição da SE  na cadeia </w:t>
-      </w:r>
-      <w:proofErr w:type="spellStart"/>
+        <w:t>posição da SE  na cadeia produção→transporte→distribuição→CF</w:t>
+      </w:r>
+    </w:p>
+    <w:p>
+      <w:pPr>
+        <w:spacing w:before="60" w:after="60" w:line="360" w:lineRule="auto"/>
+        <w:jc w:val="both"/>
+        <w:rPr>
+          <w:rFonts w:ascii="Times New Roman" w:eastAsia="Times New Roman" w:hAnsi="Times New Roman" w:cs="Times New Roman"/>
+          <w:kern w:val="0"/>
+          <w:lang w:eastAsia="pt-PT"/>
+          <w14:ligatures w14:val="none"/>
+        </w:rPr>
+      </w:pPr>
+    </w:p>
+    <w:p>
+      <w:pPr>
+        <w:spacing w:after="120" w:line="360" w:lineRule="auto"/>
+        <w:jc w:val="both"/>
+        <w:rPr>
+          <w:rFonts w:ascii="Times New Roman" w:eastAsia="Times New Roman" w:hAnsi="Times New Roman" w:cs="Times New Roman"/>
+          <w:kern w:val="0"/>
+          <w:lang w:eastAsia="pt-PT"/>
+          <w14:ligatures w14:val="none"/>
+        </w:rPr>
+      </w:pPr>
+      <w:r>
+        <w:rPr>
+          <w:rFonts w:ascii="Times New Roman" w:eastAsia="Times New Roman" w:hAnsi="Times New Roman" w:cs="Times New Roman"/>
+          <w:kern w:val="0"/>
+          <w:highlight w:val="cyan"/>
+          <w:lang w:eastAsia="pt-PT"/>
+          <w14:ligatures w14:val="none"/>
+        </w:rPr>
+        <w:t xml:space="preserve">No que respeita aos tipos construtivos, as subestações classificam-se fundamentalmente em dois tipos: as subestações isoladas a ar, designadas </w:t>
+      </w:r>
       <w:r>
         <w:rPr>
           <w:rFonts w:ascii="Times New Roman" w:eastAsia="Times New Roman" w:hAnsi="Times New Roman" w:cs="Times New Roman"/>
           <w:i/>
           <w:iCs/>
-          <w:color w:val="7F7F7F"/>
-          <w:kern w:val="0"/>
-          <w:highlight w:val="green"/>
-          <w:lang w:eastAsia="pt-PT"/>
-          <w14:ligatures w14:val="none"/>
-        </w:rPr>
-        <w:t>produção→transporte→distribuição→CF</w:t>
-      </w:r>
-      <w:proofErr w:type="spellEnd"/>
-    </w:p>
-    <w:p>
-      <w:pPr>
-        <w:spacing w:before="60" w:after="60" w:line="360" w:lineRule="auto"/>
-        <w:jc w:val="both"/>
-        <w:rPr>
-          <w:rFonts w:ascii="Times New Roman" w:eastAsia="Times New Roman" w:hAnsi="Times New Roman" w:cs="Times New Roman"/>
-          <w:kern w:val="0"/>
-          <w:lang w:eastAsia="pt-PT"/>
-          <w14:ligatures w14:val="none"/>
-        </w:rPr>
-      </w:pPr>
-    </w:p>
-    <w:p>
-      <w:pPr>
-        <w:spacing w:after="120" w:line="360" w:lineRule="auto"/>
-        <w:jc w:val="both"/>
-        <w:rPr>
-          <w:rFonts w:ascii="Times New Roman" w:eastAsia="Times New Roman" w:hAnsi="Times New Roman" w:cs="Times New Roman"/>
-          <w:kern w:val="0"/>
-          <w:lang w:eastAsia="pt-PT"/>
-          <w14:ligatures w14:val="none"/>
-        </w:rPr>
-      </w:pPr>
-      <w:r>
-        <w:rPr>
-          <w:rFonts w:ascii="Times New Roman" w:eastAsia="Times New Roman" w:hAnsi="Times New Roman" w:cs="Times New Roman"/>
           <w:kern w:val="0"/>
           <w:highlight w:val="cyan"/>
           <w:lang w:eastAsia="pt-PT"/>
           <w14:ligatures w14:val="none"/>
         </w:rPr>
-        <w:t xml:space="preserve">No que respeita aos tipos construtivos, as subestações classificam-se fundamentalmente em dois tipos: as subestações isoladas a ar, designadas </w:t>
-      </w:r>
-      <w:proofErr w:type="spellStart"/>
+        <w:t>Air Insulated Substations</w:t>
+      </w:r>
+      <w:r>
+        <w:rPr>
+          <w:rFonts w:ascii="Times New Roman" w:eastAsia="Times New Roman" w:hAnsi="Times New Roman" w:cs="Times New Roman"/>
+          <w:kern w:val="0"/>
+          <w:highlight w:val="cyan"/>
+          <w:lang w:eastAsia="pt-PT"/>
+          <w14:ligatures w14:val="none"/>
+        </w:rPr>
+        <w:t xml:space="preserve"> (AIS), nas quais os equipamentos se encontram dispostos ao ar livre com isolamento garantido pelo próprio ar atmosférico, e as subestações de isolamento a gás, designadas </w:t>
+      </w:r>
       <w:r>
         <w:rPr>
           <w:rFonts w:ascii="Times New Roman" w:eastAsia="Times New Roman" w:hAnsi="Times New Roman" w:cs="Times New Roman"/>
@@ -8406,137 +8012,8 @@
           <w:lang w:eastAsia="pt-PT"/>
           <w14:ligatures w14:val="none"/>
         </w:rPr>
-        <w:t>Air</w:t>
-      </w:r>
-      <w:proofErr w:type="spellEnd"/>
-      <w:r>
-        <w:rPr>
-          <w:rFonts w:ascii="Times New Roman" w:eastAsia="Times New Roman" w:hAnsi="Times New Roman" w:cs="Times New Roman"/>
-          <w:i/>
-          <w:iCs/>
-          <w:kern w:val="0"/>
-          <w:highlight w:val="cyan"/>
-          <w:lang w:eastAsia="pt-PT"/>
-          <w14:ligatures w14:val="none"/>
-        </w:rPr>
-        <w:t xml:space="preserve"> </w:t>
-      </w:r>
-      <w:proofErr w:type="spellStart"/>
-      <w:r>
-        <w:rPr>
-          <w:rFonts w:ascii="Times New Roman" w:eastAsia="Times New Roman" w:hAnsi="Times New Roman" w:cs="Times New Roman"/>
-          <w:i/>
-          <w:iCs/>
-          <w:kern w:val="0"/>
-          <w:highlight w:val="cyan"/>
-          <w:lang w:eastAsia="pt-PT"/>
-          <w14:ligatures w14:val="none"/>
-        </w:rPr>
-        <w:t>Insulated</w:t>
-      </w:r>
-      <w:proofErr w:type="spellEnd"/>
-      <w:r>
-        <w:rPr>
-          <w:rFonts w:ascii="Times New Roman" w:eastAsia="Times New Roman" w:hAnsi="Times New Roman" w:cs="Times New Roman"/>
-          <w:i/>
-          <w:iCs/>
-          <w:kern w:val="0"/>
-          <w:highlight w:val="cyan"/>
-          <w:lang w:eastAsia="pt-PT"/>
-          <w14:ligatures w14:val="none"/>
-        </w:rPr>
-        <w:t xml:space="preserve"> </w:t>
-      </w:r>
-      <w:proofErr w:type="spellStart"/>
-      <w:r>
-        <w:rPr>
-          <w:rFonts w:ascii="Times New Roman" w:eastAsia="Times New Roman" w:hAnsi="Times New Roman" w:cs="Times New Roman"/>
-          <w:i/>
-          <w:iCs/>
-          <w:kern w:val="0"/>
-          <w:highlight w:val="cyan"/>
-          <w:lang w:eastAsia="pt-PT"/>
-          <w14:ligatures w14:val="none"/>
-        </w:rPr>
-        <w:t>Substations</w:t>
-      </w:r>
-      <w:proofErr w:type="spellEnd"/>
-      <w:r>
-        <w:rPr>
-          <w:rFonts w:ascii="Times New Roman" w:eastAsia="Times New Roman" w:hAnsi="Times New Roman" w:cs="Times New Roman"/>
-          <w:kern w:val="0"/>
-          <w:highlight w:val="cyan"/>
-          <w:lang w:eastAsia="pt-PT"/>
-          <w14:ligatures w14:val="none"/>
-        </w:rPr>
-        <w:t xml:space="preserve"> (AIS), nas quais os equipamentos se encontram dispostos ao ar livre com isolamento garantido pelo próprio ar atmosférico, e as subestações de isolamento a gás, designadas </w:t>
-      </w:r>
-      <w:proofErr w:type="spellStart"/>
-      <w:r>
-        <w:rPr>
-          <w:rFonts w:ascii="Times New Roman" w:eastAsia="Times New Roman" w:hAnsi="Times New Roman" w:cs="Times New Roman"/>
-          <w:i/>
-          <w:iCs/>
-          <w:kern w:val="0"/>
-          <w:highlight w:val="cyan"/>
-          <w:lang w:eastAsia="pt-PT"/>
-          <w14:ligatures w14:val="none"/>
-        </w:rPr>
-        <w:t>Gas</w:t>
-      </w:r>
-      <w:proofErr w:type="spellEnd"/>
-      <w:r>
-        <w:rPr>
-          <w:rFonts w:ascii="Times New Roman" w:eastAsia="Times New Roman" w:hAnsi="Times New Roman" w:cs="Times New Roman"/>
-          <w:i/>
-          <w:iCs/>
-          <w:kern w:val="0"/>
-          <w:highlight w:val="cyan"/>
-          <w:lang w:eastAsia="pt-PT"/>
-          <w14:ligatures w14:val="none"/>
-        </w:rPr>
-        <w:t xml:space="preserve"> </w:t>
-      </w:r>
-      <w:proofErr w:type="spellStart"/>
-      <w:r>
-        <w:rPr>
-          <w:rFonts w:ascii="Times New Roman" w:eastAsia="Times New Roman" w:hAnsi="Times New Roman" w:cs="Times New Roman"/>
-          <w:i/>
-          <w:iCs/>
-          <w:kern w:val="0"/>
-          <w:highlight w:val="cyan"/>
-          <w:lang w:eastAsia="pt-PT"/>
-          <w14:ligatures w14:val="none"/>
-        </w:rPr>
-        <w:t>Insulated</w:t>
-      </w:r>
-      <w:proofErr w:type="spellEnd"/>
-      <w:r>
-        <w:rPr>
-          <w:rFonts w:ascii="Times New Roman" w:eastAsia="Times New Roman" w:hAnsi="Times New Roman" w:cs="Times New Roman"/>
-          <w:i/>
-          <w:iCs/>
-          <w:kern w:val="0"/>
-          <w:highlight w:val="cyan"/>
-          <w:lang w:eastAsia="pt-PT"/>
-          <w14:ligatures w14:val="none"/>
-        </w:rPr>
-        <w:t xml:space="preserve"> </w:t>
-      </w:r>
-      <w:proofErr w:type="spellStart"/>
-      <w:r>
-        <w:rPr>
-          <w:rFonts w:ascii="Times New Roman" w:eastAsia="Times New Roman" w:hAnsi="Times New Roman" w:cs="Times New Roman"/>
-          <w:i/>
-          <w:iCs/>
-          <w:kern w:val="0"/>
-          <w:highlight w:val="cyan"/>
-          <w:lang w:eastAsia="pt-PT"/>
-          <w14:ligatures w14:val="none"/>
-        </w:rPr>
-        <w:t>Substations</w:t>
-      </w:r>
-      <w:proofErr w:type="spellEnd"/>
+        <w:t>Gas Insulated Substations</w:t>
+      </w:r>
       <w:r>
         <w:rPr>
           <w:rFonts w:ascii="Times New Roman" w:eastAsia="Times New Roman" w:hAnsi="Times New Roman" w:cs="Times New Roman"/>
@@ -9068,7 +8545,6 @@
         </w:rPr>
         <w:t xml:space="preserve">Para compreender a metodologia </w:t>
       </w:r>
-      <w:proofErr w:type="spellStart"/>
       <w:r>
         <w:rPr>
           <w:rFonts w:ascii="Times New Roman" w:eastAsia="Times New Roman" w:hAnsi="Times New Roman" w:cs="Times New Roman"/>
@@ -9078,576 +8554,399 @@
           <w:lang w:eastAsia="pt-PT"/>
           <w14:ligatures w14:val="none"/>
         </w:rPr>
-        <w:t>Building</w:t>
-      </w:r>
-      <w:proofErr w:type="spellEnd"/>
+        <w:t>Building Information Modeling</w:t>
+      </w:r>
+      <w:r>
+        <w:rPr>
+          <w:rFonts w:ascii="Times New Roman" w:eastAsia="Times New Roman" w:hAnsi="Times New Roman" w:cs="Times New Roman"/>
+          <w:kern w:val="0"/>
+          <w:lang w:eastAsia="pt-PT"/>
+          <w14:ligatures w14:val="none"/>
+        </w:rPr>
+        <w:t xml:space="preserve"> (BIM), importa primeiro considerar o método tradicional de projeto que esta veio substituir. Durante décadas, o projeto de instalações elétricas, incluindo subestações, foi desenvolvido através de desenho assistido por computador a duas dimensões (2D), como exemplo dessa aplicação temos o auxílio da ferramenta AutoCAD, no qual a informação relativa ao projeto é capturada e apresentada sob a forma de um conjunto de desenhos independentes </w:t>
+      </w:r>
+      <w:r>
+        <w:rPr>
+          <w:rFonts w:ascii="Times New Roman" w:eastAsia="Times New Roman" w:hAnsi="Times New Roman" w:cs="Times New Roman"/>
+          <w:kern w:val="0"/>
+          <w:highlight w:val="yellow"/>
+          <w:lang w:eastAsia="pt-PT"/>
+          <w14:ligatures w14:val="none"/>
+        </w:rPr>
+        <w:t>[Redmond, 2022]</w:t>
+      </w:r>
+      <w:r>
+        <w:rPr>
+          <w:rFonts w:ascii="Times New Roman" w:eastAsia="Times New Roman" w:hAnsi="Times New Roman" w:cs="Times New Roman"/>
+          <w:kern w:val="0"/>
+          <w:lang w:eastAsia="pt-PT"/>
+          <w14:ligatures w14:val="none"/>
+        </w:rPr>
+        <w:t xml:space="preserve">. Neste método, as notas de projeto e os cálculos têm de ser adicionados manualmente aos desenhos, e qualquer alteração obriga a rever individualmente cada desenho afetado, frequentemente através de marcações em cópias impressas ou em ficheiros PDF. Esta abordagem é não só morosa, como propensa a erros: uma das fontes de erro mais comuns reside no facto de as alterações a um conjunto de desenhos serem omitidas ou mal interpretadas, exigindo tempo adicional de verificação </w:t>
+      </w:r>
+      <w:r>
+        <w:rPr>
+          <w:rFonts w:ascii="Times New Roman" w:eastAsia="Times New Roman" w:hAnsi="Times New Roman" w:cs="Times New Roman"/>
+          <w:kern w:val="0"/>
+          <w:highlight w:val="yellow"/>
+          <w:lang w:eastAsia="pt-PT"/>
+          <w14:ligatures w14:val="none"/>
+        </w:rPr>
+        <w:t>[Redmond, 2022]</w:t>
+      </w:r>
+      <w:r>
+        <w:rPr>
+          <w:rFonts w:ascii="Times New Roman" w:eastAsia="Times New Roman" w:hAnsi="Times New Roman" w:cs="Times New Roman"/>
+          <w:kern w:val="0"/>
+          <w:lang w:eastAsia="pt-PT"/>
+          <w14:ligatures w14:val="none"/>
+        </w:rPr>
+        <w:t>.</w:t>
+      </w:r>
+    </w:p>
+    <w:p>
+      <w:pPr>
+        <w:spacing w:after="120" w:line="360" w:lineRule="auto"/>
+        <w:jc w:val="both"/>
+        <w:rPr>
+          <w:rFonts w:ascii="Times New Roman" w:eastAsia="Times New Roman" w:hAnsi="Times New Roman" w:cs="Times New Roman"/>
+          <w:kern w:val="0"/>
+          <w:lang w:eastAsia="pt-PT"/>
+          <w14:ligatures w14:val="none"/>
+        </w:rPr>
+      </w:pPr>
+      <w:r>
+        <w:rPr>
+          <w:rFonts w:ascii="Times New Roman" w:eastAsia="Times New Roman" w:hAnsi="Times New Roman" w:cs="Times New Roman"/>
+          <w:kern w:val="0"/>
+          <w:lang w:eastAsia="pt-PT"/>
+          <w14:ligatures w14:val="none"/>
+        </w:rPr>
+        <w:t xml:space="preserve">A metodologia BIM responde a estas limitações através de uma mudança fundamental de paradigma: em vez de um conjunto de desenhos separados, o projeto passa a assentar num modelo digital único e centralizado, que integra simultaneamente a geometria tridimensional, a informação técnica e a inteligência associada a cada elemento representado </w:t>
+      </w:r>
+      <w:r>
+        <w:rPr>
+          <w:rFonts w:ascii="Times New Roman" w:eastAsia="Times New Roman" w:hAnsi="Times New Roman" w:cs="Times New Roman"/>
+          <w:kern w:val="0"/>
+          <w:highlight w:val="yellow"/>
+          <w:lang w:eastAsia="pt-PT"/>
+          <w14:ligatures w14:val="none"/>
+        </w:rPr>
+        <w:t xml:space="preserve">[Kokorus </w:t>
+      </w:r>
       <w:r>
         <w:rPr>
           <w:rFonts w:ascii="Times New Roman" w:eastAsia="Times New Roman" w:hAnsi="Times New Roman" w:cs="Times New Roman"/>
           <w:i/>
           <w:iCs/>
           <w:kern w:val="0"/>
-          <w:lang w:eastAsia="pt-PT"/>
-          <w14:ligatures w14:val="none"/>
-        </w:rPr>
-        <w:t xml:space="preserve"> </w:t>
-      </w:r>
-      <w:proofErr w:type="spellStart"/>
+          <w:highlight w:val="yellow"/>
+          <w:lang w:eastAsia="pt-PT"/>
+          <w14:ligatures w14:val="none"/>
+        </w:rPr>
+        <w:t>et al.</w:t>
+      </w:r>
+      <w:r>
+        <w:rPr>
+          <w:rFonts w:ascii="Times New Roman" w:eastAsia="Times New Roman" w:hAnsi="Times New Roman" w:cs="Times New Roman"/>
+          <w:kern w:val="0"/>
+          <w:highlight w:val="yellow"/>
+          <w:lang w:eastAsia="pt-PT"/>
+          <w14:ligatures w14:val="none"/>
+        </w:rPr>
+        <w:t>, 2016]</w:t>
+      </w:r>
+      <w:r>
+        <w:rPr>
+          <w:rFonts w:ascii="Times New Roman" w:eastAsia="Times New Roman" w:hAnsi="Times New Roman" w:cs="Times New Roman"/>
+          <w:kern w:val="0"/>
+          <w:lang w:eastAsia="pt-PT"/>
+          <w14:ligatures w14:val="none"/>
+        </w:rPr>
+        <w:t>. Cada objeto do modelo seja um transformador, um disjuntor ou uma estrutura metálica ou não metálica</w:t>
+      </w:r>
+      <w:r>
+        <w:rPr>
+          <w:rFonts w:ascii="Times New Roman" w:eastAsia="Times New Roman" w:hAnsi="Times New Roman" w:cs="Times New Roman"/>
+          <w:kern w:val="0"/>
+          <w:lang w:eastAsia="pt-PT"/>
+          <w14:ligatures w14:val="none"/>
+        </w:rPr>
+        <w:t xml:space="preserve">, </w:t>
+      </w:r>
+      <w:r>
+        <w:rPr>
+          <w:rFonts w:ascii="Times New Roman" w:eastAsia="Times New Roman" w:hAnsi="Times New Roman" w:cs="Times New Roman"/>
+          <w:kern w:val="0"/>
+          <w:lang w:eastAsia="pt-PT"/>
+          <w14:ligatures w14:val="none"/>
+        </w:rPr>
+        <w:t xml:space="preserve">não constitui apenas um desenho, mas uma entidade que reúne em si os atributos que a caracterizam, como o fabricante, as dimensões, a tensão nominal ou a referência comercial. O conjunto destes objetos, importados para o projeto, constitui o chamado modelo de informação da instalação </w:t>
+      </w:r>
+      <w:r>
+        <w:rPr>
+          <w:rFonts w:ascii="Times New Roman" w:eastAsia="Times New Roman" w:hAnsi="Times New Roman" w:cs="Times New Roman"/>
+          <w:kern w:val="0"/>
+          <w:highlight w:val="yellow"/>
+          <w:lang w:eastAsia="pt-PT"/>
+          <w14:ligatures w14:val="none"/>
+        </w:rPr>
+        <w:t xml:space="preserve">[Kokorus </w:t>
+      </w:r>
       <w:r>
         <w:rPr>
           <w:rFonts w:ascii="Times New Roman" w:eastAsia="Times New Roman" w:hAnsi="Times New Roman" w:cs="Times New Roman"/>
           <w:i/>
           <w:iCs/>
           <w:kern w:val="0"/>
-          <w:lang w:eastAsia="pt-PT"/>
-          <w14:ligatures w14:val="none"/>
-        </w:rPr>
-        <w:t>Information</w:t>
-      </w:r>
-      <w:proofErr w:type="spellEnd"/>
+          <w:highlight w:val="yellow"/>
+          <w:lang w:eastAsia="pt-PT"/>
+          <w14:ligatures w14:val="none"/>
+        </w:rPr>
+        <w:t>et al.</w:t>
+      </w:r>
+      <w:r>
+        <w:rPr>
+          <w:rFonts w:ascii="Times New Roman" w:eastAsia="Times New Roman" w:hAnsi="Times New Roman" w:cs="Times New Roman"/>
+          <w:kern w:val="0"/>
+          <w:highlight w:val="yellow"/>
+          <w:lang w:eastAsia="pt-PT"/>
+          <w14:ligatures w14:val="none"/>
+        </w:rPr>
+        <w:t>, 2016]</w:t>
+      </w:r>
+      <w:r>
+        <w:rPr>
+          <w:rFonts w:ascii="Times New Roman" w:eastAsia="Times New Roman" w:hAnsi="Times New Roman" w:cs="Times New Roman"/>
+          <w:kern w:val="0"/>
+          <w:lang w:eastAsia="pt-PT"/>
+          <w14:ligatures w14:val="none"/>
+        </w:rPr>
+        <w:t>.</w:t>
+      </w:r>
+    </w:p>
+    <w:p>
+      <w:pPr>
+        <w:spacing w:after="120" w:line="360" w:lineRule="auto"/>
+        <w:jc w:val="both"/>
+        <w:rPr>
+          <w:rFonts w:ascii="Times New Roman" w:eastAsia="Times New Roman" w:hAnsi="Times New Roman" w:cs="Times New Roman"/>
+          <w:kern w:val="0"/>
+          <w:lang w:eastAsia="pt-PT"/>
+          <w14:ligatures w14:val="none"/>
+        </w:rPr>
+      </w:pPr>
+      <w:r>
+        <w:rPr>
+          <w:rFonts w:ascii="Times New Roman" w:eastAsia="Times New Roman" w:hAnsi="Times New Roman" w:cs="Times New Roman"/>
+          <w:kern w:val="0"/>
+          <w:lang w:eastAsia="pt-PT"/>
+          <w14:ligatures w14:val="none"/>
+        </w:rPr>
+        <w:t xml:space="preserve">A principal vantagem deste </w:t>
+      </w:r>
+      <w:r>
+        <w:rPr>
+          <w:rFonts w:ascii="Times New Roman" w:eastAsia="Times New Roman" w:hAnsi="Times New Roman" w:cs="Times New Roman"/>
+          <w:kern w:val="0"/>
+          <w:lang w:eastAsia="pt-PT"/>
+          <w14:ligatures w14:val="none"/>
+        </w:rPr>
+        <w:t>conceito reside</w:t>
+      </w:r>
+      <w:r>
+        <w:rPr>
+          <w:rFonts w:ascii="Times New Roman" w:eastAsia="Times New Roman" w:hAnsi="Times New Roman" w:cs="Times New Roman"/>
+          <w:kern w:val="0"/>
+          <w:lang w:eastAsia="pt-PT"/>
+          <w14:ligatures w14:val="none"/>
+        </w:rPr>
+        <w:t xml:space="preserve"> na forma como a informação é gerida. Num modelo BIM, qualquer alteração introduzida num elemento propaga-se automaticamente a todas as representações em que esse elemento intervém, em vez de ter de ser replicada manualmente </w:t>
+      </w:r>
+      <w:r>
+        <w:rPr>
+          <w:rFonts w:ascii="Times New Roman" w:eastAsia="Times New Roman" w:hAnsi="Times New Roman" w:cs="Times New Roman"/>
+          <w:kern w:val="0"/>
+          <w:highlight w:val="yellow"/>
+          <w:lang w:eastAsia="pt-PT"/>
+          <w14:ligatures w14:val="none"/>
+        </w:rPr>
+        <w:t>[Redmond, 2022]</w:t>
+      </w:r>
+      <w:r>
+        <w:rPr>
+          <w:rFonts w:ascii="Times New Roman" w:eastAsia="Times New Roman" w:hAnsi="Times New Roman" w:cs="Times New Roman"/>
+          <w:kern w:val="0"/>
+          <w:lang w:eastAsia="pt-PT"/>
+          <w14:ligatures w14:val="none"/>
+        </w:rPr>
+        <w:t xml:space="preserve">. A título ilustrativo, se um disjuntor for adicionado ao modelo pela especialidade de elétricas e, posteriormente, o seu número de identificação ou as suas dimensões forem alterados, essa alteração é refletida de forma automática em todo o modelo </w:t>
+      </w:r>
+      <w:r>
+        <w:rPr>
+          <w:rFonts w:ascii="Times New Roman" w:eastAsia="Times New Roman" w:hAnsi="Times New Roman" w:cs="Times New Roman"/>
+          <w:kern w:val="0"/>
+          <w:highlight w:val="yellow"/>
+          <w:lang w:eastAsia="pt-PT"/>
+          <w14:ligatures w14:val="none"/>
+        </w:rPr>
+        <w:t>[Redmond, 2022]</w:t>
+      </w:r>
+      <w:r>
+        <w:rPr>
+          <w:rFonts w:ascii="Times New Roman" w:eastAsia="Times New Roman" w:hAnsi="Times New Roman" w:cs="Times New Roman"/>
+          <w:kern w:val="0"/>
+          <w:lang w:eastAsia="pt-PT"/>
+          <w14:ligatures w14:val="none"/>
+        </w:rPr>
+        <w:t>. Esta característica, designada associação bidirecional, garante a coerência permanente do projeto e elimina o risco de versões não atualizadas ou contraditórias.</w:t>
+      </w:r>
+    </w:p>
+    <w:p>
+      <w:pPr>
+        <w:spacing w:after="120" w:line="360" w:lineRule="auto"/>
+        <w:jc w:val="both"/>
+        <w:rPr>
+          <w:rFonts w:ascii="Times New Roman" w:eastAsia="Times New Roman" w:hAnsi="Times New Roman" w:cs="Times New Roman"/>
+          <w:kern w:val="0"/>
+          <w:lang w:eastAsia="pt-PT"/>
+          <w14:ligatures w14:val="none"/>
+        </w:rPr>
+      </w:pPr>
+      <w:r>
+        <w:rPr>
+          <w:rFonts w:ascii="Times New Roman" w:eastAsia="Times New Roman" w:hAnsi="Times New Roman" w:cs="Times New Roman"/>
+          <w:kern w:val="0"/>
+          <w:lang w:eastAsia="pt-PT"/>
+          <w14:ligatures w14:val="none"/>
+        </w:rPr>
+        <w:t xml:space="preserve">O processo BIM assenta, assim, em três aspetos essenciais: os modelos são criados e operados sobre bases de dados digitais que suportam a colaboração; as alterações são propagadas ao longo de toda a base de dados, assegurando a atualização integral do modelo; e a informação é capturada </w:t>
+      </w:r>
+      <w:r>
+        <w:rPr>
+          <w:rFonts w:ascii="Times New Roman" w:eastAsia="Times New Roman" w:hAnsi="Times New Roman" w:cs="Times New Roman"/>
+          <w:kern w:val="0"/>
+          <w:lang w:eastAsia="pt-PT"/>
+          <w14:ligatures w14:val="none"/>
+        </w:rPr>
+        <w:lastRenderedPageBreak/>
+        <w:t xml:space="preserve">e preservada para reutilização noutras aplicações e fases do projeto. É precisamente este armazenamento estruturado em base de dados que distingue o BIM da simples modelação tridimensional, conferindo-lhe a inteligência que o caracteriza </w:t>
+      </w:r>
+      <w:r>
+        <w:rPr>
+          <w:rFonts w:ascii="Times New Roman" w:eastAsia="Times New Roman" w:hAnsi="Times New Roman" w:cs="Times New Roman"/>
+          <w:kern w:val="0"/>
+          <w:highlight w:val="yellow"/>
+          <w:lang w:eastAsia="pt-PT"/>
+          <w14:ligatures w14:val="none"/>
+        </w:rPr>
+        <w:t>[Redmond, 2022]</w:t>
+      </w:r>
+      <w:r>
+        <w:rPr>
+          <w:rFonts w:ascii="Times New Roman" w:eastAsia="Times New Roman" w:hAnsi="Times New Roman" w:cs="Times New Roman"/>
+          <w:kern w:val="0"/>
+          <w:lang w:eastAsia="pt-PT"/>
+          <w14:ligatures w14:val="none"/>
+        </w:rPr>
+        <w:t>.</w:t>
+      </w:r>
+    </w:p>
+    <w:p>
+      <w:pPr>
+        <w:spacing w:after="120" w:line="360" w:lineRule="auto"/>
+        <w:jc w:val="both"/>
+        <w:rPr>
+          <w:rFonts w:ascii="Times New Roman" w:eastAsia="Times New Roman" w:hAnsi="Times New Roman" w:cs="Times New Roman"/>
+          <w:kern w:val="0"/>
+          <w:lang w:eastAsia="pt-PT"/>
+          <w14:ligatures w14:val="none"/>
+        </w:rPr>
+      </w:pPr>
+      <w:r>
+        <w:rPr>
+          <w:rFonts w:ascii="Times New Roman" w:eastAsia="Times New Roman" w:hAnsi="Times New Roman" w:cs="Times New Roman"/>
+          <w:kern w:val="0"/>
+          <w:lang w:eastAsia="pt-PT"/>
+          <w14:ligatures w14:val="none"/>
+        </w:rPr>
+        <w:t>Por fim, uma característica determinante da metodologia BIM é a sua vocação colaborativa</w:t>
+      </w:r>
+      <w:r>
+        <w:rPr>
+          <w:rFonts w:ascii="Times New Roman" w:eastAsia="Times New Roman" w:hAnsi="Times New Roman" w:cs="Times New Roman"/>
+          <w:kern w:val="0"/>
+          <w:lang w:eastAsia="pt-PT"/>
+          <w14:ligatures w14:val="none"/>
+        </w:rPr>
+        <w:t>, pois u</w:t>
+      </w:r>
+      <w:r>
+        <w:rPr>
+          <w:rFonts w:ascii="Times New Roman" w:eastAsia="Times New Roman" w:hAnsi="Times New Roman" w:cs="Times New Roman"/>
+          <w:kern w:val="0"/>
+          <w:lang w:eastAsia="pt-PT"/>
+          <w14:ligatures w14:val="none"/>
+        </w:rPr>
+        <w:t xml:space="preserve">ma vez que todas as especialidades </w:t>
+      </w:r>
+      <w:r>
+        <w:rPr>
+          <w:rFonts w:ascii="Times New Roman" w:eastAsia="Times New Roman" w:hAnsi="Times New Roman" w:cs="Times New Roman"/>
+          <w:kern w:val="0"/>
+          <w:lang w:eastAsia="pt-PT"/>
+          <w14:ligatures w14:val="none"/>
+        </w:rPr>
+        <w:t>eletrotécnica</w:t>
+      </w:r>
+      <w:r>
+        <w:rPr>
+          <w:rFonts w:ascii="Times New Roman" w:eastAsia="Times New Roman" w:hAnsi="Times New Roman" w:cs="Times New Roman"/>
+          <w:kern w:val="0"/>
+          <w:lang w:eastAsia="pt-PT"/>
+          <w14:ligatures w14:val="none"/>
+        </w:rPr>
+        <w:t xml:space="preserve">, civil, estrutural e arquitetónica trabalham sobre o mesmo modelo, </w:t>
+      </w:r>
+      <w:r>
+        <w:rPr>
+          <w:rFonts w:ascii="Times New Roman" w:eastAsia="Times New Roman" w:hAnsi="Times New Roman" w:cs="Times New Roman"/>
+          <w:kern w:val="0"/>
+          <w:lang w:eastAsia="pt-PT"/>
+          <w14:ligatures w14:val="none"/>
+        </w:rPr>
+        <w:t>com</w:t>
+      </w:r>
+      <w:r>
+        <w:rPr>
+          <w:rFonts w:ascii="Times New Roman" w:eastAsia="Times New Roman" w:hAnsi="Times New Roman" w:cs="Times New Roman"/>
+          <w:kern w:val="0"/>
+          <w:lang w:eastAsia="pt-PT"/>
+          <w14:ligatures w14:val="none"/>
+        </w:rPr>
+        <w:t xml:space="preserve"> uma fonte única de informação, a coordenação entre disciplinas encontra-se integrada no próprio processo de trabalho. Esta partilha elimina perdas de informação e sobreposições entre intervenientes e entre fases do projeto, melhorando a comunicação e permitindo que as decisões sejam tomadas com base em simulações e análises efetuadas diretamente sobre o modelo, antes mesmo de a instalação ser construída </w:t>
+      </w:r>
+      <w:r>
+        <w:rPr>
+          <w:rFonts w:ascii="Times New Roman" w:eastAsia="Times New Roman" w:hAnsi="Times New Roman" w:cs="Times New Roman"/>
+          <w:kern w:val="0"/>
+          <w:highlight w:val="yellow"/>
+          <w:lang w:eastAsia="pt-PT"/>
+          <w14:ligatures w14:val="none"/>
+        </w:rPr>
+        <w:t xml:space="preserve">[Kokorus </w:t>
+      </w:r>
       <w:r>
         <w:rPr>
           <w:rFonts w:ascii="Times New Roman" w:eastAsia="Times New Roman" w:hAnsi="Times New Roman" w:cs="Times New Roman"/>
           <w:i/>
           <w:iCs/>
           <w:kern w:val="0"/>
-          <w:lang w:eastAsia="pt-PT"/>
-          <w14:ligatures w14:val="none"/>
-        </w:rPr>
-        <w:t xml:space="preserve"> </w:t>
-      </w:r>
-      <w:proofErr w:type="spellStart"/>
-      <w:r>
-        <w:rPr>
-          <w:rFonts w:ascii="Times New Roman" w:eastAsia="Times New Roman" w:hAnsi="Times New Roman" w:cs="Times New Roman"/>
-          <w:i/>
-          <w:iCs/>
-          <w:kern w:val="0"/>
-          <w:lang w:eastAsia="pt-PT"/>
-          <w14:ligatures w14:val="none"/>
-        </w:rPr>
-        <w:t>Modeling</w:t>
-      </w:r>
-      <w:proofErr w:type="spellEnd"/>
-      <w:r>
-        <w:rPr>
-          <w:rFonts w:ascii="Times New Roman" w:eastAsia="Times New Roman" w:hAnsi="Times New Roman" w:cs="Times New Roman"/>
-          <w:kern w:val="0"/>
-          <w:lang w:eastAsia="pt-PT"/>
-          <w14:ligatures w14:val="none"/>
-        </w:rPr>
-        <w:t xml:space="preserve"> (BIM), importa primeiro considerar o método tradicional de projeto que esta veio substituir. Durante décadas, o projeto de instalações elétricas, incluindo subestações, foi desenvolvido através de desenho assistido por computador a duas dimensões (2D), como exemplo dessa aplicação temos o auxílio da ferramenta </w:t>
-      </w:r>
-      <w:proofErr w:type="spellStart"/>
-      <w:r>
-        <w:rPr>
-          <w:rFonts w:ascii="Times New Roman" w:eastAsia="Times New Roman" w:hAnsi="Times New Roman" w:cs="Times New Roman"/>
-          <w:kern w:val="0"/>
-          <w:lang w:eastAsia="pt-PT"/>
-          <w14:ligatures w14:val="none"/>
-        </w:rPr>
-        <w:t>AutoCAD</w:t>
-      </w:r>
-      <w:proofErr w:type="spellEnd"/>
-      <w:r>
-        <w:rPr>
-          <w:rFonts w:ascii="Times New Roman" w:eastAsia="Times New Roman" w:hAnsi="Times New Roman" w:cs="Times New Roman"/>
-          <w:kern w:val="0"/>
-          <w:lang w:eastAsia="pt-PT"/>
-          <w14:ligatures w14:val="none"/>
-        </w:rPr>
-        <w:t xml:space="preserve">, no qual a informação relativa ao projeto é capturada e apresentada sob a forma de um conjunto de desenhos independentes </w:t>
-      </w:r>
-      <w:r>
-        <w:rPr>
-          <w:rFonts w:ascii="Times New Roman" w:eastAsia="Times New Roman" w:hAnsi="Times New Roman" w:cs="Times New Roman"/>
-          <w:kern w:val="0"/>
           <w:highlight w:val="yellow"/>
           <w:lang w:eastAsia="pt-PT"/>
           <w14:ligatures w14:val="none"/>
         </w:rPr>
-        <w:t>[Redmond, 2022]</w:t>
-      </w:r>
-      <w:r>
-        <w:rPr>
-          <w:rFonts w:ascii="Times New Roman" w:eastAsia="Times New Roman" w:hAnsi="Times New Roman" w:cs="Times New Roman"/>
-          <w:kern w:val="0"/>
-          <w:lang w:eastAsia="pt-PT"/>
-          <w14:ligatures w14:val="none"/>
-        </w:rPr>
-        <w:t xml:space="preserve">. Neste método, as notas de projeto e os cálculos têm de ser adicionados manualmente aos desenhos, e qualquer alteração obriga a rever individualmente cada desenho afetado, frequentemente através de marcações em cópias impressas ou em ficheiros PDF. Esta abordagem é não só morosa, como propensa a erros: uma das fontes de erro mais comuns reside no facto de as alterações a um conjunto de desenhos serem omitidas ou mal interpretadas, exigindo tempo adicional de verificação </w:t>
-      </w:r>
-      <w:r>
-        <w:rPr>
-          <w:rFonts w:ascii="Times New Roman" w:eastAsia="Times New Roman" w:hAnsi="Times New Roman" w:cs="Times New Roman"/>
-          <w:kern w:val="0"/>
-          <w:highlight w:val="yellow"/>
-          <w:lang w:eastAsia="pt-PT"/>
-          <w14:ligatures w14:val="none"/>
-        </w:rPr>
-        <w:t>[Redmond, 2022]</w:t>
-      </w:r>
-      <w:r>
-        <w:rPr>
-          <w:rFonts w:ascii="Times New Roman" w:eastAsia="Times New Roman" w:hAnsi="Times New Roman" w:cs="Times New Roman"/>
-          <w:kern w:val="0"/>
-          <w:lang w:eastAsia="pt-PT"/>
-          <w14:ligatures w14:val="none"/>
-        </w:rPr>
-        <w:t>.</w:t>
-      </w:r>
-    </w:p>
-    <w:p>
-      <w:pPr>
-        <w:spacing w:after="120" w:line="360" w:lineRule="auto"/>
-        <w:jc w:val="both"/>
-        <w:rPr>
-          <w:rFonts w:ascii="Times New Roman" w:eastAsia="Times New Roman" w:hAnsi="Times New Roman" w:cs="Times New Roman"/>
-          <w:kern w:val="0"/>
-          <w:lang w:eastAsia="pt-PT"/>
-          <w14:ligatures w14:val="none"/>
-        </w:rPr>
-      </w:pPr>
-      <w:r>
-        <w:rPr>
-          <w:rFonts w:ascii="Times New Roman" w:eastAsia="Times New Roman" w:hAnsi="Times New Roman" w:cs="Times New Roman"/>
-          <w:kern w:val="0"/>
-          <w:lang w:eastAsia="pt-PT"/>
-          <w14:ligatures w14:val="none"/>
-        </w:rPr>
-        <w:t xml:space="preserve">A metodologia BIM responde a estas limitações através de uma mudança fundamental de paradigma: em vez de um conjunto de desenhos separados, o projeto passa a assentar num modelo digital único e centralizado, que integra simultaneamente a geometria tridimensional, a informação técnica e a inteligência associada a cada elemento representado </w:t>
-      </w:r>
-      <w:r>
-        <w:rPr>
-          <w:rFonts w:ascii="Times New Roman" w:eastAsia="Times New Roman" w:hAnsi="Times New Roman" w:cs="Times New Roman"/>
-          <w:kern w:val="0"/>
-          <w:highlight w:val="yellow"/>
-          <w:lang w:eastAsia="pt-PT"/>
-          <w14:ligatures w14:val="none"/>
-        </w:rPr>
-        <w:t>[</w:t>
-      </w:r>
-      <w:proofErr w:type="spellStart"/>
-      <w:r>
-        <w:rPr>
-          <w:rFonts w:ascii="Times New Roman" w:eastAsia="Times New Roman" w:hAnsi="Times New Roman" w:cs="Times New Roman"/>
-          <w:kern w:val="0"/>
-          <w:highlight w:val="yellow"/>
-          <w:lang w:eastAsia="pt-PT"/>
-          <w14:ligatures w14:val="none"/>
-        </w:rPr>
-        <w:t>Kokorus</w:t>
-      </w:r>
-      <w:proofErr w:type="spellEnd"/>
-      <w:r>
-        <w:rPr>
-          <w:rFonts w:ascii="Times New Roman" w:eastAsia="Times New Roman" w:hAnsi="Times New Roman" w:cs="Times New Roman"/>
-          <w:kern w:val="0"/>
-          <w:highlight w:val="yellow"/>
-          <w:lang w:eastAsia="pt-PT"/>
-          <w14:ligatures w14:val="none"/>
-        </w:rPr>
-        <w:t xml:space="preserve"> </w:t>
-      </w:r>
-      <w:proofErr w:type="spellStart"/>
-      <w:r>
-        <w:rPr>
-          <w:rFonts w:ascii="Times New Roman" w:eastAsia="Times New Roman" w:hAnsi="Times New Roman" w:cs="Times New Roman"/>
-          <w:i/>
-          <w:iCs/>
-          <w:kern w:val="0"/>
-          <w:highlight w:val="yellow"/>
-          <w:lang w:eastAsia="pt-PT"/>
-          <w14:ligatures w14:val="none"/>
-        </w:rPr>
-        <w:t>et</w:t>
-      </w:r>
-      <w:proofErr w:type="spellEnd"/>
-      <w:r>
-        <w:rPr>
-          <w:rFonts w:ascii="Times New Roman" w:eastAsia="Times New Roman" w:hAnsi="Times New Roman" w:cs="Times New Roman"/>
-          <w:i/>
-          <w:iCs/>
-          <w:kern w:val="0"/>
-          <w:highlight w:val="yellow"/>
-          <w:lang w:eastAsia="pt-PT"/>
-          <w14:ligatures w14:val="none"/>
-        </w:rPr>
-        <w:t xml:space="preserve"> al.</w:t>
-      </w:r>
-      <w:r>
-        <w:rPr>
-          <w:rFonts w:ascii="Times New Roman" w:eastAsia="Times New Roman" w:hAnsi="Times New Roman" w:cs="Times New Roman"/>
-          <w:kern w:val="0"/>
-          <w:highlight w:val="yellow"/>
-          <w:lang w:eastAsia="pt-PT"/>
-          <w14:ligatures w14:val="none"/>
-        </w:rPr>
-        <w:t>, 2016]</w:t>
-      </w:r>
-      <w:r>
-        <w:rPr>
-          <w:rFonts w:ascii="Times New Roman" w:eastAsia="Times New Roman" w:hAnsi="Times New Roman" w:cs="Times New Roman"/>
-          <w:kern w:val="0"/>
-          <w:lang w:eastAsia="pt-PT"/>
-          <w14:ligatures w14:val="none"/>
-        </w:rPr>
-        <w:t>. Cada objeto do modelo seja um transformador, um disjuntor ou uma estrutura metálica ou não metálica</w:t>
-      </w:r>
-      <w:r>
-        <w:rPr>
-          <w:rFonts w:ascii="Times New Roman" w:eastAsia="Times New Roman" w:hAnsi="Times New Roman" w:cs="Times New Roman"/>
-          <w:kern w:val="0"/>
-          <w:lang w:eastAsia="pt-PT"/>
-          <w14:ligatures w14:val="none"/>
-        </w:rPr>
-        <w:t xml:space="preserve">, </w:t>
-      </w:r>
-      <w:r>
-        <w:rPr>
-          <w:rFonts w:ascii="Times New Roman" w:eastAsia="Times New Roman" w:hAnsi="Times New Roman" w:cs="Times New Roman"/>
-          <w:kern w:val="0"/>
-          <w:lang w:eastAsia="pt-PT"/>
-          <w14:ligatures w14:val="none"/>
-        </w:rPr>
-        <w:t xml:space="preserve">não constitui apenas um desenho, mas uma entidade que reúne em si os atributos que a caracterizam, como o fabricante, as dimensões, a tensão nominal ou a referência comercial. O conjunto destes objetos, importados para o projeto, constitui o chamado modelo de informação da instalação </w:t>
-      </w:r>
-      <w:r>
-        <w:rPr>
-          <w:rFonts w:ascii="Times New Roman" w:eastAsia="Times New Roman" w:hAnsi="Times New Roman" w:cs="Times New Roman"/>
-          <w:kern w:val="0"/>
-          <w:highlight w:val="yellow"/>
-          <w:lang w:eastAsia="pt-PT"/>
-          <w14:ligatures w14:val="none"/>
-        </w:rPr>
-        <w:t>[</w:t>
-      </w:r>
-      <w:proofErr w:type="spellStart"/>
-      <w:r>
-        <w:rPr>
-          <w:rFonts w:ascii="Times New Roman" w:eastAsia="Times New Roman" w:hAnsi="Times New Roman" w:cs="Times New Roman"/>
-          <w:kern w:val="0"/>
-          <w:highlight w:val="yellow"/>
-          <w:lang w:eastAsia="pt-PT"/>
-          <w14:ligatures w14:val="none"/>
-        </w:rPr>
-        <w:t>Kokorus</w:t>
-      </w:r>
-      <w:proofErr w:type="spellEnd"/>
-      <w:r>
-        <w:rPr>
-          <w:rFonts w:ascii="Times New Roman" w:eastAsia="Times New Roman" w:hAnsi="Times New Roman" w:cs="Times New Roman"/>
-          <w:kern w:val="0"/>
-          <w:highlight w:val="yellow"/>
-          <w:lang w:eastAsia="pt-PT"/>
-          <w14:ligatures w14:val="none"/>
-        </w:rPr>
-        <w:t xml:space="preserve"> </w:t>
-      </w:r>
-      <w:proofErr w:type="spellStart"/>
-      <w:r>
-        <w:rPr>
-          <w:rFonts w:ascii="Times New Roman" w:eastAsia="Times New Roman" w:hAnsi="Times New Roman" w:cs="Times New Roman"/>
-          <w:i/>
-          <w:iCs/>
-          <w:kern w:val="0"/>
-          <w:highlight w:val="yellow"/>
-          <w:lang w:eastAsia="pt-PT"/>
-          <w14:ligatures w14:val="none"/>
-        </w:rPr>
-        <w:t>et</w:t>
-      </w:r>
-      <w:proofErr w:type="spellEnd"/>
-      <w:r>
-        <w:rPr>
-          <w:rFonts w:ascii="Times New Roman" w:eastAsia="Times New Roman" w:hAnsi="Times New Roman" w:cs="Times New Roman"/>
-          <w:i/>
-          <w:iCs/>
-          <w:kern w:val="0"/>
-          <w:highlight w:val="yellow"/>
-          <w:lang w:eastAsia="pt-PT"/>
-          <w14:ligatures w14:val="none"/>
-        </w:rPr>
-        <w:t xml:space="preserve"> al.</w:t>
-      </w:r>
-      <w:r>
-        <w:rPr>
-          <w:rFonts w:ascii="Times New Roman" w:eastAsia="Times New Roman" w:hAnsi="Times New Roman" w:cs="Times New Roman"/>
-          <w:kern w:val="0"/>
-          <w:highlight w:val="yellow"/>
-          <w:lang w:eastAsia="pt-PT"/>
-          <w14:ligatures w14:val="none"/>
-        </w:rPr>
-        <w:t>, 2016]</w:t>
-      </w:r>
-      <w:r>
-        <w:rPr>
-          <w:rFonts w:ascii="Times New Roman" w:eastAsia="Times New Roman" w:hAnsi="Times New Roman" w:cs="Times New Roman"/>
-          <w:kern w:val="0"/>
-          <w:lang w:eastAsia="pt-PT"/>
-          <w14:ligatures w14:val="none"/>
-        </w:rPr>
-        <w:t>.</w:t>
-      </w:r>
-    </w:p>
-    <w:p>
-      <w:pPr>
-        <w:spacing w:after="120" w:line="360" w:lineRule="auto"/>
-        <w:jc w:val="both"/>
-        <w:rPr>
-          <w:rFonts w:ascii="Times New Roman" w:eastAsia="Times New Roman" w:hAnsi="Times New Roman" w:cs="Times New Roman"/>
-          <w:kern w:val="0"/>
-          <w:lang w:eastAsia="pt-PT"/>
-          <w14:ligatures w14:val="none"/>
-        </w:rPr>
-      </w:pPr>
-      <w:r>
-        <w:rPr>
-          <w:rFonts w:ascii="Times New Roman" w:eastAsia="Times New Roman" w:hAnsi="Times New Roman" w:cs="Times New Roman"/>
-          <w:kern w:val="0"/>
-          <w:lang w:eastAsia="pt-PT"/>
-          <w14:ligatures w14:val="none"/>
-        </w:rPr>
-        <w:t xml:space="preserve">A principal vantagem deste </w:t>
-      </w:r>
-      <w:r>
-        <w:rPr>
-          <w:rFonts w:ascii="Times New Roman" w:eastAsia="Times New Roman" w:hAnsi="Times New Roman" w:cs="Times New Roman"/>
-          <w:kern w:val="0"/>
-          <w:lang w:eastAsia="pt-PT"/>
-          <w14:ligatures w14:val="none"/>
-        </w:rPr>
-        <w:t>conceito reside</w:t>
-      </w:r>
-      <w:r>
-        <w:rPr>
-          <w:rFonts w:ascii="Times New Roman" w:eastAsia="Times New Roman" w:hAnsi="Times New Roman" w:cs="Times New Roman"/>
-          <w:kern w:val="0"/>
-          <w:lang w:eastAsia="pt-PT"/>
-          <w14:ligatures w14:val="none"/>
-        </w:rPr>
-        <w:t xml:space="preserve"> na forma como a informação é gerida. Num modelo BIM, qualquer alteração introduzida num elemento propaga-se automaticamente a todas as representações em que esse elemento intervém, em vez de ter de ser replicada manualmente </w:t>
-      </w:r>
-      <w:r>
-        <w:rPr>
-          <w:rFonts w:ascii="Times New Roman" w:eastAsia="Times New Roman" w:hAnsi="Times New Roman" w:cs="Times New Roman"/>
-          <w:kern w:val="0"/>
-          <w:highlight w:val="yellow"/>
-          <w:lang w:eastAsia="pt-PT"/>
-          <w14:ligatures w14:val="none"/>
-        </w:rPr>
-        <w:t>[Redmond, 2022]</w:t>
-      </w:r>
-      <w:r>
-        <w:rPr>
-          <w:rFonts w:ascii="Times New Roman" w:eastAsia="Times New Roman" w:hAnsi="Times New Roman" w:cs="Times New Roman"/>
-          <w:kern w:val="0"/>
-          <w:lang w:eastAsia="pt-PT"/>
-          <w14:ligatures w14:val="none"/>
-        </w:rPr>
-        <w:t xml:space="preserve">. A título ilustrativo, se um disjuntor for adicionado ao modelo pela especialidade de elétricas e, posteriormente, o seu número de identificação ou as suas dimensões forem alterados, essa alteração é refletida de forma automática em todo o modelo </w:t>
-      </w:r>
-      <w:r>
-        <w:rPr>
-          <w:rFonts w:ascii="Times New Roman" w:eastAsia="Times New Roman" w:hAnsi="Times New Roman" w:cs="Times New Roman"/>
-          <w:kern w:val="0"/>
-          <w:highlight w:val="yellow"/>
-          <w:lang w:eastAsia="pt-PT"/>
-          <w14:ligatures w14:val="none"/>
-        </w:rPr>
-        <w:t>[Redmond, 2022]</w:t>
-      </w:r>
-      <w:r>
-        <w:rPr>
-          <w:rFonts w:ascii="Times New Roman" w:eastAsia="Times New Roman" w:hAnsi="Times New Roman" w:cs="Times New Roman"/>
-          <w:kern w:val="0"/>
-          <w:lang w:eastAsia="pt-PT"/>
-          <w14:ligatures w14:val="none"/>
-        </w:rPr>
-        <w:t>. Esta característica, designada associação bidirecional, garante a coerência permanente do projeto e elimina o risco de versões não atualizadas ou contraditórias.</w:t>
-      </w:r>
-    </w:p>
-    <w:p>
-      <w:pPr>
-        <w:spacing w:after="120" w:line="360" w:lineRule="auto"/>
-        <w:jc w:val="both"/>
-        <w:rPr>
-          <w:rFonts w:ascii="Times New Roman" w:eastAsia="Times New Roman" w:hAnsi="Times New Roman" w:cs="Times New Roman"/>
-          <w:kern w:val="0"/>
-          <w:lang w:eastAsia="pt-PT"/>
-          <w14:ligatures w14:val="none"/>
-        </w:rPr>
-      </w:pPr>
-      <w:r>
-        <w:rPr>
-          <w:rFonts w:ascii="Times New Roman" w:eastAsia="Times New Roman" w:hAnsi="Times New Roman" w:cs="Times New Roman"/>
-          <w:kern w:val="0"/>
-          <w:lang w:eastAsia="pt-PT"/>
-          <w14:ligatures w14:val="none"/>
-        </w:rPr>
-        <w:t xml:space="preserve">O processo BIM assenta, assim, em três aspetos essenciais: os modelos são criados e operados sobre bases de dados digitais que suportam a colaboração; as alterações são propagadas ao longo de toda a base de dados, assegurando a atualização integral do modelo; e a informação é capturada </w:t>
-      </w:r>
-      <w:r>
-        <w:rPr>
-          <w:rFonts w:ascii="Times New Roman" w:eastAsia="Times New Roman" w:hAnsi="Times New Roman" w:cs="Times New Roman"/>
-          <w:kern w:val="0"/>
-          <w:lang w:eastAsia="pt-PT"/>
-          <w14:ligatures w14:val="none"/>
-        </w:rPr>
-        <w:lastRenderedPageBreak/>
-        <w:t xml:space="preserve">e preservada para reutilização noutras aplicações e fases do projeto. É precisamente este armazenamento estruturado em base de dados que distingue o BIM da simples modelação tridimensional, conferindo-lhe a inteligência que o caracteriza </w:t>
-      </w:r>
-      <w:r>
-        <w:rPr>
-          <w:rFonts w:ascii="Times New Roman" w:eastAsia="Times New Roman" w:hAnsi="Times New Roman" w:cs="Times New Roman"/>
-          <w:kern w:val="0"/>
-          <w:highlight w:val="yellow"/>
-          <w:lang w:eastAsia="pt-PT"/>
-          <w14:ligatures w14:val="none"/>
-        </w:rPr>
-        <w:t>[Redmond, 2022]</w:t>
-      </w:r>
-      <w:r>
-        <w:rPr>
-          <w:rFonts w:ascii="Times New Roman" w:eastAsia="Times New Roman" w:hAnsi="Times New Roman" w:cs="Times New Roman"/>
-          <w:kern w:val="0"/>
-          <w:lang w:eastAsia="pt-PT"/>
-          <w14:ligatures w14:val="none"/>
-        </w:rPr>
-        <w:t>.</w:t>
-      </w:r>
-    </w:p>
-    <w:p>
-      <w:pPr>
-        <w:spacing w:after="120" w:line="360" w:lineRule="auto"/>
-        <w:jc w:val="both"/>
-        <w:rPr>
-          <w:rFonts w:ascii="Times New Roman" w:eastAsia="Times New Roman" w:hAnsi="Times New Roman" w:cs="Times New Roman"/>
-          <w:kern w:val="0"/>
-          <w:lang w:eastAsia="pt-PT"/>
-          <w14:ligatures w14:val="none"/>
-        </w:rPr>
-      </w:pPr>
-      <w:r>
-        <w:rPr>
-          <w:rFonts w:ascii="Times New Roman" w:eastAsia="Times New Roman" w:hAnsi="Times New Roman" w:cs="Times New Roman"/>
-          <w:kern w:val="0"/>
-          <w:lang w:eastAsia="pt-PT"/>
-          <w14:ligatures w14:val="none"/>
-        </w:rPr>
-        <w:t>Por fim, uma característica determinante da metodologia BIM é a sua vocação colaborativa</w:t>
-      </w:r>
-      <w:r>
-        <w:rPr>
-          <w:rFonts w:ascii="Times New Roman" w:eastAsia="Times New Roman" w:hAnsi="Times New Roman" w:cs="Times New Roman"/>
-          <w:kern w:val="0"/>
-          <w:lang w:eastAsia="pt-PT"/>
-          <w14:ligatures w14:val="none"/>
-        </w:rPr>
-        <w:t>, pois u</w:t>
-      </w:r>
-      <w:r>
-        <w:rPr>
-          <w:rFonts w:ascii="Times New Roman" w:eastAsia="Times New Roman" w:hAnsi="Times New Roman" w:cs="Times New Roman"/>
-          <w:kern w:val="0"/>
-          <w:lang w:eastAsia="pt-PT"/>
-          <w14:ligatures w14:val="none"/>
-        </w:rPr>
-        <w:t xml:space="preserve">ma vez que todas as especialidades </w:t>
-      </w:r>
-      <w:r>
-        <w:rPr>
-          <w:rFonts w:ascii="Times New Roman" w:eastAsia="Times New Roman" w:hAnsi="Times New Roman" w:cs="Times New Roman"/>
-          <w:kern w:val="0"/>
-          <w:lang w:eastAsia="pt-PT"/>
-          <w14:ligatures w14:val="none"/>
-        </w:rPr>
-        <w:t>eletrotécnica</w:t>
-      </w:r>
-      <w:r>
-        <w:rPr>
-          <w:rFonts w:ascii="Times New Roman" w:eastAsia="Times New Roman" w:hAnsi="Times New Roman" w:cs="Times New Roman"/>
-          <w:kern w:val="0"/>
-          <w:lang w:eastAsia="pt-PT"/>
-          <w14:ligatures w14:val="none"/>
-        </w:rPr>
-        <w:t xml:space="preserve">, civil, estrutural e arquitetónica trabalham sobre o mesmo modelo, </w:t>
-      </w:r>
-      <w:r>
-        <w:rPr>
-          <w:rFonts w:ascii="Times New Roman" w:eastAsia="Times New Roman" w:hAnsi="Times New Roman" w:cs="Times New Roman"/>
-          <w:kern w:val="0"/>
-          <w:lang w:eastAsia="pt-PT"/>
-          <w14:ligatures w14:val="none"/>
-        </w:rPr>
-        <w:t>com</w:t>
-      </w:r>
-      <w:r>
-        <w:rPr>
-          <w:rFonts w:ascii="Times New Roman" w:eastAsia="Times New Roman" w:hAnsi="Times New Roman" w:cs="Times New Roman"/>
-          <w:kern w:val="0"/>
-          <w:lang w:eastAsia="pt-PT"/>
-          <w14:ligatures w14:val="none"/>
-        </w:rPr>
-        <w:t xml:space="preserve"> uma fonte única de informação, a coordenação entre disciplinas encontra-se integrada no próprio processo de trabalho. Esta partilha elimina perdas de informação e sobreposições entre intervenientes e entre fases do projeto, melhorando a comunicação e permitindo que as decisões sejam tomadas com base em simulações e análises efetuadas diretamente sobre o modelo, antes mesmo de a instalação ser construída </w:t>
-      </w:r>
-      <w:r>
-        <w:rPr>
-          <w:rFonts w:ascii="Times New Roman" w:eastAsia="Times New Roman" w:hAnsi="Times New Roman" w:cs="Times New Roman"/>
-          <w:kern w:val="0"/>
-          <w:highlight w:val="yellow"/>
-          <w:lang w:eastAsia="pt-PT"/>
-          <w14:ligatures w14:val="none"/>
-        </w:rPr>
-        <w:t>[</w:t>
-      </w:r>
-      <w:proofErr w:type="spellStart"/>
-      <w:r>
-        <w:rPr>
-          <w:rFonts w:ascii="Times New Roman" w:eastAsia="Times New Roman" w:hAnsi="Times New Roman" w:cs="Times New Roman"/>
-          <w:kern w:val="0"/>
-          <w:highlight w:val="yellow"/>
-          <w:lang w:eastAsia="pt-PT"/>
-          <w14:ligatures w14:val="none"/>
-        </w:rPr>
-        <w:t>Kokorus</w:t>
-      </w:r>
-      <w:proofErr w:type="spellEnd"/>
-      <w:r>
-        <w:rPr>
-          <w:rFonts w:ascii="Times New Roman" w:eastAsia="Times New Roman" w:hAnsi="Times New Roman" w:cs="Times New Roman"/>
-          <w:kern w:val="0"/>
-          <w:highlight w:val="yellow"/>
-          <w:lang w:eastAsia="pt-PT"/>
-          <w14:ligatures w14:val="none"/>
-        </w:rPr>
-        <w:t xml:space="preserve"> </w:t>
-      </w:r>
-      <w:proofErr w:type="spellStart"/>
-      <w:r>
-        <w:rPr>
-          <w:rFonts w:ascii="Times New Roman" w:eastAsia="Times New Roman" w:hAnsi="Times New Roman" w:cs="Times New Roman"/>
-          <w:i/>
-          <w:iCs/>
-          <w:kern w:val="0"/>
-          <w:highlight w:val="yellow"/>
-          <w:lang w:eastAsia="pt-PT"/>
-          <w14:ligatures w14:val="none"/>
-        </w:rPr>
-        <w:t>et</w:t>
-      </w:r>
-      <w:proofErr w:type="spellEnd"/>
-      <w:r>
-        <w:rPr>
-          <w:rFonts w:ascii="Times New Roman" w:eastAsia="Times New Roman" w:hAnsi="Times New Roman" w:cs="Times New Roman"/>
-          <w:i/>
-          <w:iCs/>
-          <w:kern w:val="0"/>
-          <w:highlight w:val="yellow"/>
-          <w:lang w:eastAsia="pt-PT"/>
-          <w14:ligatures w14:val="none"/>
-        </w:rPr>
-        <w:t xml:space="preserve"> al.</w:t>
+        <w:t>et al.</w:t>
       </w:r>
       <w:r>
         <w:rPr>
@@ -9706,63 +9005,7 @@
           <w:lang w:eastAsia="pt-PT"/>
           <w14:ligatures w14:val="none"/>
         </w:rPr>
-        <w:t xml:space="preserve">esquema da abrangência do processo BIM com as várias especialidades em torno do modelo central — </w:t>
-      </w:r>
-      <w:proofErr w:type="spellStart"/>
-      <w:r>
-        <w:rPr>
-          <w:rFonts w:ascii="Times New Roman" w:eastAsia="Times New Roman" w:hAnsi="Times New Roman" w:cs="Times New Roman"/>
-          <w:i/>
-          <w:iCs/>
-          <w:color w:val="7F7F7F"/>
-          <w:kern w:val="0"/>
-          <w:highlight w:val="green"/>
-          <w:lang w:eastAsia="pt-PT"/>
-          <w14:ligatures w14:val="none"/>
-        </w:rPr>
-        <w:t>Kokorus</w:t>
-      </w:r>
-      <w:proofErr w:type="spellEnd"/>
-      <w:r>
-        <w:rPr>
-          <w:rFonts w:ascii="Times New Roman" w:eastAsia="Times New Roman" w:hAnsi="Times New Roman" w:cs="Times New Roman"/>
-          <w:i/>
-          <w:iCs/>
-          <w:color w:val="7F7F7F"/>
-          <w:kern w:val="0"/>
-          <w:highlight w:val="green"/>
-          <w:lang w:eastAsia="pt-PT"/>
-          <w14:ligatures w14:val="none"/>
-        </w:rPr>
-        <w:t xml:space="preserve"> </w:t>
-      </w:r>
-      <w:proofErr w:type="spellStart"/>
-      <w:r>
-        <w:rPr>
-          <w:rFonts w:ascii="Times New Roman" w:eastAsia="Times New Roman" w:hAnsi="Times New Roman" w:cs="Times New Roman"/>
-          <w:i/>
-          <w:iCs/>
-          <w:color w:val="7F7F7F"/>
-          <w:kern w:val="0"/>
-          <w:highlight w:val="green"/>
-          <w:lang w:eastAsia="pt-PT"/>
-          <w14:ligatures w14:val="none"/>
-        </w:rPr>
-        <w:t>et</w:t>
-      </w:r>
-      <w:proofErr w:type="spellEnd"/>
-      <w:r>
-        <w:rPr>
-          <w:rFonts w:ascii="Times New Roman" w:eastAsia="Times New Roman" w:hAnsi="Times New Roman" w:cs="Times New Roman"/>
-          <w:i/>
-          <w:iCs/>
-          <w:color w:val="7F7F7F"/>
-          <w:kern w:val="0"/>
-          <w:highlight w:val="green"/>
-          <w:lang w:eastAsia="pt-PT"/>
-          <w14:ligatures w14:val="none"/>
-        </w:rPr>
-        <w:t xml:space="preserve"> al., 2016, Fig. 1]</w:t>
+        <w:t>esquema da abrangência do processo BIM com as várias especialidades em torno do modelo central — Kokorus et al., 2016, Fig. 1]</w:t>
       </w:r>
     </w:p>
     <w:p>
@@ -9838,31 +9081,8 @@
           <w:lang w:eastAsia="pt-PT"/>
           <w14:ligatures w14:val="none"/>
         </w:rPr>
-        <w:t xml:space="preserve">[Redmond, 2022; </w:t>
-      </w:r>
-      <w:proofErr w:type="spellStart"/>
-      <w:r>
-        <w:rPr>
-          <w:rFonts w:ascii="Times New Roman" w:eastAsia="Times New Roman" w:hAnsi="Times New Roman" w:cs="Times New Roman"/>
-          <w:kern w:val="0"/>
-          <w:highlight w:val="yellow"/>
-          <w:lang w:eastAsia="pt-PT"/>
-          <w14:ligatures w14:val="none"/>
-        </w:rPr>
-        <w:t>Kokorus</w:t>
-      </w:r>
-      <w:proofErr w:type="spellEnd"/>
-      <w:r>
-        <w:rPr>
-          <w:rFonts w:ascii="Times New Roman" w:eastAsia="Times New Roman" w:hAnsi="Times New Roman" w:cs="Times New Roman"/>
-          <w:kern w:val="0"/>
-          <w:highlight w:val="yellow"/>
-          <w:lang w:eastAsia="pt-PT"/>
-          <w14:ligatures w14:val="none"/>
-        </w:rPr>
-        <w:t xml:space="preserve"> </w:t>
-      </w:r>
-      <w:proofErr w:type="spellStart"/>
+        <w:t xml:space="preserve">[Redmond, 2022; Kokorus </w:t>
+      </w:r>
       <w:r>
         <w:rPr>
           <w:rFonts w:ascii="Times New Roman" w:eastAsia="Times New Roman" w:hAnsi="Times New Roman" w:cs="Times New Roman"/>
@@ -9873,20 +9093,84 @@
           <w:lang w:eastAsia="pt-PT"/>
           <w14:ligatures w14:val="none"/>
         </w:rPr>
-        <w:t>et</w:t>
-      </w:r>
-      <w:proofErr w:type="spellEnd"/>
+        <w:t>et al</w:t>
+      </w:r>
+      <w:r>
+        <w:rPr>
+          <w:rFonts w:ascii="Times New Roman" w:eastAsia="Times New Roman" w:hAnsi="Times New Roman" w:cs="Times New Roman"/>
+          <w:kern w:val="0"/>
+          <w:highlight w:val="yellow"/>
+          <w:lang w:eastAsia="pt-PT"/>
+          <w14:ligatures w14:val="none"/>
+        </w:rPr>
+        <w:t>., 2016]</w:t>
+      </w:r>
+      <w:r>
+        <w:rPr>
+          <w:rFonts w:ascii="Times New Roman" w:eastAsia="Times New Roman" w:hAnsi="Times New Roman" w:cs="Times New Roman"/>
+          <w:kern w:val="0"/>
+          <w:lang w:eastAsia="pt-PT"/>
+          <w14:ligatures w14:val="none"/>
+        </w:rPr>
+        <w:t>, pois partir do modelo, é possível determinar automaticamente as distâncias entre fases, entre partes ativas e partes ligadas à terra, e assinalar visualmente as zonas que não cumprem os afastamentos regulamentares. Esta capacidade de deteção de conflitos (</w:t>
+      </w:r>
       <w:r>
         <w:rPr>
           <w:rFonts w:ascii="Times New Roman" w:eastAsia="Times New Roman" w:hAnsi="Times New Roman" w:cs="Times New Roman"/>
           <w:i/>
           <w:iCs/>
           <w:kern w:val="0"/>
+          <w:lang w:eastAsia="pt-PT"/>
+          <w14:ligatures w14:val="none"/>
+        </w:rPr>
+        <w:t>collision detection</w:t>
+      </w:r>
+      <w:r>
+        <w:rPr>
+          <w:rFonts w:ascii="Times New Roman" w:eastAsia="Times New Roman" w:hAnsi="Times New Roman" w:cs="Times New Roman"/>
+          <w:kern w:val="0"/>
+          <w:lang w:eastAsia="pt-PT"/>
+          <w14:ligatures w14:val="none"/>
+        </w:rPr>
+        <w:t xml:space="preserve">), aplicada ainda em fase de projeto, reduz significativamente os erros que no método tradicional apenas seriam identificados em obra </w:t>
+      </w:r>
+      <w:r>
+        <w:rPr>
+          <w:rFonts w:ascii="Times New Roman" w:eastAsia="Times New Roman" w:hAnsi="Times New Roman" w:cs="Times New Roman"/>
+          <w:kern w:val="0"/>
           <w:highlight w:val="yellow"/>
           <w:lang w:eastAsia="pt-PT"/>
           <w14:ligatures w14:val="none"/>
         </w:rPr>
-        <w:t xml:space="preserve"> al</w:t>
+        <w:t>[Du &amp; Min, 2025].</w:t>
+      </w:r>
+    </w:p>
+    <w:p>
+      <w:pPr>
+        <w:spacing w:after="120" w:line="360" w:lineRule="auto"/>
+        <w:jc w:val="both"/>
+        <w:rPr>
+          <w:rFonts w:ascii="Times New Roman" w:hAnsi="Times New Roman" w:cs="Times New Roman"/>
+        </w:rPr>
+      </w:pPr>
+      <w:r>
+        <w:rPr>
+          <w:rFonts w:ascii="Times New Roman" w:eastAsia="Times New Roman" w:hAnsi="Times New Roman" w:cs="Times New Roman"/>
+          <w:kern w:val="0"/>
+          <w:lang w:eastAsia="pt-PT"/>
+          <w14:ligatures w14:val="none"/>
+        </w:rPr>
+        <w:t xml:space="preserve">Na produção de documentação, o BIM permite que os conjuntos de desenhos de cada especialidade sejam diretamente criados a partir do modelo. Como todos os intervenientes trabalham sobre a mesma fonte de informação, as peças desenhadas refletem sempre o estado atual do modelo, dificultando inconsistências. Do ponto de vista da eficiência, a centralização da informação e a </w:t>
+      </w:r>
+      <w:r>
+        <w:rPr>
+          <w:rFonts w:ascii="Times New Roman" w:eastAsia="Times New Roman" w:hAnsi="Times New Roman" w:cs="Times New Roman"/>
+          <w:kern w:val="0"/>
+          <w:lang w:eastAsia="pt-PT"/>
+          <w14:ligatures w14:val="none"/>
+        </w:rPr>
+        <w:lastRenderedPageBreak/>
+        <w:t xml:space="preserve">propagação automática de alterações permitem que equipas mais compactas realizem mais trabalho com menor probabilidade de erro, traduzindo-se numa redução direta dos custos de engenharia.  </w:t>
       </w:r>
       <w:r>
         <w:rPr>
@@ -9896,327 +9180,118 @@
           <w:lang w:eastAsia="pt-PT"/>
           <w14:ligatures w14:val="none"/>
         </w:rPr>
-        <w:t>., 2016]</w:t>
-      </w:r>
-      <w:r>
-        <w:rPr>
-          <w:rFonts w:ascii="Times New Roman" w:eastAsia="Times New Roman" w:hAnsi="Times New Roman" w:cs="Times New Roman"/>
-          <w:kern w:val="0"/>
-          <w:lang w:eastAsia="pt-PT"/>
-          <w14:ligatures w14:val="none"/>
-        </w:rPr>
-        <w:t>, pois partir do modelo, é possível determinar automaticamente as distâncias entre fases, entre partes ativas e partes ligadas à terra, e assinalar visualmente as zonas que não cumprem os afastamentos regulamentares. Esta capacidade de deteção de conflitos (</w:t>
-      </w:r>
-      <w:proofErr w:type="spellStart"/>
+        <w:t xml:space="preserve">[Redmond, 2022; Kokorus </w:t>
+      </w:r>
       <w:r>
         <w:rPr>
           <w:rFonts w:ascii="Times New Roman" w:eastAsia="Times New Roman" w:hAnsi="Times New Roman" w:cs="Times New Roman"/>
           <w:i/>
           <w:iCs/>
           <w:kern w:val="0"/>
-          <w:lang w:eastAsia="pt-PT"/>
-          <w14:ligatures w14:val="none"/>
-        </w:rPr>
-        <w:t>collision</w:t>
-      </w:r>
-      <w:proofErr w:type="spellEnd"/>
+          <w:highlight w:val="yellow"/>
+          <w:lang w:eastAsia="pt-PT"/>
+          <w14:ligatures w14:val="none"/>
+        </w:rPr>
+        <w:t>et al</w:t>
+      </w:r>
+      <w:r>
+        <w:rPr>
+          <w:rFonts w:ascii="Times New Roman" w:eastAsia="Times New Roman" w:hAnsi="Times New Roman" w:cs="Times New Roman"/>
+          <w:kern w:val="0"/>
+          <w:highlight w:val="yellow"/>
+          <w:lang w:eastAsia="pt-PT"/>
+          <w14:ligatures w14:val="none"/>
+        </w:rPr>
+        <w:t>., 2016]</w:t>
+      </w:r>
+      <w:r>
+        <w:rPr>
+          <w:rFonts w:ascii="Times New Roman" w:eastAsia="Times New Roman" w:hAnsi="Times New Roman" w:cs="Times New Roman"/>
+          <w:kern w:val="0"/>
+          <w:lang w:eastAsia="pt-PT"/>
+          <w14:ligatures w14:val="none"/>
+        </w:rPr>
+        <w:t>.</w:t>
+      </w:r>
+    </w:p>
+    <w:p>
+      <w:pPr>
+        <w:spacing w:after="120" w:line="360" w:lineRule="auto"/>
+        <w:jc w:val="both"/>
+        <w:rPr>
+          <w:rFonts w:ascii="Times New Roman" w:hAnsi="Times New Roman" w:cs="Times New Roman"/>
+        </w:rPr>
+      </w:pPr>
+      <w:r>
+        <w:rPr>
+          <w:rFonts w:ascii="Times New Roman" w:eastAsia="Times New Roman" w:hAnsi="Times New Roman" w:cs="Times New Roman"/>
+          <w:kern w:val="0"/>
+          <w:lang w:eastAsia="pt-PT"/>
+          <w14:ligatures w14:val="none"/>
+        </w:rPr>
+        <w:t xml:space="preserve">A possibilidade de visualizar a totalidade da subestação antes de qualquer obra física ter dado início constitui uma vantagem que beneficia todas as partes envolvidas no processo. Um aspeto determinante para a aplicação eficiente do BIM ao projeto de subestações reside na constituição de famílias. A modelação destas instalações exige uma biblioteca de objetos paramétricos que representem os equipamentos elétricos — transformadores, disjuntores, barramentos, entre outros reutilizáveis em projetos distintos </w:t>
+      </w:r>
+      <w:r>
+        <w:rPr>
+          <w:rFonts w:ascii="Times New Roman" w:eastAsia="Times New Roman" w:hAnsi="Times New Roman" w:cs="Times New Roman"/>
+          <w:kern w:val="0"/>
+          <w:highlight w:val="yellow"/>
+          <w:lang w:eastAsia="pt-PT"/>
+          <w14:ligatures w14:val="none"/>
+        </w:rPr>
+        <w:t>[Du &amp; Min, 2025]</w:t>
+      </w:r>
+      <w:r>
+        <w:rPr>
+          <w:rFonts w:ascii="Times New Roman" w:eastAsia="Times New Roman" w:hAnsi="Times New Roman" w:cs="Times New Roman"/>
+          <w:kern w:val="0"/>
+          <w:lang w:eastAsia="pt-PT"/>
+          <w14:ligatures w14:val="none"/>
+        </w:rPr>
+        <w:t>. A organização destes componentes numa biblioteca estruturada permite acelerar significativamente a modelação e assegurar a coerência entre projetos. A constituição desta biblioteca exige, contudo, um esforço inicial considerável, sobretudo pela necessidade de associar a cada objeto a informação técnica que caracteriza o equipamento, tarefa cuja complexidade é acrescida pelas limitações dos parâmetros nativos das ferramentas de modelação</w:t>
+      </w:r>
+      <w:r>
+        <w:rPr>
+          <w:rFonts w:ascii="Times New Roman" w:eastAsia="Times New Roman" w:hAnsi="Times New Roman" w:cs="Times New Roman"/>
+          <w:kern w:val="0"/>
+          <w:shd w:val="clear" w:color="auto" w:fill="FFFF00"/>
+          <w:lang w:eastAsia="pt-PT"/>
+          <w14:ligatures w14:val="none"/>
+        </w:rPr>
+        <w:t xml:space="preserve"> </w:t>
+      </w:r>
+      <w:r>
+        <w:rPr>
+          <w:rFonts w:ascii="Times New Roman" w:eastAsia="Times New Roman" w:hAnsi="Times New Roman" w:cs="Times New Roman"/>
+          <w:kern w:val="0"/>
+          <w:highlight w:val="yellow"/>
+          <w:shd w:val="clear" w:color="auto" w:fill="FFFF00"/>
+          <w:lang w:eastAsia="pt-PT"/>
+          <w14:ligatures w14:val="none"/>
+        </w:rPr>
+        <w:t>[</w:t>
+      </w:r>
+      <w:r>
+        <w:rPr>
+          <w:rFonts w:ascii="Times New Roman" w:eastAsia="Times New Roman" w:hAnsi="Times New Roman" w:cs="Times New Roman"/>
+          <w:kern w:val="0"/>
+          <w:highlight w:val="yellow"/>
+          <w:lang w:eastAsia="pt-PT"/>
+          <w14:ligatures w14:val="none"/>
+        </w:rPr>
+        <w:t xml:space="preserve">Shi </w:t>
+      </w:r>
       <w:r>
         <w:rPr>
           <w:rFonts w:ascii="Times New Roman" w:eastAsia="Times New Roman" w:hAnsi="Times New Roman" w:cs="Times New Roman"/>
           <w:i/>
           <w:iCs/>
           <w:kern w:val="0"/>
-          <w:lang w:eastAsia="pt-PT"/>
-          <w14:ligatures w14:val="none"/>
-        </w:rPr>
-        <w:t xml:space="preserve"> </w:t>
-      </w:r>
-      <w:proofErr w:type="spellStart"/>
-      <w:r>
-        <w:rPr>
-          <w:rFonts w:ascii="Times New Roman" w:eastAsia="Times New Roman" w:hAnsi="Times New Roman" w:cs="Times New Roman"/>
-          <w:i/>
-          <w:iCs/>
-          <w:kern w:val="0"/>
-          <w:lang w:eastAsia="pt-PT"/>
-          <w14:ligatures w14:val="none"/>
-        </w:rPr>
-        <w:t>detection</w:t>
-      </w:r>
-      <w:proofErr w:type="spellEnd"/>
-      <w:r>
-        <w:rPr>
-          <w:rFonts w:ascii="Times New Roman" w:eastAsia="Times New Roman" w:hAnsi="Times New Roman" w:cs="Times New Roman"/>
-          <w:kern w:val="0"/>
-          <w:lang w:eastAsia="pt-PT"/>
-          <w14:ligatures w14:val="none"/>
-        </w:rPr>
-        <w:t xml:space="preserve">), aplicada ainda em fase de projeto, reduz significativamente os erros que no método tradicional apenas seriam identificados em obra </w:t>
-      </w:r>
-      <w:r>
-        <w:rPr>
-          <w:rFonts w:ascii="Times New Roman" w:eastAsia="Times New Roman" w:hAnsi="Times New Roman" w:cs="Times New Roman"/>
-          <w:kern w:val="0"/>
           <w:highlight w:val="yellow"/>
           <w:lang w:eastAsia="pt-PT"/>
           <w14:ligatures w14:val="none"/>
         </w:rPr>
-        <w:t>[</w:t>
-      </w:r>
-      <w:proofErr w:type="spellStart"/>
-      <w:r>
-        <w:rPr>
-          <w:rFonts w:ascii="Times New Roman" w:eastAsia="Times New Roman" w:hAnsi="Times New Roman" w:cs="Times New Roman"/>
-          <w:kern w:val="0"/>
-          <w:highlight w:val="yellow"/>
-          <w:lang w:eastAsia="pt-PT"/>
-          <w14:ligatures w14:val="none"/>
-        </w:rPr>
-        <w:t>Du</w:t>
-      </w:r>
-      <w:proofErr w:type="spellEnd"/>
-      <w:r>
-        <w:rPr>
-          <w:rFonts w:ascii="Times New Roman" w:eastAsia="Times New Roman" w:hAnsi="Times New Roman" w:cs="Times New Roman"/>
-          <w:kern w:val="0"/>
-          <w:highlight w:val="yellow"/>
-          <w:lang w:eastAsia="pt-PT"/>
-          <w14:ligatures w14:val="none"/>
-        </w:rPr>
-        <w:t xml:space="preserve"> &amp; Min, 2025].</w:t>
-      </w:r>
-    </w:p>
-    <w:p>
-      <w:pPr>
-        <w:spacing w:after="120" w:line="360" w:lineRule="auto"/>
-        <w:jc w:val="both"/>
-        <w:rPr>
-          <w:rFonts w:ascii="Times New Roman" w:hAnsi="Times New Roman" w:cs="Times New Roman"/>
-        </w:rPr>
-      </w:pPr>
-      <w:r>
-        <w:rPr>
-          <w:rFonts w:ascii="Times New Roman" w:eastAsia="Times New Roman" w:hAnsi="Times New Roman" w:cs="Times New Roman"/>
-          <w:kern w:val="0"/>
-          <w:lang w:eastAsia="pt-PT"/>
-          <w14:ligatures w14:val="none"/>
-        </w:rPr>
-        <w:t xml:space="preserve">Na produção de documentação, o BIM permite que os conjuntos de desenhos de cada especialidade sejam diretamente criados a partir do modelo. Como todos os intervenientes trabalham sobre a mesma fonte de informação, as peças desenhadas refletem sempre o estado atual do modelo, dificultando inconsistências. Do ponto de vista da eficiência, a centralização da informação e a </w:t>
-      </w:r>
-      <w:r>
-        <w:rPr>
-          <w:rFonts w:ascii="Times New Roman" w:eastAsia="Times New Roman" w:hAnsi="Times New Roman" w:cs="Times New Roman"/>
-          <w:kern w:val="0"/>
-          <w:lang w:eastAsia="pt-PT"/>
-          <w14:ligatures w14:val="none"/>
-        </w:rPr>
-        <w:lastRenderedPageBreak/>
-        <w:t xml:space="preserve">propagação automática de alterações permitem que equipas mais compactas realizem mais trabalho com menor probabilidade de erro, traduzindo-se numa redução direta dos custos de engenharia.  </w:t>
-      </w:r>
-      <w:r>
-        <w:rPr>
-          <w:rFonts w:ascii="Times New Roman" w:eastAsia="Times New Roman" w:hAnsi="Times New Roman" w:cs="Times New Roman"/>
-          <w:kern w:val="0"/>
-          <w:highlight w:val="yellow"/>
-          <w:lang w:eastAsia="pt-PT"/>
-          <w14:ligatures w14:val="none"/>
-        </w:rPr>
-        <w:t xml:space="preserve">[Redmond, 2022; </w:t>
-      </w:r>
-      <w:proofErr w:type="spellStart"/>
-      <w:r>
-        <w:rPr>
-          <w:rFonts w:ascii="Times New Roman" w:eastAsia="Times New Roman" w:hAnsi="Times New Roman" w:cs="Times New Roman"/>
-          <w:kern w:val="0"/>
-          <w:highlight w:val="yellow"/>
-          <w:lang w:eastAsia="pt-PT"/>
-          <w14:ligatures w14:val="none"/>
-        </w:rPr>
-        <w:t>Kokorus</w:t>
-      </w:r>
-      <w:proofErr w:type="spellEnd"/>
-      <w:r>
-        <w:rPr>
-          <w:rFonts w:ascii="Times New Roman" w:eastAsia="Times New Roman" w:hAnsi="Times New Roman" w:cs="Times New Roman"/>
-          <w:kern w:val="0"/>
-          <w:highlight w:val="yellow"/>
-          <w:lang w:eastAsia="pt-PT"/>
-          <w14:ligatures w14:val="none"/>
-        </w:rPr>
-        <w:t xml:space="preserve"> </w:t>
-      </w:r>
-      <w:proofErr w:type="spellStart"/>
-      <w:r>
-        <w:rPr>
-          <w:rFonts w:ascii="Times New Roman" w:eastAsia="Times New Roman" w:hAnsi="Times New Roman" w:cs="Times New Roman"/>
-          <w:i/>
-          <w:iCs/>
-          <w:kern w:val="0"/>
-          <w:highlight w:val="yellow"/>
-          <w:lang w:eastAsia="pt-PT"/>
-          <w14:ligatures w14:val="none"/>
-        </w:rPr>
-        <w:t>et</w:t>
-      </w:r>
-      <w:proofErr w:type="spellEnd"/>
-      <w:r>
-        <w:rPr>
-          <w:rFonts w:ascii="Times New Roman" w:eastAsia="Times New Roman" w:hAnsi="Times New Roman" w:cs="Times New Roman"/>
-          <w:i/>
-          <w:iCs/>
-          <w:kern w:val="0"/>
-          <w:highlight w:val="yellow"/>
-          <w:lang w:eastAsia="pt-PT"/>
-          <w14:ligatures w14:val="none"/>
-        </w:rPr>
-        <w:t xml:space="preserve"> al</w:t>
-      </w:r>
-      <w:r>
-        <w:rPr>
-          <w:rFonts w:ascii="Times New Roman" w:eastAsia="Times New Roman" w:hAnsi="Times New Roman" w:cs="Times New Roman"/>
-          <w:kern w:val="0"/>
-          <w:highlight w:val="yellow"/>
-          <w:lang w:eastAsia="pt-PT"/>
-          <w14:ligatures w14:val="none"/>
-        </w:rPr>
-        <w:t>., 2016]</w:t>
-      </w:r>
-      <w:r>
-        <w:rPr>
-          <w:rFonts w:ascii="Times New Roman" w:eastAsia="Times New Roman" w:hAnsi="Times New Roman" w:cs="Times New Roman"/>
-          <w:kern w:val="0"/>
-          <w:lang w:eastAsia="pt-PT"/>
-          <w14:ligatures w14:val="none"/>
-        </w:rPr>
-        <w:t>.</w:t>
-      </w:r>
-    </w:p>
-    <w:p>
-      <w:pPr>
-        <w:spacing w:after="120" w:line="360" w:lineRule="auto"/>
-        <w:jc w:val="both"/>
-        <w:rPr>
-          <w:rFonts w:ascii="Times New Roman" w:hAnsi="Times New Roman" w:cs="Times New Roman"/>
-        </w:rPr>
-      </w:pPr>
-      <w:r>
-        <w:rPr>
-          <w:rFonts w:ascii="Times New Roman" w:eastAsia="Times New Roman" w:hAnsi="Times New Roman" w:cs="Times New Roman"/>
-          <w:kern w:val="0"/>
-          <w:lang w:eastAsia="pt-PT"/>
-          <w14:ligatures w14:val="none"/>
-        </w:rPr>
-        <w:t xml:space="preserve">A possibilidade de visualizar a totalidade da subestação antes de qualquer obra física ter dado início constitui uma vantagem que beneficia todas as partes envolvidas no processo. Um aspeto determinante para a aplicação eficiente do BIM ao projeto de subestações reside na constituição de famílias. A modelação destas instalações exige uma biblioteca de objetos paramétricos que representem os equipamentos elétricos — transformadores, disjuntores, barramentos, entre outros reutilizáveis em projetos distintos </w:t>
-      </w:r>
-      <w:r>
-        <w:rPr>
-          <w:rFonts w:ascii="Times New Roman" w:eastAsia="Times New Roman" w:hAnsi="Times New Roman" w:cs="Times New Roman"/>
-          <w:kern w:val="0"/>
-          <w:highlight w:val="yellow"/>
-          <w:lang w:eastAsia="pt-PT"/>
-          <w14:ligatures w14:val="none"/>
-        </w:rPr>
-        <w:t>[</w:t>
-      </w:r>
-      <w:proofErr w:type="spellStart"/>
-      <w:r>
-        <w:rPr>
-          <w:rFonts w:ascii="Times New Roman" w:eastAsia="Times New Roman" w:hAnsi="Times New Roman" w:cs="Times New Roman"/>
-          <w:kern w:val="0"/>
-          <w:highlight w:val="yellow"/>
-          <w:lang w:eastAsia="pt-PT"/>
-          <w14:ligatures w14:val="none"/>
-        </w:rPr>
-        <w:t>Du</w:t>
-      </w:r>
-      <w:proofErr w:type="spellEnd"/>
-      <w:r>
-        <w:rPr>
-          <w:rFonts w:ascii="Times New Roman" w:eastAsia="Times New Roman" w:hAnsi="Times New Roman" w:cs="Times New Roman"/>
-          <w:kern w:val="0"/>
-          <w:highlight w:val="yellow"/>
-          <w:lang w:eastAsia="pt-PT"/>
-          <w14:ligatures w14:val="none"/>
-        </w:rPr>
-        <w:t xml:space="preserve"> &amp; Min, 2025]</w:t>
-      </w:r>
-      <w:r>
-        <w:rPr>
-          <w:rFonts w:ascii="Times New Roman" w:eastAsia="Times New Roman" w:hAnsi="Times New Roman" w:cs="Times New Roman"/>
-          <w:kern w:val="0"/>
-          <w:lang w:eastAsia="pt-PT"/>
-          <w14:ligatures w14:val="none"/>
-        </w:rPr>
-        <w:t>. A organização destes componentes numa biblioteca estruturada permite acelerar significativamente a modelação e assegurar a coerência entre projetos. A constituição desta biblioteca exige, contudo, um esforço inicial considerável, sobretudo pela necessidade de associar a cada objeto a informação técnica que caracteriza o equipamento, tarefa cuja complexidade é acrescida pelas limitações dos parâmetros nativos das ferramentas de modelação</w:t>
-      </w:r>
-      <w:r>
-        <w:rPr>
-          <w:rFonts w:ascii="Times New Roman" w:eastAsia="Times New Roman" w:hAnsi="Times New Roman" w:cs="Times New Roman"/>
-          <w:kern w:val="0"/>
-          <w:shd w:val="clear" w:color="auto" w:fill="FFFF00"/>
-          <w:lang w:eastAsia="pt-PT"/>
-          <w14:ligatures w14:val="none"/>
-        </w:rPr>
-        <w:t xml:space="preserve"> </w:t>
-      </w:r>
-      <w:r>
-        <w:rPr>
-          <w:rFonts w:ascii="Times New Roman" w:eastAsia="Times New Roman" w:hAnsi="Times New Roman" w:cs="Times New Roman"/>
-          <w:kern w:val="0"/>
-          <w:highlight w:val="yellow"/>
-          <w:shd w:val="clear" w:color="auto" w:fill="FFFF00"/>
-          <w:lang w:eastAsia="pt-PT"/>
-          <w14:ligatures w14:val="none"/>
-        </w:rPr>
-        <w:t>[</w:t>
-      </w:r>
-      <w:proofErr w:type="spellStart"/>
-      <w:r>
-        <w:rPr>
-          <w:rFonts w:ascii="Times New Roman" w:eastAsia="Times New Roman" w:hAnsi="Times New Roman" w:cs="Times New Roman"/>
-          <w:kern w:val="0"/>
-          <w:highlight w:val="yellow"/>
-          <w:lang w:eastAsia="pt-PT"/>
-          <w14:ligatures w14:val="none"/>
-        </w:rPr>
-        <w:t>Shi</w:t>
-      </w:r>
-      <w:proofErr w:type="spellEnd"/>
-      <w:r>
-        <w:rPr>
-          <w:rFonts w:ascii="Times New Roman" w:eastAsia="Times New Roman" w:hAnsi="Times New Roman" w:cs="Times New Roman"/>
-          <w:kern w:val="0"/>
-          <w:highlight w:val="yellow"/>
-          <w:lang w:eastAsia="pt-PT"/>
-          <w14:ligatures w14:val="none"/>
-        </w:rPr>
-        <w:t xml:space="preserve"> </w:t>
-      </w:r>
-      <w:proofErr w:type="spellStart"/>
-      <w:r>
-        <w:rPr>
-          <w:rFonts w:ascii="Times New Roman" w:eastAsia="Times New Roman" w:hAnsi="Times New Roman" w:cs="Times New Roman"/>
-          <w:i/>
-          <w:iCs/>
-          <w:kern w:val="0"/>
-          <w:highlight w:val="yellow"/>
-          <w:lang w:eastAsia="pt-PT"/>
-          <w14:ligatures w14:val="none"/>
-        </w:rPr>
-        <w:t>et</w:t>
-      </w:r>
-      <w:proofErr w:type="spellEnd"/>
-      <w:r>
-        <w:rPr>
-          <w:rFonts w:ascii="Times New Roman" w:eastAsia="Times New Roman" w:hAnsi="Times New Roman" w:cs="Times New Roman"/>
-          <w:i/>
-          <w:iCs/>
-          <w:kern w:val="0"/>
-          <w:highlight w:val="yellow"/>
-          <w:lang w:eastAsia="pt-PT"/>
-          <w14:ligatures w14:val="none"/>
-        </w:rPr>
-        <w:t xml:space="preserve"> al</w:t>
+        <w:t>et al</w:t>
       </w:r>
       <w:r>
         <w:rPr>
@@ -10351,16 +9426,40 @@
           <w:lang w:eastAsia="pt-PT"/>
           <w14:ligatures w14:val="none"/>
         </w:rPr>
-        <w:t>. No domínio da aparelhagem de manobra e comando, a série de normas IEC 62271 reveste-se de particular importância. A norma IEC 62271-1 define os requisitos comuns à aparelhagem de alta tensão, enquanto a IEC 62271-200 se aplica especificamente à aparelhagem sob invólucro metálico para tensões compreendidas entre 1 kV e 52 kV, característica dos quadros de média tensão. Por seu turno, a IEC 62271-203 regula a aparelhagem isolada a gás (GIS), estabelecendo os requisitos aplicáveis às instalações encapsuladas em invólucro metálico preenchido com gás isolante</w:t>
-      </w:r>
-      <w:r>
-        <w:rPr>
-          <w:rFonts w:ascii="Times New Roman" w:eastAsia="Times New Roman" w:hAnsi="Times New Roman" w:cs="Times New Roman"/>
-          <w:kern w:val="0"/>
+        <w:t xml:space="preserve">. </w:t>
+      </w:r>
+      <w:commentRangeStart w:id="30"/>
+      <w:r>
+        <w:rPr>
+          <w:rFonts w:ascii="Times New Roman" w:eastAsia="Times New Roman" w:hAnsi="Times New Roman" w:cs="Times New Roman"/>
+          <w:kern w:val="0"/>
+          <w:lang w:eastAsia="pt-PT"/>
+          <w14:ligatures w14:val="none"/>
+        </w:rPr>
+        <w:t>No domínio da aparelhagem de manobra e comando, a série de normas IEC 62271 reveste-se de particular importância. A norma IEC 62271-1 define os requisitos comuns à aparelhagem de alta tensão, enquanto a IEC 62271-200 se aplica especificamente à aparelhagem sob invólucro metálico para tensões compreendidas entre 1 kV e 52 kV, característica dos quadros de média tensão. Por seu turno, a IEC 62271-203 regula a aparelhagem isolada a gás (GIS), estabelecendo os requisitos aplicáveis às instalações encapsuladas em invólucro metálico preenchido com gás isolante</w:t>
+      </w:r>
+      <w:commentRangeEnd w:id="30"/>
+      <w:r>
+        <w:rPr>
+          <w:rStyle w:val="Refdecomentrio"/>
+          <w:rFonts w:ascii="Times New Roman" w:eastAsia="Times New Roman" w:hAnsi="Times New Roman" w:cs="Times New Roman"/>
+          <w:kern w:val="0"/>
+          <w:sz w:val="24"/>
+          <w:szCs w:val="24"/>
           <w:shd w:val="clear" w:color="auto" w:fill="FFFF00"/>
           <w:lang w:eastAsia="pt-PT"/>
           <w14:ligatures w14:val="none"/>
         </w:rPr>
+        <w:commentReference w:id="30"/>
+      </w:r>
+      <w:r>
+        <w:rPr>
+          <w:rFonts w:ascii="Times New Roman" w:eastAsia="Times New Roman" w:hAnsi="Times New Roman" w:cs="Times New Roman"/>
+          <w:kern w:val="0"/>
+          <w:shd w:val="clear" w:color="auto" w:fill="FFFF00"/>
+          <w:lang w:eastAsia="pt-PT"/>
+          <w14:ligatures w14:val="none"/>
+        </w:rPr>
         <w:t>[Bolotinha, 2019a].</w:t>
       </w:r>
     </w:p>
@@ -10375,6 +9474,7 @@
           <w14:ligatures w14:val="none"/>
         </w:rPr>
       </w:pPr>
+      <w:commentRangeStart w:id="31"/>
       <w:r>
         <w:rPr>
           <w:rFonts w:ascii="Times New Roman" w:eastAsia="Times New Roman" w:hAnsi="Times New Roman" w:cs="Times New Roman"/>
@@ -10385,14 +9485,28 @@
         <w:lastRenderedPageBreak/>
         <w:t xml:space="preserve">A nível nacional, o projeto de subestações encontra-se sujeito à regulamentação portuguesa aplicável às instalações elétricas de alta tensão, designadamente o Regulamento de Segurança de Subestações e Postos de Transformação e de Seccionamento (RSSPTS), aprovado pelo Decreto n.º 42895, de 31 de março de 1960, e posteriormente atualizado pelos Decretos Regulamentares n.º 14/77 e n.º 56/85 </w:t>
       </w:r>
-      <w:r>
-        <w:rPr>
-          <w:rFonts w:ascii="Times New Roman" w:eastAsia="Times New Roman" w:hAnsi="Times New Roman" w:cs="Times New Roman"/>
-          <w:kern w:val="0"/>
+      <w:commentRangeEnd w:id="31"/>
+      <w:r>
+        <w:rPr>
+          <w:rStyle w:val="Refdecomentrio"/>
+          <w:rFonts w:ascii="Times New Roman" w:eastAsia="Times New Roman" w:hAnsi="Times New Roman" w:cs="Times New Roman"/>
+          <w:kern w:val="0"/>
+          <w:sz w:val="24"/>
+          <w:szCs w:val="24"/>
           <w:highlight w:val="yellow"/>
           <w:lang w:eastAsia="pt-PT"/>
           <w14:ligatures w14:val="none"/>
         </w:rPr>
+        <w:commentReference w:id="31"/>
+      </w:r>
+      <w:r>
+        <w:rPr>
+          <w:rFonts w:ascii="Times New Roman" w:eastAsia="Times New Roman" w:hAnsi="Times New Roman" w:cs="Times New Roman"/>
+          <w:kern w:val="0"/>
+          <w:highlight w:val="yellow"/>
+          <w:lang w:eastAsia="pt-PT"/>
+          <w14:ligatures w14:val="none"/>
+        </w:rPr>
         <w:t>[RSSPTS, 1960]</w:t>
       </w:r>
       <w:r>
@@ -10404,7 +9518,6 @@
         </w:rPr>
         <w:t xml:space="preserve">. Este regulamento fixa as condições técnicas a que devem obedecer o estabelecimento e a exploração das instalações elétricas em causa, com vista à proteção de pessoas e bens e à salvaguarda dos interesses coletivos. No âmbito de projetos desenvolvidos para o mercado do Reino Unido, como sucede nos trabalhos realizados para a </w:t>
       </w:r>
-      <w:proofErr w:type="spellStart"/>
       <w:r>
         <w:rPr>
           <w:rFonts w:ascii="Times New Roman" w:eastAsia="Times New Roman" w:hAnsi="Times New Roman" w:cs="Times New Roman"/>
@@ -10414,76 +9527,39 @@
           <w:lang w:eastAsia="pt-PT"/>
           <w14:ligatures w14:val="none"/>
         </w:rPr>
-        <w:t>Scottish</w:t>
-      </w:r>
-      <w:proofErr w:type="spellEnd"/>
-      <w:r>
-        <w:rPr>
-          <w:rFonts w:ascii="Times New Roman" w:eastAsia="Times New Roman" w:hAnsi="Times New Roman" w:cs="Times New Roman"/>
-          <w:i/>
-          <w:iCs/>
-          <w:kern w:val="0"/>
-          <w:lang w:eastAsia="pt-PT"/>
-          <w14:ligatures w14:val="none"/>
-        </w:rPr>
-        <w:t xml:space="preserve"> </w:t>
-      </w:r>
-      <w:proofErr w:type="spellStart"/>
-      <w:r>
-        <w:rPr>
-          <w:rFonts w:ascii="Times New Roman" w:eastAsia="Times New Roman" w:hAnsi="Times New Roman" w:cs="Times New Roman"/>
-          <w:i/>
-          <w:iCs/>
-          <w:kern w:val="0"/>
-          <w:lang w:eastAsia="pt-PT"/>
-          <w14:ligatures w14:val="none"/>
-        </w:rPr>
-        <w:t>and</w:t>
-      </w:r>
-      <w:proofErr w:type="spellEnd"/>
-      <w:r>
-        <w:rPr>
-          <w:rFonts w:ascii="Times New Roman" w:eastAsia="Times New Roman" w:hAnsi="Times New Roman" w:cs="Times New Roman"/>
-          <w:i/>
-          <w:iCs/>
-          <w:kern w:val="0"/>
-          <w:lang w:eastAsia="pt-PT"/>
-          <w14:ligatures w14:val="none"/>
-        </w:rPr>
-        <w:t xml:space="preserve"> Southern </w:t>
-      </w:r>
-      <w:proofErr w:type="spellStart"/>
-      <w:r>
-        <w:rPr>
-          <w:rFonts w:ascii="Times New Roman" w:eastAsia="Times New Roman" w:hAnsi="Times New Roman" w:cs="Times New Roman"/>
-          <w:i/>
-          <w:iCs/>
-          <w:kern w:val="0"/>
-          <w:lang w:eastAsia="pt-PT"/>
-          <w14:ligatures w14:val="none"/>
-        </w:rPr>
-        <w:t>Electricity</w:t>
-      </w:r>
-      <w:proofErr w:type="spellEnd"/>
-      <w:r>
-        <w:rPr>
-          <w:rFonts w:ascii="Times New Roman" w:eastAsia="Times New Roman" w:hAnsi="Times New Roman" w:cs="Times New Roman"/>
-          <w:i/>
-          <w:iCs/>
-          <w:kern w:val="0"/>
-          <w:lang w:eastAsia="pt-PT"/>
-          <w14:ligatures w14:val="none"/>
-        </w:rPr>
-        <w:t xml:space="preserve"> Networks </w:t>
-      </w:r>
-      <w:r>
-        <w:rPr>
-          <w:rFonts w:ascii="Times New Roman" w:eastAsia="Times New Roman" w:hAnsi="Times New Roman" w:cs="Times New Roman"/>
-          <w:kern w:val="0"/>
-          <w:lang w:eastAsia="pt-PT"/>
-          <w14:ligatures w14:val="none"/>
-        </w:rPr>
-        <w:t>(SSEN), é igualmente aplicável a norma britânica BS EN 61936-1, que corresponde à transposição da norma europeia equivalente.</w:t>
+        <w:t xml:space="preserve">Scottish and Southern Electricity Networks </w:t>
+      </w:r>
+      <w:r>
+        <w:rPr>
+          <w:rFonts w:ascii="Times New Roman" w:eastAsia="Times New Roman" w:hAnsi="Times New Roman" w:cs="Times New Roman"/>
+          <w:kern w:val="0"/>
+          <w:lang w:eastAsia="pt-PT"/>
+          <w14:ligatures w14:val="none"/>
+        </w:rPr>
+        <w:t xml:space="preserve">(SSEN), é igualmente aplicável a norma </w:t>
+      </w:r>
+      <w:commentRangeStart w:id="32"/>
+      <w:r>
+        <w:rPr>
+          <w:rFonts w:ascii="Times New Roman" w:eastAsia="Times New Roman" w:hAnsi="Times New Roman" w:cs="Times New Roman"/>
+          <w:kern w:val="0"/>
+          <w:lang w:eastAsia="pt-PT"/>
+          <w14:ligatures w14:val="none"/>
+        </w:rPr>
+        <w:t>britânica BS EN 61936-1, que corresponde à transposição da norma europeia equivalente.</w:t>
+      </w:r>
+      <w:commentRangeEnd w:id="32"/>
+      <w:r>
+        <w:rPr>
+          <w:rStyle w:val="Refdecomentrio"/>
+          <w:rFonts w:ascii="Times New Roman" w:eastAsia="Times New Roman" w:hAnsi="Times New Roman" w:cs="Times New Roman"/>
+          <w:kern w:val="0"/>
+          <w:sz w:val="24"/>
+          <w:szCs w:val="24"/>
+          <w:lang w:eastAsia="pt-PT"/>
+          <w14:ligatures w14:val="none"/>
+        </w:rPr>
+        <w:commentReference w:id="32"/>
       </w:r>
     </w:p>
     <w:p>
@@ -10668,7 +9744,7 @@
           <w14:ligatures w14:val="none"/>
         </w:rPr>
       </w:pPr>
-      <w:bookmarkStart w:id="30" w:name="_Toc232377616"/>
+      <w:bookmarkStart w:id="33" w:name="_Toc232377616"/>
       <w:r>
         <w:rPr>
           <w:rFonts w:ascii="Times New Roman" w:eastAsia="Times New Roman" w:hAnsi="Times New Roman" w:cs="Times New Roman"/>
@@ -10681,24 +9757,9 @@
           <w14:ligatures w14:val="none"/>
         </w:rPr>
         <w:lastRenderedPageBreak/>
-        <w:t xml:space="preserve">Evolução e desenvolvimento de competências no </w:t>
-      </w:r>
-      <w:proofErr w:type="spellStart"/>
-      <w:r>
-        <w:rPr>
-          <w:rFonts w:ascii="Times New Roman" w:eastAsia="Times New Roman" w:hAnsi="Times New Roman" w:cs="Times New Roman"/>
-          <w:b/>
-          <w:bCs/>
-          <w:kern w:val="36"/>
-          <w:sz w:val="28"/>
-          <w:szCs w:val="28"/>
-          <w:lang w:eastAsia="pt-PT"/>
-          <w14:ligatures w14:val="none"/>
-        </w:rPr>
-        <w:t>Revit</w:t>
-      </w:r>
-      <w:bookmarkEnd w:id="30"/>
-      <w:proofErr w:type="spellEnd"/>
+        <w:t>Evolução e desenvolvimento de competências no Revit</w:t>
+      </w:r>
+      <w:bookmarkEnd w:id="33"/>
     </w:p>
     <w:p>
       <w:pPr>
@@ -10721,7 +9782,7 @@
           <w14:ligatures w14:val="none"/>
         </w:rPr>
       </w:pPr>
-      <w:bookmarkStart w:id="31" w:name="_Toc232377617"/>
+      <w:bookmarkStart w:id="34" w:name="_Toc232377617"/>
       <w:r>
         <w:rPr>
           <w:rFonts w:ascii="Times New Roman" w:eastAsia="Times New Roman" w:hAnsi="Times New Roman" w:cs="Times New Roman"/>
@@ -10733,7 +9794,7 @@
         </w:rPr>
         <w:t>Introdução à ferramenta e primeiros desafios</w:t>
       </w:r>
-      <w:bookmarkEnd w:id="31"/>
+      <w:bookmarkEnd w:id="34"/>
     </w:p>
     <w:p>
       <w:pPr>
@@ -10749,332 +9810,112 @@
         </w:rPr>
         <w:t>Apresenta-se uma ferramenta de modelação tridimensional integrada no conceito BIM (</w:t>
       </w:r>
-      <w:proofErr w:type="spellStart"/>
       <w:r>
         <w:rPr>
           <w:rFonts w:ascii="Times New Roman" w:hAnsi="Times New Roman" w:cs="Times New Roman"/>
           <w:i/>
           <w:iCs/>
         </w:rPr>
-        <w:t>Building</w:t>
-      </w:r>
-      <w:proofErr w:type="spellEnd"/>
+        <w:t>Building Information Modeling</w:t>
+      </w:r>
       <w:r>
         <w:rPr>
           <w:rFonts w:ascii="Times New Roman" w:hAnsi="Times New Roman" w:cs="Times New Roman"/>
-          <w:i/>
-          <w:iCs/>
+        </w:rPr>
+        <w:t>), amplamente utilizada em projetos de engenharia e arquitetura. Ao contrário do AutoCAD, não opera sobre ficheiros de linhas e geometrias independentes, mas sobre um modelo centralizado no qual cada elemento possui atributos técnicos associados, dimensões, materiais, referências de fabricante. Esta diferença fundamental implica uma mudança de abordagem, enquanto, no AutoCAD o trabalho é essencialmente bidimensional e organizado por vistas independentes, o modelo é tridimensional e único, e as diversas vistas como plantas, cortes, elevações são geradas automaticamente a partir desse modelo.</w:t>
+      </w:r>
+    </w:p>
+    <w:p>
+      <w:pPr>
+        <w:spacing w:after="120" w:line="360" w:lineRule="auto"/>
+        <w:jc w:val="both"/>
+        <w:rPr>
+          <w:rFonts w:ascii="Times New Roman" w:eastAsia="Times New Roman" w:hAnsi="Times New Roman" w:cs="Times New Roman"/>
+          <w:kern w:val="0"/>
+          <w:lang w:eastAsia="pt-PT"/>
+          <w14:ligatures w14:val="none"/>
+        </w:rPr>
+      </w:pPr>
+      <w:r>
+        <w:rPr>
+          <w:rFonts w:ascii="Times New Roman" w:eastAsia="Times New Roman" w:hAnsi="Times New Roman" w:cs="Times New Roman"/>
+          <w:kern w:val="0"/>
+          <w:lang w:eastAsia="pt-PT"/>
+          <w14:ligatures w14:val="none"/>
+        </w:rPr>
+        <w:t xml:space="preserve">Numa fase inicial de aprendizagem, é comum </w:t>
+      </w:r>
+      <w:r>
+        <w:rPr>
+          <w:rFonts w:ascii="Times New Roman" w:eastAsia="Times New Roman" w:hAnsi="Times New Roman" w:cs="Times New Roman"/>
+          <w:kern w:val="0"/>
+          <w:lang w:eastAsia="pt-PT"/>
+          <w14:ligatures w14:val="none"/>
+        </w:rPr>
+        <w:t>recorrer-se</w:t>
+      </w:r>
+      <w:r>
+        <w:rPr>
+          <w:rFonts w:ascii="Times New Roman" w:eastAsia="Times New Roman" w:hAnsi="Times New Roman" w:cs="Times New Roman"/>
+          <w:kern w:val="0"/>
+          <w:lang w:eastAsia="pt-PT"/>
+          <w14:ligatures w14:val="none"/>
+        </w:rPr>
+        <w:t xml:space="preserve"> ao AutoCAD como ponto de partida para a modelação no Revit, processo típico que consiste em desenvolver o elemento</w:t>
+      </w:r>
+      <w:r>
+        <w:rPr>
+          <w:rFonts w:ascii="Times New Roman" w:eastAsia="Times New Roman" w:hAnsi="Times New Roman" w:cs="Times New Roman"/>
+          <w:kern w:val="0"/>
+          <w:lang w:eastAsia="pt-PT"/>
+          <w14:ligatures w14:val="none"/>
         </w:rPr>
         <w:t xml:space="preserve"> </w:t>
       </w:r>
-      <w:proofErr w:type="spellStart"/>
-      <w:r>
+      <w:r>
+        <w:rPr>
+          <w:rFonts w:ascii="Times New Roman" w:eastAsia="Times New Roman" w:hAnsi="Times New Roman" w:cs="Times New Roman"/>
+          <w:kern w:val="0"/>
+          <w:lang w:eastAsia="pt-PT"/>
+          <w14:ligatures w14:val="none"/>
+        </w:rPr>
+        <w:t xml:space="preserve">a duas dimensões, ao definir as vistas com rigor, e posteriormente construir uma perspetiva tridimensional no próprio AutoCAD como referência visual. Este modelo de referência é então utilizado como base para a modelação no Revit, sendo assim importando para o mesmo, onde o utilizador navega entre as seis vistas disponiveis e vai desenhando por cima, desse esboço, ajustando as geometrias até obter o elemento pretendido. Esta abordagem, embora eficaz para quem está a iniciar o contacto com a ferramenta, revela-se progressivamente demorada, e à medida que o utilizador consolida o domínio, tende a abandoná-la em favor da modelação direta na ferramenta. Com a prática, o utilizador passa a trabalhar diretamente, construindo as geometrias a partir de perfis bidimensionais desenhados nos planos de referência da própria ferramenta, que são depois convertidos em volumes tridimensionais, esta é, de facto, a lógica central do Revit. </w:t>
+      </w:r>
+    </w:p>
+    <w:p>
+      <w:pPr>
+        <w:spacing w:after="120" w:line="360" w:lineRule="auto"/>
+        <w:jc w:val="both"/>
+        <w:rPr>
+          <w:rFonts w:ascii="Times New Roman" w:eastAsia="Times New Roman" w:hAnsi="Times New Roman" w:cs="Times New Roman"/>
+          <w:kern w:val="0"/>
+          <w:lang w:eastAsia="pt-PT"/>
+          <w14:ligatures w14:val="none"/>
+        </w:rPr>
+      </w:pPr>
+      <w:r>
+        <w:rPr>
+          <w:rFonts w:ascii="Times New Roman" w:eastAsia="Times New Roman" w:hAnsi="Times New Roman" w:cs="Times New Roman"/>
+          <w:kern w:val="0"/>
+          <w:lang w:eastAsia="pt-PT"/>
+          <w14:ligatures w14:val="none"/>
+        </w:rPr>
+        <w:t>A geometria 3D resulta da operação sobre perfis 2D definidos em planos de trabalho, todos os elementos modelados no Revit são organizados sob o conceito de família, um objeto paramétrico reutilizável ou não, com geometria e parâmetros definidos, que pode ser instanciado múltiplas vezes num projeto ou com diferentes tipos transportados entre vários projetos. A distinção entre família e modelo de projeto é um dos primeiros conceitos que o utilizador tem de assimilar, e a sua compreensão plena apenas se consolida com o uso diário da ferramenta.</w:t>
+      </w:r>
+    </w:p>
+    <w:p>
+      <w:pPr>
+        <w:spacing w:after="120" w:line="360" w:lineRule="auto"/>
+        <w:jc w:val="both"/>
         <w:rPr>
           <w:rFonts w:ascii="Times New Roman" w:hAnsi="Times New Roman" w:cs="Times New Roman"/>
-          <w:i/>
-          <w:iCs/>
-        </w:rPr>
-        <w:t>Information</w:t>
-      </w:r>
-      <w:proofErr w:type="spellEnd"/>
+        </w:rPr>
+      </w:pPr>
       <w:r>
         <w:rPr>
           <w:rFonts w:ascii="Times New Roman" w:hAnsi="Times New Roman" w:cs="Times New Roman"/>
-          <w:i/>
-          <w:iCs/>
-        </w:rPr>
-        <w:t xml:space="preserve"> </w:t>
-      </w:r>
-      <w:proofErr w:type="spellStart"/>
-      <w:r>
-        <w:rPr>
-          <w:rFonts w:ascii="Times New Roman" w:hAnsi="Times New Roman" w:cs="Times New Roman"/>
-          <w:i/>
-          <w:iCs/>
-        </w:rPr>
-        <w:t>Modeling</w:t>
-      </w:r>
-      <w:proofErr w:type="spellEnd"/>
-      <w:r>
-        <w:rPr>
-          <w:rFonts w:ascii="Times New Roman" w:hAnsi="Times New Roman" w:cs="Times New Roman"/>
-        </w:rPr>
-        <w:t xml:space="preserve">), amplamente utilizada em projetos de engenharia e arquitetura. Ao contrário do </w:t>
-      </w:r>
-      <w:proofErr w:type="spellStart"/>
-      <w:r>
-        <w:rPr>
-          <w:rFonts w:ascii="Times New Roman" w:hAnsi="Times New Roman" w:cs="Times New Roman"/>
-        </w:rPr>
-        <w:t>AutoCAD</w:t>
-      </w:r>
-      <w:proofErr w:type="spellEnd"/>
-      <w:r>
-        <w:rPr>
-          <w:rFonts w:ascii="Times New Roman" w:hAnsi="Times New Roman" w:cs="Times New Roman"/>
-        </w:rPr>
-        <w:t xml:space="preserve">, não opera sobre ficheiros de linhas e geometrias independentes, mas sobre um modelo centralizado no qual cada elemento possui atributos técnicos associados, dimensões, materiais, referências de fabricante. Esta diferença fundamental implica uma mudança de abordagem, enquanto, no </w:t>
-      </w:r>
-      <w:proofErr w:type="spellStart"/>
-      <w:r>
-        <w:rPr>
-          <w:rFonts w:ascii="Times New Roman" w:hAnsi="Times New Roman" w:cs="Times New Roman"/>
-        </w:rPr>
-        <w:t>AutoCAD</w:t>
-      </w:r>
-      <w:proofErr w:type="spellEnd"/>
-      <w:r>
-        <w:rPr>
-          <w:rFonts w:ascii="Times New Roman" w:hAnsi="Times New Roman" w:cs="Times New Roman"/>
-        </w:rPr>
-        <w:t xml:space="preserve"> o trabalho é essencialmente bidimensional e organizado por vistas independentes, o modelo é tridimensional e único, e as diversas vistas como plantas, cortes, elevações são geradas automaticamente a partir desse modelo.</w:t>
-      </w:r>
-    </w:p>
-    <w:p>
-      <w:pPr>
-        <w:spacing w:after="120" w:line="360" w:lineRule="auto"/>
-        <w:jc w:val="both"/>
-        <w:rPr>
-          <w:rFonts w:ascii="Times New Roman" w:eastAsia="Times New Roman" w:hAnsi="Times New Roman" w:cs="Times New Roman"/>
-          <w:kern w:val="0"/>
-          <w:lang w:eastAsia="pt-PT"/>
-          <w14:ligatures w14:val="none"/>
-        </w:rPr>
-      </w:pPr>
-      <w:r>
-        <w:rPr>
-          <w:rFonts w:ascii="Times New Roman" w:eastAsia="Times New Roman" w:hAnsi="Times New Roman" w:cs="Times New Roman"/>
-          <w:kern w:val="0"/>
-          <w:lang w:eastAsia="pt-PT"/>
-          <w14:ligatures w14:val="none"/>
-        </w:rPr>
-        <w:t xml:space="preserve">Numa fase inicial de aprendizagem, é comum </w:t>
-      </w:r>
-      <w:r>
-        <w:rPr>
-          <w:rFonts w:ascii="Times New Roman" w:eastAsia="Times New Roman" w:hAnsi="Times New Roman" w:cs="Times New Roman"/>
-          <w:kern w:val="0"/>
-          <w:lang w:eastAsia="pt-PT"/>
-          <w14:ligatures w14:val="none"/>
-        </w:rPr>
-        <w:t>recorrer-se</w:t>
-      </w:r>
-      <w:r>
-        <w:rPr>
-          <w:rFonts w:ascii="Times New Roman" w:eastAsia="Times New Roman" w:hAnsi="Times New Roman" w:cs="Times New Roman"/>
-          <w:kern w:val="0"/>
-          <w:lang w:eastAsia="pt-PT"/>
-          <w14:ligatures w14:val="none"/>
-        </w:rPr>
-        <w:t xml:space="preserve"> ao </w:t>
-      </w:r>
-      <w:proofErr w:type="spellStart"/>
-      <w:r>
-        <w:rPr>
-          <w:rFonts w:ascii="Times New Roman" w:eastAsia="Times New Roman" w:hAnsi="Times New Roman" w:cs="Times New Roman"/>
-          <w:kern w:val="0"/>
-          <w:lang w:eastAsia="pt-PT"/>
-          <w14:ligatures w14:val="none"/>
-        </w:rPr>
-        <w:t>AutoCAD</w:t>
-      </w:r>
-      <w:proofErr w:type="spellEnd"/>
-      <w:r>
-        <w:rPr>
-          <w:rFonts w:ascii="Times New Roman" w:eastAsia="Times New Roman" w:hAnsi="Times New Roman" w:cs="Times New Roman"/>
-          <w:kern w:val="0"/>
-          <w:lang w:eastAsia="pt-PT"/>
-          <w14:ligatures w14:val="none"/>
-        </w:rPr>
-        <w:t xml:space="preserve"> como ponto de partida para a modelação no </w:t>
-      </w:r>
-      <w:proofErr w:type="spellStart"/>
-      <w:r>
-        <w:rPr>
-          <w:rFonts w:ascii="Times New Roman" w:eastAsia="Times New Roman" w:hAnsi="Times New Roman" w:cs="Times New Roman"/>
-          <w:kern w:val="0"/>
-          <w:lang w:eastAsia="pt-PT"/>
-          <w14:ligatures w14:val="none"/>
-        </w:rPr>
-        <w:t>Revit</w:t>
-      </w:r>
-      <w:proofErr w:type="spellEnd"/>
-      <w:r>
-        <w:rPr>
-          <w:rFonts w:ascii="Times New Roman" w:eastAsia="Times New Roman" w:hAnsi="Times New Roman" w:cs="Times New Roman"/>
-          <w:kern w:val="0"/>
-          <w:lang w:eastAsia="pt-PT"/>
-          <w14:ligatures w14:val="none"/>
-        </w:rPr>
-        <w:t>, processo típico que consiste em desenvolver o elemento</w:t>
-      </w:r>
-      <w:r>
-        <w:rPr>
-          <w:rFonts w:ascii="Times New Roman" w:eastAsia="Times New Roman" w:hAnsi="Times New Roman" w:cs="Times New Roman"/>
-          <w:kern w:val="0"/>
-          <w:lang w:eastAsia="pt-PT"/>
-          <w14:ligatures w14:val="none"/>
-        </w:rPr>
-        <w:t xml:space="preserve"> </w:t>
-      </w:r>
-      <w:r>
-        <w:rPr>
-          <w:rFonts w:ascii="Times New Roman" w:eastAsia="Times New Roman" w:hAnsi="Times New Roman" w:cs="Times New Roman"/>
-          <w:kern w:val="0"/>
-          <w:lang w:eastAsia="pt-PT"/>
-          <w14:ligatures w14:val="none"/>
-        </w:rPr>
-        <w:t xml:space="preserve">a duas dimensões, ao definir as vistas com rigor, e posteriormente construir uma perspetiva tridimensional no próprio </w:t>
-      </w:r>
-      <w:proofErr w:type="spellStart"/>
-      <w:r>
-        <w:rPr>
-          <w:rFonts w:ascii="Times New Roman" w:eastAsia="Times New Roman" w:hAnsi="Times New Roman" w:cs="Times New Roman"/>
-          <w:kern w:val="0"/>
-          <w:lang w:eastAsia="pt-PT"/>
-          <w14:ligatures w14:val="none"/>
-        </w:rPr>
-        <w:t>AutoCAD</w:t>
-      </w:r>
-      <w:proofErr w:type="spellEnd"/>
-      <w:r>
-        <w:rPr>
-          <w:rFonts w:ascii="Times New Roman" w:eastAsia="Times New Roman" w:hAnsi="Times New Roman" w:cs="Times New Roman"/>
-          <w:kern w:val="0"/>
-          <w:lang w:eastAsia="pt-PT"/>
-          <w14:ligatures w14:val="none"/>
-        </w:rPr>
-        <w:t xml:space="preserve"> como referência visual. Este modelo de referência é então utilizado como base para a modelação no </w:t>
-      </w:r>
-      <w:proofErr w:type="spellStart"/>
-      <w:r>
-        <w:rPr>
-          <w:rFonts w:ascii="Times New Roman" w:eastAsia="Times New Roman" w:hAnsi="Times New Roman" w:cs="Times New Roman"/>
-          <w:kern w:val="0"/>
-          <w:lang w:eastAsia="pt-PT"/>
-          <w14:ligatures w14:val="none"/>
-        </w:rPr>
-        <w:t>Revit</w:t>
-      </w:r>
-      <w:proofErr w:type="spellEnd"/>
-      <w:r>
-        <w:rPr>
-          <w:rFonts w:ascii="Times New Roman" w:eastAsia="Times New Roman" w:hAnsi="Times New Roman" w:cs="Times New Roman"/>
-          <w:kern w:val="0"/>
-          <w:lang w:eastAsia="pt-PT"/>
-          <w14:ligatures w14:val="none"/>
-        </w:rPr>
-        <w:t xml:space="preserve">, sendo assim importando para o mesmo, onde o utilizador navega entre as seis vistas </w:t>
-      </w:r>
-      <w:proofErr w:type="spellStart"/>
-      <w:r>
-        <w:rPr>
-          <w:rFonts w:ascii="Times New Roman" w:eastAsia="Times New Roman" w:hAnsi="Times New Roman" w:cs="Times New Roman"/>
-          <w:kern w:val="0"/>
-          <w:lang w:eastAsia="pt-PT"/>
-          <w14:ligatures w14:val="none"/>
-        </w:rPr>
-        <w:t>disponiveis</w:t>
-      </w:r>
-      <w:proofErr w:type="spellEnd"/>
-      <w:r>
-        <w:rPr>
-          <w:rFonts w:ascii="Times New Roman" w:eastAsia="Times New Roman" w:hAnsi="Times New Roman" w:cs="Times New Roman"/>
-          <w:kern w:val="0"/>
-          <w:lang w:eastAsia="pt-PT"/>
-          <w14:ligatures w14:val="none"/>
-        </w:rPr>
-        <w:t xml:space="preserve"> e vai desenhando por cima, desse esboço, ajustando as geometrias até obter o elemento pretendido. Esta abordagem, embora eficaz para quem está a iniciar o contacto com a ferramenta, revela-se progressivamente demorada, e à medida que o utilizador consolida o domínio, tende a abandoná-la em favor da modelação direta na ferramenta. Com a prática, o utilizador passa a trabalhar diretamente, construindo as geometrias a partir de perfis bidimensionais desenhados nos planos de referência da própria ferramenta, que são depois convertidos em volumes tridimensionais, esta é, de facto, a lógica central do </w:t>
-      </w:r>
-      <w:proofErr w:type="spellStart"/>
-      <w:r>
-        <w:rPr>
-          <w:rFonts w:ascii="Times New Roman" w:eastAsia="Times New Roman" w:hAnsi="Times New Roman" w:cs="Times New Roman"/>
-          <w:kern w:val="0"/>
-          <w:lang w:eastAsia="pt-PT"/>
-          <w14:ligatures w14:val="none"/>
-        </w:rPr>
-        <w:t>Revit</w:t>
-      </w:r>
-      <w:proofErr w:type="spellEnd"/>
-      <w:r>
-        <w:rPr>
-          <w:rFonts w:ascii="Times New Roman" w:eastAsia="Times New Roman" w:hAnsi="Times New Roman" w:cs="Times New Roman"/>
-          <w:kern w:val="0"/>
-          <w:lang w:eastAsia="pt-PT"/>
-          <w14:ligatures w14:val="none"/>
-        </w:rPr>
-        <w:t xml:space="preserve">. </w:t>
-      </w:r>
-    </w:p>
-    <w:p>
-      <w:pPr>
-        <w:spacing w:after="120" w:line="360" w:lineRule="auto"/>
-        <w:jc w:val="both"/>
-        <w:rPr>
-          <w:rFonts w:ascii="Times New Roman" w:eastAsia="Times New Roman" w:hAnsi="Times New Roman" w:cs="Times New Roman"/>
-          <w:kern w:val="0"/>
-          <w:lang w:eastAsia="pt-PT"/>
-          <w14:ligatures w14:val="none"/>
-        </w:rPr>
-      </w:pPr>
-      <w:r>
-        <w:rPr>
-          <w:rFonts w:ascii="Times New Roman" w:eastAsia="Times New Roman" w:hAnsi="Times New Roman" w:cs="Times New Roman"/>
-          <w:kern w:val="0"/>
-          <w:lang w:eastAsia="pt-PT"/>
-          <w14:ligatures w14:val="none"/>
-        </w:rPr>
-        <w:t xml:space="preserve">A geometria 3D resulta da operação sobre perfis 2D definidos em planos de trabalho, todos os elementos modelados no </w:t>
-      </w:r>
-      <w:proofErr w:type="spellStart"/>
-      <w:r>
-        <w:rPr>
-          <w:rFonts w:ascii="Times New Roman" w:eastAsia="Times New Roman" w:hAnsi="Times New Roman" w:cs="Times New Roman"/>
-          <w:kern w:val="0"/>
-          <w:lang w:eastAsia="pt-PT"/>
-          <w14:ligatures w14:val="none"/>
-        </w:rPr>
-        <w:t>Revit</w:t>
-      </w:r>
-      <w:proofErr w:type="spellEnd"/>
-      <w:r>
-        <w:rPr>
-          <w:rFonts w:ascii="Times New Roman" w:eastAsia="Times New Roman" w:hAnsi="Times New Roman" w:cs="Times New Roman"/>
-          <w:kern w:val="0"/>
-          <w:lang w:eastAsia="pt-PT"/>
-          <w14:ligatures w14:val="none"/>
-        </w:rPr>
-        <w:t xml:space="preserve"> são organizados sob o conceito de família, um objeto paramétrico reutilizável ou não, com geometria e parâmetros definidos, que pode ser instanciado múltiplas vezes num projeto ou com diferentes tipos transportados entre vários projetos. A distinção entre família e modelo de projeto é um dos primeiros conceitos que o utilizador tem de assimilar, e a sua compreensão plena apenas se consolida com o uso diário da ferramenta.</w:t>
-      </w:r>
-    </w:p>
-    <w:p>
-      <w:pPr>
-        <w:spacing w:after="120" w:line="360" w:lineRule="auto"/>
-        <w:jc w:val="both"/>
-        <w:rPr>
-          <w:rFonts w:ascii="Times New Roman" w:hAnsi="Times New Roman" w:cs="Times New Roman"/>
-        </w:rPr>
-      </w:pPr>
-      <w:r>
-        <w:rPr>
-          <w:rFonts w:ascii="Times New Roman" w:hAnsi="Times New Roman" w:cs="Times New Roman"/>
-        </w:rPr>
-        <w:t xml:space="preserve">Uma das características mais marcantes do </w:t>
-      </w:r>
-      <w:proofErr w:type="spellStart"/>
-      <w:r>
-        <w:rPr>
-          <w:rFonts w:ascii="Times New Roman" w:hAnsi="Times New Roman" w:cs="Times New Roman"/>
-        </w:rPr>
-        <w:t>Revit</w:t>
-      </w:r>
-      <w:proofErr w:type="spellEnd"/>
-      <w:r>
-        <w:rPr>
-          <w:rFonts w:ascii="Times New Roman" w:hAnsi="Times New Roman" w:cs="Times New Roman"/>
-        </w:rPr>
-        <w:t xml:space="preserve">, e que exige adaptação por parte de quem esta iniciar, é a forma como a ferramenta gere as restrições geométricas, impõe uma lógica interna rigorosa, na qual determinadas operações só são possíveis em condições específicas, e o programa </w:t>
+        </w:rPr>
+        <w:t xml:space="preserve">Uma das características mais marcantes do Revit, e que exige adaptação por parte de quem esta iniciar, é a forma como a ferramenta gere as restrições geométricas, impõe uma lógica interna rigorosa, na qual determinadas operações só são possíveis em condições específicas, e o programa </w:t>
       </w:r>
       <w:r>
         <w:rPr>
@@ -11104,7 +9945,7 @@
           <w14:ligatures w14:val="none"/>
         </w:rPr>
       </w:pPr>
-      <w:bookmarkStart w:id="32" w:name="_Toc232377618"/>
+      <w:bookmarkStart w:id="35" w:name="_Toc232377618"/>
       <w:r>
         <w:rPr>
           <w:rFonts w:ascii="Times New Roman" w:eastAsia="Times New Roman" w:hAnsi="Times New Roman" w:cs="Times New Roman"/>
@@ -11115,7 +9956,7 @@
         </w:rPr>
         <w:t>Famílias</w:t>
       </w:r>
-      <w:bookmarkEnd w:id="32"/>
+      <w:bookmarkEnd w:id="35"/>
     </w:p>
     <w:p>
       <w:pPr>
@@ -11135,27 +9976,7 @@
           <w:lang w:eastAsia="pt-PT"/>
           <w14:ligatures w14:val="none"/>
         </w:rPr>
-        <w:t xml:space="preserve"> No contexto do projeto de subestações de alta e média tensão, a criação de famílias no </w:t>
-      </w:r>
-      <w:proofErr w:type="spellStart"/>
-      <w:r>
-        <w:rPr>
-          <w:rFonts w:ascii="Times New Roman" w:eastAsia="Times New Roman" w:hAnsi="Times New Roman" w:cs="Times New Roman"/>
-          <w:kern w:val="0"/>
-          <w:lang w:eastAsia="pt-PT"/>
-          <w14:ligatures w14:val="none"/>
-        </w:rPr>
-        <w:t>Revit</w:t>
-      </w:r>
-      <w:proofErr w:type="spellEnd"/>
-      <w:r>
-        <w:rPr>
-          <w:rFonts w:ascii="Times New Roman" w:eastAsia="Times New Roman" w:hAnsi="Times New Roman" w:cs="Times New Roman"/>
-          <w:kern w:val="0"/>
-          <w:lang w:eastAsia="pt-PT"/>
-          <w14:ligatures w14:val="none"/>
-        </w:rPr>
-        <w:t xml:space="preserve"> constitui uma das tarefas mais exigentes e determinantes para a qualidade do modelo. Uma subestação é composta por uma grande diversidade de componentes tanto civis, eletrotécnicos como eletromecânicos cuja representação tridimensional fiel exige que cada família seja construída de raiz, uma vez que o mesmo não dispõe nativamente das famílias específicas necessárias a este tipo de instalação. O processo para criar famílias envolve três fases distintas e sequenciais: a investigação das referências técnica do componente a modelar, a modelação e parametrização e a sua integração no modelo de subestação.</w:t>
+        <w:t xml:space="preserve"> No contexto do projeto de subestações de alta e média tensão, a criação de famílias no Revit constitui uma das tarefas mais exigentes e determinantes para a qualidade do modelo. Uma subestação é composta por uma grande diversidade de componentes tanto civis, eletrotécnicos como eletromecânicos cuja representação tridimensional fiel exige que cada família seja construída de raiz, uma vez que o mesmo não dispõe nativamente das famílias específicas necessárias a este tipo de instalação. O processo para criar famílias envolve três fases distintas e sequenciais: a investigação das referências técnica do componente a modelar, a modelação e parametrização e a sua integração no modelo de subestação.</w:t>
       </w:r>
     </w:p>
     <w:p>
@@ -11178,7 +9999,7 @@
           <w14:ligatures w14:val="none"/>
         </w:rPr>
       </w:pPr>
-      <w:bookmarkStart w:id="33" w:name="_Toc232377619"/>
+      <w:bookmarkStart w:id="36" w:name="_Toc232377619"/>
       <w:r>
         <w:rPr>
           <w:rFonts w:ascii="Times New Roman" w:eastAsia="Times New Roman" w:hAnsi="Times New Roman" w:cs="Times New Roman"/>
@@ -11189,7 +10010,7 @@
         </w:rPr>
         <w:t>Processo de investigação e referenciação técnica</w:t>
       </w:r>
-      <w:bookmarkEnd w:id="33"/>
+      <w:bookmarkEnd w:id="36"/>
     </w:p>
     <w:p>
       <w:pPr>
@@ -11209,27 +10030,7 @@
           <w:lang w:eastAsia="pt-PT"/>
           <w14:ligatures w14:val="none"/>
         </w:rPr>
-        <w:t xml:space="preserve">Antes de iniciar a modelação de qualquer componente no </w:t>
-      </w:r>
-      <w:proofErr w:type="spellStart"/>
-      <w:r>
-        <w:rPr>
-          <w:rFonts w:ascii="Times New Roman" w:eastAsia="Times New Roman" w:hAnsi="Times New Roman" w:cs="Times New Roman"/>
-          <w:kern w:val="0"/>
-          <w:lang w:eastAsia="pt-PT"/>
-          <w14:ligatures w14:val="none"/>
-        </w:rPr>
-        <w:t>Revit</w:t>
-      </w:r>
-      <w:proofErr w:type="spellEnd"/>
-      <w:r>
-        <w:rPr>
-          <w:rFonts w:ascii="Times New Roman" w:eastAsia="Times New Roman" w:hAnsi="Times New Roman" w:cs="Times New Roman"/>
-          <w:kern w:val="0"/>
-          <w:lang w:eastAsia="pt-PT"/>
-          <w14:ligatures w14:val="none"/>
-        </w:rPr>
-        <w:t>, é necessário reunir a informação dimensional e técnica que sustente a representação geométrica a construir. Esta etapa é determinante para garantir que a família criada reflita com fidelidade o equipamento real, assegurando a utilidade do modelo para efeitos de projeto, verificação de distâncias e produção de documentação técnica.</w:t>
+        <w:t>Antes de iniciar a modelação de qualquer componente no Revit, é necessário reunir a informação dimensional e técnica que sustente a representação geométrica a construir. Esta etapa é determinante para garantir que a família criada reflita com fidelidade o equipamento real, assegurando a utilidade do modelo para efeitos de projeto, verificação de distâncias e produção de documentação técnica.</w:t>
       </w:r>
     </w:p>
     <w:p>
@@ -11252,7 +10053,6 @@
         </w:rPr>
         <w:t>A informação dimensional pode ter diferentes origens consoante o tipo de componente e o contexto do projeto. Para equipamentos normalizados como vigas e cabos as dimensões encontram-se tipicamente definidas em normas técnicas, que fixam as geometrias e tolerâncias admissíveis para cada tipo. Para equipamentos mais específicos, como transformadores, quadros de média tensão (QMT), parafusos, ligadores, terminais de cabo, tubos e barramentos, recorre-se às fichas técnicas (</w:t>
       </w:r>
-      <w:proofErr w:type="spellStart"/>
       <w:r>
         <w:rPr>
           <w:rFonts w:ascii="Times New Roman" w:eastAsia="Times New Roman" w:hAnsi="Times New Roman" w:cs="Times New Roman"/>
@@ -11262,68 +10062,16 @@
           <w:lang w:eastAsia="pt-PT"/>
           <w14:ligatures w14:val="none"/>
         </w:rPr>
-        <w:t>datasheets</w:t>
-      </w:r>
-      <w:proofErr w:type="spellEnd"/>
-      <w:r>
-        <w:rPr>
-          <w:rFonts w:ascii="Times New Roman" w:eastAsia="Times New Roman" w:hAnsi="Times New Roman" w:cs="Times New Roman"/>
-          <w:i/>
-          <w:iCs/>
-          <w:kern w:val="0"/>
-          <w:lang w:eastAsia="pt-PT"/>
-          <w14:ligatures w14:val="none"/>
-        </w:rPr>
-        <w:t>)</w:t>
-      </w:r>
-      <w:r>
-        <w:rPr>
-          <w:rFonts w:ascii="Times New Roman" w:eastAsia="Times New Roman" w:hAnsi="Times New Roman" w:cs="Times New Roman"/>
-          <w:kern w:val="0"/>
-          <w:lang w:eastAsia="pt-PT"/>
-          <w14:ligatures w14:val="none"/>
-        </w:rPr>
-        <w:t xml:space="preserve"> disponibilizados pelos fabricantes, que incluem as dimensões de conjunto, em alguns casos, desenhos técnicos em formato .</w:t>
-      </w:r>
-      <w:proofErr w:type="spellStart"/>
-      <w:r>
-        <w:rPr>
-          <w:rFonts w:ascii="Times New Roman" w:eastAsia="Times New Roman" w:hAnsi="Times New Roman" w:cs="Times New Roman"/>
-          <w:kern w:val="0"/>
-          <w:lang w:eastAsia="pt-PT"/>
-          <w14:ligatures w14:val="none"/>
-        </w:rPr>
-        <w:t>dwg</w:t>
-      </w:r>
-      <w:proofErr w:type="spellEnd"/>
-      <w:r>
-        <w:rPr>
-          <w:rFonts w:ascii="Times New Roman" w:eastAsia="Times New Roman" w:hAnsi="Times New Roman" w:cs="Times New Roman"/>
-          <w:kern w:val="0"/>
-          <w:lang w:eastAsia="pt-PT"/>
-          <w14:ligatures w14:val="none"/>
-        </w:rPr>
-        <w:t xml:space="preserve"> ou .</w:t>
-      </w:r>
-      <w:proofErr w:type="spellStart"/>
-      <w:r>
-        <w:rPr>
-          <w:rFonts w:ascii="Times New Roman" w:eastAsia="Times New Roman" w:hAnsi="Times New Roman" w:cs="Times New Roman"/>
-          <w:kern w:val="0"/>
-          <w:lang w:eastAsia="pt-PT"/>
-          <w14:ligatures w14:val="none"/>
-        </w:rPr>
-        <w:t>rfa</w:t>
-      </w:r>
-      <w:proofErr w:type="spellEnd"/>
-      <w:r>
-        <w:rPr>
-          <w:rFonts w:ascii="Times New Roman" w:eastAsia="Times New Roman" w:hAnsi="Times New Roman" w:cs="Times New Roman"/>
-          <w:kern w:val="0"/>
-          <w:lang w:eastAsia="pt-PT"/>
-          <w14:ligatures w14:val="none"/>
-        </w:rPr>
-        <w:t xml:space="preserve"> que servem de base à modelação.</w:t>
+        <w:t>datasheets)</w:t>
+      </w:r>
+      <w:r>
+        <w:rPr>
+          <w:rFonts w:ascii="Times New Roman" w:eastAsia="Times New Roman" w:hAnsi="Times New Roman" w:cs="Times New Roman"/>
+          <w:kern w:val="0"/>
+          <w:lang w:eastAsia="pt-PT"/>
+          <w14:ligatures w14:val="none"/>
+        </w:rPr>
+        <w:t xml:space="preserve"> disponibilizados pelos fabricantes, que incluem as dimensões de conjunto, em alguns casos, desenhos técnicos em formato .dwg ou .rfa que servem de base à modelação.</w:t>
       </w:r>
     </w:p>
     <w:p>
@@ -11377,7 +10125,7 @@
           <w14:ligatures w14:val="none"/>
         </w:rPr>
       </w:pPr>
-      <w:bookmarkStart w:id="34" w:name="_Toc232377620"/>
+      <w:bookmarkStart w:id="37" w:name="_Toc232377620"/>
       <w:r>
         <w:rPr>
           <w:rFonts w:ascii="Times New Roman" w:eastAsia="Times New Roman" w:hAnsi="Times New Roman" w:cs="Times New Roman"/>
@@ -11388,7 +10136,7 @@
         </w:rPr>
         <w:t>Modelação e parametrização</w:t>
       </w:r>
-      <w:bookmarkEnd w:id="34"/>
+      <w:bookmarkEnd w:id="37"/>
       <w:r>
         <w:rPr>
           <w:rFonts w:ascii="Times New Roman" w:eastAsia="Times New Roman" w:hAnsi="Times New Roman" w:cs="Times New Roman"/>
@@ -11418,29 +10166,8 @@
           <w:lang w:eastAsia="pt-PT"/>
           <w14:ligatures w14:val="none"/>
         </w:rPr>
-        <w:t xml:space="preserve">A criação de uma família no </w:t>
-      </w:r>
-      <w:proofErr w:type="spellStart"/>
-      <w:r>
-        <w:rPr>
-          <w:rFonts w:ascii="Times New Roman" w:eastAsia="Times New Roman" w:hAnsi="Times New Roman" w:cs="Times New Roman"/>
-          <w:kern w:val="0"/>
-          <w:lang w:eastAsia="pt-PT"/>
-          <w14:ligatures w14:val="none"/>
-        </w:rPr>
-        <w:t>Revit</w:t>
-      </w:r>
-      <w:proofErr w:type="spellEnd"/>
-      <w:r>
-        <w:rPr>
-          <w:rFonts w:ascii="Times New Roman" w:eastAsia="Times New Roman" w:hAnsi="Times New Roman" w:cs="Times New Roman"/>
-          <w:kern w:val="0"/>
-          <w:lang w:eastAsia="pt-PT"/>
-          <w14:ligatures w14:val="none"/>
-        </w:rPr>
-        <w:t xml:space="preserve"> realiza-se num ambiente de edição próprio, distinto do modelo, no qual o utilizador define a geometria do objeto a partir de operações sobre perfis bidimensionais. As operações de modelação mais frequentes na criação de famílias para subestações são a extrusão (</w:t>
-      </w:r>
-      <w:proofErr w:type="spellStart"/>
+        <w:t>A criação de uma família no Revit realiza-se num ambiente de edição próprio, distinto do modelo, no qual o utilizador define a geometria do objeto a partir de operações sobre perfis bidimensionais. As operações de modelação mais frequentes na criação de famílias para subestações são a extrusão (</w:t>
+      </w:r>
       <w:r>
         <w:rPr>
           <w:rFonts w:ascii="Times New Roman" w:eastAsia="Times New Roman" w:hAnsi="Times New Roman" w:cs="Times New Roman"/>
@@ -11452,7 +10179,6 @@
         </w:rPr>
         <w:t>extrusion</w:t>
       </w:r>
-      <w:proofErr w:type="spellEnd"/>
       <w:r>
         <w:rPr>
           <w:rFonts w:ascii="Times New Roman" w:eastAsia="Times New Roman" w:hAnsi="Times New Roman" w:cs="Times New Roman"/>
@@ -11462,7 +10188,6 @@
         </w:rPr>
         <w:t>), o varrimento (</w:t>
       </w:r>
-      <w:proofErr w:type="spellStart"/>
       <w:r>
         <w:rPr>
           <w:rFonts w:ascii="Times New Roman" w:eastAsia="Times New Roman" w:hAnsi="Times New Roman" w:cs="Times New Roman"/>
@@ -11474,7 +10199,6 @@
         </w:rPr>
         <w:t>sweep</w:t>
       </w:r>
-      <w:proofErr w:type="spellEnd"/>
       <w:r>
         <w:rPr>
           <w:rFonts w:ascii="Times New Roman" w:eastAsia="Times New Roman" w:hAnsi="Times New Roman" w:cs="Times New Roman"/>
@@ -11484,7 +10208,6 @@
         </w:rPr>
         <w:t>), a mistura (</w:t>
       </w:r>
-      <w:proofErr w:type="spellStart"/>
       <w:r>
         <w:rPr>
           <w:rFonts w:ascii="Times New Roman" w:eastAsia="Times New Roman" w:hAnsi="Times New Roman" w:cs="Times New Roman"/>
@@ -11496,7 +10219,6 @@
         </w:rPr>
         <w:t>blend</w:t>
       </w:r>
-      <w:proofErr w:type="spellEnd"/>
       <w:r>
         <w:rPr>
           <w:rFonts w:ascii="Times New Roman" w:eastAsia="Times New Roman" w:hAnsi="Times New Roman" w:cs="Times New Roman"/>
@@ -11506,7 +10228,6 @@
         </w:rPr>
         <w:t>), o varrimento misturado (</w:t>
       </w:r>
-      <w:proofErr w:type="spellStart"/>
       <w:r>
         <w:rPr>
           <w:rFonts w:ascii="Times New Roman" w:eastAsia="Times New Roman" w:hAnsi="Times New Roman" w:cs="Times New Roman"/>
@@ -11516,9 +10237,17 @@
           <w:lang w:eastAsia="pt-PT"/>
           <w14:ligatures w14:val="none"/>
         </w:rPr>
-        <w:t>sweep</w:t>
-      </w:r>
-      <w:proofErr w:type="spellEnd"/>
+        <w:t>sweep blend</w:t>
+      </w:r>
+      <w:r>
+        <w:rPr>
+          <w:rFonts w:ascii="Times New Roman" w:eastAsia="Times New Roman" w:hAnsi="Times New Roman" w:cs="Times New Roman"/>
+          <w:kern w:val="0"/>
+          <w:lang w:eastAsia="pt-PT"/>
+          <w14:ligatures w14:val="none"/>
+        </w:rPr>
+        <w:t>) e as respetivas versões de subtração (</w:t>
+      </w:r>
       <w:r>
         <w:rPr>
           <w:rFonts w:ascii="Times New Roman" w:eastAsia="Times New Roman" w:hAnsi="Times New Roman" w:cs="Times New Roman"/>
@@ -11528,9 +10257,38 @@
           <w:lang w:eastAsia="pt-PT"/>
           <w14:ligatures w14:val="none"/>
         </w:rPr>
-        <w:t xml:space="preserve"> </w:t>
-      </w:r>
-      <w:proofErr w:type="spellStart"/>
+        <w:t>void</w:t>
+      </w:r>
+      <w:r>
+        <w:rPr>
+          <w:rFonts w:ascii="Times New Roman" w:eastAsia="Times New Roman" w:hAnsi="Times New Roman" w:cs="Times New Roman"/>
+          <w:kern w:val="0"/>
+          <w:lang w:eastAsia="pt-PT"/>
+          <w14:ligatures w14:val="none"/>
+        </w:rPr>
+        <w:t>), apresentadas a seguir com exemplos de aplicação.</w:t>
+      </w:r>
+    </w:p>
+    <w:p>
+      <w:pPr>
+        <w:spacing w:after="120" w:line="360" w:lineRule="auto"/>
+        <w:jc w:val="both"/>
+        <w:rPr>
+          <w:rFonts w:ascii="Times New Roman" w:eastAsia="Times New Roman" w:hAnsi="Times New Roman" w:cs="Times New Roman"/>
+          <w:kern w:val="0"/>
+          <w:lang w:eastAsia="pt-PT"/>
+          <w14:ligatures w14:val="none"/>
+        </w:rPr>
+      </w:pPr>
+      <w:r>
+        <w:rPr>
+          <w:rFonts w:ascii="Times New Roman" w:eastAsia="Times New Roman" w:hAnsi="Times New Roman" w:cs="Times New Roman"/>
+          <w:kern w:val="0"/>
+          <w:lang w:eastAsia="pt-PT"/>
+          <w14:ligatures w14:val="none"/>
+        </w:rPr>
+        <w:t>A extrusão (</w:t>
+      </w:r>
       <w:r>
         <w:rPr>
           <w:rFonts w:ascii="Times New Roman" w:eastAsia="Times New Roman" w:hAnsi="Times New Roman" w:cs="Times New Roman"/>
@@ -11540,74 +10298,8 @@
           <w:lang w:eastAsia="pt-PT"/>
           <w14:ligatures w14:val="none"/>
         </w:rPr>
-        <w:t>blend</w:t>
-      </w:r>
-      <w:proofErr w:type="spellEnd"/>
-      <w:r>
-        <w:rPr>
-          <w:rFonts w:ascii="Times New Roman" w:eastAsia="Times New Roman" w:hAnsi="Times New Roman" w:cs="Times New Roman"/>
-          <w:kern w:val="0"/>
-          <w:lang w:eastAsia="pt-PT"/>
-          <w14:ligatures w14:val="none"/>
-        </w:rPr>
-        <w:t>) e as respetivas versões de subtração (</w:t>
-      </w:r>
-      <w:proofErr w:type="spellStart"/>
-      <w:r>
-        <w:rPr>
-          <w:rFonts w:ascii="Times New Roman" w:eastAsia="Times New Roman" w:hAnsi="Times New Roman" w:cs="Times New Roman"/>
-          <w:i/>
-          <w:iCs/>
-          <w:kern w:val="0"/>
-          <w:lang w:eastAsia="pt-PT"/>
-          <w14:ligatures w14:val="none"/>
-        </w:rPr>
-        <w:t>void</w:t>
-      </w:r>
-      <w:proofErr w:type="spellEnd"/>
-      <w:r>
-        <w:rPr>
-          <w:rFonts w:ascii="Times New Roman" w:eastAsia="Times New Roman" w:hAnsi="Times New Roman" w:cs="Times New Roman"/>
-          <w:kern w:val="0"/>
-          <w:lang w:eastAsia="pt-PT"/>
-          <w14:ligatures w14:val="none"/>
-        </w:rPr>
-        <w:t>), apresentadas a seguir com exemplos de aplicação.</w:t>
-      </w:r>
-    </w:p>
-    <w:p>
-      <w:pPr>
-        <w:spacing w:after="120" w:line="360" w:lineRule="auto"/>
-        <w:jc w:val="both"/>
-        <w:rPr>
-          <w:rFonts w:ascii="Times New Roman" w:eastAsia="Times New Roman" w:hAnsi="Times New Roman" w:cs="Times New Roman"/>
-          <w:kern w:val="0"/>
-          <w:lang w:eastAsia="pt-PT"/>
-          <w14:ligatures w14:val="none"/>
-        </w:rPr>
-      </w:pPr>
-      <w:r>
-        <w:rPr>
-          <w:rFonts w:ascii="Times New Roman" w:eastAsia="Times New Roman" w:hAnsi="Times New Roman" w:cs="Times New Roman"/>
-          <w:kern w:val="0"/>
-          <w:lang w:eastAsia="pt-PT"/>
-          <w14:ligatures w14:val="none"/>
-        </w:rPr>
-        <w:t>A extrusão (</w:t>
-      </w:r>
-      <w:proofErr w:type="spellStart"/>
-      <w:r>
-        <w:rPr>
-          <w:rFonts w:ascii="Times New Roman" w:eastAsia="Times New Roman" w:hAnsi="Times New Roman" w:cs="Times New Roman"/>
-          <w:i/>
-          <w:iCs/>
-          <w:kern w:val="0"/>
-          <w:lang w:eastAsia="pt-PT"/>
-          <w14:ligatures w14:val="none"/>
-        </w:rPr>
         <w:t>extrusion</w:t>
       </w:r>
-      <w:proofErr w:type="spellEnd"/>
       <w:r>
         <w:rPr>
           <w:rFonts w:ascii="Times New Roman" w:eastAsia="Times New Roman" w:hAnsi="Times New Roman" w:cs="Times New Roman"/>
@@ -11661,27 +10353,7 @@
           <w:lang w:eastAsia="pt-PT"/>
           <w14:ligatures w14:val="none"/>
         </w:rPr>
-        <w:t>O varrimento (</w:t>
-      </w:r>
-      <w:proofErr w:type="spellStart"/>
-      <w:r>
-        <w:rPr>
-          <w:rFonts w:ascii="Times New Roman" w:eastAsia="Times New Roman" w:hAnsi="Times New Roman" w:cs="Times New Roman"/>
-          <w:kern w:val="0"/>
-          <w:lang w:eastAsia="pt-PT"/>
-          <w14:ligatures w14:val="none"/>
-        </w:rPr>
-        <w:t>sweep</w:t>
-      </w:r>
-      <w:proofErr w:type="spellEnd"/>
-      <w:r>
-        <w:rPr>
-          <w:rFonts w:ascii="Times New Roman" w:eastAsia="Times New Roman" w:hAnsi="Times New Roman" w:cs="Times New Roman"/>
-          <w:kern w:val="0"/>
-          <w:lang w:eastAsia="pt-PT"/>
-          <w14:ligatures w14:val="none"/>
-        </w:rPr>
-        <w:t>) percorre um perfil ao longo de uma trajetória definida, sendo particularmente útil para elementos cuja geometria acompanha um percurso, como tubos ou cabos.</w:t>
+        <w:t>O varrimento (sweep) percorre um perfil ao longo de uma trajetória definida, sendo particularmente útil para elementos cuja geometria acompanha um percurso, como tubos ou cabos.</w:t>
       </w:r>
     </w:p>
     <w:p>
@@ -11695,7 +10367,6 @@
           <w14:ligatures w14:val="none"/>
         </w:rPr>
       </w:pPr>
-      <w:proofErr w:type="spellStart"/>
       <w:r>
         <w:rPr>
           <w:rFonts w:ascii="Times New Roman" w:eastAsia="Times New Roman" w:hAnsi="Times New Roman" w:cs="Times New Roman"/>
@@ -11707,9 +10378,60 @@
           <w:lang w:eastAsia="pt-PT"/>
           <w14:ligatures w14:val="none"/>
         </w:rPr>
-        <w:t>sweep</w:t>
-      </w:r>
-      <w:proofErr w:type="spellEnd"/>
+        <w:t>sweep aplicado a um tubo: perfil de secção e trajetória percorrida.</w:t>
+      </w:r>
+    </w:p>
+    <w:p>
+      <w:pPr>
+        <w:spacing w:after="120" w:line="360" w:lineRule="auto"/>
+        <w:jc w:val="both"/>
+        <w:rPr>
+          <w:rFonts w:ascii="Times New Roman" w:eastAsia="Times New Roman" w:hAnsi="Times New Roman" w:cs="Times New Roman"/>
+          <w:kern w:val="0"/>
+          <w:lang w:eastAsia="pt-PT"/>
+          <w14:ligatures w14:val="none"/>
+        </w:rPr>
+      </w:pPr>
+      <w:r>
+        <w:rPr>
+          <w:rFonts w:ascii="Times New Roman" w:eastAsia="Times New Roman" w:hAnsi="Times New Roman" w:cs="Times New Roman"/>
+          <w:kern w:val="0"/>
+          <w:lang w:eastAsia="pt-PT"/>
+          <w14:ligatures w14:val="none"/>
+        </w:rPr>
+        <w:t xml:space="preserve">A mistura (blend) utiliza dois planos paralelos, sendo adequada a elementos cuja secção varia entre as duas extremidades, como um parafuso de cabeça </w:t>
+      </w:r>
+      <w:r>
+        <w:rPr>
+          <w:rFonts w:ascii="Times New Roman" w:eastAsia="Times New Roman" w:hAnsi="Times New Roman" w:cs="Times New Roman"/>
+          <w:kern w:val="0"/>
+          <w:highlight w:val="yellow"/>
+          <w:lang w:eastAsia="pt-PT"/>
+          <w14:ligatures w14:val="none"/>
+        </w:rPr>
+        <w:t>sextavada, em que</w:t>
+      </w:r>
+      <w:r>
+        <w:rPr>
+          <w:rFonts w:ascii="Times New Roman" w:eastAsia="Times New Roman" w:hAnsi="Times New Roman" w:cs="Times New Roman"/>
+          <w:kern w:val="0"/>
+          <w:lang w:eastAsia="pt-PT"/>
+          <w14:ligatures w14:val="none"/>
+        </w:rPr>
+        <w:t xml:space="preserve"> a base é mais larga do que a ponta.</w:t>
+      </w:r>
+    </w:p>
+    <w:p>
+      <w:pPr>
+        <w:spacing w:before="60" w:after="60" w:line="360" w:lineRule="auto"/>
+        <w:jc w:val="both"/>
+        <w:rPr>
+          <w:rFonts w:ascii="Times New Roman" w:eastAsia="Times New Roman" w:hAnsi="Times New Roman" w:cs="Times New Roman"/>
+          <w:kern w:val="0"/>
+          <w:lang w:eastAsia="pt-PT"/>
+          <w14:ligatures w14:val="none"/>
+        </w:rPr>
+      </w:pPr>
       <w:r>
         <w:rPr>
           <w:rFonts w:ascii="Times New Roman" w:eastAsia="Times New Roman" w:hAnsi="Times New Roman" w:cs="Times New Roman"/>
@@ -11721,7 +10443,7 @@
           <w:lang w:eastAsia="pt-PT"/>
           <w14:ligatures w14:val="none"/>
         </w:rPr>
-        <w:t xml:space="preserve"> aplicado a um tubo: perfil de secção e trajetória percorrida.</w:t>
+        <w:t>blend aplicado a um parafuso de cabeça sextavada: perfis de topo e de base e respetiva interpolação.</w:t>
       </w:r>
     </w:p>
     <w:p>
@@ -11742,46 +10464,7 @@
           <w:lang w:eastAsia="pt-PT"/>
           <w14:ligatures w14:val="none"/>
         </w:rPr>
-        <w:t>A mistura (</w:t>
-      </w:r>
-      <w:proofErr w:type="spellStart"/>
-      <w:r>
-        <w:rPr>
-          <w:rFonts w:ascii="Times New Roman" w:eastAsia="Times New Roman" w:hAnsi="Times New Roman" w:cs="Times New Roman"/>
-          <w:kern w:val="0"/>
-          <w:lang w:eastAsia="pt-PT"/>
-          <w14:ligatures w14:val="none"/>
-        </w:rPr>
-        <w:t>blend</w:t>
-      </w:r>
-      <w:proofErr w:type="spellEnd"/>
-      <w:r>
-        <w:rPr>
-          <w:rFonts w:ascii="Times New Roman" w:eastAsia="Times New Roman" w:hAnsi="Times New Roman" w:cs="Times New Roman"/>
-          <w:kern w:val="0"/>
-          <w:lang w:eastAsia="pt-PT"/>
-          <w14:ligatures w14:val="none"/>
-        </w:rPr>
-        <w:t xml:space="preserve">) utiliza dois planos paralelos, sendo adequada a elementos cuja secção varia entre as duas extremidades, como um parafuso de cabeça </w:t>
-      </w:r>
-      <w:r>
-        <w:rPr>
-          <w:rFonts w:ascii="Times New Roman" w:eastAsia="Times New Roman" w:hAnsi="Times New Roman" w:cs="Times New Roman"/>
-          <w:kern w:val="0"/>
-          <w:highlight w:val="yellow"/>
-          <w:lang w:eastAsia="pt-PT"/>
-          <w14:ligatures w14:val="none"/>
-        </w:rPr>
-        <w:t>sextavada, em que</w:t>
-      </w:r>
-      <w:r>
-        <w:rPr>
-          <w:rFonts w:ascii="Times New Roman" w:eastAsia="Times New Roman" w:hAnsi="Times New Roman" w:cs="Times New Roman"/>
-          <w:kern w:val="0"/>
-          <w:lang w:eastAsia="pt-PT"/>
-          <w14:ligatures w14:val="none"/>
-        </w:rPr>
-        <w:t xml:space="preserve"> a base é mais larga do que a ponta.</w:t>
+        <w:t>O varrimento misturado (sweep blend) combina as duas operações anteriores, sendo utilizado quando o elemento percorre uma trajetória definida por exemplo, helicoidal apresentando ou não simultaneamente uma secção variável ao longo desse percurso, como sucede numa anilha de pressão.</w:t>
       </w:r>
     </w:p>
     <w:p>
@@ -11795,7 +10478,6 @@
           <w14:ligatures w14:val="none"/>
         </w:rPr>
       </w:pPr>
-      <w:proofErr w:type="spellStart"/>
       <w:r>
         <w:rPr>
           <w:rFonts w:ascii="Times New Roman" w:eastAsia="Times New Roman" w:hAnsi="Times New Roman" w:cs="Times New Roman"/>
@@ -11807,9 +10489,51 @@
           <w:lang w:eastAsia="pt-PT"/>
           <w14:ligatures w14:val="none"/>
         </w:rPr>
-        <w:t>blend</w:t>
-      </w:r>
-      <w:proofErr w:type="spellEnd"/>
+        <w:t>sweep blend aplicado a uma anilha de pressão: trajetória helicoidal com secção variável.</w:t>
+      </w:r>
+    </w:p>
+    <w:p>
+      <w:pPr>
+        <w:spacing w:after="120" w:line="360" w:lineRule="auto"/>
+        <w:jc w:val="both"/>
+        <w:rPr>
+          <w:rFonts w:ascii="Times New Roman" w:eastAsia="Times New Roman" w:hAnsi="Times New Roman" w:cs="Times New Roman"/>
+          <w:kern w:val="0"/>
+          <w:lang w:eastAsia="pt-PT"/>
+          <w14:ligatures w14:val="none"/>
+        </w:rPr>
+      </w:pPr>
+      <w:r>
+        <w:rPr>
+          <w:rFonts w:ascii="Times New Roman" w:eastAsia="Times New Roman" w:hAnsi="Times New Roman" w:cs="Times New Roman"/>
+          <w:kern w:val="0"/>
+          <w:lang w:eastAsia="pt-PT"/>
+          <w14:ligatures w14:val="none"/>
+        </w:rPr>
+        <w:t xml:space="preserve">Para a criação de reentrâncias ou furos, ou finalizar peças no qual o “grosso” da modalação foi criado, recorre-se às versões negativas destas operações designadas void extrusion, void sweep e </w:t>
+      </w:r>
+      <w:r>
+        <w:rPr>
+          <w:rFonts w:ascii="Times New Roman" w:eastAsia="Times New Roman" w:hAnsi="Times New Roman" w:cs="Times New Roman"/>
+          <w:kern w:val="0"/>
+          <w:lang w:eastAsia="pt-PT"/>
+          <w14:ligatures w14:val="none"/>
+        </w:rPr>
+        <w:lastRenderedPageBreak/>
+        <w:t>void blend que subtraem geometria ao sólido existente, como sucede, por exemplo, na criação de um furo numa chapa ou ao criar um ligador.</w:t>
+      </w:r>
+    </w:p>
+    <w:p>
+      <w:pPr>
+        <w:spacing w:before="60" w:after="60" w:line="360" w:lineRule="auto"/>
+        <w:jc w:val="both"/>
+        <w:rPr>
+          <w:rFonts w:ascii="Times New Roman" w:eastAsia="Times New Roman" w:hAnsi="Times New Roman" w:cs="Times New Roman"/>
+          <w:kern w:val="0"/>
+          <w:lang w:eastAsia="pt-PT"/>
+          <w14:ligatures w14:val="none"/>
+        </w:rPr>
+      </w:pPr>
       <w:r>
         <w:rPr>
           <w:rFonts w:ascii="Times New Roman" w:eastAsia="Times New Roman" w:hAnsi="Times New Roman" w:cs="Times New Roman"/>
@@ -11821,7 +10545,7 @@
           <w:lang w:eastAsia="pt-PT"/>
           <w14:ligatures w14:val="none"/>
         </w:rPr>
-        <w:t xml:space="preserve"> aplicado a um parafuso de cabeça sextavada: perfis de topo e de base e respetiva interpolação.</w:t>
+        <w:t>void extrusion aplicado a um furo numa chapa: subtração de geometria ao sólido existente.</w:t>
       </w:r>
     </w:p>
     <w:p>
@@ -11842,75 +10566,44 @@
           <w:lang w:eastAsia="pt-PT"/>
           <w14:ligatures w14:val="none"/>
         </w:rPr>
-        <w:t>O varrimento misturado (</w:t>
-      </w:r>
-      <w:proofErr w:type="spellStart"/>
-      <w:r>
-        <w:rPr>
-          <w:rFonts w:ascii="Times New Roman" w:eastAsia="Times New Roman" w:hAnsi="Times New Roman" w:cs="Times New Roman"/>
-          <w:kern w:val="0"/>
-          <w:lang w:eastAsia="pt-PT"/>
-          <w14:ligatures w14:val="none"/>
-        </w:rPr>
-        <w:t>sweep</w:t>
-      </w:r>
-      <w:proofErr w:type="spellEnd"/>
-      <w:r>
-        <w:rPr>
-          <w:rFonts w:ascii="Times New Roman" w:eastAsia="Times New Roman" w:hAnsi="Times New Roman" w:cs="Times New Roman"/>
-          <w:kern w:val="0"/>
-          <w:lang w:eastAsia="pt-PT"/>
-          <w14:ligatures w14:val="none"/>
-        </w:rPr>
-        <w:t xml:space="preserve"> </w:t>
-      </w:r>
-      <w:proofErr w:type="spellStart"/>
-      <w:r>
-        <w:rPr>
-          <w:rFonts w:ascii="Times New Roman" w:eastAsia="Times New Roman" w:hAnsi="Times New Roman" w:cs="Times New Roman"/>
-          <w:kern w:val="0"/>
-          <w:lang w:eastAsia="pt-PT"/>
-          <w14:ligatures w14:val="none"/>
-        </w:rPr>
-        <w:t>blend</w:t>
-      </w:r>
-      <w:proofErr w:type="spellEnd"/>
-      <w:r>
-        <w:rPr>
-          <w:rFonts w:ascii="Times New Roman" w:eastAsia="Times New Roman" w:hAnsi="Times New Roman" w:cs="Times New Roman"/>
-          <w:kern w:val="0"/>
-          <w:lang w:eastAsia="pt-PT"/>
-          <w14:ligatures w14:val="none"/>
-        </w:rPr>
-        <w:t>) combina as duas operações anteriores, sendo utilizado quando o elemento percorre uma trajetória definida por exemplo, helicoidal apresentando ou não simultaneamente uma secção variável ao longo desse percurso, como sucede numa anilha de pressão.</w:t>
-      </w:r>
-    </w:p>
-    <w:p>
-      <w:pPr>
-        <w:spacing w:before="60" w:after="60" w:line="360" w:lineRule="auto"/>
-        <w:jc w:val="both"/>
-        <w:rPr>
-          <w:rFonts w:ascii="Times New Roman" w:eastAsia="Times New Roman" w:hAnsi="Times New Roman" w:cs="Times New Roman"/>
-          <w:kern w:val="0"/>
-          <w:lang w:eastAsia="pt-PT"/>
-          <w14:ligatures w14:val="none"/>
-        </w:rPr>
-      </w:pPr>
-      <w:proofErr w:type="spellStart"/>
-      <w:r>
+        <w:t>A definição da geometria e a parametrização da família não são, na prática, etapas sucessivas, mas processos que se desenvolvem em conjunto: à medida que a geometria é construída, as suas dimensões vão sendo associadas a parâmetros, de forma a que a peça responda corretamente quando esses valores são alterados. A parametrização é o que transforma uma família de geometria fixa num objeto flexível e reutilizável. No Revit, os parâmetros são associados às dimensões e propriedades da família, permitindo que o utilizador defina diferentes tipos (types) dentro da mesma família, cada um com valores distintos adequados a cada situação dentro de um modelo. Um perfil de viga, por exemplo, pode ter um único modelo de família com parâmetros de altura, largura e espessura. Recorrendo a um ficheiro em formato .csv, no qual são guardados os valores fornecidos por normas ou por fabricantes para cada referência comercial, é possível gerar automaticamente a totalidade dos tipos correspondentes a essas referências; esta associação é igualmente útil quando os parâmetros de um tipo já existente precisam de ser ajustados, bastando atualizar os valores no ficheiro para que a alteração se reflita na família. Esta abordagem é particularmente relevante em subestações, onde o mesmo tipo de componente como um cabo, um tubo ou um barramento, pode surgir em múltiplas dimensões ao longo do mesmo projeto. A parametrização elimina, assim, a necessidade de criar uma família distinta para cada referência, reduzindo significativamente o esforço de modelação e facilitando futuras alterações de dimensionamento sem comprometer a integridade do modelo.</w:t>
+      </w:r>
+    </w:p>
+    <w:p>
+      <w:pPr>
+        <w:spacing w:after="120" w:line="360" w:lineRule="auto"/>
+        <w:jc w:val="both"/>
+        <w:rPr>
+          <w:rFonts w:ascii="Times New Roman" w:eastAsia="Times New Roman" w:hAnsi="Times New Roman" w:cs="Times New Roman"/>
+          <w:kern w:val="0"/>
+          <w:lang w:eastAsia="pt-PT"/>
+          <w14:ligatures w14:val="none"/>
+        </w:rPr>
+      </w:pPr>
+      <w:r>
+        <w:rPr>
+          <w:rFonts w:ascii="Times New Roman" w:eastAsia="Times New Roman" w:hAnsi="Times New Roman" w:cs="Times New Roman"/>
+          <w:kern w:val="0"/>
+          <w:lang w:eastAsia="pt-PT"/>
+          <w14:ligatures w14:val="none"/>
+        </w:rPr>
+        <w:t>Na ausência de constrangimentos geométricos bem definidos, a modelação assume frequentemente um carácter iterativo, em que o utilizador experimenta diferentes abordagens no desenho dos perfis 2D e das trajetórias até obter o resultado pretendido.</w:t>
+      </w:r>
+    </w:p>
+    <w:p>
+      <w:pPr>
+        <w:spacing w:after="120" w:line="360" w:lineRule="auto"/>
+        <w:jc w:val="both"/>
         <w:rPr>
           <w:rFonts w:ascii="Times New Roman" w:eastAsia="Times New Roman" w:hAnsi="Times New Roman" w:cs="Times New Roman"/>
           <w:i/>
           <w:iCs/>
           <w:color w:val="7F7F7F"/>
           <w:kern w:val="0"/>
-          <w:highlight w:val="green"/>
-          <w:lang w:eastAsia="pt-PT"/>
-          <w14:ligatures w14:val="none"/>
-        </w:rPr>
-        <w:t>sweep</w:t>
-      </w:r>
-      <w:proofErr w:type="spellEnd"/>
+          <w:lang w:eastAsia="pt-PT"/>
+          <w14:ligatures w14:val="none"/>
+        </w:rPr>
+      </w:pPr>
       <w:r>
         <w:rPr>
           <w:rFonts w:ascii="Times New Roman" w:eastAsia="Times New Roman" w:hAnsi="Times New Roman" w:cs="Times New Roman"/>
@@ -11922,423 +10615,7 @@
           <w:lang w:eastAsia="pt-PT"/>
           <w14:ligatures w14:val="none"/>
         </w:rPr>
-        <w:t xml:space="preserve"> </w:t>
-      </w:r>
-      <w:proofErr w:type="spellStart"/>
-      <w:r>
-        <w:rPr>
-          <w:rFonts w:ascii="Times New Roman" w:eastAsia="Times New Roman" w:hAnsi="Times New Roman" w:cs="Times New Roman"/>
-          <w:i/>
-          <w:iCs/>
-          <w:color w:val="7F7F7F"/>
-          <w:kern w:val="0"/>
-          <w:highlight w:val="green"/>
-          <w:lang w:eastAsia="pt-PT"/>
-          <w14:ligatures w14:val="none"/>
-        </w:rPr>
-        <w:t>blend</w:t>
-      </w:r>
-      <w:proofErr w:type="spellEnd"/>
-      <w:r>
-        <w:rPr>
-          <w:rFonts w:ascii="Times New Roman" w:eastAsia="Times New Roman" w:hAnsi="Times New Roman" w:cs="Times New Roman"/>
-          <w:i/>
-          <w:iCs/>
-          <w:color w:val="7F7F7F"/>
-          <w:kern w:val="0"/>
-          <w:highlight w:val="green"/>
-          <w:lang w:eastAsia="pt-PT"/>
-          <w14:ligatures w14:val="none"/>
-        </w:rPr>
-        <w:t xml:space="preserve"> aplicado a uma anilha de pressão: trajetória helicoidal com secção variável.</w:t>
-      </w:r>
-    </w:p>
-    <w:p>
-      <w:pPr>
-        <w:spacing w:after="120" w:line="360" w:lineRule="auto"/>
-        <w:jc w:val="both"/>
-        <w:rPr>
-          <w:rFonts w:ascii="Times New Roman" w:eastAsia="Times New Roman" w:hAnsi="Times New Roman" w:cs="Times New Roman"/>
-          <w:kern w:val="0"/>
-          <w:lang w:eastAsia="pt-PT"/>
-          <w14:ligatures w14:val="none"/>
-        </w:rPr>
-      </w:pPr>
-      <w:r>
-        <w:rPr>
-          <w:rFonts w:ascii="Times New Roman" w:eastAsia="Times New Roman" w:hAnsi="Times New Roman" w:cs="Times New Roman"/>
-          <w:kern w:val="0"/>
-          <w:lang w:eastAsia="pt-PT"/>
-          <w14:ligatures w14:val="none"/>
-        </w:rPr>
-        <w:t xml:space="preserve">Para a criação de reentrâncias ou furos, ou finalizar peças no qual o “grosso” da </w:t>
-      </w:r>
-      <w:proofErr w:type="spellStart"/>
-      <w:r>
-        <w:rPr>
-          <w:rFonts w:ascii="Times New Roman" w:eastAsia="Times New Roman" w:hAnsi="Times New Roman" w:cs="Times New Roman"/>
-          <w:kern w:val="0"/>
-          <w:lang w:eastAsia="pt-PT"/>
-          <w14:ligatures w14:val="none"/>
-        </w:rPr>
-        <w:t>modalação</w:t>
-      </w:r>
-      <w:proofErr w:type="spellEnd"/>
-      <w:r>
-        <w:rPr>
-          <w:rFonts w:ascii="Times New Roman" w:eastAsia="Times New Roman" w:hAnsi="Times New Roman" w:cs="Times New Roman"/>
-          <w:kern w:val="0"/>
-          <w:lang w:eastAsia="pt-PT"/>
-          <w14:ligatures w14:val="none"/>
-        </w:rPr>
-        <w:t xml:space="preserve"> foi criado, recorre-se às versões negativas destas operações designadas </w:t>
-      </w:r>
-      <w:proofErr w:type="spellStart"/>
-      <w:r>
-        <w:rPr>
-          <w:rFonts w:ascii="Times New Roman" w:eastAsia="Times New Roman" w:hAnsi="Times New Roman" w:cs="Times New Roman"/>
-          <w:kern w:val="0"/>
-          <w:lang w:eastAsia="pt-PT"/>
-          <w14:ligatures w14:val="none"/>
-        </w:rPr>
-        <w:t>void</w:t>
-      </w:r>
-      <w:proofErr w:type="spellEnd"/>
-      <w:r>
-        <w:rPr>
-          <w:rFonts w:ascii="Times New Roman" w:eastAsia="Times New Roman" w:hAnsi="Times New Roman" w:cs="Times New Roman"/>
-          <w:kern w:val="0"/>
-          <w:lang w:eastAsia="pt-PT"/>
-          <w14:ligatures w14:val="none"/>
-        </w:rPr>
-        <w:t xml:space="preserve"> </w:t>
-      </w:r>
-      <w:proofErr w:type="spellStart"/>
-      <w:r>
-        <w:rPr>
-          <w:rFonts w:ascii="Times New Roman" w:eastAsia="Times New Roman" w:hAnsi="Times New Roman" w:cs="Times New Roman"/>
-          <w:kern w:val="0"/>
-          <w:lang w:eastAsia="pt-PT"/>
-          <w14:ligatures w14:val="none"/>
-        </w:rPr>
-        <w:t>extrusion</w:t>
-      </w:r>
-      <w:proofErr w:type="spellEnd"/>
-      <w:r>
-        <w:rPr>
-          <w:rFonts w:ascii="Times New Roman" w:eastAsia="Times New Roman" w:hAnsi="Times New Roman" w:cs="Times New Roman"/>
-          <w:kern w:val="0"/>
-          <w:lang w:eastAsia="pt-PT"/>
-          <w14:ligatures w14:val="none"/>
-        </w:rPr>
-        <w:t xml:space="preserve">, </w:t>
-      </w:r>
-      <w:proofErr w:type="spellStart"/>
-      <w:r>
-        <w:rPr>
-          <w:rFonts w:ascii="Times New Roman" w:eastAsia="Times New Roman" w:hAnsi="Times New Roman" w:cs="Times New Roman"/>
-          <w:kern w:val="0"/>
-          <w:lang w:eastAsia="pt-PT"/>
-          <w14:ligatures w14:val="none"/>
-        </w:rPr>
-        <w:t>void</w:t>
-      </w:r>
-      <w:proofErr w:type="spellEnd"/>
-      <w:r>
-        <w:rPr>
-          <w:rFonts w:ascii="Times New Roman" w:eastAsia="Times New Roman" w:hAnsi="Times New Roman" w:cs="Times New Roman"/>
-          <w:kern w:val="0"/>
-          <w:lang w:eastAsia="pt-PT"/>
-          <w14:ligatures w14:val="none"/>
-        </w:rPr>
-        <w:t xml:space="preserve"> </w:t>
-      </w:r>
-      <w:proofErr w:type="spellStart"/>
-      <w:r>
-        <w:rPr>
-          <w:rFonts w:ascii="Times New Roman" w:eastAsia="Times New Roman" w:hAnsi="Times New Roman" w:cs="Times New Roman"/>
-          <w:kern w:val="0"/>
-          <w:lang w:eastAsia="pt-PT"/>
-          <w14:ligatures w14:val="none"/>
-        </w:rPr>
-        <w:t>sweep</w:t>
-      </w:r>
-      <w:proofErr w:type="spellEnd"/>
-      <w:r>
-        <w:rPr>
-          <w:rFonts w:ascii="Times New Roman" w:eastAsia="Times New Roman" w:hAnsi="Times New Roman" w:cs="Times New Roman"/>
-          <w:kern w:val="0"/>
-          <w:lang w:eastAsia="pt-PT"/>
-          <w14:ligatures w14:val="none"/>
-        </w:rPr>
-        <w:t xml:space="preserve"> e </w:t>
-      </w:r>
-      <w:proofErr w:type="spellStart"/>
-      <w:r>
-        <w:rPr>
-          <w:rFonts w:ascii="Times New Roman" w:eastAsia="Times New Roman" w:hAnsi="Times New Roman" w:cs="Times New Roman"/>
-          <w:kern w:val="0"/>
-          <w:lang w:eastAsia="pt-PT"/>
-          <w14:ligatures w14:val="none"/>
-        </w:rPr>
-        <w:lastRenderedPageBreak/>
-        <w:t>void</w:t>
-      </w:r>
-      <w:proofErr w:type="spellEnd"/>
-      <w:r>
-        <w:rPr>
-          <w:rFonts w:ascii="Times New Roman" w:eastAsia="Times New Roman" w:hAnsi="Times New Roman" w:cs="Times New Roman"/>
-          <w:kern w:val="0"/>
-          <w:lang w:eastAsia="pt-PT"/>
-          <w14:ligatures w14:val="none"/>
-        </w:rPr>
-        <w:t xml:space="preserve"> </w:t>
-      </w:r>
-      <w:proofErr w:type="spellStart"/>
-      <w:r>
-        <w:rPr>
-          <w:rFonts w:ascii="Times New Roman" w:eastAsia="Times New Roman" w:hAnsi="Times New Roman" w:cs="Times New Roman"/>
-          <w:kern w:val="0"/>
-          <w:lang w:eastAsia="pt-PT"/>
-          <w14:ligatures w14:val="none"/>
-        </w:rPr>
-        <w:t>blend</w:t>
-      </w:r>
-      <w:proofErr w:type="spellEnd"/>
-      <w:r>
-        <w:rPr>
-          <w:rFonts w:ascii="Times New Roman" w:eastAsia="Times New Roman" w:hAnsi="Times New Roman" w:cs="Times New Roman"/>
-          <w:kern w:val="0"/>
-          <w:lang w:eastAsia="pt-PT"/>
-          <w14:ligatures w14:val="none"/>
-        </w:rPr>
-        <w:t xml:space="preserve"> que subtraem geometria ao sólido existente, como sucede, por exemplo, na criação de um furo numa chapa ou ao criar um ligador.</w:t>
-      </w:r>
-    </w:p>
-    <w:p>
-      <w:pPr>
-        <w:spacing w:before="60" w:after="60" w:line="360" w:lineRule="auto"/>
-        <w:jc w:val="both"/>
-        <w:rPr>
-          <w:rFonts w:ascii="Times New Roman" w:eastAsia="Times New Roman" w:hAnsi="Times New Roman" w:cs="Times New Roman"/>
-          <w:kern w:val="0"/>
-          <w:lang w:eastAsia="pt-PT"/>
-          <w14:ligatures w14:val="none"/>
-        </w:rPr>
-      </w:pPr>
-      <w:proofErr w:type="spellStart"/>
-      <w:r>
-        <w:rPr>
-          <w:rFonts w:ascii="Times New Roman" w:eastAsia="Times New Roman" w:hAnsi="Times New Roman" w:cs="Times New Roman"/>
-          <w:i/>
-          <w:iCs/>
-          <w:color w:val="7F7F7F"/>
-          <w:kern w:val="0"/>
-          <w:highlight w:val="green"/>
-          <w:lang w:eastAsia="pt-PT"/>
-          <w14:ligatures w14:val="none"/>
-        </w:rPr>
-        <w:t>void</w:t>
-      </w:r>
-      <w:proofErr w:type="spellEnd"/>
-      <w:r>
-        <w:rPr>
-          <w:rFonts w:ascii="Times New Roman" w:eastAsia="Times New Roman" w:hAnsi="Times New Roman" w:cs="Times New Roman"/>
-          <w:i/>
-          <w:iCs/>
-          <w:color w:val="7F7F7F"/>
-          <w:kern w:val="0"/>
-          <w:highlight w:val="green"/>
-          <w:lang w:eastAsia="pt-PT"/>
-          <w14:ligatures w14:val="none"/>
-        </w:rPr>
-        <w:t xml:space="preserve"> </w:t>
-      </w:r>
-      <w:proofErr w:type="spellStart"/>
-      <w:r>
-        <w:rPr>
-          <w:rFonts w:ascii="Times New Roman" w:eastAsia="Times New Roman" w:hAnsi="Times New Roman" w:cs="Times New Roman"/>
-          <w:i/>
-          <w:iCs/>
-          <w:color w:val="7F7F7F"/>
-          <w:kern w:val="0"/>
-          <w:highlight w:val="green"/>
-          <w:lang w:eastAsia="pt-PT"/>
-          <w14:ligatures w14:val="none"/>
-        </w:rPr>
-        <w:t>extrusion</w:t>
-      </w:r>
-      <w:proofErr w:type="spellEnd"/>
-      <w:r>
-        <w:rPr>
-          <w:rFonts w:ascii="Times New Roman" w:eastAsia="Times New Roman" w:hAnsi="Times New Roman" w:cs="Times New Roman"/>
-          <w:i/>
-          <w:iCs/>
-          <w:color w:val="7F7F7F"/>
-          <w:kern w:val="0"/>
-          <w:highlight w:val="green"/>
-          <w:lang w:eastAsia="pt-PT"/>
-          <w14:ligatures w14:val="none"/>
-        </w:rPr>
-        <w:t xml:space="preserve"> aplicado a um furo numa chapa: subtração de geometria ao sólido existente.</w:t>
-      </w:r>
-    </w:p>
-    <w:p>
-      <w:pPr>
-        <w:spacing w:after="120" w:line="360" w:lineRule="auto"/>
-        <w:jc w:val="both"/>
-        <w:rPr>
-          <w:rFonts w:ascii="Times New Roman" w:eastAsia="Times New Roman" w:hAnsi="Times New Roman" w:cs="Times New Roman"/>
-          <w:kern w:val="0"/>
-          <w:lang w:eastAsia="pt-PT"/>
-          <w14:ligatures w14:val="none"/>
-        </w:rPr>
-      </w:pPr>
-      <w:r>
-        <w:rPr>
-          <w:rFonts w:ascii="Times New Roman" w:eastAsia="Times New Roman" w:hAnsi="Times New Roman" w:cs="Times New Roman"/>
-          <w:kern w:val="0"/>
-          <w:lang w:eastAsia="pt-PT"/>
-          <w14:ligatures w14:val="none"/>
-        </w:rPr>
-        <w:t xml:space="preserve">A definição da geometria e a parametrização da família não são, na prática, etapas sucessivas, mas processos que se desenvolvem em conjunto: à medida que a geometria é construída, as suas dimensões vão sendo associadas a parâmetros, de forma a que a peça responda corretamente quando esses valores são alterados. A parametrização é o que transforma uma família de geometria fixa num objeto flexível e reutilizável. No </w:t>
-      </w:r>
-      <w:proofErr w:type="spellStart"/>
-      <w:r>
-        <w:rPr>
-          <w:rFonts w:ascii="Times New Roman" w:eastAsia="Times New Roman" w:hAnsi="Times New Roman" w:cs="Times New Roman"/>
-          <w:kern w:val="0"/>
-          <w:lang w:eastAsia="pt-PT"/>
-          <w14:ligatures w14:val="none"/>
-        </w:rPr>
-        <w:t>Revit</w:t>
-      </w:r>
-      <w:proofErr w:type="spellEnd"/>
-      <w:r>
-        <w:rPr>
-          <w:rFonts w:ascii="Times New Roman" w:eastAsia="Times New Roman" w:hAnsi="Times New Roman" w:cs="Times New Roman"/>
-          <w:kern w:val="0"/>
-          <w:lang w:eastAsia="pt-PT"/>
-          <w14:ligatures w14:val="none"/>
-        </w:rPr>
-        <w:t>, os parâmetros são associados às dimensões e propriedades da família, permitindo que o utilizador defina diferentes tipos (</w:t>
-      </w:r>
-      <w:proofErr w:type="spellStart"/>
-      <w:r>
-        <w:rPr>
-          <w:rFonts w:ascii="Times New Roman" w:eastAsia="Times New Roman" w:hAnsi="Times New Roman" w:cs="Times New Roman"/>
-          <w:kern w:val="0"/>
-          <w:lang w:eastAsia="pt-PT"/>
-          <w14:ligatures w14:val="none"/>
-        </w:rPr>
-        <w:t>types</w:t>
-      </w:r>
-      <w:proofErr w:type="spellEnd"/>
-      <w:r>
-        <w:rPr>
-          <w:rFonts w:ascii="Times New Roman" w:eastAsia="Times New Roman" w:hAnsi="Times New Roman" w:cs="Times New Roman"/>
-          <w:kern w:val="0"/>
-          <w:lang w:eastAsia="pt-PT"/>
-          <w14:ligatures w14:val="none"/>
-        </w:rPr>
-        <w:t>) dentro da mesma família, cada um com valores distintos adequados a cada situação dentro de um modelo. Um perfil de viga, por exemplo, pode ter um único modelo de família com parâmetros de altura, largura e espessura. Recorrendo a um ficheiro em formato .</w:t>
-      </w:r>
-      <w:proofErr w:type="spellStart"/>
-      <w:r>
-        <w:rPr>
-          <w:rFonts w:ascii="Times New Roman" w:eastAsia="Times New Roman" w:hAnsi="Times New Roman" w:cs="Times New Roman"/>
-          <w:kern w:val="0"/>
-          <w:lang w:eastAsia="pt-PT"/>
-          <w14:ligatures w14:val="none"/>
-        </w:rPr>
-        <w:t>csv</w:t>
-      </w:r>
-      <w:proofErr w:type="spellEnd"/>
-      <w:r>
-        <w:rPr>
-          <w:rFonts w:ascii="Times New Roman" w:eastAsia="Times New Roman" w:hAnsi="Times New Roman" w:cs="Times New Roman"/>
-          <w:kern w:val="0"/>
-          <w:lang w:eastAsia="pt-PT"/>
-          <w14:ligatures w14:val="none"/>
-        </w:rPr>
-        <w:t>, no qual são guardados os valores fornecidos por normas ou por fabricantes para cada referência comercial, é possível gerar automaticamente a totalidade dos tipos correspondentes a essas referências; esta associação é igualmente útil quando os parâmetros de um tipo já existente precisam de ser ajustados, bastando atualizar os valores no ficheiro para que a alteração se reflita na família. Esta abordagem é particularmente relevante em subestações, onde o mesmo tipo de componente como um cabo, um tubo ou um barramento, pode surgir em múltiplas dimensões ao longo do mesmo projeto. A parametrização elimina, assim, a necessidade de criar uma família distinta para cada referência, reduzindo significativamente o esforço de modelação e facilitando futuras alterações de dimensionamento sem comprometer a integridade do modelo.</w:t>
-      </w:r>
-    </w:p>
-    <w:p>
-      <w:pPr>
-        <w:spacing w:after="120" w:line="360" w:lineRule="auto"/>
-        <w:jc w:val="both"/>
-        <w:rPr>
-          <w:rFonts w:ascii="Times New Roman" w:eastAsia="Times New Roman" w:hAnsi="Times New Roman" w:cs="Times New Roman"/>
-          <w:kern w:val="0"/>
-          <w:lang w:eastAsia="pt-PT"/>
-          <w14:ligatures w14:val="none"/>
-        </w:rPr>
-      </w:pPr>
-      <w:r>
-        <w:rPr>
-          <w:rFonts w:ascii="Times New Roman" w:eastAsia="Times New Roman" w:hAnsi="Times New Roman" w:cs="Times New Roman"/>
-          <w:kern w:val="0"/>
-          <w:lang w:eastAsia="pt-PT"/>
-          <w14:ligatures w14:val="none"/>
-        </w:rPr>
-        <w:t>Na ausência de constrangimentos geométricos bem definidos, a modelação assume frequentemente um carácter iterativo, em que o utilizador experimenta diferentes abordagens no desenho dos perfis 2D e das trajetórias até obter o resultado pretendido.</w:t>
-      </w:r>
-    </w:p>
-    <w:p>
-      <w:pPr>
-        <w:spacing w:after="120" w:line="360" w:lineRule="auto"/>
-        <w:jc w:val="both"/>
-        <w:rPr>
-          <w:rFonts w:ascii="Times New Roman" w:eastAsia="Times New Roman" w:hAnsi="Times New Roman" w:cs="Times New Roman"/>
-          <w:i/>
-          <w:iCs/>
-          <w:color w:val="7F7F7F"/>
-          <w:kern w:val="0"/>
-          <w:lang w:eastAsia="pt-PT"/>
-          <w14:ligatures w14:val="none"/>
-        </w:rPr>
-      </w:pPr>
-      <w:r>
-        <w:rPr>
-          <w:rFonts w:ascii="Times New Roman" w:eastAsia="Times New Roman" w:hAnsi="Times New Roman" w:cs="Times New Roman"/>
-          <w:i/>
-          <w:iCs/>
-          <w:color w:val="7F7F7F"/>
-          <w:kern w:val="0"/>
-          <w:highlight w:val="green"/>
-          <w:lang w:eastAsia="pt-PT"/>
-          <w14:ligatures w14:val="none"/>
-        </w:rPr>
-        <w:t xml:space="preserve">exemplo de família paramétrica no </w:t>
-      </w:r>
-      <w:proofErr w:type="spellStart"/>
-      <w:r>
-        <w:rPr>
-          <w:rFonts w:ascii="Times New Roman" w:eastAsia="Times New Roman" w:hAnsi="Times New Roman" w:cs="Times New Roman"/>
-          <w:i/>
-          <w:iCs/>
-          <w:color w:val="7F7F7F"/>
-          <w:kern w:val="0"/>
-          <w:highlight w:val="green"/>
-          <w:lang w:eastAsia="pt-PT"/>
-          <w14:ligatures w14:val="none"/>
-        </w:rPr>
-        <w:t>Revit</w:t>
-      </w:r>
-      <w:proofErr w:type="spellEnd"/>
-      <w:r>
-        <w:rPr>
-          <w:rFonts w:ascii="Times New Roman" w:eastAsia="Times New Roman" w:hAnsi="Times New Roman" w:cs="Times New Roman"/>
-          <w:i/>
-          <w:iCs/>
-          <w:color w:val="7F7F7F"/>
-          <w:kern w:val="0"/>
-          <w:highlight w:val="green"/>
-          <w:lang w:eastAsia="pt-PT"/>
-          <w14:ligatures w14:val="none"/>
-        </w:rPr>
-        <w:t xml:space="preserve"> com parâmetros visíveis </w:t>
+        <w:t xml:space="preserve">exemplo de família paramétrica no Revit com parâmetros visíveis </w:t>
       </w:r>
     </w:p>
     <w:p>
@@ -12373,7 +10650,7 @@
           <w14:ligatures w14:val="none"/>
         </w:rPr>
       </w:pPr>
-      <w:bookmarkStart w:id="35" w:name="_Toc232377621"/>
+      <w:bookmarkStart w:id="38" w:name="_Toc232377621"/>
       <w:r>
         <w:rPr>
           <w:rFonts w:ascii="Times New Roman" w:eastAsia="Times New Roman" w:hAnsi="Times New Roman" w:cs="Times New Roman"/>
@@ -12384,7 +10661,7 @@
         </w:rPr>
         <w:t>Integração no modelo</w:t>
       </w:r>
-      <w:bookmarkEnd w:id="35"/>
+      <w:bookmarkEnd w:id="38"/>
       <w:r>
         <w:rPr>
           <w:rFonts w:ascii="Times New Roman" w:eastAsia="Times New Roman" w:hAnsi="Times New Roman" w:cs="Times New Roman"/>
@@ -12414,27 +10691,7 @@
           <w:lang w:eastAsia="pt-PT"/>
           <w14:ligatures w14:val="none"/>
         </w:rPr>
-        <w:t xml:space="preserve">Criar uma família no </w:t>
-      </w:r>
-      <w:proofErr w:type="spellStart"/>
-      <w:r>
-        <w:rPr>
-          <w:rFonts w:ascii="Times New Roman" w:eastAsia="Times New Roman" w:hAnsi="Times New Roman" w:cs="Times New Roman"/>
-          <w:kern w:val="0"/>
-          <w:lang w:eastAsia="pt-PT"/>
-          <w14:ligatures w14:val="none"/>
-        </w:rPr>
-        <w:t>Revit</w:t>
-      </w:r>
-      <w:proofErr w:type="spellEnd"/>
-      <w:r>
-        <w:rPr>
-          <w:rFonts w:ascii="Times New Roman" w:eastAsia="Times New Roman" w:hAnsi="Times New Roman" w:cs="Times New Roman"/>
-          <w:kern w:val="0"/>
-          <w:lang w:eastAsia="pt-PT"/>
-          <w14:ligatures w14:val="none"/>
-        </w:rPr>
-        <w:t xml:space="preserve"> implica, desde a fase de mais primitiva da modelação, extremo rigor, como exemplo disso uma decisão que condiciona toda a sua utilização posterior é a definição do ponto de inserção. Este ponto determina de que forma o objeto se posiciona e alinha no modelo quando é aplicado, e a sua correta definição depende de um entendimento prévio do contexto em </w:t>
+        <w:t xml:space="preserve">Criar uma família no Revit implica, desde a fase de mais primitiva da modelação, extremo rigor, como exemplo disso uma decisão que condiciona toda a sua utilização posterior é a definição do ponto de inserção. Este ponto determina de que forma o objeto se posiciona e alinha no modelo quando é aplicado, e a sua correta definição depende de um entendimento prévio do contexto em </w:t>
       </w:r>
       <w:r>
         <w:rPr>
@@ -12446,7 +10703,6 @@
         <w:lastRenderedPageBreak/>
         <w:t>que a família vai ser inserida. Um parafuso, por exemplo, exige que os eixos principais estejam definidos de forma que a inserção no modelo seja direta e sem necessidade de grandes ajustes manuais de alinhamento. Esta decisão requer comunicação com a equipa de projeto, para garantir que corresponde à lógica construtiva real do componente, é disponibilizada a opção de colocar numa face (</w:t>
       </w:r>
-      <w:proofErr w:type="spellStart"/>
       <w:r>
         <w:rPr>
           <w:rFonts w:ascii="Times New Roman" w:eastAsia="Times New Roman" w:hAnsi="Times New Roman" w:cs="Times New Roman"/>
@@ -12456,106 +10712,81 @@
           <w:lang w:eastAsia="pt-PT"/>
           <w14:ligatures w14:val="none"/>
         </w:rPr>
-        <w:t>place</w:t>
-      </w:r>
-      <w:proofErr w:type="spellEnd"/>
+        <w:t>place on face</w:t>
+      </w:r>
+      <w:r>
+        <w:rPr>
+          <w:rFonts w:ascii="Times New Roman" w:eastAsia="Times New Roman" w:hAnsi="Times New Roman" w:cs="Times New Roman"/>
+          <w:kern w:val="0"/>
+          <w:lang w:eastAsia="pt-PT"/>
+          <w14:ligatures w14:val="none"/>
+        </w:rPr>
+        <w:t>), que permite inserir uma família diretamente sobre uma face de outro elemento do modelo, tornando a decisão acertada do ponto de inserção ainda mais determinante para a eficiência do processo. A integração da família no modelo representa assim o momento em que a geometria do componente deixa de existir de forma isolada e passa a fazer parte de um conjunto coerente, sujeito às restrições espaciais contidas no modelo.</w:t>
+      </w:r>
+    </w:p>
+    <w:p>
+      <w:pPr>
+        <w:spacing w:after="120" w:line="360" w:lineRule="auto"/>
+        <w:jc w:val="both"/>
+        <w:rPr>
+          <w:rFonts w:ascii="Times New Roman" w:eastAsia="Times New Roman" w:hAnsi="Times New Roman" w:cs="Times New Roman"/>
+          <w:kern w:val="0"/>
+          <w:lang w:eastAsia="pt-PT"/>
+          <w14:ligatures w14:val="none"/>
+        </w:rPr>
+      </w:pPr>
+      <w:r>
+        <w:rPr>
+          <w:rFonts w:ascii="Times New Roman" w:eastAsia="Times New Roman" w:hAnsi="Times New Roman" w:cs="Times New Roman"/>
+          <w:kern w:val="0"/>
+          <w:lang w:eastAsia="pt-PT"/>
+          <w14:ligatures w14:val="none"/>
+        </w:rPr>
+        <w:t>Nem todas as famílias criadas no contexto de uma subestação têm vocação de reutilização. Alguns componentes são intrinsecamente dependentes das condições locais do projeto como um barramento de terra, cuja geometria é determinada pela posição e configuração dos pontos de ligação disponíveis, por isso, constituem peças únicas, concebidas especificamente para aquele projeto e aquela localização. Nestes casos, a família existe como solução singular, sem possibilidade de reutilização direta.</w:t>
+      </w:r>
+    </w:p>
+    <w:p>
+      <w:pPr>
+        <w:spacing w:after="120" w:line="360" w:lineRule="auto"/>
+        <w:jc w:val="both"/>
+        <w:rPr>
+          <w:rFonts w:ascii="Times New Roman" w:eastAsia="Times New Roman" w:hAnsi="Times New Roman" w:cs="Times New Roman"/>
+          <w:kern w:val="0"/>
+          <w:lang w:eastAsia="pt-PT"/>
+          <w14:ligatures w14:val="none"/>
+        </w:rPr>
+      </w:pPr>
+      <w:r>
+        <w:rPr>
+          <w:rFonts w:ascii="Times New Roman" w:eastAsia="Times New Roman" w:hAnsi="Times New Roman" w:cs="Times New Roman"/>
+          <w:kern w:val="0"/>
+          <w:lang w:eastAsia="pt-PT"/>
+          <w14:ligatures w14:val="none"/>
+        </w:rPr>
+        <w:t xml:space="preserve">Em contrapartida, famílias de componentes normalizados como parafusos, ligadores, terminais, tubos ou perfis de viga são concebidas com o objetivo explícito de reutilização, tanto dentro de um mesmo projeto, em múltiplas instâncias com dimensões variáveis, como entre projetos distintos, através de uma biblioteca de famílias partilhada pela equipa. A constituição desta biblioteca é um processo contínuo: algumas famílias já se encontram disponíveis de projetos anteriores, enquanto outras são criadas de raiz sempre que surge uma necessidade, sendo posteriormente integradas na biblioteca para uso futuro. Esta dinâmica de reutilização e expansão progressiva da biblioteca é um dos métodos mais eficientes na modelação de subestações. </w:t>
+      </w:r>
+      <w:r>
+        <w:rPr>
+          <w:rFonts w:ascii="Times New Roman" w:eastAsia="Times New Roman" w:hAnsi="Times New Roman" w:cs="Times New Roman"/>
+          <w:kern w:val="0"/>
+          <w:highlight w:val="yellow"/>
+          <w:lang w:eastAsia="pt-PT"/>
+          <w14:ligatures w14:val="none"/>
+        </w:rPr>
+        <w:t xml:space="preserve">[Shi </w:t>
+      </w:r>
       <w:r>
         <w:rPr>
           <w:rFonts w:ascii="Times New Roman" w:eastAsia="Times New Roman" w:hAnsi="Times New Roman" w:cs="Times New Roman"/>
           <w:i/>
           <w:iCs/>
           <w:kern w:val="0"/>
-          <w:lang w:eastAsia="pt-PT"/>
-          <w14:ligatures w14:val="none"/>
-        </w:rPr>
-        <w:t xml:space="preserve"> </w:t>
-      </w:r>
-      <w:proofErr w:type="spellStart"/>
-      <w:r>
-        <w:rPr>
-          <w:rFonts w:ascii="Times New Roman" w:eastAsia="Times New Roman" w:hAnsi="Times New Roman" w:cs="Times New Roman"/>
-          <w:i/>
-          <w:iCs/>
-          <w:kern w:val="0"/>
-          <w:lang w:eastAsia="pt-PT"/>
-          <w14:ligatures w14:val="none"/>
-        </w:rPr>
-        <w:t>on</w:t>
-      </w:r>
-      <w:proofErr w:type="spellEnd"/>
-      <w:r>
-        <w:rPr>
-          <w:rFonts w:ascii="Times New Roman" w:eastAsia="Times New Roman" w:hAnsi="Times New Roman" w:cs="Times New Roman"/>
-          <w:i/>
-          <w:iCs/>
-          <w:kern w:val="0"/>
-          <w:lang w:eastAsia="pt-PT"/>
-          <w14:ligatures w14:val="none"/>
-        </w:rPr>
-        <w:t xml:space="preserve"> face</w:t>
-      </w:r>
-      <w:r>
-        <w:rPr>
-          <w:rFonts w:ascii="Times New Roman" w:eastAsia="Times New Roman" w:hAnsi="Times New Roman" w:cs="Times New Roman"/>
-          <w:kern w:val="0"/>
-          <w:lang w:eastAsia="pt-PT"/>
-          <w14:ligatures w14:val="none"/>
-        </w:rPr>
-        <w:t>), que permite inserir uma família diretamente sobre uma face de outro elemento do modelo, tornando a decisão acertada do ponto de inserção ainda mais determinante para a eficiência do processo. A integração da família no modelo representa assim o momento em que a geometria do componente deixa de existir de forma isolada e passa a fazer parte de um conjunto coerente, sujeito às restrições espaciais contidas no modelo.</w:t>
-      </w:r>
-    </w:p>
-    <w:p>
-      <w:pPr>
-        <w:spacing w:after="120" w:line="360" w:lineRule="auto"/>
-        <w:jc w:val="both"/>
-        <w:rPr>
-          <w:rFonts w:ascii="Times New Roman" w:eastAsia="Times New Roman" w:hAnsi="Times New Roman" w:cs="Times New Roman"/>
-          <w:kern w:val="0"/>
-          <w:lang w:eastAsia="pt-PT"/>
-          <w14:ligatures w14:val="none"/>
-        </w:rPr>
-      </w:pPr>
-      <w:r>
-        <w:rPr>
-          <w:rFonts w:ascii="Times New Roman" w:eastAsia="Times New Roman" w:hAnsi="Times New Roman" w:cs="Times New Roman"/>
-          <w:kern w:val="0"/>
-          <w:lang w:eastAsia="pt-PT"/>
-          <w14:ligatures w14:val="none"/>
-        </w:rPr>
-        <w:t>Nem todas as famílias criadas no contexto de uma subestação têm vocação de reutilização. Alguns componentes são intrinsecamente dependentes das condições locais do projeto como um barramento de terra, cuja geometria é determinada pela posição e configuração dos pontos de ligação disponíveis, por isso, constituem peças únicas, concebidas especificamente para aquele projeto e aquela localização. Nestes casos, a família existe como solução singular, sem possibilidade de reutilização direta noutros contextos.</w:t>
-      </w:r>
-    </w:p>
-    <w:p>
-      <w:pPr>
-        <w:spacing w:after="120" w:line="360" w:lineRule="auto"/>
-        <w:jc w:val="both"/>
-        <w:rPr>
-          <w:rFonts w:ascii="Times New Roman" w:eastAsia="Times New Roman" w:hAnsi="Times New Roman" w:cs="Times New Roman"/>
-          <w:kern w:val="0"/>
-          <w:lang w:eastAsia="pt-PT"/>
-          <w14:ligatures w14:val="none"/>
-        </w:rPr>
-      </w:pPr>
-      <w:r>
-        <w:rPr>
-          <w:rFonts w:ascii="Times New Roman" w:eastAsia="Times New Roman" w:hAnsi="Times New Roman" w:cs="Times New Roman"/>
-          <w:kern w:val="0"/>
-          <w:lang w:eastAsia="pt-PT"/>
-          <w14:ligatures w14:val="none"/>
-        </w:rPr>
-        <w:t xml:space="preserve">Em contrapartida, famílias de componentes normalizados como parafusos, ligadores, terminais, tubos ou perfis de viga são concebidas com o objetivo explícito de reutilização, tanto dentro de um mesmo projeto, em múltiplas instâncias com dimensões variáveis, como entre projetos distintos, através de uma biblioteca de famílias partilhada pela equipa. A constituição desta biblioteca é um processo contínuo: algumas famílias já se encontram disponíveis de projetos anteriores, enquanto outras são criadas de raiz sempre que surge uma necessidade, sendo posteriormente integradas na biblioteca para uso futuro. Esta dinâmica de reutilização e expansão progressiva da biblioteca é um dos métodos mais eficientes na modelação de subestações. </w:t>
-      </w:r>
-      <w:r>
-        <w:rPr>
-          <w:rFonts w:ascii="Times New Roman" w:eastAsia="Times New Roman" w:hAnsi="Times New Roman" w:cs="Times New Roman"/>
-          <w:kern w:val="0"/>
           <w:highlight w:val="yellow"/>
           <w:lang w:eastAsia="pt-PT"/>
           <w14:ligatures w14:val="none"/>
         </w:rPr>
-        <w:t>[</w:t>
-      </w:r>
-      <w:proofErr w:type="spellStart"/>
+        <w:t>et al</w:t>
+      </w:r>
       <w:r>
         <w:rPr>
           <w:rFonts w:ascii="Times New Roman" w:eastAsia="Times New Roman" w:hAnsi="Times New Roman" w:cs="Times New Roman"/>
@@ -12564,98 +10795,7 @@
           <w:lang w:eastAsia="pt-PT"/>
           <w14:ligatures w14:val="none"/>
         </w:rPr>
-        <w:t>Shi</w:t>
-      </w:r>
-      <w:proofErr w:type="spellEnd"/>
-      <w:r>
-        <w:rPr>
-          <w:rFonts w:ascii="Times New Roman" w:eastAsia="Times New Roman" w:hAnsi="Times New Roman" w:cs="Times New Roman"/>
-          <w:kern w:val="0"/>
-          <w:highlight w:val="yellow"/>
-          <w:lang w:eastAsia="pt-PT"/>
-          <w14:ligatures w14:val="none"/>
-        </w:rPr>
-        <w:t xml:space="preserve"> </w:t>
-      </w:r>
-      <w:proofErr w:type="spellStart"/>
-      <w:r>
-        <w:rPr>
-          <w:rFonts w:ascii="Times New Roman" w:eastAsia="Times New Roman" w:hAnsi="Times New Roman" w:cs="Times New Roman"/>
-          <w:i/>
-          <w:iCs/>
-          <w:kern w:val="0"/>
-          <w:highlight w:val="yellow"/>
-          <w:lang w:eastAsia="pt-PT"/>
-          <w14:ligatures w14:val="none"/>
-        </w:rPr>
-        <w:t>et</w:t>
-      </w:r>
-      <w:proofErr w:type="spellEnd"/>
-      <w:r>
-        <w:rPr>
-          <w:rFonts w:ascii="Times New Roman" w:eastAsia="Times New Roman" w:hAnsi="Times New Roman" w:cs="Times New Roman"/>
-          <w:i/>
-          <w:iCs/>
-          <w:kern w:val="0"/>
-          <w:highlight w:val="yellow"/>
-          <w:lang w:eastAsia="pt-PT"/>
-          <w14:ligatures w14:val="none"/>
-        </w:rPr>
-        <w:t xml:space="preserve"> al</w:t>
-      </w:r>
-      <w:r>
-        <w:rPr>
-          <w:rFonts w:ascii="Times New Roman" w:eastAsia="Times New Roman" w:hAnsi="Times New Roman" w:cs="Times New Roman"/>
-          <w:kern w:val="0"/>
-          <w:highlight w:val="yellow"/>
-          <w:lang w:eastAsia="pt-PT"/>
-          <w14:ligatures w14:val="none"/>
-        </w:rPr>
-        <w:t xml:space="preserve">., 2021; </w:t>
-      </w:r>
-      <w:proofErr w:type="spellStart"/>
-      <w:r>
-        <w:rPr>
-          <w:rFonts w:ascii="Times New Roman" w:eastAsia="Times New Roman" w:hAnsi="Times New Roman" w:cs="Times New Roman"/>
-          <w:kern w:val="0"/>
-          <w:highlight w:val="yellow"/>
-          <w:lang w:eastAsia="pt-PT"/>
-          <w14:ligatures w14:val="none"/>
-        </w:rPr>
-        <w:t>Du</w:t>
-      </w:r>
-      <w:proofErr w:type="spellEnd"/>
-      <w:r>
-        <w:rPr>
-          <w:rFonts w:ascii="Times New Roman" w:eastAsia="Times New Roman" w:hAnsi="Times New Roman" w:cs="Times New Roman"/>
-          <w:kern w:val="0"/>
-          <w:highlight w:val="yellow"/>
-          <w:lang w:eastAsia="pt-PT"/>
-          <w14:ligatures w14:val="none"/>
-        </w:rPr>
-        <w:t xml:space="preserve"> &amp;</w:t>
-      </w:r>
-      <w:proofErr w:type="spellStart"/>
-      <w:r>
-        <w:rPr>
-          <w:rFonts w:ascii="Times New Roman" w:eastAsia="Times New Roman" w:hAnsi="Times New Roman" w:cs="Times New Roman"/>
-          <w:kern w:val="0"/>
-          <w:highlight w:val="yellow"/>
-          <w:lang w:eastAsia="pt-PT"/>
-          <w14:ligatures w14:val="none"/>
-        </w:rPr>
-        <w:t>amp</w:t>
-      </w:r>
-      <w:proofErr w:type="spellEnd"/>
-      <w:r>
-        <w:rPr>
-          <w:rFonts w:ascii="Times New Roman" w:eastAsia="Times New Roman" w:hAnsi="Times New Roman" w:cs="Times New Roman"/>
-          <w:kern w:val="0"/>
-          <w:highlight w:val="yellow"/>
-          <w:lang w:eastAsia="pt-PT"/>
-          <w14:ligatures w14:val="none"/>
-        </w:rPr>
-        <w:t>; Min, 2025]</w:t>
+        <w:t>., 2021; Du &amp;amp; Min, 2025]</w:t>
       </w:r>
       <w:r>
         <w:rPr>
@@ -12689,35 +10829,7 @@
           <w:lang w:eastAsia="pt-PT"/>
           <w14:ligatures w14:val="none"/>
         </w:rPr>
-        <w:t xml:space="preserve">exemplo de família única </w:t>
-      </w:r>
-      <w:proofErr w:type="spellStart"/>
-      <w:r>
-        <w:rPr>
-          <w:rFonts w:ascii="Times New Roman" w:eastAsia="Times New Roman" w:hAnsi="Times New Roman" w:cs="Times New Roman"/>
-          <w:i/>
-          <w:iCs/>
-          <w:color w:val="7F7F7F"/>
-          <w:kern w:val="0"/>
-          <w:highlight w:val="green"/>
-          <w:lang w:eastAsia="pt-PT"/>
-          <w14:ligatures w14:val="none"/>
-        </w:rPr>
-        <w:t>vs</w:t>
-      </w:r>
-      <w:proofErr w:type="spellEnd"/>
-      <w:r>
-        <w:rPr>
-          <w:rFonts w:ascii="Times New Roman" w:eastAsia="Times New Roman" w:hAnsi="Times New Roman" w:cs="Times New Roman"/>
-          <w:i/>
-          <w:iCs/>
-          <w:color w:val="7F7F7F"/>
-          <w:kern w:val="0"/>
-          <w:highlight w:val="green"/>
-          <w:lang w:eastAsia="pt-PT"/>
-          <w14:ligatures w14:val="none"/>
-        </w:rPr>
-        <w:t xml:space="preserve"> família reutilizável no modelo </w:t>
+        <w:t xml:space="preserve">exemplo de família única vs família reutilizável no modelo </w:t>
       </w:r>
     </w:p>
     <w:p>
@@ -12740,7 +10852,7 @@
           <w14:ligatures w14:val="none"/>
         </w:rPr>
       </w:pPr>
-      <w:bookmarkStart w:id="36" w:name="_Toc232377622"/>
+      <w:bookmarkStart w:id="39" w:name="_Toc232377622"/>
       <w:r>
         <w:rPr>
           <w:rFonts w:ascii="Times New Roman" w:eastAsia="Times New Roman" w:hAnsi="Times New Roman" w:cs="Times New Roman"/>
@@ -12751,7 +10863,7 @@
         </w:rPr>
         <w:t>Modelos</w:t>
       </w:r>
-      <w:bookmarkEnd w:id="36"/>
+      <w:bookmarkEnd w:id="39"/>
     </w:p>
     <w:p>
       <w:pPr>
@@ -12779,27 +10891,7 @@
           <w:lang w:eastAsia="pt-PT"/>
           <w14:ligatures w14:val="none"/>
         </w:rPr>
-        <w:t xml:space="preserve">A modelação de uma subestação no </w:t>
-      </w:r>
-      <w:proofErr w:type="spellStart"/>
-      <w:r>
-        <w:rPr>
-          <w:rFonts w:ascii="Times New Roman" w:eastAsia="Times New Roman" w:hAnsi="Times New Roman" w:cs="Times New Roman"/>
-          <w:kern w:val="0"/>
-          <w:lang w:eastAsia="pt-PT"/>
-          <w14:ligatures w14:val="none"/>
-        </w:rPr>
-        <w:t>Revit</w:t>
-      </w:r>
-      <w:proofErr w:type="spellEnd"/>
-      <w:r>
-        <w:rPr>
-          <w:rFonts w:ascii="Times New Roman" w:eastAsia="Times New Roman" w:hAnsi="Times New Roman" w:cs="Times New Roman"/>
-          <w:kern w:val="0"/>
-          <w:lang w:eastAsia="pt-PT"/>
-          <w14:ligatures w14:val="none"/>
-        </w:rPr>
-        <w:t xml:space="preserve"> é um processo que pode ser abordado em qualquer fase tanto na conceção inicial, onde o modelo é construído de raiz com base nos primeiros documentos disponíveis, como em fases intermédias ou avançadas, onde se incorporam alterações, ampliações ou correções a um modelo já existente. Em qualquer dos casos, a consulta a catálogos de fabricante e documentação normativa é uma constante, determinada pela necessidade de garantir que os elementos modelados refletem os equipamentos reais que integrarão a instalação.</w:t>
+        <w:t>A modelação de uma subestação no Revit é um processo que pode ser abordado em qualquer fase tanto na conceção inicial, onde o modelo é construído de raiz com base nos primeiros documentos disponíveis, como em fases intermédias ou avançadas, onde se incorporam alterações, ampliações ou correções a um modelo já existente. Em qualquer dos casos, a consulta a catálogos de fabricante e documentação normativa é uma constante, determinada pela necessidade de garantir que os elementos modelados refletem os equipamentos reais que integrarão a instalação.</w:t>
       </w:r>
     </w:p>
     <w:p>
@@ -12822,7 +10914,7 @@
           <w14:ligatures w14:val="none"/>
         </w:rPr>
       </w:pPr>
-      <w:bookmarkStart w:id="37" w:name="_Toc232377623"/>
+      <w:bookmarkStart w:id="40" w:name="_Toc232377623"/>
       <w:r>
         <w:rPr>
           <w:rFonts w:ascii="Times New Roman" w:eastAsia="Times New Roman" w:hAnsi="Times New Roman" w:cs="Times New Roman"/>
@@ -12834,7 +10926,7 @@
         <w:lastRenderedPageBreak/>
         <w:t>Criar o Modelo</w:t>
       </w:r>
-      <w:bookmarkEnd w:id="37"/>
+      <w:bookmarkEnd w:id="40"/>
       <w:r>
         <w:rPr>
           <w:rFonts w:ascii="Times New Roman" w:eastAsia="Times New Roman" w:hAnsi="Times New Roman" w:cs="Times New Roman"/>
@@ -12864,47 +10956,7 @@
           <w:lang w:eastAsia="pt-PT"/>
           <w14:ligatures w14:val="none"/>
         </w:rPr>
-        <w:t xml:space="preserve">Um modelo no </w:t>
-      </w:r>
-      <w:proofErr w:type="spellStart"/>
-      <w:r>
-        <w:rPr>
-          <w:rFonts w:ascii="Times New Roman" w:eastAsia="Times New Roman" w:hAnsi="Times New Roman" w:cs="Times New Roman"/>
-          <w:kern w:val="0"/>
-          <w:lang w:eastAsia="pt-PT"/>
-          <w14:ligatures w14:val="none"/>
-        </w:rPr>
-        <w:t>Revit</w:t>
-      </w:r>
-      <w:proofErr w:type="spellEnd"/>
-      <w:r>
-        <w:rPr>
-          <w:rFonts w:ascii="Times New Roman" w:eastAsia="Times New Roman" w:hAnsi="Times New Roman" w:cs="Times New Roman"/>
-          <w:kern w:val="0"/>
-          <w:lang w:eastAsia="pt-PT"/>
-          <w14:ligatures w14:val="none"/>
-        </w:rPr>
-        <w:t xml:space="preserve">, corresponde a um ficheiro de projeto. </w:t>
-      </w:r>
-      <w:proofErr w:type="spellStart"/>
-      <w:r>
-        <w:rPr>
-          <w:rFonts w:ascii="Times New Roman" w:eastAsia="Times New Roman" w:hAnsi="Times New Roman" w:cs="Times New Roman"/>
-          <w:kern w:val="0"/>
-          <w:lang w:eastAsia="pt-PT"/>
-          <w14:ligatures w14:val="none"/>
-        </w:rPr>
-        <w:t>rvt</w:t>
-      </w:r>
-      <w:proofErr w:type="spellEnd"/>
-      <w:r>
-        <w:rPr>
-          <w:rFonts w:ascii="Times New Roman" w:eastAsia="Times New Roman" w:hAnsi="Times New Roman" w:cs="Times New Roman"/>
-          <w:kern w:val="0"/>
-          <w:lang w:eastAsia="pt-PT"/>
-          <w14:ligatures w14:val="none"/>
-        </w:rPr>
-        <w:t xml:space="preserve"> que reúne toda a geometria tridimensional e a informação associada aos elementos de uma obra. Quando o projeto é desenvolvido por uma única pessoa, este ficheiro é trabalhado diretamente, no entanto, como sucede na generalidade dos projetos de subestações, várias equipas ou vários elementos da mesma equipa trabalham simultaneamente sobre o mesmo modelo, assim recorre-se a um modelo central (</w:t>
+        <w:t>Um modelo no Revit, corresponde a um ficheiro de projeto. rvt que reúne toda a geometria tridimensional e a informação associada aos elementos de uma obra. Quando o projeto é desenvolvido por uma única pessoa, este ficheiro é trabalhado diretamente, no entanto, como sucede na generalidade dos projetos de subestações, várias equipas ou vários elementos da mesma equipa trabalham simultaneamente sobre o mesmo modelo, assim recorre-se a um modelo central (</w:t>
       </w:r>
       <w:r>
         <w:rPr>
@@ -12915,9 +10967,17 @@
           <w:lang w:eastAsia="pt-PT"/>
           <w14:ligatures w14:val="none"/>
         </w:rPr>
-        <w:t xml:space="preserve">central </w:t>
-      </w:r>
-      <w:proofErr w:type="spellStart"/>
+        <w:t>central model</w:t>
+      </w:r>
+      <w:r>
+        <w:rPr>
+          <w:rFonts w:ascii="Times New Roman" w:eastAsia="Times New Roman" w:hAnsi="Times New Roman" w:cs="Times New Roman"/>
+          <w:kern w:val="0"/>
+          <w:lang w:eastAsia="pt-PT"/>
+          <w14:ligatures w14:val="none"/>
+        </w:rPr>
+        <w:t>), alojado num servidor partilhado. Cada utilizador trabalha sobre uma cópia local do modelo, obtida através de uma copia desanexada (</w:t>
+      </w:r>
       <w:r>
         <w:rPr>
           <w:rFonts w:ascii="Times New Roman" w:eastAsia="Times New Roman" w:hAnsi="Times New Roman" w:cs="Times New Roman"/>
@@ -12927,19 +10987,28 @@
           <w:lang w:eastAsia="pt-PT"/>
           <w14:ligatures w14:val="none"/>
         </w:rPr>
-        <w:t>model</w:t>
-      </w:r>
-      <w:proofErr w:type="spellEnd"/>
-      <w:r>
-        <w:rPr>
-          <w:rFonts w:ascii="Times New Roman" w:eastAsia="Times New Roman" w:hAnsi="Times New Roman" w:cs="Times New Roman"/>
-          <w:kern w:val="0"/>
-          <w:lang w:eastAsia="pt-PT"/>
-          <w14:ligatures w14:val="none"/>
-        </w:rPr>
-        <w:t>), alojado num servidor partilhado. Cada utilizador trabalha sobre uma cópia local do modelo, obtida através de uma copia desanexada (</w:t>
-      </w:r>
-      <w:proofErr w:type="spellStart"/>
+        <w:t>detached</w:t>
+      </w:r>
+      <w:r>
+        <w:rPr>
+          <w:rFonts w:ascii="Times New Roman" w:eastAsia="Times New Roman" w:hAnsi="Times New Roman" w:cs="Times New Roman"/>
+          <w:b/>
+          <w:bCs/>
+          <w:kern w:val="0"/>
+          <w:lang w:eastAsia="pt-PT"/>
+          <w14:ligatures w14:val="none"/>
+        </w:rPr>
+        <w:t>)</w:t>
+      </w:r>
+      <w:r>
+        <w:rPr>
+          <w:rFonts w:ascii="Times New Roman" w:eastAsia="Times New Roman" w:hAnsi="Times New Roman" w:cs="Times New Roman"/>
+          <w:kern w:val="0"/>
+          <w:lang w:eastAsia="pt-PT"/>
+          <w14:ligatures w14:val="none"/>
+        </w:rPr>
+        <w:t>, e periodicamente vai sincronizando (</w:t>
+      </w:r>
       <w:r>
         <w:rPr>
           <w:rFonts w:ascii="Times New Roman" w:eastAsia="Times New Roman" w:hAnsi="Times New Roman" w:cs="Times New Roman"/>
@@ -12949,30 +11018,87 @@
           <w:lang w:eastAsia="pt-PT"/>
           <w14:ligatures w14:val="none"/>
         </w:rPr>
-        <w:t>detached</w:t>
-      </w:r>
-      <w:proofErr w:type="spellEnd"/>
-      <w:r>
-        <w:rPr>
-          <w:rFonts w:ascii="Times New Roman" w:eastAsia="Times New Roman" w:hAnsi="Times New Roman" w:cs="Times New Roman"/>
-          <w:b/>
-          <w:bCs/>
-          <w:kern w:val="0"/>
-          <w:lang w:eastAsia="pt-PT"/>
-          <w14:ligatures w14:val="none"/>
-        </w:rPr>
-        <w:t>)</w:t>
-      </w:r>
-      <w:r>
-        <w:rPr>
-          <w:rFonts w:ascii="Times New Roman" w:eastAsia="Times New Roman" w:hAnsi="Times New Roman" w:cs="Times New Roman"/>
-          <w:kern w:val="0"/>
-          <w:lang w:eastAsia="pt-PT"/>
-          <w14:ligatures w14:val="none"/>
-        </w:rPr>
-        <w:t>, e periodicamente vai sincronizando (</w:t>
-      </w:r>
-      <w:proofErr w:type="spellStart"/>
+        <w:t>synchronize with central</w:t>
+      </w:r>
+      <w:r>
+        <w:rPr>
+          <w:rFonts w:ascii="Times New Roman" w:eastAsia="Times New Roman" w:hAnsi="Times New Roman" w:cs="Times New Roman"/>
+          <w:kern w:val="0"/>
+          <w:lang w:eastAsia="pt-PT"/>
+          <w14:ligatures w14:val="none"/>
+        </w:rPr>
+        <w:t xml:space="preserve">) consoante a progressão do trabalho realizado, transferindo o conteúdo para o modelo central, quando as alterações realizadas são enviadas e as alterações de outros utilizadores são recebidas, é neste momento que se compreende </w:t>
+      </w:r>
+      <w:r>
+        <w:rPr>
+          <w:rFonts w:ascii="Times New Roman" w:eastAsia="Times New Roman" w:hAnsi="Times New Roman" w:cs="Times New Roman"/>
+          <w:kern w:val="0"/>
+          <w:lang w:eastAsia="pt-PT"/>
+          <w14:ligatures w14:val="none"/>
+        </w:rPr>
+        <w:t>o que é modelação BIM,</w:t>
+      </w:r>
+      <w:r>
+        <w:rPr>
+          <w:rFonts w:ascii="Times New Roman" w:eastAsia="Times New Roman" w:hAnsi="Times New Roman" w:cs="Times New Roman"/>
+          <w:kern w:val="0"/>
+          <w:lang w:eastAsia="pt-PT"/>
+          <w14:ligatures w14:val="none"/>
+        </w:rPr>
+        <w:t xml:space="preserve"> e devido a este mecanismo de colaboração é possível que múltiplas pessoas consigam modelar simultaneamente partes distintas da mesma subestação sem que seja perdida informação.</w:t>
+      </w:r>
+    </w:p>
+    <w:p>
+      <w:pPr>
+        <w:spacing w:after="120" w:line="360" w:lineRule="auto"/>
+        <w:jc w:val="both"/>
+        <w:rPr>
+          <w:rFonts w:ascii="Times New Roman" w:eastAsia="Times New Roman" w:hAnsi="Times New Roman" w:cs="Times New Roman"/>
+          <w:kern w:val="0"/>
+          <w:lang w:eastAsia="pt-PT"/>
+          <w14:ligatures w14:val="none"/>
+        </w:rPr>
+      </w:pPr>
+      <w:r>
+        <w:rPr>
+          <w:rFonts w:ascii="Times New Roman" w:eastAsia="Times New Roman" w:hAnsi="Times New Roman" w:cs="Times New Roman"/>
+          <w:kern w:val="0"/>
+          <w:lang w:eastAsia="pt-PT"/>
+          <w14:ligatures w14:val="none"/>
+        </w:rPr>
+        <w:t xml:space="preserve">O ponto de partida para a modelação de uma subestação é, em regra, o esquema unifilar da instalação, documento este que define a arquitetura elétrica da subestação como os seus painéis, níveis de tensão, equipamentos de manobra e proteção, e as interligações entre eles, constitui a referência fundamental a partir da qual o modelo tridimensional é construído. A sua interpretação exige conhecimento técnico da instalação eletrotecnias de alta tensão, pois é com base nele que se definem quais os equipamentos a modelar e quais as famílias a criar ou reutilizar </w:t>
+      </w:r>
+      <w:r>
+        <w:rPr>
+          <w:rFonts w:ascii="Times New Roman" w:eastAsia="Times New Roman" w:hAnsi="Times New Roman" w:cs="Times New Roman"/>
+          <w:kern w:val="0"/>
+          <w:highlight w:val="yellow"/>
+          <w:lang w:eastAsia="pt-PT"/>
+          <w14:ligatures w14:val="none"/>
+        </w:rPr>
+        <w:t>[Bolotinha, 2019a].</w:t>
+      </w:r>
+    </w:p>
+    <w:p>
+      <w:pPr>
+        <w:spacing w:after="120" w:line="360" w:lineRule="auto"/>
+        <w:jc w:val="both"/>
+        <w:rPr>
+          <w:rFonts w:ascii="Times New Roman" w:eastAsia="Times New Roman" w:hAnsi="Times New Roman" w:cs="Times New Roman"/>
+          <w:kern w:val="0"/>
+          <w:lang w:eastAsia="pt-PT"/>
+          <w14:ligatures w14:val="none"/>
+        </w:rPr>
+      </w:pPr>
+      <w:r>
+        <w:rPr>
+          <w:rFonts w:ascii="Times New Roman" w:eastAsia="Times New Roman" w:hAnsi="Times New Roman" w:cs="Times New Roman"/>
+          <w:kern w:val="0"/>
+          <w:lang w:eastAsia="pt-PT"/>
+          <w14:ligatures w14:val="none"/>
+        </w:rPr>
+        <w:t xml:space="preserve">Para além da divisão por cópias locais inerente ao modelo central, a organização do projeto recorre também a ficheiros referenciados como </w:t>
+      </w:r>
       <w:r>
         <w:rPr>
           <w:rFonts w:ascii="Times New Roman" w:eastAsia="Times New Roman" w:hAnsi="Times New Roman" w:cs="Times New Roman"/>
@@ -12982,9 +11108,27 @@
           <w:lang w:eastAsia="pt-PT"/>
           <w14:ligatures w14:val="none"/>
         </w:rPr>
-        <w:t>synchronize</w:t>
-      </w:r>
-      <w:proofErr w:type="spellEnd"/>
+        <w:t>links</w:t>
+      </w:r>
+      <w:r>
+        <w:rPr>
+          <w:rFonts w:ascii="Times New Roman" w:eastAsia="Times New Roman" w:hAnsi="Times New Roman" w:cs="Times New Roman"/>
+          <w:kern w:val="0"/>
+          <w:lang w:eastAsia="pt-PT"/>
+          <w14:ligatures w14:val="none"/>
+        </w:rPr>
+        <w:t xml:space="preserve">, que permitem separar as diferentes engenharias em modelos distintos, articulados entre si. Esta abordagem é adotada sistematicamente, independentemente da dimensão do projeto, por duas razões principais, por um lado, permite que diferentes membros da equipa trabalhem em simultâneo em partes distintas do modelo sem conflitos de edição; por outro, reduz a carga computacional associada a projetos de grandes dimensões, que de outra forma poderiam tornar a ferramenta lenta ou insustentável. Em situações em que a dimensão do modelo assim o exija, recorre-se adicionalmente à extração de grupos de elementos para ficheiros auxiliares, sendo assim possível trabalhar sobre partes específicas da instalação de forma mais ágil, quando a subestação tem dimensão mais reduzida, esse isolamento </w:t>
+      </w:r>
+      <w:r>
+        <w:rPr>
+          <w:rFonts w:ascii="Times New Roman" w:eastAsia="Times New Roman" w:hAnsi="Times New Roman" w:cs="Times New Roman"/>
+          <w:kern w:val="0"/>
+          <w:lang w:eastAsia="pt-PT"/>
+          <w14:ligatures w14:val="none"/>
+        </w:rPr>
+        <w:lastRenderedPageBreak/>
+        <w:t>visual pode ser conseguido de forma mais simples através do comando esconder (</w:t>
+      </w:r>
       <w:r>
         <w:rPr>
           <w:rFonts w:ascii="Times New Roman" w:eastAsia="Times New Roman" w:hAnsi="Times New Roman" w:cs="Times New Roman"/>
@@ -12994,154 +11138,8 @@
           <w:lang w:eastAsia="pt-PT"/>
           <w14:ligatures w14:val="none"/>
         </w:rPr>
-        <w:t xml:space="preserve"> </w:t>
-      </w:r>
-      <w:proofErr w:type="spellStart"/>
-      <w:r>
-        <w:rPr>
-          <w:rFonts w:ascii="Times New Roman" w:eastAsia="Times New Roman" w:hAnsi="Times New Roman" w:cs="Times New Roman"/>
-          <w:i/>
-          <w:iCs/>
-          <w:kern w:val="0"/>
-          <w:lang w:eastAsia="pt-PT"/>
-          <w14:ligatures w14:val="none"/>
-        </w:rPr>
-        <w:t>with</w:t>
-      </w:r>
-      <w:proofErr w:type="spellEnd"/>
-      <w:r>
-        <w:rPr>
-          <w:rFonts w:ascii="Times New Roman" w:eastAsia="Times New Roman" w:hAnsi="Times New Roman" w:cs="Times New Roman"/>
-          <w:i/>
-          <w:iCs/>
-          <w:kern w:val="0"/>
-          <w:lang w:eastAsia="pt-PT"/>
-          <w14:ligatures w14:val="none"/>
-        </w:rPr>
-        <w:t xml:space="preserve"> central</w:t>
-      </w:r>
-      <w:r>
-        <w:rPr>
-          <w:rFonts w:ascii="Times New Roman" w:eastAsia="Times New Roman" w:hAnsi="Times New Roman" w:cs="Times New Roman"/>
-          <w:kern w:val="0"/>
-          <w:lang w:eastAsia="pt-PT"/>
-          <w14:ligatures w14:val="none"/>
-        </w:rPr>
-        <w:t xml:space="preserve">) consoante a progressão do trabalho realizado, transferindo o conteúdo para o modelo central, quando as alterações realizadas são enviadas e as alterações de outros utilizadores são recebidas, é neste momento que se compreende </w:t>
-      </w:r>
-      <w:r>
-        <w:rPr>
-          <w:rFonts w:ascii="Times New Roman" w:eastAsia="Times New Roman" w:hAnsi="Times New Roman" w:cs="Times New Roman"/>
-          <w:kern w:val="0"/>
-          <w:lang w:eastAsia="pt-PT"/>
-          <w14:ligatures w14:val="none"/>
-        </w:rPr>
-        <w:t>o que é modelação BIM,</w:t>
-      </w:r>
-      <w:r>
-        <w:rPr>
-          <w:rFonts w:ascii="Times New Roman" w:eastAsia="Times New Roman" w:hAnsi="Times New Roman" w:cs="Times New Roman"/>
-          <w:kern w:val="0"/>
-          <w:lang w:eastAsia="pt-PT"/>
-          <w14:ligatures w14:val="none"/>
-        </w:rPr>
-        <w:t xml:space="preserve"> e devido a este mecanismo de colaboração é possível que múltiplas pessoas consigam modelar simultaneamente partes distintas da mesma subestação sem que seja perdida informação.</w:t>
-      </w:r>
-    </w:p>
-    <w:p>
-      <w:pPr>
-        <w:spacing w:after="120" w:line="360" w:lineRule="auto"/>
-        <w:jc w:val="both"/>
-        <w:rPr>
-          <w:rFonts w:ascii="Times New Roman" w:eastAsia="Times New Roman" w:hAnsi="Times New Roman" w:cs="Times New Roman"/>
-          <w:kern w:val="0"/>
-          <w:lang w:eastAsia="pt-PT"/>
-          <w14:ligatures w14:val="none"/>
-        </w:rPr>
-      </w:pPr>
-      <w:r>
-        <w:rPr>
-          <w:rFonts w:ascii="Times New Roman" w:eastAsia="Times New Roman" w:hAnsi="Times New Roman" w:cs="Times New Roman"/>
-          <w:kern w:val="0"/>
-          <w:lang w:eastAsia="pt-PT"/>
-          <w14:ligatures w14:val="none"/>
-        </w:rPr>
-        <w:t xml:space="preserve">O ponto de partida para a modelação de uma subestação é, em regra, o esquema unifilar da instalação, documento este que define a arquitetura elétrica da subestação como os seus painéis, níveis de tensão, equipamentos de manobra e proteção, e as interligações entre eles, constitui a referência fundamental a partir da qual o modelo tridimensional é construído. A sua interpretação exige conhecimento técnico da instalação eletrotecnias de alta tensão, pois é com base nele que se definem quais os equipamentos a modelar e quais as famílias a criar ou reutilizar </w:t>
-      </w:r>
-      <w:r>
-        <w:rPr>
-          <w:rFonts w:ascii="Times New Roman" w:eastAsia="Times New Roman" w:hAnsi="Times New Roman" w:cs="Times New Roman"/>
-          <w:kern w:val="0"/>
-          <w:highlight w:val="yellow"/>
-          <w:lang w:eastAsia="pt-PT"/>
-          <w14:ligatures w14:val="none"/>
-        </w:rPr>
-        <w:t>[Bolotinha, 2019a].</w:t>
-      </w:r>
-    </w:p>
-    <w:p>
-      <w:pPr>
-        <w:spacing w:after="120" w:line="360" w:lineRule="auto"/>
-        <w:jc w:val="both"/>
-        <w:rPr>
-          <w:rFonts w:ascii="Times New Roman" w:eastAsia="Times New Roman" w:hAnsi="Times New Roman" w:cs="Times New Roman"/>
-          <w:kern w:val="0"/>
-          <w:lang w:eastAsia="pt-PT"/>
-          <w14:ligatures w14:val="none"/>
-        </w:rPr>
-      </w:pPr>
-      <w:r>
-        <w:rPr>
-          <w:rFonts w:ascii="Times New Roman" w:eastAsia="Times New Roman" w:hAnsi="Times New Roman" w:cs="Times New Roman"/>
-          <w:kern w:val="0"/>
-          <w:lang w:eastAsia="pt-PT"/>
-          <w14:ligatures w14:val="none"/>
-        </w:rPr>
-        <w:t xml:space="preserve">Para além da divisão por cópias locais inerente ao modelo central, a organização do projeto recorre também a ficheiros referenciados como </w:t>
-      </w:r>
-      <w:r>
-        <w:rPr>
-          <w:rFonts w:ascii="Times New Roman" w:eastAsia="Times New Roman" w:hAnsi="Times New Roman" w:cs="Times New Roman"/>
-          <w:i/>
-          <w:iCs/>
-          <w:kern w:val="0"/>
-          <w:lang w:eastAsia="pt-PT"/>
-          <w14:ligatures w14:val="none"/>
-        </w:rPr>
-        <w:t>links</w:t>
-      </w:r>
-      <w:r>
-        <w:rPr>
-          <w:rFonts w:ascii="Times New Roman" w:eastAsia="Times New Roman" w:hAnsi="Times New Roman" w:cs="Times New Roman"/>
-          <w:kern w:val="0"/>
-          <w:lang w:eastAsia="pt-PT"/>
-          <w14:ligatures w14:val="none"/>
-        </w:rPr>
-        <w:t xml:space="preserve">, que permitem separar as diferentes engenharias em modelos distintos, articulados entre si. Esta abordagem é adotada sistematicamente, independentemente da dimensão do projeto, por duas razões principais, por um lado, permite que diferentes membros da equipa trabalhem em simultâneo em partes distintas do modelo sem conflitos de edição; por outro, reduz a carga computacional associada a projetos de grandes dimensões, que de outra forma poderiam tornar a ferramenta lenta ou insustentável. Em situações em que a dimensão do modelo assim o exija, recorre-se adicionalmente à extração de grupos de elementos para ficheiros auxiliares, sendo assim possível trabalhar sobre partes específicas da instalação de forma mais ágil, quando a subestação tem dimensão mais reduzida, esse isolamento </w:t>
-      </w:r>
-      <w:r>
-        <w:rPr>
-          <w:rFonts w:ascii="Times New Roman" w:eastAsia="Times New Roman" w:hAnsi="Times New Roman" w:cs="Times New Roman"/>
-          <w:kern w:val="0"/>
-          <w:lang w:eastAsia="pt-PT"/>
-          <w14:ligatures w14:val="none"/>
-        </w:rPr>
-        <w:lastRenderedPageBreak/>
-        <w:t>visual pode ser conseguido de forma mais simples através do comando esconder (</w:t>
-      </w:r>
-      <w:proofErr w:type="spellStart"/>
-      <w:r>
-        <w:rPr>
-          <w:rFonts w:ascii="Times New Roman" w:eastAsia="Times New Roman" w:hAnsi="Times New Roman" w:cs="Times New Roman"/>
-          <w:i/>
-          <w:iCs/>
-          <w:kern w:val="0"/>
-          <w:lang w:eastAsia="pt-PT"/>
-          <w14:ligatures w14:val="none"/>
-        </w:rPr>
         <w:t>hide</w:t>
       </w:r>
-      <w:proofErr w:type="spellEnd"/>
       <w:r>
         <w:rPr>
           <w:rFonts w:ascii="Times New Roman" w:eastAsia="Times New Roman" w:hAnsi="Times New Roman" w:cs="Times New Roman"/>
@@ -13240,35 +11238,7 @@
           <w:lang w:eastAsia="pt-PT"/>
           <w14:ligatures w14:val="none"/>
         </w:rPr>
-        <w:t xml:space="preserve">modelo de subestação no </w:t>
-      </w:r>
-      <w:proofErr w:type="spellStart"/>
-      <w:r>
-        <w:rPr>
-          <w:rFonts w:ascii="Times New Roman" w:eastAsia="Times New Roman" w:hAnsi="Times New Roman" w:cs="Times New Roman"/>
-          <w:i/>
-          <w:iCs/>
-          <w:color w:val="7F7F7F"/>
-          <w:kern w:val="0"/>
-          <w:highlight w:val="green"/>
-          <w:lang w:eastAsia="pt-PT"/>
-          <w14:ligatures w14:val="none"/>
-        </w:rPr>
-        <w:t>Revit</w:t>
-      </w:r>
-      <w:proofErr w:type="spellEnd"/>
-      <w:r>
-        <w:rPr>
-          <w:rFonts w:ascii="Times New Roman" w:eastAsia="Times New Roman" w:hAnsi="Times New Roman" w:cs="Times New Roman"/>
-          <w:i/>
-          <w:iCs/>
-          <w:color w:val="7F7F7F"/>
-          <w:kern w:val="0"/>
-          <w:highlight w:val="green"/>
-          <w:lang w:eastAsia="pt-PT"/>
-          <w14:ligatures w14:val="none"/>
-        </w:rPr>
-        <w:t xml:space="preserve"> com organização por links visível</w:t>
+        <w:t>modelo de subestação no Revit com organização por links visível</w:t>
       </w:r>
     </w:p>
     <w:p>
@@ -13291,7 +11261,7 @@
           <w14:ligatures w14:val="none"/>
         </w:rPr>
       </w:pPr>
-      <w:bookmarkStart w:id="38" w:name="_Toc232377624"/>
+      <w:bookmarkStart w:id="41" w:name="_Toc232377624"/>
       <w:r>
         <w:rPr>
           <w:rFonts w:ascii="Times New Roman" w:eastAsia="Times New Roman" w:hAnsi="Times New Roman" w:cs="Times New Roman"/>
@@ -13302,7 +11272,7 @@
         </w:rPr>
         <w:t>Revisões e validação técnica</w:t>
       </w:r>
-      <w:bookmarkEnd w:id="38"/>
+      <w:bookmarkEnd w:id="41"/>
       <w:r>
         <w:rPr>
           <w:rFonts w:ascii="Times New Roman" w:eastAsia="Times New Roman" w:hAnsi="Times New Roman" w:cs="Times New Roman"/>
@@ -13334,7 +11304,6 @@
         </w:rPr>
         <w:t xml:space="preserve">Um modelo de subestação raramente é entregue ao cliente numa única iteração, o processo de projeto em ambiente real implica ciclos sucessivos de revisão, nos quais os comentários e solicitações de alteração do cliente são incorporados no modelo, e a documentação técnica associada é atualizada em conformidade. No contexto de projetos desenvolvidos para clientes internacionais, como a </w:t>
       </w:r>
-      <w:proofErr w:type="spellStart"/>
       <w:r>
         <w:rPr>
           <w:rFonts w:ascii="Times New Roman" w:eastAsia="Times New Roman" w:hAnsi="Times New Roman" w:cs="Times New Roman"/>
@@ -13344,67 +11313,7 @@
           <w:lang w:eastAsia="pt-PT"/>
           <w14:ligatures w14:val="none"/>
         </w:rPr>
-        <w:t>Scottish</w:t>
-      </w:r>
-      <w:proofErr w:type="spellEnd"/>
-      <w:r>
-        <w:rPr>
-          <w:rFonts w:ascii="Times New Roman" w:eastAsia="Times New Roman" w:hAnsi="Times New Roman" w:cs="Times New Roman"/>
-          <w:i/>
-          <w:iCs/>
-          <w:kern w:val="0"/>
-          <w:lang w:eastAsia="pt-PT"/>
-          <w14:ligatures w14:val="none"/>
-        </w:rPr>
-        <w:t xml:space="preserve"> </w:t>
-      </w:r>
-      <w:proofErr w:type="spellStart"/>
-      <w:r>
-        <w:rPr>
-          <w:rFonts w:ascii="Times New Roman" w:eastAsia="Times New Roman" w:hAnsi="Times New Roman" w:cs="Times New Roman"/>
-          <w:i/>
-          <w:iCs/>
-          <w:kern w:val="0"/>
-          <w:lang w:eastAsia="pt-PT"/>
-          <w14:ligatures w14:val="none"/>
-        </w:rPr>
-        <w:t>and</w:t>
-      </w:r>
-      <w:proofErr w:type="spellEnd"/>
-      <w:r>
-        <w:rPr>
-          <w:rFonts w:ascii="Times New Roman" w:eastAsia="Times New Roman" w:hAnsi="Times New Roman" w:cs="Times New Roman"/>
-          <w:i/>
-          <w:iCs/>
-          <w:kern w:val="0"/>
-          <w:lang w:eastAsia="pt-PT"/>
-          <w14:ligatures w14:val="none"/>
-        </w:rPr>
-        <w:t xml:space="preserve"> Southern </w:t>
-      </w:r>
-      <w:proofErr w:type="spellStart"/>
-      <w:r>
-        <w:rPr>
-          <w:rFonts w:ascii="Times New Roman" w:eastAsia="Times New Roman" w:hAnsi="Times New Roman" w:cs="Times New Roman"/>
-          <w:i/>
-          <w:iCs/>
-          <w:kern w:val="0"/>
-          <w:lang w:eastAsia="pt-PT"/>
-          <w14:ligatures w14:val="none"/>
-        </w:rPr>
-        <w:t>Electricity</w:t>
-      </w:r>
-      <w:proofErr w:type="spellEnd"/>
-      <w:r>
-        <w:rPr>
-          <w:rFonts w:ascii="Times New Roman" w:eastAsia="Times New Roman" w:hAnsi="Times New Roman" w:cs="Times New Roman"/>
-          <w:i/>
-          <w:iCs/>
-          <w:kern w:val="0"/>
-          <w:lang w:eastAsia="pt-PT"/>
-          <w14:ligatures w14:val="none"/>
-        </w:rPr>
-        <w:t xml:space="preserve"> Networks </w:t>
+        <w:t xml:space="preserve">Scottish and Southern Electricity Networks </w:t>
       </w:r>
       <w:r>
         <w:rPr>
@@ -13457,7 +11366,7 @@
           <w14:ligatures w14:val="none"/>
         </w:rPr>
       </w:pPr>
-      <w:bookmarkStart w:id="39" w:name="_Toc232377625"/>
+      <w:bookmarkStart w:id="42" w:name="_Toc232377625"/>
       <w:r>
         <w:rPr>
           <w:rFonts w:ascii="Times New Roman" w:eastAsia="Times New Roman" w:hAnsi="Times New Roman" w:cs="Times New Roman"/>
@@ -13468,7 +11377,7 @@
         </w:rPr>
         <w:t>Produção de documentação técnica</w:t>
       </w:r>
-      <w:bookmarkEnd w:id="39"/>
+      <w:bookmarkEnd w:id="42"/>
       <w:r>
         <w:rPr>
           <w:rFonts w:ascii="Times New Roman" w:eastAsia="Times New Roman" w:hAnsi="Times New Roman" w:cs="Times New Roman"/>
@@ -13498,27 +11407,7 @@
           <w:lang w:eastAsia="pt-PT"/>
           <w14:ligatures w14:val="none"/>
         </w:rPr>
-        <w:t xml:space="preserve">Uma das funcionalidades mais diretamente úteis do </w:t>
-      </w:r>
-      <w:proofErr w:type="spellStart"/>
-      <w:r>
-        <w:rPr>
-          <w:rFonts w:ascii="Times New Roman" w:eastAsia="Times New Roman" w:hAnsi="Times New Roman" w:cs="Times New Roman"/>
-          <w:kern w:val="0"/>
-          <w:lang w:eastAsia="pt-PT"/>
-          <w14:ligatures w14:val="none"/>
-        </w:rPr>
-        <w:t>Revit</w:t>
-      </w:r>
-      <w:proofErr w:type="spellEnd"/>
-      <w:r>
-        <w:rPr>
-          <w:rFonts w:ascii="Times New Roman" w:eastAsia="Times New Roman" w:hAnsi="Times New Roman" w:cs="Times New Roman"/>
-          <w:kern w:val="0"/>
-          <w:lang w:eastAsia="pt-PT"/>
-          <w14:ligatures w14:val="none"/>
-        </w:rPr>
-        <w:t xml:space="preserve"> em contexto de projeto de subestações é gerar automaticamente peças desenhadas a partir do modelo tridimensional, do qual são extraídas plantas, cortes e elevações são obtidos através da configuração de vistas sobre o modelo, às quais são associadas escalas, anotações, cotas e legendas, de acordo com os requisitos de apresentação definidos para o projeto. As folhas de desenho são compostas diretamente, recorrendo a um formato de apresentação definido pela equipa de projeto, e podem incluir múltiplas vistas, blocos de título e informação de revisão.</w:t>
+        <w:t>Uma das funcionalidades mais diretamente úteis do Revit em contexto de projeto de subestações é gerar automaticamente peças desenhadas a partir do modelo tridimensional, do qual são extraídas plantas, cortes e elevações são obtidos através da configuração de vistas sobre o modelo, às quais são associadas escalas, anotações, cotas e legendas, de acordo com os requisitos de apresentação definidos para o projeto. As folhas de desenho são compostas diretamente, recorrendo a um formato de apresentação definido pela equipa de projeto, e podem incluir múltiplas vistas, blocos de título e informação de revisão.</w:t>
       </w:r>
     </w:p>
     <w:p>
@@ -13539,67 +11428,7 @@
           <w:lang w:eastAsia="pt-PT"/>
           <w14:ligatures w14:val="none"/>
         </w:rPr>
-        <w:t>A exportação da documentação para entrega ao cliente é feita em formato .</w:t>
-      </w:r>
-      <w:proofErr w:type="spellStart"/>
-      <w:r>
-        <w:rPr>
-          <w:rFonts w:ascii="Times New Roman" w:eastAsia="Times New Roman" w:hAnsi="Times New Roman" w:cs="Times New Roman"/>
-          <w:kern w:val="0"/>
-          <w:lang w:eastAsia="pt-PT"/>
-          <w14:ligatures w14:val="none"/>
-        </w:rPr>
-        <w:t>pdf</w:t>
-      </w:r>
-      <w:proofErr w:type="spellEnd"/>
-      <w:r>
-        <w:rPr>
-          <w:rFonts w:ascii="Times New Roman" w:eastAsia="Times New Roman" w:hAnsi="Times New Roman" w:cs="Times New Roman"/>
-          <w:kern w:val="0"/>
-          <w:lang w:eastAsia="pt-PT"/>
-          <w14:ligatures w14:val="none"/>
-        </w:rPr>
-        <w:t>, o que constitui o formato padrão para a transmissão de peças desenhadas em contexto de projeto. Quando é solicitado o modelo nativo, a entrega é efetuada no formato proprietário .</w:t>
-      </w:r>
-      <w:proofErr w:type="spellStart"/>
-      <w:r>
-        <w:rPr>
-          <w:rFonts w:ascii="Times New Roman" w:eastAsia="Times New Roman" w:hAnsi="Times New Roman" w:cs="Times New Roman"/>
-          <w:kern w:val="0"/>
-          <w:lang w:eastAsia="pt-PT"/>
-          <w14:ligatures w14:val="none"/>
-        </w:rPr>
-        <w:t>rvt</w:t>
-      </w:r>
-      <w:proofErr w:type="spellEnd"/>
-      <w:r>
-        <w:rPr>
-          <w:rFonts w:ascii="Times New Roman" w:eastAsia="Times New Roman" w:hAnsi="Times New Roman" w:cs="Times New Roman"/>
-          <w:kern w:val="0"/>
-          <w:lang w:eastAsia="pt-PT"/>
-          <w14:ligatures w14:val="none"/>
-        </w:rPr>
-        <w:t xml:space="preserve"> (para modelos de projeto no </w:t>
-      </w:r>
-      <w:proofErr w:type="spellStart"/>
-      <w:r>
-        <w:rPr>
-          <w:rFonts w:ascii="Times New Roman" w:eastAsia="Times New Roman" w:hAnsi="Times New Roman" w:cs="Times New Roman"/>
-          <w:kern w:val="0"/>
-          <w:lang w:eastAsia="pt-PT"/>
-          <w14:ligatures w14:val="none"/>
-        </w:rPr>
-        <w:t>Revit</w:t>
-      </w:r>
-      <w:proofErr w:type="spellEnd"/>
-      <w:r>
-        <w:rPr>
-          <w:rFonts w:ascii="Times New Roman" w:eastAsia="Times New Roman" w:hAnsi="Times New Roman" w:cs="Times New Roman"/>
-          <w:kern w:val="0"/>
-          <w:lang w:eastAsia="pt-PT"/>
-          <w14:ligatures w14:val="none"/>
-        </w:rPr>
-        <w:t xml:space="preserve">), permitindo ao destinatário aceder à totalidade da informação geométrica e </w:t>
+        <w:t xml:space="preserve">A exportação da documentação para entrega ao cliente é feita em formato .pdf, o que constitui o formato padrão para a transmissão de peças desenhadas em contexto de projeto. Quando é solicitado o modelo nativo, a entrega é efetuada no formato proprietário .rvt (para modelos de projeto no Revit), permitindo ao destinatário aceder à totalidade da informação geométrica e </w:t>
       </w:r>
       <w:r>
         <w:rPr>
@@ -13644,35 +11473,7 @@
           <w:lang w:eastAsia="pt-PT"/>
           <w14:ligatures w14:val="none"/>
         </w:rPr>
-        <w:t xml:space="preserve">exemplo de folha de desenho gerada no </w:t>
-      </w:r>
-      <w:proofErr w:type="spellStart"/>
-      <w:r>
-        <w:rPr>
-          <w:rFonts w:ascii="Times New Roman" w:eastAsia="Times New Roman" w:hAnsi="Times New Roman" w:cs="Times New Roman"/>
-          <w:i/>
-          <w:iCs/>
-          <w:color w:val="7F7F7F"/>
-          <w:kern w:val="0"/>
-          <w:highlight w:val="green"/>
-          <w:lang w:eastAsia="pt-PT"/>
-          <w14:ligatures w14:val="none"/>
-        </w:rPr>
-        <w:t>Revit</w:t>
-      </w:r>
-      <w:proofErr w:type="spellEnd"/>
-      <w:r>
-        <w:rPr>
-          <w:rFonts w:ascii="Times New Roman" w:eastAsia="Times New Roman" w:hAnsi="Times New Roman" w:cs="Times New Roman"/>
-          <w:i/>
-          <w:iCs/>
-          <w:color w:val="7F7F7F"/>
-          <w:kern w:val="0"/>
-          <w:highlight w:val="green"/>
-          <w:lang w:eastAsia="pt-PT"/>
-          <w14:ligatures w14:val="none"/>
-        </w:rPr>
-        <w:t xml:space="preserve"> com planta, corte e elevação de subestação </w:t>
+        <w:t xml:space="preserve">exemplo de folha de desenho gerada no Revit com planta, corte e elevação de subestação </w:t>
       </w:r>
     </w:p>
     <w:p>
@@ -13695,7 +11496,7 @@
           <w14:ligatures w14:val="none"/>
         </w:rPr>
       </w:pPr>
-      <w:bookmarkStart w:id="40" w:name="_Toc232377626"/>
+      <w:bookmarkStart w:id="43" w:name="_Toc232377626"/>
       <w:r>
         <w:rPr>
           <w:rFonts w:ascii="Times New Roman" w:eastAsia="Times New Roman" w:hAnsi="Times New Roman" w:cs="Times New Roman"/>
@@ -13706,7 +11507,7 @@
         </w:rPr>
         <w:t>Progressão e autonomia ao longo do estágio</w:t>
       </w:r>
-      <w:bookmarkEnd w:id="40"/>
+      <w:bookmarkEnd w:id="43"/>
     </w:p>
     <w:p>
       <w:pPr>
@@ -13768,27 +11569,7 @@
           <w:lang w:eastAsia="pt-PT"/>
           <w14:ligatures w14:val="none"/>
         </w:rPr>
-        <w:t xml:space="preserve">As competências consolidadas ao longo do estágio abrangem a criação e parametrização de famílias de componentes para subestações, a organização e gestão de modelos complexos com recurso a ficheiros ligados, a interpretação de documentação técnica de projeto e de requisitos de clientes internacionais, e a produção de peças desenhadas a partir do </w:t>
-      </w:r>
-      <w:proofErr w:type="spellStart"/>
-      <w:r>
-        <w:rPr>
-          <w:rFonts w:ascii="Times New Roman" w:eastAsia="Times New Roman" w:hAnsi="Times New Roman" w:cs="Times New Roman"/>
-          <w:kern w:val="0"/>
-          <w:lang w:eastAsia="pt-PT"/>
-          <w14:ligatures w14:val="none"/>
-        </w:rPr>
-        <w:t>Revit</w:t>
-      </w:r>
-      <w:proofErr w:type="spellEnd"/>
-      <w:r>
-        <w:rPr>
-          <w:rFonts w:ascii="Times New Roman" w:eastAsia="Times New Roman" w:hAnsi="Times New Roman" w:cs="Times New Roman"/>
-          <w:kern w:val="0"/>
-          <w:lang w:eastAsia="pt-PT"/>
-          <w14:ligatures w14:val="none"/>
-        </w:rPr>
-        <w:t>. A combinação destas competências, adquiridas em contexto real e aplicadas a projetos de subestações em múltiplos níveis de tensão e geografias distintas, constitui a base para o exercício autónomo das tarefas de modelação em ambiente profissional.</w:t>
+        <w:t>As competências consolidadas ao longo do estágio abrangem a criação e parametrização de famílias de componentes para subestações, a organização e gestão de modelos complexos com recurso a ficheiros ligados, a interpretação de documentação técnica de projeto e de requisitos de clientes internacionais, e a produção de peças desenhadas a partir do Revit. A combinação destas competências, adquiridas em contexto real e aplicadas a projetos de subestações em múltiplos níveis de tensão e geografias distintas, constitui a base para o exercício autónomo das tarefas de modelação em ambiente profissional.</w:t>
       </w:r>
     </w:p>
     <w:p>
@@ -13823,7 +11604,7 @@
           <w14:ligatures w14:val="none"/>
         </w:rPr>
       </w:pPr>
-      <w:bookmarkStart w:id="41" w:name="_Toc232377627"/>
+      <w:bookmarkStart w:id="44" w:name="_Toc232377627"/>
       <w:r>
         <w:rPr>
           <w:rFonts w:ascii="Times New Roman" w:eastAsia="Times New Roman" w:hAnsi="Times New Roman" w:cs="Times New Roman"/>
@@ -13837,7 +11618,7 @@
         </w:rPr>
         <w:t>Atividades complementares</w:t>
       </w:r>
-      <w:bookmarkEnd w:id="41"/>
+      <w:bookmarkEnd w:id="44"/>
     </w:p>
     <w:p>
       <w:pPr>
@@ -13881,7 +11662,7 @@
           <w14:ligatures w14:val="none"/>
         </w:rPr>
       </w:pPr>
-      <w:bookmarkStart w:id="42" w:name="_Toc232377628"/>
+      <w:bookmarkStart w:id="45" w:name="_Toc232377628"/>
       <w:r>
         <w:rPr>
           <w:rFonts w:ascii="Times New Roman" w:eastAsia="Times New Roman" w:hAnsi="Times New Roman" w:cs="Times New Roman"/>
@@ -13892,7 +11673,7 @@
         </w:rPr>
         <w:t>Interpretação de diagramas unifilares</w:t>
       </w:r>
-      <w:bookmarkEnd w:id="42"/>
+      <w:bookmarkEnd w:id="45"/>
     </w:p>
     <w:p>
       <w:pPr>
@@ -13912,47 +11693,7 @@
           <w:lang w:eastAsia="pt-PT"/>
           <w14:ligatures w14:val="none"/>
         </w:rPr>
-        <w:t xml:space="preserve">O contacto mais aprofundado com a interpretação de diagramas unifilares ocorreu no âmbito de uma subestação do tipo GIS desenvolvida desde a fase inicial do projeto, na qual foi necessário reunir a informação de base para o arrancar com o projeto. O unifilar em causa correspondia a uma subestação de 60/30 kV incluindo um transformador e as respetivas proteções associadas. A interpretação correta deste documento foi determinante para compreender o posicionamento de cada equipamento e, a partir daí, gerar as vistas das diferentes partes do GIS, previamente trabalhadas em </w:t>
-      </w:r>
-      <w:proofErr w:type="spellStart"/>
-      <w:r>
-        <w:rPr>
-          <w:rFonts w:ascii="Times New Roman" w:eastAsia="Times New Roman" w:hAnsi="Times New Roman" w:cs="Times New Roman"/>
-          <w:kern w:val="0"/>
-          <w:lang w:eastAsia="pt-PT"/>
-          <w14:ligatures w14:val="none"/>
-        </w:rPr>
-        <w:t>AutoCAD</w:t>
-      </w:r>
-      <w:proofErr w:type="spellEnd"/>
-      <w:r>
-        <w:rPr>
-          <w:rFonts w:ascii="Times New Roman" w:eastAsia="Times New Roman" w:hAnsi="Times New Roman" w:cs="Times New Roman"/>
-          <w:kern w:val="0"/>
-          <w:lang w:eastAsia="pt-PT"/>
-          <w14:ligatures w14:val="none"/>
-        </w:rPr>
-        <w:t xml:space="preserve">, que serviram de base à modelação posterior no </w:t>
-      </w:r>
-      <w:proofErr w:type="spellStart"/>
-      <w:r>
-        <w:rPr>
-          <w:rFonts w:ascii="Times New Roman" w:eastAsia="Times New Roman" w:hAnsi="Times New Roman" w:cs="Times New Roman"/>
-          <w:kern w:val="0"/>
-          <w:lang w:eastAsia="pt-PT"/>
-          <w14:ligatures w14:val="none"/>
-        </w:rPr>
-        <w:t>Revit</w:t>
-      </w:r>
-      <w:proofErr w:type="spellEnd"/>
-      <w:r>
-        <w:rPr>
-          <w:rFonts w:ascii="Times New Roman" w:eastAsia="Times New Roman" w:hAnsi="Times New Roman" w:cs="Times New Roman"/>
-          <w:kern w:val="0"/>
-          <w:lang w:eastAsia="pt-PT"/>
-          <w14:ligatures w14:val="none"/>
-        </w:rPr>
-        <w:t>.</w:t>
+        <w:t>O contacto mais aprofundado com a interpretação de diagramas unifilares ocorreu no âmbito de uma subestação do tipo GIS desenvolvida desde a fase inicial do projeto, na qual foi necessário reunir a informação de base para o arrancar com o projeto. O unifilar em causa correspondia a uma subestação de 60/30 kV incluindo um transformador e as respetivas proteções associadas. A interpretação correta deste documento foi determinante para compreender o posicionamento de cada equipamento e, a partir daí, gerar as vistas das diferentes partes do GIS, previamente trabalhadas em AutoCAD, que serviram de base à modelação posterior no Revit.</w:t>
       </w:r>
     </w:p>
     <w:p>
@@ -14035,7 +11776,7 @@
           <w14:ligatures w14:val="none"/>
         </w:rPr>
       </w:pPr>
-      <w:bookmarkStart w:id="43" w:name="_Toc232377629"/>
+      <w:bookmarkStart w:id="46" w:name="_Toc232377629"/>
       <w:r>
         <w:rPr>
           <w:rFonts w:ascii="Times New Roman" w:eastAsia="Times New Roman" w:hAnsi="Times New Roman" w:cs="Times New Roman"/>
@@ -14046,7 +11787,7 @@
         </w:rPr>
         <w:t>Análise e revisão de documentação técnica de suporte ao projeto</w:t>
       </w:r>
-      <w:bookmarkEnd w:id="43"/>
+      <w:bookmarkEnd w:id="46"/>
     </w:p>
     <w:p>
       <w:pPr>
@@ -14119,7 +11860,7 @@
           <w14:ligatures w14:val="none"/>
         </w:rPr>
       </w:pPr>
-      <w:bookmarkStart w:id="44" w:name="_Toc232377630"/>
+      <w:bookmarkStart w:id="47" w:name="_Toc232377630"/>
       <w:r>
         <w:rPr>
           <w:rFonts w:ascii="Times New Roman" w:eastAsia="Times New Roman" w:hAnsi="Times New Roman" w:cs="Times New Roman"/>
@@ -14131,7 +11872,7 @@
         <w:lastRenderedPageBreak/>
         <w:t>Projetos acompanhados durante o estágio</w:t>
       </w:r>
-      <w:bookmarkEnd w:id="44"/>
+      <w:bookmarkEnd w:id="47"/>
     </w:p>
     <w:p>
       <w:pPr>
@@ -14186,10 +11927,13 @@
           <w:lang w:eastAsia="pt-PT"/>
           <w14:ligatures w14:val="none"/>
         </w:rPr>
-        <w:t xml:space="preserve">No projeto da subestação de </w:t>
-      </w:r>
-      <w:proofErr w:type="spellStart"/>
-      <w:r>
+        <w:t>No projeto da subestação de Strathy Wood, para a OMEXOM, do tipo Air Insulated Substation (AIS) e com nível de tensão [a confirmar], o trabalho desenvolvido incluiu a aplicação de alterações ao modelo existente, a criação de famílias específicas e parametrizadas, e a participação em ciclos de revisão do projeto.</w:t>
+      </w:r>
+    </w:p>
+    <w:p>
+      <w:pPr>
+        <w:spacing w:after="120" w:line="360" w:lineRule="auto"/>
+        <w:jc w:val="both"/>
         <w:rPr>
           <w:rFonts w:ascii="Times New Roman" w:eastAsia="Times New Roman" w:hAnsi="Times New Roman" w:cs="Times New Roman"/>
           <w:kern w:val="0"/>
@@ -14197,9 +11941,7 @@
           <w:lang w:eastAsia="pt-PT"/>
           <w14:ligatures w14:val="none"/>
         </w:rPr>
-        <w:t>Strathy</w:t>
-      </w:r>
-      <w:proofErr w:type="spellEnd"/>
+      </w:pPr>
       <w:r>
         <w:rPr>
           <w:rFonts w:ascii="Times New Roman" w:eastAsia="Times New Roman" w:hAnsi="Times New Roman" w:cs="Times New Roman"/>
@@ -14208,10 +11950,13 @@
           <w:lang w:eastAsia="pt-PT"/>
           <w14:ligatures w14:val="none"/>
         </w:rPr>
-        <w:t xml:space="preserve"> </w:t>
-      </w:r>
-      <w:proofErr w:type="spellStart"/>
-      <w:r>
+        <w:t>No projeto da subestação de Emmock, também para a OMEXOM, igualmente do tipo AIS e abrangendo níveis de tensão de 400 kV, 275 kV, 60 kV e 30 kV, o trabalho seguiu uma lógica semelhante — modelação, criação de famílias específicas e parametrizadas, e revisões — com uma particularidade adicional: a exportação de ficheiros do modelo para a equipa responsável pelo dimensionamento, com vista à realização de estudos luminotécnicos da instalação.</w:t>
+      </w:r>
+    </w:p>
+    <w:p>
+      <w:pPr>
+        <w:spacing w:after="120" w:line="360" w:lineRule="auto"/>
+        <w:jc w:val="both"/>
         <w:rPr>
           <w:rFonts w:ascii="Times New Roman" w:eastAsia="Times New Roman" w:hAnsi="Times New Roman" w:cs="Times New Roman"/>
           <w:kern w:val="0"/>
@@ -14219,9 +11964,7 @@
           <w:lang w:eastAsia="pt-PT"/>
           <w14:ligatures w14:val="none"/>
         </w:rPr>
-        <w:t>Wood</w:t>
-      </w:r>
-      <w:proofErr w:type="spellEnd"/>
+      </w:pPr>
       <w:r>
         <w:rPr>
           <w:rFonts w:ascii="Times New Roman" w:eastAsia="Times New Roman" w:hAnsi="Times New Roman" w:cs="Times New Roman"/>
@@ -14230,10 +11973,13 @@
           <w:lang w:eastAsia="pt-PT"/>
           <w14:ligatures w14:val="none"/>
         </w:rPr>
-        <w:t xml:space="preserve">, para a OMEXOM, do tipo </w:t>
-      </w:r>
-      <w:proofErr w:type="spellStart"/>
-      <w:r>
+        <w:t>No projeto da subestação (SE) para a Lufthansa, do tipo AIS e com nível de tensão [a confirmar], o trabalho desenvolvido incluiu igualmente a aplicação de alterações ao modelo, a criação de famílias específicas e a participação em revisões, tendo sido também exportados ficheiros para a equipa de dimensionamento realizar os respetivos estudos luminotécnicos. Foi neste projeto que, como referido no subcapítulo 3.4, se deu a transição para uma comunicação técnica mais direta com a equipa de modelação.</w:t>
+      </w:r>
+    </w:p>
+    <w:p>
+      <w:pPr>
+        <w:spacing w:after="120" w:line="360" w:lineRule="auto"/>
+        <w:jc w:val="both"/>
         <w:rPr>
           <w:rFonts w:ascii="Times New Roman" w:eastAsia="Times New Roman" w:hAnsi="Times New Roman" w:cs="Times New Roman"/>
           <w:kern w:val="0"/>
@@ -14241,9 +11987,7 @@
           <w:lang w:eastAsia="pt-PT"/>
           <w14:ligatures w14:val="none"/>
         </w:rPr>
-        <w:t>Air</w:t>
-      </w:r>
-      <w:proofErr w:type="spellEnd"/>
+      </w:pPr>
       <w:r>
         <w:rPr>
           <w:rFonts w:ascii="Times New Roman" w:eastAsia="Times New Roman" w:hAnsi="Times New Roman" w:cs="Times New Roman"/>
@@ -14252,186 +11996,7 @@
           <w:lang w:eastAsia="pt-PT"/>
           <w14:ligatures w14:val="none"/>
         </w:rPr>
-        <w:t xml:space="preserve"> </w:t>
-      </w:r>
-      <w:proofErr w:type="spellStart"/>
-      <w:r>
-        <w:rPr>
-          <w:rFonts w:ascii="Times New Roman" w:eastAsia="Times New Roman" w:hAnsi="Times New Roman" w:cs="Times New Roman"/>
-          <w:kern w:val="0"/>
-          <w:highlight w:val="darkGray"/>
-          <w:lang w:eastAsia="pt-PT"/>
-          <w14:ligatures w14:val="none"/>
-        </w:rPr>
-        <w:t>Insulated</w:t>
-      </w:r>
-      <w:proofErr w:type="spellEnd"/>
-      <w:r>
-        <w:rPr>
-          <w:rFonts w:ascii="Times New Roman" w:eastAsia="Times New Roman" w:hAnsi="Times New Roman" w:cs="Times New Roman"/>
-          <w:kern w:val="0"/>
-          <w:highlight w:val="darkGray"/>
-          <w:lang w:eastAsia="pt-PT"/>
-          <w14:ligatures w14:val="none"/>
-        </w:rPr>
-        <w:t xml:space="preserve"> </w:t>
-      </w:r>
-      <w:proofErr w:type="spellStart"/>
-      <w:r>
-        <w:rPr>
-          <w:rFonts w:ascii="Times New Roman" w:eastAsia="Times New Roman" w:hAnsi="Times New Roman" w:cs="Times New Roman"/>
-          <w:kern w:val="0"/>
-          <w:highlight w:val="darkGray"/>
-          <w:lang w:eastAsia="pt-PT"/>
-          <w14:ligatures w14:val="none"/>
-        </w:rPr>
-        <w:t>Substation</w:t>
-      </w:r>
-      <w:proofErr w:type="spellEnd"/>
-      <w:r>
-        <w:rPr>
-          <w:rFonts w:ascii="Times New Roman" w:eastAsia="Times New Roman" w:hAnsi="Times New Roman" w:cs="Times New Roman"/>
-          <w:kern w:val="0"/>
-          <w:highlight w:val="darkGray"/>
-          <w:lang w:eastAsia="pt-PT"/>
-          <w14:ligatures w14:val="none"/>
-        </w:rPr>
-        <w:t xml:space="preserve"> (AIS) e com nível de tensão [a confirmar], o trabalho desenvolvido incluiu a aplicação de alterações ao modelo existente, a criação de famílias específicas e parametrizadas, e a participação em ciclos de revisão do projeto.</w:t>
-      </w:r>
-    </w:p>
-    <w:p>
-      <w:pPr>
-        <w:spacing w:after="120" w:line="360" w:lineRule="auto"/>
-        <w:jc w:val="both"/>
-        <w:rPr>
-          <w:rFonts w:ascii="Times New Roman" w:eastAsia="Times New Roman" w:hAnsi="Times New Roman" w:cs="Times New Roman"/>
-          <w:kern w:val="0"/>
-          <w:highlight w:val="darkGray"/>
-          <w:lang w:eastAsia="pt-PT"/>
-          <w14:ligatures w14:val="none"/>
-        </w:rPr>
-      </w:pPr>
-      <w:r>
-        <w:rPr>
-          <w:rFonts w:ascii="Times New Roman" w:eastAsia="Times New Roman" w:hAnsi="Times New Roman" w:cs="Times New Roman"/>
-          <w:kern w:val="0"/>
-          <w:highlight w:val="darkGray"/>
-          <w:lang w:eastAsia="pt-PT"/>
-          <w14:ligatures w14:val="none"/>
-        </w:rPr>
-        <w:t xml:space="preserve">No projeto da subestação de </w:t>
-      </w:r>
-      <w:proofErr w:type="spellStart"/>
-      <w:r>
-        <w:rPr>
-          <w:rFonts w:ascii="Times New Roman" w:eastAsia="Times New Roman" w:hAnsi="Times New Roman" w:cs="Times New Roman"/>
-          <w:kern w:val="0"/>
-          <w:highlight w:val="darkGray"/>
-          <w:lang w:eastAsia="pt-PT"/>
-          <w14:ligatures w14:val="none"/>
-        </w:rPr>
-        <w:t>Emmock</w:t>
-      </w:r>
-      <w:proofErr w:type="spellEnd"/>
-      <w:r>
-        <w:rPr>
-          <w:rFonts w:ascii="Times New Roman" w:eastAsia="Times New Roman" w:hAnsi="Times New Roman" w:cs="Times New Roman"/>
-          <w:kern w:val="0"/>
-          <w:highlight w:val="darkGray"/>
-          <w:lang w:eastAsia="pt-PT"/>
-          <w14:ligatures w14:val="none"/>
-        </w:rPr>
-        <w:t>, também para a OMEXOM, igualmente do tipo AIS e abrangendo níveis de tensão de 400 kV, 275 kV, 60 kV e 30 kV, o trabalho seguiu uma lógica semelhante — modelação, criação de famílias específicas e parametrizadas, e revisões — com uma particularidade adicional: a exportação de ficheiros do modelo para a equipa responsável pelo dimensionamento, com vista à realização de estudos luminotécnicos da instalação.</w:t>
-      </w:r>
-    </w:p>
-    <w:p>
-      <w:pPr>
-        <w:spacing w:after="120" w:line="360" w:lineRule="auto"/>
-        <w:jc w:val="both"/>
-        <w:rPr>
-          <w:rFonts w:ascii="Times New Roman" w:eastAsia="Times New Roman" w:hAnsi="Times New Roman" w:cs="Times New Roman"/>
-          <w:kern w:val="0"/>
-          <w:highlight w:val="darkGray"/>
-          <w:lang w:eastAsia="pt-PT"/>
-          <w14:ligatures w14:val="none"/>
-        </w:rPr>
-      </w:pPr>
-      <w:r>
-        <w:rPr>
-          <w:rFonts w:ascii="Times New Roman" w:eastAsia="Times New Roman" w:hAnsi="Times New Roman" w:cs="Times New Roman"/>
-          <w:kern w:val="0"/>
-          <w:highlight w:val="darkGray"/>
-          <w:lang w:eastAsia="pt-PT"/>
-          <w14:ligatures w14:val="none"/>
-        </w:rPr>
-        <w:t>No projeto da subestação (SE) para a Lufthansa, do tipo AIS e com nível de tensão [a confirmar], o trabalho desenvolvido incluiu igualmente a aplicação de alterações ao modelo, a criação de famílias específicas e a participação em revisões, tendo sido também exportados ficheiros para a equipa de dimensionamento realizar os respetivos estudos luminotécnicos. Foi neste projeto que, como referido no subcapítulo 3.4, se deu a transição para uma comunicação técnica mais direta com a equipa de modelação.</w:t>
-      </w:r>
-    </w:p>
-    <w:p>
-      <w:pPr>
-        <w:spacing w:after="120" w:line="360" w:lineRule="auto"/>
-        <w:jc w:val="both"/>
-        <w:rPr>
-          <w:rFonts w:ascii="Times New Roman" w:eastAsia="Times New Roman" w:hAnsi="Times New Roman" w:cs="Times New Roman"/>
-          <w:kern w:val="0"/>
-          <w:highlight w:val="darkGray"/>
-          <w:lang w:eastAsia="pt-PT"/>
-          <w14:ligatures w14:val="none"/>
-        </w:rPr>
-      </w:pPr>
-      <w:r>
-        <w:rPr>
-          <w:rFonts w:ascii="Times New Roman" w:eastAsia="Times New Roman" w:hAnsi="Times New Roman" w:cs="Times New Roman"/>
-          <w:kern w:val="0"/>
-          <w:highlight w:val="darkGray"/>
-          <w:lang w:eastAsia="pt-PT"/>
-          <w14:ligatures w14:val="none"/>
-        </w:rPr>
-        <w:t xml:space="preserve">No projeto da subestação de </w:t>
-      </w:r>
-      <w:proofErr w:type="spellStart"/>
-      <w:r>
-        <w:rPr>
-          <w:rFonts w:ascii="Times New Roman" w:eastAsia="Times New Roman" w:hAnsi="Times New Roman" w:cs="Times New Roman"/>
-          <w:kern w:val="0"/>
-          <w:highlight w:val="darkGray"/>
-          <w:lang w:eastAsia="pt-PT"/>
-          <w14:ligatures w14:val="none"/>
-        </w:rPr>
-        <w:t>Strathy</w:t>
-      </w:r>
-      <w:proofErr w:type="spellEnd"/>
-      <w:r>
-        <w:rPr>
-          <w:rFonts w:ascii="Times New Roman" w:eastAsia="Times New Roman" w:hAnsi="Times New Roman" w:cs="Times New Roman"/>
-          <w:kern w:val="0"/>
-          <w:highlight w:val="darkGray"/>
-          <w:lang w:eastAsia="pt-PT"/>
-          <w14:ligatures w14:val="none"/>
-        </w:rPr>
-        <w:t xml:space="preserve"> </w:t>
-      </w:r>
-      <w:proofErr w:type="spellStart"/>
-      <w:r>
-        <w:rPr>
-          <w:rFonts w:ascii="Times New Roman" w:eastAsia="Times New Roman" w:hAnsi="Times New Roman" w:cs="Times New Roman"/>
-          <w:kern w:val="0"/>
-          <w:highlight w:val="darkGray"/>
-          <w:lang w:eastAsia="pt-PT"/>
-          <w14:ligatures w14:val="none"/>
-        </w:rPr>
-        <w:t>South</w:t>
-      </w:r>
-      <w:proofErr w:type="spellEnd"/>
-      <w:r>
-        <w:rPr>
-          <w:rFonts w:ascii="Times New Roman" w:eastAsia="Times New Roman" w:hAnsi="Times New Roman" w:cs="Times New Roman"/>
-          <w:kern w:val="0"/>
-          <w:highlight w:val="darkGray"/>
-          <w:lang w:eastAsia="pt-PT"/>
-          <w14:ligatures w14:val="none"/>
-        </w:rPr>
-        <w:t>, para a OMEXOM, com tipologia construtiva [AIS ou GIS, a confirmar] e nível de tensão [a confirmar], o trabalho desenvolvido seguiu igualmente o processo de modelação, criação de famílias específicas e parametrizadas, e participação em revisões de projeto.</w:t>
+        <w:t>No projeto da subestação de Strathy South, para a OMEXOM, com tipologia construtiva [AIS ou GIS, a confirmar] e nível de tensão [a confirmar], o trabalho desenvolvido seguiu igualmente o processo de modelação, criação de famílias específicas e parametrizadas, e participação em revisões de projeto.</w:t>
       </w:r>
     </w:p>
     <w:p>
@@ -14488,10 +12053,10 @@
           <w14:ligatures w14:val="none"/>
         </w:rPr>
       </w:pPr>
-      <w:bookmarkStart w:id="45" w:name="_Toc76320115"/>
-      <w:bookmarkStart w:id="46" w:name="_Toc76320155"/>
-      <w:bookmarkStart w:id="47" w:name="_Toc76320183"/>
-      <w:bookmarkStart w:id="48" w:name="_Toc232377631"/>
+      <w:bookmarkStart w:id="48" w:name="_Toc76320115"/>
+      <w:bookmarkStart w:id="49" w:name="_Toc76320155"/>
+      <w:bookmarkStart w:id="50" w:name="_Toc76320183"/>
+      <w:bookmarkStart w:id="51" w:name="_Toc232377631"/>
       <w:r>
         <w:rPr>
           <w:rFonts w:ascii="Times New Roman" w:eastAsia="Times New Roman" w:hAnsi="Times New Roman" w:cs="Times New Roman"/>
@@ -14506,10 +12071,10 @@
         <w:lastRenderedPageBreak/>
         <w:t>Conclusões</w:t>
       </w:r>
-      <w:bookmarkEnd w:id="45"/>
-      <w:bookmarkEnd w:id="46"/>
-      <w:bookmarkEnd w:id="47"/>
       <w:bookmarkEnd w:id="48"/>
+      <w:bookmarkEnd w:id="49"/>
+      <w:bookmarkEnd w:id="50"/>
+      <w:bookmarkEnd w:id="51"/>
     </w:p>
     <w:p>
       <w:pPr>
@@ -14531,7 +12096,7 @@
           <w14:ligatures w14:val="none"/>
         </w:rPr>
       </w:pPr>
-      <w:bookmarkStart w:id="49" w:name="_Toc232377632"/>
+      <w:bookmarkStart w:id="52" w:name="_Toc232377632"/>
       <w:r>
         <w:rPr>
           <w:rFonts w:ascii="Times New Roman" w:eastAsia="Times New Roman" w:hAnsi="Times New Roman" w:cs="Times New Roman"/>
@@ -14542,7 +12107,7 @@
         </w:rPr>
         <w:t>Integração de conhecimentos académicos</w:t>
       </w:r>
-      <w:bookmarkEnd w:id="49"/>
+      <w:bookmarkEnd w:id="52"/>
       <w:r>
         <w:rPr>
           <w:rFonts w:ascii="Times New Roman" w:eastAsia="Times New Roman" w:hAnsi="Times New Roman" w:cs="Times New Roman"/>
@@ -14571,17 +12136,7 @@
           <w:lang w:eastAsia="pt-PT"/>
           <w14:ligatures w14:val="none"/>
         </w:rPr>
-        <w:t xml:space="preserve">O plano curricular da Licenciatura em Engenharia Eletrotécnica – Sistemas Elétricos de Energia (LEE-SEE) do ISEP não contempla, de forma direta, o projeto de subestações de alta ou média </w:t>
-      </w:r>
-      <w:proofErr w:type="spellStart"/>
-      <w:r>
-        <w:rPr>
-          <w:rFonts w:ascii="Times New Roman" w:eastAsia="Times New Roman" w:hAnsi="Times New Roman" w:cs="Times New Roman"/>
-          <w:kern w:val="0"/>
-          <w:lang w:eastAsia="pt-PT"/>
-          <w14:ligatures w14:val="none"/>
-        </w:rPr>
-        <w:t>tensão</w:t>
+        <w:t>O plano curricular da Licenciatura em Engenharia Eletrotécnica – Sistemas Elétricos de Energia (LEE-SEE) do ISEP não contempla, de forma direta, o projeto de subestações de alta ou média tensão</w:t>
       </w:r>
       <w:r>
         <w:rPr>
@@ -14592,35 +12147,14 @@
         </w:rPr>
         <w:t>,a</w:t>
       </w:r>
-      <w:proofErr w:type="spellEnd"/>
-      <w:r>
-        <w:rPr>
-          <w:rFonts w:ascii="Times New Roman" w:eastAsia="Times New Roman" w:hAnsi="Times New Roman" w:cs="Times New Roman"/>
-          <w:kern w:val="0"/>
-          <w:lang w:eastAsia="pt-PT"/>
-          <w14:ligatures w14:val="none"/>
-        </w:rPr>
-        <w:t xml:space="preserve"> temática surge pontualmente referida em cadeiras como Instalações Elétricas ou Sistemas Elétricos de Energia, todavia sem o desenvolvimento que permita ao aluno, à saída do curso, dominar a terminologia, os equipamentos ou os fluxos de trabalho que caracterizam esta área. A chegada ao estágio na SISINT tornou esta lacuna imediatamente evidente: a necessidade de interpretar diagramas unifilares com múltiplos níveis de tensão, de compreender a função e o posicionamento de cada equipamento primário numa subestação, e de operar uma ferramenta de modelação tridimensional paramétrica como o </w:t>
-      </w:r>
-      <w:proofErr w:type="spellStart"/>
-      <w:r>
-        <w:rPr>
-          <w:rFonts w:ascii="Times New Roman" w:eastAsia="Times New Roman" w:hAnsi="Times New Roman" w:cs="Times New Roman"/>
-          <w:kern w:val="0"/>
-          <w:lang w:eastAsia="pt-PT"/>
-          <w14:ligatures w14:val="none"/>
-        </w:rPr>
-        <w:t>Revit</w:t>
-      </w:r>
-      <w:proofErr w:type="spellEnd"/>
-      <w:r>
-        <w:rPr>
-          <w:rFonts w:ascii="Times New Roman" w:eastAsia="Times New Roman" w:hAnsi="Times New Roman" w:cs="Times New Roman"/>
-          <w:kern w:val="0"/>
-          <w:lang w:eastAsia="pt-PT"/>
-          <w14:ligatures w14:val="none"/>
-        </w:rPr>
-        <w:t>, exigiu um esforço de aprendizagem intensivo nas primeiras semanas, que teve de ser conduzido em paralelo com a participação nos projetos em curso.</w:t>
+      <w:r>
+        <w:rPr>
+          <w:rFonts w:ascii="Times New Roman" w:eastAsia="Times New Roman" w:hAnsi="Times New Roman" w:cs="Times New Roman"/>
+          <w:kern w:val="0"/>
+          <w:lang w:eastAsia="pt-PT"/>
+          <w14:ligatures w14:val="none"/>
+        </w:rPr>
+        <w:t xml:space="preserve"> temática surge pontualmente referida em cadeiras como Instalações Elétricas ou Sistemas Elétricos de Energia, todavia sem o desenvolvimento que permita ao aluno, à saída do curso, dominar a terminologia, os equipamentos ou os fluxos de trabalho que caracterizam esta área. A chegada ao estágio na SISINT tornou esta lacuna imediatamente evidente: a necessidade de interpretar diagramas unifilares com múltiplos níveis de tensão, de compreender a função e o posicionamento de cada equipamento primário numa subestação, e de operar uma ferramenta de modelação tridimensional paramétrica como o Revit, exigiu um esforço de aprendizagem intensivo nas primeiras semanas, que teve de ser conduzido em paralelo com a participação nos projetos em curso.</w:t>
       </w:r>
     </w:p>
     <w:p>
@@ -14641,27 +12175,7 @@
           <w:lang w:eastAsia="pt-PT"/>
           <w14:ligatures w14:val="none"/>
         </w:rPr>
-        <w:t xml:space="preserve">Ainda assim, verificou-se que os conhecimentos adquiridos ao longo da licenciatura desempenharam um papel estruturante que, embora nem sempre evidente de forma imediata, se revelou indispensável para a compreensão do contexto em que o trabalho se inseria. A cadeira de Instalações Elétricas forneceu a base conceptual relativa às fases de desenvolvimento de um projeto elétrico, desde o estudo prévio ao projeto de execução, passando pelas noções de dimensionamento, pelos requisitos regulamentares e pelas condições de segurança que regem o estabelecimento de instalações elétricas. Estes conceitos, que no curso são abordados predominantemente no contexto de instalações de baixa tensão e de utilização, revelaram-se </w:t>
-      </w:r>
-      <w:proofErr w:type="spellStart"/>
-      <w:r>
-        <w:rPr>
-          <w:rFonts w:ascii="Times New Roman" w:eastAsia="Times New Roman" w:hAnsi="Times New Roman" w:cs="Times New Roman"/>
-          <w:kern w:val="0"/>
-          <w:lang w:eastAsia="pt-PT"/>
-          <w14:ligatures w14:val="none"/>
-        </w:rPr>
-        <w:t>transponiveis</w:t>
-      </w:r>
-      <w:proofErr w:type="spellEnd"/>
-      <w:r>
-        <w:rPr>
-          <w:rFonts w:ascii="Times New Roman" w:eastAsia="Times New Roman" w:hAnsi="Times New Roman" w:cs="Times New Roman"/>
-          <w:kern w:val="0"/>
-          <w:lang w:eastAsia="pt-PT"/>
-          <w14:ligatures w14:val="none"/>
-        </w:rPr>
-        <w:t xml:space="preserve"> para o universo das subestações AT/MT, ainda que com um grau de complexidade e de exigência normativa substancialmente superiores. De forma análoga, a cadeira de Sistemas Elétricos de Energia permitiu consolidar noções fundamentais sobre a estrutura e o funcionamento das redes elétricas, nomeadamente os conceitos de níveis de tensão, trânsito de potência, transformação de energia e proteção de sistemas, conhecimentos sem os quais a interpretação dos esquemas unifilares e a compreensão das configurações de barramentos abordados no Capítulo 2 teriam sido consideravelmente mais difíceis.</w:t>
+        <w:t>Ainda assim, verificou-se que os conhecimentos adquiridos ao longo da licenciatura desempenharam um papel estruturante que, embora nem sempre evidente de forma imediata, se revelou indispensável para a compreensão do contexto em que o trabalho se inseria. A cadeira de Instalações Elétricas forneceu a base conceptual relativa às fases de desenvolvimento de um projeto elétrico, desde o estudo prévio ao projeto de execução, passando pelas noções de dimensionamento, pelos requisitos regulamentares e pelas condições de segurança que regem o estabelecimento de instalações elétricas. Estes conceitos, que no curso são abordados predominantemente no contexto de instalações de baixa tensão e de utilização, revelaram-se transponiveis para o universo das subestações AT/MT, ainda que com um grau de complexidade e de exigência normativa substancialmente superiores. De forma análoga, a cadeira de Sistemas Elétricos de Energia permitiu consolidar noções fundamentais sobre a estrutura e o funcionamento das redes elétricas, nomeadamente os conceitos de níveis de tensão, trânsito de potência, transformação de energia e proteção de sistemas, conhecimentos sem os quais a interpretação dos esquemas unifilares e a compreensão das configurações de barramentos abordados no Capítulo 2 teriam sido consideravelmente mais difíceis.</w:t>
       </w:r>
     </w:p>
     <w:p>
@@ -14682,49 +12196,8 @@
           <w:lang w:eastAsia="pt-PT"/>
           <w14:ligatures w14:val="none"/>
         </w:rPr>
-        <w:t xml:space="preserve">Para além das cadeiras nucleares da especialidade, importa referir a contribuição de competências adquiridas em disciplinas que, à partida, poderiam parecer menos diretamente relacionadas com o projeto de subestações. A experiência prévia com </w:t>
-      </w:r>
-      <w:proofErr w:type="spellStart"/>
-      <w:r>
-        <w:rPr>
-          <w:rFonts w:ascii="Times New Roman" w:eastAsia="Times New Roman" w:hAnsi="Times New Roman" w:cs="Times New Roman"/>
-          <w:kern w:val="0"/>
-          <w:lang w:eastAsia="pt-PT"/>
-          <w14:ligatures w14:val="none"/>
-        </w:rPr>
-        <w:t>AutoCAD</w:t>
-      </w:r>
-      <w:proofErr w:type="spellEnd"/>
-      <w:r>
-        <w:rPr>
-          <w:rFonts w:ascii="Times New Roman" w:eastAsia="Times New Roman" w:hAnsi="Times New Roman" w:cs="Times New Roman"/>
-          <w:kern w:val="0"/>
-          <w:lang w:eastAsia="pt-PT"/>
-          <w14:ligatures w14:val="none"/>
-        </w:rPr>
-        <w:t xml:space="preserve">, desenvolvida no âmbito do percurso académico, constituiu o único ponto de contacto anterior com ferramentas de desenho assistido por computador e facilitou a transição para o ambiente </w:t>
-      </w:r>
-      <w:proofErr w:type="spellStart"/>
-      <w:r>
-        <w:rPr>
-          <w:rFonts w:ascii="Times New Roman" w:eastAsia="Times New Roman" w:hAnsi="Times New Roman" w:cs="Times New Roman"/>
-          <w:kern w:val="0"/>
-          <w:lang w:eastAsia="pt-PT"/>
-          <w14:ligatures w14:val="none"/>
-        </w:rPr>
-        <w:t>Revit</w:t>
-      </w:r>
-      <w:proofErr w:type="spellEnd"/>
-      <w:r>
-        <w:rPr>
-          <w:rFonts w:ascii="Times New Roman" w:eastAsia="Times New Roman" w:hAnsi="Times New Roman" w:cs="Times New Roman"/>
-          <w:kern w:val="0"/>
-          <w:lang w:eastAsia="pt-PT"/>
-          <w14:ligatures w14:val="none"/>
-        </w:rPr>
-        <w:t xml:space="preserve">, na medida em que familiarizou o aluno com a lógica de representação gráfica, a organização por </w:t>
-      </w:r>
-      <w:proofErr w:type="spellStart"/>
+        <w:t xml:space="preserve">Para além das cadeiras nucleares da especialidade, importa referir a contribuição de competências adquiridas em disciplinas que, à partida, poderiam parecer menos diretamente relacionadas com o projeto de subestações. A experiência prévia com AutoCAD, desenvolvida no âmbito do percurso académico, constituiu o único ponto de contacto anterior com ferramentas de desenho assistido por computador e facilitou a transição para o ambiente Revit, na medida em que familiarizou o aluno com a lógica de representação gráfica, a organização por </w:t>
+      </w:r>
       <w:r>
         <w:rPr>
           <w:rFonts w:ascii="Times New Roman" w:eastAsia="Times New Roman" w:hAnsi="Times New Roman" w:cs="Times New Roman"/>
@@ -14736,7 +12209,6 @@
         </w:rPr>
         <w:t>layers</w:t>
       </w:r>
-      <w:proofErr w:type="spellEnd"/>
       <w:r>
         <w:rPr>
           <w:rFonts w:ascii="Times New Roman" w:eastAsia="Times New Roman" w:hAnsi="Times New Roman" w:cs="Times New Roman"/>
@@ -14754,27 +12226,7 @@
           <w14:ligatures w14:val="none"/>
         </w:rPr>
         <w:lastRenderedPageBreak/>
-        <w:t>desenhadas em formato digital, ainda que a passagem do paradigma bidimensional para a modelação tridimensional paramétrica tenha representado, efetivamente, uma mudança de abordagem profunda. As noções de programação e de tratamento de dados em folhas de cálculo revelaram-se igualmente úteis na fase de parametrização de famílias, concretamente na construção e manutenção dos ficheiros .</w:t>
-      </w:r>
-      <w:proofErr w:type="spellStart"/>
-      <w:r>
-        <w:rPr>
-          <w:rFonts w:ascii="Times New Roman" w:eastAsia="Times New Roman" w:hAnsi="Times New Roman" w:cs="Times New Roman"/>
-          <w:kern w:val="0"/>
-          <w:lang w:eastAsia="pt-PT"/>
-          <w14:ligatures w14:val="none"/>
-        </w:rPr>
-        <w:t>csv</w:t>
-      </w:r>
-      <w:proofErr w:type="spellEnd"/>
-      <w:r>
-        <w:rPr>
-          <w:rFonts w:ascii="Times New Roman" w:eastAsia="Times New Roman" w:hAnsi="Times New Roman" w:cs="Times New Roman"/>
-          <w:kern w:val="0"/>
-          <w:lang w:eastAsia="pt-PT"/>
-          <w14:ligatures w14:val="none"/>
-        </w:rPr>
-        <w:t xml:space="preserve"> que alimentam os catálogos de tipos descritos no subcapítulo 3.2, nos quais cada linha corresponde a uma referência comercial com as respetivas dimensões e atributos técnicos. A capacidade de estruturar estes dados de forma organizada, identificar erros e automatizar operações repetitivas decorreu diretamente da formação recebida nestas áreas complementares. De igual modo, os conceitos matemáticos e geométricos consolidados ao longo do curso, nomeadamente em matéria de trigonometria, geometria analítica e álgebra, encontraram aplicação concreta na definição das operações de modelação descritas no subcapítulo 3.2, como a extrusão, a revolução e a mistura, nas quais a correta definição de perfis, planos de referência e relações paramétricas depende de uma compreensão sólida destes fundamentos.</w:t>
+        <w:t>desenhadas em formato digital, ainda que a passagem do paradigma bidimensional para a modelação tridimensional paramétrica tenha representado, efetivamente, uma mudança de abordagem profunda. As noções de programação e de tratamento de dados em folhas de cálculo revelaram-se igualmente úteis na fase de parametrização de famílias, concretamente na construção e manutenção dos ficheiros .csv que alimentam os catálogos de tipos descritos no subcapítulo 3.2, nos quais cada linha corresponde a uma referência comercial com as respetivas dimensões e atributos técnicos. A capacidade de estruturar estes dados de forma organizada, identificar erros e automatizar operações repetitivas decorreu diretamente da formação recebida nestas áreas complementares. De igual modo, os conceitos matemáticos e geométricos consolidados ao longo do curso, nomeadamente em matéria de trigonometria, geometria analítica e álgebra, encontraram aplicação concreta na definição das operações de modelação descritas no subcapítulo 3.2, como a extrusão, a revolução e a mistura, nas quais a correta definição de perfis, planos de referência e relações paramétricas depende de uma compreensão sólida destes fundamentos.</w:t>
       </w:r>
     </w:p>
     <w:p>
@@ -14818,7 +12270,7 @@
           <w14:ligatures w14:val="none"/>
         </w:rPr>
       </w:pPr>
-      <w:bookmarkStart w:id="50" w:name="_Toc232377633"/>
+      <w:bookmarkStart w:id="53" w:name="_Toc232377633"/>
       <w:r>
         <w:rPr>
           <w:rFonts w:ascii="Times New Roman" w:eastAsia="Times New Roman" w:hAnsi="Times New Roman" w:cs="Times New Roman"/>
@@ -14829,7 +12281,7 @@
         </w:rPr>
         <w:t>Conclusões e Perspetivas Futuras</w:t>
       </w:r>
-      <w:bookmarkEnd w:id="50"/>
+      <w:bookmarkEnd w:id="53"/>
     </w:p>
     <w:p>
       <w:pPr>
@@ -14849,47 +12301,7 @@
           <w:lang w:eastAsia="pt-PT"/>
           <w14:ligatures w14:val="none"/>
         </w:rPr>
-        <w:t xml:space="preserve">O estágio na SISINT permitiu não só consolidar e aplicar conhecimentos adquiridos ao longo da licenciatura, como também desenvolver competências práticas em ferramentas e metodologias pouco abordadas no percurso académico, nomeadamente na modelação tridimensional no </w:t>
-      </w:r>
-      <w:proofErr w:type="spellStart"/>
-      <w:r>
-        <w:rPr>
-          <w:rFonts w:ascii="Calibri" w:eastAsia="Calibri" w:hAnsi="Calibri" w:cs="Times New Roman"/>
-          <w:kern w:val="0"/>
-          <w:lang w:eastAsia="pt-PT"/>
-          <w14:ligatures w14:val="none"/>
-        </w:rPr>
-        <w:t>Revit</w:t>
-      </w:r>
-      <w:proofErr w:type="spellEnd"/>
-      <w:r>
-        <w:rPr>
-          <w:rFonts w:ascii="Calibri" w:eastAsia="Calibri" w:hAnsi="Calibri" w:cs="Times New Roman"/>
-          <w:kern w:val="0"/>
-          <w:lang w:eastAsia="pt-PT"/>
-          <w14:ligatures w14:val="none"/>
-        </w:rPr>
-        <w:t xml:space="preserve"> e no projeto de subestações de alta tensão. O contacto com uma empresa de </w:t>
-      </w:r>
-      <w:proofErr w:type="spellStart"/>
-      <w:r>
-        <w:rPr>
-          <w:rFonts w:ascii="Calibri" w:eastAsia="Calibri" w:hAnsi="Calibri" w:cs="Times New Roman"/>
-          <w:kern w:val="0"/>
-          <w:lang w:eastAsia="pt-PT"/>
-          <w14:ligatures w14:val="none"/>
-        </w:rPr>
-        <w:t>caráter</w:t>
-      </w:r>
-      <w:proofErr w:type="spellEnd"/>
-      <w:r>
-        <w:rPr>
-          <w:rFonts w:ascii="Calibri" w:eastAsia="Calibri" w:hAnsi="Calibri" w:cs="Times New Roman"/>
-          <w:kern w:val="0"/>
-          <w:lang w:eastAsia="pt-PT"/>
-          <w14:ligatures w14:val="none"/>
-        </w:rPr>
-        <w:t xml:space="preserve"> </w:t>
+        <w:t xml:space="preserve">O estágio na SISINT permitiu não só consolidar e aplicar conhecimentos adquiridos ao longo da licenciatura, como também desenvolver competências práticas em ferramentas e metodologias pouco abordadas no percurso académico, nomeadamente na modelação tridimensional no Revit e no projeto de subestações de alta tensão. O contacto com uma empresa de caráter </w:t>
       </w:r>
       <w:r>
         <w:rPr>
@@ -15100,7 +12512,7 @@
           <w14:ligatures w14:val="none"/>
         </w:rPr>
       </w:pPr>
-      <w:bookmarkStart w:id="51" w:name="_Toc232377634"/>
+      <w:bookmarkStart w:id="54" w:name="_Toc232377634"/>
       <w:r>
         <w:rPr>
           <w:rFonts w:ascii="Cambria" w:eastAsia="Times New Roman" w:hAnsi="Cambria" w:cs="Times New Roman"/>
@@ -15112,7 +12524,7 @@
         </w:rPr>
         <w:t>ÉPOCA RECURSO</w:t>
       </w:r>
-      <w:bookmarkEnd w:id="51"/>
+      <w:bookmarkEnd w:id="54"/>
     </w:p>
     <w:p>
       <w:pPr>
@@ -15201,9 +12613,9 @@
           <w14:ligatures w14:val="none"/>
         </w:rPr>
       </w:pPr>
-      <w:bookmarkStart w:id="52" w:name="_Toc76320116"/>
-      <w:bookmarkStart w:id="53" w:name="_Toc76320156"/>
-      <w:bookmarkStart w:id="54" w:name="_Toc76320184"/>
+      <w:bookmarkStart w:id="55" w:name="_Toc76320116"/>
+      <w:bookmarkStart w:id="56" w:name="_Toc76320156"/>
+      <w:bookmarkStart w:id="57" w:name="_Toc76320184"/>
       <w:r>
         <w:rPr>
           <w:rFonts w:ascii="Calibri" w:eastAsia="Calibri" w:hAnsi="Calibri" w:cs="Times New Roman"/>
@@ -15231,7 +12643,7 @@
           <w14:ligatures w14:val="none"/>
         </w:rPr>
       </w:pPr>
-      <w:bookmarkStart w:id="55" w:name="_Toc232377635"/>
+      <w:bookmarkStart w:id="58" w:name="_Toc232377635"/>
       <w:r>
         <w:rPr>
           <w:rFonts w:ascii="Times New Roman" w:eastAsia="Times New Roman" w:hAnsi="Times New Roman" w:cs="Times New Roman"/>
@@ -15247,10 +12659,10 @@
         <w:lastRenderedPageBreak/>
         <w:t>Referências bibliográficas</w:t>
       </w:r>
-      <w:bookmarkEnd w:id="52"/>
-      <w:bookmarkEnd w:id="53"/>
-      <w:bookmarkEnd w:id="54"/>
       <w:bookmarkEnd w:id="55"/>
+      <w:bookmarkEnd w:id="56"/>
+      <w:bookmarkEnd w:id="57"/>
+      <w:bookmarkEnd w:id="58"/>
     </w:p>
     <w:p>
       <w:pPr>
@@ -15263,7 +12675,7 @@
       </w:pPr>
     </w:p>
     <w:sectPr>
-      <w:footerReference w:type="default" r:id="rId20"/>
+      <w:footerReference w:type="default" r:id="rId24"/>
       <w:pgSz w:w="11906" w:h="16838"/>
       <w:pgMar w:top="1985" w:right="851" w:bottom="1134" w:left="1701" w:header="709" w:footer="709" w:gutter="0"/>
       <w:pgNumType w:start="7"/>
@@ -15272,6 +12684,83 @@
     </w:sectPr>
   </w:body>
 </w:document>
+</file>
+
+<file path=word/comments.xml><?xml version="1.0" encoding="utf-8"?>
+<w:comments xmlns:wpc="http://schemas.microsoft.com/office/word/2010/wordprocessingCanvas" xmlns:cx="http://schemas.microsoft.com/office/drawing/2014/chartex" xmlns:cx1="http://schemas.microsoft.com/office/drawing/2015/9/8/chartex" xmlns:cx2="http://schemas.microsoft.com/office/drawing/2015/10/21/chartex" xmlns:cx3="http://schemas.microsoft.com/office/drawing/2016/5/9/chartex" xmlns:cx4="http://schemas.microsoft.com/office/drawing/2016/5/10/chartex" xmlns:cx5="http://schemas.microsoft.com/office/drawing/2016/5/11/chartex" xmlns:cx6="http://schemas.microsoft.com/office/drawing/2016/5/12/chartex" xmlns:cx7="http://schemas.microsoft.com/office/drawing/2016/5/13/chartex" xmlns:cx8="http://schemas.microsoft.com/office/drawing/2016/5/14/chartex" xmlns:mc="http://schemas.openxmlformats.org/markup-compatibility/2006" xmlns:aink="http://schemas.microsoft.com/office/drawing/2016/ink" xmlns:am3d="http://schemas.microsoft.com/office/drawing/2017/model3d" xmlns:o="urn:schemas-microsoft-com:office:office" xmlns:oel="http://schemas.microsoft.com/office/2019/extlst" xmlns:r="http://schemas.openxmlformats.org/officeDocument/2006/relationships" xmlns:m="http://schemas.openxmlformats.org/officeDocument/2006/math" xmlns:v="urn:schemas-microsoft-com:vml" xmlns:wp14="http://schemas.microsoft.com/office/word/2010/wordprocessingDrawing" xmlns:wp="http://schemas.openxmlformats.org/drawingml/2006/wordprocessingDrawing" xmlns:w10="urn:schemas-microsoft-com:office:word" xmlns:w="http://schemas.openxmlformats.org/wordprocessingml/2006/main" xmlns:w14="http://schemas.microsoft.com/office/word/2010/wordml" xmlns:w15="http://schemas.microsoft.com/office/word/2012/wordml" xmlns:w16cex="http://schemas.microsoft.com/office/word/2018/wordml/cex" xmlns:w16cid="http://schemas.microsoft.com/office/word/2016/wordml/cid" xmlns:w16="http://schemas.microsoft.com/office/word/2018/wordml" xmlns:w16du="http://schemas.microsoft.com/office/word/2023/wordml/word16du" xmlns:w16sdtdh="http://schemas.microsoft.com/office/word/2020/wordml/sdtdatahash" xmlns:w16sdtfl="http://schemas.microsoft.com/office/word/2024/wordml/sdtformatlock" xmlns:w16se="http://schemas.microsoft.com/office/word/2015/wordml/symex" xmlns:wpg="http://schemas.microsoft.com/office/word/2010/wordprocessingGroup" xmlns:wpi="http://schemas.microsoft.com/office/word/2010/wordprocessingInk" xmlns:wne="http://schemas.microsoft.com/office/word/2006/wordml" xmlns:wps="http://schemas.microsoft.com/office/word/2010/wordprocessingShape" mc:Ignorable="w14 w15 w16se w16cid w16 w16cex w16sdtdh w16sdtfl w16du wp14">
+  <w:comment w:id="30" w:author="João Castro" w:date="2026-06-15T03:39:00Z" w:initials="JC">
+    <w:p>
+      <w:pPr>
+        <w:pStyle w:val="Textodecomentrio"/>
+      </w:pPr>
+      <w:r>
+        <w:rPr>
+          <w:rStyle w:val="Refdecomentrio"/>
+        </w:rPr>
+        <w:annotationRef/>
+      </w:r>
+      <w:r>
+        <w:t>Confirmar estas normas</w:t>
+      </w:r>
+    </w:p>
+  </w:comment>
+  <w:comment w:id="31" w:author="João Castro" w:date="2026-06-15T03:39:00Z" w:initials="JC">
+    <w:p>
+      <w:pPr>
+        <w:pStyle w:val="Textodecomentrio"/>
+      </w:pPr>
+      <w:r>
+        <w:rPr>
+          <w:rStyle w:val="Refdecomentrio"/>
+        </w:rPr>
+        <w:annotationRef/>
+      </w:r>
+      <w:r>
+        <w:t>Confirmar estas normas</w:t>
+      </w:r>
+    </w:p>
+  </w:comment>
+  <w:comment w:id="32" w:author="João Castro" w:date="2026-06-15T03:39:00Z" w:initials="JC">
+    <w:p>
+      <w:pPr>
+        <w:pStyle w:val="Textodecomentrio"/>
+      </w:pPr>
+      <w:r>
+        <w:rPr>
+          <w:rStyle w:val="Refdecomentrio"/>
+        </w:rPr>
+        <w:annotationRef/>
+      </w:r>
+      <w:r>
+        <w:t>Confirmar norma</w:t>
+      </w:r>
+    </w:p>
+  </w:comment>
+</w:comments>
+</file>
+
+<file path=word/commentsExtended.xml><?xml version="1.0" encoding="utf-8"?>
+<w15:commentsEx xmlns:wpc="http://schemas.microsoft.com/office/word/2010/wordprocessingCanvas" xmlns:cx="http://schemas.microsoft.com/office/drawing/2014/chartex" xmlns:cx1="http://schemas.microsoft.com/office/drawing/2015/9/8/chartex" xmlns:cx2="http://schemas.microsoft.com/office/drawing/2015/10/21/chartex" xmlns:cx3="http://schemas.microsoft.com/office/drawing/2016/5/9/chartex" xmlns:cx4="http://schemas.microsoft.com/office/drawing/2016/5/10/chartex" xmlns:cx5="http://schemas.microsoft.com/office/drawing/2016/5/11/chartex" xmlns:cx6="http://schemas.microsoft.com/office/drawing/2016/5/12/chartex" xmlns:cx7="http://schemas.microsoft.com/office/drawing/2016/5/13/chartex" xmlns:cx8="http://schemas.microsoft.com/office/drawing/2016/5/14/chartex" xmlns:mc="http://schemas.openxmlformats.org/markup-compatibility/2006" xmlns:aink="http://schemas.microsoft.com/office/drawing/2016/ink" xmlns:am3d="http://schemas.microsoft.com/office/drawing/2017/model3d" xmlns:o="urn:schemas-microsoft-com:office:office" xmlns:oel="http://schemas.microsoft.com/office/2019/extlst" xmlns:r="http://schemas.openxmlformats.org/officeDocument/2006/relationships" xmlns:m="http://schemas.openxmlformats.org/officeDocument/2006/math" xmlns:v="urn:schemas-microsoft-com:vml" xmlns:wp14="http://schemas.microsoft.com/office/word/2010/wordprocessingDrawing" xmlns:wp="http://schemas.openxmlformats.org/drawingml/2006/wordprocessingDrawing" xmlns:w10="urn:schemas-microsoft-com:office:word" xmlns:w="http://schemas.openxmlformats.org/wordprocessingml/2006/main" xmlns:w14="http://schemas.microsoft.com/office/word/2010/wordml" xmlns:w15="http://schemas.microsoft.com/office/word/2012/wordml" xmlns:w16cex="http://schemas.microsoft.com/office/word/2018/wordml/cex" xmlns:w16cid="http://schemas.microsoft.com/office/word/2016/wordml/cid" xmlns:w16="http://schemas.microsoft.com/office/word/2018/wordml" xmlns:w16du="http://schemas.microsoft.com/office/word/2023/wordml/word16du" xmlns:w16sdtdh="http://schemas.microsoft.com/office/word/2020/wordml/sdtdatahash" xmlns:w16sdtfl="http://schemas.microsoft.com/office/word/2024/wordml/sdtformatlock" xmlns:w16se="http://schemas.microsoft.com/office/word/2015/wordml/symex" xmlns:wpg="http://schemas.microsoft.com/office/word/2010/wordprocessingGroup" xmlns:wpi="http://schemas.microsoft.com/office/word/2010/wordprocessingInk" xmlns:wne="http://schemas.microsoft.com/office/word/2006/wordml" xmlns:wps="http://schemas.microsoft.com/office/word/2010/wordprocessingShape" mc:Ignorable="w14 w15 w16se w16cid w16 w16cex w16sdtdh w16sdtfl w16du wp14">
+  <w15:commentEx w15:paraId="11CB7501" w15:done="0"/>
+  <w15:commentEx w15:paraId="7BAC034B" w15:done="0"/>
+  <w15:commentEx w15:paraId="207FF21B" w15:done="0"/>
+</w15:commentsEx>
+</file>
+
+<file path=word/commentsExtensible.xml><?xml version="1.0" encoding="utf-8"?>
+<w16cex:commentsExtensible xmlns:wpc="http://schemas.microsoft.com/office/word/2010/wordprocessingCanvas" xmlns:cx="http://schemas.microsoft.com/office/drawing/2014/chartex" xmlns:cx1="http://schemas.microsoft.com/office/drawing/2015/9/8/chartex" xmlns:cx2="http://schemas.microsoft.com/office/drawing/2015/10/21/chartex" xmlns:cx3="http://schemas.microsoft.com/office/drawing/2016/5/9/chartex" xmlns:cx4="http://schemas.microsoft.com/office/drawing/2016/5/10/chartex" xmlns:cx5="http://schemas.microsoft.com/office/drawing/2016/5/11/chartex" xmlns:cx6="http://schemas.microsoft.com/office/drawing/2016/5/12/chartex" xmlns:cx7="http://schemas.microsoft.com/office/drawing/2016/5/13/chartex" xmlns:cx8="http://schemas.microsoft.com/office/drawing/2016/5/14/chartex" xmlns:cr="http://schemas.microsoft.com/office/comments/2020/reactions" xmlns:mc="http://schemas.openxmlformats.org/markup-compatibility/2006" xmlns:aink="http://schemas.microsoft.com/office/drawing/2016/ink" xmlns:am3d="http://schemas.microsoft.com/office/drawing/2017/model3d" xmlns:o="urn:schemas-microsoft-com:office:office" xmlns:oel="http://schemas.microsoft.com/office/2019/extlst" xmlns:r="http://schemas.openxmlformats.org/officeDocument/2006/relationships" xmlns:m="http://schemas.openxmlformats.org/officeDocument/2006/math" xmlns:v="urn:schemas-microsoft-com:vml" xmlns:wp14="http://schemas.microsoft.com/office/word/2010/wordprocessingDrawing" xmlns:wp="http://schemas.openxmlformats.org/drawingml/2006/wordprocessingDrawing" xmlns:w10="urn:schemas-microsoft-com:office:word" xmlns:w="http://schemas.openxmlformats.org/wordprocessingml/2006/main" xmlns:w14="http://schemas.microsoft.com/office/word/2010/wordml" xmlns:w15="http://schemas.microsoft.com/office/word/2012/wordml" xmlns:w16cex="http://schemas.microsoft.com/office/word/2018/wordml/cex" xmlns:w16cid="http://schemas.microsoft.com/office/word/2016/wordml/cid" xmlns:w16="http://schemas.microsoft.com/office/word/2018/wordml" xmlns:w16du="http://schemas.microsoft.com/office/word/2023/wordml/word16du" xmlns:w16sdtdh="http://schemas.microsoft.com/office/word/2020/wordml/sdtdatahash" xmlns:w16sdtfl="http://schemas.microsoft.com/office/word/2024/wordml/sdtformatlock" xmlns:w16se="http://schemas.microsoft.com/office/word/2015/wordml/symex" xmlns:wpg="http://schemas.microsoft.com/office/word/2010/wordprocessingGroup" xmlns:wpi="http://schemas.microsoft.com/office/word/2010/wordprocessingInk" xmlns:wne="http://schemas.microsoft.com/office/word/2006/wordml" xmlns:wps="http://schemas.microsoft.com/office/word/2010/wordprocessingShape" mc:Ignorable="w14 w15 w16se w16cid w16 w16cex w16sdtdh w16sdtfl cr w16du wp14">
+  <w16cex:commentExtensible w16cex:durableId="02A75FAC" w16cex:dateUtc="2026-06-15T02:39:00Z"/>
+  <w16cex:commentExtensible w16cex:durableId="25258BC1" w16cex:dateUtc="2026-06-15T02:39:00Z"/>
+  <w16cex:commentExtensible w16cex:durableId="62C0CFE2" w16cex:dateUtc="2026-06-15T02:39:00Z"/>
+</w16cex:commentsExtensible>
+</file>
+
+<file path=word/commentsIds.xml><?xml version="1.0" encoding="utf-8"?>
+<w16cid:commentsIds xmlns:wpc="http://schemas.microsoft.com/office/word/2010/wordprocessingCanvas" xmlns:cx="http://schemas.microsoft.com/office/drawing/2014/chartex" xmlns:cx1="http://schemas.microsoft.com/office/drawing/2015/9/8/chartex" xmlns:cx2="http://schemas.microsoft.com/office/drawing/2015/10/21/chartex" xmlns:cx3="http://schemas.microsoft.com/office/drawing/2016/5/9/chartex" xmlns:cx4="http://schemas.microsoft.com/office/drawing/2016/5/10/chartex" xmlns:cx5="http://schemas.microsoft.com/office/drawing/2016/5/11/chartex" xmlns:cx6="http://schemas.microsoft.com/office/drawing/2016/5/12/chartex" xmlns:cx7="http://schemas.microsoft.com/office/drawing/2016/5/13/chartex" xmlns:cx8="http://schemas.microsoft.com/office/drawing/2016/5/14/chartex" xmlns:mc="http://schemas.openxmlformats.org/markup-compatibility/2006" xmlns:aink="http://schemas.microsoft.com/office/drawing/2016/ink" xmlns:am3d="http://schemas.microsoft.com/office/drawing/2017/model3d" xmlns:o="urn:schemas-microsoft-com:office:office" xmlns:oel="http://schemas.microsoft.com/office/2019/extlst" xmlns:r="http://schemas.openxmlformats.org/officeDocument/2006/relationships" xmlns:m="http://schemas.openxmlformats.org/officeDocument/2006/math" xmlns:v="urn:schemas-microsoft-com:vml" xmlns:wp14="http://schemas.microsoft.com/office/word/2010/wordprocessingDrawing" xmlns:wp="http://schemas.openxmlformats.org/drawingml/2006/wordprocessingDrawing" xmlns:w10="urn:schemas-microsoft-com:office:word" xmlns:w="http://schemas.openxmlformats.org/wordprocessingml/2006/main" xmlns:w14="http://schemas.microsoft.com/office/word/2010/wordml" xmlns:w15="http://schemas.microsoft.com/office/word/2012/wordml" xmlns:w16cex="http://schemas.microsoft.com/office/word/2018/wordml/cex" xmlns:w16cid="http://schemas.microsoft.com/office/word/2016/wordml/cid" xmlns:w16="http://schemas.microsoft.com/office/word/2018/wordml" xmlns:w16du="http://schemas.microsoft.com/office/word/2023/wordml/word16du" xmlns:w16sdtdh="http://schemas.microsoft.com/office/word/2020/wordml/sdtdatahash" xmlns:w16sdtfl="http://schemas.microsoft.com/office/word/2024/wordml/sdtformatlock" xmlns:w16se="http://schemas.microsoft.com/office/word/2015/wordml/symex" xmlns:wpg="http://schemas.microsoft.com/office/word/2010/wordprocessingGroup" xmlns:wpi="http://schemas.microsoft.com/office/word/2010/wordprocessingInk" xmlns:wne="http://schemas.microsoft.com/office/word/2006/wordml" xmlns:wps="http://schemas.microsoft.com/office/word/2010/wordprocessingShape" mc:Ignorable="w14 w15 w16se w16cid w16 w16cex w16sdtdh w16sdtfl w16du wp14">
+  <w16cid:commentId w16cid:paraId="11CB7501" w16cid:durableId="02A75FAC"/>
+  <w16cid:commentId w16cid:paraId="7BAC034B" w16cid:durableId="25258BC1"/>
+  <w16cid:commentId w16cid:paraId="207FF21B" w16cid:durableId="62C0CFE2"/>
+</w16cid:commentsIds>
 </file>
 
 <file path=word/endnotes.xml><?xml version="1.0" encoding="utf-8"?>
@@ -15921,6 +13410,14 @@
     <w:abstractNumId w:val="1"/>
   </w:num>
 </w:numbering>
+</file>
+
+<file path=word/people.xml><?xml version="1.0" encoding="utf-8"?>
+<w15:people xmlns:wpc="http://schemas.microsoft.com/office/word/2010/wordprocessingCanvas" xmlns:cx="http://schemas.microsoft.com/office/drawing/2014/chartex" xmlns:cx1="http://schemas.microsoft.com/office/drawing/2015/9/8/chartex" xmlns:cx2="http://schemas.microsoft.com/office/drawing/2015/10/21/chartex" xmlns:cx3="http://schemas.microsoft.com/office/drawing/2016/5/9/chartex" xmlns:cx4="http://schemas.microsoft.com/office/drawing/2016/5/10/chartex" xmlns:cx5="http://schemas.microsoft.com/office/drawing/2016/5/11/chartex" xmlns:cx6="http://schemas.microsoft.com/office/drawing/2016/5/12/chartex" xmlns:cx7="http://schemas.microsoft.com/office/drawing/2016/5/13/chartex" xmlns:cx8="http://schemas.microsoft.com/office/drawing/2016/5/14/chartex" xmlns:mc="http://schemas.openxmlformats.org/markup-compatibility/2006" xmlns:aink="http://schemas.microsoft.com/office/drawing/2016/ink" xmlns:am3d="http://schemas.microsoft.com/office/drawing/2017/model3d" xmlns:o="urn:schemas-microsoft-com:office:office" xmlns:oel="http://schemas.microsoft.com/office/2019/extlst" xmlns:r="http://schemas.openxmlformats.org/officeDocument/2006/relationships" xmlns:m="http://schemas.openxmlformats.org/officeDocument/2006/math" xmlns:v="urn:schemas-microsoft-com:vml" xmlns:wp14="http://schemas.microsoft.com/office/word/2010/wordprocessingDrawing" xmlns:wp="http://schemas.openxmlformats.org/drawingml/2006/wordprocessingDrawing" xmlns:w10="urn:schemas-microsoft-com:office:word" xmlns:w="http://schemas.openxmlformats.org/wordprocessingml/2006/main" xmlns:w14="http://schemas.microsoft.com/office/word/2010/wordml" xmlns:w15="http://schemas.microsoft.com/office/word/2012/wordml" xmlns:w16cex="http://schemas.microsoft.com/office/word/2018/wordml/cex" xmlns:w16cid="http://schemas.microsoft.com/office/word/2016/wordml/cid" xmlns:w16="http://schemas.microsoft.com/office/word/2018/wordml" xmlns:w16du="http://schemas.microsoft.com/office/word/2023/wordml/word16du" xmlns:w16sdtdh="http://schemas.microsoft.com/office/word/2020/wordml/sdtdatahash" xmlns:w16sdtfl="http://schemas.microsoft.com/office/word/2024/wordml/sdtformatlock" xmlns:w16se="http://schemas.microsoft.com/office/word/2015/wordml/symex" xmlns:wpg="http://schemas.microsoft.com/office/word/2010/wordprocessingGroup" xmlns:wpi="http://schemas.microsoft.com/office/word/2010/wordprocessingInk" xmlns:wne="http://schemas.microsoft.com/office/word/2006/wordml" xmlns:wps="http://schemas.microsoft.com/office/word/2010/wordprocessingShape" mc:Ignorable="w14 w15 w16se w16cid w16 w16cex w16sdtdh w16sdtfl w16du wp14">
+  <w15:person w15:author="João Castro">
+    <w15:presenceInfo w15:providerId="Windows Live" w15:userId="dcb066dedf5e8a49"/>
+  </w15:person>
+</w15:people>
 </file>
 
 <file path=word/styles.xml><?xml version="1.0" encoding="utf-8"?>
@@ -17005,6 +14502,72 @@
       <w:bCs/>
     </w:rPr>
   </w:style>
+  <w:style w:type="character" w:styleId="Refdecomentrio">
+    <w:name w:val="annotation reference"/>
+    <w:basedOn w:val="Tipodeletrapredefinidodopargrafo"/>
+    <w:uiPriority w:val="99"/>
+    <w:semiHidden/>
+    <w:unhideWhenUsed/>
+    <w:rsid w:val="00614A48"/>
+    <w:rPr>
+      <w:sz w:val="16"/>
+      <w:szCs w:val="16"/>
+    </w:rPr>
+  </w:style>
+  <w:style w:type="paragraph" w:styleId="Textodecomentrio">
+    <w:name w:val="annotation text"/>
+    <w:basedOn w:val="Normal"/>
+    <w:link w:val="TextodecomentrioCarter"/>
+    <w:uiPriority w:val="99"/>
+    <w:unhideWhenUsed/>
+    <w:rsid w:val="00614A48"/>
+    <w:pPr>
+      <w:spacing w:line="240" w:lineRule="auto"/>
+    </w:pPr>
+    <w:rPr>
+      <w:sz w:val="20"/>
+      <w:szCs w:val="20"/>
+    </w:rPr>
+  </w:style>
+  <w:style w:type="character" w:customStyle="1" w:styleId="TextodecomentrioCarter">
+    <w:name w:val="Texto de comentário Caráter"/>
+    <w:basedOn w:val="Tipodeletrapredefinidodopargrafo"/>
+    <w:link w:val="Textodecomentrio"/>
+    <w:uiPriority w:val="99"/>
+    <w:rsid w:val="00614A48"/>
+    <w:rPr>
+      <w:sz w:val="20"/>
+      <w:szCs w:val="20"/>
+    </w:rPr>
+  </w:style>
+  <w:style w:type="paragraph" w:styleId="Assuntodecomentrio">
+    <w:name w:val="annotation subject"/>
+    <w:basedOn w:val="Textodecomentrio"/>
+    <w:next w:val="Textodecomentrio"/>
+    <w:link w:val="AssuntodecomentrioCarter"/>
+    <w:uiPriority w:val="99"/>
+    <w:semiHidden/>
+    <w:unhideWhenUsed/>
+    <w:rsid w:val="00614A48"/>
+    <w:rPr>
+      <w:b/>
+      <w:bCs/>
+    </w:rPr>
+  </w:style>
+  <w:style w:type="character" w:customStyle="1" w:styleId="AssuntodecomentrioCarter">
+    <w:name w:val="Assunto de comentário Caráter"/>
+    <w:basedOn w:val="TextodecomentrioCarter"/>
+    <w:link w:val="Assuntodecomentrio"/>
+    <w:uiPriority w:val="99"/>
+    <w:semiHidden/>
+    <w:rsid w:val="00614A48"/>
+    <w:rPr>
+      <w:b/>
+      <w:bCs/>
+      <w:sz w:val="20"/>
+      <w:szCs w:val="20"/>
+    </w:rPr>
+  </w:style>
 </w:styles>
 </file>
 

--- a/DRIVE/1. Direção/0. Associativo/Assembleia Geral/word bakcup/RELATORIO_ESTAGIO_SISINT.docx
+++ b/DRIVE/1. Direção/0. Associativo/Assembleia Geral/word bakcup/RELATORIO_ESTAGIO_SISINT.docx
@@ -1141,7 +1141,7 @@
             </w:rPr>
             <w:fldChar w:fldCharType="separate"/>
           </w:r>
-          <w:hyperlink w:anchor="_Toc232818128" w:history="1">
+          <w:hyperlink w:anchor="_Toc232862513" w:history="1">
             <w:r>
               <w:rPr>
                 <w:rStyle w:val="Hiperligao"/>
@@ -1187,7 +1187,7 @@
                 <w:noProof/>
                 <w:webHidden/>
               </w:rPr>
-              <w:instrText xml:space="preserve"> PAGEREF _Toc232818128 \h </w:instrText>
+              <w:instrText xml:space="preserve"> PAGEREF _Toc232862513 \h </w:instrText>
             </w:r>
             <w:r>
               <w:rPr>
@@ -1233,7 +1233,7 @@
               <w14:ligatures w14:val="standardContextual"/>
             </w:rPr>
           </w:pPr>
-          <w:hyperlink w:anchor="_Toc232818129" w:history="1">
+          <w:hyperlink w:anchor="_Toc232862514" w:history="1">
             <w:r>
               <w:rPr>
                 <w:rStyle w:val="Hiperligao"/>
@@ -1277,7 +1277,7 @@
                 <w:noProof/>
                 <w:webHidden/>
               </w:rPr>
-              <w:instrText xml:space="preserve"> PAGEREF _Toc232818129 \h </w:instrText>
+              <w:instrText xml:space="preserve"> PAGEREF _Toc232862514 \h </w:instrText>
             </w:r>
             <w:r>
               <w:rPr>
@@ -1323,7 +1323,7 @@
               <w14:ligatures w14:val="standardContextual"/>
             </w:rPr>
           </w:pPr>
-          <w:hyperlink w:anchor="_Toc232818130" w:history="1">
+          <w:hyperlink w:anchor="_Toc232862515" w:history="1">
             <w:r>
               <w:rPr>
                 <w:rStyle w:val="Hiperligao"/>
@@ -1369,7 +1369,7 @@
                 <w:noProof/>
                 <w:webHidden/>
               </w:rPr>
-              <w:instrText xml:space="preserve"> PAGEREF _Toc232818130 \h </w:instrText>
+              <w:instrText xml:space="preserve"> PAGEREF _Toc232862515 \h </w:instrText>
             </w:r>
             <w:r>
               <w:rPr>
@@ -1415,7 +1415,7 @@
               <w14:ligatures w14:val="standardContextual"/>
             </w:rPr>
           </w:pPr>
-          <w:hyperlink w:anchor="_Toc232818131" w:history="1">
+          <w:hyperlink w:anchor="_Toc232862516" w:history="1">
             <w:r>
               <w:rPr>
                 <w:rStyle w:val="Hiperligao"/>
@@ -1461,7 +1461,7 @@
                 <w:noProof/>
                 <w:webHidden/>
               </w:rPr>
-              <w:instrText xml:space="preserve"> PAGEREF _Toc232818131 \h </w:instrText>
+              <w:instrText xml:space="preserve"> PAGEREF _Toc232862516 \h </w:instrText>
             </w:r>
             <w:r>
               <w:rPr>
@@ -1507,7 +1507,7 @@
               <w14:ligatures w14:val="standardContextual"/>
             </w:rPr>
           </w:pPr>
-          <w:hyperlink w:anchor="_Toc232818132" w:history="1">
+          <w:hyperlink w:anchor="_Toc232862517" w:history="1">
             <w:r>
               <w:rPr>
                 <w:rStyle w:val="Hiperligao"/>
@@ -1553,7 +1553,7 @@
                 <w:noProof/>
                 <w:webHidden/>
               </w:rPr>
-              <w:instrText xml:space="preserve"> PAGEREF _Toc232818132 \h </w:instrText>
+              <w:instrText xml:space="preserve"> PAGEREF _Toc232862517 \h </w:instrText>
             </w:r>
             <w:r>
               <w:rPr>
@@ -1599,7 +1599,7 @@
               <w14:ligatures w14:val="standardContextual"/>
             </w:rPr>
           </w:pPr>
-          <w:hyperlink w:anchor="_Toc232818133" w:history="1">
+          <w:hyperlink w:anchor="_Toc232862518" w:history="1">
             <w:r>
               <w:rPr>
                 <w:rStyle w:val="Hiperligao"/>
@@ -1643,7 +1643,7 @@
                 <w:noProof/>
                 <w:webHidden/>
               </w:rPr>
-              <w:instrText xml:space="preserve"> PAGEREF _Toc232818133 \h </w:instrText>
+              <w:instrText xml:space="preserve"> PAGEREF _Toc232862518 \h </w:instrText>
             </w:r>
             <w:r>
               <w:rPr>
@@ -1689,7 +1689,7 @@
               <w14:ligatures w14:val="standardContextual"/>
             </w:rPr>
           </w:pPr>
-          <w:hyperlink w:anchor="_Toc232818134" w:history="1">
+          <w:hyperlink w:anchor="_Toc232862519" w:history="1">
             <w:r>
               <w:rPr>
                 <w:rStyle w:val="Hiperligao"/>
@@ -1735,7 +1735,7 @@
                 <w:noProof/>
                 <w:webHidden/>
               </w:rPr>
-              <w:instrText xml:space="preserve"> PAGEREF _Toc232818134 \h </w:instrText>
+              <w:instrText xml:space="preserve"> PAGEREF _Toc232862519 \h </w:instrText>
             </w:r>
             <w:r>
               <w:rPr>
@@ -1781,7 +1781,7 @@
               <w14:ligatures w14:val="standardContextual"/>
             </w:rPr>
           </w:pPr>
-          <w:hyperlink w:anchor="_Toc232818135" w:history="1">
+          <w:hyperlink w:anchor="_Toc232862520" w:history="1">
             <w:r>
               <w:rPr>
                 <w:rStyle w:val="Hiperligao"/>
@@ -1827,7 +1827,7 @@
                 <w:noProof/>
                 <w:webHidden/>
               </w:rPr>
-              <w:instrText xml:space="preserve"> PAGEREF _Toc232818135 \h </w:instrText>
+              <w:instrText xml:space="preserve"> PAGEREF _Toc232862520 \h </w:instrText>
             </w:r>
             <w:r>
               <w:rPr>
@@ -1873,7 +1873,7 @@
               <w14:ligatures w14:val="standardContextual"/>
             </w:rPr>
           </w:pPr>
-          <w:hyperlink w:anchor="_Toc232818136" w:history="1">
+          <w:hyperlink w:anchor="_Toc232862521" w:history="1">
             <w:r>
               <w:rPr>
                 <w:rStyle w:val="Hiperligao"/>
@@ -1919,7 +1919,7 @@
                 <w:noProof/>
                 <w:webHidden/>
               </w:rPr>
-              <w:instrText xml:space="preserve"> PAGEREF _Toc232818136 \h </w:instrText>
+              <w:instrText xml:space="preserve"> PAGEREF _Toc232862521 \h </w:instrText>
             </w:r>
             <w:r>
               <w:rPr>
@@ -1965,7 +1965,7 @@
               <w14:ligatures w14:val="standardContextual"/>
             </w:rPr>
           </w:pPr>
-          <w:hyperlink w:anchor="_Toc232818137" w:history="1">
+          <w:hyperlink w:anchor="_Toc232862522" w:history="1">
             <w:r>
               <w:rPr>
                 <w:rStyle w:val="Hiperligao"/>
@@ -2011,7 +2011,7 @@
                 <w:noProof/>
                 <w:webHidden/>
               </w:rPr>
-              <w:instrText xml:space="preserve"> PAGEREF _Toc232818137 \h </w:instrText>
+              <w:instrText xml:space="preserve"> PAGEREF _Toc232862522 \h </w:instrText>
             </w:r>
             <w:r>
               <w:rPr>
@@ -2057,7 +2057,7 @@
               <w14:ligatures w14:val="standardContextual"/>
             </w:rPr>
           </w:pPr>
-          <w:hyperlink w:anchor="_Toc232818138" w:history="1">
+          <w:hyperlink w:anchor="_Toc232862523" w:history="1">
             <w:r>
               <w:rPr>
                 <w:rStyle w:val="Hiperligao"/>
@@ -2103,7 +2103,7 @@
                 <w:noProof/>
                 <w:webHidden/>
               </w:rPr>
-              <w:instrText xml:space="preserve"> PAGEREF _Toc232818138 \h </w:instrText>
+              <w:instrText xml:space="preserve"> PAGEREF _Toc232862523 \h </w:instrText>
             </w:r>
             <w:r>
               <w:rPr>
@@ -2149,7 +2149,7 @@
               <w14:ligatures w14:val="standardContextual"/>
             </w:rPr>
           </w:pPr>
-          <w:hyperlink w:anchor="_Toc232818139" w:history="1">
+          <w:hyperlink w:anchor="_Toc232862524" w:history="1">
             <w:r>
               <w:rPr>
                 <w:rStyle w:val="Hiperligao"/>
@@ -2195,7 +2195,7 @@
                 <w:noProof/>
                 <w:webHidden/>
               </w:rPr>
-              <w:instrText xml:space="preserve"> PAGEREF _Toc232818139 \h </w:instrText>
+              <w:instrText xml:space="preserve"> PAGEREF _Toc232862524 \h </w:instrText>
             </w:r>
             <w:r>
               <w:rPr>
@@ -2241,7 +2241,7 @@
               <w14:ligatures w14:val="standardContextual"/>
             </w:rPr>
           </w:pPr>
-          <w:hyperlink w:anchor="_Toc232818140" w:history="1">
+          <w:hyperlink w:anchor="_Toc232862525" w:history="1">
             <w:r>
               <w:rPr>
                 <w:rStyle w:val="Hiperligao"/>
@@ -2287,7 +2287,7 @@
                 <w:noProof/>
                 <w:webHidden/>
               </w:rPr>
-              <w:instrText xml:space="preserve"> PAGEREF _Toc232818140 \h </w:instrText>
+              <w:instrText xml:space="preserve"> PAGEREF _Toc232862525 \h </w:instrText>
             </w:r>
             <w:r>
               <w:rPr>
@@ -2307,7 +2307,7 @@
                 <w:noProof/>
                 <w:webHidden/>
               </w:rPr>
-              <w:t>17</w:t>
+              <w:t>18</w:t>
             </w:r>
             <w:r>
               <w:rPr>
@@ -2333,7 +2333,7 @@
               <w14:ligatures w14:val="standardContextual"/>
             </w:rPr>
           </w:pPr>
-          <w:hyperlink w:anchor="_Toc232818141" w:history="1">
+          <w:hyperlink w:anchor="_Toc232862526" w:history="1">
             <w:r>
               <w:rPr>
                 <w:rStyle w:val="Hiperligao"/>
@@ -2379,7 +2379,7 @@
                 <w:noProof/>
                 <w:webHidden/>
               </w:rPr>
-              <w:instrText xml:space="preserve"> PAGEREF _Toc232818141 \h </w:instrText>
+              <w:instrText xml:space="preserve"> PAGEREF _Toc232862526 \h </w:instrText>
             </w:r>
             <w:r>
               <w:rPr>
@@ -2399,7 +2399,7 @@
                 <w:noProof/>
                 <w:webHidden/>
               </w:rPr>
-              <w:t>18</w:t>
+              <w:t>19</w:t>
             </w:r>
             <w:r>
               <w:rPr>
@@ -2425,7 +2425,7 @@
               <w14:ligatures w14:val="standardContextual"/>
             </w:rPr>
           </w:pPr>
-          <w:hyperlink w:anchor="_Toc232818142" w:history="1">
+          <w:hyperlink w:anchor="_Toc232862527" w:history="1">
             <w:r>
               <w:rPr>
                 <w:rStyle w:val="Hiperligao"/>
@@ -2471,7 +2471,7 @@
                 <w:noProof/>
                 <w:webHidden/>
               </w:rPr>
-              <w:instrText xml:space="preserve"> PAGEREF _Toc232818142 \h </w:instrText>
+              <w:instrText xml:space="preserve"> PAGEREF _Toc232862527 \h </w:instrText>
             </w:r>
             <w:r>
               <w:rPr>
@@ -2517,7 +2517,7 @@
               <w14:ligatures w14:val="standardContextual"/>
             </w:rPr>
           </w:pPr>
-          <w:hyperlink w:anchor="_Toc232818143" w:history="1">
+          <w:hyperlink w:anchor="_Toc232862528" w:history="1">
             <w:r>
               <w:rPr>
                 <w:rStyle w:val="Hiperligao"/>
@@ -2563,7 +2563,7 @@
                 <w:noProof/>
                 <w:webHidden/>
               </w:rPr>
-              <w:instrText xml:space="preserve"> PAGEREF _Toc232818143 \h </w:instrText>
+              <w:instrText xml:space="preserve"> PAGEREF _Toc232862528 \h </w:instrText>
             </w:r>
             <w:r>
               <w:rPr>
@@ -2609,7 +2609,7 @@
               <w14:ligatures w14:val="standardContextual"/>
             </w:rPr>
           </w:pPr>
-          <w:hyperlink w:anchor="_Toc232818144" w:history="1">
+          <w:hyperlink w:anchor="_Toc232862529" w:history="1">
             <w:r>
               <w:rPr>
                 <w:rStyle w:val="Hiperligao"/>
@@ -2655,7 +2655,7 @@
                 <w:noProof/>
                 <w:webHidden/>
               </w:rPr>
-              <w:instrText xml:space="preserve"> PAGEREF _Toc232818144 \h </w:instrText>
+              <w:instrText xml:space="preserve"> PAGEREF _Toc232862529 \h </w:instrText>
             </w:r>
             <w:r>
               <w:rPr>
@@ -2701,7 +2701,7 @@
               <w14:ligatures w14:val="standardContextual"/>
             </w:rPr>
           </w:pPr>
-          <w:hyperlink w:anchor="_Toc232818145" w:history="1">
+          <w:hyperlink w:anchor="_Toc232862530" w:history="1">
             <w:r>
               <w:rPr>
                 <w:rStyle w:val="Hiperligao"/>
@@ -2747,7 +2747,7 @@
                 <w:noProof/>
                 <w:webHidden/>
               </w:rPr>
-              <w:instrText xml:space="preserve"> PAGEREF _Toc232818145 \h </w:instrText>
+              <w:instrText xml:space="preserve"> PAGEREF _Toc232862530 \h </w:instrText>
             </w:r>
             <w:r>
               <w:rPr>
@@ -2793,7 +2793,7 @@
               <w14:ligatures w14:val="standardContextual"/>
             </w:rPr>
           </w:pPr>
-          <w:hyperlink w:anchor="_Toc232818146" w:history="1">
+          <w:hyperlink w:anchor="_Toc232862531" w:history="1">
             <w:r>
               <w:rPr>
                 <w:rStyle w:val="Hiperligao"/>
@@ -2839,7 +2839,7 @@
                 <w:noProof/>
                 <w:webHidden/>
               </w:rPr>
-              <w:instrText xml:space="preserve"> PAGEREF _Toc232818146 \h </w:instrText>
+              <w:instrText xml:space="preserve"> PAGEREF _Toc232862531 \h </w:instrText>
             </w:r>
             <w:r>
               <w:rPr>
@@ -2885,7 +2885,7 @@
               <w14:ligatures w14:val="standardContextual"/>
             </w:rPr>
           </w:pPr>
-          <w:hyperlink w:anchor="_Toc232818147" w:history="1">
+          <w:hyperlink w:anchor="_Toc232862532" w:history="1">
             <w:r>
               <w:rPr>
                 <w:rStyle w:val="Hiperligao"/>
@@ -2931,7 +2931,7 @@
                 <w:noProof/>
                 <w:webHidden/>
               </w:rPr>
-              <w:instrText xml:space="preserve"> PAGEREF _Toc232818147 \h </w:instrText>
+              <w:instrText xml:space="preserve"> PAGEREF _Toc232862532 \h </w:instrText>
             </w:r>
             <w:r>
               <w:rPr>
@@ -2977,7 +2977,7 @@
               <w14:ligatures w14:val="standardContextual"/>
             </w:rPr>
           </w:pPr>
-          <w:hyperlink w:anchor="_Toc232818148" w:history="1">
+          <w:hyperlink w:anchor="_Toc232862533" w:history="1">
             <w:r>
               <w:rPr>
                 <w:rStyle w:val="Hiperligao"/>
@@ -3023,7 +3023,7 @@
                 <w:noProof/>
                 <w:webHidden/>
               </w:rPr>
-              <w:instrText xml:space="preserve"> PAGEREF _Toc232818148 \h </w:instrText>
+              <w:instrText xml:space="preserve"> PAGEREF _Toc232862533 \h </w:instrText>
             </w:r>
             <w:r>
               <w:rPr>
@@ -3069,7 +3069,7 @@
               <w14:ligatures w14:val="standardContextual"/>
             </w:rPr>
           </w:pPr>
-          <w:hyperlink w:anchor="_Toc232818149" w:history="1">
+          <w:hyperlink w:anchor="_Toc232862534" w:history="1">
             <w:r>
               <w:rPr>
                 <w:rStyle w:val="Hiperligao"/>
@@ -3115,7 +3115,7 @@
                 <w:noProof/>
                 <w:webHidden/>
               </w:rPr>
-              <w:instrText xml:space="preserve"> PAGEREF _Toc232818149 \h </w:instrText>
+              <w:instrText xml:space="preserve"> PAGEREF _Toc232862534 \h </w:instrText>
             </w:r>
             <w:r>
               <w:rPr>
@@ -3161,7 +3161,7 @@
               <w14:ligatures w14:val="standardContextual"/>
             </w:rPr>
           </w:pPr>
-          <w:hyperlink w:anchor="_Toc232818150" w:history="1">
+          <w:hyperlink w:anchor="_Toc232862535" w:history="1">
             <w:r>
               <w:rPr>
                 <w:rStyle w:val="Hiperligao"/>
@@ -3207,7 +3207,7 @@
                 <w:noProof/>
                 <w:webHidden/>
               </w:rPr>
-              <w:instrText xml:space="preserve"> PAGEREF _Toc232818150 \h </w:instrText>
+              <w:instrText xml:space="preserve"> PAGEREF _Toc232862535 \h </w:instrText>
             </w:r>
             <w:r>
               <w:rPr>
@@ -3253,7 +3253,7 @@
               <w14:ligatures w14:val="standardContextual"/>
             </w:rPr>
           </w:pPr>
-          <w:hyperlink w:anchor="_Toc232818151" w:history="1">
+          <w:hyperlink w:anchor="_Toc232862536" w:history="1">
             <w:r>
               <w:rPr>
                 <w:rStyle w:val="Hiperligao"/>
@@ -3299,7 +3299,7 @@
                 <w:noProof/>
                 <w:webHidden/>
               </w:rPr>
-              <w:instrText xml:space="preserve"> PAGEREF _Toc232818151 \h </w:instrText>
+              <w:instrText xml:space="preserve"> PAGEREF _Toc232862536 \h </w:instrText>
             </w:r>
             <w:r>
               <w:rPr>
@@ -3345,7 +3345,7 @@
               <w14:ligatures w14:val="standardContextual"/>
             </w:rPr>
           </w:pPr>
-          <w:hyperlink w:anchor="_Toc232818152" w:history="1">
+          <w:hyperlink w:anchor="_Toc232862537" w:history="1">
             <w:r>
               <w:rPr>
                 <w:rStyle w:val="Hiperligao"/>
@@ -3391,7 +3391,7 @@
                 <w:noProof/>
                 <w:webHidden/>
               </w:rPr>
-              <w:instrText xml:space="preserve"> PAGEREF _Toc232818152 \h </w:instrText>
+              <w:instrText xml:space="preserve"> PAGEREF _Toc232862537 \h </w:instrText>
             </w:r>
             <w:r>
               <w:rPr>
@@ -3437,7 +3437,7 @@
               <w14:ligatures w14:val="standardContextual"/>
             </w:rPr>
           </w:pPr>
-          <w:hyperlink w:anchor="_Toc232818153" w:history="1">
+          <w:hyperlink w:anchor="_Toc232862538" w:history="1">
             <w:r>
               <w:rPr>
                 <w:rStyle w:val="Hiperligao"/>
@@ -3481,7 +3481,7 @@
                 <w:noProof/>
                 <w:webHidden/>
               </w:rPr>
-              <w:instrText xml:space="preserve"> PAGEREF _Toc232818153 \h </w:instrText>
+              <w:instrText xml:space="preserve"> PAGEREF _Toc232862538 \h </w:instrText>
             </w:r>
             <w:r>
               <w:rPr>
@@ -3527,7 +3527,7 @@
               <w14:ligatures w14:val="standardContextual"/>
             </w:rPr>
           </w:pPr>
-          <w:hyperlink w:anchor="_Toc232818154" w:history="1">
+          <w:hyperlink w:anchor="_Toc232862539" w:history="1">
             <w:r>
               <w:rPr>
                 <w:rStyle w:val="Hiperligao"/>
@@ -3573,7 +3573,7 @@
                 <w:noProof/>
                 <w:webHidden/>
               </w:rPr>
-              <w:instrText xml:space="preserve"> PAGEREF _Toc232818154 \h </w:instrText>
+              <w:instrText xml:space="preserve"> PAGEREF _Toc232862539 \h </w:instrText>
             </w:r>
             <w:r>
               <w:rPr>
@@ -3619,7 +3619,7 @@
               <w14:ligatures w14:val="standardContextual"/>
             </w:rPr>
           </w:pPr>
-          <w:hyperlink w:anchor="_Toc232818155" w:history="1">
+          <w:hyperlink w:anchor="_Toc232862540" w:history="1">
             <w:r>
               <w:rPr>
                 <w:rStyle w:val="Hiperligao"/>
@@ -3665,7 +3665,7 @@
                 <w:noProof/>
                 <w:webHidden/>
               </w:rPr>
-              <w:instrText xml:space="preserve"> PAGEREF _Toc232818155 \h </w:instrText>
+              <w:instrText xml:space="preserve"> PAGEREF _Toc232862540 \h </w:instrText>
             </w:r>
             <w:r>
               <w:rPr>
@@ -3711,7 +3711,7 @@
               <w14:ligatures w14:val="standardContextual"/>
             </w:rPr>
           </w:pPr>
-          <w:hyperlink w:anchor="_Toc232818156" w:history="1">
+          <w:hyperlink w:anchor="_Toc232862541" w:history="1">
             <w:r>
               <w:rPr>
                 <w:rStyle w:val="Hiperligao"/>
@@ -3755,7 +3755,7 @@
                 <w:noProof/>
                 <w:webHidden/>
               </w:rPr>
-              <w:instrText xml:space="preserve"> PAGEREF _Toc232818156 \h </w:instrText>
+              <w:instrText xml:space="preserve"> PAGEREF _Toc232862541 \h </w:instrText>
             </w:r>
             <w:r>
               <w:rPr>
@@ -3801,7 +3801,7 @@
               <w14:ligatures w14:val="standardContextual"/>
             </w:rPr>
           </w:pPr>
-          <w:hyperlink w:anchor="_Toc232818157" w:history="1">
+          <w:hyperlink w:anchor="_Toc232862542" w:history="1">
             <w:r>
               <w:rPr>
                 <w:rStyle w:val="Hiperligao"/>
@@ -3847,7 +3847,7 @@
                 <w:noProof/>
                 <w:webHidden/>
               </w:rPr>
-              <w:instrText xml:space="preserve"> PAGEREF _Toc232818157 \h </w:instrText>
+              <w:instrText xml:space="preserve"> PAGEREF _Toc232862542 \h </w:instrText>
             </w:r>
             <w:r>
               <w:rPr>
@@ -3893,7 +3893,7 @@
               <w14:ligatures w14:val="standardContextual"/>
             </w:rPr>
           </w:pPr>
-          <w:hyperlink w:anchor="_Toc232818158" w:history="1">
+          <w:hyperlink w:anchor="_Toc232862543" w:history="1">
             <w:r>
               <w:rPr>
                 <w:rStyle w:val="Hiperligao"/>
@@ -3937,7 +3937,7 @@
                 <w:noProof/>
                 <w:webHidden/>
               </w:rPr>
-              <w:instrText xml:space="preserve"> PAGEREF _Toc232818158 \h </w:instrText>
+              <w:instrText xml:space="preserve"> PAGEREF _Toc232862543 \h </w:instrText>
             </w:r>
             <w:r>
               <w:rPr>
@@ -3983,7 +3983,7 @@
               <w14:ligatures w14:val="standardContextual"/>
             </w:rPr>
           </w:pPr>
-          <w:hyperlink w:anchor="_Toc232818159" w:history="1">
+          <w:hyperlink w:anchor="_Toc232862544" w:history="1">
             <w:r>
               <w:rPr>
                 <w:rStyle w:val="Hiperligao"/>
@@ -4029,7 +4029,7 @@
                 <w:noProof/>
                 <w:webHidden/>
               </w:rPr>
-              <w:instrText xml:space="preserve"> PAGEREF _Toc232818159 \h </w:instrText>
+              <w:instrText xml:space="preserve"> PAGEREF _Toc232862544 \h </w:instrText>
             </w:r>
             <w:r>
               <w:rPr>
@@ -4074,7 +4074,7 @@
               <w14:ligatures w14:val="standardContextual"/>
             </w:rPr>
           </w:pPr>
-          <w:hyperlink w:anchor="_Toc232818160" w:history="1">
+          <w:hyperlink w:anchor="_Toc232862545" w:history="1">
             <w:r>
               <w:rPr>
                 <w:rStyle w:val="Hiperligao"/>
@@ -4105,7 +4105,7 @@
                 <w:noProof/>
                 <w:webHidden/>
               </w:rPr>
-              <w:instrText xml:space="preserve"> PAGEREF _Toc232818160 \h </w:instrText>
+              <w:instrText xml:space="preserve"> PAGEREF _Toc232862545 \h </w:instrText>
             </w:r>
             <w:r>
               <w:rPr>
@@ -4150,7 +4150,7 @@
               <w14:ligatures w14:val="standardContextual"/>
             </w:rPr>
           </w:pPr>
-          <w:hyperlink w:anchor="_Toc232818161" w:history="1">
+          <w:hyperlink w:anchor="_Toc232862546" w:history="1">
             <w:r>
               <w:rPr>
                 <w:rStyle w:val="Hiperligao"/>
@@ -4181,7 +4181,7 @@
                 <w:noProof/>
                 <w:webHidden/>
               </w:rPr>
-              <w:instrText xml:space="preserve"> PAGEREF _Toc232818161 \h </w:instrText>
+              <w:instrText xml:space="preserve"> PAGEREF _Toc232862546 \h </w:instrText>
             </w:r>
             <w:r>
               <w:rPr>
@@ -5619,15 +5619,15 @@
               <w:ind w:firstLine="0"/>
               <w:jc w:val="left"/>
               <w:rPr>
-                <w:b/>
-                <w:bCs/>
+                <w:i/>
+                <w:iCs/>
                 <w:lang w:eastAsia="en-US"/>
               </w:rPr>
             </w:pPr>
             <w:r>
               <w:rPr>
-                <w:b/>
-                <w:bCs/>
+                <w:i/>
+                <w:iCs/>
                 <w:lang w:eastAsia="en-US"/>
               </w:rPr>
               <w:t>Duas Dimensões</w:t>
@@ -5697,15 +5697,15 @@
               <w:ind w:firstLine="0"/>
               <w:jc w:val="left"/>
               <w:rPr>
-                <w:b/>
-                <w:bCs/>
+                <w:i/>
+                <w:iCs/>
                 <w:lang w:eastAsia="en-US"/>
               </w:rPr>
             </w:pPr>
             <w:r>
               <w:rPr>
-                <w:b/>
-                <w:bCs/>
+                <w:i/>
+                <w:iCs/>
                 <w:lang w:eastAsia="en-US"/>
               </w:rPr>
               <w:t>Três Dimensões</w:t>
@@ -5776,15 +5776,15 @@
               <w:ind w:firstLine="0"/>
               <w:jc w:val="left"/>
               <w:rPr>
-                <w:b/>
-                <w:bCs/>
+                <w:i/>
+                <w:iCs/>
                 <w:lang w:eastAsia="en-US"/>
               </w:rPr>
             </w:pPr>
             <w:r>
               <w:rPr>
-                <w:b/>
-                <w:bCs/>
+                <w:i/>
+                <w:iCs/>
                 <w:lang w:eastAsia="en-US"/>
               </w:rPr>
               <w:t>Building Information Modeling — Modelação da Informação da Construção</w:t>
@@ -5854,15 +5854,15 @@
               <w:ind w:firstLine="0"/>
               <w:jc w:val="left"/>
               <w:rPr>
-                <w:b/>
-                <w:bCs/>
+                <w:i/>
+                <w:iCs/>
                 <w:lang w:eastAsia="en-US"/>
               </w:rPr>
             </w:pPr>
             <w:r>
               <w:rPr>
-                <w:b/>
-                <w:bCs/>
+                <w:i/>
+                <w:iCs/>
                 <w:lang w:eastAsia="en-US"/>
               </w:rPr>
               <w:t>Quadro de Média Tensão</w:t>
@@ -5932,15 +5932,15 @@
               <w:ind w:firstLine="0"/>
               <w:jc w:val="left"/>
               <w:rPr>
-                <w:b/>
-                <w:bCs/>
+                <w:i/>
+                <w:iCs/>
                 <w:lang w:eastAsia="en-US"/>
               </w:rPr>
             </w:pPr>
             <w:r>
               <w:rPr>
-                <w:b/>
-                <w:bCs/>
+                <w:i/>
+                <w:iCs/>
                 <w:lang w:eastAsia="en-US"/>
               </w:rPr>
               <w:t>Regulamento de Segurança de Subestações e Postos de Transformação e de Seccionamento</w:t>
@@ -5985,7 +5985,7 @@
           <w:lang w:val="pt-PT" w:eastAsia="pt-PT"/>
         </w:rPr>
       </w:pPr>
-      <w:bookmarkStart w:id="0" w:name="_Toc232818128"/>
+      <w:bookmarkStart w:id="0" w:name="_Toc232862513"/>
       <w:r>
         <w:rPr>
           <w:lang w:val="pt-PT" w:eastAsia="pt-PT"/>
@@ -6005,7 +6005,7 @@
       <w:bookmarkStart w:id="1" w:name="_Toc76320097"/>
       <w:bookmarkStart w:id="2" w:name="_Toc76320124"/>
       <w:bookmarkStart w:id="3" w:name="_Toc76320165"/>
-      <w:bookmarkStart w:id="4" w:name="_Toc232818129"/>
+      <w:bookmarkStart w:id="4" w:name="_Toc232862514"/>
       <w:r>
         <w:rPr>
           <w:lang w:val="pt-PT"/>
@@ -6062,7 +6062,7 @@
       <w:bookmarkStart w:id="5" w:name="_Toc76320098"/>
       <w:bookmarkStart w:id="6" w:name="_Toc76320125"/>
       <w:bookmarkStart w:id="7" w:name="_Toc76320166"/>
-      <w:bookmarkStart w:id="8" w:name="_Toc232818130"/>
+      <w:bookmarkStart w:id="8" w:name="_Toc232862515"/>
       <w:r>
         <w:rPr>
           <w:lang w:val="pt-PT" w:eastAsia="en-US"/>
@@ -6203,7 +6203,7 @@
           <w:lang w:val="pt-PT" w:eastAsia="en-US"/>
         </w:rPr>
       </w:pPr>
-      <w:bookmarkStart w:id="9" w:name="_Toc232818131"/>
+      <w:bookmarkStart w:id="9" w:name="_Toc232862516"/>
       <w:r>
         <w:rPr>
           <w:lang w:val="pt-PT" w:eastAsia="en-US"/>
@@ -6368,7 +6368,7 @@
       <w:bookmarkStart w:id="10" w:name="_Toc76320099"/>
       <w:bookmarkStart w:id="11" w:name="_Toc76320126"/>
       <w:bookmarkStart w:id="12" w:name="_Toc76320167"/>
-      <w:bookmarkStart w:id="13" w:name="_Toc232818132"/>
+      <w:bookmarkStart w:id="13" w:name="_Toc232862517"/>
       <w:r>
         <w:rPr>
           <w:lang w:val="pt-PT" w:eastAsia="en-US"/>
@@ -6524,7 +6524,7 @@
       <w:bookmarkStart w:id="14" w:name="_Toc76320100"/>
       <w:bookmarkStart w:id="15" w:name="_Toc76320127"/>
       <w:bookmarkStart w:id="16" w:name="_Toc76320168"/>
-      <w:bookmarkStart w:id="17" w:name="_Toc232818133"/>
+      <w:bookmarkStart w:id="17" w:name="_Toc232862518"/>
       <w:r>
         <w:rPr>
           <w:lang w:val="pt-PT"/>
@@ -6648,7 +6648,7 @@
       <w:bookmarkStart w:id="18" w:name="_Toc76320102"/>
       <w:bookmarkStart w:id="19" w:name="_Toc76320129"/>
       <w:bookmarkStart w:id="20" w:name="_Toc76320170"/>
-      <w:bookmarkStart w:id="21" w:name="_Toc232818134"/>
+      <w:bookmarkStart w:id="21" w:name="_Toc232862519"/>
       <w:r>
         <w:rPr>
           <w:lang w:val="pt-PT" w:eastAsia="en-US"/>
@@ -6851,7 +6851,7 @@
         </w:rPr>
       </w:pPr>
       <w:bookmarkStart w:id="22" w:name="_Toc232098053"/>
-      <w:bookmarkStart w:id="23" w:name="_Toc232818135"/>
+      <w:bookmarkStart w:id="23" w:name="_Toc232862520"/>
       <w:r>
         <w:rPr>
           <w:lang w:val="pt-PT" w:eastAsia="pt-PT"/>
@@ -6868,7 +6868,7 @@
           <w:lang w:val="pt-PT" w:eastAsia="en-US"/>
         </w:rPr>
       </w:pPr>
-      <w:bookmarkStart w:id="24" w:name="_Toc232818136"/>
+      <w:bookmarkStart w:id="24" w:name="_Toc232862521"/>
       <w:r>
         <w:rPr>
           <w:lang w:val="pt-PT" w:eastAsia="en-US"/>
@@ -6935,7 +6935,7 @@
           <w:lang w:eastAsia="en-US"/>
         </w:rPr>
       </w:pPr>
-      <w:bookmarkStart w:id="25" w:name="_Toc232818137"/>
+      <w:bookmarkStart w:id="25" w:name="_Toc232862522"/>
       <w:r>
         <w:rPr>
           <w:lang w:eastAsia="en-US"/>
@@ -7008,11 +7008,58 @@
       </w:pPr>
       <w:r>
         <w:rPr>
-          <w:highlight w:val="cyan"/>
           <w:lang w:eastAsia="pt-PT"/>
         </w:rPr>
         <w:lastRenderedPageBreak/>
-        <w:t>No caso particular das subestações, o projeto de execução assume uma importância acrescida, dada a complexidade e a diversidade de especialidades envolvidas. A documentação produzida nesta fase deve articular de forma coerente as componentes civil, eletrotécnica e eletromecânica, o que exige um elevado grau de coordenação entre as diferentes disciplinas</w:t>
+        <w:t>No caso particular das subestações, o projeto de execução assume uma importância acrescida, dada a complexidade e a diversidade de especialidades envolvidas</w:t>
+      </w:r>
+      <w:r>
+        <w:rPr>
+          <w:lang w:eastAsia="pt-PT"/>
+        </w:rPr>
+        <w:t>, sendo assim, a</w:t>
+      </w:r>
+      <w:r>
+        <w:rPr>
+          <w:lang w:eastAsia="pt-PT"/>
+        </w:rPr>
+        <w:t xml:space="preserve"> documentação produzida nesta fase deve articular de forma coerente as componentes civi</w:t>
+      </w:r>
+      <w:r>
+        <w:rPr>
+          <w:lang w:eastAsia="pt-PT"/>
+        </w:rPr>
+        <w:t>s</w:t>
+      </w:r>
+      <w:r>
+        <w:rPr>
+          <w:lang w:eastAsia="pt-PT"/>
+        </w:rPr>
+        <w:t>, eletrotécnica</w:t>
+      </w:r>
+      <w:r>
+        <w:rPr>
+          <w:lang w:eastAsia="pt-PT"/>
+        </w:rPr>
+        <w:t>s</w:t>
+      </w:r>
+      <w:r>
+        <w:rPr>
+          <w:lang w:eastAsia="pt-PT"/>
+        </w:rPr>
+        <w:t xml:space="preserve"> e eletromecânica</w:t>
+      </w:r>
+      <w:r>
+        <w:rPr>
+          <w:lang w:eastAsia="pt-PT"/>
+        </w:rPr>
+        <w:t>s</w:t>
+      </w:r>
+      <w:r>
+        <w:rPr>
+          <w:lang w:eastAsia="pt-PT"/>
+        </w:rPr>
+        <w:t>, o que exige um elevado grau de coordenação entre as diferentes disciplinas</w:t>
       </w:r>
       <w:r>
         <w:rPr>
@@ -7062,7 +7109,19 @@
         <w:rPr>
           <w:lang w:eastAsia="pt-PT"/>
         </w:rPr>
-        <w:t>É precisamente neste contexto que as metodologias de modelação tridimensional integrada, abordadas nos subcapítulos seguintes, têm vindo a assumir um papel determinante, ao permitirem reunir num único modelo a totalidade da informação necessária à execução do projeto.</w:t>
+        <w:t>É precisamente neste contexto que as metodologias de modelação tridimensiona</w:t>
+      </w:r>
+      <w:r>
+        <w:rPr>
+          <w:lang w:eastAsia="pt-PT"/>
+        </w:rPr>
+        <w:t>l</w:t>
+      </w:r>
+      <w:r>
+        <w:rPr>
+          <w:lang w:eastAsia="pt-PT"/>
+        </w:rPr>
+        <w:t>, abordadas nos subcapítulos seguintes, têm vindo a assumir um papel determinante, ao permitirem reunir num único modelo a totalidade da informação necessária à execução do projeto.</w:t>
       </w:r>
     </w:p>
     <w:p>
@@ -7072,7 +7131,7 @@
           <w:lang w:eastAsia="en-US"/>
         </w:rPr>
       </w:pPr>
-      <w:bookmarkStart w:id="26" w:name="_Toc232818138"/>
+      <w:bookmarkStart w:id="26" w:name="_Toc232862523"/>
       <w:r>
         <w:rPr>
           <w:lang w:eastAsia="en-US"/>
@@ -7089,35 +7148,1094 @@
       </w:pPr>
       <w:r>
         <w:rPr>
-          <w:highlight w:val="cyan"/>
-          <w:lang w:eastAsia="pt-PT"/>
-        </w:rPr>
-        <w:t xml:space="preserve">Uma subestação elétrica consiste numa instalação destinada a receber energia elétrica proveniente da rede de transporte ou de produção, transformá-la e distribuí-la para consumidores, desempenhando simultaneamente funções de manobra, proteção e </w:t>
-      </w:r>
-      <w:r>
-        <w:rPr>
-          <w:highlight w:val="cyan"/>
-          <w:lang w:eastAsia="pt-PT"/>
-        </w:rPr>
-        <w:t>medição</w:t>
-      </w:r>
-      <w:r>
-        <w:rPr>
-          <w:highlight w:val="cyan"/>
-          <w:lang w:eastAsia="pt-PT"/>
-        </w:rPr>
-        <w:t>. Do ponto de vista da tensão de serviço, distinguem-se dois grandes níveis: a média tensão (MT), que abrange tensões nominais entre 1 kV e 60 kV, utilizada predominantemente nas redes de distribuição, e a alta tensão (AT), que compreende tensões entre 60 kV e 400 kV, característica das redes de transporte de energia. Esta distinção tem implicações diretas no dimensionamento dos equipamentos, nas distâncias de segurança a respeitar e nas soluções construtivas adotadas em cada instalação.</w:t>
-      </w:r>
-    </w:p>
-    <w:p>
-      <w:pPr>
-        <w:rPr>
-          <w:lang w:eastAsia="pt-PT"/>
-        </w:rPr>
-      </w:pPr>
-    </w:p>
-    <w:p>
-      <w:pPr>
+          <w:noProof/>
+        </w:rPr>
+        <mc:AlternateContent>
+          <mc:Choice Requires="wps">
+            <w:drawing>
+              <wp:anchor distT="0" distB="0" distL="114300" distR="114300" simplePos="0" relativeHeight="251665408" behindDoc="0" locked="0" layoutInCell="1" allowOverlap="1" wp14:anchorId="37F03081" wp14:editId="14F9530E">
+                <wp:simplePos x="0" y="0"/>
+                <wp:positionH relativeFrom="column">
+                  <wp:posOffset>1092200</wp:posOffset>
+                </wp:positionH>
+                <wp:positionV relativeFrom="paragraph">
+                  <wp:posOffset>4752340</wp:posOffset>
+                </wp:positionV>
+                <wp:extent cx="3933825" cy="635"/>
+                <wp:effectExtent l="0" t="0" r="0" b="0"/>
+                <wp:wrapTopAndBottom/>
+                <wp:docPr id="1063209385" name="Caixa de texto 1"/>
+                <wp:cNvGraphicFramePr/>
+                <a:graphic xmlns:a="http://schemas.openxmlformats.org/drawingml/2006/main">
+                  <a:graphicData uri="http://schemas.microsoft.com/office/word/2010/wordprocessingShape">
+                    <wps:wsp>
+                      <wps:cNvSpPr txBox="1"/>
+                      <wps:spPr>
+                        <a:xfrm>
+                          <a:off x="0" y="0"/>
+                          <a:ext cx="3933825" cy="635"/>
+                        </a:xfrm>
+                        <a:prstGeom prst="rect">
+                          <a:avLst/>
+                        </a:prstGeom>
+                        <a:solidFill>
+                          <a:prstClr val="white"/>
+                        </a:solidFill>
+                        <a:ln>
+                          <a:noFill/>
+                        </a:ln>
+                      </wps:spPr>
+                      <wps:txbx>
+                        <w:txbxContent>
+                          <w:p>
+                            <w:pPr>
+                              <w:pStyle w:val="Legenda"/>
+                              <w:rPr>
+                                <w:noProof/>
+                              </w:rPr>
+                            </w:pPr>
+                            <w:r>
+                              <w:t xml:space="preserve">Figura </w:t>
+                            </w:r>
+                            <w:r>
+                              <w:fldChar w:fldCharType="begin"/>
+                            </w:r>
+                            <w:r>
+                              <w:instrText xml:space="preserve"> SEQ Figura \* ARABIC </w:instrText>
+                            </w:r>
+                            <w:r>
+                              <w:fldChar w:fldCharType="separate"/>
+                            </w:r>
+                            <w:r>
+                              <w:rPr>
+                                <w:noProof/>
+                              </w:rPr>
+                              <w:t>1</w:t>
+                            </w:r>
+                            <w:r>
+                              <w:fldChar w:fldCharType="end"/>
+                            </w:r>
+                            <w:r>
+                              <w:t xml:space="preserve"> – </w:t>
+                            </w:r>
+                            <w:r>
+                              <w:t>Posição da subestação na cadeia do sistema elétrico de energia</w:t>
+                            </w:r>
+                          </w:p>
+                        </w:txbxContent>
+                      </wps:txbx>
+                      <wps:bodyPr rot="0" spcFirstLastPara="0" vertOverflow="overflow" horzOverflow="overflow" vert="horz" wrap="square" lIns="0" tIns="0" rIns="0" bIns="0" numCol="1" spcCol="0" rtlCol="0" fromWordArt="0" anchor="t" anchorCtr="0" forceAA="0" compatLnSpc="1">
+                        <a:prstTxWarp prst="textNoShape">
+                          <a:avLst/>
+                        </a:prstTxWarp>
+                        <a:spAutoFit/>
+                      </wps:bodyPr>
+                    </wps:wsp>
+                  </a:graphicData>
+                </a:graphic>
+              </wp:anchor>
+            </w:drawing>
+          </mc:Choice>
+          <mc:Fallback>
+            <w:pict>
+              <v:shapetype w14:anchorId="37F03081" id="_x0000_t202" coordsize="21600,21600" o:spt="202" path="m,l,21600r21600,l21600,xe">
+                <v:stroke joinstyle="miter"/>
+                <v:path gradientshapeok="t" o:connecttype="rect"/>
+              </v:shapetype>
+              <v:shape id="Caixa de texto 1" o:spid="_x0000_s1026" type="#_x0000_t202" style="position:absolute;left:0;text-align:left;margin-left:86pt;margin-top:374.2pt;width:309.75pt;height:.05pt;z-index:251665408;visibility:visible;mso-wrap-style:square;mso-wrap-distance-left:9pt;mso-wrap-distance-top:0;mso-wrap-distance-right:9pt;mso-wrap-distance-bottom:0;mso-position-horizontal:absolute;mso-position-horizontal-relative:text;mso-position-vertical:absolute;mso-position-vertical-relative:text;v-text-anchor:top" o:gfxdata="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" stroked="f">
+                <v:textbox style="mso-fit-shape-to-text:t" inset="0,0,0,0">
+                  <w:txbxContent>
+                    <w:p>
+                      <w:pPr>
+                        <w:pStyle w:val="Legenda"/>
+                        <w:rPr>
+                          <w:noProof/>
+                        </w:rPr>
+                      </w:pPr>
+                      <w:r>
+                        <w:t xml:space="preserve">Figura </w:t>
+                      </w:r>
+                      <w:r>
+                        <w:fldChar w:fldCharType="begin"/>
+                      </w:r>
+                      <w:r>
+                        <w:instrText xml:space="preserve"> SEQ Figura \* ARABIC </w:instrText>
+                      </w:r>
+                      <w:r>
+                        <w:fldChar w:fldCharType="separate"/>
+                      </w:r>
+                      <w:r>
+                        <w:rPr>
+                          <w:noProof/>
+                        </w:rPr>
+                        <w:t>1</w:t>
+                      </w:r>
+                      <w:r>
+                        <w:fldChar w:fldCharType="end"/>
+                      </w:r>
+                      <w:r>
+                        <w:t xml:space="preserve"> – </w:t>
+                      </w:r>
+                      <w:r>
+                        <w:t>Posição da subestação na cadeia do sistema elétrico de energia</w:t>
+                      </w:r>
+                    </w:p>
+                  </w:txbxContent>
+                </v:textbox>
+                <w10:wrap type="topAndBottom"/>
+              </v:shape>
+            </w:pict>
+          </mc:Fallback>
+        </mc:AlternateContent>
+      </w:r>
+      <w:r>
+        <w:rPr>
+          <w:noProof/>
+        </w:rPr>
+        <w:drawing>
+          <wp:anchor distT="0" distB="0" distL="114300" distR="114300" simplePos="0" relativeHeight="251663360" behindDoc="0" locked="0" layoutInCell="1" allowOverlap="1" wp14:anchorId="2C75F240" wp14:editId="0E3CC9F0">
+            <wp:simplePos x="0" y="0"/>
+            <wp:positionH relativeFrom="column">
+              <wp:posOffset>1092562</wp:posOffset>
+            </wp:positionH>
+            <wp:positionV relativeFrom="paragraph">
+              <wp:posOffset>2570480</wp:posOffset>
+            </wp:positionV>
+            <wp:extent cx="3934158" cy="2314211"/>
+            <wp:effectExtent l="0" t="0" r="0" b="0"/>
+            <wp:wrapTopAndBottom/>
+            <wp:docPr id="1" name="Picture 1"/>
+            <wp:cNvGraphicFramePr>
+              <a:graphicFrameLocks xmlns:a="http://schemas.openxmlformats.org/drawingml/2006/main" noChangeAspect="1"/>
+            </wp:cNvGraphicFramePr>
+            <a:graphic xmlns:a="http://schemas.openxmlformats.org/drawingml/2006/main">
+              <a:graphicData uri="http://schemas.openxmlformats.org/drawingml/2006/picture">
+                <pic:pic xmlns:pic="http://schemas.openxmlformats.org/drawingml/2006/picture">
+                  <pic:nvPicPr>
+                    <pic:cNvPr id="0" name="diagrama_rede_final.png"/>
+                    <pic:cNvPicPr/>
+                  </pic:nvPicPr>
+                  <pic:blipFill>
+                    <a:blip r:embed="rId20" cstate="print">
+                      <a:extLst>
+                        <a:ext uri="{28A0092B-C50C-407E-A947-70E740481C1C}">
+                          <a14:useLocalDpi xmlns:a14="http://schemas.microsoft.com/office/drawing/2010/main" val="0"/>
+                        </a:ext>
+                      </a:extLst>
+                    </a:blip>
+                    <a:stretch>
+                      <a:fillRect/>
+                    </a:stretch>
+                  </pic:blipFill>
+                  <pic:spPr>
+                    <a:xfrm>
+                      <a:off x="0" y="0"/>
+                      <a:ext cx="3934158" cy="2314211"/>
+                    </a:xfrm>
+                    <a:prstGeom prst="rect">
+                      <a:avLst/>
+                    </a:prstGeom>
+                  </pic:spPr>
+                </pic:pic>
+              </a:graphicData>
+            </a:graphic>
+            <wp14:sizeRelH relativeFrom="margin">
+              <wp14:pctWidth>0</wp14:pctWidth>
+            </wp14:sizeRelH>
+            <wp14:sizeRelV relativeFrom="margin">
+              <wp14:pctHeight>0</wp14:pctHeight>
+            </wp14:sizeRelV>
+          </wp:anchor>
+        </w:drawing>
+      </w:r>
+      <w:r>
+        <w:rPr>
+          <w:lang w:eastAsia="pt-PT"/>
+        </w:rPr>
+        <w:t>Uma subestação elétrica consiste numa instalação destinada a receber</w:t>
+      </w:r>
+      <w:r>
+        <w:rPr>
+          <w:lang w:eastAsia="pt-PT"/>
+        </w:rPr>
+        <w:t xml:space="preserve"> </w:t>
+      </w:r>
+      <w:r>
+        <w:rPr>
+          <w:lang w:eastAsia="pt-PT"/>
+        </w:rPr>
+        <w:t xml:space="preserve">energia elétrica proveniente da rede de transporte ou de produção, transformá-la e distribuí-la para consumidores, desempenhando simultaneamente funções de manobra, proteção e </w:t>
+      </w:r>
+      <w:r>
+        <w:rPr>
+          <w:lang w:eastAsia="pt-PT"/>
+        </w:rPr>
+        <w:t>medição. Do ponto de vista d</w:t>
+      </w:r>
+      <w:r>
+        <w:rPr>
+          <w:lang w:eastAsia="pt-PT"/>
+        </w:rPr>
+        <w:t>e</w:t>
+      </w:r>
+      <w:r>
+        <w:rPr>
+          <w:lang w:eastAsia="pt-PT"/>
+        </w:rPr>
+        <w:t xml:space="preserve"> tens</w:t>
+      </w:r>
+      <w:r>
+        <w:rPr>
+          <w:lang w:eastAsia="pt-PT"/>
+        </w:rPr>
+        <w:t>ões</w:t>
+      </w:r>
+      <w:r>
+        <w:rPr>
+          <w:lang w:eastAsia="pt-PT"/>
+        </w:rPr>
+        <w:t xml:space="preserve"> de serviço</w:t>
+      </w:r>
+      <w:r>
+        <w:rPr>
+          <w:lang w:eastAsia="pt-PT"/>
+        </w:rPr>
+        <w:t>s</w:t>
+      </w:r>
+      <w:r>
+        <w:rPr>
+          <w:lang w:eastAsia="pt-PT"/>
+        </w:rPr>
+        <w:t>, distinguem-se</w:t>
+      </w:r>
+      <w:r>
+        <w:rPr>
+          <w:lang w:eastAsia="pt-PT"/>
+        </w:rPr>
+        <w:t xml:space="preserve"> em</w:t>
+      </w:r>
+      <w:r>
+        <w:rPr>
+          <w:lang w:eastAsia="pt-PT"/>
+        </w:rPr>
+        <w:t xml:space="preserve"> </w:t>
+      </w:r>
+      <w:r>
+        <w:rPr>
+          <w:lang w:eastAsia="pt-PT"/>
+        </w:rPr>
+        <w:t>vários</w:t>
+      </w:r>
+      <w:r>
+        <w:rPr>
+          <w:lang w:eastAsia="pt-PT"/>
+        </w:rPr>
+        <w:t xml:space="preserve"> nívei</w:t>
+      </w:r>
+      <w:r>
+        <w:rPr>
+          <w:lang w:eastAsia="pt-PT"/>
+        </w:rPr>
+        <w:t xml:space="preserve">s, como </w:t>
+      </w:r>
+      <w:r>
+        <w:rPr>
+          <w:lang w:eastAsia="pt-PT"/>
+        </w:rPr>
+        <w:t xml:space="preserve">média tensão (MT), que abrange tensões nominais entre 1 kV </w:t>
+      </w:r>
+      <w:r>
+        <w:rPr>
+          <w:lang w:eastAsia="pt-PT"/>
+        </w:rPr>
+        <w:t>a</w:t>
+      </w:r>
+      <w:r>
+        <w:rPr>
+          <w:lang w:eastAsia="pt-PT"/>
+        </w:rPr>
+        <w:t xml:space="preserve"> </w:t>
+      </w:r>
+      <w:r>
+        <w:rPr>
+          <w:lang w:eastAsia="pt-PT"/>
+        </w:rPr>
+        <w:t>45</w:t>
+      </w:r>
+      <w:r>
+        <w:rPr>
+          <w:lang w:eastAsia="pt-PT"/>
+        </w:rPr>
+        <w:t xml:space="preserve"> kV utilizada predominantemente nas redes </w:t>
+      </w:r>
+      <w:r>
+        <w:rPr>
+          <w:lang w:eastAsia="pt-PT"/>
+        </w:rPr>
+        <w:t xml:space="preserve">de distribuição, a alta tensão (AT) que </w:t>
+      </w:r>
+      <w:r>
+        <w:rPr>
+          <w:lang w:eastAsia="pt-PT"/>
+        </w:rPr>
+        <w:t xml:space="preserve">esta </w:t>
+      </w:r>
+      <w:r>
+        <w:rPr>
+          <w:lang w:eastAsia="pt-PT"/>
+        </w:rPr>
+        <w:t>compreend</w:t>
+      </w:r>
+      <w:r>
+        <w:rPr>
+          <w:lang w:eastAsia="pt-PT"/>
+        </w:rPr>
+        <w:t>ida entre os níveis de</w:t>
+      </w:r>
+      <w:r>
+        <w:rPr>
+          <w:lang w:eastAsia="pt-PT"/>
+        </w:rPr>
+        <w:t xml:space="preserve"> tensões </w:t>
+      </w:r>
+      <w:r>
+        <w:rPr>
+          <w:lang w:eastAsia="pt-PT"/>
+        </w:rPr>
+        <w:t>de</w:t>
+      </w:r>
+      <w:r>
+        <w:rPr>
+          <w:lang w:eastAsia="pt-PT"/>
+        </w:rPr>
+        <w:t xml:space="preserve"> </w:t>
+      </w:r>
+      <w:r>
+        <w:rPr>
+          <w:lang w:eastAsia="pt-PT"/>
+        </w:rPr>
+        <w:t>45</w:t>
+      </w:r>
+      <w:r>
+        <w:rPr>
+          <w:lang w:eastAsia="pt-PT"/>
+        </w:rPr>
+        <w:t xml:space="preserve"> kV </w:t>
+      </w:r>
+      <w:r>
+        <w:rPr>
+          <w:lang w:eastAsia="pt-PT"/>
+        </w:rPr>
+        <w:t>a</w:t>
+      </w:r>
+      <w:r>
+        <w:rPr>
+          <w:lang w:eastAsia="pt-PT"/>
+        </w:rPr>
+        <w:t xml:space="preserve"> </w:t>
+      </w:r>
+      <w:r>
+        <w:rPr>
+          <w:lang w:eastAsia="pt-PT"/>
+        </w:rPr>
+        <w:t>110</w:t>
+      </w:r>
+      <w:r>
+        <w:rPr>
+          <w:lang w:eastAsia="pt-PT"/>
+        </w:rPr>
+        <w:t> kV</w:t>
+      </w:r>
+      <w:r>
+        <w:rPr>
+          <w:lang w:eastAsia="pt-PT"/>
+        </w:rPr>
+        <w:t xml:space="preserve">, contudo </w:t>
+      </w:r>
+      <w:r>
+        <w:rPr>
+          <w:lang w:eastAsia="pt-PT"/>
+        </w:rPr>
+        <w:t>existe</w:t>
+      </w:r>
+      <w:r>
+        <w:rPr>
+          <w:lang w:eastAsia="pt-PT"/>
+        </w:rPr>
+        <w:t xml:space="preserve"> ainda a muito alta tensão (MAT)</w:t>
+      </w:r>
+      <w:r>
+        <w:rPr>
+          <w:lang w:eastAsia="pt-PT"/>
+        </w:rPr>
+        <w:t xml:space="preserve"> a qual esta inserida em</w:t>
+      </w:r>
+      <w:r>
+        <w:rPr>
+          <w:lang w:eastAsia="pt-PT"/>
+        </w:rPr>
+        <w:t xml:space="preserve"> valores superiores a 110kV</w:t>
+      </w:r>
+      <w:r>
+        <w:rPr>
+          <w:lang w:eastAsia="pt-PT"/>
+        </w:rPr>
+        <w:t>, sendo estes os valores adotados</w:t>
+      </w:r>
+      <w:r>
+        <w:rPr>
+          <w:lang w:eastAsia="pt-PT"/>
+        </w:rPr>
+        <w:t xml:space="preserve"> das redes de transporte de energia</w:t>
+      </w:r>
+      <w:r>
+        <w:rPr>
+          <w:lang w:eastAsia="pt-PT"/>
+        </w:rPr>
+        <w:t xml:space="preserve"> </w:t>
+      </w:r>
+      <w:r>
+        <w:rPr>
+          <w:lang w:eastAsia="pt-PT"/>
+        </w:rPr>
+        <w:t>portuguesas</w:t>
+      </w:r>
+      <w:r>
+        <w:rPr>
+          <w:lang w:eastAsia="pt-PT"/>
+        </w:rPr>
+        <w:t>. Esta distinção tem implicações diretas no dimensionamento dos equipamentos, nas distâncias de segurança a respeitar e nas soluções construtivas adotadas em cada instalação.</w:t>
+      </w:r>
+    </w:p>
+    <w:p>
+      <w:pPr>
+        <w:rPr>
+          <w:lang w:eastAsia="pt-PT"/>
+        </w:rPr>
+      </w:pPr>
+      <w:r>
+        <w:rPr>
+          <w:lang w:eastAsia="pt-PT"/>
+        </w:rPr>
+        <w:lastRenderedPageBreak/>
+        <w:t>No que respeita aos tipos construtivos, as subestações classificam-se fundamentalmente em dois tipos</w:t>
+      </w:r>
+      <w:r>
+        <w:rPr>
+          <w:lang w:eastAsia="pt-PT"/>
+        </w:rPr>
+        <w:t xml:space="preserve">, </w:t>
+      </w:r>
+      <w:r>
+        <w:rPr>
+          <w:lang w:eastAsia="pt-PT"/>
+        </w:rPr>
+        <w:t xml:space="preserve">as subestações designadas </w:t>
+      </w:r>
+      <w:r>
+        <w:rPr>
+          <w:lang w:eastAsia="pt-PT"/>
+        </w:rPr>
+        <w:t xml:space="preserve">por </w:t>
+      </w:r>
+      <w:r>
+        <w:rPr>
+          <w:i/>
+          <w:iCs/>
+          <w:lang w:eastAsia="pt-PT"/>
+        </w:rPr>
+        <w:t>Air Insulated Substations</w:t>
+      </w:r>
+      <w:r>
+        <w:rPr>
+          <w:lang w:eastAsia="pt-PT"/>
+        </w:rPr>
+        <w:t xml:space="preserve"> (AIS), nas quais </w:t>
+      </w:r>
+      <w:r>
+        <w:rPr>
+          <w:lang w:eastAsia="pt-PT"/>
+        </w:rPr>
+        <w:t xml:space="preserve">o </w:t>
+      </w:r>
+      <w:r>
+        <w:rPr>
+          <w:lang w:eastAsia="pt-PT"/>
+        </w:rPr>
+        <w:t xml:space="preserve">isolamento garantido pelo próprio ar atmosférico, e as subestações de isolamento a gás, designadas </w:t>
+      </w:r>
+      <w:r>
+        <w:rPr>
+          <w:i/>
+          <w:iCs/>
+          <w:lang w:eastAsia="pt-PT"/>
+        </w:rPr>
+        <w:t>Gas Insulated Substations</w:t>
+      </w:r>
+      <w:r>
+        <w:rPr>
+          <w:lang w:eastAsia="pt-PT"/>
+        </w:rPr>
+        <w:t xml:space="preserve"> (GIS), nas quais todos os componentes se encontram encapsulados num invólucro metálico preenchido com hexafluoreto de enxofre (SF6), em conformidade com o estipulado na norma IEC 62271-203. Refira-se, contudo, que a utilização do SF6 se encontra atualmente sujeita a restrições regulamentares de natureza ambiental, assunto desenvolvido no subcapítulo 2.1.5. As subestações do tipo AIS são a solução mais comum em contextos onde o espaço disponível é amplo e as condições ambientais são favoráveis, ao contrário das do tipo GIS</w:t>
+      </w:r>
+      <w:r>
+        <w:rPr>
+          <w:lang w:eastAsia="pt-PT"/>
+        </w:rPr>
+        <w:t xml:space="preserve"> que</w:t>
+      </w:r>
+      <w:r>
+        <w:rPr>
+          <w:lang w:eastAsia="pt-PT"/>
+        </w:rPr>
+        <w:t xml:space="preserve"> se impõem em situações de espaço reduzido ou de ambiente</w:t>
+      </w:r>
+      <w:r>
+        <w:rPr>
+          <w:lang w:eastAsia="pt-PT"/>
+        </w:rPr>
+        <w:t>s</w:t>
+      </w:r>
+      <w:r>
+        <w:rPr>
+          <w:lang w:eastAsia="pt-PT"/>
+        </w:rPr>
+        <w:t xml:space="preserve"> </w:t>
+      </w:r>
+      <w:r>
+        <w:rPr>
+          <w:lang w:eastAsia="pt-PT"/>
+        </w:rPr>
+        <w:t>severos</w:t>
+      </w:r>
+      <w:r>
+        <w:rPr>
+          <w:lang w:eastAsia="pt-PT"/>
+        </w:rPr>
+        <w:t>,</w:t>
+      </w:r>
+      <w:r>
+        <w:rPr>
+          <w:lang w:eastAsia="pt-PT"/>
+        </w:rPr>
+        <w:t xml:space="preserve"> </w:t>
+      </w:r>
+      <w:r>
+        <w:rPr>
+          <w:lang w:eastAsia="pt-PT"/>
+        </w:rPr>
+        <w:t xml:space="preserve">como em zonas com muita poluição atmosférica, são </w:t>
+      </w:r>
+      <w:r>
+        <w:rPr>
+          <w:lang w:eastAsia="pt-PT"/>
+        </w:rPr>
+        <w:t>apresentada</w:t>
+      </w:r>
+      <w:r>
+        <w:rPr>
+          <w:lang w:eastAsia="pt-PT"/>
+        </w:rPr>
+        <w:t>s</w:t>
+      </w:r>
+      <w:r>
+        <w:rPr>
+          <w:lang w:eastAsia="pt-PT"/>
+        </w:rPr>
+        <w:t xml:space="preserve"> como vantagens principais uma maior </w:t>
+      </w:r>
+      <w:r>
+        <w:rPr>
+          <w:lang w:eastAsia="pt-PT"/>
+        </w:rPr>
+        <w:t xml:space="preserve">facilidade e </w:t>
+      </w:r>
+      <w:r>
+        <w:rPr>
+          <w:lang w:eastAsia="pt-PT"/>
+        </w:rPr>
+        <w:t xml:space="preserve">menores custos de manutenção, </w:t>
+      </w:r>
+      <w:r>
+        <w:rPr>
+          <w:lang w:eastAsia="pt-PT"/>
+        </w:rPr>
+        <w:t xml:space="preserve">e </w:t>
+      </w:r>
+      <w:r>
+        <w:rPr>
+          <w:lang w:eastAsia="pt-PT"/>
+        </w:rPr>
+        <w:t>devido à ausência de óleo</w:t>
+      </w:r>
+      <w:r>
+        <w:rPr>
+          <w:lang w:eastAsia="pt-PT"/>
+        </w:rPr>
+        <w:t xml:space="preserve"> </w:t>
+      </w:r>
+      <w:r>
+        <w:rPr>
+          <w:lang w:eastAsia="pt-PT"/>
+        </w:rPr>
+        <w:t xml:space="preserve">o </w:t>
+      </w:r>
+      <w:r>
+        <w:rPr>
+          <w:lang w:eastAsia="pt-PT"/>
+        </w:rPr>
+        <w:t xml:space="preserve">impacto </w:t>
+      </w:r>
+      <w:r>
+        <w:rPr>
+          <w:lang w:eastAsia="pt-PT"/>
+        </w:rPr>
+        <w:t>ambiental é consideravelmente menor.</w:t>
+      </w:r>
+      <w:r>
+        <w:rPr>
+          <w:highlight w:val="yellow"/>
+          <w:lang w:eastAsia="pt-PT"/>
+        </w:rPr>
+        <w:t xml:space="preserve"> [</w:t>
+      </w:r>
+      <w:r>
+        <w:rPr>
+          <w:highlight w:val="yellow"/>
+          <w:lang w:eastAsia="pt-PT"/>
+        </w:rPr>
+        <w:t>Bolotinha, 2019a]</w:t>
+      </w:r>
+    </w:p>
+    <w:p>
+      <w:pPr>
+        <w:rPr>
+          <w:lang w:eastAsia="pt-PT"/>
+        </w:rPr>
+      </w:pPr>
+      <w:r>
+        <w:rPr>
+          <w:noProof/>
+        </w:rPr>
+        <mc:AlternateContent>
+          <mc:Choice Requires="wps">
+            <w:drawing>
+              <wp:anchor distT="0" distB="0" distL="114300" distR="114300" simplePos="0" relativeHeight="251668480" behindDoc="0" locked="0" layoutInCell="1" allowOverlap="1" wp14:anchorId="46F6F630" wp14:editId="439C8AE9">
+                <wp:simplePos x="0" y="0"/>
+                <wp:positionH relativeFrom="column">
+                  <wp:posOffset>145415</wp:posOffset>
+                </wp:positionH>
+                <wp:positionV relativeFrom="paragraph">
+                  <wp:posOffset>2527935</wp:posOffset>
+                </wp:positionV>
+                <wp:extent cx="5930900" cy="635"/>
+                <wp:effectExtent l="0" t="0" r="0" b="0"/>
+                <wp:wrapTopAndBottom/>
+                <wp:docPr id="738666696" name="Caixa de texto 1"/>
+                <wp:cNvGraphicFramePr/>
+                <a:graphic xmlns:a="http://schemas.openxmlformats.org/drawingml/2006/main">
+                  <a:graphicData uri="http://schemas.microsoft.com/office/word/2010/wordprocessingShape">
+                    <wps:wsp>
+                      <wps:cNvSpPr txBox="1"/>
+                      <wps:spPr>
+                        <a:xfrm>
+                          <a:off x="0" y="0"/>
+                          <a:ext cx="5930900" cy="635"/>
+                        </a:xfrm>
+                        <a:prstGeom prst="rect">
+                          <a:avLst/>
+                        </a:prstGeom>
+                        <a:solidFill>
+                          <a:prstClr val="white"/>
+                        </a:solidFill>
+                        <a:ln>
+                          <a:noFill/>
+                        </a:ln>
+                      </wps:spPr>
+                      <wps:txbx>
+                        <w:txbxContent>
+                          <w:p>
+                            <w:pPr>
+                              <w:pStyle w:val="Legenda"/>
+                              <w:rPr>
+                                <w:noProof/>
+                                <w:color w:val="auto"/>
+                              </w:rPr>
+                            </w:pPr>
+                            <w:r>
+                              <w:rPr>
+                                <w:color w:val="auto"/>
+                              </w:rPr>
+                              <w:t xml:space="preserve">Figura </w:t>
+                            </w:r>
+                            <w:r>
+                              <w:rPr>
+                                <w:color w:val="auto"/>
+                              </w:rPr>
+                              <w:fldChar w:fldCharType="begin"/>
+                            </w:r>
+                            <w:r>
+                              <w:rPr>
+                                <w:color w:val="auto"/>
+                              </w:rPr>
+                              <w:instrText xml:space="preserve"> SEQ Figura \* ARABIC </w:instrText>
+                            </w:r>
+                            <w:r>
+                              <w:rPr>
+                                <w:color w:val="auto"/>
+                              </w:rPr>
+                              <w:fldChar w:fldCharType="separate"/>
+                            </w:r>
+                            <w:r>
+                              <w:rPr>
+                                <w:noProof/>
+                                <w:color w:val="auto"/>
+                              </w:rPr>
+                              <w:t>2</w:t>
+                            </w:r>
+                            <w:r>
+                              <w:rPr>
+                                <w:color w:val="auto"/>
+                              </w:rPr>
+                              <w:fldChar w:fldCharType="end"/>
+                            </w:r>
+                            <w:r>
+                              <w:rPr>
+                                <w:color w:val="auto"/>
+                              </w:rPr>
+                              <w:t xml:space="preserve"> – Comparação entre subestação isolada a ar (AIS) e subestação isolada a gás (GIS)</w:t>
+                            </w:r>
+                          </w:p>
+                        </w:txbxContent>
+                      </wps:txbx>
+                      <wps:bodyPr rot="0" spcFirstLastPara="0" vertOverflow="overflow" horzOverflow="overflow" vert="horz" wrap="square" lIns="0" tIns="0" rIns="0" bIns="0" numCol="1" spcCol="0" rtlCol="0" fromWordArt="0" anchor="t" anchorCtr="0" forceAA="0" compatLnSpc="1">
+                        <a:prstTxWarp prst="textNoShape">
+                          <a:avLst/>
+                        </a:prstTxWarp>
+                        <a:spAutoFit/>
+                      </wps:bodyPr>
+                    </wps:wsp>
+                  </a:graphicData>
+                </a:graphic>
+              </wp:anchor>
+            </w:drawing>
+          </mc:Choice>
+          <mc:Fallback>
+            <w:pict>
+              <v:shape w14:anchorId="46F6F630" id="_x0000_s1027" type="#_x0000_t202" style="position:absolute;left:0;text-align:left;margin-left:11.45pt;margin-top:199.05pt;width:467pt;height:.05pt;z-index:251668480;visibility:visible;mso-wrap-style:square;mso-wrap-distance-left:9pt;mso-wrap-distance-top:0;mso-wrap-distance-right:9pt;mso-wrap-distance-bottom:0;mso-position-horizontal:absolute;mso-position-horizontal-relative:text;mso-position-vertical:absolute;mso-position-vertical-relative:text;v-text-anchor:top" o:gfxdata="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" stroked="f">
+                <v:textbox style="mso-fit-shape-to-text:t" inset="0,0,0,0">
+                  <w:txbxContent>
+                    <w:p>
+                      <w:pPr>
+                        <w:pStyle w:val="Legenda"/>
+                        <w:rPr>
+                          <w:noProof/>
+                          <w:color w:val="auto"/>
+                        </w:rPr>
+                      </w:pPr>
+                      <w:r>
+                        <w:rPr>
+                          <w:color w:val="auto"/>
+                        </w:rPr>
+                        <w:t xml:space="preserve">Figura </w:t>
+                      </w:r>
+                      <w:r>
+                        <w:rPr>
+                          <w:color w:val="auto"/>
+                        </w:rPr>
+                        <w:fldChar w:fldCharType="begin"/>
+                      </w:r>
+                      <w:r>
+                        <w:rPr>
+                          <w:color w:val="auto"/>
+                        </w:rPr>
+                        <w:instrText xml:space="preserve"> SEQ Figura \* ARABIC </w:instrText>
+                      </w:r>
+                      <w:r>
+                        <w:rPr>
+                          <w:color w:val="auto"/>
+                        </w:rPr>
+                        <w:fldChar w:fldCharType="separate"/>
+                      </w:r>
+                      <w:r>
+                        <w:rPr>
+                          <w:noProof/>
+                          <w:color w:val="auto"/>
+                        </w:rPr>
+                        <w:t>2</w:t>
+                      </w:r>
+                      <w:r>
+                        <w:rPr>
+                          <w:color w:val="auto"/>
+                        </w:rPr>
+                        <w:fldChar w:fldCharType="end"/>
+                      </w:r>
+                      <w:r>
+                        <w:rPr>
+                          <w:color w:val="auto"/>
+                        </w:rPr>
+                        <w:t xml:space="preserve"> – Comparação entre subestação isolada a ar (AIS) e subestação isolada a gás (GIS)</w:t>
+                      </w:r>
+                    </w:p>
+                  </w:txbxContent>
+                </v:textbox>
+                <w10:wrap type="topAndBottom"/>
+              </v:shape>
+            </w:pict>
+          </mc:Fallback>
+        </mc:AlternateContent>
+      </w:r>
+      <w:r>
+        <w:rPr>
+          <w:noProof/>
+          <w:lang w:eastAsia="pt-PT"/>
+        </w:rPr>
+        <w:drawing>
+          <wp:anchor distT="0" distB="0" distL="114300" distR="114300" simplePos="0" relativeHeight="251666432" behindDoc="0" locked="0" layoutInCell="1" allowOverlap="1" wp14:anchorId="68E16D27" wp14:editId="0CBBBB74">
+            <wp:simplePos x="0" y="0"/>
+            <wp:positionH relativeFrom="column">
+              <wp:posOffset>145415</wp:posOffset>
+            </wp:positionH>
+            <wp:positionV relativeFrom="paragraph">
+              <wp:posOffset>76835</wp:posOffset>
+            </wp:positionV>
+            <wp:extent cx="5930900" cy="2393950"/>
+            <wp:effectExtent l="0" t="0" r="0" b="6350"/>
+            <wp:wrapTopAndBottom/>
+            <wp:docPr id="174722658" name="Imagem 5"/>
+            <wp:cNvGraphicFramePr>
+              <a:graphicFrameLocks xmlns:a="http://schemas.openxmlformats.org/drawingml/2006/main" noChangeAspect="1"/>
+            </wp:cNvGraphicFramePr>
+            <a:graphic xmlns:a="http://schemas.openxmlformats.org/drawingml/2006/main">
+              <a:graphicData uri="http://schemas.openxmlformats.org/drawingml/2006/picture">
+                <pic:pic xmlns:pic="http://schemas.openxmlformats.org/drawingml/2006/picture">
+                  <pic:nvPicPr>
+                    <pic:cNvPr id="0" name="Picture 5"/>
+                    <pic:cNvPicPr>
+                      <a:picLocks noChangeAspect="1" noChangeArrowheads="1"/>
+                    </pic:cNvPicPr>
+                  </pic:nvPicPr>
+                  <pic:blipFill>
+                    <a:blip r:embed="rId21">
+                      <a:extLst>
+                        <a:ext uri="{28A0092B-C50C-407E-A947-70E740481C1C}">
+                          <a14:useLocalDpi xmlns:a14="http://schemas.microsoft.com/office/drawing/2010/main" val="0"/>
+                        </a:ext>
+                      </a:extLst>
+                    </a:blip>
+                    <a:srcRect/>
+                    <a:stretch>
+                      <a:fillRect/>
+                    </a:stretch>
+                  </pic:blipFill>
+                  <pic:spPr bwMode="auto">
+                    <a:xfrm>
+                      <a:off x="0" y="0"/>
+                      <a:ext cx="5930900" cy="2393950"/>
+                    </a:xfrm>
+                    <a:prstGeom prst="rect">
+                      <a:avLst/>
+                    </a:prstGeom>
+                    <a:noFill/>
+                    <a:ln>
+                      <a:noFill/>
+                    </a:ln>
+                  </pic:spPr>
+                </pic:pic>
+              </a:graphicData>
+            </a:graphic>
+          </wp:anchor>
+        </w:drawing>
+      </w:r>
+      <w:r>
+        <w:rPr>
+          <w:lang w:eastAsia="pt-PT"/>
+        </w:rPr>
+        <w:t>Independentemente do tipo construtivo, as subestações integram um conjunto</w:t>
+      </w:r>
+      <w:r>
+        <w:rPr>
+          <w:lang w:eastAsia="pt-PT"/>
+        </w:rPr>
+        <w:t xml:space="preserve"> de painéis, compostos principalmente</w:t>
+      </w:r>
+      <w:r>
+        <w:rPr>
+          <w:lang w:eastAsia="pt-PT"/>
+        </w:rPr>
+        <w:t xml:space="preserve"> </w:t>
+      </w:r>
+      <w:r>
+        <w:rPr>
+          <w:lang w:eastAsia="pt-PT"/>
+        </w:rPr>
+        <w:t>por</w:t>
+      </w:r>
+      <w:r>
+        <w:rPr>
+          <w:lang w:eastAsia="pt-PT"/>
+        </w:rPr>
+        <w:t xml:space="preserve"> equipamentos primários cuja função é assegurar a transformação, a manobra e a proteção da instalação. </w:t>
+      </w:r>
+      <w:r>
+        <w:rPr>
+          <w:lang w:eastAsia="pt-PT"/>
+        </w:rPr>
+        <w:t xml:space="preserve">Painel(éis) de transformador, onde o </w:t>
+      </w:r>
+      <w:r>
+        <w:rPr>
+          <w:lang w:eastAsia="pt-PT"/>
+        </w:rPr>
+        <w:t xml:space="preserve">transformador de potência constitui o elemento </w:t>
+      </w:r>
+      <w:r>
+        <w:rPr>
+          <w:lang w:eastAsia="pt-PT"/>
+        </w:rPr>
+        <w:t>principal</w:t>
+      </w:r>
+      <w:r>
+        <w:rPr>
+          <w:lang w:eastAsia="pt-PT"/>
+        </w:rPr>
+        <w:t xml:space="preserve">, responsável pela transformação do nível de tensão entre os diferentes barramentos da subestação. </w:t>
+      </w:r>
+      <w:r>
+        <w:rPr>
+          <w:lang w:eastAsia="pt-PT"/>
+        </w:rPr>
+        <w:t>Painel de linha, no qual existe</w:t>
+      </w:r>
+      <w:r>
+        <w:rPr>
+          <w:lang w:eastAsia="pt-PT"/>
+        </w:rPr>
+        <w:t xml:space="preserve"> disjuntores </w:t>
+      </w:r>
+      <w:r>
+        <w:rPr>
+          <w:lang w:eastAsia="pt-PT"/>
+        </w:rPr>
+        <w:t xml:space="preserve">para </w:t>
+      </w:r>
+      <w:r>
+        <w:rPr>
+          <w:lang w:eastAsia="pt-PT"/>
+        </w:rPr>
+        <w:t>assegura</w:t>
+      </w:r>
+      <w:r>
+        <w:rPr>
+          <w:lang w:eastAsia="pt-PT"/>
+        </w:rPr>
+        <w:t>r</w:t>
+      </w:r>
+      <w:r>
+        <w:rPr>
+          <w:lang w:eastAsia="pt-PT"/>
+        </w:rPr>
+        <w:t xml:space="preserve"> a interrupção da corrente em carga e em situações de defeito, os seccionadores </w:t>
+      </w:r>
+      <w:r>
+        <w:rPr>
+          <w:lang w:eastAsia="pt-PT"/>
+        </w:rPr>
+        <w:t xml:space="preserve">que </w:t>
+      </w:r>
+      <w:r>
+        <w:rPr>
+          <w:lang w:eastAsia="pt-PT"/>
+        </w:rPr>
+        <w:t>garantem o isolamento visível dos circuitos durante operações de manutenção</w:t>
+      </w:r>
+      <w:r>
+        <w:rPr>
+          <w:lang w:eastAsia="pt-PT"/>
+        </w:rPr>
+        <w:t>, os</w:t>
+      </w:r>
+      <w:r>
+        <w:rPr>
+          <w:lang w:eastAsia="pt-PT"/>
+        </w:rPr>
+        <w:t xml:space="preserve"> transformadores de intensidade (TI) e os transformadores de tensão (TT) fornecem medida</w:t>
+      </w:r>
+      <w:r>
+        <w:rPr>
+          <w:lang w:eastAsia="pt-PT"/>
+        </w:rPr>
+        <w:t>s com</w:t>
+      </w:r>
+      <w:r>
+        <w:rPr>
+          <w:lang w:eastAsia="pt-PT"/>
+        </w:rPr>
+        <w:t xml:space="preserve"> grandezas </w:t>
+      </w:r>
+      <w:r>
+        <w:rPr>
+          <w:lang w:eastAsia="pt-PT"/>
+        </w:rPr>
+        <w:lastRenderedPageBreak/>
+        <w:t>proporcionais às correntes e tensões da instalação, com classes de precisão definidas em função da aplicação</w:t>
+      </w:r>
+      <w:r>
+        <w:rPr>
+          <w:lang w:eastAsia="pt-PT"/>
+        </w:rPr>
+        <w:t>, e p</w:t>
+      </w:r>
+      <w:r>
+        <w:rPr>
+          <w:lang w:eastAsia="pt-PT"/>
+        </w:rPr>
+        <w:t>or fim, os descarregadores de sobretensões, também designados para-raios, protegem a instalação contra sobretensões de origem atmosférica ou de manobra</w:t>
+      </w:r>
+      <w:r>
+        <w:rPr>
+          <w:lang w:eastAsia="pt-PT"/>
+        </w:rPr>
+        <w:t>. Temos também painéis que servem para compensar a instalação, como bateria de condensadores, ou de necessidades para ensaios, como painel de reactâncias de neutro ou limitadores de curto-circuito. A arquitetura da SE não depende apenas da área de execução, bem como, a disposição dos equipamentos e do tipo de barramento escolhido.</w:t>
+      </w:r>
+      <w:r>
+        <w:rPr>
+          <w:highlight w:val="yellow"/>
+          <w:lang w:eastAsia="pt-PT"/>
+        </w:rPr>
+        <w:t xml:space="preserve"> [</w:t>
+      </w:r>
+      <w:r>
+        <w:rPr>
+          <w:highlight w:val="yellow"/>
+          <w:lang w:eastAsia="pt-PT"/>
+        </w:rPr>
+        <w:t>Bolotinha, 2019a]</w:t>
+      </w:r>
+      <w:r>
+        <w:rPr>
+          <w:lang w:eastAsia="pt-PT"/>
+        </w:rPr>
+        <w:t>.</w:t>
+      </w:r>
+    </w:p>
+    <w:p>
+      <w:pPr>
+        <w:rPr>
+          <w:lang w:eastAsia="pt-PT"/>
+        </w:rPr>
+      </w:pPr>
+    </w:p>
+    <w:p>
+      <w:pPr>
+        <w:rPr>
+          <w:i/>
+          <w:iCs/>
+          <w:color w:val="7F7F7F"/>
+          <w:lang w:eastAsia="pt-PT"/>
+        </w:rPr>
+      </w:pPr>
+      <w:r>
         <w:rPr>
           <w:i/>
           <w:iCs/>
@@ -7125,8 +8243,58 @@
           <w:highlight w:val="green"/>
           <w:lang w:eastAsia="pt-PT"/>
         </w:rPr>
-      </w:pPr>
-      <w:r>
+        <w:t>subestação AIS, com legenda a identificar os equipamentos primários visíveis — transformador, disjuntores, seccionadores e para-raios</w:t>
+      </w:r>
+    </w:p>
+    <w:p>
+      <w:pPr>
+        <w:rPr>
+          <w:lang w:eastAsia="pt-PT"/>
+        </w:rPr>
+      </w:pPr>
+    </w:p>
+    <w:p>
+      <w:pPr>
+        <w:rPr>
+          <w:lang w:eastAsia="pt-PT"/>
+        </w:rPr>
+      </w:pPr>
+      <w:r>
+        <w:rPr>
+          <w:highlight w:val="cyan"/>
+          <w:lang w:eastAsia="pt-PT"/>
+        </w:rPr>
+        <w:t>A arquitetura interna de uma subestação é igualmente definida pela configuração dos barramentos, que determina a forma como os diferentes painéis se interligam e condiciona a flexibilidade de exploração e a continuidade de serviço da instalação. A configuração mais simples é a de apenas um barramento principal, na qual todos os painéis se ligam a um único barramento comum, solução económica, mas que implica a indisponibilidade total da subestação em caso de defeito ou manutenção no barramento [Bolotinha, 2019a]. A configuração com barramento reserva introduz redundância ao dispor de dois barramentos paralelos, sendo possível transferir cargas de um para o outro sem interrupção do serviço, sendo a solução mais frequente em subestações AT/MT de maior relevância na rede de distribuição. Nos quadros de média tensão, a configuração de barramento simples seccionado é também uma solução corrente, na qual o barramento se divide em dois troços ligados por um disjuntor de acoplamento, possibilitando a alimentação de cada troço por uma fonte independente e aumentando assim a fiabilidade do fornecimento</w:t>
+      </w:r>
+      <w:r>
+        <w:rPr>
+          <w:lang w:eastAsia="pt-PT"/>
+        </w:rPr>
+        <w:t xml:space="preserve"> </w:t>
+      </w:r>
+      <w:r>
+        <w:rPr>
+          <w:highlight w:val="yellow"/>
+          <w:lang w:eastAsia="pt-PT"/>
+        </w:rPr>
+        <w:t>[Bolotinha, 2019a]</w:t>
+      </w:r>
+      <w:r>
+        <w:rPr>
+          <w:lang w:eastAsia="pt-PT"/>
+        </w:rPr>
+        <w:t>.</w:t>
+      </w:r>
+    </w:p>
+    <w:p>
+      <w:pPr>
+        <w:rPr>
+          <w:lang w:eastAsia="pt-PT"/>
+        </w:rPr>
+      </w:pPr>
+    </w:p>
+    <w:p>
+      <w:pPr>
         <w:rPr>
           <w:i/>
           <w:iCs/>
@@ -7134,104 +8302,6 @@
           <w:highlight w:val="green"/>
           <w:lang w:eastAsia="pt-PT"/>
         </w:rPr>
-        <w:t>rede elétrica com a posição da SE  na cadeia produção→transporte→distribuição→CF</w:t>
-      </w:r>
-    </w:p>
-    <w:p>
-      <w:pPr>
-        <w:rPr>
-          <w:lang w:eastAsia="pt-PT"/>
-        </w:rPr>
-      </w:pPr>
-    </w:p>
-    <w:p>
-      <w:pPr>
-        <w:rPr>
-          <w:lang w:eastAsia="pt-PT"/>
-        </w:rPr>
-      </w:pPr>
-      <w:r>
-        <w:rPr>
-          <w:highlight w:val="cyan"/>
-          <w:lang w:eastAsia="pt-PT"/>
-        </w:rPr>
-        <w:t xml:space="preserve">No que respeita aos tipos construtivos, as subestações classificam-se fundamentalmente em dois tipos: as subestações isoladas a ar, designadas </w:t>
-      </w:r>
-      <w:r>
-        <w:rPr>
-          <w:i/>
-          <w:iCs/>
-          <w:highlight w:val="cyan"/>
-          <w:lang w:eastAsia="pt-PT"/>
-        </w:rPr>
-        <w:t>Air Insulated Substations</w:t>
-      </w:r>
-      <w:r>
-        <w:rPr>
-          <w:highlight w:val="cyan"/>
-          <w:lang w:eastAsia="pt-PT"/>
-        </w:rPr>
-        <w:t xml:space="preserve"> (AIS), nas quais os equipamentos se encontram dispostos ao ar livre com isolamento garantido pelo próprio ar atmosférico, e as subestações de isolamento a gás, designadas </w:t>
-      </w:r>
-      <w:r>
-        <w:rPr>
-          <w:i/>
-          <w:iCs/>
-          <w:highlight w:val="cyan"/>
-          <w:lang w:eastAsia="pt-PT"/>
-        </w:rPr>
-        <w:t>Gas Insulated Substations</w:t>
-      </w:r>
-      <w:r>
-        <w:rPr>
-          <w:highlight w:val="cyan"/>
-          <w:lang w:eastAsia="pt-PT"/>
-        </w:rPr>
-        <w:t xml:space="preserve"> (GIS), nas quais todos os componentes se encontram encapsulados num invólucro metálico preenchido com hexafluoreto de enxofre (SF6), em conformidade com o estipulado na norma IEC 62271-203. Refira-se, contudo, que a utilização do SF6 se encontra atualmente sujeita a restrições </w:t>
-      </w:r>
-      <w:r>
-        <w:rPr>
-          <w:highlight w:val="cyan"/>
-          <w:lang w:eastAsia="pt-PT"/>
-        </w:rPr>
-        <w:lastRenderedPageBreak/>
-        <w:t>regulamentares de natureza ambiental, assunto desenvolvido no subcapítulo 2.1.5. As subestações do tipo AIS são a solução mais comum em contextos onde o espaço disponível é amplo e as condições ambientais são favoráveis, ao contrário das do tipo GIS se impõem em situações de espaço reduzido ou de ambiente particularmente agressivo, e apresentando como vantagem principal uma pegada física significativamente menor</w:t>
-      </w:r>
-      <w:r>
-        <w:rPr>
-          <w:lang w:eastAsia="pt-PT"/>
-        </w:rPr>
-        <w:t xml:space="preserve"> </w:t>
-      </w:r>
-      <w:r>
-        <w:rPr>
-          <w:highlight w:val="yellow"/>
-          <w:lang w:eastAsia="pt-PT"/>
-        </w:rPr>
-        <w:t>[Bolotinha, 2019a]</w:t>
-      </w:r>
-      <w:r>
-        <w:rPr>
-          <w:lang w:eastAsia="pt-PT"/>
-        </w:rPr>
-        <w:t>.</w:t>
-      </w:r>
-    </w:p>
-    <w:p>
-      <w:pPr>
-        <w:rPr>
-          <w:lang w:eastAsia="pt-PT"/>
-        </w:rPr>
-      </w:pPr>
-    </w:p>
-    <w:p>
-      <w:pPr>
-        <w:rPr>
-          <w:i/>
-          <w:iCs/>
-          <w:color w:val="7F7F7F"/>
-          <w:lang w:eastAsia="pt-PT"/>
-        </w:rPr>
       </w:pPr>
       <w:r>
         <w:rPr>
@@ -7241,62 +8311,8 @@
           <w:highlight w:val="green"/>
           <w:lang w:eastAsia="pt-PT"/>
         </w:rPr>
-        <w:t>fotografia ou esquema comparativo entre subestação, AIS, exterior e subestação GIS</w:t>
-      </w:r>
-    </w:p>
-    <w:p>
-      <w:pPr>
-        <w:rPr>
-          <w:lang w:eastAsia="pt-PT"/>
-        </w:rPr>
-      </w:pPr>
-    </w:p>
-    <w:p>
-      <w:pPr>
-        <w:rPr>
-          <w:lang w:eastAsia="pt-PT"/>
-        </w:rPr>
-      </w:pPr>
-    </w:p>
-    <w:p>
-      <w:pPr>
-        <w:rPr>
-          <w:lang w:eastAsia="pt-PT"/>
-        </w:rPr>
-      </w:pPr>
-      <w:r>
-        <w:rPr>
-          <w:highlight w:val="cyan"/>
-          <w:lang w:eastAsia="pt-PT"/>
-        </w:rPr>
-        <w:t>Independentemente do tipo construtivo, as subestações AT/MT integram um conjunto de equipamentos primários cuja função é assegurar a transformação, a manobra e a proteção da instalação. O transformador de potência constitui o elemento central, responsável pela transformação do nível de tensão entre os diferentes barramentos da subestação. Os disjuntores asseguram a interrupção da corrente em carga e em situações de defeito, enquanto os seccionadores garantem o isolamento visível dos circuitos durante operações de manutenção. Os transformadores de intensidade (TI) e os transformadores de tensão (TT) fornecem aos sistemas de proteção e medida grandezas proporcionais às correntes e tensões da instalação, com classes de precisão definidas em função da aplicação. Por fim, os descarregadores de sobretensões, também designados para-raios, protegem a instalação contra sobretensões de origem atmosférica ou de manobra</w:t>
-      </w:r>
-      <w:r>
-        <w:rPr>
-          <w:lang w:eastAsia="pt-PT"/>
-        </w:rPr>
-        <w:t xml:space="preserve"> </w:t>
-      </w:r>
-      <w:r>
-        <w:rPr>
-          <w:highlight w:val="yellow"/>
-          <w:lang w:eastAsia="pt-PT"/>
-        </w:rPr>
-        <w:t>[Bolotinha, 2019a]</w:t>
-      </w:r>
-      <w:r>
-        <w:rPr>
-          <w:lang w:eastAsia="pt-PT"/>
-        </w:rPr>
-        <w:t>.</w:t>
-      </w:r>
-    </w:p>
-    <w:p>
-      <w:pPr>
-        <w:rPr>
-          <w:lang w:eastAsia="pt-PT"/>
-        </w:rPr>
-      </w:pPr>
+        <w:t>Esquema unifilar se bar 1 e bar 2</w:t>
+      </w:r>
     </w:p>
     <w:p>
       <w:pPr>
@@ -7315,36 +8331,69 @@
           <w:highlight w:val="green"/>
           <w:lang w:eastAsia="pt-PT"/>
         </w:rPr>
-        <w:t>subestação AIS, com legenda a identificar os equipamentos primários visíveis — transformador, disjuntores, seccionadores e para-raios</w:t>
-      </w:r>
-    </w:p>
-    <w:p>
-      <w:pPr>
-        <w:rPr>
-          <w:lang w:eastAsia="pt-PT"/>
-        </w:rPr>
-      </w:pPr>
-    </w:p>
-    <w:p>
-      <w:pPr>
-        <w:rPr>
-          <w:lang w:eastAsia="pt-PT"/>
-        </w:rPr>
-      </w:pPr>
-      <w:r>
-        <w:rPr>
-          <w:highlight w:val="cyan"/>
-          <w:lang w:eastAsia="pt-PT"/>
-        </w:rPr>
-        <w:t xml:space="preserve">A arquitetura interna de uma subestação é igualmente definida pela configuração dos barramentos, que determina a forma como os diferentes painéis se interligam e condiciona a flexibilidade de exploração e a continuidade de serviço da instalação. A configuração mais simples é a de apenas um barramento principal, na qual todos os painéis se ligam a um único barramento comum, solução económica, mas que implica a indisponibilidade total da subestação em caso de defeito ou manutenção no barramento [Bolotinha, 2019a]. A configuração com barramento reserva </w:t>
-      </w:r>
-      <w:r>
-        <w:rPr>
-          <w:highlight w:val="cyan"/>
+        <w:t>Esquema modelado das mesmas</w:t>
+      </w:r>
+    </w:p>
+    <w:p>
+      <w:pPr>
+        <w:pStyle w:val="Ttulo3"/>
+        <w:rPr>
+          <w:lang w:eastAsia="en-US"/>
+        </w:rPr>
+      </w:pPr>
+      <w:bookmarkStart w:id="27" w:name="_Toc232862524"/>
+      <w:r>
+        <w:rPr>
+          <w:lang w:eastAsia="en-US"/>
+        </w:rPr>
+        <w:t>Metodologia BIM</w:t>
+      </w:r>
+      <w:bookmarkEnd w:id="27"/>
+    </w:p>
+    <w:p>
+      <w:pPr>
+        <w:rPr>
+          <w:lang w:eastAsia="pt-PT"/>
+        </w:rPr>
+      </w:pPr>
+      <w:r>
+        <w:rPr>
           <w:lang w:eastAsia="pt-PT"/>
         </w:rPr>
         <w:lastRenderedPageBreak/>
-        <w:t>introduz redundância ao dispor de dois barramentos paralelos, sendo possível transferir cargas de um para o outro sem interrupção do serviço, sendo a solução mais frequente em subestações AT/MT de maior relevância na rede de distribuição. Nos quadros de média tensão, a configuração de barramento simples seccionado é também uma solução corrente, na qual o barramento se divide em dois troços ligados por um disjuntor de acoplamento, possibilitando a alimentação de cada troço por uma fonte independente e aumentando assim a fiabilidade do fornecimento</w:t>
+        <w:t xml:space="preserve">Para compreender a metodologia </w:t>
+      </w:r>
+      <w:r>
+        <w:rPr>
+          <w:i/>
+          <w:iCs/>
+          <w:lang w:eastAsia="pt-PT"/>
+        </w:rPr>
+        <w:t>Building Information Modeling</w:t>
+      </w:r>
+      <w:r>
+        <w:rPr>
+          <w:lang w:eastAsia="pt-PT"/>
+        </w:rPr>
+        <w:t xml:space="preserve"> (BIM), </w:t>
+      </w:r>
+      <w:r>
+        <w:rPr>
+          <w:lang w:eastAsia="pt-PT"/>
+        </w:rPr>
+        <w:t>é importante</w:t>
+      </w:r>
+      <w:r>
+        <w:rPr>
+          <w:lang w:eastAsia="pt-PT"/>
+        </w:rPr>
+        <w:t xml:space="preserve"> primeiro considerar o método tradicional de projeto que esta veio substituir. Durante décadas, o projeto de instalações elétricas, incluindo subestações, foi desenvolvido através de desenho assistido por computador a duas dimensões (2D), como exemplo dessa aplicação temos o auxílio da ferramenta AutoCAD, no qual a informação relativa ao projeto é capturada e apresentada sob a forma de um conjunto de desenhos independentes, e qualquer alteração obriga a rever individualmente cada desenho afetado, frequentemente através de marcações em cópias impressas ou em ficheiros PDF. Esta abordagem é não só morosa, como propensa a erros: uma das fontes de erro mais comuns reside no facto de as alterações a um conjunto de desenhos serem omitidas ou mal interpretadas, exigindo tempo adicional de verificação</w:t>
+      </w:r>
+      <w:r>
+        <w:rPr>
+          <w:lang w:eastAsia="pt-PT"/>
+        </w:rPr>
+        <w:t>.</w:t>
       </w:r>
       <w:r>
         <w:rPr>
@@ -7357,7 +8406,32 @@
           <w:highlight w:val="yellow"/>
           <w:lang w:eastAsia="pt-PT"/>
         </w:rPr>
-        <w:t>[Bolotinha, 2019a]</w:t>
+        <w:t>[Redmond, 2022]</w:t>
+      </w:r>
+    </w:p>
+    <w:p>
+      <w:pPr>
+        <w:rPr>
+          <w:lang w:eastAsia="pt-PT"/>
+        </w:rPr>
+      </w:pPr>
+      <w:r>
+        <w:rPr>
+          <w:lang w:eastAsia="pt-PT"/>
+        </w:rPr>
+        <w:t>A metodologia BIM responde a estas limitações através de uma mudança fundamental d</w:t>
+      </w:r>
+      <w:r>
+        <w:rPr>
+          <w:lang w:eastAsia="pt-PT"/>
+        </w:rPr>
+        <w:t>o paradigma, pois</w:t>
+      </w:r>
+      <w:r>
+        <w:rPr>
+          <w:lang w:eastAsia="pt-PT"/>
+        </w:rPr>
+        <w:t xml:space="preserve"> em vez de um conjunto de desenhos separados, o projeto passa a assentar num modelo digital único e centralizado, que integra simultaneamente a geometria tridimensional, a informação técnica e a inteligência associada a cada elemento representado</w:t>
       </w:r>
       <w:r>
         <w:rPr>
@@ -7365,16 +8439,285 @@
         </w:rPr>
         <w:t>.</w:t>
       </w:r>
-    </w:p>
-    <w:p>
-      <w:pPr>
-        <w:rPr>
-          <w:lang w:eastAsia="pt-PT"/>
-        </w:rPr>
-      </w:pPr>
-    </w:p>
-    <w:p>
-      <w:pPr>
+      <w:r>
+        <w:rPr>
+          <w:lang w:eastAsia="pt-PT"/>
+        </w:rPr>
+        <w:t xml:space="preserve"> </w:t>
+      </w:r>
+      <w:r>
+        <w:rPr>
+          <w:highlight w:val="yellow"/>
+          <w:lang w:eastAsia="pt-PT"/>
+        </w:rPr>
+        <w:t xml:space="preserve">[Kokorus </w:t>
+      </w:r>
+      <w:r>
+        <w:rPr>
+          <w:i/>
+          <w:iCs/>
+          <w:highlight w:val="yellow"/>
+          <w:lang w:eastAsia="pt-PT"/>
+        </w:rPr>
+        <w:t>et al.</w:t>
+      </w:r>
+      <w:r>
+        <w:rPr>
+          <w:highlight w:val="yellow"/>
+          <w:lang w:eastAsia="pt-PT"/>
+        </w:rPr>
+        <w:t>, 2016]</w:t>
+      </w:r>
+      <w:r>
+        <w:rPr>
+          <w:lang w:eastAsia="pt-PT"/>
+        </w:rPr>
+        <w:t xml:space="preserve"> </w:t>
+      </w:r>
+      <w:r>
+        <w:rPr>
+          <w:lang w:eastAsia="pt-PT"/>
+        </w:rPr>
+        <w:t>Cada objeto do modelo seja um transformador, um disjuntor ou uma estrutura metálica ou não metálica, não constitui apenas um desenho, mas uma entidade que reúne em si os atributos que a caracterizam, como o fabricante, as dimensões, a tensão nominal ou a referência comercial. O conjunto destes objetos, importados para o projeto, constitui o chamado modelo de informação da instalação</w:t>
+      </w:r>
+      <w:r>
+        <w:rPr>
+          <w:lang w:eastAsia="pt-PT"/>
+        </w:rPr>
+        <w:t>.</w:t>
+      </w:r>
+      <w:r>
+        <w:rPr>
+          <w:lang w:eastAsia="pt-PT"/>
+        </w:rPr>
+        <w:t xml:space="preserve"> </w:t>
+      </w:r>
+      <w:r>
+        <w:rPr>
+          <w:highlight w:val="yellow"/>
+          <w:lang w:eastAsia="pt-PT"/>
+        </w:rPr>
+        <w:t xml:space="preserve">[Kokorus </w:t>
+      </w:r>
+      <w:r>
+        <w:rPr>
+          <w:i/>
+          <w:iCs/>
+          <w:highlight w:val="yellow"/>
+          <w:lang w:eastAsia="pt-PT"/>
+        </w:rPr>
+        <w:t>et al.</w:t>
+      </w:r>
+      <w:r>
+        <w:rPr>
+          <w:highlight w:val="yellow"/>
+          <w:lang w:eastAsia="pt-PT"/>
+        </w:rPr>
+        <w:t>, 2016]</w:t>
+      </w:r>
+    </w:p>
+    <w:p>
+      <w:pPr>
+        <w:rPr>
+          <w:lang w:eastAsia="pt-PT"/>
+        </w:rPr>
+      </w:pPr>
+      <w:r>
+        <w:rPr>
+          <w:lang w:eastAsia="pt-PT"/>
+        </w:rPr>
+        <w:t>A principal vantagem deste conceito reside na forma como a informação é gerida. Num modelo BIM, qualquer alteração introduzida num elemento propaga-se automaticamente a todas as representações em que esse elemento intervém, em vez de ter de ser replicada manualmente. A título ilustrativo, se um disjuntor for adicionado ao modelo pela especialidade de elétricas e, posteriormente, o seu número de identificação ou as suas dimensões forem alterados, essa alteração é refletida de forma automática em todo o modelo</w:t>
+      </w:r>
+      <w:r>
+        <w:rPr>
+          <w:lang w:eastAsia="pt-PT"/>
+        </w:rPr>
+        <w:t>.</w:t>
+      </w:r>
+      <w:r>
+        <w:rPr>
+          <w:lang w:eastAsia="pt-PT"/>
+        </w:rPr>
+        <w:t xml:space="preserve"> </w:t>
+      </w:r>
+      <w:r>
+        <w:rPr>
+          <w:highlight w:val="yellow"/>
+          <w:lang w:eastAsia="pt-PT"/>
+        </w:rPr>
+        <w:t>[Redmond, 2022]</w:t>
+      </w:r>
+      <w:r>
+        <w:rPr>
+          <w:lang w:eastAsia="pt-PT"/>
+        </w:rPr>
+        <w:t xml:space="preserve"> Esta característica, designada associação bidirecional, garante a coerência permanente do projeto e elimina o risco de versões não atualizadas ou contraditórias.</w:t>
+      </w:r>
+    </w:p>
+    <w:p>
+      <w:pPr>
+        <w:rPr>
+          <w:lang w:eastAsia="pt-PT"/>
+        </w:rPr>
+      </w:pPr>
+      <w:r>
+        <w:rPr>
+          <w:lang w:eastAsia="pt-PT"/>
+        </w:rPr>
+        <w:t>O BIM assenta, assim, em três aspetos essenciais</w:t>
+      </w:r>
+      <w:r>
+        <w:rPr>
+          <w:lang w:eastAsia="pt-PT"/>
+        </w:rPr>
+        <w:t>,</w:t>
+      </w:r>
+      <w:r>
+        <w:rPr>
+          <w:lang w:eastAsia="pt-PT"/>
+        </w:rPr>
+        <w:t xml:space="preserve"> os modelos são criados e operados sobre bases de dados digitais que suportam a colaboração; as alterações </w:t>
+      </w:r>
+      <w:r>
+        <w:rPr>
+          <w:lang w:eastAsia="pt-PT"/>
+        </w:rPr>
+        <w:t xml:space="preserve">que </w:t>
+      </w:r>
+      <w:r>
+        <w:rPr>
+          <w:lang w:eastAsia="pt-PT"/>
+        </w:rPr>
+        <w:t>são propagadas ao longo de toda a base de dados, assegura</w:t>
+      </w:r>
+      <w:r>
+        <w:rPr>
+          <w:lang w:eastAsia="pt-PT"/>
+        </w:rPr>
+        <w:t>m</w:t>
+      </w:r>
+      <w:r>
+        <w:rPr>
+          <w:lang w:eastAsia="pt-PT"/>
+        </w:rPr>
+        <w:t xml:space="preserve"> a atualização integral do modelo; e a informação é capturada e preservada para </w:t>
+      </w:r>
+      <w:r>
+        <w:rPr>
+          <w:lang w:eastAsia="pt-PT"/>
+        </w:rPr>
+        <w:t xml:space="preserve">ser </w:t>
+      </w:r>
+      <w:r>
+        <w:rPr>
+          <w:lang w:eastAsia="pt-PT"/>
+        </w:rPr>
+        <w:t>reutiliza</w:t>
+      </w:r>
+      <w:r>
+        <w:rPr>
+          <w:lang w:eastAsia="pt-PT"/>
+        </w:rPr>
+        <w:t>da</w:t>
+      </w:r>
+      <w:r>
+        <w:rPr>
+          <w:lang w:eastAsia="pt-PT"/>
+        </w:rPr>
+        <w:t xml:space="preserve"> noutras aplicações e fases do projeto. É precisamente este </w:t>
+      </w:r>
+      <w:r>
+        <w:rPr>
+          <w:lang w:eastAsia="pt-PT"/>
+        </w:rPr>
+        <w:lastRenderedPageBreak/>
+        <w:t>armazenamento estruturado em base de dados que distingue o BIM da simples modelação tridimensional, conferindo-lhe a inteligência que o caracteriza</w:t>
+      </w:r>
+      <w:r>
+        <w:rPr>
+          <w:lang w:eastAsia="pt-PT"/>
+        </w:rPr>
+        <w:t>.</w:t>
+      </w:r>
+      <w:r>
+        <w:rPr>
+          <w:lang w:eastAsia="pt-PT"/>
+        </w:rPr>
+        <w:t xml:space="preserve"> </w:t>
+      </w:r>
+      <w:r>
+        <w:rPr>
+          <w:highlight w:val="yellow"/>
+          <w:lang w:eastAsia="pt-PT"/>
+        </w:rPr>
+        <w:t>[Redmond, 2022]</w:t>
+      </w:r>
+    </w:p>
+    <w:p>
+      <w:pPr>
+        <w:rPr>
+          <w:lang w:eastAsia="pt-PT"/>
+        </w:rPr>
+      </w:pPr>
+      <w:r>
+        <w:rPr>
+          <w:lang w:eastAsia="pt-PT"/>
+        </w:rPr>
+        <w:t>Por fim, uma característica determinante da metodologia BIM é a sua vocação colaborativa, pois uma vez que todas as especialidades eletrotécnica, civil, estrutural e arquitetónica trabalham sobre o mesmo modelo, com uma fonte única de informação, a coordenação entre disciplinas encontra-se integrada no próprio processo de trabalho. Esta partilha elimina perdas de informação e sobreposições entre intervenientes e entre fases do projeto, melhorando a comunicação e permitindo que as decisões sejam tomadas com base em simulações e análises efetuadas diretamente sobre o modelo, antes mesmo de a instalação ser construída</w:t>
+      </w:r>
+      <w:r>
+        <w:rPr>
+          <w:lang w:eastAsia="pt-PT"/>
+        </w:rPr>
+        <w:t>.</w:t>
+      </w:r>
+      <w:r>
+        <w:rPr>
+          <w:lang w:eastAsia="pt-PT"/>
+        </w:rPr>
+        <w:t xml:space="preserve"> </w:t>
+      </w:r>
+      <w:r>
+        <w:rPr>
+          <w:highlight w:val="yellow"/>
+          <w:lang w:eastAsia="pt-PT"/>
+        </w:rPr>
+        <w:t xml:space="preserve">[Kokorus </w:t>
+      </w:r>
+      <w:r>
+        <w:rPr>
+          <w:i/>
+          <w:iCs/>
+          <w:highlight w:val="yellow"/>
+          <w:lang w:eastAsia="pt-PT"/>
+        </w:rPr>
+        <w:t>et al.</w:t>
+      </w:r>
+      <w:r>
+        <w:rPr>
+          <w:highlight w:val="yellow"/>
+          <w:lang w:eastAsia="pt-PT"/>
+        </w:rPr>
+        <w:t>, 2016]</w:t>
+      </w:r>
+    </w:p>
+    <w:p>
+      <w:pPr>
+        <w:rPr>
+          <w:lang w:eastAsia="pt-PT"/>
+        </w:rPr>
+      </w:pPr>
+    </w:p>
+    <w:p>
+      <w:pPr>
+        <w:rPr>
+          <w:i/>
+          <w:iCs/>
+          <w:color w:val="7F7F7F"/>
+          <w:lang w:eastAsia="pt-PT"/>
+        </w:rPr>
+      </w:pPr>
+      <w:r>
         <w:rPr>
           <w:i/>
           <w:iCs/>
@@ -7382,6 +8725,364 @@
           <w:highlight w:val="green"/>
           <w:lang w:eastAsia="pt-PT"/>
         </w:rPr>
+        <w:t>esquema da abrangência do processo BIM com as várias especialidades em torno do modelo central — Kokorus et al., 2016, Fig. 1]</w:t>
+      </w:r>
+    </w:p>
+    <w:p>
+      <w:pPr>
+        <w:rPr>
+          <w:lang w:eastAsia="pt-PT"/>
+        </w:rPr>
+      </w:pPr>
+    </w:p>
+    <w:p>
+      <w:pPr>
+        <w:pStyle w:val="Ttulo3"/>
+        <w:rPr>
+          <w:lang w:val="pt-PT" w:eastAsia="en-US"/>
+        </w:rPr>
+      </w:pPr>
+      <w:bookmarkStart w:id="28" w:name="_Toc232862525"/>
+      <w:r>
+        <w:rPr>
+          <w:lang w:val="pt-PT" w:eastAsia="en-US"/>
+        </w:rPr>
+        <w:t>Aplicação do BIM em subestações elétricas</w:t>
+      </w:r>
+      <w:bookmarkEnd w:id="28"/>
+    </w:p>
+    <w:p>
+      <w:pPr>
+        <w:rPr>
+          <w:lang w:eastAsia="pt-PT"/>
+        </w:rPr>
+      </w:pPr>
+      <w:r>
+        <w:rPr>
+          <w:lang w:eastAsia="pt-PT"/>
+        </w:rPr>
+        <w:t>O</w:t>
+      </w:r>
+      <w:r>
+        <w:rPr>
+          <w:lang w:eastAsia="pt-PT"/>
+        </w:rPr>
+        <w:t xml:space="preserve"> facto d</w:t>
+      </w:r>
+      <w:r>
+        <w:rPr>
+          <w:lang w:eastAsia="pt-PT"/>
+        </w:rPr>
+        <w:t>o</w:t>
+      </w:r>
+      <w:r>
+        <w:rPr>
+          <w:lang w:eastAsia="pt-PT"/>
+        </w:rPr>
+        <w:t>s projetistas das áreas elétrica, civil, estruturas e arquitetura trabalharem sobre um modelo único e partilhado elimina a necessidade de troca manual de informação entre disciplinas, integrando a colaboração no próprio processo de trabalho</w:t>
+      </w:r>
+      <w:r>
+        <w:rPr>
+          <w:lang w:eastAsia="pt-PT"/>
+        </w:rPr>
+        <w:t xml:space="preserve">, sendo assim, a aplicação da </w:t>
+      </w:r>
+      <w:r>
+        <w:rPr>
+          <w:lang w:eastAsia="pt-PT"/>
+        </w:rPr>
+        <w:t>metodologia BIM ao projeto de subestações de alta e média tensão</w:t>
+      </w:r>
+      <w:r>
+        <w:rPr>
+          <w:lang w:eastAsia="pt-PT"/>
+        </w:rPr>
+        <w:t xml:space="preserve">, </w:t>
+      </w:r>
+      <w:r>
+        <w:rPr>
+          <w:lang w:eastAsia="pt-PT"/>
+        </w:rPr>
+        <w:t xml:space="preserve"> traduz-se em ganhos concretos </w:t>
+      </w:r>
+      <w:r>
+        <w:rPr>
+          <w:lang w:eastAsia="pt-PT"/>
+        </w:rPr>
+        <w:t>no que diz respeito à</w:t>
+      </w:r>
+      <w:r>
+        <w:rPr>
+          <w:lang w:eastAsia="pt-PT"/>
+        </w:rPr>
+        <w:t xml:space="preserve"> coordenação, </w:t>
+      </w:r>
+      <w:r>
+        <w:rPr>
+          <w:lang w:eastAsia="pt-PT"/>
+        </w:rPr>
+        <w:t>qualidade e eficácia</w:t>
+      </w:r>
+      <w:r>
+        <w:rPr>
+          <w:lang w:eastAsia="pt-PT"/>
+        </w:rPr>
+        <w:t>.</w:t>
+      </w:r>
+      <w:r>
+        <w:rPr>
+          <w:lang w:eastAsia="pt-PT"/>
+        </w:rPr>
+        <w:t xml:space="preserve"> </w:t>
+      </w:r>
+      <w:r>
+        <w:rPr>
+          <w:highlight w:val="yellow"/>
+          <w:lang w:eastAsia="pt-PT"/>
+        </w:rPr>
+        <w:t xml:space="preserve">[Redmond, 2022; Kokorus </w:t>
+      </w:r>
+      <w:r>
+        <w:rPr>
+          <w:i/>
+          <w:iCs/>
+          <w:highlight w:val="yellow"/>
+          <w:lang w:eastAsia="pt-PT"/>
+        </w:rPr>
+        <w:t>et al</w:t>
+      </w:r>
+      <w:r>
+        <w:rPr>
+          <w:highlight w:val="yellow"/>
+          <w:lang w:eastAsia="pt-PT"/>
+        </w:rPr>
+        <w:t>., 2016]</w:t>
+      </w:r>
+    </w:p>
+    <w:p>
+      <w:pPr>
+        <w:rPr>
+          <w:lang w:eastAsia="pt-PT"/>
+        </w:rPr>
+      </w:pPr>
+      <w:r>
+        <w:rPr>
+          <w:lang w:eastAsia="pt-PT"/>
+        </w:rPr>
+        <w:t>Na produção de documentação, o BIM permite que os conjuntos de desenhos de cada especialidade sejam diretamente criados a partir do modelo. Como todos os intervenientes trabalham sobre a mesma fonte de informação, as peças desenhadas refletem sempre o estado atual do modelo, dificultando inconsistências. Do ponto de vista da eficiência, a centralização da informação e a propagação automática d</w:t>
+      </w:r>
+      <w:r>
+        <w:rPr>
+          <w:lang w:eastAsia="pt-PT"/>
+        </w:rPr>
+        <w:t>as</w:t>
+      </w:r>
+      <w:r>
+        <w:rPr>
+          <w:lang w:eastAsia="pt-PT"/>
+        </w:rPr>
+        <w:t xml:space="preserve"> alterações </w:t>
+      </w:r>
+      <w:r>
+        <w:rPr>
+          <w:lang w:eastAsia="pt-PT"/>
+        </w:rPr>
+        <w:t xml:space="preserve">no modelo </w:t>
+      </w:r>
+      <w:r>
+        <w:rPr>
+          <w:lang w:eastAsia="pt-PT"/>
+        </w:rPr>
+        <w:t>permitem</w:t>
+      </w:r>
+      <w:r>
+        <w:rPr>
+          <w:lang w:eastAsia="pt-PT"/>
+        </w:rPr>
+        <w:t xml:space="preserve"> que</w:t>
+      </w:r>
+      <w:r>
+        <w:rPr>
+          <w:lang w:eastAsia="pt-PT"/>
+        </w:rPr>
+        <w:t xml:space="preserve"> </w:t>
+      </w:r>
+      <w:r>
+        <w:rPr>
+          <w:lang w:eastAsia="pt-PT"/>
+        </w:rPr>
+        <w:t xml:space="preserve">as </w:t>
+      </w:r>
+      <w:r>
+        <w:rPr>
+          <w:lang w:eastAsia="pt-PT"/>
+        </w:rPr>
+        <w:t xml:space="preserve">equipas </w:t>
+      </w:r>
+      <w:r>
+        <w:rPr>
+          <w:lang w:eastAsia="pt-PT"/>
+        </w:rPr>
+        <w:t xml:space="preserve">evitem sobreposições de engenharias e se tornem </w:t>
+      </w:r>
+      <w:r>
+        <w:rPr>
+          <w:lang w:eastAsia="pt-PT"/>
+        </w:rPr>
+        <w:t>mais compactas</w:t>
+      </w:r>
+      <w:r>
+        <w:rPr>
+          <w:lang w:eastAsia="pt-PT"/>
+        </w:rPr>
+        <w:t>, tendo assim como vantagem direta</w:t>
+      </w:r>
+      <w:r>
+        <w:rPr>
+          <w:lang w:eastAsia="pt-PT"/>
+        </w:rPr>
+        <w:t xml:space="preserve"> menor probabilidade de erro, traduzindo-se numa redução direta dos custos de engenharia. </w:t>
+      </w:r>
+      <w:r>
+        <w:rPr>
+          <w:highlight w:val="yellow"/>
+          <w:lang w:eastAsia="pt-PT"/>
+        </w:rPr>
+        <w:t xml:space="preserve">[Redmond, 2022; Kokorus </w:t>
+      </w:r>
+      <w:r>
+        <w:rPr>
+          <w:i/>
+          <w:iCs/>
+          <w:highlight w:val="yellow"/>
+          <w:lang w:eastAsia="pt-PT"/>
+        </w:rPr>
+        <w:t>et al</w:t>
+      </w:r>
+      <w:r>
+        <w:rPr>
+          <w:highlight w:val="yellow"/>
+          <w:lang w:eastAsia="pt-PT"/>
+        </w:rPr>
+        <w:t>., 2016]</w:t>
+      </w:r>
+    </w:p>
+    <w:p>
+      <w:pPr>
+        <w:rPr>
+          <w:lang w:eastAsia="pt-PT"/>
+        </w:rPr>
+      </w:pPr>
+      <w:r>
+        <w:rPr>
+          <w:lang w:eastAsia="pt-PT"/>
+        </w:rPr>
+        <w:t xml:space="preserve">A possibilidade de visualizar a totalidade da subestação antes de qualquer obra física ter dado início constitui uma vantagem que beneficia todas as partes envolvidas no processo. Um aspeto </w:t>
+      </w:r>
+      <w:r>
+        <w:rPr>
+          <w:lang w:eastAsia="pt-PT"/>
+        </w:rPr>
+        <w:lastRenderedPageBreak/>
+        <w:t xml:space="preserve">determinante para a aplicação eficiente do BIM ao projeto de subestações reside na constituição de famílias. A modelação destas instalações exige uma biblioteca de objetos paramétricos que representem os equipamentos elétricos </w:t>
+      </w:r>
+      <w:r>
+        <w:rPr>
+          <w:lang w:eastAsia="pt-PT"/>
+        </w:rPr>
+        <w:t>como</w:t>
+      </w:r>
+      <w:r>
+        <w:rPr>
+          <w:lang w:eastAsia="pt-PT"/>
+        </w:rPr>
+        <w:t xml:space="preserve"> transformadores, disjuntores, barramentos, entre outros reutilizáveis em projetos distintos </w:t>
+      </w:r>
+      <w:r>
+        <w:rPr>
+          <w:highlight w:val="yellow"/>
+          <w:lang w:eastAsia="pt-PT"/>
+        </w:rPr>
+        <w:t>[Du &amp; Min, 2025]</w:t>
+      </w:r>
+      <w:r>
+        <w:rPr>
+          <w:lang w:eastAsia="pt-PT"/>
+        </w:rPr>
+        <w:t>.</w:t>
+      </w:r>
+      <w:r>
+        <w:rPr>
+          <w:lang w:eastAsia="pt-PT"/>
+        </w:rPr>
+        <w:t xml:space="preserve"> </w:t>
+      </w:r>
+      <w:r>
+        <w:rPr>
+          <w:lang w:eastAsia="pt-PT"/>
+        </w:rPr>
+        <w:t>A organização destes componentes numa biblioteca estruturada permite acelerar significativamente a modelação e assegurar a coerência entre projetos. A constituição desta biblioteca exige, contudo, um esforço inicial considerável, sobretudo pela necessidade de associar a cada objeto a informação técnica que caracteriza o equipamento, tarefa cuja complexidade é acrescida pelas limitações dos parâmetros nativos das ferramentas de modelação</w:t>
+      </w:r>
+      <w:r>
+        <w:rPr>
+          <w:shd w:val="clear" w:color="auto" w:fill="FFFF00"/>
+          <w:lang w:eastAsia="pt-PT"/>
+        </w:rPr>
+        <w:t xml:space="preserve"> </w:t>
+      </w:r>
+      <w:r>
+        <w:rPr>
+          <w:highlight w:val="yellow"/>
+          <w:shd w:val="clear" w:color="auto" w:fill="FFFF00"/>
+          <w:lang w:eastAsia="pt-PT"/>
+        </w:rPr>
+        <w:t>[</w:t>
+      </w:r>
+      <w:r>
+        <w:rPr>
+          <w:highlight w:val="yellow"/>
+          <w:lang w:eastAsia="pt-PT"/>
+        </w:rPr>
+        <w:t xml:space="preserve">Shi </w:t>
+      </w:r>
+      <w:r>
+        <w:rPr>
+          <w:i/>
+          <w:iCs/>
+          <w:highlight w:val="yellow"/>
+          <w:lang w:eastAsia="pt-PT"/>
+        </w:rPr>
+        <w:t>et al</w:t>
+      </w:r>
+      <w:r>
+        <w:rPr>
+          <w:highlight w:val="yellow"/>
+          <w:lang w:eastAsia="pt-PT"/>
+        </w:rPr>
+        <w:t>., 2021]</w:t>
+      </w:r>
+      <w:r>
+        <w:rPr>
+          <w:lang w:eastAsia="pt-PT"/>
+        </w:rPr>
+        <w:t>.</w:t>
+      </w:r>
+    </w:p>
+    <w:p>
+      <w:pPr>
+        <w:rPr>
+          <w:lang w:eastAsia="pt-PT"/>
+        </w:rPr>
+      </w:pPr>
+    </w:p>
+    <w:p>
+      <w:pPr>
+        <w:rPr>
+          <w:i/>
+          <w:iCs/>
+          <w:color w:val="7F7F7F"/>
+          <w:lang w:eastAsia="pt-PT"/>
+        </w:rPr>
       </w:pPr>
       <w:r>
         <w:rPr>
@@ -7391,15 +9092,1042 @@
           <w:highlight w:val="green"/>
           <w:lang w:eastAsia="pt-PT"/>
         </w:rPr>
-        <w:t>Esquema unifilar se bar 1 e bar 2</w:t>
-      </w:r>
-    </w:p>
-    <w:p>
-      <w:pPr>
+        <w:t>deteção de conflitos sobre o modelo 3D</w:t>
+      </w:r>
+    </w:p>
+    <w:p>
+      <w:pPr>
+        <w:rPr>
+          <w:lang w:eastAsia="pt-PT"/>
+        </w:rPr>
+      </w:pPr>
+    </w:p>
+    <w:p>
+      <w:pPr>
+        <w:pStyle w:val="Ttulo3"/>
+        <w:rPr>
+          <w:lang w:eastAsia="en-US"/>
+        </w:rPr>
+      </w:pPr>
+      <w:bookmarkStart w:id="29" w:name="_Toc232862526"/>
+      <w:r>
+        <w:rPr>
+          <w:lang w:eastAsia="en-US"/>
+        </w:rPr>
+        <w:t>Normas e regulamentação aplicável</w:t>
+      </w:r>
+      <w:bookmarkEnd w:id="29"/>
+    </w:p>
+    <w:p>
+      <w:pPr>
+        <w:rPr>
+          <w:lang w:eastAsia="pt-PT"/>
+        </w:rPr>
+      </w:pPr>
+      <w:r>
+        <w:rPr>
+          <w:highlight w:val="cyan"/>
+          <w:lang w:eastAsia="pt-PT"/>
+        </w:rPr>
+        <w:t>As subestações encontram-se enquadradas por um vasto conjunto de normas e regulamentos que asseguram a segurança, a fiabilidade e a interoperabilidade das instalações. A nível internacional, a referência fundamental é a norma IEC 61936-1, que estabelece os requisitos gerais de execução das instalações elétricas com tensões superiores a 1 kV em corrente alternada, abrangendo aspetos como as distâncias de segurança, a coordenação de isolamento e as medidas de proteção de pessoas e bens</w:t>
+      </w:r>
+      <w:r>
+        <w:rPr>
+          <w:lang w:eastAsia="pt-PT"/>
+        </w:rPr>
+        <w:t xml:space="preserve">. </w:t>
+      </w:r>
+      <w:commentRangeStart w:id="30"/>
+      <w:r>
+        <w:rPr>
+          <w:lang w:eastAsia="pt-PT"/>
+        </w:rPr>
+        <w:t>No domínio da aparelhagem de manobra e comando, a série de normas IEC 62271 reveste-se de particular importância. A norma IEC 62271-1 define os requisitos comuns à aparelhagem de alta tensão, enquanto a IEC 62271-200 se aplica especificamente à aparelhagem sob invólucro metálico para tensões compreendidas entre 1 kV e 52 kV, característica dos quadros de média tensão. Por seu turno, a IEC 62271-203 regula a aparelhagem isolada a gás (GIS), estabelecendo os requisitos aplicáveis às instalações encapsuladas em invólucro metálico preenchido com gás isolante</w:t>
+      </w:r>
+      <w:commentRangeEnd w:id="30"/>
+      <w:r>
+        <w:rPr>
+          <w:rStyle w:val="Refdecomentrio"/>
+          <w:sz w:val="24"/>
+          <w:szCs w:val="24"/>
+          <w:shd w:val="clear" w:color="auto" w:fill="FFFF00"/>
+          <w:lang w:eastAsia="pt-PT"/>
+        </w:rPr>
+        <w:commentReference w:id="30"/>
+      </w:r>
+      <w:r>
+        <w:rPr>
+          <w:shd w:val="clear" w:color="auto" w:fill="FFFF00"/>
+          <w:lang w:eastAsia="pt-PT"/>
+        </w:rPr>
+        <w:t>[Bolotinha, 2019a].</w:t>
+      </w:r>
+    </w:p>
+    <w:p>
+      <w:pPr>
+        <w:rPr>
+          <w:lang w:eastAsia="pt-PT"/>
+        </w:rPr>
+      </w:pPr>
+      <w:commentRangeStart w:id="31"/>
+      <w:r>
+        <w:rPr>
+          <w:lang w:eastAsia="pt-PT"/>
+        </w:rPr>
+        <w:t xml:space="preserve">A nível nacional, o projeto de subestações encontra-se sujeito à regulamentação portuguesa aplicável às instalações elétricas de alta tensão, designadamente o Regulamento de Segurança de Subestações e Postos de Transformação e de Seccionamento (RSSPTS), aprovado pelo Decreto n.º 42895, de 31 de março de 1960, e posteriormente atualizado pelos Decretos Regulamentares n.º 14/77 e n.º 56/85 </w:t>
+      </w:r>
+      <w:commentRangeEnd w:id="31"/>
+      <w:r>
+        <w:rPr>
+          <w:rStyle w:val="Refdecomentrio"/>
+          <w:sz w:val="24"/>
+          <w:szCs w:val="24"/>
+          <w:highlight w:val="yellow"/>
+          <w:lang w:eastAsia="pt-PT"/>
+        </w:rPr>
+        <w:commentReference w:id="31"/>
+      </w:r>
+      <w:r>
+        <w:rPr>
+          <w:highlight w:val="yellow"/>
+          <w:lang w:eastAsia="pt-PT"/>
+        </w:rPr>
+        <w:t>[RSSPTS, 1960]</w:t>
+      </w:r>
+      <w:r>
+        <w:rPr>
+          <w:lang w:eastAsia="pt-PT"/>
+        </w:rPr>
+        <w:t xml:space="preserve">. Este regulamento fixa as condições técnicas a que devem </w:t>
+      </w:r>
+      <w:r>
+        <w:rPr>
+          <w:lang w:eastAsia="pt-PT"/>
+        </w:rPr>
+        <w:lastRenderedPageBreak/>
+        <w:t xml:space="preserve">obedecer o estabelecimento e a exploração das instalações elétricas em causa, com vista à proteção de pessoas e bens e à salvaguarda dos interesses coletivos. No âmbito de projetos desenvolvidos para o mercado do Reino Unido, como sucede nos trabalhos realizados para a </w:t>
+      </w:r>
+      <w:r>
         <w:rPr>
           <w:i/>
           <w:iCs/>
-          <w:color w:val="7F7F7F"/>
+          <w:lang w:eastAsia="pt-PT"/>
+        </w:rPr>
+        <w:t xml:space="preserve">Scottish and Southern Electricity Networks </w:t>
+      </w:r>
+      <w:r>
+        <w:rPr>
+          <w:lang w:eastAsia="pt-PT"/>
+        </w:rPr>
+        <w:t xml:space="preserve">(SSEN), é igualmente aplicável a norma </w:t>
+      </w:r>
+      <w:commentRangeStart w:id="32"/>
+      <w:r>
+        <w:rPr>
+          <w:lang w:eastAsia="pt-PT"/>
+        </w:rPr>
+        <w:t>britânica BS EN 61936-1, que corresponde à transposição da norma europeia equivalente.</w:t>
+      </w:r>
+      <w:commentRangeEnd w:id="32"/>
+      <w:r>
+        <w:rPr>
+          <w:rStyle w:val="Refdecomentrio"/>
+          <w:sz w:val="24"/>
+          <w:szCs w:val="24"/>
+          <w:lang w:eastAsia="pt-PT"/>
+        </w:rPr>
+        <w:commentReference w:id="32"/>
+      </w:r>
+    </w:p>
+    <w:p>
+      <w:pPr>
+        <w:rPr>
+          <w:lang w:eastAsia="pt-PT"/>
+        </w:rPr>
+      </w:pPr>
+      <w:r>
+        <w:rPr>
+          <w:lang w:eastAsia="pt-PT"/>
+        </w:rPr>
+        <w:t xml:space="preserve">Importa ainda salientar que a utilização do hexafluoreto de enxofre (SF6), apesar de constituir o gás isolante predominante em aparelhagem de média e alta tensão devido às suas excelentes propriedades dielétricas, possui um potencial de aquecimento global muito elevado, na ordem de várias dezenas de milhares de vezes superior ao do dióxido de carbono, bem como um tempo de permanência na atmosfera de vários milhares de anos </w:t>
+      </w:r>
+      <w:r>
+        <w:rPr>
+          <w:highlight w:val="yellow"/>
+          <w:lang w:eastAsia="pt-PT"/>
+        </w:rPr>
+        <w:t>[UE, 2024]</w:t>
+      </w:r>
+      <w:r>
+        <w:rPr>
+          <w:lang w:eastAsia="pt-PT"/>
+        </w:rPr>
+        <w:t>. Por este motivo, o Regulamento (UE) 2024/573, relativo aos gases fluorados com efeito de estufa, estabelece a descontinuação progressiva da sua utilização, proibindo a entrada em funcionamento de comutadores elétricos de</w:t>
+      </w:r>
+      <w:r>
+        <w:rPr>
+          <w:shd w:val="clear" w:color="auto" w:fill="FFFF00"/>
+          <w:lang w:eastAsia="pt-PT"/>
+        </w:rPr>
+        <w:t xml:space="preserve"> </w:t>
+      </w:r>
+      <w:r>
+        <w:rPr>
+          <w:lang w:eastAsia="pt-PT"/>
+        </w:rPr>
+        <w:t xml:space="preserve">média tensão para distribuição primária e secundária até 24 kV que recorram ao SF6 como meio isolante ou de interrupção, a partir de 1 de janeiro de 2026, estendendo-se a proibição a equipamentos de tensão superior em fases posteriores </w:t>
+      </w:r>
+      <w:r>
+        <w:rPr>
+          <w:highlight w:val="yellow"/>
+          <w:lang w:eastAsia="pt-PT"/>
+        </w:rPr>
+        <w:t>[UE, 2024]</w:t>
+      </w:r>
+      <w:r>
+        <w:rPr>
+          <w:lang w:eastAsia="pt-PT"/>
+        </w:rPr>
+        <w:t>. Neste contexto, têm vindo a ser desenvolvidas soluções isentas de SF6 (</w:t>
+      </w:r>
+      <w:r>
+        <w:rPr>
+          <w:i/>
+          <w:iCs/>
+          <w:lang w:eastAsia="pt-PT"/>
+        </w:rPr>
+        <w:t>SF6-free</w:t>
+      </w:r>
+      <w:r>
+        <w:rPr>
+          <w:lang w:eastAsia="pt-PT"/>
+        </w:rPr>
+        <w:t>), baseadas no isolamento a ar puro combinado com isolamento sólido e em tecnologias de corte no vácuo, que tenderão a substituir gradualmente as soluções convencionais.</w:t>
+      </w:r>
+    </w:p>
+    <w:p>
+      <w:pPr>
+        <w:rPr>
+          <w:lang w:eastAsia="pt-PT"/>
+        </w:rPr>
+      </w:pPr>
+      <w:r>
+        <w:rPr>
+          <w:lang w:eastAsia="pt-PT"/>
+        </w:rPr>
+        <w:t xml:space="preserve">Por fim, no que respeita à própria metodologia de modelação, a série de normas ISO 19650 estabelece os princípios e os requisitos para a organização e a gestão da informação ao longo do ciclo de vida dos ativos construídos, recorrendo ao BIM. A norma ISO 19650-1 define os conceitos e princípios gerais aplicáveis à gestão da informação suportada por modelos digitais, constituindo a referência normativa de enquadramento para a adoção desta metodologia em projetos de infraestruturas, incluindo as subestações elétricas </w:t>
+      </w:r>
+      <w:r>
+        <w:rPr>
+          <w:highlight w:val="yellow"/>
+          <w:lang w:eastAsia="pt-PT"/>
+        </w:rPr>
+        <w:t>[ISO 19650-1, 2018]</w:t>
+      </w:r>
+      <w:r>
+        <w:rPr>
+          <w:lang w:eastAsia="pt-PT"/>
+        </w:rPr>
+        <w:t>.</w:t>
+      </w:r>
+    </w:p>
+    <w:p>
+      <w:pPr>
+        <w:spacing w:before="0" w:after="120"/>
+        <w:ind w:firstLine="0"/>
+        <w:rPr>
+          <w:lang w:eastAsia="pt-PT"/>
+        </w:rPr>
+      </w:pPr>
+    </w:p>
+    <w:p>
+      <w:pPr>
+        <w:spacing w:before="0" w:after="120"/>
+        <w:ind w:firstLine="0"/>
+        <w:rPr>
+          <w:lang w:eastAsia="pt-PT"/>
+        </w:rPr>
+      </w:pPr>
+    </w:p>
+    <w:p>
+      <w:pPr>
+        <w:pStyle w:val="Ttulo1"/>
+        <w:rPr>
+          <w:lang w:val="pt-PT" w:eastAsia="pt-PT"/>
+        </w:rPr>
+      </w:pPr>
+      <w:bookmarkStart w:id="33" w:name="_Toc232862527"/>
+      <w:r>
+        <w:rPr>
+          <w:lang w:val="pt-PT" w:eastAsia="pt-PT"/>
+        </w:rPr>
+        <w:t>Evolução e desenvolvimento de competências no Revit</w:t>
+      </w:r>
+      <w:bookmarkEnd w:id="33"/>
+    </w:p>
+    <w:p>
+      <w:pPr>
+        <w:pStyle w:val="Ttulo2"/>
+        <w:rPr>
+          <w:lang w:val="pt-PT" w:eastAsia="en-US"/>
+        </w:rPr>
+      </w:pPr>
+      <w:bookmarkStart w:id="34" w:name="_Toc232862528"/>
+      <w:r>
+        <w:rPr>
+          <w:lang w:val="pt-PT" w:eastAsia="en-US"/>
+        </w:rPr>
+        <w:t>Introdução à ferramenta e primeiros desafios</w:t>
+      </w:r>
+      <w:bookmarkEnd w:id="34"/>
+    </w:p>
+    <w:p>
+      <w:pPr>
+        <w:rPr>
+          <w:rFonts w:eastAsiaTheme="minorHAnsi"/>
+          <w:lang w:eastAsia="en-US"/>
+        </w:rPr>
+      </w:pPr>
+      <w:r>
+        <w:rPr>
+          <w:rFonts w:eastAsiaTheme="minorHAnsi"/>
+          <w:lang w:eastAsia="en-US"/>
+        </w:rPr>
+        <w:lastRenderedPageBreak/>
+        <w:t>Apresenta-se uma ferramenta de modelação tridimensional integrada no conceito BIM (</w:t>
+      </w:r>
+      <w:r>
+        <w:rPr>
+          <w:rFonts w:eastAsiaTheme="minorHAnsi"/>
+          <w:i/>
+          <w:iCs/>
+          <w:lang w:eastAsia="en-US"/>
+        </w:rPr>
+        <w:t>Building Information Modeling</w:t>
+      </w:r>
+      <w:r>
+        <w:rPr>
+          <w:rFonts w:eastAsiaTheme="minorHAnsi"/>
+          <w:lang w:eastAsia="en-US"/>
+        </w:rPr>
+        <w:t>), amplamente utilizada em projetos de engenharia e arquitetura. Ao contrário do AutoCAD, não opera sobre ficheiros de linhas e geometrias independentes, mas sobre um modelo centralizado no qual cada elemento possui atributos técnicos associados, dimensões, materiais, referências de fabricante. Esta diferença fundamental implica uma mudança de abordagem, enquanto, no AutoCAD o trabalho é essencialmente bidimensional e organizado por vistas independentes, o modelo é tridimensional e único, e as diversas vistas como plantas, cortes, elevações são geradas automaticamente a partir desse modelo.</w:t>
+      </w:r>
+    </w:p>
+    <w:p>
+      <w:pPr>
+        <w:rPr>
+          <w:lang w:eastAsia="pt-PT"/>
+        </w:rPr>
+      </w:pPr>
+      <w:r>
+        <w:rPr>
+          <w:lang w:eastAsia="pt-PT"/>
+        </w:rPr>
+        <w:t>A geometria 3D resulta da operação sobre perfis 2D definidos em planos de trabalho, todos os elementos modelados no Revit são organizados sob o conceito de família, um objeto paramétrico reutilizável ou não, com geometria e parâmetros definidos, que pode ser instanciado múltiplas vezes num projeto ou com diferentes tipos transportados entre vários projetos. A distinção entre família e modelo de projeto é um dos primeiros conceitos que o utilizador tem de assimilar, e a sua compreensão plena apenas se consolida com o uso diário da ferramenta.</w:t>
+      </w:r>
+    </w:p>
+    <w:p>
+      <w:pPr>
+        <w:rPr>
+          <w:rFonts w:eastAsiaTheme="minorHAnsi"/>
+          <w:lang w:eastAsia="en-US"/>
+        </w:rPr>
+      </w:pPr>
+      <w:r>
+        <w:rPr>
+          <w:rFonts w:eastAsiaTheme="minorHAnsi"/>
+          <w:lang w:eastAsia="en-US"/>
+        </w:rPr>
+        <w:t xml:space="preserve">Uma das características mais marcantes do Revit, </w:t>
+      </w:r>
+      <w:r>
+        <w:rPr>
+          <w:rFonts w:eastAsiaTheme="minorHAnsi"/>
+          <w:lang w:eastAsia="en-US"/>
+        </w:rPr>
+        <w:t>é</w:t>
+      </w:r>
+      <w:r>
+        <w:rPr>
+          <w:rFonts w:eastAsiaTheme="minorHAnsi"/>
+          <w:lang w:eastAsia="en-US"/>
+        </w:rPr>
+        <w:t xml:space="preserve"> que exige adaptação por parte de quem esta iniciar, a forma como a ferramenta gere as restrições geométricas, imp</w:t>
+      </w:r>
+      <w:r>
+        <w:rPr>
+          <w:rFonts w:eastAsiaTheme="minorHAnsi"/>
+          <w:lang w:eastAsia="en-US"/>
+        </w:rPr>
+        <w:t>ondo</w:t>
+      </w:r>
+      <w:r>
+        <w:rPr>
+          <w:rFonts w:eastAsiaTheme="minorHAnsi"/>
+          <w:lang w:eastAsia="en-US"/>
+        </w:rPr>
+        <w:t xml:space="preserve"> uma lógica interna rigorosa, na qual determinadas operações só são possíveis em condições específicas, e o programa sinaliza através de mensagens de erro</w:t>
+      </w:r>
+      <w:r>
+        <w:rPr>
+          <w:rFonts w:eastAsiaTheme="minorHAnsi"/>
+          <w:lang w:eastAsia="en-US"/>
+        </w:rPr>
+        <w:t>,</w:t>
+      </w:r>
+      <w:r>
+        <w:rPr>
+          <w:rFonts w:eastAsiaTheme="minorHAnsi"/>
+          <w:lang w:eastAsia="en-US"/>
+        </w:rPr>
+        <w:t xml:space="preserve"> representa</w:t>
+      </w:r>
+      <w:r>
+        <w:rPr>
+          <w:rFonts w:eastAsiaTheme="minorHAnsi"/>
+          <w:lang w:eastAsia="en-US"/>
+        </w:rPr>
+        <w:t>ndo</w:t>
+      </w:r>
+      <w:r>
+        <w:rPr>
+          <w:rFonts w:eastAsiaTheme="minorHAnsi"/>
+          <w:lang w:eastAsia="en-US"/>
+        </w:rPr>
+        <w:t xml:space="preserve"> uma aprendizagem significativa </w:t>
+      </w:r>
+      <w:r>
+        <w:rPr>
+          <w:rFonts w:eastAsiaTheme="minorHAnsi"/>
+          <w:lang w:eastAsia="en-US"/>
+        </w:rPr>
+        <w:t xml:space="preserve">demorada </w:t>
+      </w:r>
+      <w:r>
+        <w:rPr>
+          <w:rFonts w:eastAsiaTheme="minorHAnsi"/>
+          <w:lang w:eastAsia="en-US"/>
+        </w:rPr>
+        <w:t>de</w:t>
+      </w:r>
+      <w:r>
+        <w:rPr>
+          <w:rFonts w:eastAsiaTheme="minorHAnsi"/>
+          <w:lang w:eastAsia="en-US"/>
+        </w:rPr>
+        <w:t>vido a</w:t>
+      </w:r>
+      <w:r>
+        <w:rPr>
+          <w:rFonts w:eastAsiaTheme="minorHAnsi"/>
+          <w:lang w:eastAsia="en-US"/>
+        </w:rPr>
+        <w:t xml:space="preserve"> conseguir resolver esses problemas</w:t>
+      </w:r>
+      <w:r>
+        <w:rPr>
+          <w:rFonts w:eastAsiaTheme="minorHAnsi"/>
+          <w:lang w:eastAsia="en-US"/>
+        </w:rPr>
+        <w:t>, apenas c</w:t>
+      </w:r>
+      <w:r>
+        <w:rPr>
+          <w:rFonts w:eastAsiaTheme="minorHAnsi"/>
+          <w:lang w:eastAsia="en-US"/>
+        </w:rPr>
+        <w:t>om a prática diária, a lógica torna-se intuitiva.</w:t>
+      </w:r>
+    </w:p>
+    <w:p>
+      <w:pPr>
+        <w:pStyle w:val="Ttulo2"/>
+        <w:rPr>
+          <w:lang w:eastAsia="en-US"/>
+        </w:rPr>
+      </w:pPr>
+      <w:bookmarkStart w:id="35" w:name="_Toc232862529"/>
+      <w:r>
+        <w:rPr>
+          <w:lang w:eastAsia="en-US"/>
+        </w:rPr>
+        <w:t>Famílias</w:t>
+      </w:r>
+      <w:bookmarkEnd w:id="35"/>
+    </w:p>
+    <w:p>
+      <w:pPr>
+        <w:rPr>
+          <w:lang w:eastAsia="pt-PT"/>
+        </w:rPr>
+      </w:pPr>
+      <w:r>
+        <w:rPr>
+          <w:lang w:eastAsia="pt-PT"/>
+        </w:rPr>
+        <w:t xml:space="preserve"> No contexto do projeto de subestações de </w:t>
+      </w:r>
+      <w:r>
+        <w:rPr>
+          <w:lang w:eastAsia="pt-PT"/>
+        </w:rPr>
+        <w:t>AT/MT</w:t>
+      </w:r>
+      <w:r>
+        <w:rPr>
+          <w:lang w:eastAsia="pt-PT"/>
+        </w:rPr>
+        <w:t>, de</w:t>
+      </w:r>
+      <w:r>
+        <w:rPr>
+          <w:lang w:eastAsia="pt-PT"/>
+        </w:rPr>
+        <w:t>senvolver</w:t>
+      </w:r>
+      <w:r>
+        <w:rPr>
+          <w:lang w:eastAsia="pt-PT"/>
+        </w:rPr>
+        <w:t xml:space="preserve"> famílias no Revit constitui uma das tarefas mais exigentes e determinantes para a qualidade do modelo. Uma subestação é composta por uma grande diversidade de componentes tanto civis, eletrotécnicos como eletromecânicos cuja representação tridimensional</w:t>
+      </w:r>
+      <w:r>
+        <w:rPr>
+          <w:lang w:eastAsia="pt-PT"/>
+        </w:rPr>
+        <w:t xml:space="preserve">, </w:t>
+      </w:r>
+      <w:r>
+        <w:rPr>
+          <w:lang w:eastAsia="pt-PT"/>
+        </w:rPr>
+        <w:t>fiel</w:t>
+      </w:r>
+      <w:r>
+        <w:rPr>
+          <w:lang w:eastAsia="pt-PT"/>
+        </w:rPr>
+        <w:t xml:space="preserve">, </w:t>
+      </w:r>
+      <w:r>
+        <w:rPr>
+          <w:lang w:eastAsia="pt-PT"/>
+        </w:rPr>
+        <w:t>exige que cada família seja construída de raiz, uma vez que o</w:t>
+      </w:r>
+      <w:r>
+        <w:rPr>
+          <w:lang w:eastAsia="pt-PT"/>
+        </w:rPr>
+        <w:t xml:space="preserve"> Revit</w:t>
+      </w:r>
+      <w:r>
+        <w:rPr>
+          <w:lang w:eastAsia="pt-PT"/>
+        </w:rPr>
+        <w:t xml:space="preserve"> não dispõe nativamente das famílias específicas necessárias a este tipo de instalação. O processo para criar famílias envolve três fases distintas e sequenciais a investigação das referências técnica do componente a modelar, a modelação e parametrização</w:t>
+      </w:r>
+      <w:r>
+        <w:rPr>
+          <w:lang w:eastAsia="pt-PT"/>
+        </w:rPr>
+        <w:t xml:space="preserve">, </w:t>
+      </w:r>
+      <w:r>
+        <w:rPr>
+          <w:lang w:eastAsia="pt-PT"/>
+        </w:rPr>
+        <w:t>e a sua integração no modelo de subestação.</w:t>
+      </w:r>
+      <w:r>
+        <w:rPr>
+          <w:lang w:eastAsia="pt-PT"/>
+        </w:rPr>
+        <w:t xml:space="preserve"> </w:t>
+      </w:r>
+      <w:r>
+        <w:rPr>
+          <w:lang w:eastAsia="pt-PT"/>
+        </w:rPr>
+        <w:t xml:space="preserve">Numa fase inicial de aprendizagem, é comum recorrer-se ao AutoCAD como ponto de partida para a modelação no Revit, processo típico que consiste </w:t>
+      </w:r>
+      <w:r>
+        <w:rPr>
+          <w:lang w:eastAsia="pt-PT"/>
+        </w:rPr>
+        <w:lastRenderedPageBreak/>
+        <w:t xml:space="preserve">em desenvolver o elemento a duas dimensões, ao definir as vistas com rigor, e posteriormente construir uma perspetiva tridimensional no próprio AutoCAD como referência visual. Este modelo de referência é então utilizado como base para a modelação no Revit, sendo assim importando para o mesmo, onde o utilizador navega entre as seis vistas </w:t>
+      </w:r>
+      <w:r>
+        <w:rPr>
+          <w:lang w:eastAsia="pt-PT"/>
+        </w:rPr>
+        <w:t>disponíveis</w:t>
+      </w:r>
+      <w:r>
+        <w:rPr>
+          <w:lang w:eastAsia="pt-PT"/>
+        </w:rPr>
+        <w:t xml:space="preserve"> e vai desenhando por cima, desse esboço, ajustando as geometrias até obter o elemento pretendido. Esta abordagem, embora eficaz para quem está a iniciar o contacto com a ferramenta, revela-se progressivamente demorada, e à medida que </w:t>
+      </w:r>
+      <w:r>
+        <w:rPr>
+          <w:lang w:eastAsia="pt-PT"/>
+        </w:rPr>
+        <w:t xml:space="preserve">se </w:t>
+      </w:r>
+      <w:r>
+        <w:rPr>
+          <w:lang w:eastAsia="pt-PT"/>
+        </w:rPr>
+        <w:t>consolida o domínio</w:t>
+      </w:r>
+      <w:r>
+        <w:rPr>
+          <w:lang w:eastAsia="pt-PT"/>
+        </w:rPr>
+        <w:t xml:space="preserve"> da mesma</w:t>
+      </w:r>
+      <w:r>
+        <w:rPr>
+          <w:lang w:eastAsia="pt-PT"/>
+        </w:rPr>
+        <w:t>, tende</w:t>
+      </w:r>
+      <w:r>
+        <w:rPr>
+          <w:lang w:eastAsia="pt-PT"/>
+        </w:rPr>
+        <w:t>-se</w:t>
+      </w:r>
+      <w:r>
+        <w:rPr>
+          <w:lang w:eastAsia="pt-PT"/>
+        </w:rPr>
+        <w:t xml:space="preserve"> a abandoná-la em favor da modelação direta. Com a prática, </w:t>
+      </w:r>
+      <w:r>
+        <w:rPr>
+          <w:lang w:eastAsia="pt-PT"/>
+        </w:rPr>
+        <w:t>começa-se</w:t>
+      </w:r>
+      <w:r>
+        <w:rPr>
+          <w:lang w:eastAsia="pt-PT"/>
+        </w:rPr>
+        <w:t xml:space="preserve"> a trabalhar diretamente, </w:t>
+      </w:r>
+      <w:r>
+        <w:rPr>
+          <w:lang w:eastAsia="pt-PT"/>
+        </w:rPr>
+        <w:t>desenhado</w:t>
+      </w:r>
+      <w:r>
+        <w:rPr>
+          <w:lang w:eastAsia="pt-PT"/>
+        </w:rPr>
+        <w:t xml:space="preserve"> as geometrias a partir d</w:t>
+      </w:r>
+      <w:r>
+        <w:rPr>
+          <w:lang w:eastAsia="pt-PT"/>
+        </w:rPr>
+        <w:t xml:space="preserve">as vistas </w:t>
+      </w:r>
+      <w:r>
+        <w:rPr>
+          <w:lang w:eastAsia="pt-PT"/>
+        </w:rPr>
+        <w:t>bidimensionais da própria ferramenta, que s</w:t>
+      </w:r>
+      <w:r>
+        <w:rPr>
+          <w:lang w:eastAsia="pt-PT"/>
+        </w:rPr>
+        <w:t>e torna depois num elemento 3D.</w:t>
+      </w:r>
+      <w:r>
+        <w:rPr>
+          <w:lang w:eastAsia="pt-PT"/>
+        </w:rPr>
+        <w:t xml:space="preserve"> </w:t>
+      </w:r>
+    </w:p>
+    <w:p>
+      <w:pPr>
+        <w:pStyle w:val="Ttulo3"/>
+        <w:rPr>
+          <w:lang w:val="pt-PT" w:eastAsia="en-US"/>
+        </w:rPr>
+      </w:pPr>
+      <w:bookmarkStart w:id="36" w:name="_Toc232862530"/>
+      <w:r>
+        <w:rPr>
+          <w:lang w:val="pt-PT" w:eastAsia="en-US"/>
+        </w:rPr>
+        <w:t>Processo de investigação e referenciação técnica</w:t>
+      </w:r>
+      <w:bookmarkEnd w:id="36"/>
+    </w:p>
+    <w:p>
+      <w:pPr>
+        <w:rPr>
+          <w:lang w:eastAsia="pt-PT"/>
+        </w:rPr>
+      </w:pPr>
+      <w:r>
+        <w:rPr>
+          <w:lang w:eastAsia="pt-PT"/>
+        </w:rPr>
+        <w:t>Antes de iniciar a modelação de qualquer componente no Revit, é necessário reunir a informação</w:t>
+      </w:r>
+      <w:r>
+        <w:rPr>
+          <w:lang w:eastAsia="pt-PT"/>
+        </w:rPr>
+        <w:t xml:space="preserve"> das</w:t>
+      </w:r>
+      <w:r>
+        <w:rPr>
+          <w:lang w:eastAsia="pt-PT"/>
+        </w:rPr>
+        <w:t xml:space="preserve"> dimens</w:t>
+      </w:r>
+      <w:r>
+        <w:rPr>
+          <w:lang w:eastAsia="pt-PT"/>
+        </w:rPr>
+        <w:t>ões</w:t>
+      </w:r>
+      <w:r>
+        <w:rPr>
+          <w:lang w:eastAsia="pt-PT"/>
+        </w:rPr>
+        <w:t xml:space="preserve"> e técnica que sustente a representação geométrica a </w:t>
+      </w:r>
+      <w:r>
+        <w:rPr>
+          <w:lang w:eastAsia="pt-PT"/>
+        </w:rPr>
+        <w:t>ser modelada</w:t>
+      </w:r>
+      <w:r>
+        <w:rPr>
+          <w:lang w:eastAsia="pt-PT"/>
+        </w:rPr>
+        <w:t xml:space="preserve">. Esta etapa é determinante para garantir que a família criada reflita com fidelidade o equipamento real, assegurando a utilidade </w:t>
+      </w:r>
+      <w:r>
+        <w:rPr>
+          <w:lang w:eastAsia="pt-PT"/>
+        </w:rPr>
+        <w:t>n</w:t>
+      </w:r>
+      <w:r>
+        <w:rPr>
+          <w:lang w:eastAsia="pt-PT"/>
+        </w:rPr>
+        <w:t>o modelo para efeitos de projeto</w:t>
+      </w:r>
+      <w:r>
+        <w:rPr>
+          <w:lang w:eastAsia="pt-PT"/>
+        </w:rPr>
+        <w:t>.</w:t>
+      </w:r>
+    </w:p>
+    <w:p>
+      <w:pPr>
+        <w:rPr>
+          <w:lang w:eastAsia="pt-PT"/>
+        </w:rPr>
+      </w:pPr>
+      <w:r>
+        <w:rPr>
+          <w:lang w:eastAsia="pt-PT"/>
+        </w:rPr>
+        <w:t xml:space="preserve">A </w:t>
+      </w:r>
+      <w:r>
+        <w:rPr>
+          <w:lang w:eastAsia="pt-PT"/>
+        </w:rPr>
+        <w:t>as dimensões</w:t>
+      </w:r>
+      <w:r>
+        <w:rPr>
+          <w:lang w:eastAsia="pt-PT"/>
+        </w:rPr>
+        <w:t xml:space="preserve"> pode</w:t>
+      </w:r>
+      <w:r>
+        <w:rPr>
+          <w:lang w:eastAsia="pt-PT"/>
+        </w:rPr>
+        <w:t>m</w:t>
+      </w:r>
+      <w:r>
+        <w:rPr>
+          <w:lang w:eastAsia="pt-PT"/>
+        </w:rPr>
+        <w:t xml:space="preserve"> ter diferentes origens consoante o tipo de componente e o contexto do projeto</w:t>
+      </w:r>
+      <w:r>
+        <w:rPr>
+          <w:lang w:eastAsia="pt-PT"/>
+        </w:rPr>
+        <w:t>, p</w:t>
+      </w:r>
+      <w:r>
+        <w:rPr>
+          <w:lang w:eastAsia="pt-PT"/>
+        </w:rPr>
+        <w:t>ara equipamentos normalizados como vigas e cabos as dimensões encontram-se tipicamente definidas em normas técnicas, que fixam as geometrias e tolerâncias admissíveis para cada tipo. Para equipamentos mais específicos, como transformadores, quadros de média tensão (QMT), parafusos, ligadores, terminais de cabo, tubos e barramentos, recorre-se às fichas técnicas (</w:t>
+      </w:r>
+      <w:r>
+        <w:rPr>
+          <w:i/>
+          <w:iCs/>
+          <w:lang w:eastAsia="pt-PT"/>
+        </w:rPr>
+        <w:t>datasheets)</w:t>
+      </w:r>
+      <w:r>
+        <w:rPr>
+          <w:lang w:eastAsia="pt-PT"/>
+        </w:rPr>
+        <w:t xml:space="preserve"> disponibilizados pelos fabricantes, que incluem as dimensões de conjunto, em alguns casos, desenhos técnicos em formato .dwg que servem de base à modelaçã</w:t>
+      </w:r>
+      <w:r>
+        <w:rPr>
+          <w:lang w:eastAsia="pt-PT"/>
+        </w:rPr>
+        <w:t>o</w:t>
+      </w:r>
+      <w:r>
+        <w:rPr>
+          <w:lang w:eastAsia="pt-PT"/>
+        </w:rPr>
+        <w:t xml:space="preserve">, contudo, </w:t>
+      </w:r>
+      <w:r>
+        <w:rPr>
+          <w:lang w:eastAsia="pt-PT"/>
+        </w:rPr>
+        <w:t xml:space="preserve">existem </w:t>
+      </w:r>
+      <w:r>
+        <w:rPr>
+          <w:lang w:eastAsia="pt-PT"/>
+        </w:rPr>
+        <w:t>situações em que a informação d</w:t>
+      </w:r>
+      <w:r>
+        <w:rPr>
+          <w:lang w:eastAsia="pt-PT"/>
+        </w:rPr>
+        <w:t>as dimensões</w:t>
+      </w:r>
+      <w:r>
+        <w:rPr>
+          <w:lang w:eastAsia="pt-PT"/>
+        </w:rPr>
+        <w:t xml:space="preserve"> não está completamente disponível, nomeadamente em componentes de carácter mais específico, </w:t>
+      </w:r>
+      <w:r>
+        <w:rPr>
+          <w:lang w:eastAsia="pt-PT"/>
+        </w:rPr>
+        <w:t>n</w:t>
+      </w:r>
+      <w:r>
+        <w:rPr>
+          <w:lang w:eastAsia="pt-PT"/>
+        </w:rPr>
+        <w:t>estas circunstâncias, o processo de referenciação envolve a consulta a engenheiros experientes da equipa tanto da especialidade eletrotécnica como da especialidade civil, com base no seu conhecimento do projeto e das soluções construtivas habituais, permit</w:t>
+      </w:r>
+      <w:r>
+        <w:rPr>
+          <w:lang w:eastAsia="pt-PT"/>
+        </w:rPr>
+        <w:t>indo</w:t>
+      </w:r>
+      <w:r>
+        <w:rPr>
+          <w:lang w:eastAsia="pt-PT"/>
+        </w:rPr>
+        <w:t xml:space="preserve"> estimar ou validar as dimensões a adotar. Esta articulação entre o modelador e os engenheiros encarregues do modelo é um aspeto intrínseco ao processo de criação de famílias em contexto de gabinete de projeto, e reflete a importância e a natureza multidisciplinar do trabalho desenvolvido.</w:t>
+      </w:r>
+    </w:p>
+    <w:p>
+      <w:pPr>
+        <w:pStyle w:val="Ttulo3"/>
+        <w:rPr>
+          <w:lang w:eastAsia="en-US"/>
+        </w:rPr>
+      </w:pPr>
+      <w:bookmarkStart w:id="37" w:name="_Toc232862531"/>
+      <w:r>
+        <w:rPr>
+          <w:lang w:eastAsia="en-US"/>
+        </w:rPr>
+        <w:t>Modelação e parametrização</w:t>
+      </w:r>
+      <w:bookmarkEnd w:id="37"/>
+      <w:r>
+        <w:rPr>
+          <w:lang w:eastAsia="en-US"/>
+        </w:rPr>
+        <w:t xml:space="preserve"> </w:t>
+      </w:r>
+    </w:p>
+    <w:p>
+      <w:pPr>
+        <w:rPr>
+          <w:lang w:eastAsia="pt-PT"/>
+        </w:rPr>
+      </w:pPr>
+      <w:r>
+        <w:rPr>
+          <w:lang w:eastAsia="pt-PT"/>
+        </w:rPr>
+        <w:lastRenderedPageBreak/>
+        <w:t>Criar</w:t>
+      </w:r>
+      <w:r>
+        <w:rPr>
+          <w:lang w:eastAsia="pt-PT"/>
+        </w:rPr>
+        <w:t xml:space="preserve"> uma família no Revit realiza-se num ambiente de edição próprio, distinto do modelo, no qual define</w:t>
+      </w:r>
+      <w:r>
+        <w:rPr>
+          <w:lang w:eastAsia="pt-PT"/>
+        </w:rPr>
+        <w:t>-se</w:t>
+      </w:r>
+      <w:r>
+        <w:rPr>
+          <w:lang w:eastAsia="pt-PT"/>
+        </w:rPr>
+        <w:t xml:space="preserve"> a geometria do objeto a partir de operações sobre perfis bidimensionais. As operações de modelação mais frequentes na criação de famílias para subestações são a extrusão (</w:t>
+      </w:r>
+      <w:r>
+        <w:rPr>
+          <w:i/>
+          <w:iCs/>
+          <w:lang w:eastAsia="pt-PT"/>
+        </w:rPr>
+        <w:t>extrusion</w:t>
+      </w:r>
+      <w:r>
+        <w:rPr>
+          <w:lang w:eastAsia="pt-PT"/>
+        </w:rPr>
+        <w:t>), o varrimento (</w:t>
+      </w:r>
+      <w:r>
+        <w:rPr>
+          <w:i/>
+          <w:iCs/>
+          <w:lang w:eastAsia="pt-PT"/>
+        </w:rPr>
+        <w:t>sweep</w:t>
+      </w:r>
+      <w:r>
+        <w:rPr>
+          <w:lang w:eastAsia="pt-PT"/>
+        </w:rPr>
+        <w:t>), a mistura (</w:t>
+      </w:r>
+      <w:r>
+        <w:rPr>
+          <w:i/>
+          <w:iCs/>
+          <w:lang w:eastAsia="pt-PT"/>
+        </w:rPr>
+        <w:t>blend</w:t>
+      </w:r>
+      <w:r>
+        <w:rPr>
+          <w:lang w:eastAsia="pt-PT"/>
+        </w:rPr>
+        <w:t>), o varrimento misturado (</w:t>
+      </w:r>
+      <w:r>
+        <w:rPr>
+          <w:i/>
+          <w:iCs/>
+          <w:lang w:eastAsia="pt-PT"/>
+        </w:rPr>
+        <w:t>sweep blend</w:t>
+      </w:r>
+      <w:r>
+        <w:rPr>
+          <w:lang w:eastAsia="pt-PT"/>
+        </w:rPr>
+        <w:t>) e as respetivas versões de subtração (</w:t>
+      </w:r>
+      <w:r>
+        <w:rPr>
+          <w:i/>
+          <w:iCs/>
+          <w:lang w:eastAsia="pt-PT"/>
+        </w:rPr>
+        <w:t>void</w:t>
+      </w:r>
+      <w:r>
+        <w:rPr>
+          <w:lang w:eastAsia="pt-PT"/>
+        </w:rPr>
+        <w:t>), apresentadas a seguir com exemplos de aplicação.</w:t>
+      </w:r>
+      <w:r>
+        <w:rPr>
+          <w:lang w:eastAsia="pt-PT"/>
+        </w:rPr>
+        <w:t xml:space="preserve"> </w:t>
+      </w:r>
+      <w:r>
+        <w:rPr>
+          <w:highlight w:val="red"/>
+          <w:lang w:eastAsia="pt-PT"/>
+        </w:rPr>
+        <w:t>[ADICIONAR O REVOLVE]</w:t>
+      </w:r>
+    </w:p>
+    <w:p>
+      <w:pPr>
+        <w:rPr>
+          <w:lang w:eastAsia="pt-PT"/>
+        </w:rPr>
+      </w:pPr>
+      <w:r>
+        <w:rPr>
+          <w:lang w:eastAsia="pt-PT"/>
+        </w:rPr>
+        <w:t>A extrusão (</w:t>
+      </w:r>
+      <w:r>
+        <w:rPr>
+          <w:i/>
+          <w:iCs/>
+          <w:lang w:eastAsia="pt-PT"/>
+        </w:rPr>
+        <w:t>extrusion</w:t>
+      </w:r>
+      <w:r>
+        <w:rPr>
+          <w:lang w:eastAsia="pt-PT"/>
+        </w:rPr>
+        <w:t xml:space="preserve">) consiste em projetar um perfil 2D ao longo de uma direção perpendicular para gerar um volume, ao ser ajustado noutra vista, sendo adequada a elementos de secção constante ao longo de todo o seu comprimento, como um perfil de viga ou um barramento. </w:t>
+      </w:r>
+    </w:p>
+    <w:p>
+      <w:pPr>
+        <w:rPr>
           <w:lang w:eastAsia="pt-PT"/>
         </w:rPr>
       </w:pPr>
@@ -7411,382 +10139,25 @@
           <w:highlight w:val="green"/>
           <w:lang w:eastAsia="pt-PT"/>
         </w:rPr>
-        <w:t>Esquema modelado das mesmas</w:t>
-      </w:r>
-    </w:p>
-    <w:p>
-      <w:pPr>
-        <w:pStyle w:val="Ttulo3"/>
-        <w:rPr>
-          <w:lang w:eastAsia="en-US"/>
-        </w:rPr>
-      </w:pPr>
-      <w:bookmarkStart w:id="27" w:name="_Toc232818139"/>
-      <w:r>
-        <w:rPr>
-          <w:lang w:eastAsia="en-US"/>
-        </w:rPr>
-        <w:t>Metodologia BIM</w:t>
-      </w:r>
-      <w:bookmarkEnd w:id="27"/>
-    </w:p>
-    <w:p>
-      <w:pPr>
-        <w:rPr>
-          <w:lang w:eastAsia="pt-PT"/>
-        </w:rPr>
-      </w:pPr>
-      <w:r>
-        <w:rPr>
-          <w:lang w:eastAsia="pt-PT"/>
-        </w:rPr>
-        <w:t xml:space="preserve">Para compreender a metodologia </w:t>
-      </w:r>
-      <w:r>
-        <w:rPr>
-          <w:i/>
-          <w:iCs/>
-          <w:lang w:eastAsia="pt-PT"/>
-        </w:rPr>
-        <w:t>Building Information Modeling</w:t>
-      </w:r>
-      <w:r>
-        <w:rPr>
-          <w:lang w:eastAsia="pt-PT"/>
-        </w:rPr>
-        <w:t xml:space="preserve"> (BIM), </w:t>
-      </w:r>
-      <w:r>
-        <w:rPr>
-          <w:lang w:eastAsia="pt-PT"/>
-        </w:rPr>
-        <w:t>é importante</w:t>
-      </w:r>
-      <w:r>
-        <w:rPr>
-          <w:lang w:eastAsia="pt-PT"/>
-        </w:rPr>
-        <w:t xml:space="preserve"> primeiro considerar o método tradicional de projeto que esta veio substituir. Durante décadas, o projeto de instalações elétricas, incluindo subestações, foi desenvolvido através de desenho assistido por computador a duas dimensões (2D), como exemplo dessa aplicação temos o auxílio da ferramenta AutoCAD, no qual a informação relativa ao projeto é capturada e apresentada sob a forma de um conjunto de desenhos independentes, e qualquer alteração obriga a rever individualmente cada desenho afetado, frequentemente através de marcações em cópias impressas ou em ficheiros PDF. Esta abordagem é não só morosa, como propensa a erros: uma das fontes de erro mais comuns reside no facto de as alterações a um conjunto de desenhos serem omitidas ou mal interpretadas, exigindo tempo adicional de verificação</w:t>
-      </w:r>
-      <w:r>
-        <w:rPr>
-          <w:lang w:eastAsia="pt-PT"/>
-        </w:rPr>
-        <w:t>.</w:t>
-      </w:r>
-      <w:r>
-        <w:rPr>
-          <w:lang w:eastAsia="pt-PT"/>
-        </w:rPr>
-        <w:t xml:space="preserve"> </w:t>
-      </w:r>
-      <w:r>
-        <w:rPr>
-          <w:highlight w:val="yellow"/>
-          <w:lang w:eastAsia="pt-PT"/>
-        </w:rPr>
-        <w:t>[Redmond, 2022]</w:t>
-      </w:r>
-    </w:p>
-    <w:p>
-      <w:pPr>
-        <w:rPr>
-          <w:lang w:eastAsia="pt-PT"/>
-        </w:rPr>
-      </w:pPr>
-      <w:r>
-        <w:rPr>
-          <w:lang w:eastAsia="pt-PT"/>
-        </w:rPr>
-        <w:t>A metodologia BIM responde a estas limitações através de uma mudança fundamental d</w:t>
-      </w:r>
-      <w:r>
-        <w:rPr>
-          <w:lang w:eastAsia="pt-PT"/>
-        </w:rPr>
-        <w:t>o paradigma, pois</w:t>
-      </w:r>
-      <w:r>
-        <w:rPr>
-          <w:lang w:eastAsia="pt-PT"/>
-        </w:rPr>
-        <w:t xml:space="preserve"> em vez de um conjunto de desenhos separados, o projeto passa a assentar num modelo digital único e centralizado, que integra simultaneamente a geometria tridimensional, a informação técnica e a inteligência associada a cada elemento representado</w:t>
-      </w:r>
-      <w:r>
-        <w:rPr>
-          <w:lang w:eastAsia="pt-PT"/>
-        </w:rPr>
-        <w:t>.</w:t>
-      </w:r>
-      <w:r>
-        <w:rPr>
-          <w:lang w:eastAsia="pt-PT"/>
-        </w:rPr>
-        <w:t xml:space="preserve"> </w:t>
-      </w:r>
-      <w:r>
-        <w:rPr>
-          <w:highlight w:val="yellow"/>
-          <w:lang w:eastAsia="pt-PT"/>
-        </w:rPr>
-        <w:t xml:space="preserve">[Kokorus </w:t>
-      </w:r>
-      <w:r>
-        <w:rPr>
-          <w:i/>
-          <w:iCs/>
-          <w:highlight w:val="yellow"/>
-          <w:lang w:eastAsia="pt-PT"/>
-        </w:rPr>
-        <w:t>et al.</w:t>
-      </w:r>
-      <w:r>
-        <w:rPr>
-          <w:highlight w:val="yellow"/>
-          <w:lang w:eastAsia="pt-PT"/>
-        </w:rPr>
-        <w:t>, 2016]</w:t>
-      </w:r>
-      <w:r>
-        <w:rPr>
-          <w:lang w:eastAsia="pt-PT"/>
-        </w:rPr>
-        <w:t xml:space="preserve"> </w:t>
-      </w:r>
-      <w:r>
-        <w:rPr>
-          <w:lang w:eastAsia="pt-PT"/>
-        </w:rPr>
-        <w:t>Cada objeto do modelo seja um transformador, um disjuntor ou uma estrutura metálica ou não metálica, não constitui apenas um desenho, mas uma entidade que reúne em si os atributos que a caracterizam, como o fabricante, as dimensões, a tensão nominal ou a referência comercial. O conjunto destes objetos, importados para o projeto, constitui o chamado modelo de informação da instalação</w:t>
-      </w:r>
-      <w:r>
-        <w:rPr>
-          <w:lang w:eastAsia="pt-PT"/>
-        </w:rPr>
-        <w:t>.</w:t>
-      </w:r>
-      <w:r>
-        <w:rPr>
-          <w:lang w:eastAsia="pt-PT"/>
-        </w:rPr>
-        <w:t xml:space="preserve"> </w:t>
-      </w:r>
-      <w:r>
-        <w:rPr>
-          <w:highlight w:val="yellow"/>
-          <w:lang w:eastAsia="pt-PT"/>
-        </w:rPr>
-        <w:t xml:space="preserve">[Kokorus </w:t>
-      </w:r>
-      <w:r>
-        <w:rPr>
-          <w:i/>
-          <w:iCs/>
-          <w:highlight w:val="yellow"/>
-          <w:lang w:eastAsia="pt-PT"/>
-        </w:rPr>
-        <w:t>et al.</w:t>
-      </w:r>
-      <w:r>
-        <w:rPr>
-          <w:highlight w:val="yellow"/>
-          <w:lang w:eastAsia="pt-PT"/>
-        </w:rPr>
-        <w:t>, 2016]</w:t>
-      </w:r>
-    </w:p>
-    <w:p>
-      <w:pPr>
-        <w:rPr>
-          <w:lang w:eastAsia="pt-PT"/>
-        </w:rPr>
-      </w:pPr>
-      <w:r>
-        <w:rPr>
-          <w:lang w:eastAsia="pt-PT"/>
-        </w:rPr>
-        <w:lastRenderedPageBreak/>
-        <w:t>A principal vantagem deste conceito reside na forma como a informação é gerida. Num modelo BIM, qualquer alteração introduzida num elemento propaga-se automaticamente a todas as representações em que esse elemento intervém, em vez de ter de ser replicada manualmente. A título ilustrativo, se um disjuntor for adicionado ao modelo pela especialidade de elétricas e, posteriormente, o seu número de identificação ou as suas dimensões forem alterados, essa alteração é refletida de forma automática em todo o modelo</w:t>
-      </w:r>
-      <w:r>
-        <w:rPr>
-          <w:lang w:eastAsia="pt-PT"/>
-        </w:rPr>
-        <w:t>.</w:t>
-      </w:r>
-      <w:r>
-        <w:rPr>
-          <w:lang w:eastAsia="pt-PT"/>
-        </w:rPr>
-        <w:t xml:space="preserve"> </w:t>
-      </w:r>
-      <w:r>
-        <w:rPr>
-          <w:highlight w:val="yellow"/>
-          <w:lang w:eastAsia="pt-PT"/>
-        </w:rPr>
-        <w:t>[Redmond, 2022]</w:t>
-      </w:r>
-      <w:r>
-        <w:rPr>
-          <w:lang w:eastAsia="pt-PT"/>
-        </w:rPr>
-        <w:t xml:space="preserve"> Esta característica, designada associação bidirecional, garante a coerência permanente do projeto e elimina o risco de versões não atualizadas ou contraditórias.</w:t>
-      </w:r>
-    </w:p>
-    <w:p>
-      <w:pPr>
-        <w:rPr>
-          <w:lang w:eastAsia="pt-PT"/>
-        </w:rPr>
-      </w:pPr>
-      <w:r>
-        <w:rPr>
-          <w:lang w:eastAsia="pt-PT"/>
-        </w:rPr>
-        <w:t>O BIM assenta, assim, em três aspetos essenciais</w:t>
-      </w:r>
-      <w:r>
-        <w:rPr>
-          <w:lang w:eastAsia="pt-PT"/>
-        </w:rPr>
-        <w:t>,</w:t>
-      </w:r>
-      <w:r>
-        <w:rPr>
-          <w:lang w:eastAsia="pt-PT"/>
-        </w:rPr>
-        <w:t xml:space="preserve"> os modelos são criados e operados sobre bases de dados digitais que suportam a colaboração; as alterações </w:t>
-      </w:r>
-      <w:r>
-        <w:rPr>
-          <w:lang w:eastAsia="pt-PT"/>
-        </w:rPr>
-        <w:t xml:space="preserve">que </w:t>
-      </w:r>
-      <w:r>
-        <w:rPr>
-          <w:lang w:eastAsia="pt-PT"/>
-        </w:rPr>
-        <w:t>são propagadas ao longo de toda a base de dados, assegura</w:t>
-      </w:r>
-      <w:r>
-        <w:rPr>
-          <w:lang w:eastAsia="pt-PT"/>
-        </w:rPr>
-        <w:t>m</w:t>
-      </w:r>
-      <w:r>
-        <w:rPr>
-          <w:lang w:eastAsia="pt-PT"/>
-        </w:rPr>
-        <w:t xml:space="preserve"> a atualização integral do modelo; e a informação é capturada e preservada para </w:t>
-      </w:r>
-      <w:r>
-        <w:rPr>
-          <w:lang w:eastAsia="pt-PT"/>
-        </w:rPr>
-        <w:t xml:space="preserve">ser </w:t>
-      </w:r>
-      <w:r>
-        <w:rPr>
-          <w:lang w:eastAsia="pt-PT"/>
-        </w:rPr>
-        <w:t>reutiliza</w:t>
-      </w:r>
-      <w:r>
-        <w:rPr>
-          <w:lang w:eastAsia="pt-PT"/>
-        </w:rPr>
-        <w:t>da</w:t>
-      </w:r>
-      <w:r>
-        <w:rPr>
-          <w:lang w:eastAsia="pt-PT"/>
-        </w:rPr>
-        <w:t xml:space="preserve"> noutras aplicações e fases do projeto. É precisamente este armazenamento estruturado em base de dados que distingue o BIM da simples modelação tridimensional, conferindo-lhe a inteligência que o caracteriza</w:t>
-      </w:r>
-      <w:r>
-        <w:rPr>
-          <w:lang w:eastAsia="pt-PT"/>
-        </w:rPr>
-        <w:t>.</w:t>
-      </w:r>
-      <w:r>
-        <w:rPr>
-          <w:lang w:eastAsia="pt-PT"/>
-        </w:rPr>
-        <w:t xml:space="preserve"> </w:t>
-      </w:r>
-      <w:r>
-        <w:rPr>
-          <w:highlight w:val="yellow"/>
-          <w:lang w:eastAsia="pt-PT"/>
-        </w:rPr>
-        <w:t>[Redmond, 2022]</w:t>
-      </w:r>
-    </w:p>
-    <w:p>
-      <w:pPr>
-        <w:rPr>
-          <w:lang w:eastAsia="pt-PT"/>
-        </w:rPr>
-      </w:pPr>
-      <w:r>
-        <w:rPr>
-          <w:lang w:eastAsia="pt-PT"/>
-        </w:rPr>
-        <w:t>Por fim, uma característica determinante da metodologia BIM é a sua vocação colaborativa, pois uma vez que todas as especialidades eletrotécnica, civil, estrutural e arquitetónica trabalham sobre o mesmo modelo, com uma fonte única de informação, a coordenação entre disciplinas encontra-se integrada no próprio processo de trabalho. Esta partilha elimina perdas de informação e sobreposições entre intervenientes e entre fases do projeto, melhorando a comunicação e permitindo que as decisões sejam tomadas com base em simulações e análises efetuadas diretamente sobre o modelo, antes mesmo de a instalação ser construída</w:t>
-      </w:r>
-      <w:r>
-        <w:rPr>
-          <w:lang w:eastAsia="pt-PT"/>
-        </w:rPr>
-        <w:t>.</w:t>
-      </w:r>
-      <w:r>
-        <w:rPr>
-          <w:lang w:eastAsia="pt-PT"/>
-        </w:rPr>
-        <w:t xml:space="preserve"> </w:t>
-      </w:r>
-      <w:r>
-        <w:rPr>
-          <w:highlight w:val="yellow"/>
-          <w:lang w:eastAsia="pt-PT"/>
-        </w:rPr>
-        <w:t xml:space="preserve">[Kokorus </w:t>
-      </w:r>
-      <w:r>
-        <w:rPr>
-          <w:i/>
-          <w:iCs/>
-          <w:highlight w:val="yellow"/>
-          <w:lang w:eastAsia="pt-PT"/>
-        </w:rPr>
-        <w:t>et al.</w:t>
-      </w:r>
-      <w:r>
-        <w:rPr>
-          <w:highlight w:val="yellow"/>
-          <w:lang w:eastAsia="pt-PT"/>
-        </w:rPr>
-        <w:t>, 2016]</w:t>
-      </w:r>
-    </w:p>
-    <w:p>
-      <w:pPr>
-        <w:rPr>
-          <w:lang w:eastAsia="pt-PT"/>
-        </w:rPr>
-      </w:pPr>
-    </w:p>
-    <w:p>
-      <w:pPr>
-        <w:rPr>
-          <w:i/>
-          <w:iCs/>
-          <w:color w:val="7F7F7F"/>
+        <w:t>extrusão aplicada a um perfil de viga: perfil 2D e respetivo volume gerado por extrusão.</w:t>
+      </w:r>
+    </w:p>
+    <w:p>
+      <w:pPr>
+        <w:rPr>
+          <w:lang w:eastAsia="pt-PT"/>
+        </w:rPr>
+      </w:pPr>
+      <w:r>
+        <w:rPr>
+          <w:lang w:eastAsia="pt-PT"/>
+        </w:rPr>
+        <w:t>O varrimento (sweep) percorre um perfil ao longo de uma trajetória definida, sendo particularmente útil para elementos cuja geometria acompanha um percurso, como tubos ou cabos.</w:t>
+      </w:r>
+    </w:p>
+    <w:p>
+      <w:pPr>
+        <w:rPr>
           <w:lang w:eastAsia="pt-PT"/>
         </w:rPr>
       </w:pPr>
@@ -7798,362 +10169,38 @@
           <w:highlight w:val="green"/>
           <w:lang w:eastAsia="pt-PT"/>
         </w:rPr>
-        <w:t>esquema da abrangência do processo BIM com as várias especialidades em torno do modelo central — Kokorus et al., 2016, Fig. 1]</w:t>
-      </w:r>
-    </w:p>
-    <w:p>
-      <w:pPr>
-        <w:rPr>
-          <w:lang w:eastAsia="pt-PT"/>
-        </w:rPr>
-      </w:pPr>
-    </w:p>
-    <w:p>
-      <w:pPr>
-        <w:pStyle w:val="Ttulo3"/>
-        <w:rPr>
-          <w:lang w:val="pt-PT" w:eastAsia="en-US"/>
-        </w:rPr>
-      </w:pPr>
-      <w:bookmarkStart w:id="28" w:name="_Toc232818140"/>
-      <w:r>
-        <w:rPr>
-          <w:lang w:val="pt-PT" w:eastAsia="en-US"/>
-        </w:rPr>
-        <w:t>Aplicação do BIM em subestações elétricas</w:t>
-      </w:r>
-      <w:bookmarkEnd w:id="28"/>
-    </w:p>
-    <w:p>
-      <w:pPr>
-        <w:rPr>
-          <w:lang w:eastAsia="pt-PT"/>
-        </w:rPr>
-      </w:pPr>
-      <w:r>
-        <w:rPr>
-          <w:lang w:eastAsia="pt-PT"/>
-        </w:rPr>
-        <w:t>O</w:t>
-      </w:r>
-      <w:r>
-        <w:rPr>
-          <w:lang w:eastAsia="pt-PT"/>
-        </w:rPr>
-        <w:t xml:space="preserve"> facto d</w:t>
-      </w:r>
-      <w:r>
-        <w:rPr>
-          <w:lang w:eastAsia="pt-PT"/>
-        </w:rPr>
-        <w:t>o</w:t>
-      </w:r>
-      <w:r>
-        <w:rPr>
-          <w:lang w:eastAsia="pt-PT"/>
-        </w:rPr>
-        <w:t>s projetistas das áreas elétrica, civil, estruturas e arquitetura trabalharem sobre um modelo único e partilhado elimina a necessidade de troca manual de informação entre disciplinas, integrando a colaboração no próprio processo de trabalho</w:t>
-      </w:r>
-      <w:r>
-        <w:rPr>
-          <w:lang w:eastAsia="pt-PT"/>
-        </w:rPr>
-        <w:t xml:space="preserve">, sendo assim, a aplicação da </w:t>
-      </w:r>
-      <w:r>
-        <w:rPr>
-          <w:lang w:eastAsia="pt-PT"/>
-        </w:rPr>
-        <w:t xml:space="preserve">metodologia </w:t>
-      </w:r>
-      <w:r>
-        <w:rPr>
-          <w:lang w:eastAsia="pt-PT"/>
-        </w:rPr>
-        <w:lastRenderedPageBreak/>
-        <w:t>BIM ao projeto de subestações de alta e média tensão</w:t>
-      </w:r>
-      <w:r>
-        <w:rPr>
-          <w:lang w:eastAsia="pt-PT"/>
-        </w:rPr>
-        <w:t xml:space="preserve">, </w:t>
-      </w:r>
-      <w:r>
-        <w:rPr>
-          <w:lang w:eastAsia="pt-PT"/>
-        </w:rPr>
-        <w:t xml:space="preserve"> traduz-se em ganhos concretos </w:t>
-      </w:r>
-      <w:r>
-        <w:rPr>
-          <w:lang w:eastAsia="pt-PT"/>
-        </w:rPr>
-        <w:t>no que diz respeito à</w:t>
-      </w:r>
-      <w:r>
-        <w:rPr>
-          <w:lang w:eastAsia="pt-PT"/>
-        </w:rPr>
-        <w:t xml:space="preserve"> coordenação, </w:t>
-      </w:r>
-      <w:r>
-        <w:rPr>
-          <w:lang w:eastAsia="pt-PT"/>
-        </w:rPr>
-        <w:t>qualidade e eficácia</w:t>
-      </w:r>
-      <w:r>
-        <w:rPr>
-          <w:lang w:eastAsia="pt-PT"/>
-        </w:rPr>
-        <w:t>.</w:t>
-      </w:r>
-      <w:r>
-        <w:rPr>
-          <w:lang w:eastAsia="pt-PT"/>
-        </w:rPr>
-        <w:t xml:space="preserve"> </w:t>
+        <w:t>sweep aplicado a um tubo: perfil de secção e trajetória percorrida.</w:t>
+      </w:r>
+    </w:p>
+    <w:p>
+      <w:pPr>
+        <w:rPr>
+          <w:lang w:eastAsia="pt-PT"/>
+        </w:rPr>
+      </w:pPr>
+      <w:r>
+        <w:rPr>
+          <w:lang w:eastAsia="pt-PT"/>
+        </w:rPr>
+        <w:t xml:space="preserve">A mistura (blend) utiliza dois planos paralelos, sendo adequada a elementos cuja secção varia entre as duas extremidades, como um parafuso de cabeça </w:t>
       </w:r>
       <w:r>
         <w:rPr>
           <w:highlight w:val="yellow"/>
           <w:lang w:eastAsia="pt-PT"/>
         </w:rPr>
-        <w:t xml:space="preserve">[Redmond, 2022; Kokorus </w:t>
-      </w:r>
-      <w:r>
-        <w:rPr>
-          <w:i/>
-          <w:iCs/>
-          <w:highlight w:val="yellow"/>
-          <w:lang w:eastAsia="pt-PT"/>
-        </w:rPr>
-        <w:t>et al</w:t>
-      </w:r>
-      <w:r>
-        <w:rPr>
-          <w:highlight w:val="yellow"/>
-          <w:lang w:eastAsia="pt-PT"/>
-        </w:rPr>
-        <w:t>., 2016]</w:t>
-      </w:r>
-    </w:p>
-    <w:p>
-      <w:pPr>
-        <w:rPr>
-          <w:lang w:eastAsia="pt-PT"/>
-        </w:rPr>
-      </w:pPr>
-      <w:r>
-        <w:rPr>
-          <w:lang w:eastAsia="pt-PT"/>
-        </w:rPr>
-        <w:t>Na produção de documentação, o BIM permite que os conjuntos de desenhos de cada especialidade sejam diretamente criados a partir do modelo. Como todos os intervenientes trabalham sobre a mesma fonte de informação, as peças desenhadas refletem sempre o estado atual do modelo, dificultando inconsistências. Do ponto de vista da eficiência, a centralização da informação e a propagação automática d</w:t>
-      </w:r>
-      <w:r>
-        <w:rPr>
-          <w:lang w:eastAsia="pt-PT"/>
-        </w:rPr>
-        <w:t>as</w:t>
-      </w:r>
-      <w:r>
-        <w:rPr>
-          <w:lang w:eastAsia="pt-PT"/>
-        </w:rPr>
-        <w:t xml:space="preserve"> alterações </w:t>
-      </w:r>
-      <w:r>
-        <w:rPr>
-          <w:lang w:eastAsia="pt-PT"/>
-        </w:rPr>
-        <w:t xml:space="preserve">no modelo </w:t>
-      </w:r>
-      <w:r>
-        <w:rPr>
-          <w:lang w:eastAsia="pt-PT"/>
-        </w:rPr>
-        <w:t>permitem</w:t>
-      </w:r>
-      <w:r>
-        <w:rPr>
-          <w:lang w:eastAsia="pt-PT"/>
-        </w:rPr>
-        <w:t xml:space="preserve"> que</w:t>
-      </w:r>
-      <w:r>
-        <w:rPr>
-          <w:lang w:eastAsia="pt-PT"/>
-        </w:rPr>
-        <w:t xml:space="preserve"> </w:t>
-      </w:r>
-      <w:r>
-        <w:rPr>
-          <w:lang w:eastAsia="pt-PT"/>
-        </w:rPr>
-        <w:t xml:space="preserve">as </w:t>
-      </w:r>
-      <w:r>
-        <w:rPr>
-          <w:lang w:eastAsia="pt-PT"/>
-        </w:rPr>
-        <w:t xml:space="preserve">equipas </w:t>
-      </w:r>
-      <w:r>
-        <w:rPr>
-          <w:lang w:eastAsia="pt-PT"/>
-        </w:rPr>
-        <w:t xml:space="preserve">evitem sobreposições de engenharias e se tornem </w:t>
-      </w:r>
-      <w:r>
-        <w:rPr>
-          <w:lang w:eastAsia="pt-PT"/>
-        </w:rPr>
-        <w:t>mais compactas</w:t>
-      </w:r>
-      <w:r>
-        <w:rPr>
-          <w:lang w:eastAsia="pt-PT"/>
-        </w:rPr>
-        <w:t>, tendo assim como vantagem direta</w:t>
-      </w:r>
-      <w:r>
-        <w:rPr>
-          <w:lang w:eastAsia="pt-PT"/>
-        </w:rPr>
-        <w:t xml:space="preserve"> menor probabilidade de erro, traduzindo-se numa redução direta dos custos de engenharia. </w:t>
-      </w:r>
-      <w:r>
-        <w:rPr>
-          <w:highlight w:val="yellow"/>
-          <w:lang w:eastAsia="pt-PT"/>
-        </w:rPr>
-        <w:t xml:space="preserve">[Redmond, 2022; Kokorus </w:t>
-      </w:r>
-      <w:r>
-        <w:rPr>
-          <w:i/>
-          <w:iCs/>
-          <w:highlight w:val="yellow"/>
-          <w:lang w:eastAsia="pt-PT"/>
-        </w:rPr>
-        <w:t>et al</w:t>
-      </w:r>
-      <w:r>
-        <w:rPr>
-          <w:highlight w:val="yellow"/>
-          <w:lang w:eastAsia="pt-PT"/>
-        </w:rPr>
-        <w:t>., 2016]</w:t>
-      </w:r>
-    </w:p>
-    <w:p>
-      <w:pPr>
-        <w:rPr>
-          <w:lang w:eastAsia="pt-PT"/>
-        </w:rPr>
-      </w:pPr>
-      <w:r>
-        <w:rPr>
-          <w:lang w:eastAsia="pt-PT"/>
-        </w:rPr>
-        <w:t xml:space="preserve">A possibilidade de visualizar a totalidade da subestação antes de qualquer obra física ter dado início constitui uma vantagem que beneficia todas as partes envolvidas no processo. Um aspeto determinante para a aplicação eficiente do BIM ao projeto de subestações reside na constituição de famílias. A modelação destas instalações exige uma biblioteca de objetos paramétricos que representem os equipamentos elétricos </w:t>
-      </w:r>
-      <w:r>
-        <w:rPr>
-          <w:lang w:eastAsia="pt-PT"/>
-        </w:rPr>
-        <w:t>como</w:t>
-      </w:r>
-      <w:r>
-        <w:rPr>
-          <w:lang w:eastAsia="pt-PT"/>
-        </w:rPr>
-        <w:t xml:space="preserve"> transformadores, disjuntores, barramentos, entre outros reutilizáveis em projetos distintos </w:t>
-      </w:r>
-      <w:r>
-        <w:rPr>
-          <w:highlight w:val="yellow"/>
-          <w:lang w:eastAsia="pt-PT"/>
-        </w:rPr>
-        <w:t>[Du &amp; Min, 2025]</w:t>
-      </w:r>
-      <w:r>
-        <w:rPr>
-          <w:lang w:eastAsia="pt-PT"/>
-        </w:rPr>
-        <w:t>.</w:t>
-      </w:r>
-      <w:r>
-        <w:rPr>
-          <w:lang w:eastAsia="pt-PT"/>
-        </w:rPr>
-        <w:t xml:space="preserve"> </w:t>
-      </w:r>
-      <w:r>
-        <w:rPr>
-          <w:lang w:eastAsia="pt-PT"/>
-        </w:rPr>
-        <w:t>A organização destes componentes numa biblioteca estruturada permite acelerar significativamente a modelação e assegurar a coerência entre projetos. A constituição desta biblioteca exige, contudo, um esforço inicial considerável, sobretudo pela necessidade de associar a cada objeto a informação técnica que caracteriza o equipamento, tarefa cuja complexidade é acrescida pelas limitações dos parâmetros nativos das ferramentas de modelação</w:t>
-      </w:r>
-      <w:r>
-        <w:rPr>
-          <w:shd w:val="clear" w:color="auto" w:fill="FFFF00"/>
-          <w:lang w:eastAsia="pt-PT"/>
-        </w:rPr>
-        <w:t xml:space="preserve"> </w:t>
-      </w:r>
-      <w:r>
-        <w:rPr>
-          <w:highlight w:val="yellow"/>
-          <w:shd w:val="clear" w:color="auto" w:fill="FFFF00"/>
-          <w:lang w:eastAsia="pt-PT"/>
-        </w:rPr>
-        <w:t>[</w:t>
-      </w:r>
-      <w:r>
-        <w:rPr>
-          <w:highlight w:val="yellow"/>
-          <w:lang w:eastAsia="pt-PT"/>
-        </w:rPr>
-        <w:t xml:space="preserve">Shi </w:t>
-      </w:r>
-      <w:r>
-        <w:rPr>
-          <w:i/>
-          <w:iCs/>
-          <w:highlight w:val="yellow"/>
-          <w:lang w:eastAsia="pt-PT"/>
-        </w:rPr>
-        <w:t>et al</w:t>
-      </w:r>
-      <w:r>
-        <w:rPr>
-          <w:highlight w:val="yellow"/>
-          <w:lang w:eastAsia="pt-PT"/>
-        </w:rPr>
-        <w:t>., 2021]</w:t>
-      </w:r>
-      <w:r>
-        <w:rPr>
-          <w:lang w:eastAsia="pt-PT"/>
-        </w:rPr>
-        <w:t>.</w:t>
-      </w:r>
-    </w:p>
-    <w:p>
-      <w:pPr>
-        <w:rPr>
-          <w:lang w:eastAsia="pt-PT"/>
-        </w:rPr>
-      </w:pPr>
-    </w:p>
-    <w:p>
-      <w:pPr>
-        <w:rPr>
-          <w:i/>
-          <w:iCs/>
-          <w:color w:val="7F7F7F"/>
+        <w:t>sextavada, em que</w:t>
+      </w:r>
+      <w:r>
+        <w:rPr>
+          <w:lang w:eastAsia="pt-PT"/>
+        </w:rPr>
+        <w:t xml:space="preserve"> a base é mais larga do que a ponta.</w:t>
+      </w:r>
+    </w:p>
+    <w:p>
+      <w:pPr>
+        <w:rPr>
           <w:lang w:eastAsia="pt-PT"/>
         </w:rPr>
       </w:pPr>
@@ -8165,1038 +10212,20 @@
           <w:highlight w:val="green"/>
           <w:lang w:eastAsia="pt-PT"/>
         </w:rPr>
-        <w:t>deteção de conflitos sobre o modelo 3D</w:t>
-      </w:r>
-    </w:p>
-    <w:p>
-      <w:pPr>
-        <w:rPr>
-          <w:lang w:eastAsia="pt-PT"/>
-        </w:rPr>
-      </w:pPr>
-    </w:p>
-    <w:p>
-      <w:pPr>
-        <w:pStyle w:val="Ttulo3"/>
-        <w:rPr>
-          <w:lang w:eastAsia="en-US"/>
-        </w:rPr>
-      </w:pPr>
-      <w:bookmarkStart w:id="29" w:name="_Toc232818141"/>
-      <w:r>
-        <w:rPr>
-          <w:lang w:eastAsia="en-US"/>
-        </w:rPr>
-        <w:t>Normas e regulamentação aplicável</w:t>
-      </w:r>
-      <w:bookmarkEnd w:id="29"/>
-    </w:p>
-    <w:p>
-      <w:pPr>
-        <w:rPr>
-          <w:lang w:eastAsia="pt-PT"/>
-        </w:rPr>
-      </w:pPr>
-      <w:r>
-        <w:rPr>
-          <w:highlight w:val="cyan"/>
-          <w:lang w:eastAsia="pt-PT"/>
-        </w:rPr>
-        <w:t xml:space="preserve">As subestações encontram-se enquadradas por um vasto conjunto de normas e regulamentos que asseguram a segurança, a fiabilidade e a interoperabilidade das instalações. A nível internacional, a referência fundamental é a norma IEC 61936-1, que estabelece os requisitos gerais de execução das instalações elétricas com tensões superiores a 1 kV em corrente alternada, abrangendo aspetos como as distâncias de segurança, a coordenação de isolamento e as medidas de proteção de pessoas </w:t>
-      </w:r>
-      <w:r>
-        <w:rPr>
-          <w:highlight w:val="cyan"/>
-          <w:lang w:eastAsia="pt-PT"/>
-        </w:rPr>
-        <w:lastRenderedPageBreak/>
-        <w:t>e bens</w:t>
-      </w:r>
-      <w:r>
-        <w:rPr>
-          <w:lang w:eastAsia="pt-PT"/>
-        </w:rPr>
-        <w:t xml:space="preserve">. </w:t>
-      </w:r>
-      <w:commentRangeStart w:id="30"/>
-      <w:r>
-        <w:rPr>
-          <w:lang w:eastAsia="pt-PT"/>
-        </w:rPr>
-        <w:t>No domínio da aparelhagem de manobra e comando, a série de normas IEC 62271 reveste-se de particular importância. A norma IEC 62271-1 define os requisitos comuns à aparelhagem de alta tensão, enquanto a IEC 62271-200 se aplica especificamente à aparelhagem sob invólucro metálico para tensões compreendidas entre 1 kV e 52 kV, característica dos quadros de média tensão. Por seu turno, a IEC 62271-203 regula a aparelhagem isolada a gás (GIS), estabelecendo os requisitos aplicáveis às instalações encapsuladas em invólucro metálico preenchido com gás isolante</w:t>
-      </w:r>
-      <w:commentRangeEnd w:id="30"/>
-      <w:r>
-        <w:rPr>
-          <w:rStyle w:val="Refdecomentrio"/>
-          <w:sz w:val="24"/>
-          <w:szCs w:val="24"/>
-          <w:shd w:val="clear" w:color="auto" w:fill="FFFF00"/>
-          <w:lang w:eastAsia="pt-PT"/>
-        </w:rPr>
-        <w:commentReference w:id="30"/>
-      </w:r>
-      <w:r>
-        <w:rPr>
-          <w:shd w:val="clear" w:color="auto" w:fill="FFFF00"/>
-          <w:lang w:eastAsia="pt-PT"/>
-        </w:rPr>
-        <w:t>[Bolotinha, 2019a].</w:t>
-      </w:r>
-    </w:p>
-    <w:p>
-      <w:pPr>
-        <w:rPr>
-          <w:lang w:eastAsia="pt-PT"/>
-        </w:rPr>
-      </w:pPr>
-      <w:commentRangeStart w:id="31"/>
-      <w:r>
-        <w:rPr>
-          <w:lang w:eastAsia="pt-PT"/>
-        </w:rPr>
-        <w:t xml:space="preserve">A nível nacional, o projeto de subestações encontra-se sujeito à regulamentação portuguesa aplicável às instalações elétricas de alta tensão, designadamente o Regulamento de Segurança de Subestações e Postos de Transformação e de Seccionamento (RSSPTS), aprovado pelo Decreto n.º 42895, de 31 de março de 1960, e posteriormente atualizado pelos Decretos Regulamentares n.º 14/77 e n.º 56/85 </w:t>
-      </w:r>
-      <w:commentRangeEnd w:id="31"/>
-      <w:r>
-        <w:rPr>
-          <w:rStyle w:val="Refdecomentrio"/>
-          <w:sz w:val="24"/>
-          <w:szCs w:val="24"/>
-          <w:highlight w:val="yellow"/>
-          <w:lang w:eastAsia="pt-PT"/>
-        </w:rPr>
-        <w:commentReference w:id="31"/>
-      </w:r>
-      <w:r>
-        <w:rPr>
-          <w:highlight w:val="yellow"/>
-          <w:lang w:eastAsia="pt-PT"/>
-        </w:rPr>
-        <w:t>[RSSPTS, 1960]</w:t>
-      </w:r>
-      <w:r>
-        <w:rPr>
-          <w:lang w:eastAsia="pt-PT"/>
-        </w:rPr>
-        <w:t xml:space="preserve">. Este regulamento fixa as condições técnicas a que devem obedecer o estabelecimento e a exploração das instalações elétricas em causa, com vista à proteção de pessoas e bens e à salvaguarda dos interesses coletivos. No âmbito de projetos desenvolvidos para o mercado do Reino Unido, como sucede nos trabalhos realizados para a </w:t>
-      </w:r>
-      <w:r>
-        <w:rPr>
-          <w:i/>
-          <w:iCs/>
-          <w:lang w:eastAsia="pt-PT"/>
-        </w:rPr>
-        <w:t xml:space="preserve">Scottish and Southern Electricity Networks </w:t>
-      </w:r>
-      <w:r>
-        <w:rPr>
-          <w:lang w:eastAsia="pt-PT"/>
-        </w:rPr>
-        <w:t xml:space="preserve">(SSEN), é igualmente aplicável a norma </w:t>
-      </w:r>
-      <w:commentRangeStart w:id="32"/>
-      <w:r>
-        <w:rPr>
-          <w:lang w:eastAsia="pt-PT"/>
-        </w:rPr>
-        <w:t>britânica BS EN 61936-1, que corresponde à transposição da norma europeia equivalente.</w:t>
-      </w:r>
-      <w:commentRangeEnd w:id="32"/>
-      <w:r>
-        <w:rPr>
-          <w:rStyle w:val="Refdecomentrio"/>
-          <w:sz w:val="24"/>
-          <w:szCs w:val="24"/>
-          <w:lang w:eastAsia="pt-PT"/>
-        </w:rPr>
-        <w:commentReference w:id="32"/>
-      </w:r>
-    </w:p>
-    <w:p>
-      <w:pPr>
-        <w:rPr>
-          <w:lang w:eastAsia="pt-PT"/>
-        </w:rPr>
-      </w:pPr>
-      <w:r>
-        <w:rPr>
-          <w:lang w:eastAsia="pt-PT"/>
-        </w:rPr>
-        <w:t xml:space="preserve">Importa ainda salientar que a utilização do hexafluoreto de enxofre (SF6), apesar de constituir o gás isolante predominante em aparelhagem de média e alta tensão devido às suas excelentes propriedades dielétricas, possui um potencial de aquecimento global muito elevado, na ordem de várias dezenas de milhares de vezes superior ao do dióxido de carbono, bem como um tempo de permanência na atmosfera de vários milhares de anos </w:t>
-      </w:r>
-      <w:r>
-        <w:rPr>
-          <w:highlight w:val="yellow"/>
-          <w:lang w:eastAsia="pt-PT"/>
-        </w:rPr>
-        <w:t>[UE, 2024]</w:t>
-      </w:r>
-      <w:r>
-        <w:rPr>
-          <w:lang w:eastAsia="pt-PT"/>
-        </w:rPr>
-        <w:t>. Por este motivo, o Regulamento (UE) 2024/573, relativo aos gases fluorados com efeito de estufa, estabelece a descontinuação progressiva da sua utilização, proibindo a entrada em funcionamento de comutadores elétricos de</w:t>
-      </w:r>
-      <w:r>
-        <w:rPr>
-          <w:shd w:val="clear" w:color="auto" w:fill="FFFF00"/>
-          <w:lang w:eastAsia="pt-PT"/>
-        </w:rPr>
-        <w:t xml:space="preserve"> </w:t>
-      </w:r>
-      <w:r>
-        <w:rPr>
-          <w:lang w:eastAsia="pt-PT"/>
-        </w:rPr>
-        <w:t xml:space="preserve">média tensão para distribuição primária e secundária até 24 kV que recorram ao SF6 como meio isolante ou de interrupção, a partir de 1 de janeiro de 2026, estendendo-se a proibição a equipamentos de tensão superior em fases posteriores </w:t>
-      </w:r>
-      <w:r>
-        <w:rPr>
-          <w:highlight w:val="yellow"/>
-          <w:lang w:eastAsia="pt-PT"/>
-        </w:rPr>
-        <w:t>[UE, 2024]</w:t>
-      </w:r>
-      <w:r>
-        <w:rPr>
-          <w:lang w:eastAsia="pt-PT"/>
-        </w:rPr>
-        <w:t>. Neste contexto, têm vindo a ser desenvolvidas soluções isentas de SF6 (</w:t>
-      </w:r>
-      <w:r>
-        <w:rPr>
-          <w:i/>
-          <w:iCs/>
-          <w:lang w:eastAsia="pt-PT"/>
-        </w:rPr>
-        <w:t>SF6-free</w:t>
-      </w:r>
-      <w:r>
-        <w:rPr>
-          <w:lang w:eastAsia="pt-PT"/>
-        </w:rPr>
-        <w:t>), baseadas no isolamento a ar puro combinado com isolamento sólido e em tecnologias de corte no vácuo, que tenderão a substituir gradualmente as soluções convencionais.</w:t>
-      </w:r>
-    </w:p>
-    <w:p>
-      <w:pPr>
-        <w:rPr>
-          <w:lang w:eastAsia="pt-PT"/>
-        </w:rPr>
-      </w:pPr>
-      <w:r>
-        <w:rPr>
-          <w:lang w:eastAsia="pt-PT"/>
-        </w:rPr>
-        <w:lastRenderedPageBreak/>
-        <w:t xml:space="preserve">Por fim, no que respeita à própria metodologia de modelação, a série de normas ISO 19650 estabelece os princípios e os requisitos para a organização e a gestão da informação ao longo do ciclo de vida dos ativos construídos, recorrendo ao BIM. A norma ISO 19650-1 define os conceitos e princípios gerais aplicáveis à gestão da informação suportada por modelos digitais, constituindo a referência normativa de enquadramento para a adoção desta metodologia em projetos de infraestruturas, incluindo as subestações elétricas </w:t>
-      </w:r>
-      <w:r>
-        <w:rPr>
-          <w:highlight w:val="yellow"/>
-          <w:lang w:eastAsia="pt-PT"/>
-        </w:rPr>
-        <w:t>[ISO 19650-1, 2018]</w:t>
-      </w:r>
-      <w:r>
-        <w:rPr>
-          <w:lang w:eastAsia="pt-PT"/>
-        </w:rPr>
-        <w:t>.</w:t>
-      </w:r>
-    </w:p>
-    <w:p>
-      <w:pPr>
-        <w:spacing w:before="0" w:after="120"/>
-        <w:ind w:firstLine="0"/>
-        <w:rPr>
-          <w:lang w:eastAsia="pt-PT"/>
-        </w:rPr>
-      </w:pPr>
-    </w:p>
-    <w:p>
-      <w:pPr>
-        <w:spacing w:before="0" w:after="120"/>
-        <w:ind w:firstLine="0"/>
-        <w:rPr>
-          <w:lang w:eastAsia="pt-PT"/>
-        </w:rPr>
-      </w:pPr>
-    </w:p>
-    <w:p>
-      <w:pPr>
-        <w:pStyle w:val="Ttulo1"/>
-        <w:rPr>
-          <w:lang w:val="pt-PT" w:eastAsia="pt-PT"/>
-        </w:rPr>
-      </w:pPr>
-      <w:bookmarkStart w:id="33" w:name="_Toc232818142"/>
-      <w:r>
-        <w:rPr>
-          <w:lang w:val="pt-PT" w:eastAsia="pt-PT"/>
-        </w:rPr>
-        <w:t>Evolução e desenvolvimento de competências no Revit</w:t>
-      </w:r>
-      <w:bookmarkEnd w:id="33"/>
-    </w:p>
-    <w:p>
-      <w:pPr>
-        <w:pStyle w:val="Ttulo2"/>
-        <w:rPr>
-          <w:lang w:val="pt-PT" w:eastAsia="en-US"/>
-        </w:rPr>
-      </w:pPr>
-      <w:bookmarkStart w:id="34" w:name="_Toc232818143"/>
-      <w:r>
-        <w:rPr>
-          <w:lang w:val="pt-PT" w:eastAsia="en-US"/>
-        </w:rPr>
-        <w:t>Introdução à ferramenta e primeiros desafios</w:t>
-      </w:r>
-      <w:bookmarkEnd w:id="34"/>
-    </w:p>
-    <w:p>
-      <w:pPr>
-        <w:rPr>
-          <w:rFonts w:eastAsiaTheme="minorHAnsi"/>
-          <w:lang w:eastAsia="en-US"/>
-        </w:rPr>
-      </w:pPr>
-      <w:r>
-        <w:rPr>
-          <w:rFonts w:eastAsiaTheme="minorHAnsi"/>
-          <w:lang w:eastAsia="en-US"/>
-        </w:rPr>
-        <w:t>Apresenta-se uma ferramenta de modelação tridimensional integrada no conceito BIM (</w:t>
-      </w:r>
-      <w:r>
-        <w:rPr>
-          <w:rFonts w:eastAsiaTheme="minorHAnsi"/>
-          <w:i/>
-          <w:iCs/>
-          <w:lang w:eastAsia="en-US"/>
-        </w:rPr>
-        <w:t>Building Information Modeling</w:t>
-      </w:r>
-      <w:r>
-        <w:rPr>
-          <w:rFonts w:eastAsiaTheme="minorHAnsi"/>
-          <w:lang w:eastAsia="en-US"/>
-        </w:rPr>
-        <w:t>), amplamente utilizada em projetos de engenharia e arquitetura. Ao contrário do AutoCAD, não opera sobre ficheiros de linhas e geometrias independentes, mas sobre um modelo centralizado no qual cada elemento possui atributos técnicos associados, dimensões, materiais, referências de fabricante. Esta diferença fundamental implica uma mudança de abordagem, enquanto, no AutoCAD o trabalho é essencialmente bidimensional e organizado por vistas independentes, o modelo é tridimensional e único, e as diversas vistas como plantas, cortes, elevações são geradas automaticamente a partir desse modelo.</w:t>
-      </w:r>
-    </w:p>
-    <w:p>
-      <w:pPr>
-        <w:rPr>
-          <w:lang w:eastAsia="pt-PT"/>
-        </w:rPr>
-      </w:pPr>
-      <w:r>
-        <w:rPr>
-          <w:lang w:eastAsia="pt-PT"/>
-        </w:rPr>
-        <w:t>A geometria 3D resulta da operação sobre perfis 2D definidos em planos de trabalho, todos os elementos modelados no Revit são organizados sob o conceito de família, um objeto paramétrico reutilizável ou não, com geometria e parâmetros definidos, que pode ser instanciado múltiplas vezes num projeto ou com diferentes tipos transportados entre vários projetos. A distinção entre família e modelo de projeto é um dos primeiros conceitos que o utilizador tem de assimilar, e a sua compreensão plena apenas se consolida com o uso diário da ferramenta.</w:t>
-      </w:r>
-    </w:p>
-    <w:p>
-      <w:pPr>
-        <w:rPr>
-          <w:rFonts w:eastAsiaTheme="minorHAnsi"/>
-          <w:lang w:eastAsia="en-US"/>
-        </w:rPr>
-      </w:pPr>
-      <w:r>
-        <w:rPr>
-          <w:rFonts w:eastAsiaTheme="minorHAnsi"/>
-          <w:lang w:eastAsia="en-US"/>
-        </w:rPr>
-        <w:t xml:space="preserve">Uma das características mais marcantes do Revit, </w:t>
-      </w:r>
-      <w:r>
-        <w:rPr>
-          <w:rFonts w:eastAsiaTheme="minorHAnsi"/>
-          <w:lang w:eastAsia="en-US"/>
-        </w:rPr>
-        <w:t>é</w:t>
-      </w:r>
-      <w:r>
-        <w:rPr>
-          <w:rFonts w:eastAsiaTheme="minorHAnsi"/>
-          <w:lang w:eastAsia="en-US"/>
-        </w:rPr>
-        <w:t xml:space="preserve"> que exige adaptação por parte de quem esta iniciar, a forma como a ferramenta gere as restrições geométricas, imp</w:t>
-      </w:r>
-      <w:r>
-        <w:rPr>
-          <w:rFonts w:eastAsiaTheme="minorHAnsi"/>
-          <w:lang w:eastAsia="en-US"/>
-        </w:rPr>
-        <w:t>ondo</w:t>
-      </w:r>
-      <w:r>
-        <w:rPr>
-          <w:rFonts w:eastAsiaTheme="minorHAnsi"/>
-          <w:lang w:eastAsia="en-US"/>
-        </w:rPr>
-        <w:t xml:space="preserve"> uma lógica interna rigorosa, na qual determinadas operações só são possíveis em condições específicas, e o programa sinaliza através de mensagens de erro</w:t>
-      </w:r>
-      <w:r>
-        <w:rPr>
-          <w:rFonts w:eastAsiaTheme="minorHAnsi"/>
-          <w:lang w:eastAsia="en-US"/>
-        </w:rPr>
-        <w:t>,</w:t>
-      </w:r>
-      <w:r>
-        <w:rPr>
-          <w:rFonts w:eastAsiaTheme="minorHAnsi"/>
-          <w:lang w:eastAsia="en-US"/>
-        </w:rPr>
-        <w:t xml:space="preserve"> representa</w:t>
-      </w:r>
-      <w:r>
-        <w:rPr>
-          <w:rFonts w:eastAsiaTheme="minorHAnsi"/>
-          <w:lang w:eastAsia="en-US"/>
-        </w:rPr>
-        <w:t>ndo</w:t>
-      </w:r>
-      <w:r>
-        <w:rPr>
-          <w:rFonts w:eastAsiaTheme="minorHAnsi"/>
-          <w:lang w:eastAsia="en-US"/>
-        </w:rPr>
-        <w:t xml:space="preserve"> uma aprendizagem significativa </w:t>
-      </w:r>
-      <w:r>
-        <w:rPr>
-          <w:rFonts w:eastAsiaTheme="minorHAnsi"/>
-          <w:lang w:eastAsia="en-US"/>
-        </w:rPr>
-        <w:t xml:space="preserve">demorada </w:t>
-      </w:r>
-      <w:r>
-        <w:rPr>
-          <w:rFonts w:eastAsiaTheme="minorHAnsi"/>
-          <w:lang w:eastAsia="en-US"/>
-        </w:rPr>
-        <w:lastRenderedPageBreak/>
-        <w:t>de</w:t>
-      </w:r>
-      <w:r>
-        <w:rPr>
-          <w:rFonts w:eastAsiaTheme="minorHAnsi"/>
-          <w:lang w:eastAsia="en-US"/>
-        </w:rPr>
-        <w:t>vido a</w:t>
-      </w:r>
-      <w:r>
-        <w:rPr>
-          <w:rFonts w:eastAsiaTheme="minorHAnsi"/>
-          <w:lang w:eastAsia="en-US"/>
-        </w:rPr>
-        <w:t xml:space="preserve"> conseguir resolver esses problemas</w:t>
-      </w:r>
-      <w:r>
-        <w:rPr>
-          <w:rFonts w:eastAsiaTheme="minorHAnsi"/>
-          <w:lang w:eastAsia="en-US"/>
-        </w:rPr>
-        <w:t>, apenas c</w:t>
-      </w:r>
-      <w:r>
-        <w:rPr>
-          <w:rFonts w:eastAsiaTheme="minorHAnsi"/>
-          <w:lang w:eastAsia="en-US"/>
-        </w:rPr>
-        <w:t>om a prática diária, a lógica torna-se intuitiva.</w:t>
-      </w:r>
-    </w:p>
-    <w:p>
-      <w:pPr>
-        <w:pStyle w:val="Ttulo2"/>
-        <w:rPr>
-          <w:lang w:eastAsia="en-US"/>
-        </w:rPr>
-      </w:pPr>
-      <w:bookmarkStart w:id="35" w:name="_Toc232818144"/>
-      <w:r>
-        <w:rPr>
-          <w:lang w:eastAsia="en-US"/>
-        </w:rPr>
-        <w:t>Famílias</w:t>
-      </w:r>
-      <w:bookmarkEnd w:id="35"/>
-    </w:p>
-    <w:p>
-      <w:pPr>
-        <w:rPr>
-          <w:lang w:eastAsia="pt-PT"/>
-        </w:rPr>
-      </w:pPr>
-      <w:r>
-        <w:rPr>
-          <w:lang w:eastAsia="pt-PT"/>
-        </w:rPr>
-        <w:t xml:space="preserve"> No contexto do projeto de subestações de </w:t>
-      </w:r>
-      <w:r>
-        <w:rPr>
-          <w:lang w:eastAsia="pt-PT"/>
-        </w:rPr>
-        <w:t>AT/MT</w:t>
-      </w:r>
-      <w:r>
-        <w:rPr>
-          <w:lang w:eastAsia="pt-PT"/>
-        </w:rPr>
-        <w:t>, de</w:t>
-      </w:r>
-      <w:r>
-        <w:rPr>
-          <w:lang w:eastAsia="pt-PT"/>
-        </w:rPr>
-        <w:t>senvolver</w:t>
-      </w:r>
-      <w:r>
-        <w:rPr>
-          <w:lang w:eastAsia="pt-PT"/>
-        </w:rPr>
-        <w:t xml:space="preserve"> famílias no Revit constitui uma das tarefas mais exigentes e determinantes para a qualidade do modelo. Uma subestação é composta por uma grande diversidade de componentes tanto civis, eletrotécnicos como eletromecânicos cuja representação tridimensional</w:t>
-      </w:r>
-      <w:r>
-        <w:rPr>
-          <w:lang w:eastAsia="pt-PT"/>
-        </w:rPr>
-        <w:t xml:space="preserve">, </w:t>
-      </w:r>
-      <w:r>
-        <w:rPr>
-          <w:lang w:eastAsia="pt-PT"/>
-        </w:rPr>
-        <w:t>fiel</w:t>
-      </w:r>
-      <w:r>
-        <w:rPr>
-          <w:lang w:eastAsia="pt-PT"/>
-        </w:rPr>
-        <w:t xml:space="preserve">, </w:t>
-      </w:r>
-      <w:r>
-        <w:rPr>
-          <w:lang w:eastAsia="pt-PT"/>
-        </w:rPr>
-        <w:t>exige que cada família seja construída de raiz, uma vez que o</w:t>
-      </w:r>
-      <w:r>
-        <w:rPr>
-          <w:lang w:eastAsia="pt-PT"/>
-        </w:rPr>
-        <w:t xml:space="preserve"> Revit</w:t>
-      </w:r>
-      <w:r>
-        <w:rPr>
-          <w:lang w:eastAsia="pt-PT"/>
-        </w:rPr>
-        <w:t xml:space="preserve"> não dispõe nativamente das famílias específicas necessárias a este tipo de instalação. O processo para criar famílias envolve três fases distintas e sequenciais a investigação das referências técnica do componente a modelar, a modelação e parametrização</w:t>
-      </w:r>
-      <w:r>
-        <w:rPr>
-          <w:lang w:eastAsia="pt-PT"/>
-        </w:rPr>
-        <w:t xml:space="preserve">, </w:t>
-      </w:r>
-      <w:r>
-        <w:rPr>
-          <w:lang w:eastAsia="pt-PT"/>
-        </w:rPr>
-        <w:t>e a sua integração no modelo de subestação.</w:t>
-      </w:r>
-      <w:r>
-        <w:rPr>
-          <w:lang w:eastAsia="pt-PT"/>
-        </w:rPr>
-        <w:t xml:space="preserve"> </w:t>
-      </w:r>
-      <w:r>
-        <w:rPr>
-          <w:lang w:eastAsia="pt-PT"/>
-        </w:rPr>
-        <w:t xml:space="preserve">Numa fase inicial de aprendizagem, é comum recorrer-se ao AutoCAD como ponto de partida para a modelação no Revit, processo típico que consiste em desenvolver o elemento a duas dimensões, ao definir as vistas com rigor, e posteriormente construir uma perspetiva tridimensional no próprio AutoCAD como referência visual. Este modelo de referência é então utilizado como base para a modelação no Revit, sendo assim importando para o mesmo, onde o utilizador navega entre as seis vistas </w:t>
-      </w:r>
-      <w:r>
-        <w:rPr>
-          <w:lang w:eastAsia="pt-PT"/>
-        </w:rPr>
-        <w:t>disponíveis</w:t>
-      </w:r>
-      <w:r>
-        <w:rPr>
-          <w:lang w:eastAsia="pt-PT"/>
-        </w:rPr>
-        <w:t xml:space="preserve"> e vai desenhando por cima, desse esboço, ajustando as geometrias até obter o elemento pretendido. Esta abordagem, embora eficaz para quem está a iniciar o contacto com a ferramenta, revela-se progressivamente demorada, e à medida que </w:t>
-      </w:r>
-      <w:r>
-        <w:rPr>
-          <w:lang w:eastAsia="pt-PT"/>
-        </w:rPr>
-        <w:t xml:space="preserve">se </w:t>
-      </w:r>
-      <w:r>
-        <w:rPr>
-          <w:lang w:eastAsia="pt-PT"/>
-        </w:rPr>
-        <w:t>consolida o domínio</w:t>
-      </w:r>
-      <w:r>
-        <w:rPr>
-          <w:lang w:eastAsia="pt-PT"/>
-        </w:rPr>
-        <w:t xml:space="preserve"> da mesma</w:t>
-      </w:r>
-      <w:r>
-        <w:rPr>
-          <w:lang w:eastAsia="pt-PT"/>
-        </w:rPr>
-        <w:t>, tende</w:t>
-      </w:r>
-      <w:r>
-        <w:rPr>
-          <w:lang w:eastAsia="pt-PT"/>
-        </w:rPr>
-        <w:t>-se</w:t>
-      </w:r>
-      <w:r>
-        <w:rPr>
-          <w:lang w:eastAsia="pt-PT"/>
-        </w:rPr>
-        <w:t xml:space="preserve"> a abandoná-la em favor da modelação direta. Com a prática, </w:t>
-      </w:r>
-      <w:r>
-        <w:rPr>
-          <w:lang w:eastAsia="pt-PT"/>
-        </w:rPr>
-        <w:t>começa-se</w:t>
-      </w:r>
-      <w:r>
-        <w:rPr>
-          <w:lang w:eastAsia="pt-PT"/>
-        </w:rPr>
-        <w:t xml:space="preserve"> a trabalhar diretamente, </w:t>
-      </w:r>
-      <w:r>
-        <w:rPr>
-          <w:lang w:eastAsia="pt-PT"/>
-        </w:rPr>
-        <w:t>desenhado</w:t>
-      </w:r>
-      <w:r>
-        <w:rPr>
-          <w:lang w:eastAsia="pt-PT"/>
-        </w:rPr>
-        <w:t xml:space="preserve"> as geometrias a partir d</w:t>
-      </w:r>
-      <w:r>
-        <w:rPr>
-          <w:lang w:eastAsia="pt-PT"/>
-        </w:rPr>
-        <w:t xml:space="preserve">as vistas </w:t>
-      </w:r>
-      <w:r>
-        <w:rPr>
-          <w:lang w:eastAsia="pt-PT"/>
-        </w:rPr>
-        <w:t>bidimensionais da própria ferramenta, que s</w:t>
-      </w:r>
-      <w:r>
-        <w:rPr>
-          <w:lang w:eastAsia="pt-PT"/>
-        </w:rPr>
-        <w:t>e torna depois num elemento 3D.</w:t>
-      </w:r>
-      <w:r>
-        <w:rPr>
-          <w:lang w:eastAsia="pt-PT"/>
-        </w:rPr>
-        <w:t xml:space="preserve"> </w:t>
-      </w:r>
-    </w:p>
-    <w:p>
-      <w:pPr>
-        <w:pStyle w:val="Ttulo3"/>
-        <w:rPr>
-          <w:lang w:val="pt-PT" w:eastAsia="en-US"/>
-        </w:rPr>
-      </w:pPr>
-      <w:bookmarkStart w:id="36" w:name="_Toc232818145"/>
-      <w:r>
-        <w:rPr>
-          <w:lang w:val="pt-PT" w:eastAsia="en-US"/>
-        </w:rPr>
-        <w:t>Processo de investigação e referenciação técnica</w:t>
-      </w:r>
-      <w:bookmarkEnd w:id="36"/>
-    </w:p>
-    <w:p>
-      <w:pPr>
-        <w:rPr>
-          <w:lang w:eastAsia="pt-PT"/>
-        </w:rPr>
-      </w:pPr>
-      <w:r>
-        <w:rPr>
-          <w:lang w:eastAsia="pt-PT"/>
-        </w:rPr>
-        <w:t>Antes de iniciar a modelação de qualquer componente no Revit, é necessário reunir a informação</w:t>
-      </w:r>
-      <w:r>
-        <w:rPr>
-          <w:lang w:eastAsia="pt-PT"/>
-        </w:rPr>
-        <w:t xml:space="preserve"> das</w:t>
-      </w:r>
-      <w:r>
-        <w:rPr>
-          <w:lang w:eastAsia="pt-PT"/>
-        </w:rPr>
-        <w:t xml:space="preserve"> dimens</w:t>
-      </w:r>
-      <w:r>
-        <w:rPr>
-          <w:lang w:eastAsia="pt-PT"/>
-        </w:rPr>
-        <w:t>ões</w:t>
-      </w:r>
-      <w:r>
-        <w:rPr>
-          <w:lang w:eastAsia="pt-PT"/>
-        </w:rPr>
-        <w:t xml:space="preserve"> e técnica que sustente a representação geométrica a </w:t>
-      </w:r>
-      <w:r>
-        <w:rPr>
-          <w:lang w:eastAsia="pt-PT"/>
-        </w:rPr>
-        <w:t>ser modelada</w:t>
-      </w:r>
-      <w:r>
-        <w:rPr>
-          <w:lang w:eastAsia="pt-PT"/>
-        </w:rPr>
-        <w:t xml:space="preserve">. Esta etapa é determinante para garantir que a família criada reflita com fidelidade o equipamento real, assegurando a utilidade </w:t>
-      </w:r>
-      <w:r>
-        <w:rPr>
-          <w:lang w:eastAsia="pt-PT"/>
-        </w:rPr>
-        <w:t>n</w:t>
-      </w:r>
-      <w:r>
-        <w:rPr>
-          <w:lang w:eastAsia="pt-PT"/>
-        </w:rPr>
-        <w:t>o modelo para efeitos de projeto</w:t>
-      </w:r>
-      <w:r>
-        <w:rPr>
-          <w:lang w:eastAsia="pt-PT"/>
-        </w:rPr>
-        <w:t>.</w:t>
-      </w:r>
-    </w:p>
-    <w:p>
-      <w:pPr>
-        <w:rPr>
-          <w:lang w:eastAsia="pt-PT"/>
-        </w:rPr>
-      </w:pPr>
-      <w:r>
-        <w:rPr>
-          <w:lang w:eastAsia="pt-PT"/>
-        </w:rPr>
-        <w:t xml:space="preserve">A </w:t>
-      </w:r>
-      <w:r>
-        <w:rPr>
-          <w:lang w:eastAsia="pt-PT"/>
-        </w:rPr>
-        <w:t>as dimensões</w:t>
-      </w:r>
-      <w:r>
-        <w:rPr>
-          <w:lang w:eastAsia="pt-PT"/>
-        </w:rPr>
-        <w:t xml:space="preserve"> pode</w:t>
-      </w:r>
-      <w:r>
-        <w:rPr>
-          <w:lang w:eastAsia="pt-PT"/>
-        </w:rPr>
-        <w:t>m</w:t>
-      </w:r>
-      <w:r>
-        <w:rPr>
-          <w:lang w:eastAsia="pt-PT"/>
-        </w:rPr>
-        <w:t xml:space="preserve"> ter diferentes origens consoante o tipo de componente e o contexto do projeto</w:t>
-      </w:r>
-      <w:r>
-        <w:rPr>
-          <w:lang w:eastAsia="pt-PT"/>
-        </w:rPr>
-        <w:t>, p</w:t>
-      </w:r>
-      <w:r>
-        <w:rPr>
-          <w:lang w:eastAsia="pt-PT"/>
-        </w:rPr>
-        <w:t xml:space="preserve">ara equipamentos normalizados como vigas e cabos as dimensões encontram-se tipicamente definidas em normas técnicas, que fixam as geometrias e tolerâncias admissíveis para </w:t>
-      </w:r>
-      <w:r>
-        <w:rPr>
-          <w:lang w:eastAsia="pt-PT"/>
-        </w:rPr>
-        <w:lastRenderedPageBreak/>
-        <w:t>cada tipo. Para equipamentos mais específicos, como transformadores, quadros de média tensão (QMT), parafusos, ligadores, terminais de cabo, tubos e barramentos, recorre-se às fichas técnicas (</w:t>
-      </w:r>
-      <w:r>
-        <w:rPr>
-          <w:i/>
-          <w:iCs/>
-          <w:lang w:eastAsia="pt-PT"/>
-        </w:rPr>
-        <w:t>datasheets)</w:t>
-      </w:r>
-      <w:r>
-        <w:rPr>
-          <w:lang w:eastAsia="pt-PT"/>
-        </w:rPr>
-        <w:t xml:space="preserve"> disponibilizados pelos fabricantes, que incluem as dimensões de conjunto, em alguns casos, desenhos técnicos em formato .dwg que servem de base à modelaçã</w:t>
-      </w:r>
-      <w:r>
-        <w:rPr>
-          <w:lang w:eastAsia="pt-PT"/>
-        </w:rPr>
-        <w:t>o</w:t>
-      </w:r>
-      <w:r>
-        <w:rPr>
-          <w:lang w:eastAsia="pt-PT"/>
-        </w:rPr>
-        <w:t xml:space="preserve">, contudo, </w:t>
-      </w:r>
-      <w:r>
-        <w:rPr>
-          <w:lang w:eastAsia="pt-PT"/>
-        </w:rPr>
-        <w:t xml:space="preserve">existem </w:t>
-      </w:r>
-      <w:r>
-        <w:rPr>
-          <w:lang w:eastAsia="pt-PT"/>
-        </w:rPr>
-        <w:t>situações em que a informação d</w:t>
-      </w:r>
-      <w:r>
-        <w:rPr>
-          <w:lang w:eastAsia="pt-PT"/>
-        </w:rPr>
-        <w:t>as dimensões</w:t>
-      </w:r>
-      <w:r>
-        <w:rPr>
-          <w:lang w:eastAsia="pt-PT"/>
-        </w:rPr>
-        <w:t xml:space="preserve"> não está completamente disponível, nomeadamente em componentes de carácter mais específico, </w:t>
-      </w:r>
-      <w:r>
-        <w:rPr>
-          <w:lang w:eastAsia="pt-PT"/>
-        </w:rPr>
-        <w:t>n</w:t>
-      </w:r>
-      <w:r>
-        <w:rPr>
-          <w:lang w:eastAsia="pt-PT"/>
-        </w:rPr>
-        <w:t>estas circunstâncias, o processo de referenciação envolve a consulta a engenheiros experientes da equipa tanto da especialidade eletrotécnica como da especialidade civil, com base no seu conhecimento do projeto e das soluções construtivas habituais, permit</w:t>
-      </w:r>
-      <w:r>
-        <w:rPr>
-          <w:lang w:eastAsia="pt-PT"/>
-        </w:rPr>
-        <w:t>indo</w:t>
-      </w:r>
-      <w:r>
-        <w:rPr>
-          <w:lang w:eastAsia="pt-PT"/>
-        </w:rPr>
-        <w:t xml:space="preserve"> estimar ou validar as dimensões a adotar. Esta articulação entre o modelador e os engenheiros encarregues do modelo é um aspeto intrínseco ao processo de criação de famílias em contexto de gabinete de projeto, e reflete a importância e a natureza multidisciplinar do trabalho desenvolvido.</w:t>
-      </w:r>
-    </w:p>
-    <w:p>
-      <w:pPr>
-        <w:pStyle w:val="Ttulo3"/>
-        <w:rPr>
-          <w:lang w:eastAsia="en-US"/>
-        </w:rPr>
-      </w:pPr>
-      <w:bookmarkStart w:id="37" w:name="_Toc232818146"/>
-      <w:r>
-        <w:rPr>
-          <w:lang w:eastAsia="en-US"/>
-        </w:rPr>
-        <w:t>Modelação e parametrização</w:t>
-      </w:r>
-      <w:bookmarkEnd w:id="37"/>
-      <w:r>
-        <w:rPr>
-          <w:lang w:eastAsia="en-US"/>
-        </w:rPr>
-        <w:t xml:space="preserve"> </w:t>
-      </w:r>
-    </w:p>
-    <w:p>
-      <w:pPr>
-        <w:rPr>
-          <w:lang w:eastAsia="pt-PT"/>
-        </w:rPr>
-      </w:pPr>
-      <w:r>
-        <w:rPr>
-          <w:lang w:eastAsia="pt-PT"/>
-        </w:rPr>
-        <w:t>Criar</w:t>
-      </w:r>
-      <w:r>
-        <w:rPr>
-          <w:lang w:eastAsia="pt-PT"/>
-        </w:rPr>
-        <w:t xml:space="preserve"> uma família no Revit realiza-se num ambiente de edição próprio, distinto do modelo, no qual define</w:t>
-      </w:r>
-      <w:r>
-        <w:rPr>
-          <w:lang w:eastAsia="pt-PT"/>
-        </w:rPr>
-        <w:t>-se</w:t>
-      </w:r>
-      <w:r>
-        <w:rPr>
-          <w:lang w:eastAsia="pt-PT"/>
-        </w:rPr>
-        <w:t xml:space="preserve"> a geometria do objeto a partir de operações sobre perfis bidimensionais. As operações de modelação mais frequentes na criação de famílias para subestações são a extrusão (</w:t>
-      </w:r>
-      <w:r>
-        <w:rPr>
-          <w:i/>
-          <w:iCs/>
-          <w:lang w:eastAsia="pt-PT"/>
-        </w:rPr>
-        <w:t>extrusion</w:t>
-      </w:r>
-      <w:r>
-        <w:rPr>
-          <w:lang w:eastAsia="pt-PT"/>
-        </w:rPr>
-        <w:t>), o varrimento (</w:t>
-      </w:r>
-      <w:r>
-        <w:rPr>
-          <w:i/>
-          <w:iCs/>
-          <w:lang w:eastAsia="pt-PT"/>
-        </w:rPr>
-        <w:t>sweep</w:t>
-      </w:r>
-      <w:r>
-        <w:rPr>
-          <w:lang w:eastAsia="pt-PT"/>
-        </w:rPr>
-        <w:t>), a mistura (</w:t>
-      </w:r>
-      <w:r>
-        <w:rPr>
-          <w:i/>
-          <w:iCs/>
-          <w:lang w:eastAsia="pt-PT"/>
-        </w:rPr>
-        <w:t>blend</w:t>
-      </w:r>
-      <w:r>
-        <w:rPr>
-          <w:lang w:eastAsia="pt-PT"/>
-        </w:rPr>
-        <w:t>), o varrimento misturado (</w:t>
-      </w:r>
-      <w:r>
-        <w:rPr>
-          <w:i/>
-          <w:iCs/>
-          <w:lang w:eastAsia="pt-PT"/>
-        </w:rPr>
-        <w:t>sweep blend</w:t>
-      </w:r>
-      <w:r>
-        <w:rPr>
-          <w:lang w:eastAsia="pt-PT"/>
-        </w:rPr>
-        <w:t>) e as respetivas versões de subtração (</w:t>
-      </w:r>
-      <w:r>
-        <w:rPr>
-          <w:i/>
-          <w:iCs/>
-          <w:lang w:eastAsia="pt-PT"/>
-        </w:rPr>
-        <w:t>void</w:t>
-      </w:r>
-      <w:r>
-        <w:rPr>
-          <w:lang w:eastAsia="pt-PT"/>
-        </w:rPr>
-        <w:t>), apresentadas a seguir com exemplos de aplicação.</w:t>
-      </w:r>
-      <w:r>
-        <w:rPr>
-          <w:lang w:eastAsia="pt-PT"/>
-        </w:rPr>
-        <w:t xml:space="preserve"> </w:t>
-      </w:r>
-      <w:r>
-        <w:rPr>
-          <w:highlight w:val="red"/>
-          <w:lang w:eastAsia="pt-PT"/>
-        </w:rPr>
-        <w:t>[ADICIONAR O REVOLVE]</w:t>
-      </w:r>
-    </w:p>
-    <w:p>
-      <w:pPr>
-        <w:rPr>
-          <w:lang w:eastAsia="pt-PT"/>
-        </w:rPr>
-      </w:pPr>
-      <w:r>
-        <w:rPr>
-          <w:lang w:eastAsia="pt-PT"/>
-        </w:rPr>
-        <w:t>A extrusão (</w:t>
-      </w:r>
-      <w:r>
-        <w:rPr>
-          <w:i/>
-          <w:iCs/>
-          <w:lang w:eastAsia="pt-PT"/>
-        </w:rPr>
-        <w:t>extrusion</w:t>
-      </w:r>
-      <w:r>
-        <w:rPr>
-          <w:lang w:eastAsia="pt-PT"/>
-        </w:rPr>
-        <w:t xml:space="preserve">) consiste em projetar um perfil 2D ao longo de uma direção perpendicular para gerar um volume, ao ser ajustado noutra vista, sendo adequada a elementos de secção constante ao longo de todo o seu comprimento, como um perfil de viga ou um barramento. </w:t>
+        <w:t>blend aplicado a um parafuso de cabeça sextavada: perfis de topo e de base e respetiva interpolação.</w:t>
+      </w:r>
+    </w:p>
+    <w:p>
+      <w:pPr>
+        <w:rPr>
+          <w:lang w:eastAsia="pt-PT"/>
+        </w:rPr>
+      </w:pPr>
+      <w:r>
+        <w:rPr>
+          <w:lang w:eastAsia="pt-PT"/>
+        </w:rPr>
+        <w:t>O varrimento misturado (sweep blend) combina as duas operações anteriores, sendo utilizado quando o elemento percorre uma trajetória definida por exemplo, helicoidal apresentando ou não simultaneamente uma secção variável ao longo desse percurso, como sucede numa anilha de pressão.</w:t>
       </w:r>
     </w:p>
     <w:p>
@@ -9213,20 +10242,20 @@
           <w:highlight w:val="green"/>
           <w:lang w:eastAsia="pt-PT"/>
         </w:rPr>
-        <w:t>extrusão aplicada a um perfil de viga: perfil 2D e respetivo volume gerado por extrusão.</w:t>
-      </w:r>
-    </w:p>
-    <w:p>
-      <w:pPr>
-        <w:rPr>
-          <w:lang w:eastAsia="pt-PT"/>
-        </w:rPr>
-      </w:pPr>
-      <w:r>
-        <w:rPr>
-          <w:lang w:eastAsia="pt-PT"/>
-        </w:rPr>
-        <w:t>O varrimento (sweep) percorre um perfil ao longo de uma trajetória definida, sendo particularmente útil para elementos cuja geometria acompanha um percurso, como tubos ou cabos.</w:t>
+        <w:t>sweep blend aplicado a uma anilha de pressão: trajetória helicoidal com secção variável.</w:t>
+      </w:r>
+    </w:p>
+    <w:p>
+      <w:pPr>
+        <w:rPr>
+          <w:lang w:eastAsia="pt-PT"/>
+        </w:rPr>
+      </w:pPr>
+      <w:r>
+        <w:rPr>
+          <w:lang w:eastAsia="pt-PT"/>
+        </w:rPr>
+        <w:t>Para reentrâncias ou furos, ou finalizar peças no qual o “grosso” da modalação foi criado, recorre-se às versões negativas destas operações designadas void extrusion, void sweep e void blend que subtraem geometria ao sólido existente, como sucede, por exemplo, na criação de um furo numa chapa ou ao criar um ligador.</w:t>
       </w:r>
     </w:p>
     <w:p>
@@ -9243,38 +10272,114 @@
           <w:highlight w:val="green"/>
           <w:lang w:eastAsia="pt-PT"/>
         </w:rPr>
-        <w:t>sweep aplicado a um tubo: perfil de secção e trajetória percorrida.</w:t>
-      </w:r>
-    </w:p>
-    <w:p>
-      <w:pPr>
-        <w:rPr>
-          <w:lang w:eastAsia="pt-PT"/>
-        </w:rPr>
-      </w:pPr>
-      <w:r>
-        <w:rPr>
-          <w:lang w:eastAsia="pt-PT"/>
-        </w:rPr>
-        <w:t xml:space="preserve">A mistura (blend) utiliza dois planos paralelos, sendo adequada a elementos cuja secção varia entre as duas extremidades, como um parafuso de cabeça </w:t>
-      </w:r>
-      <w:r>
-        <w:rPr>
-          <w:highlight w:val="yellow"/>
-          <w:lang w:eastAsia="pt-PT"/>
-        </w:rPr>
-        <w:t>sextavada, em que</w:t>
-      </w:r>
-      <w:r>
-        <w:rPr>
-          <w:lang w:eastAsia="pt-PT"/>
-        </w:rPr>
-        <w:t xml:space="preserve"> a base é mais larga do que a ponta.</w:t>
-      </w:r>
-    </w:p>
-    <w:p>
-      <w:pPr>
-        <w:rPr>
+        <w:t>void extrusion aplicado a um furo numa chapa: subtração de geometria ao sólido existente.</w:t>
+      </w:r>
+    </w:p>
+    <w:p>
+      <w:pPr>
+        <w:rPr>
+          <w:lang w:eastAsia="pt-PT"/>
+        </w:rPr>
+      </w:pPr>
+      <w:r>
+        <w:rPr>
+          <w:lang w:eastAsia="pt-PT"/>
+        </w:rPr>
+        <w:lastRenderedPageBreak/>
+        <w:t>A definição da geometria e a parametrização da família não são, na prática, etapas sucessivas, mas processos que se desenvolvem em conjunto</w:t>
+      </w:r>
+      <w:r>
+        <w:rPr>
+          <w:lang w:eastAsia="pt-PT"/>
+        </w:rPr>
+        <w:t xml:space="preserve"> </w:t>
+      </w:r>
+      <w:r>
+        <w:rPr>
+          <w:lang w:eastAsia="pt-PT"/>
+        </w:rPr>
+        <w:t>à medida que a geometria é construída, as suas dimensões vão sendo associadas a parâmetros, de forma a que a peça responda corretamente quando esses valores são alterados. A parametrização é o que transforma uma família de geometria fixa num objeto flexível e reutilizável</w:t>
+      </w:r>
+      <w:r>
+        <w:rPr>
+          <w:lang w:eastAsia="pt-PT"/>
+        </w:rPr>
+        <w:t>, n</w:t>
+      </w:r>
+      <w:r>
+        <w:rPr>
+          <w:lang w:eastAsia="pt-PT"/>
+        </w:rPr>
+        <w:t>o Revit, os parâmetros são associados às dimensões e propriedades da família, permitindo</w:t>
+      </w:r>
+      <w:r>
+        <w:rPr>
+          <w:lang w:eastAsia="pt-PT"/>
+        </w:rPr>
+        <w:t xml:space="preserve"> assim</w:t>
+      </w:r>
+      <w:r>
+        <w:rPr>
+          <w:lang w:eastAsia="pt-PT"/>
+        </w:rPr>
+        <w:t xml:space="preserve"> defin</w:t>
+      </w:r>
+      <w:r>
+        <w:rPr>
+          <w:lang w:eastAsia="pt-PT"/>
+        </w:rPr>
+        <w:t>ir</w:t>
+      </w:r>
+      <w:r>
+        <w:rPr>
+          <w:lang w:eastAsia="pt-PT"/>
+        </w:rPr>
+        <w:t xml:space="preserve"> diferentes tipos (types) dentro da mesma família, cada um com valores distintos adequados a cada situação dentro de um modelo. Um perfil de viga, por exemplo, pode ter um único modelo de família com parâmetros de altura, largura e espessura. Recorrendo a um ficheiro em formato .csv, no qual são guardados os valores fornecidos por normas ou por fabricantes para cada referência comercial, é possível gerar automaticamente a totalidade dos tipos correspondentes a essas referências; esta associação é igualmente útil quando os parâmetros de um tipo já existente precisam de ser ajustados, bastando atualizar os valores no ficheiro para que a alteração se reflita na família. Esta abordagem é particularmente relevante em subestações, onde o mesmo tipo de componente como um cabo, um tubo ou um barramento, pode surgir em múltiplas dimensões ao longo do mesmo projeto. A parametrização elimina, assim, a necessidade de criar uma família distinta para cada referência, reduzindo significativamente o esforço de modelação e facilitando futuras alterações de dimensionamento sem comprometer a integridade do modelo.</w:t>
+      </w:r>
+    </w:p>
+    <w:p>
+      <w:pPr>
+        <w:rPr>
+          <w:lang w:eastAsia="pt-PT"/>
+        </w:rPr>
+      </w:pPr>
+      <w:r>
+        <w:rPr>
+          <w:lang w:eastAsia="pt-PT"/>
+        </w:rPr>
+        <w:t xml:space="preserve">Na ausência de constrangimentos geométricos bem definidos, a modelação assume frequentemente um carácter iterativo, </w:t>
+      </w:r>
+      <w:r>
+        <w:rPr>
+          <w:lang w:eastAsia="pt-PT"/>
+        </w:rPr>
+        <w:t>no qual</w:t>
+      </w:r>
+      <w:r>
+        <w:rPr>
+          <w:lang w:eastAsia="pt-PT"/>
+        </w:rPr>
+        <w:t xml:space="preserve"> experimenta</w:t>
+      </w:r>
+      <w:r>
+        <w:rPr>
+          <w:lang w:eastAsia="pt-PT"/>
+        </w:rPr>
+        <w:t>-se</w:t>
+      </w:r>
+      <w:r>
+        <w:rPr>
+          <w:lang w:eastAsia="pt-PT"/>
+        </w:rPr>
+        <w:t xml:space="preserve"> diferentes abordagens no desenho dos perfis 2D e das trajetórias até obter o resultado pretendido.</w:t>
+      </w:r>
+    </w:p>
+    <w:p>
+      <w:pPr>
+        <w:rPr>
+          <w:i/>
+          <w:iCs/>
+          <w:color w:val="7F7F7F"/>
           <w:lang w:eastAsia="pt-PT"/>
         </w:rPr>
       </w:pPr>
@@ -9286,21 +10391,238 @@
           <w:highlight w:val="green"/>
           <w:lang w:eastAsia="pt-PT"/>
         </w:rPr>
+        <w:t xml:space="preserve">exemplo de família paramétrica no Revit com parâmetros visíveis </w:t>
+      </w:r>
+    </w:p>
+    <w:p>
+      <w:pPr>
+        <w:pStyle w:val="Ttulo3"/>
+        <w:rPr>
+          <w:lang w:eastAsia="en-US"/>
+        </w:rPr>
+      </w:pPr>
+      <w:bookmarkStart w:id="38" w:name="_Toc232862532"/>
+      <w:r>
+        <w:rPr>
+          <w:lang w:eastAsia="en-US"/>
+        </w:rPr>
+        <w:t>Integração no modelo</w:t>
+      </w:r>
+      <w:bookmarkEnd w:id="38"/>
+      <w:r>
+        <w:rPr>
+          <w:lang w:eastAsia="en-US"/>
+        </w:rPr>
+        <w:t xml:space="preserve"> </w:t>
+      </w:r>
+    </w:p>
+    <w:p>
+      <w:pPr>
+        <w:rPr>
+          <w:lang w:eastAsia="pt-PT"/>
+        </w:rPr>
+      </w:pPr>
+      <w:r>
+        <w:rPr>
+          <w:lang w:eastAsia="pt-PT"/>
+        </w:rPr>
+        <w:t>Criar uma família no Revit implica, desde a fase de mais primitiva da modelação, extremo rigor, como exemplo disso uma decisão que condiciona toda a sua utilização posterior é defini</w:t>
+      </w:r>
+      <w:r>
+        <w:rPr>
+          <w:lang w:eastAsia="pt-PT"/>
+        </w:rPr>
+        <w:t xml:space="preserve">r </w:t>
+      </w:r>
+      <w:r>
+        <w:rPr>
+          <w:lang w:eastAsia="pt-PT"/>
+        </w:rPr>
+        <w:t>o ponto de inserção</w:t>
+      </w:r>
+      <w:r>
+        <w:rPr>
+          <w:lang w:eastAsia="pt-PT"/>
+        </w:rPr>
+        <w:t xml:space="preserve">, o qual, </w:t>
+      </w:r>
+      <w:r>
+        <w:rPr>
+          <w:lang w:eastAsia="pt-PT"/>
+        </w:rPr>
+        <w:t xml:space="preserve">determina de que forma o objeto se posiciona e alinha no modelo quando é aplicado, e </w:t>
+      </w:r>
+      <w:r>
+        <w:rPr>
+          <w:lang w:eastAsia="pt-PT"/>
+        </w:rPr>
+        <w:t>para ser definido de forma correta,</w:t>
+      </w:r>
+      <w:r>
+        <w:rPr>
+          <w:lang w:eastAsia="pt-PT"/>
+        </w:rPr>
+        <w:t xml:space="preserve"> depende de um entendimento prévio do contexto em que a família vai ser inserida. Um parafuso, por exemplo, exige que os eixos principais estejam definidos de forma que a inserção no modelo seja direta e sem necessidade de grandes ajustes manuais de alinhamento. Esta decisão requer comunicação com a equipa de projeto, para garantir que corresponde à lógica construtiva real do componente, </w:t>
+      </w:r>
+      <w:r>
+        <w:rPr>
+          <w:lang w:eastAsia="pt-PT"/>
+        </w:rPr>
+        <w:t xml:space="preserve">pois </w:t>
+      </w:r>
+      <w:r>
+        <w:rPr>
+          <w:lang w:eastAsia="pt-PT"/>
+        </w:rPr>
+        <w:t xml:space="preserve">é disponibilizada a opção de colocar </w:t>
+      </w:r>
+      <w:r>
+        <w:rPr>
+          <w:lang w:eastAsia="pt-PT"/>
+        </w:rPr>
         <w:lastRenderedPageBreak/>
-        <w:t>blend aplicado a um parafuso de cabeça sextavada: perfis de topo e de base e respetiva interpolação.</w:t>
-      </w:r>
-    </w:p>
-    <w:p>
-      <w:pPr>
-        <w:rPr>
-          <w:lang w:eastAsia="pt-PT"/>
-        </w:rPr>
-      </w:pPr>
-      <w:r>
-        <w:rPr>
-          <w:lang w:eastAsia="pt-PT"/>
-        </w:rPr>
-        <w:t>O varrimento misturado (sweep blend) combina as duas operações anteriores, sendo utilizado quando o elemento percorre uma trajetória definida por exemplo, helicoidal apresentando ou não simultaneamente uma secção variável ao longo desse percurso, como sucede numa anilha de pressão.</w:t>
+        <w:t>numa face (</w:t>
+      </w:r>
+      <w:r>
+        <w:rPr>
+          <w:i/>
+          <w:iCs/>
+          <w:lang w:eastAsia="pt-PT"/>
+        </w:rPr>
+        <w:t>place on face</w:t>
+      </w:r>
+      <w:r>
+        <w:rPr>
+          <w:lang w:eastAsia="pt-PT"/>
+        </w:rPr>
+        <w:t>), que permite inserir uma família diretamente sobre uma face de outro elemento do modelo, tornando a decisão acertada do ponto de inserção ainda mais determinante para a eficiência do processo. A integração da família no modelo representa assim o momento em que a geometria do componente deixa de existir de forma isolada e passa a fazer parte de um conjunto coerente, sujeito às restrições espaciais</w:t>
+      </w:r>
+      <w:r>
+        <w:rPr>
+          <w:lang w:eastAsia="pt-PT"/>
+        </w:rPr>
+        <w:t xml:space="preserve"> de outros equipamentos ou estruturas</w:t>
+      </w:r>
+      <w:r>
+        <w:rPr>
+          <w:lang w:eastAsia="pt-PT"/>
+        </w:rPr>
+        <w:t>.</w:t>
+      </w:r>
+    </w:p>
+    <w:p>
+      <w:pPr>
+        <w:rPr>
+          <w:lang w:eastAsia="pt-PT"/>
+        </w:rPr>
+      </w:pPr>
+      <w:r>
+        <w:rPr>
+          <w:lang w:eastAsia="pt-PT"/>
+        </w:rPr>
+        <w:t>Nem todas as famílias criadas no contexto de uma subestação têm vocação de reutilização. Alguns componentes são intrinsecamente dependentes das condições locais do projeto</w:t>
+      </w:r>
+      <w:r>
+        <w:rPr>
+          <w:lang w:eastAsia="pt-PT"/>
+        </w:rPr>
+        <w:t>. C</w:t>
+      </w:r>
+      <w:r>
+        <w:rPr>
+          <w:lang w:eastAsia="pt-PT"/>
+        </w:rPr>
+        <w:t>omo um barramento de terra, cuja geometria é determinada pela posição e configuração dos pontos de ligação disponíveis, por isso, constituem peças únicas, concebidas especificamente para aquele projeto e aquela localização. Nestes casos, a família existe como solução singular, sem</w:t>
+      </w:r>
+      <w:r>
+        <w:rPr>
+          <w:lang w:eastAsia="pt-PT"/>
+        </w:rPr>
+        <w:t xml:space="preserve"> possível</w:t>
+      </w:r>
+      <w:r>
+        <w:rPr>
+          <w:lang w:eastAsia="pt-PT"/>
+        </w:rPr>
+        <w:t xml:space="preserve"> possibilidade de reutilização direta.</w:t>
+      </w:r>
+    </w:p>
+    <w:p>
+      <w:pPr>
+        <w:rPr>
+          <w:lang w:eastAsia="pt-PT"/>
+        </w:rPr>
+      </w:pPr>
+      <w:r>
+        <w:rPr>
+          <w:lang w:eastAsia="pt-PT"/>
+        </w:rPr>
+        <w:t>Em contrapartida, famílias de componentes normalizados como parafusos, ligadores, terminais, tubos ou perfis de viga são concebidas com o objetivo explícito de reutilização, tanto</w:t>
+      </w:r>
+      <w:r>
+        <w:rPr>
+          <w:lang w:eastAsia="pt-PT"/>
+        </w:rPr>
+        <w:t xml:space="preserve"> para usar</w:t>
+      </w:r>
+      <w:r>
+        <w:rPr>
+          <w:lang w:eastAsia="pt-PT"/>
+        </w:rPr>
+        <w:t xml:space="preserve"> dentro de um mesmo projeto, </w:t>
+      </w:r>
+      <w:r>
+        <w:rPr>
+          <w:lang w:eastAsia="pt-PT"/>
+        </w:rPr>
+        <w:t>com múltiplos tipos</w:t>
+      </w:r>
+      <w:r>
+        <w:rPr>
+          <w:lang w:eastAsia="pt-PT"/>
+        </w:rPr>
+        <w:t>, como entre projetos distintos, através de uma biblioteca de famílias partilhada pela equipa. A constituição desta biblioteca é um processo contínuo</w:t>
+      </w:r>
+      <w:r>
+        <w:rPr>
+          <w:lang w:eastAsia="pt-PT"/>
+        </w:rPr>
+        <w:t xml:space="preserve">, onde </w:t>
+      </w:r>
+      <w:r>
+        <w:rPr>
+          <w:lang w:eastAsia="pt-PT"/>
+        </w:rPr>
+        <w:t xml:space="preserve">algumas famílias já se encontram disponíveis de projetos anteriores, enquanto outras são criadas de raiz sempre que surge uma necessidade, sendo posteriormente integradas na biblioteca para uso futuro. Esta dinâmica de reutilização e expansão progressiva da biblioteca é um dos métodos mais eficientes na modelação de subestações. </w:t>
+      </w:r>
+      <w:r>
+        <w:rPr>
+          <w:highlight w:val="yellow"/>
+          <w:lang w:eastAsia="pt-PT"/>
+        </w:rPr>
+        <w:t xml:space="preserve">[Shi </w:t>
+      </w:r>
+      <w:r>
+        <w:rPr>
+          <w:i/>
+          <w:iCs/>
+          <w:highlight w:val="yellow"/>
+          <w:lang w:eastAsia="pt-PT"/>
+        </w:rPr>
+        <w:t>et al</w:t>
+      </w:r>
+      <w:r>
+        <w:rPr>
+          <w:highlight w:val="yellow"/>
+          <w:lang w:eastAsia="pt-PT"/>
+        </w:rPr>
+        <w:t>., 2021; Du &amp;amp; Min, 2025]</w:t>
+      </w:r>
+      <w:r>
+        <w:rPr>
+          <w:lang w:eastAsia="pt-PT"/>
+        </w:rPr>
+        <w:t>.</w:t>
       </w:r>
     </w:p>
     <w:p>
@@ -9317,20 +10639,413 @@
           <w:highlight w:val="green"/>
           <w:lang w:eastAsia="pt-PT"/>
         </w:rPr>
-        <w:t>sweep blend aplicado a uma anilha de pressão: trajetória helicoidal com secção variável.</w:t>
-      </w:r>
-    </w:p>
-    <w:p>
-      <w:pPr>
-        <w:rPr>
-          <w:lang w:eastAsia="pt-PT"/>
-        </w:rPr>
-      </w:pPr>
-      <w:r>
-        <w:rPr>
-          <w:lang w:eastAsia="pt-PT"/>
-        </w:rPr>
-        <w:t>Para reentrâncias ou furos, ou finalizar peças no qual o “grosso” da modalação foi criado, recorre-se às versões negativas destas operações designadas void extrusion, void sweep e void blend que subtraem geometria ao sólido existente, como sucede, por exemplo, na criação de um furo numa chapa ou ao criar um ligador.</w:t>
+        <w:t xml:space="preserve">exemplo de família única vs família reutilizável no modelo </w:t>
+      </w:r>
+    </w:p>
+    <w:p>
+      <w:pPr>
+        <w:pStyle w:val="Ttulo2"/>
+        <w:rPr>
+          <w:lang w:eastAsia="en-US"/>
+        </w:rPr>
+      </w:pPr>
+      <w:bookmarkStart w:id="39" w:name="_Toc232862533"/>
+      <w:r>
+        <w:rPr>
+          <w:lang w:eastAsia="en-US"/>
+        </w:rPr>
+        <w:t>Modelos</w:t>
+      </w:r>
+      <w:bookmarkEnd w:id="39"/>
+    </w:p>
+    <w:p>
+      <w:pPr>
+        <w:rPr>
+          <w:lang w:eastAsia="pt-PT"/>
+        </w:rPr>
+      </w:pPr>
+      <w:r>
+        <w:rPr>
+          <w:rFonts w:eastAsia="Calibri"/>
+          <w:lang w:eastAsia="en-US"/>
+        </w:rPr>
+        <w:t xml:space="preserve"> </w:t>
+      </w:r>
+      <w:r>
+        <w:rPr>
+          <w:lang w:eastAsia="pt-PT"/>
+        </w:rPr>
+        <w:t xml:space="preserve">A modelação de uma subestação no Revit é um processo que pode ser abordado em qualquer fase tanto na conceção inicial, onde o modelo é construído </w:t>
+      </w:r>
+      <w:r>
+        <w:rPr>
+          <w:lang w:eastAsia="pt-PT"/>
+        </w:rPr>
+        <w:t>do zero</w:t>
+      </w:r>
+      <w:r>
+        <w:rPr>
+          <w:lang w:eastAsia="pt-PT"/>
+        </w:rPr>
+        <w:t xml:space="preserve">, como em fases intermédias ou avançadas, onde se incorporam alterações, ampliações ou correções a um modelo já existente. Em qualquer dos casos, a consulta a catálogos de fabricante e documentação normativa é constante, </w:t>
+      </w:r>
+      <w:r>
+        <w:rPr>
+          <w:lang w:eastAsia="pt-PT"/>
+        </w:rPr>
+        <w:t xml:space="preserve">sendo </w:t>
+      </w:r>
+      <w:r>
+        <w:rPr>
+          <w:lang w:eastAsia="pt-PT"/>
+        </w:rPr>
+        <w:t>determinada pela necessidade de garantir que os elementos modelados refl</w:t>
+      </w:r>
+      <w:r>
+        <w:rPr>
+          <w:lang w:eastAsia="pt-PT"/>
+        </w:rPr>
+        <w:t>ita</w:t>
+      </w:r>
+      <w:r>
+        <w:rPr>
+          <w:lang w:eastAsia="pt-PT"/>
+        </w:rPr>
+        <w:t>m os equipamentos reais que</w:t>
+      </w:r>
+      <w:r>
+        <w:rPr>
+          <w:lang w:eastAsia="pt-PT"/>
+        </w:rPr>
+        <w:t xml:space="preserve"> integram ou</w:t>
+      </w:r>
+      <w:r>
+        <w:rPr>
+          <w:lang w:eastAsia="pt-PT"/>
+        </w:rPr>
+        <w:t xml:space="preserve"> integrarão a instalação.</w:t>
+      </w:r>
+    </w:p>
+    <w:p>
+      <w:pPr>
+        <w:pStyle w:val="Ttulo3"/>
+        <w:rPr>
+          <w:lang w:eastAsia="en-US"/>
+        </w:rPr>
+      </w:pPr>
+      <w:bookmarkStart w:id="40" w:name="_Toc232862534"/>
+      <w:r>
+        <w:rPr>
+          <w:lang w:eastAsia="en-US"/>
+        </w:rPr>
+        <w:t>Cria</w:t>
+      </w:r>
+      <w:r>
+        <w:rPr>
+          <w:lang w:eastAsia="en-US"/>
+        </w:rPr>
+        <w:t>ção</w:t>
+      </w:r>
+      <w:r>
+        <w:rPr>
+          <w:lang w:eastAsia="en-US"/>
+        </w:rPr>
+        <w:t xml:space="preserve"> </w:t>
+      </w:r>
+      <w:r>
+        <w:rPr>
+          <w:lang w:eastAsia="en-US"/>
+        </w:rPr>
+        <w:t>d</w:t>
+      </w:r>
+      <w:r>
+        <w:rPr>
+          <w:lang w:eastAsia="en-US"/>
+        </w:rPr>
+        <w:t>o Modelo</w:t>
+      </w:r>
+      <w:bookmarkEnd w:id="40"/>
+      <w:r>
+        <w:rPr>
+          <w:lang w:eastAsia="en-US"/>
+        </w:rPr>
+        <w:t xml:space="preserve">  </w:t>
+      </w:r>
+    </w:p>
+    <w:p>
+      <w:pPr>
+        <w:rPr>
+          <w:lang w:eastAsia="pt-PT"/>
+        </w:rPr>
+      </w:pPr>
+      <w:r>
+        <w:rPr>
+          <w:lang w:eastAsia="pt-PT"/>
+        </w:rPr>
+        <w:lastRenderedPageBreak/>
+        <w:t xml:space="preserve">Um modelo no Revit, corresponde a um ficheiro de projeto. rvt que reúne toda a geometria tridimensional e a informação associada aos elementos de uma obra. Quando o projeto é desenvolvido por uma única pessoa, </w:t>
+      </w:r>
+      <w:r>
+        <w:rPr>
+          <w:lang w:eastAsia="pt-PT"/>
+        </w:rPr>
+        <w:t xml:space="preserve">normalmente </w:t>
+      </w:r>
+      <w:r>
+        <w:rPr>
+          <w:lang w:eastAsia="pt-PT"/>
+        </w:rPr>
+        <w:t>este ficheiro é trabalhado diretamente, no entanto, como sucede na generalidade dos projetos de subestações, várias equipas ou vários elementos da mesma equipa trabalham simultaneamente sobre o mesmo modelo, assim recorre-se a um modelo central (</w:t>
+      </w:r>
+      <w:r>
+        <w:rPr>
+          <w:i/>
+          <w:iCs/>
+          <w:lang w:eastAsia="pt-PT"/>
+        </w:rPr>
+        <w:t>central model</w:t>
+      </w:r>
+      <w:r>
+        <w:rPr>
+          <w:lang w:eastAsia="pt-PT"/>
+        </w:rPr>
+        <w:t>), alojado num servidor partilhado</w:t>
+      </w:r>
+      <w:r>
+        <w:rPr>
+          <w:lang w:eastAsia="pt-PT"/>
+        </w:rPr>
+        <w:t>, onde c</w:t>
+      </w:r>
+      <w:r>
+        <w:rPr>
+          <w:lang w:eastAsia="pt-PT"/>
+        </w:rPr>
+        <w:t>ada utilizador trabalha sobre uma cópia local do modelo, obtida através de uma copia desanexada (</w:t>
+      </w:r>
+      <w:r>
+        <w:rPr>
+          <w:i/>
+          <w:iCs/>
+          <w:lang w:eastAsia="pt-PT"/>
+        </w:rPr>
+        <w:t>detached</w:t>
+      </w:r>
+      <w:r>
+        <w:rPr>
+          <w:b/>
+          <w:bCs/>
+          <w:lang w:eastAsia="pt-PT"/>
+        </w:rPr>
+        <w:t>)</w:t>
+      </w:r>
+      <w:r>
+        <w:rPr>
+          <w:lang w:eastAsia="pt-PT"/>
+        </w:rPr>
+        <w:t>, e periodicamente sincronizand</w:t>
+      </w:r>
+      <w:r>
+        <w:rPr>
+          <w:lang w:eastAsia="pt-PT"/>
+        </w:rPr>
+        <w:t>a</w:t>
+      </w:r>
+      <w:r>
+        <w:rPr>
+          <w:lang w:eastAsia="pt-PT"/>
+        </w:rPr>
+        <w:t xml:space="preserve"> (</w:t>
+      </w:r>
+      <w:r>
+        <w:rPr>
+          <w:i/>
+          <w:iCs/>
+          <w:lang w:eastAsia="pt-PT"/>
+        </w:rPr>
+        <w:t>synchronize with central</w:t>
+      </w:r>
+      <w:r>
+        <w:rPr>
+          <w:lang w:eastAsia="pt-PT"/>
+        </w:rPr>
+        <w:t xml:space="preserve">) consoante a progressão do trabalho realizado, transferindo o conteúdo para o modelo central, </w:t>
+      </w:r>
+      <w:r>
+        <w:rPr>
+          <w:lang w:eastAsia="pt-PT"/>
+        </w:rPr>
+        <w:t>e</w:t>
+      </w:r>
+      <w:r>
+        <w:rPr>
+          <w:lang w:eastAsia="pt-PT"/>
+        </w:rPr>
+        <w:t xml:space="preserve"> devido a este mecanismo de colaboração é possível que múltiplas pessoas consigam modelar simultaneamente partes distintas da mesma subestação sem que seja perdida informação.</w:t>
+      </w:r>
+    </w:p>
+    <w:p>
+      <w:pPr>
+        <w:rPr>
+          <w:lang w:eastAsia="pt-PT"/>
+        </w:rPr>
+      </w:pPr>
+      <w:r>
+        <w:rPr>
+          <w:lang w:eastAsia="pt-PT"/>
+        </w:rPr>
+        <w:t>O ponto de partida para a modelação de uma subestação é, em regra, o esquema unifilar da instalação, documento este que define a arquitetura elétrica da subestação como os seus painéis, níveis de tensão, equipamentos de manobra e proteção, e as interligações entre eles, constitui a referência fundamental a partir da qual o modelo tridimensional é construído</w:t>
+      </w:r>
+      <w:r>
+        <w:rPr>
+          <w:lang w:eastAsia="pt-PT"/>
+        </w:rPr>
+        <w:t>, com o auxílio das peças bidimensionais de arquitetura e os respetivos planos de montagem elétricos.</w:t>
+      </w:r>
+      <w:r>
+        <w:rPr>
+          <w:lang w:eastAsia="pt-PT"/>
+        </w:rPr>
+        <w:t xml:space="preserve"> A sua interpretação exige conhecimento técnico da instalação eletrotecnias de alta tensão, pois é com base nele que se definem quais os equipamentos a modelar e quais as famílias a criar ou reutilizar</w:t>
+      </w:r>
+      <w:r>
+        <w:rPr>
+          <w:lang w:eastAsia="pt-PT"/>
+        </w:rPr>
+        <w:t>.</w:t>
+      </w:r>
+    </w:p>
+    <w:p>
+      <w:pPr>
+        <w:rPr>
+          <w:lang w:eastAsia="pt-PT"/>
+        </w:rPr>
+      </w:pPr>
+      <w:r>
+        <w:rPr>
+          <w:lang w:eastAsia="pt-PT"/>
+        </w:rPr>
+        <w:t xml:space="preserve">Para além da divisão por cópias locais inerente ao modelo central, a organização do projeto recorre também a ficheiros </w:t>
+      </w:r>
+      <w:r>
+        <w:rPr>
+          <w:lang w:eastAsia="pt-PT"/>
+        </w:rPr>
+        <w:t>chamados</w:t>
+      </w:r>
+      <w:r>
+        <w:rPr>
+          <w:lang w:eastAsia="pt-PT"/>
+        </w:rPr>
+        <w:t xml:space="preserve"> </w:t>
+      </w:r>
+      <w:r>
+        <w:rPr>
+          <w:i/>
+          <w:iCs/>
+          <w:lang w:eastAsia="pt-PT"/>
+        </w:rPr>
+        <w:t>links</w:t>
+      </w:r>
+      <w:r>
+        <w:rPr>
+          <w:lang w:eastAsia="pt-PT"/>
+        </w:rPr>
+        <w:t xml:space="preserve">, que permitem separar as diferentes engenharias em </w:t>
+      </w:r>
+      <w:r>
+        <w:rPr>
+          <w:lang w:eastAsia="pt-PT"/>
+        </w:rPr>
+        <w:t>grupos</w:t>
+      </w:r>
+      <w:r>
+        <w:rPr>
+          <w:lang w:eastAsia="pt-PT"/>
+        </w:rPr>
+        <w:t xml:space="preserve"> distintos, articulados entre si. Esta abordagem é adotada sistematicamente, independentemente da dimensão do projeto, por duas razões principais, por um lado, permite que diferentes membros da equipa trabalhem em simultâneo em partes distintas do modelo sem conflitos de edição; por outro, reduz a carga computacional associada a projetos de grandes dimensões, que de outra forma poderiam tornar a ferramenta lenta ou insustentável. Em situações em que a dimensão do modelo assim o exija, sendo assim possível trabalhar sobre partes específicas da instalação de forma mais ágil, </w:t>
+      </w:r>
+      <w:r>
+        <w:rPr>
+          <w:lang w:eastAsia="pt-PT"/>
+        </w:rPr>
+        <w:t xml:space="preserve">no entanto </w:t>
+      </w:r>
+      <w:r>
+        <w:rPr>
+          <w:lang w:eastAsia="pt-PT"/>
+        </w:rPr>
+        <w:t>quando a subestação tem dimensão mais reduzida</w:t>
+      </w:r>
+      <w:r>
+        <w:rPr>
+          <w:lang w:eastAsia="pt-PT"/>
+        </w:rPr>
+        <w:t>s</w:t>
+      </w:r>
+      <w:r>
+        <w:rPr>
+          <w:lang w:eastAsia="pt-PT"/>
+        </w:rPr>
+        <w:t>, esse isolamento visual pode ser conseguido de forma mais simples através do comando esconder (</w:t>
+      </w:r>
+      <w:r>
+        <w:rPr>
+          <w:i/>
+          <w:iCs/>
+          <w:lang w:eastAsia="pt-PT"/>
+        </w:rPr>
+        <w:t>hide</w:t>
+      </w:r>
+      <w:r>
+        <w:rPr>
+          <w:lang w:eastAsia="pt-PT"/>
+        </w:rPr>
+        <w:t>), que oculta temporariamente os elementos não relevantes para a tarefa em curso.</w:t>
+      </w:r>
+    </w:p>
+    <w:p>
+      <w:pPr>
+        <w:rPr>
+          <w:lang w:eastAsia="pt-PT"/>
+        </w:rPr>
+      </w:pPr>
+      <w:commentRangeStart w:id="41"/>
+      <w:r>
+        <w:rPr>
+          <w:lang w:eastAsia="pt-PT"/>
+        </w:rPr>
+        <w:t xml:space="preserve">O posicionamento dos equipamentos no modelo obedece às distâncias mínimas de segurança definidas nas normas técnicas aplicáveis, nomeadamente a norma IEC 61936-1, que estabelece os </w:t>
+      </w:r>
+      <w:r>
+        <w:rPr>
+          <w:lang w:eastAsia="pt-PT"/>
+        </w:rPr>
+        <w:lastRenderedPageBreak/>
+        <w:t xml:space="preserve">requisitos gerais para instalações elétricas com tensões superiores a 1 kV em corrente alternada </w:t>
+      </w:r>
+      <w:r>
+        <w:rPr>
+          <w:highlight w:val="yellow"/>
+          <w:lang w:eastAsia="pt-PT"/>
+        </w:rPr>
+        <w:t>[IEC 61936-1, 2021]</w:t>
+      </w:r>
+      <w:r>
+        <w:rPr>
+          <w:lang w:eastAsia="pt-PT"/>
+        </w:rPr>
+        <w:t>.</w:t>
+      </w:r>
+      <w:commentRangeEnd w:id="41"/>
+      <w:r>
+        <w:rPr>
+          <w:rStyle w:val="Refdecomentrio"/>
+          <w:sz w:val="24"/>
+          <w:szCs w:val="24"/>
+          <w:lang w:eastAsia="pt-PT"/>
+        </w:rPr>
+        <w:commentReference w:id="41"/>
       </w:r>
     </w:p>
     <w:p>
@@ -9347,114 +11062,238 @@
           <w:highlight w:val="green"/>
           <w:lang w:eastAsia="pt-PT"/>
         </w:rPr>
-        <w:t>void extrusion aplicado a um furo numa chapa: subtração de geometria ao sólido existente.</w:t>
-      </w:r>
-    </w:p>
-    <w:p>
-      <w:pPr>
-        <w:rPr>
-          <w:lang w:eastAsia="pt-PT"/>
-        </w:rPr>
-      </w:pPr>
-      <w:r>
-        <w:rPr>
-          <w:lang w:eastAsia="pt-PT"/>
-        </w:rPr>
-        <w:t>A definição da geometria e a parametrização da família não são, na prática, etapas sucessivas, mas processos que se desenvolvem em conjunto</w:t>
-      </w:r>
-      <w:r>
-        <w:rPr>
-          <w:lang w:eastAsia="pt-PT"/>
+        <w:t>vista do modelo de subestação no Revit com organização por links visível</w:t>
+      </w:r>
+    </w:p>
+    <w:p>
+      <w:pPr>
+        <w:pStyle w:val="Ttulo3"/>
+        <w:rPr>
+          <w:lang w:eastAsia="en-US"/>
+        </w:rPr>
+      </w:pPr>
+      <w:bookmarkStart w:id="42" w:name="_Toc232862535"/>
+      <w:r>
+        <w:rPr>
+          <w:lang w:eastAsia="en-US"/>
+        </w:rPr>
+        <w:t>Revisões e validação técnica</w:t>
+      </w:r>
+      <w:bookmarkEnd w:id="42"/>
+      <w:r>
+        <w:rPr>
+          <w:lang w:eastAsia="en-US"/>
         </w:rPr>
         <w:t xml:space="preserve"> </w:t>
       </w:r>
-      <w:r>
-        <w:rPr>
-          <w:lang w:eastAsia="pt-PT"/>
-        </w:rPr>
-        <w:t>à medida que a geometria é construída, as suas dimensões vão sendo associadas a parâmetros, de forma a que a peça responda corretamente quando esses valores são alterados. A parametrização é o que transforma uma família de geometria fixa num objeto flexível e reutilizável</w:t>
-      </w:r>
-      <w:r>
-        <w:rPr>
-          <w:lang w:eastAsia="pt-PT"/>
-        </w:rPr>
-        <w:t>, n</w:t>
-      </w:r>
-      <w:r>
-        <w:rPr>
-          <w:lang w:eastAsia="pt-PT"/>
-        </w:rPr>
-        <w:t>o Revit, os parâmetros são associados às dimensões e propriedades da família, permitindo</w:t>
-      </w:r>
-      <w:r>
-        <w:rPr>
-          <w:lang w:eastAsia="pt-PT"/>
-        </w:rPr>
-        <w:t xml:space="preserve"> assim</w:t>
-      </w:r>
-      <w:r>
-        <w:rPr>
-          <w:lang w:eastAsia="pt-PT"/>
-        </w:rPr>
-        <w:t xml:space="preserve"> defin</w:t>
-      </w:r>
-      <w:r>
-        <w:rPr>
-          <w:lang w:eastAsia="pt-PT"/>
-        </w:rPr>
-        <w:t>ir</w:t>
-      </w:r>
-      <w:r>
-        <w:rPr>
-          <w:lang w:eastAsia="pt-PT"/>
-        </w:rPr>
-        <w:t xml:space="preserve"> diferentes tipos (types) dentro da mesma família, cada um com valores distintos adequados a cada situação dentro de um modelo. Um perfil de viga, por exemplo, pode ter um único modelo de família com parâmetros de altura, largura e espessura. Recorrendo a um ficheiro em formato .csv, no qual são guardados os valores fornecidos por normas ou por fabricantes para cada referência comercial, é possível gerar automaticamente a totalidade dos tipos correspondentes a essas referências; esta associação é igualmente útil quando os parâmetros de um tipo já existente precisam de ser ajustados, bastando atualizar os valores no ficheiro para que a alteração se reflita na família. Esta abordagem é particularmente relevante em subestações, onde o mesmo tipo de componente como um cabo, um tubo ou um barramento, pode surgir em múltiplas dimensões ao longo do mesmo projeto. A parametrização elimina, assim, a necessidade de criar uma família distinta para cada referência, reduzindo significativamente o esforço de modelação e facilitando futuras alterações de dimensionamento sem comprometer a integridade do modelo.</w:t>
-      </w:r>
-    </w:p>
-    <w:p>
-      <w:pPr>
-        <w:rPr>
-          <w:lang w:eastAsia="pt-PT"/>
-        </w:rPr>
-      </w:pPr>
-      <w:r>
-        <w:rPr>
-          <w:lang w:eastAsia="pt-PT"/>
-        </w:rPr>
-        <w:lastRenderedPageBreak/>
-        <w:t xml:space="preserve">Na ausência de constrangimentos geométricos bem definidos, a modelação assume frequentemente um carácter iterativo, </w:t>
-      </w:r>
-      <w:r>
-        <w:rPr>
-          <w:lang w:eastAsia="pt-PT"/>
-        </w:rPr>
-        <w:t>no qual</w:t>
-      </w:r>
-      <w:r>
-        <w:rPr>
-          <w:lang w:eastAsia="pt-PT"/>
-        </w:rPr>
-        <w:t xml:space="preserve"> experimenta</w:t>
-      </w:r>
-      <w:r>
-        <w:rPr>
-          <w:lang w:eastAsia="pt-PT"/>
-        </w:rPr>
-        <w:t>-se</w:t>
-      </w:r>
-      <w:r>
-        <w:rPr>
-          <w:lang w:eastAsia="pt-PT"/>
-        </w:rPr>
-        <w:t xml:space="preserve"> diferentes abordagens no desenho dos perfis 2D e das trajetórias até obter o resultado pretendido.</w:t>
-      </w:r>
-    </w:p>
-    <w:p>
-      <w:pPr>
+    </w:p>
+    <w:p>
+      <w:pPr>
+        <w:rPr>
+          <w:lang w:eastAsia="pt-PT"/>
+        </w:rPr>
+      </w:pPr>
+      <w:r>
+        <w:rPr>
+          <w:lang w:eastAsia="pt-PT"/>
+        </w:rPr>
+        <w:t xml:space="preserve">Um modelo de subestação raramente é entregue ao cliente numa única iteração, o processo de projeto em ambiente real implica ciclos sucessivos de revisão, nos quais os comentários e solicitações de alteração do cliente são incorporados </w:t>
+      </w:r>
+      <w:r>
+        <w:rPr>
+          <w:lang w:eastAsia="pt-PT"/>
+        </w:rPr>
+        <w:t>a</w:t>
+      </w:r>
+      <w:r>
+        <w:rPr>
+          <w:lang w:eastAsia="pt-PT"/>
+        </w:rPr>
+        <w:t xml:space="preserve">o modelo, e a documentação técnica associada é atualizada em conformidade. No contexto de projetos desenvolvidos para clientes internacionais, como a </w:t>
+      </w:r>
+      <w:r>
         <w:rPr>
           <w:i/>
           <w:iCs/>
-          <w:color w:val="7F7F7F"/>
+          <w:lang w:eastAsia="pt-PT"/>
+        </w:rPr>
+        <w:t xml:space="preserve">Scottish and Southern Electricity Networks </w:t>
+      </w:r>
+      <w:r>
+        <w:rPr>
+          <w:lang w:eastAsia="pt-PT"/>
+        </w:rPr>
+        <w:t xml:space="preserve">(SSEN), estes comentários chegam habitualmente sob a forma de anotações em ficheiros PDF, que identificam os elementos a corrigir, as dimensões a rever ou os componentes a substituir. </w:t>
+      </w:r>
+    </w:p>
+    <w:p>
+      <w:pPr>
+        <w:rPr>
+          <w:lang w:eastAsia="pt-PT"/>
+        </w:rPr>
+      </w:pPr>
+      <w:r>
+        <w:rPr>
+          <w:lang w:eastAsia="pt-PT"/>
+        </w:rPr>
+        <w:t xml:space="preserve">As alterações decorrentes das revisões podem ter origens diversas como ajustes de implantação motivados por condicionantes civis ou de acesso, substituição de equipamentos por alteração de especificação do cliente, incorporação de resultados de estudos técnicos das equipas de dimensionamentos, ou ainda correções identificadas durante o projeto. </w:t>
+      </w:r>
+    </w:p>
+    <w:p>
+      <w:pPr>
+        <w:pStyle w:val="Ttulo3"/>
+        <w:rPr>
+          <w:lang w:eastAsia="en-US"/>
+        </w:rPr>
+      </w:pPr>
+      <w:bookmarkStart w:id="43" w:name="_Toc232862536"/>
+      <w:r>
+        <w:rPr>
+          <w:lang w:eastAsia="en-US"/>
+        </w:rPr>
+        <w:t>Produção de documentação técnica</w:t>
+      </w:r>
+      <w:bookmarkEnd w:id="43"/>
+      <w:r>
+        <w:rPr>
+          <w:lang w:eastAsia="en-US"/>
+        </w:rPr>
+        <w:t xml:space="preserve"> </w:t>
+      </w:r>
+    </w:p>
+    <w:p>
+      <w:pPr>
+        <w:rPr>
+          <w:lang w:eastAsia="pt-PT"/>
+        </w:rPr>
+      </w:pPr>
+      <w:r>
+        <w:rPr>
+          <w:lang w:eastAsia="pt-PT"/>
+        </w:rPr>
+        <w:t>Uma das funcionalidades mais út</w:t>
+      </w:r>
+      <w:r>
+        <w:rPr>
+          <w:lang w:eastAsia="pt-PT"/>
+        </w:rPr>
+        <w:t>il</w:t>
+      </w:r>
+      <w:r>
+        <w:rPr>
+          <w:lang w:eastAsia="pt-PT"/>
+        </w:rPr>
+        <w:t xml:space="preserve"> do Revit é gerar automaticamente peças desenhadas a partir do modelo tridimensional, do qual são extraídas plantas, cortes e elevações obtidos através da configuração de vistas sobre o modelo, às quais são associadas escalas, anotações, cotas e legendas, de acordo com os requisitos de apresentação definidos para o projeto. As folhas de desenho são compostas diretamente</w:t>
+      </w:r>
+      <w:r>
+        <w:rPr>
+          <w:lang w:eastAsia="pt-PT"/>
+        </w:rPr>
+        <w:t xml:space="preserve"> da aplicação</w:t>
+      </w:r>
+      <w:r>
+        <w:rPr>
+          <w:lang w:eastAsia="pt-PT"/>
+        </w:rPr>
+        <w:t>, recorrendo a um formato de apresentação definido pela equipa de projeto</w:t>
+      </w:r>
+      <w:r>
+        <w:rPr>
+          <w:lang w:eastAsia="pt-PT"/>
+        </w:rPr>
+        <w:t>.</w:t>
+      </w:r>
+    </w:p>
+    <w:p>
+      <w:pPr>
+        <w:rPr>
+          <w:lang w:eastAsia="pt-PT"/>
+        </w:rPr>
+      </w:pPr>
+      <w:r>
+        <w:rPr>
+          <w:lang w:eastAsia="pt-PT"/>
+        </w:rPr>
+        <w:t>A exportação da documentação para entrega</w:t>
+      </w:r>
+      <w:r>
+        <w:rPr>
+          <w:lang w:eastAsia="pt-PT"/>
+        </w:rPr>
+        <w:t>r</w:t>
+      </w:r>
+      <w:r>
+        <w:rPr>
+          <w:lang w:eastAsia="pt-PT"/>
+        </w:rPr>
+        <w:t xml:space="preserve"> ao cliente é feita em formato .pdf, o que constitui o formato padrão para a transmissão de peças desenhadas em contexto de projeto</w:t>
+      </w:r>
+      <w:r>
+        <w:rPr>
+          <w:lang w:eastAsia="pt-PT"/>
+        </w:rPr>
+        <w:t>, no entanto q</w:t>
+      </w:r>
+      <w:r>
+        <w:rPr>
+          <w:lang w:eastAsia="pt-PT"/>
+        </w:rPr>
+        <w:t>uando é solicitado o model</w:t>
+      </w:r>
+      <w:r>
+        <w:rPr>
+          <w:lang w:eastAsia="pt-PT"/>
+        </w:rPr>
+        <w:t>o, por algum colaborador</w:t>
+      </w:r>
+      <w:r>
+        <w:rPr>
+          <w:lang w:eastAsia="pt-PT"/>
+        </w:rPr>
+        <w:t>, a entrega é efetuada no formato</w:t>
+      </w:r>
+      <w:r>
+        <w:rPr>
+          <w:lang w:eastAsia="pt-PT"/>
+        </w:rPr>
+        <w:t xml:space="preserve"> </w:t>
+      </w:r>
+      <w:r>
+        <w:rPr>
+          <w:lang w:eastAsia="pt-PT"/>
+        </w:rPr>
+        <w:t xml:space="preserve">.rvt (para modelos de projeto no Revit), permitindo ao destinatário aceder à totalidade da informação geométrica e paramétrica nele contida. Esta flexibilidade de formatos de entrega é uma das características que distingue o fluxo de trabalho BIM do processo tradicional baseado em desenhos </w:t>
+      </w:r>
+      <w:r>
+        <w:rPr>
+          <w:lang w:eastAsia="pt-PT"/>
+        </w:rPr>
+        <w:lastRenderedPageBreak/>
+        <w:t xml:space="preserve">2D, e contribui para uma maior </w:t>
+      </w:r>
+      <w:r>
+        <w:rPr>
+          <w:lang w:eastAsia="pt-PT"/>
+        </w:rPr>
+        <w:t>clareza</w:t>
+      </w:r>
+      <w:r>
+        <w:rPr>
+          <w:lang w:eastAsia="pt-PT"/>
+        </w:rPr>
+        <w:t xml:space="preserve"> e revisão da informação ao longo do projeto </w:t>
+      </w:r>
+      <w:r>
+        <w:rPr>
+          <w:shd w:val="clear" w:color="auto" w:fill="FFFF00"/>
+          <w:lang w:eastAsia="pt-PT"/>
+        </w:rPr>
+        <w:t>[Redmond, 2022].</w:t>
+      </w:r>
+    </w:p>
+    <w:p>
+      <w:pPr>
+        <w:rPr>
           <w:lang w:eastAsia="pt-PT"/>
         </w:rPr>
       </w:pPr>
@@ -9466,90 +11305,266 @@
           <w:highlight w:val="green"/>
           <w:lang w:eastAsia="pt-PT"/>
         </w:rPr>
-        <w:t xml:space="preserve">exemplo de família paramétrica no Revit com parâmetros visíveis </w:t>
-      </w:r>
-    </w:p>
-    <w:p>
-      <w:pPr>
-        <w:pStyle w:val="Ttulo3"/>
-        <w:rPr>
-          <w:lang w:eastAsia="en-US"/>
-        </w:rPr>
-      </w:pPr>
-      <w:bookmarkStart w:id="38" w:name="_Toc232818147"/>
-      <w:r>
-        <w:rPr>
-          <w:lang w:eastAsia="en-US"/>
-        </w:rPr>
-        <w:t>Integração no modelo</w:t>
-      </w:r>
-      <w:bookmarkEnd w:id="38"/>
-      <w:r>
-        <w:rPr>
-          <w:lang w:eastAsia="en-US"/>
+        <w:t xml:space="preserve">exemplo de folha de desenho gerada no Revit com planta, corte e elevação de subestação </w:t>
+      </w:r>
+    </w:p>
+    <w:p>
+      <w:pPr>
+        <w:pStyle w:val="Ttulo2"/>
+        <w:rPr>
+          <w:lang w:val="pt-PT" w:eastAsia="en-US"/>
+        </w:rPr>
+      </w:pPr>
+      <w:bookmarkStart w:id="44" w:name="_Toc232862537"/>
+      <w:r>
+        <w:rPr>
+          <w:lang w:val="pt-PT" w:eastAsia="en-US"/>
+        </w:rPr>
+        <w:t>Progressão e autonomia ao longo do estágio</w:t>
+      </w:r>
+      <w:bookmarkEnd w:id="44"/>
+    </w:p>
+    <w:p>
+      <w:pPr>
+        <w:rPr>
+          <w:lang w:eastAsia="pt-PT"/>
+        </w:rPr>
+      </w:pPr>
+      <w:r>
+        <w:rPr>
+          <w:lang w:eastAsia="pt-PT"/>
+        </w:rPr>
+        <w:t>A integração num ambiente profissional de engenharia implica, numa fase inicial, um período de adaptação durante o qual o estagiário desenvolve as competências técnicas e processuais necessárias para participar de forma produtiva nos projetos em curso. No contexto do estágio realizado na SISINT, esta progressão traduziu-se numa evolução gradual de autonomia nas tarefas de modelação e de outras atividades, desde as primeiras semanas, em que o trabalho era desenvolvido sob orientação próxima e com necessidade de validação frequente, até a fase em que a participação nos projetos se tornou mais direta e independente.</w:t>
+      </w:r>
+    </w:p>
+    <w:p>
+      <w:pPr>
+        <w:rPr>
+          <w:lang w:eastAsia="pt-PT"/>
+        </w:rPr>
+      </w:pPr>
+      <w:r>
+        <w:rPr>
+          <w:lang w:eastAsia="pt-PT"/>
+        </w:rPr>
+        <w:t>Esta transição foi particularmente percetível no curso de um projeto desenvolvido para um cliente do setor da aviação, no qual o envolvimento na modelação se aprofundou ao ponto de a comunicação técnica com os restantes membros da equipa passar a ser feita de forma direta, sem intermediação sistemática por parte dos engenheiros mais experientes. Este momento marcou uma mudança qualitativa na forma de participar no projeto, deixou de ser necessário aguardar instruções detalhadas para cada tarefa, passando a ser possível interpretar a documentação disponível, identificar o que era necessário modelar e tomar decisões de modelação de forma autónoma dentro do âmbito definido para o trabalho.</w:t>
+      </w:r>
+    </w:p>
+    <w:p>
+      <w:pPr>
+        <w:rPr>
+          <w:lang w:eastAsia="pt-PT"/>
+        </w:rPr>
+      </w:pPr>
+      <w:r>
+        <w:rPr>
+          <w:lang w:eastAsia="pt-PT"/>
+        </w:rPr>
+        <w:t>As competências consolidadas ao longo do estágio abrangem</w:t>
+      </w:r>
+      <w:r>
+        <w:rPr>
+          <w:lang w:eastAsia="pt-PT"/>
+        </w:rPr>
+        <w:t xml:space="preserve"> modelação </w:t>
+      </w:r>
+      <w:r>
+        <w:rPr>
+          <w:lang w:eastAsia="pt-PT"/>
+        </w:rPr>
+        <w:t>e parametrização de famílias de componentes para subestações, a organização e gestão de modelos complexos, a interpretação de documentação técnica de projeto e de requisitos de clientes internacionais, e a produção de peças desenhadas a partir do Revit. A combinação destas competências, adquiridas em contexto real e aplicadas a projetos de subestações em múltiplos níveis de tensão e geografias distintas, constitui a base para o exercício autónomo das tarefas de modelação em ambiente profissional.</w:t>
+      </w:r>
+    </w:p>
+    <w:p>
+      <w:pPr>
+        <w:pStyle w:val="Ttulo1"/>
+      </w:pPr>
+      <w:bookmarkStart w:id="45" w:name="_Toc232862538"/>
+      <w:r>
+        <w:t>Atividades complementares</w:t>
+      </w:r>
+      <w:bookmarkEnd w:id="45"/>
+    </w:p>
+    <w:p>
+      <w:pPr>
+        <w:rPr>
+          <w:lang w:eastAsia="pt-PT"/>
+        </w:rPr>
+      </w:pPr>
+      <w:r>
+        <w:rPr>
+          <w:lang w:eastAsia="pt-PT"/>
+        </w:rPr>
+        <w:lastRenderedPageBreak/>
+        <w:t xml:space="preserve">Para além do trabalho de modelação descrito </w:t>
+      </w:r>
+      <w:r>
+        <w:rPr>
+          <w:lang w:eastAsia="pt-PT"/>
+        </w:rPr>
+        <w:t>anteriormente</w:t>
+      </w:r>
+      <w:r>
+        <w:rPr>
+          <w:lang w:eastAsia="pt-PT"/>
+        </w:rPr>
+        <w:t>, o período de estágio incluiu um conjunto de atividades complementares, igualmente integradas no fluxo de trabalho da equipa de projeto. Estas atividades, embora não constituam modelação tridimensional propriamente dita, são indissociáveis do processo de projeto de subestações e contribuíram para uma compreensão mais ampla d</w:t>
+      </w:r>
+      <w:r>
+        <w:rPr>
+          <w:lang w:eastAsia="pt-PT"/>
+        </w:rPr>
+        <w:t>e como funciona</w:t>
+      </w:r>
+      <w:r>
+        <w:rPr>
+          <w:lang w:eastAsia="pt-PT"/>
+        </w:rPr>
+        <w:t xml:space="preserve"> um gabinete de engenharia.</w:t>
+      </w:r>
+    </w:p>
+    <w:p>
+      <w:pPr>
+        <w:pStyle w:val="Ttulo2"/>
+        <w:rPr>
+          <w:lang w:eastAsia="en-US"/>
+        </w:rPr>
+      </w:pPr>
+      <w:bookmarkStart w:id="46" w:name="_Toc232862539"/>
+      <w:r>
+        <w:rPr>
+          <w:lang w:eastAsia="en-US"/>
+        </w:rPr>
+        <w:t>Interpretação de diagramas unifilares</w:t>
+      </w:r>
+      <w:bookmarkEnd w:id="46"/>
+    </w:p>
+    <w:p>
+      <w:pPr>
+        <w:rPr>
+          <w:lang w:eastAsia="pt-PT"/>
+        </w:rPr>
+      </w:pPr>
+      <w:r>
+        <w:rPr>
+          <w:lang w:eastAsia="pt-PT"/>
+        </w:rPr>
+        <w:t>O contacto mais aprofundado com a interpretação de diagramas unifilares ocorreu no âmbito de uma subestação do tipo GIS desenvolvida desde a fase inicial do projeto, na qual foi necessário reunir a informação de base para o arrancar com o projeto</w:t>
+      </w:r>
+      <w:r>
+        <w:rPr>
+          <w:lang w:eastAsia="pt-PT"/>
+        </w:rPr>
+        <w:t>, o</w:t>
+      </w:r>
+      <w:r>
+        <w:rPr>
+          <w:lang w:eastAsia="pt-PT"/>
+        </w:rPr>
+        <w:t xml:space="preserve"> unifilar </w:t>
+      </w:r>
+      <w:r>
+        <w:rPr>
+          <w:lang w:eastAsia="pt-PT"/>
+        </w:rPr>
+        <w:t xml:space="preserve">realizado </w:t>
+      </w:r>
+      <w:r>
+        <w:rPr>
+          <w:lang w:eastAsia="pt-PT"/>
+        </w:rPr>
+        <w:t>em causa correspondia a uma subestação de 60/30 kV</w:t>
+      </w:r>
+      <w:r>
+        <w:rPr>
+          <w:lang w:eastAsia="pt-PT"/>
+        </w:rPr>
+        <w:t>, o qual</w:t>
+      </w:r>
+      <w:r>
+        <w:rPr>
+          <w:lang w:eastAsia="pt-PT"/>
         </w:rPr>
         <w:t xml:space="preserve"> </w:t>
       </w:r>
-    </w:p>
-    <w:p>
-      <w:pPr>
-        <w:rPr>
-          <w:lang w:eastAsia="pt-PT"/>
-        </w:rPr>
-      </w:pPr>
-      <w:r>
-        <w:rPr>
-          <w:lang w:eastAsia="pt-PT"/>
-        </w:rPr>
-        <w:t>Criar uma família no Revit implica, desde a fase de mais primitiva da modelação, extremo rigor, como exemplo disso uma decisão que condiciona toda a sua utilização posterior é defini</w:t>
-      </w:r>
-      <w:r>
-        <w:rPr>
-          <w:lang w:eastAsia="pt-PT"/>
-        </w:rPr>
-        <w:t xml:space="preserve">r </w:t>
-      </w:r>
-      <w:r>
-        <w:rPr>
-          <w:lang w:eastAsia="pt-PT"/>
-        </w:rPr>
-        <w:t>o ponto de inserção</w:t>
-      </w:r>
-      <w:r>
-        <w:rPr>
-          <w:lang w:eastAsia="pt-PT"/>
-        </w:rPr>
-        <w:t xml:space="preserve">, o qual, </w:t>
-      </w:r>
-      <w:r>
-        <w:rPr>
-          <w:lang w:eastAsia="pt-PT"/>
-        </w:rPr>
-        <w:t xml:space="preserve">determina de que forma o objeto se posiciona e alinha no modelo quando é aplicado, e </w:t>
-      </w:r>
-      <w:r>
-        <w:rPr>
-          <w:lang w:eastAsia="pt-PT"/>
-        </w:rPr>
-        <w:t>para ser definido de forma correta,</w:t>
-      </w:r>
-      <w:r>
-        <w:rPr>
-          <w:lang w:eastAsia="pt-PT"/>
-        </w:rPr>
-        <w:t xml:space="preserve"> depende de um entendimento prévio do contexto em que a família vai ser inserida. Um parafuso, por exemplo, exige que os eixos principais estejam definidos de forma que a inserção no modelo seja direta e sem necessidade de grandes ajustes manuais de alinhamento. Esta decisão requer comunicação com a equipa de projeto, para garantir que corresponde à lógica construtiva real do componente, </w:t>
-      </w:r>
-      <w:r>
-        <w:rPr>
-          <w:lang w:eastAsia="pt-PT"/>
-        </w:rPr>
-        <w:t xml:space="preserve">pois </w:t>
-      </w:r>
-      <w:r>
-        <w:rPr>
-          <w:lang w:eastAsia="pt-PT"/>
-        </w:rPr>
-        <w:t>é disponibilizada a opção de colocar numa face (</w:t>
+      <w:r>
+        <w:rPr>
+          <w:lang w:eastAsia="pt-PT"/>
+        </w:rPr>
+        <w:t>inclui</w:t>
+      </w:r>
+      <w:r>
+        <w:rPr>
+          <w:lang w:eastAsia="pt-PT"/>
+        </w:rPr>
+        <w:t xml:space="preserve"> </w:t>
+      </w:r>
+      <w:r>
+        <w:rPr>
+          <w:lang w:eastAsia="pt-PT"/>
+        </w:rPr>
+        <w:t>um transformador no centro, os barramentos isolados e as respetivas proteções e medidores, assim como, as respetivas celas (MT)</w:t>
+      </w:r>
+      <w:r>
+        <w:rPr>
+          <w:lang w:eastAsia="pt-PT"/>
+        </w:rPr>
+        <w:t xml:space="preserve">. A interpretação correta </w:t>
+      </w:r>
+      <w:r>
+        <w:rPr>
+          <w:lang w:eastAsia="pt-PT"/>
+        </w:rPr>
+        <w:t>dest</w:t>
+      </w:r>
+      <w:r>
+        <w:rPr>
+          <w:lang w:eastAsia="pt-PT"/>
+        </w:rPr>
+        <w:t>a documentação</w:t>
+      </w:r>
+      <w:r>
+        <w:rPr>
+          <w:lang w:eastAsia="pt-PT"/>
+        </w:rPr>
+        <w:t xml:space="preserve"> foi determinante para compreender o posicionamento de cada equipamento e, a partir daí, gerar as vistas das diferentes partes do GIS, previamente trabalhadas em AutoCAD, que serviram de base à modelação posterior no Revit.</w:t>
+      </w:r>
+    </w:p>
+    <w:p>
+      <w:pPr>
+        <w:rPr>
+          <w:lang w:eastAsia="pt-PT"/>
+        </w:rPr>
+      </w:pPr>
+      <w:r>
+        <w:rPr>
+          <w:lang w:eastAsia="pt-PT"/>
+        </w:rPr>
+        <w:t xml:space="preserve">Associada à leitura do unifilar, </w:t>
+      </w:r>
+      <w:r>
+        <w:rPr>
+          <w:lang w:eastAsia="pt-PT"/>
+        </w:rPr>
+        <w:t>existiu</w:t>
+      </w:r>
+      <w:r>
+        <w:rPr>
+          <w:lang w:eastAsia="pt-PT"/>
+        </w:rPr>
+        <w:t xml:space="preserve"> ainda uma componente de pesquisa, motivada pela necessidade do cliente</w:t>
+      </w:r>
+      <w:r>
+        <w:rPr>
+          <w:lang w:eastAsia="pt-PT"/>
+        </w:rPr>
+        <w:t xml:space="preserve"> </w:t>
+      </w:r>
+      <w:r>
+        <w:rPr>
+          <w:lang w:eastAsia="pt-PT"/>
+        </w:rPr>
+        <w:t>de identificar uma solução de aparelhagem isenta de hexafluoreto de enxofre (SF6-</w:t>
       </w:r>
       <w:r>
         <w:rPr>
@@ -9557,19 +11572,187 @@
           <w:iCs/>
           <w:lang w:eastAsia="pt-PT"/>
         </w:rPr>
-        <w:t>place on face</w:t>
-      </w:r>
-      <w:r>
-        <w:rPr>
-          <w:lang w:eastAsia="pt-PT"/>
-        </w:rPr>
-        <w:t>), que permite inserir uma família diretamente sobre uma face de outro elemento do modelo, tornando a decisão acertada do ponto de inserção ainda mais determinante para a eficiência do processo. A integração da família no modelo representa assim o momento em que a geometria do componente deixa de existir de forma isolada e passa a fazer parte de um conjunto coerente, sujeito às restrições espaciais</w:t>
-      </w:r>
-      <w:r>
-        <w:rPr>
-          <w:lang w:eastAsia="pt-PT"/>
-        </w:rPr>
-        <w:t xml:space="preserve"> de outros equipamentos ou estruturas</w:t>
+        <w:t>free</w:t>
+      </w:r>
+      <w:r>
+        <w:rPr>
+          <w:lang w:eastAsia="pt-PT"/>
+        </w:rPr>
+        <w:t xml:space="preserve">), assunto já enquadrado no subcapítulo 2.1.5 a propósito do Regulamento (UE) 2024/573 </w:t>
+      </w:r>
+      <w:r>
+        <w:rPr>
+          <w:highlight w:val="yellow"/>
+          <w:lang w:eastAsia="pt-PT"/>
+        </w:rPr>
+        <w:t>[UE, 2024]</w:t>
+      </w:r>
+      <w:r>
+        <w:rPr>
+          <w:lang w:eastAsia="pt-PT"/>
+        </w:rPr>
+        <w:t>, de forma a</w:t>
+      </w:r>
+      <w:r>
+        <w:rPr>
+          <w:lang w:eastAsia="pt-PT"/>
+        </w:rPr>
+        <w:t xml:space="preserve"> obter as dimensões de referência tanto do GIS de 60 kV como das celas de média tensão, informação essencial para que a modelação destes equipamentos refletisse com fidelidade a solução tecnológica a adotar.</w:t>
+      </w:r>
+    </w:p>
+    <w:p>
+      <w:pPr>
+        <w:pStyle w:val="Ttulo2"/>
+        <w:rPr>
+          <w:lang w:val="pt-PT" w:eastAsia="en-US"/>
+        </w:rPr>
+      </w:pPr>
+      <w:bookmarkStart w:id="47" w:name="_Toc232862540"/>
+      <w:r>
+        <w:rPr>
+          <w:lang w:val="pt-PT" w:eastAsia="en-US"/>
+        </w:rPr>
+        <w:t>Análise e revisão de documentação técnica de suporte ao projeto</w:t>
+      </w:r>
+      <w:bookmarkEnd w:id="47"/>
+    </w:p>
+    <w:p>
+      <w:pPr>
+        <w:rPr>
+          <w:lang w:eastAsia="pt-PT"/>
+        </w:rPr>
+      </w:pPr>
+      <w:r>
+        <w:rPr>
+          <w:lang w:eastAsia="pt-PT"/>
+        </w:rPr>
+        <w:t xml:space="preserve">Uma parte do trabalho desenvolvido consistiu na análise e revisão de documentação técnica de suporte ao projeto, nomeadamente memórias descritivas e </w:t>
+      </w:r>
+      <w:r>
+        <w:rPr>
+          <w:lang w:eastAsia="pt-PT"/>
+        </w:rPr>
+        <w:t>peças escritas de dimensionamentos,</w:t>
+      </w:r>
+      <w:r>
+        <w:rPr>
+          <w:lang w:eastAsia="pt-PT"/>
+        </w:rPr>
+        <w:t xml:space="preserve"> </w:t>
+      </w:r>
+      <w:r>
+        <w:rPr>
+          <w:lang w:eastAsia="pt-PT"/>
+        </w:rPr>
+        <w:t>preparando os</w:t>
+      </w:r>
+      <w:r>
+        <w:rPr>
+          <w:lang w:eastAsia="pt-PT"/>
+        </w:rPr>
+        <w:t xml:space="preserve"> para </w:t>
+      </w:r>
+      <w:r>
+        <w:rPr>
+          <w:lang w:eastAsia="pt-PT"/>
+        </w:rPr>
+        <w:t xml:space="preserve">a </w:t>
+      </w:r>
+      <w:r>
+        <w:rPr>
+          <w:lang w:eastAsia="pt-PT"/>
+        </w:rPr>
+        <w:t xml:space="preserve">entrega final. Estas revisões incidiram sobre aspetos como datas, códigos de numeração e </w:t>
+      </w:r>
+      <w:r>
+        <w:rPr>
+          <w:lang w:eastAsia="pt-PT"/>
+        </w:rPr>
+        <w:t>legendar</w:t>
+      </w:r>
+      <w:r>
+        <w:rPr>
+          <w:lang w:eastAsia="pt-PT"/>
+        </w:rPr>
+        <w:t xml:space="preserve"> equipamento</w:t>
+      </w:r>
+      <w:r>
+        <w:rPr>
+          <w:lang w:eastAsia="pt-PT"/>
+        </w:rPr>
+        <w:t>s e</w:t>
+      </w:r>
+      <w:r>
+        <w:rPr>
+          <w:lang w:eastAsia="pt-PT"/>
+        </w:rPr>
+        <w:t xml:space="preserve"> dada a quantidade de peças desenhadas </w:t>
+      </w:r>
+      <w:r>
+        <w:rPr>
+          <w:lang w:eastAsia="pt-PT"/>
+        </w:rPr>
+        <w:t xml:space="preserve">necessárias </w:t>
+      </w:r>
+      <w:r>
+        <w:rPr>
+          <w:lang w:eastAsia="pt-PT"/>
+        </w:rPr>
+        <w:t>à</w:t>
+      </w:r>
+      <w:r>
+        <w:rPr>
+          <w:lang w:eastAsia="pt-PT"/>
+        </w:rPr>
+        <w:t xml:space="preserve"> execução</w:t>
+      </w:r>
+      <w:r>
+        <w:rPr>
+          <w:lang w:eastAsia="pt-PT"/>
+        </w:rPr>
+        <w:t xml:space="preserve"> a identificação não se baseia apenas em nomes descritivos, mas também</w:t>
+      </w:r>
+      <w:r>
+        <w:rPr>
+          <w:lang w:eastAsia="pt-PT"/>
+        </w:rPr>
+        <w:t>,</w:t>
+      </w:r>
+      <w:r>
+        <w:rPr>
+          <w:lang w:eastAsia="pt-PT"/>
+        </w:rPr>
+        <w:t xml:space="preserve"> em códigos alfanuméricos que exigem coerência rigorosa entre documentos, </w:t>
+      </w:r>
+      <w:r>
+        <w:rPr>
+          <w:lang w:eastAsia="pt-PT"/>
+        </w:rPr>
+        <w:t>de forma a garantir</w:t>
+      </w:r>
+      <w:r>
+        <w:rPr>
+          <w:lang w:eastAsia="pt-PT"/>
+        </w:rPr>
+        <w:t xml:space="preserve"> que </w:t>
+      </w:r>
+      <w:r>
+        <w:rPr>
+          <w:lang w:eastAsia="pt-PT"/>
+        </w:rPr>
+        <w:t>todas as peças se mant</w:t>
+      </w:r>
+      <w:r>
+        <w:rPr>
+          <w:lang w:eastAsia="pt-PT"/>
+        </w:rPr>
+        <w:t>enham</w:t>
+      </w:r>
+      <w:r>
+        <w:rPr>
+          <w:lang w:eastAsia="pt-PT"/>
+        </w:rPr>
+        <w:t xml:space="preserve"> atualizadas</w:t>
       </w:r>
       <w:r>
         <w:rPr>
@@ -9577,121 +11760,311 @@
         </w:rPr>
         <w:t>.</w:t>
       </w:r>
-    </w:p>
-    <w:p>
-      <w:pPr>
-        <w:rPr>
-          <w:lang w:eastAsia="pt-PT"/>
-        </w:rPr>
-      </w:pPr>
-      <w:r>
-        <w:rPr>
-          <w:lang w:eastAsia="pt-PT"/>
-        </w:rPr>
-        <w:t>Nem todas as famílias criadas no contexto de uma subestação têm vocação de reutilização. Alguns componentes são intrinsecamente dependentes das condições locais do projeto</w:t>
-      </w:r>
-      <w:r>
-        <w:rPr>
-          <w:lang w:eastAsia="pt-PT"/>
-        </w:rPr>
-        <w:t>. C</w:t>
-      </w:r>
-      <w:r>
-        <w:rPr>
-          <w:lang w:eastAsia="pt-PT"/>
-        </w:rPr>
-        <w:t>omo um barramento de terra, cuja geometria é determinada pela posição e configuração dos pontos de ligação disponíveis, por isso, constituem peças únicas, concebidas especificamente para aquele projeto e aquela localização. Nestes casos, a família existe como solução singular, sem</w:t>
-      </w:r>
-      <w:r>
-        <w:rPr>
-          <w:lang w:eastAsia="pt-PT"/>
-        </w:rPr>
-        <w:t xml:space="preserve"> possível</w:t>
-      </w:r>
-      <w:r>
-        <w:rPr>
-          <w:lang w:eastAsia="pt-PT"/>
-        </w:rPr>
-        <w:t xml:space="preserve"> possibilidade de reutilização direta.</w:t>
-      </w:r>
-    </w:p>
-    <w:p>
-      <w:pPr>
-        <w:rPr>
-          <w:lang w:eastAsia="pt-PT"/>
-        </w:rPr>
-      </w:pPr>
-      <w:r>
-        <w:rPr>
-          <w:lang w:eastAsia="pt-PT"/>
-        </w:rPr>
-        <w:t>Em contrapartida, famílias de componentes normalizados como parafusos, ligadores, terminais, tubos ou perfis de viga são concebidas com o objetivo explícito de reutilização, tanto</w:t>
-      </w:r>
-      <w:r>
-        <w:rPr>
-          <w:lang w:eastAsia="pt-PT"/>
-        </w:rPr>
-        <w:t xml:space="preserve"> para usar</w:t>
-      </w:r>
-      <w:r>
-        <w:rPr>
-          <w:lang w:eastAsia="pt-PT"/>
-        </w:rPr>
-        <w:t xml:space="preserve"> dentro de um mesmo projeto, </w:t>
-      </w:r>
-      <w:r>
-        <w:rPr>
-          <w:lang w:eastAsia="pt-PT"/>
-        </w:rPr>
-        <w:t>com múltiplos tipos</w:t>
-      </w:r>
-      <w:r>
-        <w:rPr>
-          <w:lang w:eastAsia="pt-PT"/>
-        </w:rPr>
-        <w:t>, como entre projetos distintos, através de uma biblioteca de famílias partilhada pela equipa. A constituição desta biblioteca é um processo contínuo</w:t>
-      </w:r>
-      <w:r>
-        <w:rPr>
-          <w:lang w:eastAsia="pt-PT"/>
-        </w:rPr>
-        <w:t xml:space="preserve">, onde </w:t>
-      </w:r>
-      <w:r>
-        <w:rPr>
-          <w:lang w:eastAsia="pt-PT"/>
-        </w:rPr>
-        <w:t xml:space="preserve">algumas famílias já se encontram disponíveis de projetos anteriores, enquanto outras são criadas de raiz sempre que surge uma necessidade, sendo posteriormente integradas na </w:t>
+      <w:r>
+        <w:rPr>
+          <w:lang w:eastAsia="pt-PT"/>
+        </w:rPr>
+        <w:t xml:space="preserve"> </w:t>
+      </w:r>
+      <w:r>
+        <w:rPr>
+          <w:lang w:eastAsia="pt-PT"/>
+        </w:rPr>
+        <w:t xml:space="preserve">Esta tarefa estende-se ainda à verificação e controlo de versões, </w:t>
       </w:r>
       <w:r>
         <w:rPr>
           <w:lang w:eastAsia="pt-PT"/>
         </w:rPr>
         <w:lastRenderedPageBreak/>
-        <w:t xml:space="preserve">biblioteca para uso futuro. Esta dinâmica de reutilização e expansão progressiva da biblioteca é um dos métodos mais eficientes na modelação de subestações. </w:t>
-      </w:r>
-      <w:r>
-        <w:rPr>
-          <w:highlight w:val="yellow"/>
-          <w:lang w:eastAsia="pt-PT"/>
-        </w:rPr>
-        <w:t xml:space="preserve">[Shi </w:t>
-      </w:r>
-      <w:r>
-        <w:rPr>
-          <w:i/>
-          <w:iCs/>
-          <w:highlight w:val="yellow"/>
-          <w:lang w:eastAsia="pt-PT"/>
-        </w:rPr>
-        <w:t>et al</w:t>
-      </w:r>
-      <w:r>
-        <w:rPr>
-          <w:highlight w:val="yellow"/>
-          <w:lang w:eastAsia="pt-PT"/>
-        </w:rPr>
-        <w:t>., 2021; Du &amp;amp; Min, 2025]</w:t>
+        <w:t xml:space="preserve">conta com o histórico de revisões da documentação, processo importante para manter a consistência do trabalho da equipa ao longo das várias iterações de um projeto. </w:t>
+      </w:r>
+    </w:p>
+    <w:p>
+      <w:pPr>
+        <w:pStyle w:val="Ttulo2"/>
+      </w:pPr>
+      <w:bookmarkStart w:id="48" w:name="_Toc232862541"/>
+      <w:r>
+        <w:t>Projetos acompanhados durante o estágio</w:t>
+      </w:r>
+      <w:bookmarkEnd w:id="48"/>
+    </w:p>
+    <w:p>
+      <w:pPr>
+        <w:rPr>
+          <w:lang w:eastAsia="pt-PT"/>
+        </w:rPr>
+      </w:pPr>
+      <w:r>
+        <w:rPr>
+          <w:lang w:eastAsia="pt-PT"/>
+        </w:rPr>
+        <w:t>Foram realizados diferentes projetos de subestações, desenvolvidos para clientes do</w:t>
+      </w:r>
+      <w:r>
+        <w:rPr>
+          <w:lang w:eastAsia="pt-PT"/>
+        </w:rPr>
+        <w:t xml:space="preserve"> </w:t>
+      </w:r>
+      <w:r>
+        <w:rPr>
+          <w:lang w:eastAsia="pt-PT"/>
+        </w:rPr>
+        <w:t>Reino Unido</w:t>
+      </w:r>
+      <w:r>
+        <w:rPr>
+          <w:lang w:eastAsia="pt-PT"/>
+        </w:rPr>
+        <w:t>, Angola, Escócia entre outros, e</w:t>
+      </w:r>
+      <w:r>
+        <w:rPr>
+          <w:lang w:eastAsia="pt-PT"/>
+        </w:rPr>
+        <w:t xml:space="preserve">sta diversidade de </w:t>
+      </w:r>
+      <w:r>
+        <w:rPr>
+          <w:lang w:eastAsia="pt-PT"/>
+        </w:rPr>
+        <w:t xml:space="preserve">projetos </w:t>
+      </w:r>
+      <w:r>
+        <w:rPr>
+          <w:lang w:eastAsia="pt-PT"/>
+        </w:rPr>
+        <w:t>com</w:t>
+      </w:r>
+      <w:r>
+        <w:rPr>
+          <w:lang w:eastAsia="pt-PT"/>
+        </w:rPr>
+        <w:t xml:space="preserve"> diferentes níveis de tensão, tipologias e fases de desenvolvimento</w:t>
+      </w:r>
+      <w:r>
+        <w:rPr>
+          <w:lang w:eastAsia="pt-PT"/>
+        </w:rPr>
+        <w:t xml:space="preserve"> são fundamentais para o desenvolvimento multidisciplinar.</w:t>
+      </w:r>
+    </w:p>
+    <w:p>
+      <w:pPr>
+        <w:rPr>
+          <w:lang w:eastAsia="pt-PT"/>
+        </w:rPr>
+      </w:pPr>
+      <w:r>
+        <w:rPr>
+          <w:lang w:eastAsia="pt-PT"/>
+        </w:rPr>
+        <w:t>No projeto da subestação Strathy Wood, do tipo Air Insulated Substation (AIS)</w:t>
+      </w:r>
+      <w:r>
+        <w:rPr>
+          <w:lang w:eastAsia="pt-PT"/>
+        </w:rPr>
+        <w:t xml:space="preserve">, </w:t>
+      </w:r>
+      <w:r>
+        <w:rPr>
+          <w:lang w:eastAsia="pt-PT"/>
+        </w:rPr>
+        <w:t xml:space="preserve">com nível de tensão </w:t>
+      </w:r>
+      <w:r>
+        <w:rPr>
+          <w:highlight w:val="red"/>
+          <w:lang w:eastAsia="pt-PT"/>
+        </w:rPr>
+        <w:t>[a confirmar]</w:t>
+      </w:r>
+      <w:r>
+        <w:rPr>
+          <w:lang w:eastAsia="pt-PT"/>
+        </w:rPr>
+        <w:t>, o trabalho desenvolvido incluiu a aplicação de alterações ao modelo existente, e a participação em ciclos de revisão do projeto.</w:t>
+      </w:r>
+    </w:p>
+    <w:p>
+      <w:pPr>
+        <w:rPr>
+          <w:lang w:eastAsia="pt-PT"/>
+        </w:rPr>
+      </w:pPr>
+      <w:r>
+        <w:rPr>
+          <w:lang w:eastAsia="pt-PT"/>
+        </w:rPr>
+        <w:t>Referente a</w:t>
+      </w:r>
+      <w:r>
+        <w:rPr>
+          <w:lang w:eastAsia="pt-PT"/>
+        </w:rPr>
+        <w:t xml:space="preserve"> subestação Emmock, igualmente do tipo AIS e abrangendo níveis de tensão de </w:t>
+      </w:r>
+      <w:r>
+        <w:rPr>
+          <w:highlight w:val="red"/>
+          <w:lang w:eastAsia="pt-PT"/>
+        </w:rPr>
+        <w:t>400 kV, 275 kV, 60 kV e 30 kV</w:t>
+      </w:r>
+      <w:r>
+        <w:rPr>
+          <w:lang w:eastAsia="pt-PT"/>
+        </w:rPr>
+        <w:t xml:space="preserve">, </w:t>
+      </w:r>
+      <w:r>
+        <w:rPr>
+          <w:lang w:eastAsia="pt-PT"/>
+        </w:rPr>
+        <w:t xml:space="preserve">desenvolvi algumas atividades como a </w:t>
+      </w:r>
+      <w:r>
+        <w:rPr>
+          <w:lang w:eastAsia="pt-PT"/>
+        </w:rPr>
+        <w:t>modelação</w:t>
+      </w:r>
+      <w:r>
+        <w:rPr>
+          <w:lang w:eastAsia="pt-PT"/>
+        </w:rPr>
+        <w:t xml:space="preserve"> e cria</w:t>
+      </w:r>
+      <w:r>
+        <w:rPr>
+          <w:lang w:eastAsia="pt-PT"/>
+        </w:rPr>
+        <w:t>ção de</w:t>
+      </w:r>
+      <w:r>
+        <w:rPr>
+          <w:lang w:eastAsia="pt-PT"/>
+        </w:rPr>
+        <w:t xml:space="preserve"> famílias específicas e </w:t>
+      </w:r>
+      <w:r>
+        <w:rPr>
+          <w:lang w:eastAsia="pt-PT"/>
+        </w:rPr>
+        <w:t>paramétri</w:t>
+      </w:r>
+      <w:r>
+        <w:rPr>
+          <w:lang w:eastAsia="pt-PT"/>
+        </w:rPr>
+        <w:t>cas</w:t>
+      </w:r>
+      <w:r>
+        <w:rPr>
+          <w:lang w:eastAsia="pt-PT"/>
+        </w:rPr>
+        <w:t>, com uma particularidade adicional a exportaçã</w:t>
+      </w:r>
+      <w:r>
+        <w:rPr>
+          <w:lang w:eastAsia="pt-PT"/>
+        </w:rPr>
+        <w:t>o</w:t>
+      </w:r>
+      <w:r>
+        <w:rPr>
+          <w:lang w:eastAsia="pt-PT"/>
+        </w:rPr>
+        <w:t xml:space="preserve"> de ficheiros do modelo para a equipa responsável pelo</w:t>
+      </w:r>
+      <w:r>
+        <w:rPr>
+          <w:lang w:eastAsia="pt-PT"/>
+        </w:rPr>
+        <w:t>s</w:t>
+      </w:r>
+      <w:r>
+        <w:rPr>
+          <w:lang w:eastAsia="pt-PT"/>
+        </w:rPr>
+        <w:t xml:space="preserve"> dimensionamento</w:t>
+      </w:r>
+      <w:r>
+        <w:rPr>
+          <w:lang w:eastAsia="pt-PT"/>
+        </w:rPr>
+        <w:t>s</w:t>
+      </w:r>
+      <w:r>
+        <w:rPr>
+          <w:lang w:eastAsia="pt-PT"/>
+        </w:rPr>
+        <w:t xml:space="preserve">, </w:t>
+      </w:r>
+      <w:r>
+        <w:rPr>
+          <w:lang w:eastAsia="pt-PT"/>
+        </w:rPr>
+        <w:t>para</w:t>
+      </w:r>
+      <w:r>
+        <w:rPr>
+          <w:lang w:eastAsia="pt-PT"/>
+        </w:rPr>
+        <w:t xml:space="preserve"> </w:t>
+      </w:r>
+      <w:r>
+        <w:rPr>
+          <w:lang w:eastAsia="pt-PT"/>
+        </w:rPr>
+        <w:t>a</w:t>
+      </w:r>
+      <w:r>
+        <w:rPr>
+          <w:lang w:eastAsia="pt-PT"/>
+        </w:rPr>
+        <w:t xml:space="preserve"> realização de estudos luminotécnicos da instalação.</w:t>
+      </w:r>
+    </w:p>
+    <w:p>
+      <w:pPr>
+        <w:rPr>
+          <w:lang w:eastAsia="pt-PT"/>
+        </w:rPr>
+      </w:pPr>
+      <w:r>
+        <w:rPr>
+          <w:lang w:eastAsia="pt-PT"/>
+        </w:rPr>
+        <w:t xml:space="preserve">A </w:t>
+      </w:r>
+      <w:r>
+        <w:rPr>
+          <w:lang w:eastAsia="pt-PT"/>
+        </w:rPr>
+        <w:t xml:space="preserve">subestação para a Lufthansa, do tipo AIS e com nível de tensão </w:t>
+      </w:r>
+      <w:r>
+        <w:rPr>
+          <w:highlight w:val="red"/>
+          <w:lang w:eastAsia="pt-PT"/>
+        </w:rPr>
+        <w:t>[a confirmar]</w:t>
+      </w:r>
+      <w:r>
+        <w:rPr>
+          <w:lang w:eastAsia="pt-PT"/>
+        </w:rPr>
+        <w:t xml:space="preserve">, o trabalho desenvolvido incluiu igualmente a aplicação de alterações ao modelo, a criação de famílias específicas e a participação em revisões, tendo sido também exportados ficheiros para a equipa de dimensionamento realizar os respetivos estudos luminotécnicos. Foi neste projeto que, como referido no subcapítulo 3.4, se deu a transição para uma comunicação técnica mais direta com </w:t>
+      </w:r>
+      <w:r>
+        <w:rPr>
+          <w:lang w:eastAsia="pt-PT"/>
+        </w:rPr>
+        <w:t>o engenheiro responsável pela modelação da subestação</w:t>
       </w:r>
       <w:r>
         <w:rPr>
@@ -9708,41 +12081,13 @@
       </w:pPr>
       <w:r>
         <w:rPr>
-          <w:i/>
-          <w:iCs/>
-          <w:color w:val="7F7F7F"/>
-          <w:highlight w:val="green"/>
-          <w:lang w:eastAsia="pt-PT"/>
-        </w:rPr>
-        <w:t xml:space="preserve">exemplo de família única vs família reutilizável no modelo </w:t>
-      </w:r>
-    </w:p>
-    <w:p>
-      <w:pPr>
-        <w:pStyle w:val="Ttulo2"/>
-        <w:rPr>
-          <w:lang w:eastAsia="en-US"/>
-        </w:rPr>
-      </w:pPr>
-      <w:bookmarkStart w:id="39" w:name="_Toc232818148"/>
-      <w:r>
-        <w:rPr>
-          <w:lang w:eastAsia="en-US"/>
-        </w:rPr>
-        <w:t>Modelos</w:t>
-      </w:r>
-      <w:bookmarkEnd w:id="39"/>
-    </w:p>
-    <w:p>
-      <w:pPr>
-        <w:rPr>
-          <w:lang w:eastAsia="pt-PT"/>
-        </w:rPr>
-      </w:pPr>
-      <w:r>
-        <w:rPr>
-          <w:rFonts w:eastAsia="Calibri"/>
-          <w:lang w:eastAsia="en-US"/>
+          <w:lang w:eastAsia="pt-PT"/>
+        </w:rPr>
+        <w:t>No projeto</w:t>
+      </w:r>
+      <w:r>
+        <w:rPr>
+          <w:lang w:eastAsia="pt-PT"/>
         </w:rPr>
         <w:t xml:space="preserve"> </w:t>
       </w:r>
@@ -9750,1048 +12095,20 @@
         <w:rPr>
           <w:lang w:eastAsia="pt-PT"/>
         </w:rPr>
-        <w:t xml:space="preserve">A modelação de uma subestação no Revit é um processo que pode ser abordado em qualquer fase tanto na conceção inicial, onde o modelo é construído </w:t>
-      </w:r>
-      <w:r>
-        <w:rPr>
-          <w:lang w:eastAsia="pt-PT"/>
-        </w:rPr>
-        <w:t>do zero</w:t>
-      </w:r>
-      <w:r>
-        <w:rPr>
-          <w:lang w:eastAsia="pt-PT"/>
-        </w:rPr>
-        <w:t xml:space="preserve">, como em fases intermédias ou avançadas, onde se incorporam alterações, ampliações ou correções a um modelo já existente. Em qualquer dos casos, a consulta a catálogos de fabricante e documentação normativa é constante, </w:t>
-      </w:r>
-      <w:r>
-        <w:rPr>
-          <w:lang w:eastAsia="pt-PT"/>
-        </w:rPr>
-        <w:t xml:space="preserve">sendo </w:t>
-      </w:r>
-      <w:r>
-        <w:rPr>
-          <w:lang w:eastAsia="pt-PT"/>
-        </w:rPr>
-        <w:t>determinada pela necessidade de garantir que os elementos modelados refl</w:t>
-      </w:r>
-      <w:r>
-        <w:rPr>
-          <w:lang w:eastAsia="pt-PT"/>
-        </w:rPr>
-        <w:t>ita</w:t>
-      </w:r>
-      <w:r>
-        <w:rPr>
-          <w:lang w:eastAsia="pt-PT"/>
-        </w:rPr>
-        <w:t>m os equipamentos reais que</w:t>
-      </w:r>
-      <w:r>
-        <w:rPr>
-          <w:lang w:eastAsia="pt-PT"/>
-        </w:rPr>
-        <w:t xml:space="preserve"> integram ou</w:t>
-      </w:r>
-      <w:r>
-        <w:rPr>
-          <w:lang w:eastAsia="pt-PT"/>
-        </w:rPr>
-        <w:t xml:space="preserve"> integrarão a instalação.</w:t>
-      </w:r>
-    </w:p>
-    <w:p>
-      <w:pPr>
-        <w:pStyle w:val="Ttulo3"/>
-        <w:rPr>
-          <w:lang w:eastAsia="en-US"/>
-        </w:rPr>
-      </w:pPr>
-      <w:bookmarkStart w:id="40" w:name="_Toc232818149"/>
-      <w:r>
-        <w:rPr>
-          <w:lang w:eastAsia="en-US"/>
-        </w:rPr>
-        <w:t>Cria</w:t>
-      </w:r>
-      <w:r>
-        <w:rPr>
-          <w:lang w:eastAsia="en-US"/>
-        </w:rPr>
-        <w:t>ção</w:t>
-      </w:r>
-      <w:r>
-        <w:rPr>
-          <w:lang w:eastAsia="en-US"/>
-        </w:rPr>
-        <w:t xml:space="preserve"> </w:t>
-      </w:r>
-      <w:r>
-        <w:rPr>
-          <w:lang w:eastAsia="en-US"/>
-        </w:rPr>
-        <w:t>d</w:t>
-      </w:r>
-      <w:r>
-        <w:rPr>
-          <w:lang w:eastAsia="en-US"/>
-        </w:rPr>
-        <w:t>o Modelo</w:t>
-      </w:r>
-      <w:bookmarkEnd w:id="40"/>
-      <w:r>
-        <w:rPr>
-          <w:lang w:eastAsia="en-US"/>
-        </w:rPr>
-        <w:t xml:space="preserve">  </w:t>
-      </w:r>
-    </w:p>
-    <w:p>
-      <w:pPr>
-        <w:rPr>
-          <w:lang w:eastAsia="pt-PT"/>
-        </w:rPr>
-      </w:pPr>
-      <w:r>
-        <w:rPr>
-          <w:lang w:eastAsia="pt-PT"/>
-        </w:rPr>
-        <w:t xml:space="preserve">Um modelo no Revit, corresponde a um ficheiro de projeto. rvt que reúne toda a geometria tridimensional e a informação associada aos elementos de uma obra. Quando o projeto é desenvolvido por uma única pessoa, </w:t>
-      </w:r>
-      <w:r>
-        <w:rPr>
-          <w:lang w:eastAsia="pt-PT"/>
-        </w:rPr>
-        <w:t xml:space="preserve">normalmente </w:t>
-      </w:r>
-      <w:r>
-        <w:rPr>
-          <w:lang w:eastAsia="pt-PT"/>
-        </w:rPr>
-        <w:t>este ficheiro é trabalhado diretamente, no entanto, como sucede na generalidade dos projetos de subestações, várias equipas ou vários elementos da mesma equipa trabalham simultaneamente sobre o mesmo modelo, assim recorre-se a um modelo central (</w:t>
-      </w:r>
-      <w:r>
-        <w:rPr>
-          <w:i/>
-          <w:iCs/>
-          <w:lang w:eastAsia="pt-PT"/>
-        </w:rPr>
-        <w:t>central model</w:t>
-      </w:r>
-      <w:r>
-        <w:rPr>
-          <w:lang w:eastAsia="pt-PT"/>
-        </w:rPr>
-        <w:t>), alojado num servidor partilhado</w:t>
-      </w:r>
-      <w:r>
-        <w:rPr>
-          <w:lang w:eastAsia="pt-PT"/>
-        </w:rPr>
-        <w:t>, onde c</w:t>
-      </w:r>
-      <w:r>
-        <w:rPr>
-          <w:lang w:eastAsia="pt-PT"/>
-        </w:rPr>
-        <w:t>ada utilizador trabalha sobre uma cópia local do modelo, obtida através de uma copia desanexada (</w:t>
-      </w:r>
-      <w:r>
-        <w:rPr>
-          <w:i/>
-          <w:iCs/>
-          <w:lang w:eastAsia="pt-PT"/>
-        </w:rPr>
-        <w:t>detached</w:t>
-      </w:r>
-      <w:r>
-        <w:rPr>
-          <w:b/>
-          <w:bCs/>
-          <w:lang w:eastAsia="pt-PT"/>
-        </w:rPr>
-        <w:t>)</w:t>
-      </w:r>
-      <w:r>
-        <w:rPr>
-          <w:lang w:eastAsia="pt-PT"/>
-        </w:rPr>
-        <w:t>, e periodicamente sincronizand</w:t>
-      </w:r>
-      <w:r>
-        <w:rPr>
-          <w:lang w:eastAsia="pt-PT"/>
-        </w:rPr>
-        <w:t>a</w:t>
-      </w:r>
-      <w:r>
-        <w:rPr>
-          <w:lang w:eastAsia="pt-PT"/>
-        </w:rPr>
-        <w:t xml:space="preserve"> (</w:t>
-      </w:r>
-      <w:r>
-        <w:rPr>
-          <w:i/>
-          <w:iCs/>
-          <w:lang w:eastAsia="pt-PT"/>
-        </w:rPr>
-        <w:t>synchronize with central</w:t>
-      </w:r>
-      <w:r>
-        <w:rPr>
-          <w:lang w:eastAsia="pt-PT"/>
-        </w:rPr>
-        <w:t xml:space="preserve">) consoante a progressão do trabalho realizado, transferindo o conteúdo para o modelo central, </w:t>
-      </w:r>
-      <w:r>
-        <w:rPr>
-          <w:lang w:eastAsia="pt-PT"/>
-        </w:rPr>
-        <w:t>e</w:t>
-      </w:r>
-      <w:r>
-        <w:rPr>
-          <w:lang w:eastAsia="pt-PT"/>
-        </w:rPr>
-        <w:t xml:space="preserve"> devido a este mecanismo de colaboração é possível que múltiplas pessoas consigam modelar simultaneamente partes distintas da mesma subestação sem que seja perdida informação.</w:t>
-      </w:r>
-    </w:p>
-    <w:p>
-      <w:pPr>
-        <w:rPr>
-          <w:lang w:eastAsia="pt-PT"/>
-        </w:rPr>
-      </w:pPr>
-      <w:r>
-        <w:rPr>
-          <w:lang w:eastAsia="pt-PT"/>
-        </w:rPr>
-        <w:t>O ponto de partida para a modelação de uma subestação é, em regra, o esquema unifilar da instalação, documento este que define a arquitetura elétrica da subestação como os seus painéis, níveis de tensão, equipamentos de manobra e proteção, e as interligações entre eles, constitui a referência fundamental a partir da qual o modelo tridimensional é construído</w:t>
-      </w:r>
-      <w:r>
-        <w:rPr>
-          <w:lang w:eastAsia="pt-PT"/>
-        </w:rPr>
-        <w:t>, com o auxílio das peças bidimensionais de arquitetura e os respetivos planos de montagem elétricos.</w:t>
-      </w:r>
-      <w:r>
-        <w:rPr>
-          <w:lang w:eastAsia="pt-PT"/>
-        </w:rPr>
-        <w:t xml:space="preserve"> A sua </w:t>
-      </w:r>
-      <w:r>
-        <w:rPr>
-          <w:lang w:eastAsia="pt-PT"/>
-        </w:rPr>
-        <w:lastRenderedPageBreak/>
-        <w:t>interpretação exige conhecimento técnico da instalação eletrotecnias de alta tensão, pois é com base nele que se definem quais os equipamentos a modelar e quais as famílias a criar ou reutilizar</w:t>
-      </w:r>
-      <w:r>
-        <w:rPr>
-          <w:lang w:eastAsia="pt-PT"/>
-        </w:rPr>
-        <w:t>.</w:t>
-      </w:r>
-    </w:p>
-    <w:p>
-      <w:pPr>
-        <w:rPr>
-          <w:lang w:eastAsia="pt-PT"/>
-        </w:rPr>
-      </w:pPr>
-      <w:r>
-        <w:rPr>
-          <w:lang w:eastAsia="pt-PT"/>
-        </w:rPr>
-        <w:t xml:space="preserve">Para além da divisão por cópias locais inerente ao modelo central, a organização do projeto recorre também a ficheiros </w:t>
-      </w:r>
-      <w:r>
-        <w:rPr>
-          <w:lang w:eastAsia="pt-PT"/>
-        </w:rPr>
-        <w:t>chamados</w:t>
-      </w:r>
-      <w:r>
-        <w:rPr>
-          <w:lang w:eastAsia="pt-PT"/>
-        </w:rPr>
-        <w:t xml:space="preserve"> </w:t>
-      </w:r>
-      <w:r>
-        <w:rPr>
-          <w:i/>
-          <w:iCs/>
-          <w:lang w:eastAsia="pt-PT"/>
-        </w:rPr>
-        <w:t>links</w:t>
-      </w:r>
-      <w:r>
-        <w:rPr>
-          <w:lang w:eastAsia="pt-PT"/>
-        </w:rPr>
-        <w:t xml:space="preserve">, que permitem separar as diferentes engenharias em </w:t>
-      </w:r>
-      <w:r>
-        <w:rPr>
-          <w:lang w:eastAsia="pt-PT"/>
-        </w:rPr>
-        <w:t>grupos</w:t>
-      </w:r>
-      <w:r>
-        <w:rPr>
-          <w:lang w:eastAsia="pt-PT"/>
-        </w:rPr>
-        <w:t xml:space="preserve"> distintos, articulados entre si. Esta abordagem é adotada sistematicamente, independentemente da dimensão do projeto, por duas razões principais, por um lado, permite que diferentes membros da equipa trabalhem em simultâneo em partes distintas do modelo sem conflitos de edição; por outro, reduz a carga computacional associada a projetos de grandes dimensões, que de outra forma poderiam tornar a ferramenta lenta ou insustentável. Em situações em que a dimensão do modelo assim o exija, sendo assim possível trabalhar sobre partes específicas da instalação de forma mais ágil, </w:t>
-      </w:r>
-      <w:r>
-        <w:rPr>
-          <w:lang w:eastAsia="pt-PT"/>
-        </w:rPr>
-        <w:t xml:space="preserve">no entanto </w:t>
-      </w:r>
-      <w:r>
-        <w:rPr>
-          <w:lang w:eastAsia="pt-PT"/>
-        </w:rPr>
-        <w:t>quando a subestação tem dimensão mais reduzida</w:t>
-      </w:r>
-      <w:r>
-        <w:rPr>
-          <w:lang w:eastAsia="pt-PT"/>
-        </w:rPr>
-        <w:t>s</w:t>
-      </w:r>
-      <w:r>
-        <w:rPr>
-          <w:lang w:eastAsia="pt-PT"/>
-        </w:rPr>
-        <w:t>, esse isolamento visual pode ser conseguido de forma mais simples através do comando esconder (</w:t>
-      </w:r>
-      <w:r>
-        <w:rPr>
-          <w:i/>
-          <w:iCs/>
-          <w:lang w:eastAsia="pt-PT"/>
-        </w:rPr>
-        <w:t>hide</w:t>
-      </w:r>
-      <w:r>
-        <w:rPr>
-          <w:lang w:eastAsia="pt-PT"/>
-        </w:rPr>
-        <w:t>), que oculta temporariamente os elementos não relevantes para a tarefa em curso.</w:t>
-      </w:r>
-    </w:p>
-    <w:p>
-      <w:pPr>
-        <w:rPr>
-          <w:lang w:eastAsia="pt-PT"/>
-        </w:rPr>
-      </w:pPr>
-      <w:commentRangeStart w:id="41"/>
-      <w:r>
-        <w:rPr>
-          <w:lang w:eastAsia="pt-PT"/>
-        </w:rPr>
-        <w:t xml:space="preserve">O posicionamento dos equipamentos no modelo obedece às distâncias mínimas de segurança definidas nas normas técnicas aplicáveis, nomeadamente a norma IEC 61936-1, que estabelece os requisitos gerais para instalações elétricas com tensões superiores a 1 kV em corrente alternada </w:t>
-      </w:r>
-      <w:r>
-        <w:rPr>
-          <w:highlight w:val="yellow"/>
-          <w:lang w:eastAsia="pt-PT"/>
-        </w:rPr>
-        <w:t>[IEC 61936-1, 2021]</w:t>
-      </w:r>
-      <w:r>
-        <w:rPr>
-          <w:lang w:eastAsia="pt-PT"/>
-        </w:rPr>
-        <w:t>.</w:t>
-      </w:r>
-      <w:commentRangeEnd w:id="41"/>
-      <w:r>
-        <w:rPr>
-          <w:rStyle w:val="Refdecomentrio"/>
-          <w:sz w:val="24"/>
-          <w:szCs w:val="24"/>
-          <w:lang w:eastAsia="pt-PT"/>
-        </w:rPr>
-        <w:commentReference w:id="41"/>
-      </w:r>
-    </w:p>
-    <w:p>
-      <w:pPr>
-        <w:rPr>
-          <w:lang w:eastAsia="pt-PT"/>
-        </w:rPr>
-      </w:pPr>
-      <w:r>
-        <w:rPr>
-          <w:i/>
-          <w:iCs/>
-          <w:color w:val="7F7F7F"/>
-          <w:highlight w:val="green"/>
-          <w:lang w:eastAsia="pt-PT"/>
-        </w:rPr>
-        <w:t>vista do modelo de subestação no Revit com organização por links visível</w:t>
-      </w:r>
-    </w:p>
-    <w:p>
-      <w:pPr>
-        <w:pStyle w:val="Ttulo3"/>
-        <w:rPr>
-          <w:lang w:eastAsia="en-US"/>
-        </w:rPr>
-      </w:pPr>
-      <w:bookmarkStart w:id="42" w:name="_Toc232818150"/>
-      <w:r>
-        <w:rPr>
-          <w:lang w:eastAsia="en-US"/>
-        </w:rPr>
-        <w:t>Revisões e validação técnica</w:t>
-      </w:r>
-      <w:bookmarkEnd w:id="42"/>
-      <w:r>
-        <w:rPr>
-          <w:lang w:eastAsia="en-US"/>
-        </w:rPr>
-        <w:t xml:space="preserve"> </w:t>
-      </w:r>
-    </w:p>
-    <w:p>
-      <w:pPr>
-        <w:rPr>
-          <w:lang w:eastAsia="pt-PT"/>
-        </w:rPr>
-      </w:pPr>
-      <w:r>
-        <w:rPr>
-          <w:lang w:eastAsia="pt-PT"/>
-        </w:rPr>
-        <w:t xml:space="preserve">Um modelo de subestação raramente é entregue ao cliente numa única iteração, o processo de projeto em ambiente real implica ciclos sucessivos de revisão, nos quais os comentários e solicitações de alteração do cliente são incorporados </w:t>
-      </w:r>
-      <w:r>
-        <w:rPr>
-          <w:lang w:eastAsia="pt-PT"/>
-        </w:rPr>
-        <w:t>a</w:t>
-      </w:r>
-      <w:r>
-        <w:rPr>
-          <w:lang w:eastAsia="pt-PT"/>
-        </w:rPr>
-        <w:t xml:space="preserve">o modelo, e a documentação técnica associada é atualizada em conformidade. No contexto de projetos desenvolvidos para clientes internacionais, como a </w:t>
-      </w:r>
-      <w:r>
-        <w:rPr>
-          <w:i/>
-          <w:iCs/>
-          <w:lang w:eastAsia="pt-PT"/>
-        </w:rPr>
-        <w:t xml:space="preserve">Scottish and Southern Electricity Networks </w:t>
-      </w:r>
-      <w:r>
-        <w:rPr>
-          <w:lang w:eastAsia="pt-PT"/>
-        </w:rPr>
-        <w:t xml:space="preserve">(SSEN), estes comentários chegam habitualmente sob a forma de anotações em ficheiros PDF, que identificam os elementos a corrigir, as dimensões a rever ou os componentes a substituir. </w:t>
-      </w:r>
-    </w:p>
-    <w:p>
-      <w:pPr>
-        <w:rPr>
-          <w:lang w:eastAsia="pt-PT"/>
-        </w:rPr>
-      </w:pPr>
-      <w:r>
-        <w:rPr>
-          <w:lang w:eastAsia="pt-PT"/>
-        </w:rPr>
-        <w:t xml:space="preserve">As alterações decorrentes das revisões podem ter origens diversas como ajustes de implantação motivados por condicionantes civis ou de acesso, substituição de equipamentos por alteração de especificação do cliente, incorporação de resultados de estudos técnicos das equipas de dimensionamentos, ou ainda correções identificadas durante o projeto. </w:t>
-      </w:r>
-    </w:p>
-    <w:p>
-      <w:pPr>
-        <w:pStyle w:val="Ttulo3"/>
-        <w:rPr>
-          <w:lang w:eastAsia="en-US"/>
-        </w:rPr>
-      </w:pPr>
-      <w:bookmarkStart w:id="43" w:name="_Toc232818151"/>
-      <w:r>
-        <w:rPr>
-          <w:lang w:eastAsia="en-US"/>
-        </w:rPr>
-        <w:lastRenderedPageBreak/>
-        <w:t>Produção de documentação técnica</w:t>
-      </w:r>
-      <w:bookmarkEnd w:id="43"/>
-      <w:r>
-        <w:rPr>
-          <w:lang w:eastAsia="en-US"/>
-        </w:rPr>
-        <w:t xml:space="preserve"> </w:t>
-      </w:r>
-    </w:p>
-    <w:p>
-      <w:pPr>
-        <w:rPr>
-          <w:lang w:eastAsia="pt-PT"/>
-        </w:rPr>
-      </w:pPr>
-      <w:r>
-        <w:rPr>
-          <w:lang w:eastAsia="pt-PT"/>
-        </w:rPr>
-        <w:t>Uma das funcionalidades mais út</w:t>
-      </w:r>
-      <w:r>
-        <w:rPr>
-          <w:lang w:eastAsia="pt-PT"/>
-        </w:rPr>
-        <w:t>il</w:t>
-      </w:r>
-      <w:r>
-        <w:rPr>
-          <w:lang w:eastAsia="pt-PT"/>
-        </w:rPr>
-        <w:t xml:space="preserve"> do Revit é gerar automaticamente peças desenhadas a partir do modelo tridimensional, do qual são extraídas plantas, cortes e elevações obtidos através da configuração de vistas sobre o modelo, às quais são associadas escalas, anotações, cotas e legendas, de acordo com os requisitos de apresentação definidos para o projeto. As folhas de desenho são compostas diretamente</w:t>
-      </w:r>
-      <w:r>
-        <w:rPr>
-          <w:lang w:eastAsia="pt-PT"/>
-        </w:rPr>
-        <w:t xml:space="preserve"> da aplicação</w:t>
-      </w:r>
-      <w:r>
-        <w:rPr>
-          <w:lang w:eastAsia="pt-PT"/>
-        </w:rPr>
-        <w:t>, recorrendo a um formato de apresentação definido pela equipa de projeto</w:t>
-      </w:r>
-      <w:r>
-        <w:rPr>
-          <w:lang w:eastAsia="pt-PT"/>
-        </w:rPr>
-        <w:t>.</w:t>
-      </w:r>
-    </w:p>
-    <w:p>
-      <w:pPr>
-        <w:rPr>
-          <w:lang w:eastAsia="pt-PT"/>
-        </w:rPr>
-      </w:pPr>
-      <w:r>
-        <w:rPr>
-          <w:lang w:eastAsia="pt-PT"/>
-        </w:rPr>
-        <w:t>A exportação da documentação para entrega</w:t>
-      </w:r>
-      <w:r>
-        <w:rPr>
-          <w:lang w:eastAsia="pt-PT"/>
-        </w:rPr>
-        <w:t>r</w:t>
-      </w:r>
-      <w:r>
-        <w:rPr>
-          <w:lang w:eastAsia="pt-PT"/>
-        </w:rPr>
-        <w:t xml:space="preserve"> ao cliente é feita em formato .pdf, o que constitui o formato padrão para a transmissão de peças desenhadas em contexto de projeto</w:t>
-      </w:r>
-      <w:r>
-        <w:rPr>
-          <w:lang w:eastAsia="pt-PT"/>
-        </w:rPr>
-        <w:t>, no entanto q</w:t>
-      </w:r>
-      <w:r>
-        <w:rPr>
-          <w:lang w:eastAsia="pt-PT"/>
-        </w:rPr>
-        <w:t>uando é solicitado o model</w:t>
-      </w:r>
-      <w:r>
-        <w:rPr>
-          <w:lang w:eastAsia="pt-PT"/>
-        </w:rPr>
-        <w:t>o, por algum colaborador</w:t>
-      </w:r>
-      <w:r>
-        <w:rPr>
-          <w:lang w:eastAsia="pt-PT"/>
-        </w:rPr>
-        <w:t>, a entrega é efetuada no formato</w:t>
-      </w:r>
-      <w:r>
-        <w:rPr>
-          <w:lang w:eastAsia="pt-PT"/>
-        </w:rPr>
-        <w:t xml:space="preserve"> </w:t>
-      </w:r>
-      <w:r>
-        <w:rPr>
-          <w:lang w:eastAsia="pt-PT"/>
-        </w:rPr>
-        <w:t xml:space="preserve">.rvt (para modelos de projeto no Revit), permitindo ao destinatário aceder à totalidade da informação geométrica e paramétrica nele contida. Esta flexibilidade de formatos de entrega é uma das características que distingue o fluxo de trabalho BIM do processo tradicional baseado em desenhos 2D, e contribui para uma maior </w:t>
-      </w:r>
-      <w:r>
-        <w:rPr>
-          <w:lang w:eastAsia="pt-PT"/>
-        </w:rPr>
-        <w:t>clareza</w:t>
-      </w:r>
-      <w:r>
-        <w:rPr>
-          <w:lang w:eastAsia="pt-PT"/>
-        </w:rPr>
-        <w:t xml:space="preserve"> e revisão da informação ao longo do projeto </w:t>
-      </w:r>
-      <w:r>
-        <w:rPr>
-          <w:shd w:val="clear" w:color="auto" w:fill="FFFF00"/>
-          <w:lang w:eastAsia="pt-PT"/>
-        </w:rPr>
-        <w:t>[Redmond, 2022].</w:t>
-      </w:r>
-    </w:p>
-    <w:p>
-      <w:pPr>
-        <w:rPr>
-          <w:lang w:eastAsia="pt-PT"/>
-        </w:rPr>
-      </w:pPr>
-      <w:r>
-        <w:rPr>
-          <w:i/>
-          <w:iCs/>
-          <w:color w:val="7F7F7F"/>
-          <w:highlight w:val="green"/>
-          <w:lang w:eastAsia="pt-PT"/>
-        </w:rPr>
-        <w:t xml:space="preserve">exemplo de folha de desenho gerada no Revit com planta, corte e elevação de subestação </w:t>
-      </w:r>
-    </w:p>
-    <w:p>
-      <w:pPr>
-        <w:pStyle w:val="Ttulo2"/>
-        <w:rPr>
-          <w:lang w:val="pt-PT" w:eastAsia="en-US"/>
-        </w:rPr>
-      </w:pPr>
-      <w:bookmarkStart w:id="44" w:name="_Toc232818152"/>
-      <w:r>
-        <w:rPr>
-          <w:lang w:val="pt-PT" w:eastAsia="en-US"/>
-        </w:rPr>
-        <w:t>Progressão e autonomia ao longo do estágio</w:t>
-      </w:r>
-      <w:bookmarkEnd w:id="44"/>
-    </w:p>
-    <w:p>
-      <w:pPr>
-        <w:rPr>
-          <w:lang w:eastAsia="pt-PT"/>
-        </w:rPr>
-      </w:pPr>
-      <w:r>
-        <w:rPr>
-          <w:lang w:eastAsia="pt-PT"/>
-        </w:rPr>
-        <w:t>A integração num ambiente profissional de engenharia implica, numa fase inicial, um período de adaptação durante o qual o estagiário desenvolve as competências técnicas e processuais necessárias para participar de forma produtiva nos projetos em curso. No contexto do estágio realizado na SISINT, esta progressão traduziu-se numa evolução gradual de autonomia nas tarefas de modelação e de outras atividades, desde as primeiras semanas, em que o trabalho era desenvolvido sob orientação próxima e com necessidade de validação frequente, até a fase em que a participação nos projetos se tornou mais direta e independente.</w:t>
-      </w:r>
-    </w:p>
-    <w:p>
-      <w:pPr>
-        <w:rPr>
-          <w:lang w:eastAsia="pt-PT"/>
-        </w:rPr>
-      </w:pPr>
-      <w:r>
-        <w:rPr>
-          <w:lang w:eastAsia="pt-PT"/>
-        </w:rPr>
-        <w:t xml:space="preserve">Esta transição foi particularmente percetível no curso de um projeto desenvolvido para um cliente do setor da aviação, no qual o envolvimento na modelação se aprofundou ao ponto de a comunicação técnica com os restantes membros da equipa passar a ser feita de forma direta, sem intermediação sistemática por parte dos engenheiros mais experientes. Este momento marcou uma mudança qualitativa na forma de participar no projeto, deixou de ser necessário aguardar instruções detalhadas para cada tarefa, passando a ser possível interpretar a documentação </w:t>
-      </w:r>
-      <w:r>
-        <w:rPr>
-          <w:lang w:eastAsia="pt-PT"/>
-        </w:rPr>
-        <w:lastRenderedPageBreak/>
-        <w:t>disponível, identificar o que era necessário modelar e tomar decisões de modelação de forma autónoma dentro do âmbito definido para o trabalho.</w:t>
-      </w:r>
-    </w:p>
-    <w:p>
-      <w:pPr>
-        <w:rPr>
-          <w:lang w:eastAsia="pt-PT"/>
-        </w:rPr>
-      </w:pPr>
-      <w:r>
-        <w:rPr>
-          <w:lang w:eastAsia="pt-PT"/>
-        </w:rPr>
-        <w:t>As competências consolidadas ao longo do estágio abrangem</w:t>
-      </w:r>
-      <w:r>
-        <w:rPr>
-          <w:lang w:eastAsia="pt-PT"/>
-        </w:rPr>
-        <w:t xml:space="preserve"> modelação </w:t>
-      </w:r>
-      <w:r>
-        <w:rPr>
-          <w:lang w:eastAsia="pt-PT"/>
-        </w:rPr>
-        <w:t>e parametrização de famílias de componentes para subestações, a organização e gestão de modelos complexos, a interpretação de documentação técnica de projeto e de requisitos de clientes internacionais, e a produção de peças desenhadas a partir do Revit. A combinação destas competências, adquiridas em contexto real e aplicadas a projetos de subestações em múltiplos níveis de tensão e geografias distintas, constitui a base para o exercício autónomo das tarefas de modelação em ambiente profissional.</w:t>
-      </w:r>
-    </w:p>
-    <w:p>
-      <w:pPr>
-        <w:pStyle w:val="Ttulo1"/>
-      </w:pPr>
-      <w:bookmarkStart w:id="45" w:name="_Toc232818153"/>
-      <w:r>
-        <w:t>Atividades complementares</w:t>
-      </w:r>
-      <w:bookmarkEnd w:id="45"/>
-    </w:p>
-    <w:p>
-      <w:pPr>
-        <w:rPr>
-          <w:lang w:eastAsia="pt-PT"/>
-        </w:rPr>
-      </w:pPr>
-      <w:r>
-        <w:rPr>
-          <w:lang w:eastAsia="pt-PT"/>
-        </w:rPr>
-        <w:t xml:space="preserve">Para além do trabalho de modelação descrito </w:t>
-      </w:r>
-      <w:r>
-        <w:rPr>
-          <w:lang w:eastAsia="pt-PT"/>
-        </w:rPr>
-        <w:t>anteriormente</w:t>
-      </w:r>
-      <w:r>
-        <w:rPr>
-          <w:lang w:eastAsia="pt-PT"/>
-        </w:rPr>
-        <w:t>, o período de estágio incluiu um conjunto de atividades complementares, igualmente integradas no fluxo de trabalho da equipa de projeto. Estas atividades, embora não constituam modelação tridimensional propriamente dita, são indissociáveis do processo de projeto de subestações e contribuíram para uma compreensão mais ampla d</w:t>
-      </w:r>
-      <w:r>
-        <w:rPr>
-          <w:lang w:eastAsia="pt-PT"/>
-        </w:rPr>
-        <w:t>e como funciona</w:t>
-      </w:r>
-      <w:r>
-        <w:rPr>
-          <w:lang w:eastAsia="pt-PT"/>
-        </w:rPr>
-        <w:t xml:space="preserve"> um gabinete de engenharia.</w:t>
-      </w:r>
-    </w:p>
-    <w:p>
-      <w:pPr>
-        <w:pStyle w:val="Ttulo2"/>
-        <w:rPr>
-          <w:lang w:eastAsia="en-US"/>
-        </w:rPr>
-      </w:pPr>
-      <w:bookmarkStart w:id="46" w:name="_Toc232818154"/>
-      <w:r>
-        <w:rPr>
-          <w:lang w:eastAsia="en-US"/>
-        </w:rPr>
-        <w:t>Interpretação de diagramas unifilares</w:t>
-      </w:r>
-      <w:bookmarkEnd w:id="46"/>
-    </w:p>
-    <w:p>
-      <w:pPr>
-        <w:rPr>
-          <w:lang w:eastAsia="pt-PT"/>
-        </w:rPr>
-      </w:pPr>
-      <w:r>
-        <w:rPr>
-          <w:lang w:eastAsia="pt-PT"/>
-        </w:rPr>
-        <w:t>O contacto mais aprofundado com a interpretação de diagramas unifilares ocorreu no âmbito de uma subestação do tipo GIS desenvolvida desde a fase inicial do projeto, na qual foi necessário reunir a informação de base para o arrancar com o projeto</w:t>
-      </w:r>
-      <w:r>
-        <w:rPr>
-          <w:lang w:eastAsia="pt-PT"/>
-        </w:rPr>
-        <w:t>, o</w:t>
-      </w:r>
-      <w:r>
-        <w:rPr>
-          <w:lang w:eastAsia="pt-PT"/>
-        </w:rPr>
-        <w:t xml:space="preserve"> unifilar </w:t>
-      </w:r>
-      <w:r>
-        <w:rPr>
-          <w:lang w:eastAsia="pt-PT"/>
-        </w:rPr>
-        <w:t xml:space="preserve">realizado </w:t>
-      </w:r>
-      <w:r>
-        <w:rPr>
-          <w:lang w:eastAsia="pt-PT"/>
-        </w:rPr>
-        <w:t>em causa correspondia a uma subestação de 60/30 kV</w:t>
-      </w:r>
-      <w:r>
-        <w:rPr>
-          <w:lang w:eastAsia="pt-PT"/>
-        </w:rPr>
-        <w:t>, o qual</w:t>
-      </w:r>
-      <w:r>
-        <w:rPr>
-          <w:lang w:eastAsia="pt-PT"/>
-        </w:rPr>
-        <w:t xml:space="preserve"> </w:t>
-      </w:r>
-      <w:r>
-        <w:rPr>
-          <w:lang w:eastAsia="pt-PT"/>
-        </w:rPr>
-        <w:t>inclui</w:t>
-      </w:r>
-      <w:r>
-        <w:rPr>
-          <w:lang w:eastAsia="pt-PT"/>
-        </w:rPr>
-        <w:t xml:space="preserve"> </w:t>
-      </w:r>
-      <w:r>
-        <w:rPr>
-          <w:lang w:eastAsia="pt-PT"/>
-        </w:rPr>
-        <w:t>um transformador no centro, os barramentos isolados e as respetivas proteções e medidores, assim como, as respetivas celas (MT)</w:t>
-      </w:r>
-      <w:r>
-        <w:rPr>
-          <w:lang w:eastAsia="pt-PT"/>
-        </w:rPr>
-        <w:t xml:space="preserve">. A interpretação correta </w:t>
-      </w:r>
-      <w:r>
-        <w:rPr>
-          <w:lang w:eastAsia="pt-PT"/>
-        </w:rPr>
-        <w:t>dest</w:t>
-      </w:r>
-      <w:r>
-        <w:rPr>
-          <w:lang w:eastAsia="pt-PT"/>
-        </w:rPr>
-        <w:t>a documentação</w:t>
-      </w:r>
-      <w:r>
-        <w:rPr>
-          <w:lang w:eastAsia="pt-PT"/>
-        </w:rPr>
-        <w:t xml:space="preserve"> foi determinante para compreender o posicionamento de cada equipamento e, a partir daí, gerar as vistas das diferentes partes do GIS, previamente trabalhadas em AutoCAD, que serviram de base à modelação posterior no Revit.</w:t>
-      </w:r>
-    </w:p>
-    <w:p>
-      <w:pPr>
-        <w:rPr>
-          <w:lang w:eastAsia="pt-PT"/>
-        </w:rPr>
-      </w:pPr>
-      <w:r>
-        <w:rPr>
-          <w:lang w:eastAsia="pt-PT"/>
-        </w:rPr>
-        <w:t xml:space="preserve">Associada à leitura do unifilar, </w:t>
-      </w:r>
-      <w:r>
-        <w:rPr>
-          <w:lang w:eastAsia="pt-PT"/>
-        </w:rPr>
-        <w:t>existiu</w:t>
-      </w:r>
-      <w:r>
-        <w:rPr>
-          <w:lang w:eastAsia="pt-PT"/>
-        </w:rPr>
-        <w:t xml:space="preserve"> ainda uma componente de pesquisa, motivada pela necessidade do cliente</w:t>
-      </w:r>
-      <w:r>
-        <w:rPr>
-          <w:lang w:eastAsia="pt-PT"/>
-        </w:rPr>
-        <w:t xml:space="preserve"> </w:t>
-      </w:r>
-      <w:r>
-        <w:rPr>
-          <w:lang w:eastAsia="pt-PT"/>
-        </w:rPr>
-        <w:t>de identificar uma solução de aparelhagem isenta de hexafluoreto de enxofre (SF6-</w:t>
-      </w:r>
-      <w:r>
-        <w:rPr>
-          <w:i/>
-          <w:iCs/>
-          <w:lang w:eastAsia="pt-PT"/>
-        </w:rPr>
-        <w:t>free</w:t>
-      </w:r>
-      <w:r>
-        <w:rPr>
-          <w:lang w:eastAsia="pt-PT"/>
-        </w:rPr>
-        <w:t xml:space="preserve">), assunto já enquadrado no subcapítulo 2.1.5 a propósito do Regulamento (UE) 2024/573 </w:t>
-      </w:r>
-      <w:r>
-        <w:rPr>
-          <w:highlight w:val="yellow"/>
-          <w:lang w:eastAsia="pt-PT"/>
-        </w:rPr>
-        <w:t>[UE, 2024]</w:t>
-      </w:r>
-      <w:r>
-        <w:rPr>
-          <w:lang w:eastAsia="pt-PT"/>
-        </w:rPr>
-        <w:t>, de forma a</w:t>
-      </w:r>
-      <w:r>
-        <w:rPr>
-          <w:lang w:eastAsia="pt-PT"/>
-        </w:rPr>
-        <w:t xml:space="preserve"> obter as dimensões de referência tanto do GIS de 60 kV como </w:t>
-      </w:r>
-      <w:r>
-        <w:rPr>
-          <w:lang w:eastAsia="pt-PT"/>
-        </w:rPr>
-        <w:lastRenderedPageBreak/>
-        <w:t>das celas de média tensão, informação essencial para que a modelação destes equipamentos refletisse com fidelidade a solução tecnológica a adotar.</w:t>
-      </w:r>
-    </w:p>
-    <w:p>
-      <w:pPr>
-        <w:pStyle w:val="Ttulo2"/>
-        <w:rPr>
-          <w:lang w:eastAsia="en-US"/>
-        </w:rPr>
-      </w:pPr>
-      <w:bookmarkStart w:id="47" w:name="_Toc232818155"/>
-      <w:r>
-        <w:rPr>
-          <w:lang w:eastAsia="en-US"/>
-        </w:rPr>
-        <w:t>Análise e revisão de documentação técnica de suporte ao projeto</w:t>
-      </w:r>
-      <w:bookmarkEnd w:id="47"/>
-    </w:p>
-    <w:p>
-      <w:pPr>
-        <w:rPr>
-          <w:lang w:eastAsia="pt-PT"/>
-        </w:rPr>
-      </w:pPr>
-      <w:r>
-        <w:rPr>
-          <w:lang w:eastAsia="pt-PT"/>
-        </w:rPr>
-        <w:t xml:space="preserve">Uma parte do trabalho desenvolvido consistiu na análise e revisão de documentação técnica de suporte ao projeto, nomeadamente memórias descritivas e </w:t>
-      </w:r>
-      <w:r>
-        <w:rPr>
-          <w:lang w:eastAsia="pt-PT"/>
-        </w:rPr>
-        <w:t>peças escritas de dimensionamentos,</w:t>
-      </w:r>
-      <w:r>
-        <w:rPr>
-          <w:lang w:eastAsia="pt-PT"/>
-        </w:rPr>
-        <w:t xml:space="preserve"> </w:t>
-      </w:r>
-      <w:r>
-        <w:rPr>
-          <w:lang w:eastAsia="pt-PT"/>
-        </w:rPr>
-        <w:t>preparando os</w:t>
-      </w:r>
-      <w:r>
-        <w:rPr>
-          <w:lang w:eastAsia="pt-PT"/>
-        </w:rPr>
-        <w:t xml:space="preserve"> para </w:t>
-      </w:r>
-      <w:r>
-        <w:rPr>
-          <w:lang w:eastAsia="pt-PT"/>
-        </w:rPr>
-        <w:t xml:space="preserve">a </w:t>
-      </w:r>
-      <w:r>
-        <w:rPr>
-          <w:lang w:eastAsia="pt-PT"/>
-        </w:rPr>
-        <w:t xml:space="preserve">entrega final. Estas revisões incidiram sobre aspetos como datas, códigos de numeração e </w:t>
-      </w:r>
-      <w:r>
-        <w:rPr>
-          <w:lang w:eastAsia="pt-PT"/>
-        </w:rPr>
-        <w:t>legendar</w:t>
-      </w:r>
-      <w:r>
-        <w:rPr>
-          <w:lang w:eastAsia="pt-PT"/>
-        </w:rPr>
-        <w:t xml:space="preserve"> equipamento</w:t>
-      </w:r>
-      <w:r>
-        <w:rPr>
-          <w:lang w:eastAsia="pt-PT"/>
-        </w:rPr>
-        <w:t>s e</w:t>
-      </w:r>
-      <w:r>
-        <w:rPr>
-          <w:lang w:eastAsia="pt-PT"/>
-        </w:rPr>
-        <w:t xml:space="preserve"> dada a quantidade de peças desenhadas </w:t>
-      </w:r>
-      <w:r>
-        <w:rPr>
-          <w:lang w:eastAsia="pt-PT"/>
-        </w:rPr>
-        <w:t xml:space="preserve">necessárias </w:t>
-      </w:r>
-      <w:r>
-        <w:rPr>
-          <w:lang w:eastAsia="pt-PT"/>
-        </w:rPr>
-        <w:t>à</w:t>
-      </w:r>
-      <w:r>
-        <w:rPr>
-          <w:lang w:eastAsia="pt-PT"/>
-        </w:rPr>
-        <w:t xml:space="preserve"> execução</w:t>
-      </w:r>
-      <w:r>
-        <w:rPr>
-          <w:lang w:eastAsia="pt-PT"/>
-        </w:rPr>
-        <w:t xml:space="preserve"> a identificação não se baseia apenas em nomes descritivos, mas também</w:t>
+        <w:t xml:space="preserve">Strathy South, com tipologia construtiva AIS e nível de tensão </w:t>
+      </w:r>
+      <w:r>
+        <w:rPr>
+          <w:highlight w:val="red"/>
+          <w:lang w:eastAsia="pt-PT"/>
+        </w:rPr>
+        <w:t>[a confirmar]</w:t>
+      </w:r>
+      <w:r>
+        <w:rPr>
+          <w:lang w:eastAsia="pt-PT"/>
+        </w:rPr>
+        <w:t>, o trabalho desenvolvido seguiu igualmente o processo de modelação</w:t>
       </w:r>
       <w:r>
         <w:rPr>
@@ -10803,404 +12120,6 @@
         <w:rPr>
           <w:lang w:eastAsia="pt-PT"/>
         </w:rPr>
-        <w:t xml:space="preserve"> em códigos alfanuméricos que exigem coerência rigorosa entre documentos, </w:t>
-      </w:r>
-      <w:r>
-        <w:rPr>
-          <w:lang w:eastAsia="pt-PT"/>
-        </w:rPr>
-        <w:t>de forma a garantir</w:t>
-      </w:r>
-      <w:r>
-        <w:rPr>
-          <w:lang w:eastAsia="pt-PT"/>
-        </w:rPr>
-        <w:t xml:space="preserve"> que </w:t>
-      </w:r>
-      <w:r>
-        <w:rPr>
-          <w:lang w:eastAsia="pt-PT"/>
-        </w:rPr>
-        <w:t>todas as peças se mant</w:t>
-      </w:r>
-      <w:r>
-        <w:rPr>
-          <w:lang w:eastAsia="pt-PT"/>
-        </w:rPr>
-        <w:t>enham</w:t>
-      </w:r>
-      <w:r>
-        <w:rPr>
-          <w:lang w:eastAsia="pt-PT"/>
-        </w:rPr>
-        <w:t xml:space="preserve"> atualizadas</w:t>
-      </w:r>
-      <w:r>
-        <w:rPr>
-          <w:lang w:eastAsia="pt-PT"/>
-        </w:rPr>
-        <w:t>.</w:t>
-      </w:r>
-      <w:r>
-        <w:rPr>
-          <w:lang w:eastAsia="pt-PT"/>
-        </w:rPr>
-        <w:t xml:space="preserve"> </w:t>
-      </w:r>
-      <w:r>
-        <w:rPr>
-          <w:lang w:eastAsia="pt-PT"/>
-        </w:rPr>
-        <w:t xml:space="preserve">Esta tarefa estende-se ainda à verificação e controlo de versões, conta com o histórico de revisões da documentação, processo importante para manter a consistência do trabalho da equipa ao longo das várias iterações de um projeto. </w:t>
-      </w:r>
-    </w:p>
-    <w:p>
-      <w:pPr>
-        <w:pStyle w:val="Ttulo2"/>
-      </w:pPr>
-      <w:bookmarkStart w:id="48" w:name="_Toc232818156"/>
-      <w:r>
-        <w:t>Projetos acompanhados durante o estágio</w:t>
-      </w:r>
-      <w:bookmarkEnd w:id="48"/>
-    </w:p>
-    <w:p>
-      <w:pPr>
-        <w:rPr>
-          <w:lang w:eastAsia="pt-PT"/>
-        </w:rPr>
-      </w:pPr>
-      <w:r>
-        <w:rPr>
-          <w:lang w:eastAsia="pt-PT"/>
-        </w:rPr>
-        <w:t>Foram realizados diferentes projetos de subestações, desenvolvidos para clientes do</w:t>
-      </w:r>
-      <w:r>
-        <w:rPr>
-          <w:lang w:eastAsia="pt-PT"/>
-        </w:rPr>
-        <w:t xml:space="preserve"> </w:t>
-      </w:r>
-      <w:r>
-        <w:rPr>
-          <w:lang w:eastAsia="pt-PT"/>
-        </w:rPr>
-        <w:t>Reino Unido</w:t>
-      </w:r>
-      <w:r>
-        <w:rPr>
-          <w:lang w:eastAsia="pt-PT"/>
-        </w:rPr>
-        <w:t>, Angola, Escócia entre outros, e</w:t>
-      </w:r>
-      <w:r>
-        <w:rPr>
-          <w:lang w:eastAsia="pt-PT"/>
-        </w:rPr>
-        <w:t xml:space="preserve">sta diversidade de </w:t>
-      </w:r>
-      <w:r>
-        <w:rPr>
-          <w:lang w:eastAsia="pt-PT"/>
-        </w:rPr>
-        <w:t xml:space="preserve">projetos </w:t>
-      </w:r>
-      <w:r>
-        <w:rPr>
-          <w:lang w:eastAsia="pt-PT"/>
-        </w:rPr>
-        <w:t>com</w:t>
-      </w:r>
-      <w:r>
-        <w:rPr>
-          <w:lang w:eastAsia="pt-PT"/>
-        </w:rPr>
-        <w:t xml:space="preserve"> diferentes níveis de tensão, tipologias e fases de desenvolvimento</w:t>
-      </w:r>
-      <w:r>
-        <w:rPr>
-          <w:lang w:eastAsia="pt-PT"/>
-        </w:rPr>
-        <w:t xml:space="preserve"> são fundamentais para o desenvolvimento multidisciplinar.</w:t>
-      </w:r>
-    </w:p>
-    <w:p>
-      <w:pPr>
-        <w:rPr>
-          <w:lang w:eastAsia="pt-PT"/>
-        </w:rPr>
-      </w:pPr>
-      <w:r>
-        <w:rPr>
-          <w:lang w:eastAsia="pt-PT"/>
-        </w:rPr>
-        <w:t>No projeto da subestação Strathy Wood, do tipo Air Insulated Substation (AIS)</w:t>
-      </w:r>
-      <w:r>
-        <w:rPr>
-          <w:lang w:eastAsia="pt-PT"/>
-        </w:rPr>
-        <w:t xml:space="preserve">, </w:t>
-      </w:r>
-      <w:r>
-        <w:rPr>
-          <w:lang w:eastAsia="pt-PT"/>
-        </w:rPr>
-        <w:t xml:space="preserve">com nível de tensão </w:t>
-      </w:r>
-      <w:r>
-        <w:rPr>
-          <w:highlight w:val="red"/>
-          <w:lang w:eastAsia="pt-PT"/>
-        </w:rPr>
-        <w:t>[a confirmar]</w:t>
-      </w:r>
-      <w:r>
-        <w:rPr>
-          <w:lang w:eastAsia="pt-PT"/>
-        </w:rPr>
-        <w:t>, o trabalho desenvolvido incluiu a aplicação de alterações ao modelo existente, e a participação em ciclos de revisão do projeto.</w:t>
-      </w:r>
-    </w:p>
-    <w:p>
-      <w:pPr>
-        <w:rPr>
-          <w:lang w:eastAsia="pt-PT"/>
-        </w:rPr>
-      </w:pPr>
-      <w:r>
-        <w:rPr>
-          <w:lang w:eastAsia="pt-PT"/>
-        </w:rPr>
-        <w:t>Referente a</w:t>
-      </w:r>
-      <w:r>
-        <w:rPr>
-          <w:lang w:eastAsia="pt-PT"/>
-        </w:rPr>
-        <w:t xml:space="preserve"> subestação Emmock, igualmente do tipo AIS e abrangendo níveis de tensão de </w:t>
-      </w:r>
-      <w:r>
-        <w:rPr>
-          <w:highlight w:val="red"/>
-          <w:lang w:eastAsia="pt-PT"/>
-        </w:rPr>
-        <w:t>400 kV, 275 kV, 60 kV e 30 kV</w:t>
-      </w:r>
-      <w:r>
-        <w:rPr>
-          <w:lang w:eastAsia="pt-PT"/>
-        </w:rPr>
-        <w:t xml:space="preserve">, </w:t>
-      </w:r>
-      <w:r>
-        <w:rPr>
-          <w:lang w:eastAsia="pt-PT"/>
-        </w:rPr>
-        <w:t xml:space="preserve">desenvolvi algumas atividades como a </w:t>
-      </w:r>
-      <w:r>
-        <w:rPr>
-          <w:lang w:eastAsia="pt-PT"/>
-        </w:rPr>
-        <w:t>modelação</w:t>
-      </w:r>
-      <w:r>
-        <w:rPr>
-          <w:lang w:eastAsia="pt-PT"/>
-        </w:rPr>
-        <w:t xml:space="preserve"> e cria</w:t>
-      </w:r>
-      <w:r>
-        <w:rPr>
-          <w:lang w:eastAsia="pt-PT"/>
-        </w:rPr>
-        <w:t>ção de</w:t>
-      </w:r>
-      <w:r>
-        <w:rPr>
-          <w:lang w:eastAsia="pt-PT"/>
-        </w:rPr>
-        <w:t xml:space="preserve"> famílias específicas e </w:t>
-      </w:r>
-      <w:r>
-        <w:rPr>
-          <w:lang w:eastAsia="pt-PT"/>
-        </w:rPr>
-        <w:t>paramétri</w:t>
-      </w:r>
-      <w:r>
-        <w:rPr>
-          <w:lang w:eastAsia="pt-PT"/>
-        </w:rPr>
-        <w:t>cas</w:t>
-      </w:r>
-      <w:r>
-        <w:rPr>
-          <w:lang w:eastAsia="pt-PT"/>
-        </w:rPr>
-        <w:t>, com uma particularidade adicional a exportaçã</w:t>
-      </w:r>
-      <w:r>
-        <w:rPr>
-          <w:lang w:eastAsia="pt-PT"/>
-        </w:rPr>
-        <w:t>o</w:t>
-      </w:r>
-      <w:r>
-        <w:rPr>
-          <w:lang w:eastAsia="pt-PT"/>
-        </w:rPr>
-        <w:t xml:space="preserve"> de ficheiros do modelo para a equipa responsável pelo</w:t>
-      </w:r>
-      <w:r>
-        <w:rPr>
-          <w:lang w:eastAsia="pt-PT"/>
-        </w:rPr>
-        <w:t>s</w:t>
-      </w:r>
-      <w:r>
-        <w:rPr>
-          <w:lang w:eastAsia="pt-PT"/>
-        </w:rPr>
-        <w:t xml:space="preserve"> dimensionamento</w:t>
-      </w:r>
-      <w:r>
-        <w:rPr>
-          <w:lang w:eastAsia="pt-PT"/>
-        </w:rPr>
-        <w:t>s</w:t>
-      </w:r>
-      <w:r>
-        <w:rPr>
-          <w:lang w:eastAsia="pt-PT"/>
-        </w:rPr>
-        <w:t xml:space="preserve">, </w:t>
-      </w:r>
-      <w:r>
-        <w:rPr>
-          <w:lang w:eastAsia="pt-PT"/>
-        </w:rPr>
-        <w:t>para</w:t>
-      </w:r>
-      <w:r>
-        <w:rPr>
-          <w:lang w:eastAsia="pt-PT"/>
-        </w:rPr>
-        <w:t xml:space="preserve"> </w:t>
-      </w:r>
-      <w:r>
-        <w:rPr>
-          <w:lang w:eastAsia="pt-PT"/>
-        </w:rPr>
-        <w:t>a</w:t>
-      </w:r>
-      <w:r>
-        <w:rPr>
-          <w:lang w:eastAsia="pt-PT"/>
-        </w:rPr>
-        <w:t xml:space="preserve"> realização de estudos luminotécnicos da instalação.</w:t>
-      </w:r>
-    </w:p>
-    <w:p>
-      <w:pPr>
-        <w:rPr>
-          <w:lang w:eastAsia="pt-PT"/>
-        </w:rPr>
-      </w:pPr>
-      <w:r>
-        <w:rPr>
-          <w:lang w:eastAsia="pt-PT"/>
-        </w:rPr>
-        <w:t xml:space="preserve">A </w:t>
-      </w:r>
-      <w:r>
-        <w:rPr>
-          <w:lang w:eastAsia="pt-PT"/>
-        </w:rPr>
-        <w:t xml:space="preserve">subestação para a Lufthansa, do tipo AIS e com nível de tensão </w:t>
-      </w:r>
-      <w:r>
-        <w:rPr>
-          <w:highlight w:val="red"/>
-          <w:lang w:eastAsia="pt-PT"/>
-        </w:rPr>
-        <w:t>[a confirmar]</w:t>
-      </w:r>
-      <w:r>
-        <w:rPr>
-          <w:lang w:eastAsia="pt-PT"/>
-        </w:rPr>
-        <w:t xml:space="preserve">, o trabalho desenvolvido incluiu igualmente a aplicação de alterações ao modelo, a criação de famílias específicas e a participação em revisões, tendo sido também exportados ficheiros para a equipa de dimensionamento realizar os respetivos estudos luminotécnicos. Foi neste projeto que, como </w:t>
-      </w:r>
-      <w:r>
-        <w:rPr>
-          <w:lang w:eastAsia="pt-PT"/>
-        </w:rPr>
-        <w:lastRenderedPageBreak/>
-        <w:t xml:space="preserve">referido no subcapítulo 3.4, se deu a transição para uma comunicação técnica mais direta com </w:t>
-      </w:r>
-      <w:r>
-        <w:rPr>
-          <w:lang w:eastAsia="pt-PT"/>
-        </w:rPr>
-        <w:t>o engenheiro responsável pela modelação da subestação</w:t>
-      </w:r>
-      <w:r>
-        <w:rPr>
-          <w:lang w:eastAsia="pt-PT"/>
-        </w:rPr>
-        <w:t>.</w:t>
-      </w:r>
-    </w:p>
-    <w:p>
-      <w:pPr>
-        <w:rPr>
-          <w:lang w:eastAsia="pt-PT"/>
-        </w:rPr>
-      </w:pPr>
-      <w:r>
-        <w:rPr>
-          <w:lang w:eastAsia="pt-PT"/>
-        </w:rPr>
-        <w:t>No projeto</w:t>
-      </w:r>
-      <w:r>
-        <w:rPr>
-          <w:lang w:eastAsia="pt-PT"/>
-        </w:rPr>
-        <w:t xml:space="preserve"> </w:t>
-      </w:r>
-      <w:r>
-        <w:rPr>
-          <w:lang w:eastAsia="pt-PT"/>
-        </w:rPr>
-        <w:t xml:space="preserve">Strathy South, com tipologia construtiva AIS e nível de tensão </w:t>
-      </w:r>
-      <w:r>
-        <w:rPr>
-          <w:highlight w:val="red"/>
-          <w:lang w:eastAsia="pt-PT"/>
-        </w:rPr>
-        <w:t>[a confirmar]</w:t>
-      </w:r>
-      <w:r>
-        <w:rPr>
-          <w:lang w:eastAsia="pt-PT"/>
-        </w:rPr>
-        <w:t>, o trabalho desenvolvido seguiu igualmente o processo de modelação</w:t>
-      </w:r>
-      <w:r>
-        <w:rPr>
-          <w:lang w:eastAsia="pt-PT"/>
-        </w:rPr>
-        <w:t>,</w:t>
-      </w:r>
-      <w:r>
-        <w:rPr>
-          <w:lang w:eastAsia="pt-PT"/>
-        </w:rPr>
         <w:t xml:space="preserve"> famílias </w:t>
       </w:r>
       <w:r>
@@ -11256,19 +12175,7 @@
         <w:rPr>
           <w:lang w:eastAsia="pt-PT"/>
         </w:rPr>
-        <w:t xml:space="preserve">, dado que a oportunidade de participar na conceção de um </w:t>
-      </w:r>
-      <w:r>
-        <w:rPr>
-          <w:lang w:eastAsia="pt-PT"/>
-        </w:rPr>
-        <w:t>projeto, desde</w:t>
-      </w:r>
-      <w:r>
-        <w:rPr>
-          <w:lang w:eastAsia="pt-PT"/>
-        </w:rPr>
-        <w:t xml:space="preserve"> </w:t>
+        <w:t xml:space="preserve">, dado que a oportunidade de participar na conceção de um projeto, desde </w:t>
       </w:r>
       <w:r>
         <w:rPr>
@@ -11280,13 +12187,7 @@
         <w:rPr>
           <w:lang w:eastAsia="pt-PT"/>
         </w:rPr>
-        <w:t xml:space="preserve"> é pouco frequente em contexto de </w:t>
-      </w:r>
-      <w:r>
-        <w:rPr>
-          <w:lang w:eastAsia="pt-PT"/>
-        </w:rPr>
-        <w:t>estágio.</w:t>
+        <w:t xml:space="preserve"> é pouco frequente em contexto de estágio.</w:t>
       </w:r>
     </w:p>
     <w:p>
@@ -11299,7 +12200,7 @@
       <w:bookmarkStart w:id="49" w:name="_Toc76320115"/>
       <w:bookmarkStart w:id="50" w:name="_Toc76320155"/>
       <w:bookmarkStart w:id="51" w:name="_Toc76320183"/>
-      <w:bookmarkStart w:id="52" w:name="_Toc232818157"/>
+      <w:bookmarkStart w:id="52" w:name="_Toc232862542"/>
       <w:r>
         <w:rPr>
           <w:lang w:eastAsia="pt-PT"/>
@@ -11321,7 +12222,7 @@
           <w:color w:val="000000"/>
         </w:rPr>
       </w:pPr>
-      <w:bookmarkStart w:id="53" w:name="_Toc232818158"/>
+      <w:bookmarkStart w:id="53" w:name="_Toc232862543"/>
       <w:r>
         <w:rPr>
           <w:rStyle w:val="nfaseDiscreta"/>
@@ -11329,6 +12230,7 @@
           <w:iCs w:val="0"/>
           <w:color w:val="000000"/>
         </w:rPr>
+        <w:lastRenderedPageBreak/>
         <w:t>Integração de conhecimentos académicos</w:t>
       </w:r>
       <w:bookmarkEnd w:id="53"/>
@@ -11640,14 +12542,7 @@
         <w:rPr>
           <w:lang w:eastAsia="pt-PT"/>
         </w:rPr>
-        <w:t xml:space="preserve"> abordados no Capítulo 2 </w:t>
-      </w:r>
-      <w:r>
-        <w:rPr>
-          <w:lang w:eastAsia="pt-PT"/>
-        </w:rPr>
-        <w:lastRenderedPageBreak/>
-        <w:t>teriam sido consideravelmente mais difíceis</w:t>
+        <w:t xml:space="preserve"> abordados no Capítulo 2 teriam sido consideravelmente mais difíceis</w:t>
       </w:r>
       <w:r>
         <w:rPr>
@@ -11782,7 +12677,14 @@
         <w:rPr>
           <w:lang w:eastAsia="pt-PT"/>
         </w:rPr>
-        <w:t xml:space="preserve"> cada coluna define um parâmetro da família</w:t>
+        <w:t xml:space="preserve"> cada coluna define um </w:t>
+      </w:r>
+      <w:r>
+        <w:rPr>
+          <w:lang w:eastAsia="pt-PT"/>
+        </w:rPr>
+        <w:lastRenderedPageBreak/>
+        <w:t>parâmetro da família</w:t>
       </w:r>
       <w:r>
         <w:rPr>
@@ -11904,7 +12806,6 @@
         <w:rPr>
           <w:lang w:eastAsia="pt-PT"/>
         </w:rPr>
-        <w:lastRenderedPageBreak/>
         <w:t xml:space="preserve">O facto de os conceitos das diversas cadeiras terem </w:t>
       </w:r>
       <w:r>
@@ -11969,7 +12870,7 @@
           <w:lang w:eastAsia="en-US"/>
         </w:rPr>
       </w:pPr>
-      <w:bookmarkStart w:id="54" w:name="_Toc232818159"/>
+      <w:bookmarkStart w:id="54" w:name="_Toc232862544"/>
       <w:r>
         <w:rPr>
           <w:lang w:eastAsia="en-US"/>
@@ -12044,6 +12945,7 @@
           <w:rFonts w:ascii="Calibri" w:eastAsia="Calibri" w:hAnsi="Calibri"/>
           <w:lang w:eastAsia="pt-PT"/>
         </w:rPr>
+        <w:lastRenderedPageBreak/>
         <w:t>No que respeita a</w:t>
       </w:r>
       <w:r>
@@ -12266,7 +13168,7 @@
           <w:lang w:eastAsia="en-US"/>
         </w:rPr>
       </w:pPr>
-      <w:bookmarkStart w:id="55" w:name="_Toc232818160"/>
+      <w:bookmarkStart w:id="55" w:name="_Toc232862545"/>
       <w:r>
         <w:rPr>
           <w:rFonts w:ascii="Cambria" w:hAnsi="Cambria"/>
@@ -12275,6 +13177,7 @@
           <w:color w:val="FF0000"/>
           <w:lang w:eastAsia="en-US"/>
         </w:rPr>
+        <w:lastRenderedPageBreak/>
         <w:t>ÉPOCA RECURSO</w:t>
       </w:r>
       <w:bookmarkEnd w:id="55"/>
@@ -12392,7 +13295,7 @@
           <w:lang w:eastAsia="pt-PT"/>
         </w:rPr>
       </w:pPr>
-      <w:bookmarkStart w:id="59" w:name="_Toc232818161"/>
+      <w:bookmarkStart w:id="59" w:name="_Toc232862546"/>
       <w:r>
         <w:rPr>
           <w:b/>
@@ -12424,8 +13327,8 @@
     </w:p>
     <w:p/>
     <w:sectPr>
-      <w:headerReference w:type="default" r:id="rId24"/>
-      <w:footerReference w:type="default" r:id="rId25"/>
+      <w:headerReference w:type="default" r:id="rId26"/>
+      <w:footerReference w:type="default" r:id="rId27"/>
       <w:pgSz w:w="11906" w:h="16838"/>
       <w:pgMar w:top="1985" w:right="851" w:bottom="1134" w:left="1701" w:header="709" w:footer="709" w:gutter="0"/>
       <w:cols w:space="720"/>

--- a/DRIVE/1. Direção/0. Associativo/Assembleia Geral/word bakcup/RELATORIO_ESTAGIO_SISINT.docx
+++ b/DRIVE/1. Direção/0. Associativo/Assembleia Geral/word bakcup/RELATORIO_ESTAGIO_SISINT.docx
@@ -1021,7 +1021,7 @@
             </w:rPr>
             <w:fldChar w:fldCharType="separate"/>
           </w:r>
-          <w:hyperlink w:anchor="_Toc232981143" w:history="1">
+          <w:hyperlink w:anchor="_Toc232983298" w:history="1">
             <w:r>
               <w:rPr>
                 <w:rStyle w:val="Hiperligao"/>
@@ -1067,7 +1067,7 @@
                 <w:noProof/>
                 <w:webHidden/>
               </w:rPr>
-              <w:instrText xml:space="preserve"> PAGEREF _Toc232981143 \h </w:instrText>
+              <w:instrText xml:space="preserve"> PAGEREF _Toc232983298 \h </w:instrText>
             </w:r>
             <w:r>
               <w:rPr>
@@ -1113,7 +1113,7 @@
               <w14:ligatures w14:val="standardContextual"/>
             </w:rPr>
           </w:pPr>
-          <w:hyperlink w:anchor="_Toc232981144" w:history="1">
+          <w:hyperlink w:anchor="_Toc232983299" w:history="1">
             <w:r>
               <w:rPr>
                 <w:rStyle w:val="Hiperligao"/>
@@ -1157,7 +1157,7 @@
                 <w:noProof/>
                 <w:webHidden/>
               </w:rPr>
-              <w:instrText xml:space="preserve"> PAGEREF _Toc232981144 \h </w:instrText>
+              <w:instrText xml:space="preserve"> PAGEREF _Toc232983299 \h </w:instrText>
             </w:r>
             <w:r>
               <w:rPr>
@@ -1203,7 +1203,7 @@
               <w14:ligatures w14:val="standardContextual"/>
             </w:rPr>
           </w:pPr>
-          <w:hyperlink w:anchor="_Toc232981145" w:history="1">
+          <w:hyperlink w:anchor="_Toc232983300" w:history="1">
             <w:r>
               <w:rPr>
                 <w:rStyle w:val="Hiperligao"/>
@@ -1249,7 +1249,7 @@
                 <w:noProof/>
                 <w:webHidden/>
               </w:rPr>
-              <w:instrText xml:space="preserve"> PAGEREF _Toc232981145 \h </w:instrText>
+              <w:instrText xml:space="preserve"> PAGEREF _Toc232983300 \h </w:instrText>
             </w:r>
             <w:r>
               <w:rPr>
@@ -1295,7 +1295,7 @@
               <w14:ligatures w14:val="standardContextual"/>
             </w:rPr>
           </w:pPr>
-          <w:hyperlink w:anchor="_Toc232981146" w:history="1">
+          <w:hyperlink w:anchor="_Toc232983301" w:history="1">
             <w:r>
               <w:rPr>
                 <w:rStyle w:val="Hiperligao"/>
@@ -1341,7 +1341,7 @@
                 <w:noProof/>
                 <w:webHidden/>
               </w:rPr>
-              <w:instrText xml:space="preserve"> PAGEREF _Toc232981146 \h </w:instrText>
+              <w:instrText xml:space="preserve"> PAGEREF _Toc232983301 \h </w:instrText>
             </w:r>
             <w:r>
               <w:rPr>
@@ -1387,7 +1387,7 @@
               <w14:ligatures w14:val="standardContextual"/>
             </w:rPr>
           </w:pPr>
-          <w:hyperlink w:anchor="_Toc232981147" w:history="1">
+          <w:hyperlink w:anchor="_Toc232983302" w:history="1">
             <w:r>
               <w:rPr>
                 <w:rStyle w:val="Hiperligao"/>
@@ -1433,7 +1433,7 @@
                 <w:noProof/>
                 <w:webHidden/>
               </w:rPr>
-              <w:instrText xml:space="preserve"> PAGEREF _Toc232981147 \h </w:instrText>
+              <w:instrText xml:space="preserve"> PAGEREF _Toc232983302 \h </w:instrText>
             </w:r>
             <w:r>
               <w:rPr>
@@ -1479,7 +1479,7 @@
               <w14:ligatures w14:val="standardContextual"/>
             </w:rPr>
           </w:pPr>
-          <w:hyperlink w:anchor="_Toc232981148" w:history="1">
+          <w:hyperlink w:anchor="_Toc232983303" w:history="1">
             <w:r>
               <w:rPr>
                 <w:rStyle w:val="Hiperligao"/>
@@ -1523,7 +1523,7 @@
                 <w:noProof/>
                 <w:webHidden/>
               </w:rPr>
-              <w:instrText xml:space="preserve"> PAGEREF _Toc232981148 \h </w:instrText>
+              <w:instrText xml:space="preserve"> PAGEREF _Toc232983303 \h </w:instrText>
             </w:r>
             <w:r>
               <w:rPr>
@@ -1569,7 +1569,7 @@
               <w14:ligatures w14:val="standardContextual"/>
             </w:rPr>
           </w:pPr>
-          <w:hyperlink w:anchor="_Toc232981149" w:history="1">
+          <w:hyperlink w:anchor="_Toc232983304" w:history="1">
             <w:r>
               <w:rPr>
                 <w:rStyle w:val="Hiperligao"/>
@@ -1615,7 +1615,7 @@
                 <w:noProof/>
                 <w:webHidden/>
               </w:rPr>
-              <w:instrText xml:space="preserve"> PAGEREF _Toc232981149 \h </w:instrText>
+              <w:instrText xml:space="preserve"> PAGEREF _Toc232983304 \h </w:instrText>
             </w:r>
             <w:r>
               <w:rPr>
@@ -1661,7 +1661,7 @@
               <w14:ligatures w14:val="standardContextual"/>
             </w:rPr>
           </w:pPr>
-          <w:hyperlink w:anchor="_Toc232981150" w:history="1">
+          <w:hyperlink w:anchor="_Toc232983305" w:history="1">
             <w:r>
               <w:rPr>
                 <w:rStyle w:val="Hiperligao"/>
@@ -1707,7 +1707,7 @@
                 <w:noProof/>
                 <w:webHidden/>
               </w:rPr>
-              <w:instrText xml:space="preserve"> PAGEREF _Toc232981150 \h </w:instrText>
+              <w:instrText xml:space="preserve"> PAGEREF _Toc232983305 \h </w:instrText>
             </w:r>
             <w:r>
               <w:rPr>
@@ -1753,7 +1753,7 @@
               <w14:ligatures w14:val="standardContextual"/>
             </w:rPr>
           </w:pPr>
-          <w:hyperlink w:anchor="_Toc232981151" w:history="1">
+          <w:hyperlink w:anchor="_Toc232983306" w:history="1">
             <w:r>
               <w:rPr>
                 <w:rStyle w:val="Hiperligao"/>
@@ -1778,7 +1778,7 @@
                 <w:noProof/>
                 <w:lang w:eastAsia="en-US"/>
               </w:rPr>
-              <w:t>Projeto elétrico de subestações AT/MT e metodologia BIM</w:t>
+              <w:t>Projeto primários de subestações de alta tensão e conceito BIM</w:t>
             </w:r>
             <w:r>
               <w:rPr>
@@ -1799,7 +1799,7 @@
                 <w:noProof/>
                 <w:webHidden/>
               </w:rPr>
-              <w:instrText xml:space="preserve"> PAGEREF _Toc232981151 \h </w:instrText>
+              <w:instrText xml:space="preserve"> PAGEREF _Toc232983306 \h </w:instrText>
             </w:r>
             <w:r>
               <w:rPr>
@@ -1845,7 +1845,7 @@
               <w14:ligatures w14:val="standardContextual"/>
             </w:rPr>
           </w:pPr>
-          <w:hyperlink w:anchor="_Toc232981152" w:history="1">
+          <w:hyperlink w:anchor="_Toc232983307" w:history="1">
             <w:r>
               <w:rPr>
                 <w:rStyle w:val="Hiperligao"/>
@@ -1891,7 +1891,7 @@
                 <w:noProof/>
                 <w:webHidden/>
               </w:rPr>
-              <w:instrText xml:space="preserve"> PAGEREF _Toc232981152 \h </w:instrText>
+              <w:instrText xml:space="preserve"> PAGEREF _Toc232983307 \h </w:instrText>
             </w:r>
             <w:r>
               <w:rPr>
@@ -1937,7 +1937,7 @@
               <w14:ligatures w14:val="standardContextual"/>
             </w:rPr>
           </w:pPr>
-          <w:hyperlink w:anchor="_Toc232981153" w:history="1">
+          <w:hyperlink w:anchor="_Toc232983308" w:history="1">
             <w:r>
               <w:rPr>
                 <w:rStyle w:val="Hiperligao"/>
@@ -1983,7 +1983,7 @@
                 <w:noProof/>
                 <w:webHidden/>
               </w:rPr>
-              <w:instrText xml:space="preserve"> PAGEREF _Toc232981153 \h </w:instrText>
+              <w:instrText xml:space="preserve"> PAGEREF _Toc232983308 \h </w:instrText>
             </w:r>
             <w:r>
               <w:rPr>
@@ -2003,7 +2003,7 @@
                 <w:noProof/>
                 <w:webHidden/>
               </w:rPr>
-              <w:t>15</w:t>
+              <w:t>16</w:t>
             </w:r>
             <w:r>
               <w:rPr>
@@ -2029,7 +2029,7 @@
               <w14:ligatures w14:val="standardContextual"/>
             </w:rPr>
           </w:pPr>
-          <w:hyperlink w:anchor="_Toc232981154" w:history="1">
+          <w:hyperlink w:anchor="_Toc232983309" w:history="1">
             <w:r>
               <w:rPr>
                 <w:rStyle w:val="Hiperligao"/>
@@ -2075,7 +2075,7 @@
                 <w:noProof/>
                 <w:webHidden/>
               </w:rPr>
-              <w:instrText xml:space="preserve"> PAGEREF _Toc232981154 \h </w:instrText>
+              <w:instrText xml:space="preserve"> PAGEREF _Toc232983309 \h </w:instrText>
             </w:r>
             <w:r>
               <w:rPr>
@@ -2121,7 +2121,7 @@
               <w14:ligatures w14:val="standardContextual"/>
             </w:rPr>
           </w:pPr>
-          <w:hyperlink w:anchor="_Toc232981155" w:history="1">
+          <w:hyperlink w:anchor="_Toc232983310" w:history="1">
             <w:r>
               <w:rPr>
                 <w:rStyle w:val="Hiperligao"/>
@@ -2167,7 +2167,7 @@
                 <w:noProof/>
                 <w:webHidden/>
               </w:rPr>
-              <w:instrText xml:space="preserve"> PAGEREF _Toc232981155 \h </w:instrText>
+              <w:instrText xml:space="preserve"> PAGEREF _Toc232983310 \h </w:instrText>
             </w:r>
             <w:r>
               <w:rPr>
@@ -2213,7 +2213,7 @@
               <w14:ligatures w14:val="standardContextual"/>
             </w:rPr>
           </w:pPr>
-          <w:hyperlink w:anchor="_Toc232981156" w:history="1">
+          <w:hyperlink w:anchor="_Toc232983311" w:history="1">
             <w:r>
               <w:rPr>
                 <w:rStyle w:val="Hiperligao"/>
@@ -2259,7 +2259,7 @@
                 <w:noProof/>
                 <w:webHidden/>
               </w:rPr>
-              <w:instrText xml:space="preserve"> PAGEREF _Toc232981156 \h </w:instrText>
+              <w:instrText xml:space="preserve"> PAGEREF _Toc232983311 \h </w:instrText>
             </w:r>
             <w:r>
               <w:rPr>
@@ -2305,7 +2305,7 @@
               <w14:ligatures w14:val="standardContextual"/>
             </w:rPr>
           </w:pPr>
-          <w:hyperlink w:anchor="_Toc232981157" w:history="1">
+          <w:hyperlink w:anchor="_Toc232983312" w:history="1">
             <w:r>
               <w:rPr>
                 <w:rStyle w:val="Hiperligao"/>
@@ -2351,7 +2351,7 @@
                 <w:noProof/>
                 <w:webHidden/>
               </w:rPr>
-              <w:instrText xml:space="preserve"> PAGEREF _Toc232981157 \h </w:instrText>
+              <w:instrText xml:space="preserve"> PAGEREF _Toc232983312 \h </w:instrText>
             </w:r>
             <w:r>
               <w:rPr>
@@ -2397,7 +2397,7 @@
               <w14:ligatures w14:val="standardContextual"/>
             </w:rPr>
           </w:pPr>
-          <w:hyperlink w:anchor="_Toc232981158" w:history="1">
+          <w:hyperlink w:anchor="_Toc232983313" w:history="1">
             <w:r>
               <w:rPr>
                 <w:rStyle w:val="Hiperligao"/>
@@ -2443,7 +2443,7 @@
                 <w:noProof/>
                 <w:webHidden/>
               </w:rPr>
-              <w:instrText xml:space="preserve"> PAGEREF _Toc232981158 \h </w:instrText>
+              <w:instrText xml:space="preserve"> PAGEREF _Toc232983313 \h </w:instrText>
             </w:r>
             <w:r>
               <w:rPr>
@@ -2489,7 +2489,7 @@
               <w14:ligatures w14:val="standardContextual"/>
             </w:rPr>
           </w:pPr>
-          <w:hyperlink w:anchor="_Toc232981159" w:history="1">
+          <w:hyperlink w:anchor="_Toc232983314" w:history="1">
             <w:r>
               <w:rPr>
                 <w:rStyle w:val="Hiperligao"/>
@@ -2535,7 +2535,7 @@
                 <w:noProof/>
                 <w:webHidden/>
               </w:rPr>
-              <w:instrText xml:space="preserve"> PAGEREF _Toc232981159 \h </w:instrText>
+              <w:instrText xml:space="preserve"> PAGEREF _Toc232983314 \h </w:instrText>
             </w:r>
             <w:r>
               <w:rPr>
@@ -2581,7 +2581,7 @@
               <w14:ligatures w14:val="standardContextual"/>
             </w:rPr>
           </w:pPr>
-          <w:hyperlink w:anchor="_Toc232981160" w:history="1">
+          <w:hyperlink w:anchor="_Toc232983315" w:history="1">
             <w:r>
               <w:rPr>
                 <w:rStyle w:val="Hiperligao"/>
@@ -2627,7 +2627,7 @@
                 <w:noProof/>
                 <w:webHidden/>
               </w:rPr>
-              <w:instrText xml:space="preserve"> PAGEREF _Toc232981160 \h </w:instrText>
+              <w:instrText xml:space="preserve"> PAGEREF _Toc232983315 \h </w:instrText>
             </w:r>
             <w:r>
               <w:rPr>
@@ -2673,7 +2673,7 @@
               <w14:ligatures w14:val="standardContextual"/>
             </w:rPr>
           </w:pPr>
-          <w:hyperlink w:anchor="_Toc232981161" w:history="1">
+          <w:hyperlink w:anchor="_Toc232983316" w:history="1">
             <w:r>
               <w:rPr>
                 <w:rStyle w:val="Hiperligao"/>
@@ -2719,7 +2719,7 @@
                 <w:noProof/>
                 <w:webHidden/>
               </w:rPr>
-              <w:instrText xml:space="preserve"> PAGEREF _Toc232981161 \h </w:instrText>
+              <w:instrText xml:space="preserve"> PAGEREF _Toc232983316 \h </w:instrText>
             </w:r>
             <w:r>
               <w:rPr>
@@ -2765,7 +2765,7 @@
               <w14:ligatures w14:val="standardContextual"/>
             </w:rPr>
           </w:pPr>
-          <w:hyperlink w:anchor="_Toc232981162" w:history="1">
+          <w:hyperlink w:anchor="_Toc232983317" w:history="1">
             <w:r>
               <w:rPr>
                 <w:rStyle w:val="Hiperligao"/>
@@ -2811,7 +2811,7 @@
                 <w:noProof/>
                 <w:webHidden/>
               </w:rPr>
-              <w:instrText xml:space="preserve"> PAGEREF _Toc232981162 \h </w:instrText>
+              <w:instrText xml:space="preserve"> PAGEREF _Toc232983317 \h </w:instrText>
             </w:r>
             <w:r>
               <w:rPr>
@@ -2857,7 +2857,7 @@
               <w14:ligatures w14:val="standardContextual"/>
             </w:rPr>
           </w:pPr>
-          <w:hyperlink w:anchor="_Toc232981163" w:history="1">
+          <w:hyperlink w:anchor="_Toc232983318" w:history="1">
             <w:r>
               <w:rPr>
                 <w:rStyle w:val="Hiperligao"/>
@@ -2903,7 +2903,7 @@
                 <w:noProof/>
                 <w:webHidden/>
               </w:rPr>
-              <w:instrText xml:space="preserve"> PAGEREF _Toc232981163 \h </w:instrText>
+              <w:instrText xml:space="preserve"> PAGEREF _Toc232983318 \h </w:instrText>
             </w:r>
             <w:r>
               <w:rPr>
@@ -2949,7 +2949,7 @@
               <w14:ligatures w14:val="standardContextual"/>
             </w:rPr>
           </w:pPr>
-          <w:hyperlink w:anchor="_Toc232981164" w:history="1">
+          <w:hyperlink w:anchor="_Toc232983319" w:history="1">
             <w:r>
               <w:rPr>
                 <w:rStyle w:val="Hiperligao"/>
@@ -2995,7 +2995,7 @@
                 <w:noProof/>
                 <w:webHidden/>
               </w:rPr>
-              <w:instrText xml:space="preserve"> PAGEREF _Toc232981164 \h </w:instrText>
+              <w:instrText xml:space="preserve"> PAGEREF _Toc232983319 \h </w:instrText>
             </w:r>
             <w:r>
               <w:rPr>
@@ -3041,7 +3041,7 @@
               <w14:ligatures w14:val="standardContextual"/>
             </w:rPr>
           </w:pPr>
-          <w:hyperlink w:anchor="_Toc232981165" w:history="1">
+          <w:hyperlink w:anchor="_Toc232983320" w:history="1">
             <w:r>
               <w:rPr>
                 <w:rStyle w:val="Hiperligao"/>
@@ -3087,7 +3087,7 @@
                 <w:noProof/>
                 <w:webHidden/>
               </w:rPr>
-              <w:instrText xml:space="preserve"> PAGEREF _Toc232981165 \h </w:instrText>
+              <w:instrText xml:space="preserve"> PAGEREF _Toc232983320 \h </w:instrText>
             </w:r>
             <w:r>
               <w:rPr>
@@ -3133,7 +3133,7 @@
               <w14:ligatures w14:val="standardContextual"/>
             </w:rPr>
           </w:pPr>
-          <w:hyperlink w:anchor="_Toc232981166" w:history="1">
+          <w:hyperlink w:anchor="_Toc232983321" w:history="1">
             <w:r>
               <w:rPr>
                 <w:rStyle w:val="Hiperligao"/>
@@ -3179,7 +3179,7 @@
                 <w:noProof/>
                 <w:webHidden/>
               </w:rPr>
-              <w:instrText xml:space="preserve"> PAGEREF _Toc232981166 \h </w:instrText>
+              <w:instrText xml:space="preserve"> PAGEREF _Toc232983321 \h </w:instrText>
             </w:r>
             <w:r>
               <w:rPr>
@@ -3199,7 +3199,7 @@
                 <w:noProof/>
                 <w:webHidden/>
               </w:rPr>
-              <w:t>36</w:t>
+              <w:t>37</w:t>
             </w:r>
             <w:r>
               <w:rPr>
@@ -3225,7 +3225,7 @@
               <w14:ligatures w14:val="standardContextual"/>
             </w:rPr>
           </w:pPr>
-          <w:hyperlink w:anchor="_Toc232981167" w:history="1">
+          <w:hyperlink w:anchor="_Toc232983322" w:history="1">
             <w:r>
               <w:rPr>
                 <w:rStyle w:val="Hiperligao"/>
@@ -3271,7 +3271,7 @@
                 <w:noProof/>
                 <w:webHidden/>
               </w:rPr>
-              <w:instrText xml:space="preserve"> PAGEREF _Toc232981167 \h </w:instrText>
+              <w:instrText xml:space="preserve"> PAGEREF _Toc232983322 \h </w:instrText>
             </w:r>
             <w:r>
               <w:rPr>
@@ -3291,7 +3291,7 @@
                 <w:noProof/>
                 <w:webHidden/>
               </w:rPr>
-              <w:t>37</w:t>
+              <w:t>38</w:t>
             </w:r>
             <w:r>
               <w:rPr>
@@ -3317,7 +3317,7 @@
               <w14:ligatures w14:val="standardContextual"/>
             </w:rPr>
           </w:pPr>
-          <w:hyperlink w:anchor="_Toc232981168" w:history="1">
+          <w:hyperlink w:anchor="_Toc232983323" w:history="1">
             <w:r>
               <w:rPr>
                 <w:rStyle w:val="Hiperligao"/>
@@ -3361,7 +3361,7 @@
                 <w:noProof/>
                 <w:webHidden/>
               </w:rPr>
-              <w:instrText xml:space="preserve"> PAGEREF _Toc232981168 \h </w:instrText>
+              <w:instrText xml:space="preserve"> PAGEREF _Toc232983323 \h </w:instrText>
             </w:r>
             <w:r>
               <w:rPr>
@@ -3407,7 +3407,7 @@
               <w14:ligatures w14:val="standardContextual"/>
             </w:rPr>
           </w:pPr>
-          <w:hyperlink w:anchor="_Toc232981169" w:history="1">
+          <w:hyperlink w:anchor="_Toc232983324" w:history="1">
             <w:r>
               <w:rPr>
                 <w:rStyle w:val="Hiperligao"/>
@@ -3453,7 +3453,7 @@
                 <w:noProof/>
                 <w:webHidden/>
               </w:rPr>
-              <w:instrText xml:space="preserve"> PAGEREF _Toc232981169 \h </w:instrText>
+              <w:instrText xml:space="preserve"> PAGEREF _Toc232983324 \h </w:instrText>
             </w:r>
             <w:r>
               <w:rPr>
@@ -3473,7 +3473,7 @@
                 <w:noProof/>
                 <w:webHidden/>
               </w:rPr>
-              <w:t>38</w:t>
+              <w:t>39</w:t>
             </w:r>
             <w:r>
               <w:rPr>
@@ -3499,7 +3499,7 @@
               <w14:ligatures w14:val="standardContextual"/>
             </w:rPr>
           </w:pPr>
-          <w:hyperlink w:anchor="_Toc232981170" w:history="1">
+          <w:hyperlink w:anchor="_Toc232983325" w:history="1">
             <w:r>
               <w:rPr>
                 <w:rStyle w:val="Hiperligao"/>
@@ -3545,7 +3545,7 @@
                 <w:noProof/>
                 <w:webHidden/>
               </w:rPr>
-              <w:instrText xml:space="preserve"> PAGEREF _Toc232981170 \h </w:instrText>
+              <w:instrText xml:space="preserve"> PAGEREF _Toc232983325 \h </w:instrText>
             </w:r>
             <w:r>
               <w:rPr>
@@ -3591,7 +3591,7 @@
               <w14:ligatures w14:val="standardContextual"/>
             </w:rPr>
           </w:pPr>
-          <w:hyperlink w:anchor="_Toc232981171" w:history="1">
+          <w:hyperlink w:anchor="_Toc232983326" w:history="1">
             <w:r>
               <w:rPr>
                 <w:rStyle w:val="Hiperligao"/>
@@ -3635,7 +3635,7 @@
                 <w:noProof/>
                 <w:webHidden/>
               </w:rPr>
-              <w:instrText xml:space="preserve"> PAGEREF _Toc232981171 \h </w:instrText>
+              <w:instrText xml:space="preserve"> PAGEREF _Toc232983326 \h </w:instrText>
             </w:r>
             <w:r>
               <w:rPr>
@@ -3655,7 +3655,7 @@
                 <w:noProof/>
                 <w:webHidden/>
               </w:rPr>
-              <w:t>39</w:t>
+              <w:t>40</w:t>
             </w:r>
             <w:r>
               <w:rPr>
@@ -3681,7 +3681,7 @@
               <w14:ligatures w14:val="standardContextual"/>
             </w:rPr>
           </w:pPr>
-          <w:hyperlink w:anchor="_Toc232981172" w:history="1">
+          <w:hyperlink w:anchor="_Toc232983327" w:history="1">
             <w:r>
               <w:rPr>
                 <w:rStyle w:val="Hiperligao"/>
@@ -3727,7 +3727,7 @@
                 <w:noProof/>
                 <w:webHidden/>
               </w:rPr>
-              <w:instrText xml:space="preserve"> PAGEREF _Toc232981172 \h </w:instrText>
+              <w:instrText xml:space="preserve"> PAGEREF _Toc232983327 \h </w:instrText>
             </w:r>
             <w:r>
               <w:rPr>
@@ -3773,7 +3773,7 @@
               <w14:ligatures w14:val="standardContextual"/>
             </w:rPr>
           </w:pPr>
-          <w:hyperlink w:anchor="_Toc232981173" w:history="1">
+          <w:hyperlink w:anchor="_Toc232983328" w:history="1">
             <w:r>
               <w:rPr>
                 <w:rStyle w:val="Hiperligao"/>
@@ -3817,7 +3817,7 @@
                 <w:noProof/>
                 <w:webHidden/>
               </w:rPr>
-              <w:instrText xml:space="preserve"> PAGEREF _Toc232981173 \h </w:instrText>
+              <w:instrText xml:space="preserve"> PAGEREF _Toc232983328 \h </w:instrText>
             </w:r>
             <w:r>
               <w:rPr>
@@ -3837,7 +3837,7 @@
                 <w:noProof/>
                 <w:webHidden/>
               </w:rPr>
-              <w:t>40</w:t>
+              <w:t>41</w:t>
             </w:r>
             <w:r>
               <w:rPr>
@@ -3863,7 +3863,7 @@
               <w14:ligatures w14:val="standardContextual"/>
             </w:rPr>
           </w:pPr>
-          <w:hyperlink w:anchor="_Toc232981174" w:history="1">
+          <w:hyperlink w:anchor="_Toc232983329" w:history="1">
             <w:r>
               <w:rPr>
                 <w:rStyle w:val="Hiperligao"/>
@@ -3909,7 +3909,7 @@
                 <w:noProof/>
                 <w:webHidden/>
               </w:rPr>
-              <w:instrText xml:space="preserve"> PAGEREF _Toc232981174 \h </w:instrText>
+              <w:instrText xml:space="preserve"> PAGEREF _Toc232983329 \h </w:instrText>
             </w:r>
             <w:r>
               <w:rPr>
@@ -3954,7 +3954,7 @@
               <w14:ligatures w14:val="standardContextual"/>
             </w:rPr>
           </w:pPr>
-          <w:hyperlink w:anchor="_Toc232981175" w:history="1">
+          <w:hyperlink w:anchor="_Toc232983330" w:history="1">
             <w:r>
               <w:rPr>
                 <w:rStyle w:val="Hiperligao"/>
@@ -3985,7 +3985,7 @@
                 <w:noProof/>
                 <w:webHidden/>
               </w:rPr>
-              <w:instrText xml:space="preserve"> PAGEREF _Toc232981175 \h </w:instrText>
+              <w:instrText xml:space="preserve"> PAGEREF _Toc232983330 \h </w:instrText>
             </w:r>
             <w:r>
               <w:rPr>
@@ -4005,7 +4005,7 @@
                 <w:noProof/>
                 <w:webHidden/>
               </w:rPr>
-              <w:t>43</w:t>
+              <w:t>44</w:t>
             </w:r>
             <w:r>
               <w:rPr>
@@ -4030,7 +4030,7 @@
               <w14:ligatures w14:val="standardContextual"/>
             </w:rPr>
           </w:pPr>
-          <w:hyperlink w:anchor="_Toc232981176" w:history="1">
+          <w:hyperlink w:anchor="_Toc232983331" w:history="1">
             <w:r>
               <w:rPr>
                 <w:rStyle w:val="Hiperligao"/>
@@ -4061,7 +4061,7 @@
                 <w:noProof/>
                 <w:webHidden/>
               </w:rPr>
-              <w:instrText xml:space="preserve"> PAGEREF _Toc232981176 \h </w:instrText>
+              <w:instrText xml:space="preserve"> PAGEREF _Toc232983331 \h </w:instrText>
             </w:r>
             <w:r>
               <w:rPr>
@@ -4081,7 +4081,7 @@
                 <w:noProof/>
                 <w:webHidden/>
               </w:rPr>
-              <w:t>44</w:t>
+              <w:t>45</w:t>
             </w:r>
             <w:r>
               <w:rPr>
@@ -4169,20 +4169,6 @@
     </w:p>
     <w:p>
       <w:pPr>
-        <w:tabs>
-          <w:tab w:val="right" w:leader="dot" w:pos="9344"/>
-        </w:tabs>
-        <w:spacing w:before="0" w:line="276" w:lineRule="auto"/>
-        <w:ind w:firstLine="0"/>
-        <w:jc w:val="left"/>
-        <w:rPr>
-          <w:rFonts w:eastAsia="Calibri"/>
-          <w:lang w:eastAsia="en-US"/>
-        </w:rPr>
-      </w:pPr>
-    </w:p>
-    <w:p>
-      <w:pPr>
         <w:pStyle w:val="ndicedeilustraes"/>
         <w:tabs>
           <w:tab w:val="right" w:leader="dot" w:pos="9344"/>
@@ -4216,13 +4202,13 @@
         </w:rPr>
         <w:fldChar w:fldCharType="separate"/>
       </w:r>
-      <w:hyperlink w:anchor="_Toc232980651" w:history="1">
+      <w:hyperlink w:anchor="_Toc232983818" w:history="1">
         <w:r>
           <w:rPr>
             <w:rStyle w:val="Hiperligao"/>
             <w:noProof/>
           </w:rPr>
-          <w:t>Figura 1 – Posição da subestação na cadeia do sistema elétrico de energia</w:t>
+          <w:t>Figura 1 - À esquerda: como é a vista em 3D no modelo de várias famílias interligadas, com ênfase nos parafusos, com diversas engenharias com o uso da aplicação Revit; à direita: como é na vida real</w:t>
         </w:r>
         <w:r>
           <w:rPr>
@@ -4243,7 +4229,79 @@
             <w:noProof/>
             <w:webHidden/>
           </w:rPr>
-          <w:instrText xml:space="preserve"> PAGEREF _Toc232980651 \h </w:instrText>
+          <w:instrText xml:space="preserve"> PAGEREF _Toc232983818 \h </w:instrText>
+        </w:r>
+        <w:r>
+          <w:rPr>
+            <w:noProof/>
+            <w:webHidden/>
+          </w:rPr>
+        </w:r>
+        <w:r>
+          <w:rPr>
+            <w:noProof/>
+            <w:webHidden/>
+          </w:rPr>
+          <w:fldChar w:fldCharType="separate"/>
+        </w:r>
+        <w:r>
+          <w:rPr>
+            <w:noProof/>
+            <w:webHidden/>
+          </w:rPr>
+          <w:t>15</w:t>
+        </w:r>
+        <w:r>
+          <w:rPr>
+            <w:noProof/>
+            <w:webHidden/>
+          </w:rPr>
+          <w:fldChar w:fldCharType="end"/>
+        </w:r>
+      </w:hyperlink>
+    </w:p>
+    <w:p>
+      <w:pPr>
+        <w:pStyle w:val="ndicedeilustraes"/>
+        <w:tabs>
+          <w:tab w:val="right" w:leader="dot" w:pos="9344"/>
+        </w:tabs>
+        <w:rPr>
+          <w:rFonts w:asciiTheme="minorHAnsi" w:eastAsiaTheme="minorEastAsia" w:hAnsiTheme="minorHAnsi" w:cstheme="minorBidi"/>
+          <w:noProof/>
+          <w:kern w:val="2"/>
+          <w:lang w:eastAsia="pt-PT"/>
+          <w14:ligatures w14:val="standardContextual"/>
+        </w:rPr>
+      </w:pPr>
+      <w:hyperlink w:anchor="_Toc232983819" w:history="1">
+        <w:r>
+          <w:rPr>
+            <w:rStyle w:val="Hiperligao"/>
+            <w:noProof/>
+          </w:rPr>
+          <w:t>Figura 2 – Posição da subestação na cadeia do sistema elétrico de energia</w:t>
+        </w:r>
+        <w:r>
+          <w:rPr>
+            <w:noProof/>
+            <w:webHidden/>
+          </w:rPr>
+          <w:tab/>
+        </w:r>
+        <w:r>
+          <w:rPr>
+            <w:noProof/>
+            <w:webHidden/>
+          </w:rPr>
+          <w:fldChar w:fldCharType="begin"/>
+        </w:r>
+        <w:r>
+          <w:rPr>
+            <w:noProof/>
+            <w:webHidden/>
+          </w:rPr>
+          <w:instrText xml:space="preserve"> PAGEREF _Toc232983819 \h </w:instrText>
         </w:r>
         <w:r>
           <w:rPr>
@@ -4288,13 +4346,13 @@
           <w14:ligatures w14:val="standardContextual"/>
         </w:rPr>
       </w:pPr>
-      <w:hyperlink w:anchor="_Toc232980652" w:history="1">
+      <w:hyperlink w:anchor="_Toc232983820" w:history="1">
         <w:r>
           <w:rPr>
             <w:rStyle w:val="Hiperligao"/>
             <w:noProof/>
           </w:rPr>
-          <w:t>Figura 2 – Comparação entre subestação isolada a ar (AIS) e subestação isolada a gás (GIS)</w:t>
+          <w:t>Figura 3 – Comparação entre subestação isolada a ar (AIS) e subestação isolada a gás (GIS)</w:t>
         </w:r>
         <w:r>
           <w:rPr>
@@ -4315,7 +4373,7 @@
             <w:noProof/>
             <w:webHidden/>
           </w:rPr>
-          <w:instrText xml:space="preserve"> PAGEREF _Toc232980652 \h </w:instrText>
+          <w:instrText xml:space="preserve"> PAGEREF _Toc232983820 \h </w:instrText>
         </w:r>
         <w:r>
           <w:rPr>
@@ -4360,13 +4418,13 @@
           <w14:ligatures w14:val="standardContextual"/>
         </w:rPr>
       </w:pPr>
-      <w:hyperlink w:anchor="_Toc232980653" w:history="1">
+      <w:hyperlink w:anchor="_Toc232983821" w:history="1">
         <w:r>
           <w:rPr>
             <w:rStyle w:val="Hiperligao"/>
             <w:noProof/>
           </w:rPr>
-          <w:t>Figura 3 – Identificação dos equipamentos num painel. Legenda: 1-Radeador do óleo; 2-Tanque do óleo; 3-Transformador de potência; 4-descarregador de sobretensão; 5- Poste isolado; 6-Seccionador de terras; 7-Transformador de Tensão Capacitivo; 8- Transformador de corrente; 9- Disjuntor</w:t>
+          <w:t>Figura 4 – Identificação dos equipamentos num painel. Legenda: 1-Radeador do óleo; 2-Tanque do óleo; 3-Transformador de potência; 4-descarregador de sobretensão; 5- Poste isolado; 6-Seccionador de terras; 7-Transformador de Tensão Capacitivo; 8- Transformador de corrente; 9- Disjuntor</w:t>
         </w:r>
         <w:r>
           <w:rPr>
@@ -4387,7 +4445,7 @@
             <w:noProof/>
             <w:webHidden/>
           </w:rPr>
-          <w:instrText xml:space="preserve"> PAGEREF _Toc232980653 \h </w:instrText>
+          <w:instrText xml:space="preserve"> PAGEREF _Toc232983821 \h </w:instrText>
         </w:r>
         <w:r>
           <w:rPr>
@@ -4432,13 +4490,13 @@
           <w14:ligatures w14:val="standardContextual"/>
         </w:rPr>
       </w:pPr>
-      <w:hyperlink w:anchor="_Toc232980654" w:history="1">
+      <w:hyperlink w:anchor="_Toc232983822" w:history="1">
         <w:r>
           <w:rPr>
             <w:rStyle w:val="Hiperligao"/>
             <w:noProof/>
           </w:rPr>
-          <w:t>Figura 4 - Modelação e esquema unifilar, respetivamente, da configuração barramento simples</w:t>
+          <w:t>Figura 5 - Modelação e esquema unifilar, respetivamente, da configuração barramento simples</w:t>
         </w:r>
         <w:r>
           <w:rPr>
@@ -4459,7 +4517,7 @@
             <w:noProof/>
             <w:webHidden/>
           </w:rPr>
-          <w:instrText xml:space="preserve"> PAGEREF _Toc232980654 \h </w:instrText>
+          <w:instrText xml:space="preserve"> PAGEREF _Toc232983822 \h </w:instrText>
         </w:r>
         <w:r>
           <w:rPr>
@@ -4504,13 +4562,13 @@
           <w14:ligatures w14:val="standardContextual"/>
         </w:rPr>
       </w:pPr>
-      <w:hyperlink w:anchor="_Toc232980655" w:history="1">
+      <w:hyperlink w:anchor="_Toc232983823" w:history="1">
         <w:r>
           <w:rPr>
             <w:rStyle w:val="Hiperligao"/>
             <w:noProof/>
           </w:rPr>
-          <w:t>Figura 5 - Modelação e esquema unifilar, respetivamente, da configuração duplo barramento, com inter-barras</w:t>
+          <w:t>Figura 6 - Modelação e esquema unifilar, respetivamente, da configuração duplo barramento, com inter-barras</w:t>
         </w:r>
         <w:r>
           <w:rPr>
@@ -4531,7 +4589,7 @@
             <w:noProof/>
             <w:webHidden/>
           </w:rPr>
-          <w:instrText xml:space="preserve"> PAGEREF _Toc232980655 \h </w:instrText>
+          <w:instrText xml:space="preserve"> PAGEREF _Toc232983823 \h </w:instrText>
         </w:r>
         <w:r>
           <w:rPr>
@@ -4576,13 +4634,13 @@
           <w14:ligatures w14:val="standardContextual"/>
         </w:rPr>
       </w:pPr>
-      <w:hyperlink w:anchor="_Toc232980656" w:history="1">
+      <w:hyperlink w:anchor="_Toc232983824" w:history="1">
         <w:r>
           <w:rPr>
             <w:rStyle w:val="Hiperligao"/>
             <w:noProof/>
           </w:rPr>
-          <w:t>Figura 6 – Sistema BIM</w:t>
+          <w:t>Figura 7 – Sistema BIM</w:t>
         </w:r>
         <w:r>
           <w:rPr>
@@ -4603,7 +4661,7 @@
             <w:noProof/>
             <w:webHidden/>
           </w:rPr>
-          <w:instrText xml:space="preserve"> PAGEREF _Toc232980656 \h </w:instrText>
+          <w:instrText xml:space="preserve"> PAGEREF _Toc232983824 \h </w:instrText>
         </w:r>
         <w:r>
           <w:rPr>
@@ -4648,13 +4706,13 @@
           <w14:ligatures w14:val="standardContextual"/>
         </w:rPr>
       </w:pPr>
-      <w:hyperlink w:anchor="_Toc232980657" w:history="1">
+      <w:hyperlink w:anchor="_Toc232983825" w:history="1">
         <w:r>
           <w:rPr>
             <w:rStyle w:val="Hiperligao"/>
             <w:noProof/>
           </w:rPr>
-          <w:t>Figura 7 – À esquerda: encontrasse bem modelado; à direita: está a sobreposição de engenharias. Exemplo: Estruturas e Eletrotécnica</w:t>
+          <w:t>Figura 8 – À esquerda: encontrasse bem modelado; à direita: está a sobreposição de engenharias. Exemplo: Estruturas e Eletrotécnica</w:t>
         </w:r>
         <w:r>
           <w:rPr>
@@ -4675,7 +4733,7 @@
             <w:noProof/>
             <w:webHidden/>
           </w:rPr>
-          <w:instrText xml:space="preserve"> PAGEREF _Toc232980657 \h </w:instrText>
+          <w:instrText xml:space="preserve"> PAGEREF _Toc232983825 \h </w:instrText>
         </w:r>
         <w:r>
           <w:rPr>
@@ -4720,13 +4778,13 @@
           <w14:ligatures w14:val="standardContextual"/>
         </w:rPr>
       </w:pPr>
-      <w:hyperlink w:anchor="_Toc232980658" w:history="1">
+      <w:hyperlink w:anchor="_Toc232983826" w:history="1">
         <w:r>
           <w:rPr>
             <w:rStyle w:val="Hiperligao"/>
             <w:noProof/>
           </w:rPr>
-          <w:t xml:space="preserve">Figura 8 - Processo de criação de uma anilha, com uso do </w:t>
+          <w:t xml:space="preserve">Figura 9 - Processo de criação de uma anilha, com uso do </w:t>
         </w:r>
         <w:r>
           <w:rPr>
@@ -4762,7 +4820,7 @@
             <w:noProof/>
             <w:webHidden/>
           </w:rPr>
-          <w:instrText xml:space="preserve"> PAGEREF _Toc232980658 \h </w:instrText>
+          <w:instrText xml:space="preserve"> PAGEREF _Toc232983826 \h </w:instrText>
         </w:r>
         <w:r>
           <w:rPr>
@@ -4807,13 +4865,13 @@
           <w14:ligatures w14:val="standardContextual"/>
         </w:rPr>
       </w:pPr>
-      <w:hyperlink w:anchor="_Toc232980659" w:history="1">
+      <w:hyperlink w:anchor="_Toc232983827" w:history="1">
         <w:r>
           <w:rPr>
             <w:rStyle w:val="Hiperligao"/>
             <w:noProof/>
           </w:rPr>
-          <w:t xml:space="preserve">Figura 9 - Processo de criação de um parafuso, com uso do </w:t>
+          <w:t xml:space="preserve">Figura 10 - Processo de criação de um parafuso, com uso do </w:t>
         </w:r>
         <w:r>
           <w:rPr>
@@ -4849,7 +4907,7 @@
             <w:noProof/>
             <w:webHidden/>
           </w:rPr>
-          <w:instrText xml:space="preserve"> PAGEREF _Toc232980659 \h </w:instrText>
+          <w:instrText xml:space="preserve"> PAGEREF _Toc232983827 \h </w:instrText>
         </w:r>
         <w:r>
           <w:rPr>
@@ -4894,13 +4952,13 @@
           <w14:ligatures w14:val="standardContextual"/>
         </w:rPr>
       </w:pPr>
-      <w:hyperlink w:anchor="_Toc232980660" w:history="1">
+      <w:hyperlink w:anchor="_Toc232983828" w:history="1">
         <w:r>
           <w:rPr>
             <w:rStyle w:val="Hiperligao"/>
             <w:noProof/>
           </w:rPr>
-          <w:t xml:space="preserve">Figura 10 - Processo de criação de um tubo, com uso do </w:t>
+          <w:t xml:space="preserve">Figura 11 - Processo de criação de um tubo, com uso do </w:t>
         </w:r>
         <w:r>
           <w:rPr>
@@ -4929,7 +4987,7 @@
             <w:noProof/>
             <w:webHidden/>
           </w:rPr>
-          <w:instrText xml:space="preserve"> PAGEREF _Toc232980660 \h </w:instrText>
+          <w:instrText xml:space="preserve"> PAGEREF _Toc232983828 \h </w:instrText>
         </w:r>
         <w:r>
           <w:rPr>
@@ -4974,13 +5032,13 @@
           <w14:ligatures w14:val="standardContextual"/>
         </w:rPr>
       </w:pPr>
-      <w:hyperlink w:anchor="_Toc232980661" w:history="1">
+      <w:hyperlink w:anchor="_Toc232983829" w:history="1">
         <w:r>
           <w:rPr>
             <w:rStyle w:val="Hiperligao"/>
             <w:noProof/>
           </w:rPr>
-          <w:t>Figura 11 - Processo de criação de uma porca, com uso do sweep. Legenda: 1-Perfil 2D da base; 2-Perfil 2D do topo</w:t>
+          <w:t>Figura 12 - Processo de criação de uma porca, com uso do sweep. Legenda: 1-Perfil 2D da base; 2-Perfil 2D do topo</w:t>
         </w:r>
         <w:r>
           <w:rPr>
@@ -5001,7 +5059,7 @@
             <w:noProof/>
             <w:webHidden/>
           </w:rPr>
-          <w:instrText xml:space="preserve"> PAGEREF _Toc232980661 \h </w:instrText>
+          <w:instrText xml:space="preserve"> PAGEREF _Toc232983829 \h </w:instrText>
         </w:r>
         <w:r>
           <w:rPr>
@@ -5046,13 +5104,13 @@
           <w14:ligatures w14:val="standardContextual"/>
         </w:rPr>
       </w:pPr>
-      <w:hyperlink w:anchor="_Toc232980662" w:history="1">
+      <w:hyperlink w:anchor="_Toc232983830" w:history="1">
         <w:r>
           <w:rPr>
             <w:rStyle w:val="Hiperligao"/>
             <w:noProof/>
           </w:rPr>
-          <w:t>Figura 12 – Processo de criação de uma anilha de pressão, com uso do sweep blend. Legenda: 1-Perfil 2D da trajetória, bem como a diferença de rotação definida</w:t>
+          <w:t>Figura 13 – Processo de criação de uma anilha de pressão, com uso do sweep blend. Legenda: 1-Perfil 2D da trajetória, bem como a diferença de rotação definida</w:t>
         </w:r>
         <w:r>
           <w:rPr>
@@ -5073,7 +5131,7 @@
             <w:noProof/>
             <w:webHidden/>
           </w:rPr>
-          <w:instrText xml:space="preserve"> PAGEREF _Toc232980662 \h </w:instrText>
+          <w:instrText xml:space="preserve"> PAGEREF _Toc232983830 \h </w:instrText>
         </w:r>
         <w:r>
           <w:rPr>
@@ -5118,14 +5176,14 @@
           <w14:ligatures w14:val="standardContextual"/>
         </w:rPr>
       </w:pPr>
-      <w:hyperlink w:anchor="_Toc232980663" w:history="1">
+      <w:hyperlink w:anchor="_Toc232983831" w:history="1">
         <w:r>
           <w:rPr>
             <w:rStyle w:val="Hiperligao"/>
             <w:iCs/>
             <w:noProof/>
           </w:rPr>
-          <w:t>Figura 13 - – Processo de criação de um terminal de ligação para um cabo de 240mm², com uso do sweep blend. Legenda: 1-</w:t>
+          <w:t>Figura 14 - – Processo de criação de um terminal de ligação para um cabo de 240mm², com uso do sweep blend. Legenda: 1-</w:t>
         </w:r>
         <w:r>
           <w:rPr>
@@ -5162,7 +5220,7 @@
             <w:noProof/>
             <w:webHidden/>
           </w:rPr>
-          <w:instrText xml:space="preserve"> PAGEREF _Toc232980663 \h </w:instrText>
+          <w:instrText xml:space="preserve"> PAGEREF _Toc232983831 \h </w:instrText>
         </w:r>
         <w:r>
           <w:rPr>
@@ -5207,13 +5265,13 @@
           <w14:ligatures w14:val="standardContextual"/>
         </w:rPr>
       </w:pPr>
-      <w:hyperlink w:anchor="_Toc232980664" w:history="1">
+      <w:hyperlink w:anchor="_Toc232983832" w:history="1">
         <w:r>
           <w:rPr>
             <w:rStyle w:val="Hiperligao"/>
             <w:noProof/>
           </w:rPr>
-          <w:t xml:space="preserve">Figura 14 - Processo de criação de uma viga paramétrica, com uso de </w:t>
+          <w:t xml:space="preserve">Figura 15 - Processo de criação de uma viga paramétrica, com uso de </w:t>
         </w:r>
         <w:r>
           <w:rPr>
@@ -5264,7 +5322,7 @@
             <w:noProof/>
             <w:webHidden/>
           </w:rPr>
-          <w:instrText xml:space="preserve"> PAGEREF _Toc232980664 \h </w:instrText>
+          <w:instrText xml:space="preserve"> PAGEREF _Toc232983832 \h </w:instrText>
         </w:r>
         <w:r>
           <w:rPr>
@@ -5309,13 +5367,13 @@
           <w14:ligatures w14:val="standardContextual"/>
         </w:rPr>
       </w:pPr>
-      <w:hyperlink w:anchor="_Toc232980665" w:history="1">
+      <w:hyperlink w:anchor="_Toc232983833" w:history="1">
         <w:r>
           <w:rPr>
             <w:rStyle w:val="Hiperligao"/>
             <w:noProof/>
           </w:rPr>
-          <w:t>Figura 15 – Exemplo de aplicação prática no modelo de uma família de uso único e outras paramétricas, respetivamente. Legenda: 1- Vista isométrica de um barramento dobrado de forma precisa; 2- Família aplicada ao modelo da subestação; 3- Terminal de cabo e conjunto parafuso completo paramétricos que assumem diversas dimensões, ao serem introduzidos em zonas diferentes no mesmo modelo ou para diversos projetos.</w:t>
+          <w:t>Figura 16 – Exemplo de aplicação prática no modelo de uma família de uso único e outras paramétricas, respetivamente. Legenda: 1- Vista isométrica de um barramento dobrado de forma precisa; 2- Família aplicada ao modelo da subestação; 3- Terminal de cabo e conjunto parafuso completo paramétricos que assumem diversas dimensões, ao serem introduzidos em zonas diferentes no mesmo modelo ou para diversos projetos.</w:t>
         </w:r>
         <w:r>
           <w:rPr>
@@ -5336,7 +5394,7 @@
             <w:noProof/>
             <w:webHidden/>
           </w:rPr>
-          <w:instrText xml:space="preserve"> PAGEREF _Toc232980665 \h </w:instrText>
+          <w:instrText xml:space="preserve"> PAGEREF _Toc232983833 \h </w:instrText>
         </w:r>
         <w:r>
           <w:rPr>
@@ -5369,6 +5427,165 @@
     </w:p>
     <w:p>
       <w:pPr>
+        <w:pStyle w:val="ndicedeilustraes"/>
+        <w:tabs>
+          <w:tab w:val="right" w:leader="dot" w:pos="9344"/>
+        </w:tabs>
+        <w:rPr>
+          <w:rFonts w:asciiTheme="minorHAnsi" w:eastAsiaTheme="minorEastAsia" w:hAnsiTheme="minorHAnsi" w:cstheme="minorBidi"/>
+          <w:noProof/>
+          <w:kern w:val="2"/>
+          <w:lang w:eastAsia="pt-PT"/>
+          <w14:ligatures w14:val="standardContextual"/>
+        </w:rPr>
+      </w:pPr>
+      <w:hyperlink w:anchor="_Toc232983834" w:history="1">
+        <w:r>
+          <w:rPr>
+            <w:rStyle w:val="Hiperligao"/>
+            <w:noProof/>
+          </w:rPr>
+          <w:t xml:space="preserve">Figura 17 - </w:t>
+        </w:r>
+        <w:r>
+          <w:rPr>
+            <w:rStyle w:val="Hiperligao"/>
+            <w:i/>
+            <w:noProof/>
+          </w:rPr>
+          <w:t>Manage Links</w:t>
+        </w:r>
+        <w:r>
+          <w:rPr>
+            <w:rStyle w:val="Hiperligao"/>
+            <w:noProof/>
+          </w:rPr>
+          <w:t>, painel controlo dos links que estão disponíveis naquele momento no modelo, no qual se esta a trabalhar</w:t>
+        </w:r>
+        <w:r>
+          <w:rPr>
+            <w:noProof/>
+            <w:webHidden/>
+          </w:rPr>
+          <w:tab/>
+        </w:r>
+        <w:r>
+          <w:rPr>
+            <w:noProof/>
+            <w:webHidden/>
+          </w:rPr>
+          <w:fldChar w:fldCharType="begin"/>
+        </w:r>
+        <w:r>
+          <w:rPr>
+            <w:noProof/>
+            <w:webHidden/>
+          </w:rPr>
+          <w:instrText xml:space="preserve"> PAGEREF _Toc232983834 \h </w:instrText>
+        </w:r>
+        <w:r>
+          <w:rPr>
+            <w:noProof/>
+            <w:webHidden/>
+          </w:rPr>
+        </w:r>
+        <w:r>
+          <w:rPr>
+            <w:noProof/>
+            <w:webHidden/>
+          </w:rPr>
+          <w:fldChar w:fldCharType="separate"/>
+        </w:r>
+        <w:r>
+          <w:rPr>
+            <w:noProof/>
+            <w:webHidden/>
+          </w:rPr>
+          <w:t>36</w:t>
+        </w:r>
+        <w:r>
+          <w:rPr>
+            <w:noProof/>
+            <w:webHidden/>
+          </w:rPr>
+          <w:fldChar w:fldCharType="end"/>
+        </w:r>
+      </w:hyperlink>
+    </w:p>
+    <w:p>
+      <w:pPr>
+        <w:pStyle w:val="ndicedeilustraes"/>
+        <w:tabs>
+          <w:tab w:val="right" w:leader="dot" w:pos="9344"/>
+        </w:tabs>
+        <w:rPr>
+          <w:rFonts w:asciiTheme="minorHAnsi" w:eastAsiaTheme="minorEastAsia" w:hAnsiTheme="minorHAnsi" w:cstheme="minorBidi"/>
+          <w:noProof/>
+          <w:kern w:val="2"/>
+          <w:lang w:eastAsia="pt-PT"/>
+          <w14:ligatures w14:val="standardContextual"/>
+        </w:rPr>
+      </w:pPr>
+      <w:hyperlink w:anchor="_Toc232983835" w:history="1">
+        <w:r>
+          <w:rPr>
+            <w:rStyle w:val="Hiperligao"/>
+            <w:noProof/>
+          </w:rPr>
+          <w:t>Figura 18 - Exemplo do layout para entrega final normalmente entregue em A1 ou A0 ou A3 em pdf.</w:t>
+        </w:r>
+        <w:r>
+          <w:rPr>
+            <w:noProof/>
+            <w:webHidden/>
+          </w:rPr>
+          <w:tab/>
+        </w:r>
+        <w:r>
+          <w:rPr>
+            <w:noProof/>
+            <w:webHidden/>
+          </w:rPr>
+          <w:fldChar w:fldCharType="begin"/>
+        </w:r>
+        <w:r>
+          <w:rPr>
+            <w:noProof/>
+            <w:webHidden/>
+          </w:rPr>
+          <w:instrText xml:space="preserve"> PAGEREF _Toc232983835 \h </w:instrText>
+        </w:r>
+        <w:r>
+          <w:rPr>
+            <w:noProof/>
+            <w:webHidden/>
+          </w:rPr>
+        </w:r>
+        <w:r>
+          <w:rPr>
+            <w:noProof/>
+            <w:webHidden/>
+          </w:rPr>
+          <w:fldChar w:fldCharType="separate"/>
+        </w:r>
+        <w:r>
+          <w:rPr>
+            <w:noProof/>
+            <w:webHidden/>
+          </w:rPr>
+          <w:t>37</w:t>
+        </w:r>
+        <w:r>
+          <w:rPr>
+            <w:noProof/>
+            <w:webHidden/>
+          </w:rPr>
+          <w:fldChar w:fldCharType="end"/>
+        </w:r>
+      </w:hyperlink>
+    </w:p>
+    <w:p>
+      <w:pPr>
         <w:spacing w:before="0" w:after="200"/>
         <w:ind w:firstLine="0"/>
         <w:rPr>
@@ -5397,15 +5614,123 @@
     </w:p>
     <w:p>
       <w:pPr>
-        <w:spacing w:before="0" w:after="200"/>
-        <w:ind w:firstLine="0"/>
+        <w:pStyle w:val="ndicedeilustraes"/>
+        <w:tabs>
+          <w:tab w:val="right" w:leader="dot" w:pos="9344"/>
+        </w:tabs>
+        <w:rPr>
+          <w:rFonts w:asciiTheme="minorHAnsi" w:eastAsiaTheme="minorEastAsia" w:hAnsiTheme="minorHAnsi" w:cstheme="minorBidi"/>
+          <w:noProof/>
+          <w:kern w:val="2"/>
+          <w:lang w:eastAsia="pt-PT"/>
+          <w14:ligatures w14:val="standardContextual"/>
+        </w:rPr>
+      </w:pPr>
+      <w:r>
         <w:rPr>
           <w:rFonts w:eastAsia="Calibri"/>
           <w:b/>
           <w:sz w:val="28"/>
           <w:lang w:eastAsia="en-US"/>
         </w:rPr>
-      </w:pPr>
+        <w:fldChar w:fldCharType="begin"/>
+      </w:r>
+      <w:r>
+        <w:rPr>
+          <w:rFonts w:eastAsia="Calibri"/>
+          <w:b/>
+          <w:sz w:val="28"/>
+          <w:lang w:eastAsia="en-US"/>
+        </w:rPr>
+        <w:instrText xml:space="preserve"> TOC \h \z \c "Tabela" </w:instrText>
+      </w:r>
+      <w:r>
+        <w:rPr>
+          <w:rFonts w:eastAsia="Calibri"/>
+          <w:b/>
+          <w:sz w:val="28"/>
+          <w:lang w:eastAsia="en-US"/>
+        </w:rPr>
+        <w:fldChar w:fldCharType="separate"/>
+      </w:r>
+      <w:hyperlink w:anchor="_Toc232983910" w:history="1">
+        <w:r>
+          <w:rPr>
+            <w:rStyle w:val="Hiperligao"/>
+            <w:noProof/>
+          </w:rPr>
+          <w:t>Tabela 1 - Siglas e acrónimos</w:t>
+        </w:r>
+        <w:r>
+          <w:rPr>
+            <w:noProof/>
+            <w:webHidden/>
+          </w:rPr>
+          <w:tab/>
+        </w:r>
+        <w:r>
+          <w:rPr>
+            <w:noProof/>
+            <w:webHidden/>
+          </w:rPr>
+          <w:fldChar w:fldCharType="begin"/>
+        </w:r>
+        <w:r>
+          <w:rPr>
+            <w:noProof/>
+            <w:webHidden/>
+          </w:rPr>
+          <w:instrText xml:space="preserve"> PAGEREF _Toc232983910 \h </w:instrText>
+        </w:r>
+        <w:r>
+          <w:rPr>
+            <w:noProof/>
+            <w:webHidden/>
+          </w:rPr>
+        </w:r>
+        <w:r>
+          <w:rPr>
+            <w:noProof/>
+            <w:webHidden/>
+          </w:rPr>
+          <w:fldChar w:fldCharType="separate"/>
+        </w:r>
+        <w:r>
+          <w:rPr>
+            <w:noProof/>
+            <w:webHidden/>
+          </w:rPr>
+          <w:t>11</w:t>
+        </w:r>
+        <w:r>
+          <w:rPr>
+            <w:noProof/>
+            <w:webHidden/>
+          </w:rPr>
+          <w:fldChar w:fldCharType="end"/>
+        </w:r>
+      </w:hyperlink>
+    </w:p>
+    <w:p>
+      <w:pPr>
+        <w:spacing w:before="0" w:after="200"/>
+        <w:ind w:firstLine="0"/>
+        <w:rPr>
+          <w:rFonts w:eastAsia="Calibri"/>
+          <w:b/>
+          <w:sz w:val="28"/>
+          <w:lang w:eastAsia="en-US"/>
+        </w:rPr>
+      </w:pPr>
+      <w:r>
+        <w:rPr>
+          <w:rFonts w:eastAsia="Calibri"/>
+          <w:b/>
+          <w:sz w:val="28"/>
+          <w:lang w:eastAsia="en-US"/>
+        </w:rPr>
+        <w:fldChar w:fldCharType="end"/>
+      </w:r>
     </w:p>
     <w:p>
       <w:pPr>
@@ -6997,6 +7322,7 @@
           </w:tcPr>
           <w:p>
             <w:pPr>
+              <w:keepNext/>
               <w:spacing w:before="0" w:after="200" w:line="276" w:lineRule="auto"/>
               <w:ind w:firstLine="0"/>
               <w:jc w:val="left"/>
@@ -7020,14 +7346,58 @@
     </w:tbl>
     <w:p>
       <w:pPr>
-        <w:spacing w:before="0" w:after="200" w:line="276" w:lineRule="auto"/>
-        <w:ind w:firstLine="0"/>
-        <w:jc w:val="left"/>
+        <w:pStyle w:val="Legenda"/>
         <w:rPr>
           <w:rFonts w:ascii="Calibri" w:eastAsia="Calibri" w:hAnsi="Calibri"/>
+          <w:color w:val="auto"/>
           <w:lang w:eastAsia="en-US"/>
         </w:rPr>
       </w:pPr>
+      <w:bookmarkStart w:id="0" w:name="_Toc232983910"/>
+      <w:r>
+        <w:rPr>
+          <w:color w:val="auto"/>
+        </w:rPr>
+        <w:t xml:space="preserve">Tabela </w:t>
+      </w:r>
+      <w:r>
+        <w:rPr>
+          <w:color w:val="auto"/>
+        </w:rPr>
+        <w:fldChar w:fldCharType="begin"/>
+      </w:r>
+      <w:r>
+        <w:rPr>
+          <w:color w:val="auto"/>
+        </w:rPr>
+        <w:instrText xml:space="preserve"> SEQ Tabela \* ARABIC </w:instrText>
+      </w:r>
+      <w:r>
+        <w:rPr>
+          <w:color w:val="auto"/>
+        </w:rPr>
+        <w:fldChar w:fldCharType="separate"/>
+      </w:r>
+      <w:r>
+        <w:rPr>
+          <w:noProof/>
+          <w:color w:val="auto"/>
+        </w:rPr>
+        <w:t>1</w:t>
+      </w:r>
+      <w:r>
+        <w:rPr>
+          <w:color w:val="auto"/>
+        </w:rPr>
+        <w:fldChar w:fldCharType="end"/>
+      </w:r>
+      <w:r>
+        <w:rPr>
+          <w:color w:val="auto"/>
+        </w:rPr>
+        <w:t xml:space="preserve"> - Siglas e acrónimos</w:t>
+      </w:r>
+      <w:bookmarkEnd w:id="0"/>
     </w:p>
     <w:p>
       <w:pPr>
@@ -7054,7 +7424,7 @@
           <w:lang w:val="pt-PT" w:eastAsia="pt-PT"/>
         </w:rPr>
       </w:pPr>
-      <w:bookmarkStart w:id="0" w:name="_Toc232981143"/>
+      <w:bookmarkStart w:id="1" w:name="_Toc232983298"/>
       <w:r>
         <w:rPr>
           <w:lang w:val="pt-PT" w:eastAsia="pt-PT"/>
@@ -7062,7 +7432,7 @@
         <w:lastRenderedPageBreak/>
         <w:t>Introdução</w:t>
       </w:r>
-      <w:bookmarkEnd w:id="0"/>
+      <w:bookmarkEnd w:id="1"/>
     </w:p>
     <w:p>
       <w:pPr>
@@ -7071,26 +7441,26 @@
           <w:lang w:val="pt-PT"/>
         </w:rPr>
       </w:pPr>
-      <w:bookmarkStart w:id="1" w:name="_Toc76320097"/>
-      <w:bookmarkStart w:id="2" w:name="_Toc76320124"/>
-      <w:bookmarkStart w:id="3" w:name="_Toc76320165"/>
-      <w:bookmarkStart w:id="4" w:name="_Toc232981144"/>
+      <w:bookmarkStart w:id="2" w:name="_Toc76320097"/>
+      <w:bookmarkStart w:id="3" w:name="_Toc76320124"/>
+      <w:bookmarkStart w:id="4" w:name="_Toc76320165"/>
+      <w:bookmarkStart w:id="5" w:name="_Toc232983299"/>
       <w:r>
         <w:rPr>
           <w:lang w:val="pt-PT"/>
         </w:rPr>
         <w:t>Apresentação do alun</w:t>
       </w:r>
-      <w:bookmarkEnd w:id="1"/>
       <w:bookmarkEnd w:id="2"/>
       <w:bookmarkEnd w:id="3"/>
+      <w:bookmarkEnd w:id="4"/>
       <w:r>
         <w:rPr>
           <w:lang w:val="pt-PT"/>
         </w:rPr>
         <w:t>o</w:t>
       </w:r>
-      <w:bookmarkEnd w:id="4"/>
+      <w:bookmarkEnd w:id="5"/>
     </w:p>
     <w:p>
       <w:pPr>
@@ -7114,20 +7484,20 @@
           <w:lang w:val="pt-PT" w:eastAsia="en-US"/>
         </w:rPr>
       </w:pPr>
-      <w:bookmarkStart w:id="5" w:name="_Toc76320098"/>
-      <w:bookmarkStart w:id="6" w:name="_Toc76320125"/>
-      <w:bookmarkStart w:id="7" w:name="_Toc76320166"/>
-      <w:bookmarkStart w:id="8" w:name="_Toc232981145"/>
+      <w:bookmarkStart w:id="6" w:name="_Toc76320098"/>
+      <w:bookmarkStart w:id="7" w:name="_Toc76320125"/>
+      <w:bookmarkStart w:id="8" w:name="_Toc76320166"/>
+      <w:bookmarkStart w:id="9" w:name="_Toc232983300"/>
       <w:r>
         <w:rPr>
           <w:lang w:val="pt-PT" w:eastAsia="en-US"/>
         </w:rPr>
         <w:t>Apresentação dos orientadores</w:t>
       </w:r>
-      <w:bookmarkEnd w:id="5"/>
       <w:bookmarkEnd w:id="6"/>
       <w:bookmarkEnd w:id="7"/>
       <w:bookmarkEnd w:id="8"/>
+      <w:bookmarkEnd w:id="9"/>
     </w:p>
     <w:p>
       <w:pPr>
@@ -7216,14 +7586,14 @@
           <w:lang w:val="pt-PT" w:eastAsia="en-US"/>
         </w:rPr>
       </w:pPr>
-      <w:bookmarkStart w:id="9" w:name="_Toc232981146"/>
+      <w:bookmarkStart w:id="10" w:name="_Toc232983301"/>
       <w:r>
         <w:rPr>
           <w:lang w:val="pt-PT" w:eastAsia="en-US"/>
         </w:rPr>
         <w:t>Empresa de acolhimento</w:t>
       </w:r>
-      <w:bookmarkEnd w:id="9"/>
+      <w:bookmarkEnd w:id="10"/>
     </w:p>
     <w:p>
       <w:pPr>
@@ -7280,26 +7650,26 @@
           <w:lang w:val="pt-PT" w:eastAsia="en-US"/>
         </w:rPr>
       </w:pPr>
-      <w:bookmarkStart w:id="10" w:name="_Toc76320099"/>
-      <w:bookmarkStart w:id="11" w:name="_Toc76320126"/>
-      <w:bookmarkStart w:id="12" w:name="_Toc76320167"/>
-      <w:bookmarkStart w:id="13" w:name="_Toc232981147"/>
+      <w:bookmarkStart w:id="11" w:name="_Toc232983302"/>
+      <w:bookmarkStart w:id="12" w:name="_Toc76320099"/>
+      <w:bookmarkStart w:id="13" w:name="_Toc76320126"/>
+      <w:bookmarkStart w:id="14" w:name="_Toc76320167"/>
       <w:r>
         <w:rPr>
           <w:lang w:val="pt-PT" w:eastAsia="en-US"/>
         </w:rPr>
         <w:t>Enquadramento geral</w:t>
       </w:r>
+      <w:bookmarkEnd w:id="11"/>
+      <w:r>
+        <w:rPr>
+          <w:lang w:val="pt-PT" w:eastAsia="en-US"/>
+        </w:rPr>
+        <w:t xml:space="preserve"> </w:t>
+      </w:r>
+      <w:bookmarkEnd w:id="12"/>
       <w:bookmarkEnd w:id="13"/>
-      <w:r>
-        <w:rPr>
-          <w:lang w:val="pt-PT" w:eastAsia="en-US"/>
-        </w:rPr>
-        <w:t xml:space="preserve"> </w:t>
-      </w:r>
-      <w:bookmarkEnd w:id="10"/>
-      <w:bookmarkEnd w:id="11"/>
-      <w:bookmarkEnd w:id="12"/>
+      <w:bookmarkEnd w:id="14"/>
     </w:p>
     <w:p>
       <w:pPr>
@@ -7308,7 +7678,7 @@
           <w:lang w:eastAsia="en-US"/>
         </w:rPr>
       </w:pPr>
-      <w:commentRangeStart w:id="14"/>
+      <w:commentRangeStart w:id="15"/>
       <w:r>
         <w:rPr>
           <w:rFonts w:eastAsia="Calibri"/>
@@ -7324,7 +7694,7 @@
         <w:lastRenderedPageBreak/>
         <w:t>a cada fase do processo. O desenvolvimento de projetos desta natureza exige a articulação entre as componentes civil, eletrotécnica e eletromecânica associadas diretamente a normas e regulamentos exigido, sendo neste contexto que aplicação de conceitos como BIM tem vindo a assumir um papel cada vez mais importante, ao permitir reunir num único modelo a totalidade da informação necessária à execução do projeto e facilitar a coordenação entre disciplinas e reduzir erros e custos.</w:t>
       </w:r>
-      <w:commentRangeEnd w:id="14"/>
+      <w:commentRangeEnd w:id="15"/>
       <w:r>
         <w:rPr>
           <w:rStyle w:val="Refdecomentrio"/>
@@ -7333,7 +7703,7 @@
           <w:szCs w:val="24"/>
           <w:lang w:eastAsia="en-US"/>
         </w:rPr>
-        <w:commentReference w:id="14"/>
+        <w:commentReference w:id="15"/>
       </w:r>
     </w:p>
     <w:p>
@@ -7343,26 +7713,26 @@
           <w:lang w:val="pt-PT"/>
         </w:rPr>
       </w:pPr>
-      <w:bookmarkStart w:id="15" w:name="_Toc76320100"/>
-      <w:bookmarkStart w:id="16" w:name="_Toc76320127"/>
-      <w:bookmarkStart w:id="17" w:name="_Toc76320168"/>
-      <w:bookmarkStart w:id="18" w:name="_Toc232981148"/>
+      <w:bookmarkStart w:id="16" w:name="_Toc232983303"/>
+      <w:bookmarkStart w:id="17" w:name="_Toc76320100"/>
+      <w:bookmarkStart w:id="18" w:name="_Toc76320127"/>
+      <w:bookmarkStart w:id="19" w:name="_Toc76320168"/>
       <w:r>
         <w:rPr>
           <w:lang w:val="pt-PT"/>
         </w:rPr>
         <w:t>Objetivos específicos</w:t>
       </w:r>
+      <w:bookmarkEnd w:id="16"/>
+      <w:r>
+        <w:rPr>
+          <w:lang w:val="pt-PT"/>
+        </w:rPr>
+        <w:t xml:space="preserve"> </w:t>
+      </w:r>
+      <w:bookmarkEnd w:id="17"/>
       <w:bookmarkEnd w:id="18"/>
-      <w:r>
-        <w:rPr>
-          <w:lang w:val="pt-PT"/>
-        </w:rPr>
-        <w:t xml:space="preserve"> </w:t>
-      </w:r>
-      <w:bookmarkEnd w:id="15"/>
-      <w:bookmarkEnd w:id="16"/>
-      <w:bookmarkEnd w:id="17"/>
+      <w:bookmarkEnd w:id="19"/>
     </w:p>
     <w:p>
       <w:pPr>
@@ -7400,20 +7770,20 @@
           <w:lang w:val="pt-PT" w:eastAsia="en-US"/>
         </w:rPr>
       </w:pPr>
-      <w:bookmarkStart w:id="19" w:name="_Toc76320102"/>
-      <w:bookmarkStart w:id="20" w:name="_Toc76320129"/>
-      <w:bookmarkStart w:id="21" w:name="_Toc76320170"/>
-      <w:bookmarkStart w:id="22" w:name="_Toc232981149"/>
+      <w:bookmarkStart w:id="20" w:name="_Toc76320102"/>
+      <w:bookmarkStart w:id="21" w:name="_Toc76320129"/>
+      <w:bookmarkStart w:id="22" w:name="_Toc76320170"/>
+      <w:bookmarkStart w:id="23" w:name="_Toc232983304"/>
       <w:r>
         <w:rPr>
           <w:lang w:val="pt-PT" w:eastAsia="en-US"/>
         </w:rPr>
         <w:t>Organização do relatório</w:t>
       </w:r>
-      <w:bookmarkEnd w:id="19"/>
       <w:bookmarkEnd w:id="20"/>
       <w:bookmarkEnd w:id="21"/>
       <w:bookmarkEnd w:id="22"/>
+      <w:bookmarkEnd w:id="23"/>
     </w:p>
     <w:p>
       <w:pPr>
@@ -7535,16 +7905,16 @@
           <w:lang w:val="pt-PT" w:eastAsia="pt-PT"/>
         </w:rPr>
       </w:pPr>
-      <w:bookmarkStart w:id="23" w:name="_Toc232098053"/>
-      <w:bookmarkStart w:id="24" w:name="_Toc232981150"/>
+      <w:bookmarkStart w:id="24" w:name="_Toc232098053"/>
+      <w:bookmarkStart w:id="25" w:name="_Toc232983305"/>
       <w:r>
         <w:rPr>
           <w:lang w:val="pt-PT" w:eastAsia="pt-PT"/>
         </w:rPr>
         <w:t>Estado da Arte</w:t>
       </w:r>
-      <w:bookmarkEnd w:id="23"/>
       <w:bookmarkEnd w:id="24"/>
+      <w:bookmarkEnd w:id="25"/>
     </w:p>
     <w:p>
       <w:pPr>
@@ -7553,20 +7923,20 @@
           <w:lang w:val="pt-PT" w:eastAsia="en-US"/>
         </w:rPr>
       </w:pPr>
-      <w:bookmarkStart w:id="25" w:name="_Toc232981151"/>
+      <w:bookmarkStart w:id="26" w:name="_Toc232983306"/>
       <w:r>
         <w:rPr>
           <w:lang w:val="pt-PT" w:eastAsia="en-US"/>
         </w:rPr>
         <w:t xml:space="preserve">Projeto </w:t>
       </w:r>
-      <w:bookmarkEnd w:id="25"/>
       <w:r>
         <w:rPr>
           <w:lang w:val="pt-PT" w:eastAsia="en-US"/>
         </w:rPr>
         <w:t>primários de subestações de alta tensão e conceito BIM</w:t>
       </w:r>
+      <w:bookmarkEnd w:id="26"/>
     </w:p>
     <w:p>
       <w:pPr>
@@ -7580,7 +7950,7 @@
         </w:rPr>
         <w:t>N</w:t>
       </w:r>
-      <w:commentRangeStart w:id="26"/>
+      <w:commentRangeStart w:id="27"/>
       <w:r>
         <w:rPr>
           <w:lang w:eastAsia="pt-PT"/>
@@ -7601,7 +7971,7 @@
         </w:rPr>
         <w:t xml:space="preserve"> (BIM), e de ferramentas como o Revit, cuja aplicação no projeto de execução permite uma representação detalhada e rigorosa, facilitando assim a deteção precoce de conflitos como sobreposição de engenharias.</w:t>
       </w:r>
-      <w:commentRangeEnd w:id="26"/>
+      <w:commentRangeEnd w:id="27"/>
       <w:r>
         <w:rPr>
           <w:rStyle w:val="Refdecomentrio"/>
@@ -7609,7 +7979,7 @@
           <w:szCs w:val="24"/>
           <w:lang w:eastAsia="pt-PT"/>
         </w:rPr>
-        <w:commentReference w:id="26"/>
+        <w:commentReference w:id="27"/>
       </w:r>
     </w:p>
     <w:p>
@@ -7747,6 +8117,7 @@
                             <w:pPr>
                               <w:pStyle w:val="Legenda"/>
                             </w:pPr>
+                            <w:bookmarkStart w:id="28" w:name="_Toc232983818"/>
                             <w:r>
                               <w:t xml:space="preserve">Figura </w:t>
                             </w:r>
@@ -7807,6 +8178,7 @@
                             <w:r>
                               <w:t>como é na vida real</w:t>
                             </w:r>
+                            <w:bookmarkEnd w:id="28"/>
                           </w:p>
                         </w:txbxContent>
                       </wps:txbx>
@@ -7838,6 +8210,7 @@
                       <w:pPr>
                         <w:pStyle w:val="Legenda"/>
                       </w:pPr>
+                      <w:bookmarkStart w:id="29" w:name="_Toc232983818"/>
                       <w:r>
                         <w:t xml:space="preserve">Figura </w:t>
                       </w:r>
@@ -7898,6 +8271,7 @@
                       <w:r>
                         <w:t>como é na vida real</w:t>
                       </w:r>
+                      <w:bookmarkEnd w:id="29"/>
                     </w:p>
                   </w:txbxContent>
                 </v:textbox>
@@ -7915,9 +8289,10 @@
           <w:lang w:eastAsia="en-US"/>
         </w:rPr>
       </w:pPr>
-      <w:bookmarkStart w:id="27" w:name="_Toc232981152"/>
-      <w:r>
-        <w:rPr>
+      <w:bookmarkStart w:id="30" w:name="_Toc232983307"/>
+      <w:r>
+        <w:rPr>
+          <w:noProof/>
           <w:lang w:eastAsia="pt-PT"/>
         </w:rPr>
         <w:drawing>
@@ -7982,14 +8357,15 @@
         </w:rPr>
         <w:t>Projetos de instalações elétricas</w:t>
       </w:r>
-      <w:bookmarkEnd w:id="27"/>
-    </w:p>
-    <w:p>
-      <w:pPr>
-        <w:rPr>
-          <w:lang w:eastAsia="pt-PT"/>
-        </w:rPr>
-      </w:pPr>
+      <w:bookmarkEnd w:id="30"/>
+    </w:p>
+    <w:p>
+      <w:pPr>
+        <w:rPr>
+          <w:lang w:eastAsia="pt-PT"/>
+        </w:rPr>
+      </w:pPr>
+      <w:commentRangeStart w:id="31"/>
       <w:r>
         <w:rPr>
           <w:lang w:eastAsia="pt-PT"/>
@@ -8049,6 +8425,16 @@
         </w:rPr>
         <w:t xml:space="preserve"> É precisamente neste contexto que as metodologias de modelação tridimensional, abordadas nos subcapítulos seguintes, têm vindo a assumir um papel determinante, ao permitirem reunir num único modelo a totalidade da informação necessária à execução do projeto.</w:t>
       </w:r>
+      <w:commentRangeEnd w:id="31"/>
+      <w:r>
+        <w:rPr>
+          <w:rStyle w:val="Refdecomentrio"/>
+          <w:sz w:val="24"/>
+          <w:szCs w:val="24"/>
+          <w:lang w:eastAsia="pt-PT"/>
+        </w:rPr>
+        <w:commentReference w:id="31"/>
+      </w:r>
     </w:p>
     <w:p>
       <w:pPr>
@@ -8078,14 +8464,14 @@
           <w:lang w:eastAsia="en-US"/>
         </w:rPr>
       </w:pPr>
-      <w:bookmarkStart w:id="28" w:name="_Toc232981153"/>
+      <w:bookmarkStart w:id="32" w:name="_Toc232983308"/>
       <w:r>
         <w:rPr>
           <w:lang w:eastAsia="en-US"/>
         </w:rPr>
         <w:t>Subestações de AT/MT</w:t>
       </w:r>
-      <w:bookmarkEnd w:id="28"/>
+      <w:bookmarkEnd w:id="32"/>
     </w:p>
     <w:p>
       <w:pPr>
@@ -8141,7 +8527,7 @@
                                 <w:noProof/>
                               </w:rPr>
                             </w:pPr>
-                            <w:bookmarkStart w:id="29" w:name="_Toc232980651"/>
+                            <w:bookmarkStart w:id="33" w:name="_Toc232983819"/>
                             <w:r>
                               <w:t xml:space="preserve">Figura </w:t>
                             </w:r>
@@ -8166,7 +8552,7 @@
                             <w:r>
                               <w:t xml:space="preserve"> – Posição da subestação na cadeia do sistema elétrico de energia</w:t>
                             </w:r>
-                            <w:bookmarkEnd w:id="29"/>
+                            <w:bookmarkEnd w:id="33"/>
                           </w:p>
                         </w:txbxContent>
                       </wps:txbx>
@@ -8194,7 +8580,7 @@
                           <w:noProof/>
                         </w:rPr>
                       </w:pPr>
-                      <w:bookmarkStart w:id="30" w:name="_Toc232980651"/>
+                      <w:bookmarkStart w:id="34" w:name="_Toc232983819"/>
                       <w:r>
                         <w:t xml:space="preserve">Figura </w:t>
                       </w:r>
@@ -8219,7 +8605,7 @@
                       <w:r>
                         <w:t xml:space="preserve"> – Posição da subestação na cadeia do sistema elétrico de energia</w:t>
                       </w:r>
-                      <w:bookmarkEnd w:id="30"/>
+                      <w:bookmarkEnd w:id="34"/>
                     </w:p>
                   </w:txbxContent>
                 </v:textbox>
@@ -8406,7 +8792,7 @@
                                 <w:color w:val="auto"/>
                               </w:rPr>
                             </w:pPr>
-                            <w:bookmarkStart w:id="31" w:name="_Toc232980652"/>
+                            <w:bookmarkStart w:id="35" w:name="_Toc232983820"/>
                             <w:r>
                               <w:rPr>
                                 <w:color w:val="auto"/>
@@ -8450,7 +8836,7 @@
                               </w:rPr>
                               <w:t xml:space="preserve"> – Comparação entre subestação isolada a ar (AIS) e subestação isolada a gás (GIS)</w:t>
                             </w:r>
-                            <w:bookmarkEnd w:id="31"/>
+                            <w:bookmarkEnd w:id="35"/>
                           </w:p>
                         </w:txbxContent>
                       </wps:txbx>
@@ -8479,7 +8865,7 @@
                           <w:color w:val="auto"/>
                         </w:rPr>
                       </w:pPr>
-                      <w:bookmarkStart w:id="32" w:name="_Toc232980652"/>
+                      <w:bookmarkStart w:id="36" w:name="_Toc232983820"/>
                       <w:r>
                         <w:rPr>
                           <w:color w:val="auto"/>
@@ -8523,7 +8909,7 @@
                         </w:rPr>
                         <w:t xml:space="preserve"> – Comparação entre subestação isolada a ar (AIS) e subestação isolada a gás (GIS)</w:t>
                       </w:r>
-                      <w:bookmarkEnd w:id="32"/>
+                      <w:bookmarkEnd w:id="36"/>
                     </w:p>
                   </w:txbxContent>
                 </v:textbox>
@@ -8680,7 +9066,7 @@
                             <w:pPr>
                               <w:pStyle w:val="Legenda"/>
                             </w:pPr>
-                            <w:bookmarkStart w:id="33" w:name="_Toc232980653"/>
+                            <w:bookmarkStart w:id="37" w:name="_Toc232983821"/>
                             <w:r>
                               <w:t xml:space="preserve">Figura </w:t>
                             </w:r>
@@ -8705,7 +9091,7 @@
                             <w:r>
                               <w:t xml:space="preserve"> – Identificação dos equipamentos num painel. Legenda: 1-Radeador do óleo; 2-Tanque do óleo; 3-Transformador de potência; 4-descarregador de sobretensão; 5- Poste isolado; 6-Seccionador de terras; 7-Transformador de Tensão Capacitivo; 8- Transformador de corrente; 9- Disjuntor</w:t>
                             </w:r>
-                            <w:bookmarkEnd w:id="33"/>
+                            <w:bookmarkEnd w:id="37"/>
                           </w:p>
                         </w:txbxContent>
                       </wps:txbx>
@@ -8730,7 +9116,7 @@
                       <w:pPr>
                         <w:pStyle w:val="Legenda"/>
                       </w:pPr>
-                      <w:bookmarkStart w:id="34" w:name="_Toc232980653"/>
+                      <w:bookmarkStart w:id="38" w:name="_Toc232983821"/>
                       <w:r>
                         <w:t xml:space="preserve">Figura </w:t>
                       </w:r>
@@ -8755,7 +9141,7 @@
                       <w:r>
                         <w:t xml:space="preserve"> – Identificação dos equipamentos num painel. Legenda: 1-Radeador do óleo; 2-Tanque do óleo; 3-Transformador de potência; 4-descarregador de sobretensão; 5- Poste isolado; 6-Seccionador de terras; 7-Transformador de Tensão Capacitivo; 8- Transformador de corrente; 9- Disjuntor</w:t>
                       </w:r>
-                      <w:bookmarkEnd w:id="34"/>
+                      <w:bookmarkEnd w:id="38"/>
                     </w:p>
                   </w:txbxContent>
                 </v:textbox>
@@ -9014,7 +9400,7 @@
           <w:lang w:eastAsia="pt-PT"/>
         </w:rPr>
       </w:pPr>
-      <w:bookmarkStart w:id="35" w:name="_Toc232980654"/>
+      <w:bookmarkStart w:id="39" w:name="_Toc232983822"/>
       <w:r>
         <w:t xml:space="preserve">Figura </w:t>
       </w:r>
@@ -9039,7 +9425,7 @@
       <w:r>
         <w:t xml:space="preserve"> - Modelação e esquema unifilar, respetivamente, da configuração barramento simples</w:t>
       </w:r>
-      <w:bookmarkEnd w:id="35"/>
+      <w:bookmarkEnd w:id="39"/>
     </w:p>
     <w:p>
       <w:pPr>
@@ -9133,7 +9519,7 @@
           <w:lang w:eastAsia="pt-PT"/>
         </w:rPr>
       </w:pPr>
-      <w:bookmarkStart w:id="36" w:name="_Toc232980655"/>
+      <w:bookmarkStart w:id="40" w:name="_Toc232983823"/>
       <w:r>
         <w:t xml:space="preserve">Figura </w:t>
       </w:r>
@@ -9158,7 +9544,7 @@
       <w:r>
         <w:t xml:space="preserve"> - Modelação e esquema unifilar, respetivamente, da configuração duplo barramento, com inter-barras</w:t>
       </w:r>
-      <w:bookmarkEnd w:id="36"/>
+      <w:bookmarkEnd w:id="40"/>
     </w:p>
     <w:p>
       <w:pPr>
@@ -9200,14 +9586,14 @@
           <w:lang w:eastAsia="en-US"/>
         </w:rPr>
       </w:pPr>
-      <w:bookmarkStart w:id="37" w:name="_Toc232981154"/>
+      <w:bookmarkStart w:id="41" w:name="_Toc232983309"/>
       <w:r>
         <w:rPr>
           <w:lang w:eastAsia="en-US"/>
         </w:rPr>
         <w:t>Metodologia BIM</w:t>
       </w:r>
-      <w:bookmarkEnd w:id="37"/>
+      <w:bookmarkEnd w:id="41"/>
     </w:p>
     <w:p>
       <w:pPr>
@@ -9416,7 +9802,7 @@
                                 <w:noProof/>
                               </w:rPr>
                             </w:pPr>
-                            <w:bookmarkStart w:id="38" w:name="_Toc232980656"/>
+                            <w:bookmarkStart w:id="42" w:name="_Toc232983824"/>
                             <w:r>
                               <w:t xml:space="preserve">Figura </w:t>
                             </w:r>
@@ -9441,7 +9827,7 @@
                             <w:r>
                               <w:t xml:space="preserve"> – Sistema BIM</w:t>
                             </w:r>
-                            <w:bookmarkEnd w:id="38"/>
+                            <w:bookmarkEnd w:id="42"/>
                           </w:p>
                         </w:txbxContent>
                       </wps:txbx>
@@ -9469,7 +9855,7 @@
                           <w:noProof/>
                         </w:rPr>
                       </w:pPr>
-                      <w:bookmarkStart w:id="39" w:name="_Toc232980656"/>
+                      <w:bookmarkStart w:id="43" w:name="_Toc232983824"/>
                       <w:r>
                         <w:t xml:space="preserve">Figura </w:t>
                       </w:r>
@@ -9494,7 +9880,7 @@
                       <w:r>
                         <w:t xml:space="preserve"> – Sistema BIM</w:t>
                       </w:r>
-                      <w:bookmarkEnd w:id="39"/>
+                      <w:bookmarkEnd w:id="43"/>
                     </w:p>
                   </w:txbxContent>
                 </v:textbox>
@@ -9609,7 +9995,7 @@
           <w:lang w:val="pt-PT" w:eastAsia="en-US"/>
         </w:rPr>
       </w:pPr>
-      <w:bookmarkStart w:id="40" w:name="_Toc232981155"/>
+      <w:bookmarkStart w:id="44" w:name="_Toc232983310"/>
       <w:r>
         <w:rPr>
           <w:lang w:val="pt-PT" w:eastAsia="en-US"/>
@@ -9640,15 +10026,15 @@
         </w:rPr>
         <w:t xml:space="preserve"> subestações elétricas</w:t>
       </w:r>
-      <w:bookmarkEnd w:id="40"/>
-    </w:p>
-    <w:p>
-      <w:pPr>
-        <w:rPr>
-          <w:lang w:eastAsia="pt-PT"/>
-        </w:rPr>
-      </w:pPr>
-      <w:commentRangeStart w:id="41"/>
+      <w:bookmarkEnd w:id="44"/>
+    </w:p>
+    <w:p>
+      <w:pPr>
+        <w:rPr>
+          <w:lang w:eastAsia="pt-PT"/>
+        </w:rPr>
+      </w:pPr>
+      <w:commentRangeStart w:id="45"/>
       <w:r>
         <w:rPr>
           <w:lang w:eastAsia="pt-PT"/>
@@ -9791,7 +10177,7 @@
         </w:rPr>
         <w:t>.</w:t>
       </w:r>
-      <w:commentRangeEnd w:id="41"/>
+      <w:commentRangeEnd w:id="45"/>
       <w:r>
         <w:rPr>
           <w:rStyle w:val="Refdecomentrio"/>
@@ -9799,7 +10185,7 @@
           <w:szCs w:val="24"/>
           <w:lang w:eastAsia="pt-PT"/>
         </w:rPr>
-        <w:commentReference w:id="41"/>
+        <w:commentReference w:id="45"/>
       </w:r>
     </w:p>
     <w:p>
@@ -9854,7 +10240,7 @@
                             <w:pPr>
                               <w:pStyle w:val="Legenda"/>
                             </w:pPr>
-                            <w:bookmarkStart w:id="42" w:name="_Toc232980657"/>
+                            <w:bookmarkStart w:id="46" w:name="_Toc232983825"/>
                             <w:r>
                               <w:t xml:space="preserve">Figura </w:t>
                             </w:r>
@@ -9879,7 +10265,7 @@
                             <w:r>
                               <w:t xml:space="preserve"> – À esquerda: encontrasse bem modelado; à direita: está a sobreposição de engenharias. Exemplo: Estruturas e Eletrotécnica</w:t>
                             </w:r>
-                            <w:bookmarkEnd w:id="42"/>
+                            <w:bookmarkEnd w:id="46"/>
                           </w:p>
                         </w:txbxContent>
                       </wps:txbx>
@@ -9907,7 +10293,7 @@
                       <w:pPr>
                         <w:pStyle w:val="Legenda"/>
                       </w:pPr>
-                      <w:bookmarkStart w:id="43" w:name="_Toc232980657"/>
+                      <w:bookmarkStart w:id="47" w:name="_Toc232983825"/>
                       <w:r>
                         <w:t xml:space="preserve">Figura </w:t>
                       </w:r>
@@ -9932,7 +10318,7 @@
                       <w:r>
                         <w:t xml:space="preserve"> – À esquerda: encontrasse bem modelado; à direita: está a sobreposição de engenharias. Exemplo: Estruturas e Eletrotécnica</w:t>
                       </w:r>
-                      <w:bookmarkEnd w:id="43"/>
+                      <w:bookmarkEnd w:id="47"/>
                     </w:p>
                   </w:txbxContent>
                 </v:textbox>
@@ -10005,14 +10391,14 @@
           <w:lang w:eastAsia="en-US"/>
         </w:rPr>
       </w:pPr>
-      <w:bookmarkStart w:id="44" w:name="_Toc232981156"/>
+      <w:bookmarkStart w:id="48" w:name="_Toc232983311"/>
       <w:r>
         <w:rPr>
           <w:lang w:eastAsia="en-US"/>
         </w:rPr>
         <w:t>Normas e regulamentação aplicável</w:t>
       </w:r>
-      <w:bookmarkEnd w:id="44"/>
+      <w:bookmarkEnd w:id="48"/>
     </w:p>
     <w:p>
       <w:pPr>
@@ -10194,14 +10580,14 @@
           <w:lang w:val="pt-PT" w:eastAsia="pt-PT"/>
         </w:rPr>
       </w:pPr>
-      <w:bookmarkStart w:id="45" w:name="_Toc232981157"/>
+      <w:bookmarkStart w:id="49" w:name="_Toc232983312"/>
       <w:r>
         <w:rPr>
           <w:lang w:val="pt-PT" w:eastAsia="pt-PT"/>
         </w:rPr>
         <w:t>Evolução e desenvolvimento de competências no Revit</w:t>
       </w:r>
-      <w:bookmarkEnd w:id="45"/>
+      <w:bookmarkEnd w:id="49"/>
     </w:p>
     <w:p>
       <w:pPr>
@@ -10210,14 +10596,14 @@
           <w:lang w:val="pt-PT" w:eastAsia="en-US"/>
         </w:rPr>
       </w:pPr>
-      <w:bookmarkStart w:id="46" w:name="_Toc232981158"/>
+      <w:bookmarkStart w:id="50" w:name="_Toc232983313"/>
       <w:r>
         <w:rPr>
           <w:lang w:val="pt-PT" w:eastAsia="en-US"/>
         </w:rPr>
         <w:t>Introdução à ferramenta e primeiros desafios</w:t>
       </w:r>
-      <w:bookmarkEnd w:id="46"/>
+      <w:bookmarkEnd w:id="50"/>
     </w:p>
     <w:p>
       <w:pPr>
@@ -10285,7 +10671,7 @@
           <w:lang w:eastAsia="en-US"/>
         </w:rPr>
       </w:pPr>
-      <w:bookmarkStart w:id="47" w:name="_Toc232981159"/>
+      <w:bookmarkStart w:id="51" w:name="_Toc232983314"/>
       <w:r>
         <w:rPr>
           <w:lang w:eastAsia="en-US"/>
@@ -10293,7 +10679,7 @@
         <w:lastRenderedPageBreak/>
         <w:t>Famílias</w:t>
       </w:r>
-      <w:bookmarkEnd w:id="47"/>
+      <w:bookmarkEnd w:id="51"/>
     </w:p>
     <w:p>
       <w:pPr>
@@ -10315,14 +10701,14 @@
           <w:lang w:val="pt-PT" w:eastAsia="en-US"/>
         </w:rPr>
       </w:pPr>
-      <w:bookmarkStart w:id="48" w:name="_Toc232981160"/>
+      <w:bookmarkStart w:id="52" w:name="_Toc232983315"/>
       <w:r>
         <w:rPr>
           <w:lang w:val="pt-PT" w:eastAsia="en-US"/>
         </w:rPr>
         <w:t>Processo de investigação e referenciação técnica</w:t>
       </w:r>
-      <w:bookmarkEnd w:id="48"/>
+      <w:bookmarkEnd w:id="52"/>
     </w:p>
     <w:p>
       <w:pPr>
@@ -10378,14 +10764,14 @@
           <w:lang w:eastAsia="en-US"/>
         </w:rPr>
       </w:pPr>
-      <w:bookmarkStart w:id="49" w:name="_Toc232981161"/>
+      <w:bookmarkStart w:id="53" w:name="_Toc232983316"/>
       <w:r>
         <w:rPr>
           <w:lang w:eastAsia="en-US"/>
         </w:rPr>
         <w:t>Modelação e parametrização</w:t>
       </w:r>
-      <w:bookmarkEnd w:id="49"/>
+      <w:bookmarkEnd w:id="53"/>
       <w:r>
         <w:rPr>
           <w:lang w:eastAsia="en-US"/>
@@ -10613,7 +10999,7 @@
                             <w:pPr>
                               <w:pStyle w:val="Legenda"/>
                             </w:pPr>
-                            <w:bookmarkStart w:id="50" w:name="_Toc232980658"/>
+                            <w:bookmarkStart w:id="54" w:name="_Toc232983826"/>
                             <w:r>
                               <w:t xml:space="preserve">Figura </w:t>
                             </w:r>
@@ -10675,7 +11061,7 @@
                             <w:r>
                               <w:t>; 2-Vista frontal; 3-Familia única de uma anilha</w:t>
                             </w:r>
-                            <w:bookmarkEnd w:id="50"/>
+                            <w:bookmarkEnd w:id="54"/>
                           </w:p>
                         </w:txbxContent>
                       </wps:txbx>
@@ -10703,7 +11089,7 @@
                       <w:pPr>
                         <w:pStyle w:val="Legenda"/>
                       </w:pPr>
-                      <w:bookmarkStart w:id="51" w:name="_Toc232980658"/>
+                      <w:bookmarkStart w:id="55" w:name="_Toc232983826"/>
                       <w:r>
                         <w:t xml:space="preserve">Figura </w:t>
                       </w:r>
@@ -10765,7 +11151,7 @@
                       <w:r>
                         <w:t>; 2-Vista frontal; 3-Familia única de uma anilha</w:t>
                       </w:r>
-                      <w:bookmarkEnd w:id="51"/>
+                      <w:bookmarkEnd w:id="55"/>
                     </w:p>
                   </w:txbxContent>
                 </v:textbox>
@@ -10840,6 +11226,7 @@
       </w:pPr>
       <w:r>
         <w:rPr>
+          <w:noProof/>
           <w:lang w:eastAsia="pt-PT"/>
         </w:rPr>
         <w:drawing>
@@ -10951,7 +11338,7 @@
                             <w:pPr>
                               <w:pStyle w:val="Legenda"/>
                             </w:pPr>
-                            <w:bookmarkStart w:id="52" w:name="_Toc232980659"/>
+                            <w:bookmarkStart w:id="56" w:name="_Toc232983827"/>
                             <w:r>
                               <w:t xml:space="preserve">Figura </w:t>
                             </w:r>
@@ -11013,7 +11400,7 @@
                             <w:r>
                               <w:t>m parafuso</w:t>
                             </w:r>
-                            <w:bookmarkEnd w:id="52"/>
+                            <w:bookmarkEnd w:id="56"/>
                           </w:p>
                         </w:txbxContent>
                       </wps:txbx>
@@ -11041,7 +11428,7 @@
                       <w:pPr>
                         <w:pStyle w:val="Legenda"/>
                       </w:pPr>
-                      <w:bookmarkStart w:id="53" w:name="_Toc232980659"/>
+                      <w:bookmarkStart w:id="57" w:name="_Toc232983827"/>
                       <w:r>
                         <w:t xml:space="preserve">Figura </w:t>
                       </w:r>
@@ -11103,7 +11490,7 @@
                       <w:r>
                         <w:t>m parafuso</w:t>
                       </w:r>
-                      <w:bookmarkEnd w:id="53"/>
+                      <w:bookmarkEnd w:id="57"/>
                     </w:p>
                   </w:txbxContent>
                 </v:textbox>
@@ -11115,6 +11502,7 @@
       </w:r>
       <w:r>
         <w:rPr>
+          <w:noProof/>
           <w:lang w:eastAsia="pt-PT"/>
         </w:rPr>
         <w:drawing>
@@ -11290,7 +11678,7 @@
                                 <w:noProof/>
                               </w:rPr>
                             </w:pPr>
-                            <w:bookmarkStart w:id="54" w:name="_Toc232980660"/>
+                            <w:bookmarkStart w:id="58" w:name="_Toc232983828"/>
                             <w:r>
                               <w:t xml:space="preserve">Figura </w:t>
                             </w:r>
@@ -11352,7 +11740,7 @@
                               </w:rPr>
                               <w:t xml:space="preserve"> no 3D</w:t>
                             </w:r>
-                            <w:bookmarkEnd w:id="54"/>
+                            <w:bookmarkEnd w:id="58"/>
                           </w:p>
                         </w:txbxContent>
                       </wps:txbx>
@@ -11383,7 +11771,7 @@
                           <w:noProof/>
                         </w:rPr>
                       </w:pPr>
-                      <w:bookmarkStart w:id="55" w:name="_Toc232980660"/>
+                      <w:bookmarkStart w:id="59" w:name="_Toc232983828"/>
                       <w:r>
                         <w:t xml:space="preserve">Figura </w:t>
                       </w:r>
@@ -11445,7 +11833,7 @@
                         </w:rPr>
                         <w:t xml:space="preserve"> no 3D</w:t>
                       </w:r>
-                      <w:bookmarkEnd w:id="55"/>
+                      <w:bookmarkEnd w:id="59"/>
                     </w:p>
                   </w:txbxContent>
                 </v:textbox>
@@ -11587,7 +11975,7 @@
                             <w:pPr>
                               <w:pStyle w:val="Legenda"/>
                             </w:pPr>
-                            <w:bookmarkStart w:id="56" w:name="_Toc232980661"/>
+                            <w:bookmarkStart w:id="60" w:name="_Toc232983829"/>
                             <w:r>
                               <w:t xml:space="preserve">Figura </w:t>
                             </w:r>
@@ -11621,7 +12009,7 @@
                             <w:r>
                               <w:t>; 2-Perfil 2D do topo</w:t>
                             </w:r>
-                            <w:bookmarkEnd w:id="56"/>
+                            <w:bookmarkEnd w:id="60"/>
                           </w:p>
                         </w:txbxContent>
                       </wps:txbx>
@@ -11649,7 +12037,7 @@
                       <w:pPr>
                         <w:pStyle w:val="Legenda"/>
                       </w:pPr>
-                      <w:bookmarkStart w:id="57" w:name="_Toc232980661"/>
+                      <w:bookmarkStart w:id="61" w:name="_Toc232983829"/>
                       <w:r>
                         <w:t xml:space="preserve">Figura </w:t>
                       </w:r>
@@ -11683,7 +12071,7 @@
                       <w:r>
                         <w:t>; 2-Perfil 2D do topo</w:t>
                       </w:r>
-                      <w:bookmarkEnd w:id="57"/>
+                      <w:bookmarkEnd w:id="61"/>
                     </w:p>
                   </w:txbxContent>
                 </v:textbox>
@@ -11695,6 +12083,7 @@
       </w:r>
       <w:r>
         <w:rPr>
+          <w:noProof/>
           <w:lang w:eastAsia="pt-PT"/>
         </w:rPr>
         <w:drawing>
@@ -11938,7 +12327,7 @@
                                 <w:noProof/>
                               </w:rPr>
                             </w:pPr>
-                            <w:bookmarkStart w:id="58" w:name="_Toc232980662"/>
+                            <w:bookmarkStart w:id="62" w:name="_Toc232983830"/>
                             <w:r>
                               <w:t xml:space="preserve">Figura </w:t>
                             </w:r>
@@ -11969,7 +12358,7 @@
                             <w:r>
                               <w:t xml:space="preserve"> trajetória, bem como a diferença de rotação definida</w:t>
                             </w:r>
-                            <w:bookmarkEnd w:id="58"/>
+                            <w:bookmarkEnd w:id="62"/>
                           </w:p>
                         </w:txbxContent>
                       </wps:txbx>
@@ -12000,7 +12389,7 @@
                           <w:noProof/>
                         </w:rPr>
                       </w:pPr>
-                      <w:bookmarkStart w:id="59" w:name="_Toc232980662"/>
+                      <w:bookmarkStart w:id="63" w:name="_Toc232983830"/>
                       <w:r>
                         <w:t xml:space="preserve">Figura </w:t>
                       </w:r>
@@ -12031,7 +12420,7 @@
                       <w:r>
                         <w:t xml:space="preserve"> trajetória, bem como a diferença de rotação definida</w:t>
                       </w:r>
-                      <w:bookmarkEnd w:id="59"/>
+                      <w:bookmarkEnd w:id="63"/>
                     </w:p>
                   </w:txbxContent>
                 </v:textbox>
@@ -12114,7 +12503,7 @@
                                 <w:szCs w:val="18"/>
                               </w:rPr>
                             </w:pPr>
-                            <w:bookmarkStart w:id="60" w:name="_Toc232980663"/>
+                            <w:bookmarkStart w:id="64" w:name="_Toc232983831"/>
                             <w:r>
                               <w:rPr>
                                 <w:iCs/>
@@ -12177,25 +12566,7 @@
                                 <w:sz w:val="18"/>
                                 <w:szCs w:val="18"/>
                               </w:rPr>
-                              <w:t xml:space="preserve"> - – Processo de criação de um t</w:t>
-                            </w:r>
-                            <w:r>
-                              <w:rPr>
-                                <w:iCs/>
-                                <w:color w:val="0E2841" w:themeColor="text2"/>
-                                <w:sz w:val="18"/>
-                                <w:szCs w:val="18"/>
-                              </w:rPr>
-                              <w:t>erminal de ligação</w:t>
-                            </w:r>
-                            <w:r>
-                              <w:rPr>
-                                <w:iCs/>
-                                <w:color w:val="0E2841" w:themeColor="text2"/>
-                                <w:sz w:val="18"/>
-                                <w:szCs w:val="18"/>
-                              </w:rPr>
-                              <w:t xml:space="preserve"> para </w:t>
+                              <w:t xml:space="preserve"> - – Processo de criação de um terminal de ligação para </w:t>
                             </w:r>
                             <w:r>
                               <w:rPr>
@@ -12334,7 +12705,7 @@
                               </w:rPr>
                               <w:t>.</w:t>
                             </w:r>
-                            <w:bookmarkEnd w:id="60"/>
+                            <w:bookmarkEnd w:id="64"/>
                           </w:p>
                         </w:txbxContent>
                       </wps:txbx>
@@ -12373,7 +12744,7 @@
                           <w:szCs w:val="18"/>
                         </w:rPr>
                       </w:pPr>
-                      <w:bookmarkStart w:id="61" w:name="_Toc232980663"/>
+                      <w:bookmarkStart w:id="65" w:name="_Toc232983831"/>
                       <w:r>
                         <w:rPr>
                           <w:iCs/>
@@ -12436,25 +12807,7 @@
                           <w:sz w:val="18"/>
                           <w:szCs w:val="18"/>
                         </w:rPr>
-                        <w:t xml:space="preserve"> - – Processo de criação de um t</w:t>
-                      </w:r>
-                      <w:r>
-                        <w:rPr>
-                          <w:iCs/>
-                          <w:color w:val="0E2841" w:themeColor="text2"/>
-                          <w:sz w:val="18"/>
-                          <w:szCs w:val="18"/>
-                        </w:rPr>
-                        <w:t>erminal de ligação</w:t>
-                      </w:r>
-                      <w:r>
-                        <w:rPr>
-                          <w:iCs/>
-                          <w:color w:val="0E2841" w:themeColor="text2"/>
-                          <w:sz w:val="18"/>
-                          <w:szCs w:val="18"/>
-                        </w:rPr>
-                        <w:t xml:space="preserve"> para </w:t>
+                        <w:t xml:space="preserve"> - – Processo de criação de um terminal de ligação para </w:t>
                       </w:r>
                       <w:r>
                         <w:rPr>
@@ -12593,7 +12946,7 @@
                         </w:rPr>
                         <w:t>.</w:t>
                       </w:r>
-                      <w:bookmarkEnd w:id="61"/>
+                      <w:bookmarkEnd w:id="65"/>
                     </w:p>
                   </w:txbxContent>
                 </v:textbox>
@@ -12605,6 +12958,7 @@
       </w:r>
       <w:r>
         <w:rPr>
+          <w:noProof/>
           <w:lang w:eastAsia="pt-PT"/>
         </w:rPr>
         <w:drawing>
@@ -12753,7 +13107,7 @@
                             <w:pPr>
                               <w:pStyle w:val="Legenda"/>
                             </w:pPr>
-                            <w:bookmarkStart w:id="62" w:name="_Toc232980664"/>
+                            <w:bookmarkStart w:id="66" w:name="_Toc232983832"/>
                             <w:r>
                               <w:t xml:space="preserve">Figura </w:t>
                             </w:r>
@@ -12849,7 +13203,7 @@
                             <w:r>
                               <w:t xml:space="preserve"> com auxílio a formulas para se executar a alteração do tipo de viga, ao definir apenas um valor como altura; 3-Vista isométrica no 3D com o eixo e o 2D definidos</w:t>
                             </w:r>
-                            <w:bookmarkEnd w:id="62"/>
+                            <w:bookmarkEnd w:id="66"/>
                           </w:p>
                         </w:txbxContent>
                       </wps:txbx>
@@ -12877,7 +13231,7 @@
                       <w:pPr>
                         <w:pStyle w:val="Legenda"/>
                       </w:pPr>
-                      <w:bookmarkStart w:id="63" w:name="_Toc232980664"/>
+                      <w:bookmarkStart w:id="67" w:name="_Toc232983832"/>
                       <w:r>
                         <w:t xml:space="preserve">Figura </w:t>
                       </w:r>
@@ -12973,7 +13327,7 @@
                       <w:r>
                         <w:t xml:space="preserve"> com auxílio a formulas para se executar a alteração do tipo de viga, ao definir apenas um valor como altura; 3-Vista isométrica no 3D com o eixo e o 2D definidos</w:t>
                       </w:r>
-                      <w:bookmarkEnd w:id="63"/>
+                      <w:bookmarkEnd w:id="67"/>
                     </w:p>
                   </w:txbxContent>
                 </v:textbox>
@@ -12987,6 +13341,7 @@
         <w:rPr>
           <w:i/>
           <w:iCs/>
+          <w:noProof/>
           <w:color w:val="7F7F7F"/>
           <w:lang w:eastAsia="pt-PT"/>
         </w:rPr>
@@ -13060,14 +13415,14 @@
           <w:lang w:eastAsia="en-US"/>
         </w:rPr>
       </w:pPr>
-      <w:bookmarkStart w:id="64" w:name="_Toc232981162"/>
+      <w:bookmarkStart w:id="68" w:name="_Toc232983317"/>
       <w:r>
         <w:rPr>
           <w:lang w:eastAsia="en-US"/>
         </w:rPr>
         <w:t>Integração no modelo</w:t>
       </w:r>
-      <w:bookmarkEnd w:id="64"/>
+      <w:bookmarkEnd w:id="68"/>
       <w:r>
         <w:rPr>
           <w:lang w:eastAsia="en-US"/>
@@ -13177,7 +13532,7 @@
                                 <w:color w:val="7F7F7F"/>
                               </w:rPr>
                             </w:pPr>
-                            <w:bookmarkStart w:id="65" w:name="_Toc232980665"/>
+                            <w:bookmarkStart w:id="69" w:name="_Toc232983833"/>
                             <w:r>
                               <w:t xml:space="preserve">Figura </w:t>
                             </w:r>
@@ -13217,7 +13572,7 @@
                             <w:r>
                               <w:t>isométrica de um barramento dobrado de forma precisa; 2- Família aplicada ao modelo da subestação; 3- Terminal de cabo e conjunto parafuso completo paramétricos que assumem diversas dimensões, ao serem introduzidos em zonas diferentes no mesmo modelo ou para diversos projetos.</w:t>
                             </w:r>
-                            <w:bookmarkEnd w:id="65"/>
+                            <w:bookmarkEnd w:id="69"/>
                           </w:p>
                         </w:txbxContent>
                       </wps:txbx>
@@ -13249,7 +13604,7 @@
                           <w:color w:val="7F7F7F"/>
                         </w:rPr>
                       </w:pPr>
-                      <w:bookmarkStart w:id="66" w:name="_Toc232980665"/>
+                      <w:bookmarkStart w:id="70" w:name="_Toc232983833"/>
                       <w:r>
                         <w:t xml:space="preserve">Figura </w:t>
                       </w:r>
@@ -13289,7 +13644,7 @@
                       <w:r>
                         <w:t>isométrica de um barramento dobrado de forma precisa; 2- Família aplicada ao modelo da subestação; 3- Terminal de cabo e conjunto parafuso completo paramétricos que assumem diversas dimensões, ao serem introduzidos em zonas diferentes no mesmo modelo ou para diversos projetos.</w:t>
                       </w:r>
-                      <w:bookmarkEnd w:id="66"/>
+                      <w:bookmarkEnd w:id="70"/>
                     </w:p>
                   </w:txbxContent>
                 </v:textbox>
@@ -13303,6 +13658,7 @@
         <w:rPr>
           <w:i/>
           <w:iCs/>
+          <w:noProof/>
           <w:color w:val="7F7F7F"/>
           <w:lang w:eastAsia="pt-PT"/>
         </w:rPr>
@@ -13405,7 +13761,7 @@
           <w:lang w:eastAsia="en-US"/>
         </w:rPr>
       </w:pPr>
-      <w:bookmarkStart w:id="67" w:name="_Toc232981163"/>
+      <w:bookmarkStart w:id="71" w:name="_Toc232983318"/>
       <w:r>
         <w:rPr>
           <w:lang w:eastAsia="en-US"/>
@@ -13413,7 +13769,7 @@
         <w:lastRenderedPageBreak/>
         <w:t>Modelos</w:t>
       </w:r>
-      <w:bookmarkEnd w:id="67"/>
+      <w:bookmarkEnd w:id="71"/>
     </w:p>
     <w:p>
       <w:pPr>
@@ -13442,14 +13798,14 @@
           <w:lang w:eastAsia="en-US"/>
         </w:rPr>
       </w:pPr>
-      <w:bookmarkStart w:id="68" w:name="_Toc232981164"/>
+      <w:bookmarkStart w:id="72" w:name="_Toc232983319"/>
       <w:r>
         <w:rPr>
           <w:lang w:eastAsia="en-US"/>
         </w:rPr>
         <w:t>Criação do Modelo</w:t>
       </w:r>
-      <w:bookmarkEnd w:id="68"/>
+      <w:bookmarkEnd w:id="72"/>
       <w:r>
         <w:rPr>
           <w:lang w:eastAsia="en-US"/>
@@ -13702,6 +14058,7 @@
                                 <w:szCs w:val="22"/>
                               </w:rPr>
                             </w:pPr>
+                            <w:bookmarkStart w:id="73" w:name="_Toc232983834"/>
                             <w:r>
                               <w:t xml:space="preserve">Figura </w:t>
                             </w:r>
@@ -13736,6 +14093,7 @@
                             <w:r>
                               <w:t>, painel controlo dos links que estão disponíveis naquele momento no modelo, no qual se esta a trabalhar</w:t>
                             </w:r>
+                            <w:bookmarkEnd w:id="73"/>
                           </w:p>
                         </w:txbxContent>
                       </wps:txbx>
@@ -13769,6 +14127,7 @@
                           <w:szCs w:val="22"/>
                         </w:rPr>
                       </w:pPr>
+                      <w:bookmarkStart w:id="74" w:name="_Toc232983834"/>
                       <w:r>
                         <w:t xml:space="preserve">Figura </w:t>
                       </w:r>
@@ -13803,6 +14162,7 @@
                       <w:r>
                         <w:t>, painel controlo dos links que estão disponíveis naquele momento no modelo, no qual se esta a trabalhar</w:t>
                       </w:r>
+                      <w:bookmarkEnd w:id="74"/>
                     </w:p>
                   </w:txbxContent>
                 </v:textbox>
@@ -13812,7 +14172,7 @@
           </mc:Fallback>
         </mc:AlternateContent>
       </w:r>
-      <w:commentRangeStart w:id="69"/>
+      <w:commentRangeStart w:id="75"/>
       <w:r>
         <w:rPr>
           <w:lang w:eastAsia="pt-PT"/>
@@ -13832,7 +14192,7 @@
         </w:rPr>
         <w:t>.</w:t>
       </w:r>
-      <w:commentRangeEnd w:id="69"/>
+      <w:commentRangeEnd w:id="75"/>
       <w:r>
         <w:rPr>
           <w:rStyle w:val="Refdecomentrio"/>
@@ -13840,7 +14200,7 @@
           <w:szCs w:val="24"/>
           <w:lang w:eastAsia="pt-PT"/>
         </w:rPr>
-        <w:commentReference w:id="69"/>
+        <w:commentReference w:id="75"/>
       </w:r>
     </w:p>
     <w:p>
@@ -13850,14 +14210,14 @@
           <w:lang w:eastAsia="en-US"/>
         </w:rPr>
       </w:pPr>
-      <w:bookmarkStart w:id="70" w:name="_Toc232981165"/>
+      <w:bookmarkStart w:id="76" w:name="_Toc232983320"/>
       <w:r>
         <w:rPr>
           <w:lang w:eastAsia="en-US"/>
         </w:rPr>
         <w:t>Revisões e validação técnica</w:t>
       </w:r>
-      <w:bookmarkEnd w:id="70"/>
+      <w:bookmarkEnd w:id="76"/>
       <w:r>
         <w:rPr>
           <w:lang w:eastAsia="en-US"/>
@@ -13919,14 +14279,14 @@
           <w:lang w:eastAsia="en-US"/>
         </w:rPr>
       </w:pPr>
-      <w:bookmarkStart w:id="71" w:name="_Toc232981166"/>
+      <w:bookmarkStart w:id="77" w:name="_Toc232983321"/>
       <w:r>
         <w:rPr>
           <w:lang w:eastAsia="en-US"/>
         </w:rPr>
         <w:t>Produção de documentação técnica</w:t>
       </w:r>
-      <w:bookmarkEnd w:id="71"/>
+      <w:bookmarkEnd w:id="77"/>
       <w:r>
         <w:rPr>
           <w:lang w:eastAsia="en-US"/>
@@ -14005,6 +14365,7 @@
                                 <w:szCs w:val="22"/>
                               </w:rPr>
                             </w:pPr>
+                            <w:bookmarkStart w:id="78" w:name="_Toc232983835"/>
                             <w:r>
                               <w:t xml:space="preserve">Figura </w:t>
                             </w:r>
@@ -14029,6 +14390,7 @@
                             <w:r>
                               <w:t xml:space="preserve"> - Exemplo do layout para entrega final normalmente entregue em A1 ou A0 ou A3 em pdf.</w:t>
                             </w:r>
+                            <w:bookmarkEnd w:id="78"/>
                           </w:p>
                         </w:txbxContent>
                       </wps:txbx>
@@ -14062,6 +14424,7 @@
                           <w:szCs w:val="22"/>
                         </w:rPr>
                       </w:pPr>
+                      <w:bookmarkStart w:id="79" w:name="_Toc232983835"/>
                       <w:r>
                         <w:t xml:space="preserve">Figura </w:t>
                       </w:r>
@@ -14086,6 +14449,7 @@
                       <w:r>
                         <w:t xml:space="preserve"> - Exemplo do layout para entrega final normalmente entregue em A1 ou A0 ou A3 em pdf.</w:t>
                       </w:r>
+                      <w:bookmarkEnd w:id="79"/>
                     </w:p>
                   </w:txbxContent>
                 </v:textbox>
@@ -14193,14 +14557,14 @@
           <w:lang w:val="pt-PT" w:eastAsia="en-US"/>
         </w:rPr>
       </w:pPr>
-      <w:bookmarkStart w:id="72" w:name="_Toc232981167"/>
+      <w:bookmarkStart w:id="80" w:name="_Toc232983322"/>
       <w:r>
         <w:rPr>
           <w:lang w:val="pt-PT" w:eastAsia="en-US"/>
         </w:rPr>
         <w:t>Progressão e autonomia ao longo do estágio</w:t>
       </w:r>
-      <w:bookmarkEnd w:id="72"/>
+      <w:bookmarkEnd w:id="80"/>
     </w:p>
     <w:p>
       <w:pPr>
@@ -14243,27 +14607,45 @@
     </w:p>
     <w:p>
       <w:pPr>
+        <w:rPr>
+          <w:lang w:eastAsia="pt-PT"/>
+        </w:rPr>
+      </w:pPr>
+    </w:p>
+    <w:p>
+      <w:pPr>
         <w:pStyle w:val="Ttulo1"/>
       </w:pPr>
-      <w:bookmarkStart w:id="73" w:name="_Toc232981168"/>
-      <w:r>
+      <w:bookmarkStart w:id="81" w:name="_Toc232983323"/>
+      <w:r>
+        <w:lastRenderedPageBreak/>
         <w:t>Atividades complementares</w:t>
       </w:r>
-      <w:bookmarkEnd w:id="73"/>
-    </w:p>
-    <w:p>
-      <w:pPr>
-        <w:rPr>
-          <w:lang w:eastAsia="pt-PT"/>
-        </w:rPr>
-      </w:pPr>
-      <w:r>
-        <w:rPr>
-          <w:lang w:eastAsia="pt-PT"/>
-        </w:rPr>
-        <w:lastRenderedPageBreak/>
+      <w:bookmarkEnd w:id="81"/>
+    </w:p>
+    <w:p>
+      <w:pPr>
+        <w:rPr>
+          <w:lang w:eastAsia="pt-PT"/>
+        </w:rPr>
+      </w:pPr>
+      <w:commentRangeStart w:id="82"/>
+      <w:r>
+        <w:rPr>
+          <w:lang w:eastAsia="pt-PT"/>
+        </w:rPr>
         <w:t>Para além do trabalho de modelação descrito anteriormente, o período de estágio incluiu um conjunto de atividades complementares, igualmente integradas no fluxo de trabalho da equipa de projeto. Estas atividades, embora não constituam modelação tridimensional propriamente dita, são indissociáveis do processo de projeto de subestações e contribuíram para uma compreensão mais ampla de como funciona um gabinete de engenharia.</w:t>
       </w:r>
+      <w:commentRangeEnd w:id="82"/>
+      <w:r>
+        <w:rPr>
+          <w:rStyle w:val="Refdecomentrio"/>
+          <w:sz w:val="24"/>
+          <w:szCs w:val="24"/>
+          <w:lang w:eastAsia="pt-PT"/>
+        </w:rPr>
+        <w:commentReference w:id="82"/>
+      </w:r>
     </w:p>
     <w:p>
       <w:pPr>
@@ -14272,14 +14654,14 @@
           <w:lang w:eastAsia="en-US"/>
         </w:rPr>
       </w:pPr>
-      <w:bookmarkStart w:id="74" w:name="_Toc232981169"/>
+      <w:bookmarkStart w:id="83" w:name="_Toc232983324"/>
       <w:r>
         <w:rPr>
           <w:lang w:eastAsia="en-US"/>
         </w:rPr>
         <w:t>Interpretação de diagramas unifilares</w:t>
       </w:r>
-      <w:bookmarkEnd w:id="74"/>
+      <w:bookmarkEnd w:id="83"/>
     </w:p>
     <w:p>
       <w:pPr>
@@ -14341,44 +14723,44 @@
           <w:lang w:val="pt-PT" w:eastAsia="en-US"/>
         </w:rPr>
       </w:pPr>
-      <w:bookmarkStart w:id="75" w:name="_Toc232981170"/>
+      <w:bookmarkStart w:id="84" w:name="_Toc232983325"/>
       <w:r>
         <w:rPr>
           <w:lang w:val="pt-PT" w:eastAsia="en-US"/>
         </w:rPr>
         <w:t>Análise e revisão de documentação técnica de suporte ao projeto</w:t>
       </w:r>
-      <w:bookmarkEnd w:id="75"/>
-    </w:p>
-    <w:p>
-      <w:pPr>
-        <w:rPr>
-          <w:lang w:eastAsia="pt-PT"/>
-        </w:rPr>
-      </w:pPr>
-      <w:r>
-        <w:rPr>
-          <w:lang w:eastAsia="pt-PT"/>
-        </w:rPr>
-        <w:t xml:space="preserve">Uma parte do trabalho desenvolvido consistiu na análise e revisão de documentação técnica de suporte ao projeto, nomeadamente memórias descritivas e peças escritas de dimensionamentos, preparando os para a entrega final. Estas revisões incidiram sobre aspetos como datas, códigos de numeração e legendar equipamentos e dada a quantidade de peças desenhadas necessárias à execução a identificação não se baseia apenas em nomes descritivos, mas também, em códigos alfanuméricos que exigem coerência rigorosa entre documentos, de forma a garantir que todas as peças se mantenham atualizadas. Esta tarefa estende-se ainda à verificação e controlo de versões, </w:t>
+      <w:bookmarkEnd w:id="84"/>
+    </w:p>
+    <w:p>
+      <w:pPr>
+        <w:rPr>
+          <w:lang w:eastAsia="pt-PT"/>
+        </w:rPr>
+      </w:pPr>
+      <w:r>
+        <w:rPr>
+          <w:lang w:eastAsia="pt-PT"/>
+        </w:rPr>
+        <w:t xml:space="preserve">Uma parte do trabalho desenvolvido consistiu na análise e revisão de documentação técnica de suporte ao projeto, nomeadamente memórias descritivas e peças escritas de dimensionamentos, preparando os para a entrega final. Estas revisões incidiram sobre aspetos como datas, códigos de numeração e legendar equipamentos e dada a quantidade de peças desenhadas necessárias à execução a identificação não se baseia apenas em nomes descritivos, mas também, em códigos alfanuméricos que exigem coerência rigorosa entre documentos, de forma a garantir que todas as </w:t>
       </w:r>
       <w:r>
         <w:rPr>
           <w:lang w:eastAsia="pt-PT"/>
         </w:rPr>
         <w:lastRenderedPageBreak/>
-        <w:t xml:space="preserve">conta com o histórico de revisões da documentação, processo importante para manter a consistência do trabalho da equipa ao longo das várias iterações de um projeto. </w:t>
+        <w:t xml:space="preserve">peças se mantenham atualizadas. Esta tarefa estende-se ainda à verificação e controlo de versões, conta com o histórico de revisões da documentação, processo importante para manter a consistência do trabalho da equipa ao longo das várias iterações de um projeto. </w:t>
       </w:r>
     </w:p>
     <w:p>
       <w:pPr>
         <w:pStyle w:val="Ttulo2"/>
       </w:pPr>
-      <w:bookmarkStart w:id="76" w:name="_Toc232981171"/>
+      <w:bookmarkStart w:id="85" w:name="_Toc232983326"/>
       <w:r>
         <w:t>Projetos acompanhados durante o estágio</w:t>
       </w:r>
-      <w:bookmarkEnd w:id="76"/>
+      <w:bookmarkEnd w:id="85"/>
     </w:p>
     <w:p>
       <w:pPr>
@@ -14517,20 +14899,21 @@
           <w:lang w:eastAsia="pt-PT"/>
         </w:rPr>
       </w:pPr>
-      <w:bookmarkStart w:id="77" w:name="_Toc76320115"/>
-      <w:bookmarkStart w:id="78" w:name="_Toc76320155"/>
-      <w:bookmarkStart w:id="79" w:name="_Toc76320183"/>
-      <w:bookmarkStart w:id="80" w:name="_Toc232981172"/>
-      <w:r>
-        <w:rPr>
-          <w:lang w:eastAsia="pt-PT"/>
-        </w:rPr>
+      <w:bookmarkStart w:id="86" w:name="_Toc76320115"/>
+      <w:bookmarkStart w:id="87" w:name="_Toc76320155"/>
+      <w:bookmarkStart w:id="88" w:name="_Toc76320183"/>
+      <w:bookmarkStart w:id="89" w:name="_Toc232983327"/>
+      <w:r>
+        <w:rPr>
+          <w:lang w:eastAsia="pt-PT"/>
+        </w:rPr>
+        <w:lastRenderedPageBreak/>
         <w:t>Conclusões</w:t>
       </w:r>
-      <w:bookmarkEnd w:id="77"/>
-      <w:bookmarkEnd w:id="78"/>
-      <w:bookmarkEnd w:id="79"/>
-      <w:bookmarkEnd w:id="80"/>
+      <w:bookmarkEnd w:id="86"/>
+      <w:bookmarkEnd w:id="87"/>
+      <w:bookmarkEnd w:id="88"/>
+      <w:bookmarkEnd w:id="89"/>
     </w:p>
     <w:p>
       <w:pPr>
@@ -14542,7 +14925,7 @@
           <w:color w:val="000000"/>
         </w:rPr>
       </w:pPr>
-      <w:bookmarkStart w:id="81" w:name="_Toc232981173"/>
+      <w:bookmarkStart w:id="90" w:name="_Toc232983328"/>
       <w:r>
         <w:rPr>
           <w:rStyle w:val="nfaseDiscreta"/>
@@ -14550,10 +14933,9 @@
           <w:iCs w:val="0"/>
           <w:color w:val="000000"/>
         </w:rPr>
-        <w:lastRenderedPageBreak/>
         <w:t>Integração de conhecimentos académicos</w:t>
       </w:r>
-      <w:bookmarkEnd w:id="81"/>
+      <w:bookmarkEnd w:id="90"/>
       <w:r>
         <w:rPr>
           <w:rStyle w:val="nfaseDiscreta"/>
@@ -14601,14 +14983,14 @@
         <w:rPr>
           <w:lang w:eastAsia="pt-PT"/>
         </w:rPr>
-        <w:t xml:space="preserve"> e a leitura de peças desenhadas em formato digital, ainda que a passagem do paradigma bidimensional para a modelação tridimensional paramétrica tenha representado, efetivamente, uma mudança de abordagem profunda. As noções de programação e elaboração de folhas de cálculo revelaram-se igualmente úteis na fase de parametrização de famílias, concretamente na construção e dos ficheiros .csv que funcionam como catálogos de tipos no Revit, no qual cada coluna define um </w:t>
+        <w:t xml:space="preserve"> e a leitura de peças desenhadas em formato digital, ainda que a passagem do paradigma bidimensional para a modelação tridimensional paramétrica tenha representado, efetivamente, uma mudança de </w:t>
       </w:r>
       <w:r>
         <w:rPr>
           <w:lang w:eastAsia="pt-PT"/>
         </w:rPr>
         <w:lastRenderedPageBreak/>
-        <w:t>parâmetro da família como altura, largura ou espessura e cada linha representa uma variante do componente com os respetivos valores, permitindo assim carregar múltiplas configurações de uma mesma família sem necessidade de as criar individualmente. A capacidade de estruturar estes dados de forma organizada, identificar erros e automatizar operações repetitivas decorreu diretamente da formação recebida nestas áreas complementares. De igual modo, os conceitos matemáticos e geométricos consolidados ao longo do curso, nomeadamente em matéria de trigonometria e geometria encontraram aplicação concreta na definição das operações de modelação descritas no subcapítulo 3.2.</w:t>
+        <w:t>abordagem profunda. As noções de programação e elaboração de folhas de cálculo revelaram-se igualmente úteis na fase de parametrização de famílias, concretamente na construção e dos ficheiros .csv que funcionam como catálogos de tipos no Revit, no qual cada coluna define um parâmetro da família como altura, largura ou espessura e cada linha representa uma variante do componente com os respetivos valores, permitindo assim carregar múltiplas configurações de uma mesma família sem necessidade de as criar individualmente. A capacidade de estruturar estes dados de forma organizada, identificar erros e automatizar operações repetitivas decorreu diretamente da formação recebida nestas áreas complementares. De igual modo, os conceitos matemáticos e geométricos consolidados ao longo do curso, nomeadamente em matéria de trigonometria e geometria encontraram aplicação concreta na definição das operações de modelação descritas no subcapítulo 3.2.</w:t>
       </w:r>
     </w:p>
     <w:p>
@@ -14644,7 +15026,7 @@
           <w:lang w:eastAsia="en-US"/>
         </w:rPr>
       </w:pPr>
-      <w:bookmarkStart w:id="82" w:name="_Toc232981174"/>
+      <w:bookmarkStart w:id="91" w:name="_Toc232983329"/>
       <w:r>
         <w:rPr>
           <w:lang w:eastAsia="en-US"/>
@@ -14663,7 +15045,7 @@
         </w:rPr>
         <w:t>uturas</w:t>
       </w:r>
-      <w:bookmarkEnd w:id="82"/>
+      <w:bookmarkEnd w:id="91"/>
     </w:p>
     <w:p>
       <w:pPr>
@@ -14679,7 +15061,15 @@
           <w:rFonts w:ascii="Calibri" w:eastAsia="Calibri" w:hAnsi="Calibri"/>
           <w:lang w:eastAsia="pt-PT"/>
         </w:rPr>
-        <w:t>O estágio na SISINT permitiu consolidar e aplicar conhecimentos adquiridos ao longo da licenciatura, como também desenvolver novas competências práticas em ferramentas e metodologias, as quais envolvem boas práticas de engenharia. O contacto com uma empresa de caráter multidisciplinar, que atua simultaneamente em áreas distintas, proporcionou uma visão integrada do setor elétrico, evidenciando a importância da coordenação entre diferentes especialidades para a concretização de projetos de infraestruturas energéticas complexas.</w:t>
+        <w:t xml:space="preserve">O estágio na SISINT permitiu consolidar e aplicar conhecimentos adquiridos ao longo da licenciatura, como também desenvolver novas competências práticas em ferramentas e metodologias, as quais envolvem boas práticas de engenharia. O contacto com uma empresa de caráter multidisciplinar, que atua simultaneamente em áreas distintas, proporcionou uma visão </w:t>
+      </w:r>
+      <w:r>
+        <w:rPr>
+          <w:rFonts w:ascii="Calibri" w:eastAsia="Calibri" w:hAnsi="Calibri"/>
+          <w:lang w:eastAsia="pt-PT"/>
+        </w:rPr>
+        <w:lastRenderedPageBreak/>
+        <w:t>integrada do setor elétrico, evidenciando a importância da coordenação entre diferentes especialidades para a concretização de projetos de infraestruturas energéticas complexas.</w:t>
       </w:r>
     </w:p>
     <w:p>
@@ -14696,163 +15086,25 @@
           <w:rFonts w:ascii="Calibri" w:eastAsia="Calibri" w:hAnsi="Calibri"/>
           <w:lang w:eastAsia="pt-PT"/>
         </w:rPr>
-        <w:lastRenderedPageBreak/>
         <w:t>No que respeita as perspetivas futuras, importa salientar que a metodologia BIM aplicada ao projeto de subestações se encontra ainda numa fase de aprendizagem e de conceção dos métodos de trabalho, ao contrário do que já sucede na engenharia civil e na arquitetura, onde a se encontra consideravelmente mais consolidada. Esta realidade sugere que a procura por profissionais com competências simultâneas em engenharia eletrotécnica e em modelação BIM tenderá a aumentar nos próximos anos, à medida que mais empresas incorporem estas metodologias nos seus fluxos de trabalho.</w:t>
       </w:r>
     </w:p>
     <w:p>
       <w:pPr>
-        <w:spacing w:before="0" w:after="200"/>
+        <w:spacing w:before="0"/>
         <w:ind w:firstLine="0"/>
         <w:rPr>
           <w:rFonts w:ascii="Calibri" w:eastAsia="Calibri" w:hAnsi="Calibri"/>
           <w:lang w:eastAsia="pt-PT"/>
         </w:rPr>
       </w:pPr>
-    </w:p>
-    <w:p>
-      <w:pPr>
-        <w:spacing w:before="0" w:after="200"/>
-        <w:ind w:firstLine="0"/>
+      <w:r>
         <w:rPr>
           <w:rFonts w:ascii="Calibri" w:eastAsia="Calibri" w:hAnsi="Calibri"/>
           <w:lang w:eastAsia="pt-PT"/>
         </w:rPr>
-      </w:pPr>
-    </w:p>
-    <w:p>
-      <w:pPr>
-        <w:spacing w:before="0" w:after="200"/>
-        <w:ind w:firstLine="0"/>
-        <w:rPr>
-          <w:rFonts w:ascii="Calibri" w:eastAsia="Calibri" w:hAnsi="Calibri"/>
-          <w:lang w:eastAsia="pt-PT"/>
-        </w:rPr>
-      </w:pPr>
-    </w:p>
-    <w:p>
-      <w:pPr>
-        <w:spacing w:before="0" w:after="200"/>
-        <w:ind w:firstLine="0"/>
-        <w:rPr>
-          <w:rFonts w:ascii="Calibri" w:eastAsia="Calibri" w:hAnsi="Calibri"/>
-          <w:lang w:eastAsia="pt-PT"/>
-        </w:rPr>
-      </w:pPr>
-    </w:p>
-    <w:p>
-      <w:pPr>
-        <w:spacing w:before="0" w:after="200"/>
-        <w:ind w:firstLine="0"/>
-        <w:rPr>
-          <w:rFonts w:ascii="Calibri" w:eastAsia="Calibri" w:hAnsi="Calibri"/>
-          <w:lang w:eastAsia="pt-PT"/>
-        </w:rPr>
-      </w:pPr>
-    </w:p>
-    <w:p>
-      <w:pPr>
-        <w:spacing w:before="0" w:after="200"/>
-        <w:ind w:firstLine="0"/>
-        <w:rPr>
-          <w:rFonts w:ascii="Calibri" w:eastAsia="Calibri" w:hAnsi="Calibri"/>
-          <w:lang w:eastAsia="pt-PT"/>
-        </w:rPr>
-      </w:pPr>
-    </w:p>
-    <w:p>
-      <w:pPr>
-        <w:spacing w:before="0" w:after="200"/>
-        <w:ind w:firstLine="0"/>
-        <w:rPr>
-          <w:rFonts w:ascii="Calibri" w:eastAsia="Calibri" w:hAnsi="Calibri"/>
-          <w:lang w:eastAsia="pt-PT"/>
-        </w:rPr>
-      </w:pPr>
-    </w:p>
-    <w:p>
-      <w:pPr>
-        <w:spacing w:before="0" w:after="200"/>
-        <w:ind w:firstLine="0"/>
-        <w:rPr>
-          <w:rFonts w:ascii="Calibri" w:eastAsia="Calibri" w:hAnsi="Calibri"/>
-          <w:lang w:eastAsia="pt-PT"/>
-        </w:rPr>
-      </w:pPr>
-    </w:p>
-    <w:p>
-      <w:pPr>
-        <w:spacing w:before="0" w:after="200"/>
-        <w:ind w:firstLine="0"/>
-        <w:rPr>
-          <w:rFonts w:ascii="Calibri" w:eastAsia="Calibri" w:hAnsi="Calibri"/>
-          <w:lang w:eastAsia="pt-PT"/>
-        </w:rPr>
-      </w:pPr>
-    </w:p>
-    <w:p>
-      <w:pPr>
-        <w:spacing w:before="0" w:after="200"/>
-        <w:ind w:firstLine="0"/>
-        <w:rPr>
-          <w:rFonts w:ascii="Calibri" w:eastAsia="Calibri" w:hAnsi="Calibri"/>
-          <w:lang w:eastAsia="pt-PT"/>
-        </w:rPr>
-      </w:pPr>
-    </w:p>
-    <w:p>
-      <w:pPr>
-        <w:spacing w:before="0" w:after="200"/>
-        <w:ind w:firstLine="0"/>
-        <w:rPr>
-          <w:rFonts w:ascii="Calibri" w:eastAsia="Calibri" w:hAnsi="Calibri"/>
-          <w:lang w:eastAsia="pt-PT"/>
-        </w:rPr>
-      </w:pPr>
-    </w:p>
-    <w:p>
-      <w:pPr>
-        <w:spacing w:before="0" w:after="200"/>
-        <w:ind w:firstLine="0"/>
-        <w:rPr>
-          <w:rFonts w:ascii="Calibri" w:eastAsia="Calibri" w:hAnsi="Calibri"/>
-          <w:lang w:eastAsia="pt-PT"/>
-        </w:rPr>
-      </w:pPr>
-    </w:p>
-    <w:p>
-      <w:pPr>
-        <w:spacing w:before="0" w:after="200"/>
-        <w:ind w:firstLine="0"/>
-        <w:rPr>
-          <w:rFonts w:ascii="Calibri" w:eastAsia="Calibri" w:hAnsi="Calibri"/>
-          <w:lang w:eastAsia="pt-PT"/>
-        </w:rPr>
-      </w:pPr>
-    </w:p>
-    <w:p>
-      <w:pPr>
-        <w:spacing w:before="0" w:after="200"/>
-        <w:ind w:firstLine="0"/>
-        <w:rPr>
-          <w:rFonts w:ascii="Calibri" w:eastAsia="Calibri" w:hAnsi="Calibri"/>
-          <w:lang w:eastAsia="pt-PT"/>
-        </w:rPr>
-      </w:pPr>
-    </w:p>
-    <w:p>
-      <w:pPr>
-        <w:spacing w:before="0" w:after="200"/>
-        <w:ind w:firstLine="0"/>
-        <w:rPr>
-          <w:rFonts w:ascii="Calibri" w:eastAsia="Calibri" w:hAnsi="Calibri"/>
-          <w:b/>
-          <w:kern w:val="36"/>
-          <w:sz w:val="28"/>
-          <w:szCs w:val="28"/>
-          <w:lang w:eastAsia="pt-PT"/>
-        </w:rPr>
-      </w:pPr>
+        <w:br w:type="page"/>
+      </w:r>
     </w:p>
     <w:p>
       <w:pPr>
@@ -14870,7 +15122,7 @@
           <w:lang w:eastAsia="en-US"/>
         </w:rPr>
       </w:pPr>
-      <w:bookmarkStart w:id="83" w:name="_Toc232981175"/>
+      <w:bookmarkStart w:id="92" w:name="_Toc232983330"/>
       <w:r>
         <w:rPr>
           <w:rFonts w:ascii="Cambria" w:hAnsi="Cambria"/>
@@ -14882,7 +15134,7 @@
         <w:lastRenderedPageBreak/>
         <w:t>ÉPOCA RECURSO</w:t>
       </w:r>
-      <w:bookmarkEnd w:id="83"/>
+      <w:bookmarkEnd w:id="92"/>
     </w:p>
     <w:p>
       <w:pPr>
@@ -14968,9 +15220,9 @@
           <w:lang w:eastAsia="pt-PT"/>
         </w:rPr>
       </w:pPr>
-      <w:bookmarkStart w:id="84" w:name="_Toc76320116"/>
-      <w:bookmarkStart w:id="85" w:name="_Toc76320156"/>
-      <w:bookmarkStart w:id="86" w:name="_Toc76320184"/>
+      <w:bookmarkStart w:id="93" w:name="_Toc76320116"/>
+      <w:bookmarkStart w:id="94" w:name="_Toc76320156"/>
+      <w:bookmarkStart w:id="95" w:name="_Toc76320184"/>
       <w:r>
         <w:rPr>
           <w:rFonts w:ascii="Calibri" w:eastAsia="Calibri" w:hAnsi="Calibri"/>
@@ -14997,7 +15249,7 @@
           <w:lang w:eastAsia="pt-PT"/>
         </w:rPr>
       </w:pPr>
-      <w:bookmarkStart w:id="87" w:name="_Toc232981176"/>
+      <w:bookmarkStart w:id="96" w:name="_Toc232983331"/>
       <w:r>
         <w:rPr>
           <w:b/>
@@ -15011,23 +15263,16 @@
         <w:lastRenderedPageBreak/>
         <w:t>Referências bibliográficas</w:t>
       </w:r>
-      <w:bookmarkEnd w:id="84"/>
-      <w:bookmarkEnd w:id="85"/>
-      <w:bookmarkEnd w:id="86"/>
-      <w:bookmarkEnd w:id="87"/>
-    </w:p>
-    <w:p>
-      <w:pPr>
-        <w:spacing w:before="0" w:after="120"/>
+      <w:bookmarkEnd w:id="93"/>
+      <w:bookmarkEnd w:id="94"/>
+      <w:bookmarkEnd w:id="95"/>
+      <w:bookmarkEnd w:id="96"/>
+    </w:p>
+    <w:p>
+      <w:pPr>
         <w:ind w:firstLine="0"/>
-        <w:jc w:val="left"/>
-        <w:rPr>
-          <w:rFonts w:ascii="Calibri" w:eastAsia="Calibri" w:hAnsi="Calibri"/>
-          <w:lang w:eastAsia="en-US"/>
-        </w:rPr>
-      </w:pPr>
-    </w:p>
-    <w:p/>
+      </w:pPr>
+    </w:p>
     <w:sectPr>
       <w:headerReference w:type="default" r:id="rId44"/>
       <w:footerReference w:type="default" r:id="rId45"/>
@@ -15042,7 +15287,7 @@
 
 <file path=word/comments.xml><?xml version="1.0" encoding="utf-8"?>
 <w:comments xmlns:wpc="http://schemas.microsoft.com/office/word/2010/wordprocessingCanvas" xmlns:cx="http://schemas.microsoft.com/office/drawing/2014/chartex" xmlns:cx1="http://schemas.microsoft.com/office/drawing/2015/9/8/chartex" xmlns:cx2="http://schemas.microsoft.com/office/drawing/2015/10/21/chartex" xmlns:cx3="http://schemas.microsoft.com/office/drawing/2016/5/9/chartex" xmlns:cx4="http://schemas.microsoft.com/office/drawing/2016/5/10/chartex" xmlns:cx5="http://schemas.microsoft.com/office/drawing/2016/5/11/chartex" xmlns:cx6="http://schemas.microsoft.com/office/drawing/2016/5/12/chartex" xmlns:cx7="http://schemas.microsoft.com/office/drawing/2016/5/13/chartex" xmlns:cx8="http://schemas.microsoft.com/office/drawing/2016/5/14/chartex" xmlns:mc="http://schemas.openxmlformats.org/markup-compatibility/2006" xmlns:aink="http://schemas.microsoft.com/office/drawing/2016/ink" xmlns:am3d="http://schemas.microsoft.com/office/drawing/2017/model3d" xmlns:o="urn:schemas-microsoft-com:office:office" xmlns:oel="http://schemas.microsoft.com/office/2019/extlst" xmlns:r="http://schemas.openxmlformats.org/officeDocument/2006/relationships" xmlns:m="http://schemas.openxmlformats.org/officeDocument/2006/math" xmlns:v="urn:schemas-microsoft-com:vml" xmlns:wp14="http://schemas.microsoft.com/office/word/2010/wordprocessingDrawing" xmlns:wp="http://schemas.openxmlformats.org/drawingml/2006/wordprocessingDrawing" xmlns:w10="urn:schemas-microsoft-com:office:word" xmlns:w="http://schemas.openxmlformats.org/wordprocessingml/2006/main" xmlns:w14="http://schemas.microsoft.com/office/word/2010/wordml" xmlns:w15="http://schemas.microsoft.com/office/word/2012/wordml" xmlns:w16cex="http://schemas.microsoft.com/office/word/2018/wordml/cex" xmlns:w16cid="http://schemas.microsoft.com/office/word/2016/wordml/cid" xmlns:w16="http://schemas.microsoft.com/office/word/2018/wordml" xmlns:w16du="http://schemas.microsoft.com/office/word/2023/wordml/word16du" xmlns:w16sdtdh="http://schemas.microsoft.com/office/word/2020/wordml/sdtdatahash" xmlns:w16sdtfl="http://schemas.microsoft.com/office/word/2024/wordml/sdtformatlock" xmlns:w16se="http://schemas.microsoft.com/office/word/2015/wordml/symex" xmlns:wpg="http://schemas.microsoft.com/office/word/2010/wordprocessingGroup" xmlns:wpi="http://schemas.microsoft.com/office/word/2010/wordprocessingInk" xmlns:wne="http://schemas.microsoft.com/office/word/2006/wordml" xmlns:wps="http://schemas.microsoft.com/office/word/2010/wordprocessingShape" mc:Ignorable="w14 w15 w16se w16cid w16 w16cex w16sdtdh w16sdtfl w16du wp14">
-  <w:comment w:id="14" w:author="João Miguel Pinto Castro" w:date="2026-06-22T00:32:00Z" w:initials="JC">
+  <w:comment w:id="15" w:author="João Miguel Pinto Castro" w:date="2026-06-22T00:32:00Z" w:initials="JC">
     <w:p>
       <w:pPr>
         <w:pStyle w:val="Textodecomentrio"/>
@@ -15058,7 +15303,7 @@
       </w:r>
     </w:p>
   </w:comment>
-  <w:comment w:id="26" w:author="João Miguel Pinto Castro" w:date="2026-06-22T01:01:00Z" w:initials="JC">
+  <w:comment w:id="27" w:author="João Miguel Pinto Castro" w:date="2026-06-22T01:01:00Z" w:initials="JC">
     <w:p>
       <w:pPr>
         <w:pStyle w:val="Textodecomentrio"/>
@@ -15074,7 +15319,7 @@
       </w:r>
     </w:p>
   </w:comment>
-  <w:comment w:id="41" w:author="João Miguel Pinto Castro" w:date="2026-06-22T00:38:00Z" w:initials="JC">
+  <w:comment w:id="31" w:author="João Miguel Pinto Castro" w:date="2026-06-22T01:27:00Z" w:initials="JC">
     <w:p>
       <w:pPr>
         <w:pStyle w:val="Textodecomentrio"/>
@@ -15086,11 +15331,27 @@
         <w:annotationRef/>
       </w:r>
       <w:r>
+        <w:t>Desenvolver</w:t>
+      </w:r>
+    </w:p>
+  </w:comment>
+  <w:comment w:id="45" w:author="João Miguel Pinto Castro" w:date="2026-06-22T00:38:00Z" w:initials="JC">
+    <w:p>
+      <w:pPr>
+        <w:pStyle w:val="Textodecomentrio"/>
+      </w:pPr>
+      <w:r>
+        <w:rPr>
+          <w:rStyle w:val="Refdecomentrio"/>
+        </w:rPr>
+        <w:annotationRef/>
+      </w:r>
+      <w:r>
         <w:t>desenvolver</w:t>
       </w:r>
     </w:p>
   </w:comment>
-  <w:comment w:id="69" w:author="João Castro" w:date="2026-06-16T00:16:00Z" w:initials="JC">
+  <w:comment w:id="75" w:author="João Castro" w:date="2026-06-16T00:16:00Z" w:initials="JC">
     <w:p>
       <w:pPr>
         <w:pStyle w:val="Textodecomentrio"/>
@@ -15103,6 +15364,22 @@
       </w:r>
       <w:r>
         <w:t>Rever</w:t>
+      </w:r>
+    </w:p>
+  </w:comment>
+  <w:comment w:id="82" w:author="João Miguel Pinto Castro" w:date="2026-06-22T01:32:00Z" w:initials="JC">
+    <w:p>
+      <w:pPr>
+        <w:pStyle w:val="Textodecomentrio"/>
+      </w:pPr>
+      <w:r>
+        <w:rPr>
+          <w:rStyle w:val="Refdecomentrio"/>
+        </w:rPr>
+        <w:annotationRef/>
+      </w:r>
+      <w:r>
+        <w:t>Desenvolver</w:t>
       </w:r>
     </w:p>
   </w:comment>
@@ -15113,8 +15390,10 @@
 <w15:commentsEx xmlns:wpc="http://schemas.microsoft.com/office/word/2010/wordprocessingCanvas" xmlns:cx="http://schemas.microsoft.com/office/drawing/2014/chartex" xmlns:cx1="http://schemas.microsoft.com/office/drawing/2015/9/8/chartex" xmlns:cx2="http://schemas.microsoft.com/office/drawing/2015/10/21/chartex" xmlns:cx3="http://schemas.microsoft.com/office/drawing/2016/5/9/chartex" xmlns:cx4="http://schemas.microsoft.com/office/drawing/2016/5/10/chartex" xmlns:cx5="http://schemas.microsoft.com/office/drawing/2016/5/11/chartex" xmlns:cx6="http://schemas.microsoft.com/office/drawing/2016/5/12/chartex" xmlns:cx7="http://schemas.microsoft.com/office/drawing/2016/5/13/chartex" xmlns:cx8="http://schemas.microsoft.com/office/drawing/2016/5/14/chartex" xmlns:mc="http://schemas.openxmlformats.org/markup-compatibility/2006" xmlns:aink="http://schemas.microsoft.com/office/drawing/2016/ink" xmlns:am3d="http://schemas.microsoft.com/office/drawing/2017/model3d" xmlns:o="urn:schemas-microsoft-com:office:office" xmlns:oel="http://schemas.microsoft.com/office/2019/extlst" xmlns:r="http://schemas.openxmlformats.org/officeDocument/2006/relationships" xmlns:m="http://schemas.openxmlformats.org/officeDocument/2006/math" xmlns:v="urn:schemas-microsoft-com:vml" xmlns:wp14="http://schemas.microsoft.com/office/word/2010/wordprocessingDrawing" xmlns:wp="http://schemas.openxmlformats.org/drawingml/2006/wordprocessingDrawing" xmlns:w10="urn:schemas-microsoft-com:office:word" xmlns:w="http://schemas.openxmlformats.org/wordprocessingml/2006/main" xmlns:w14="http://schemas.microsoft.com/office/word/2010/wordml" xmlns:w15="http://schemas.microsoft.com/office/word/2012/wordml" xmlns:w16cex="http://schemas.microsoft.com/office/word/2018/wordml/cex" xmlns:w16cid="http://schemas.microsoft.com/office/word/2016/wordml/cid" xmlns:w16="http://schemas.microsoft.com/office/word/2018/wordml" xmlns:w16du="http://schemas.microsoft.com/office/word/2023/wordml/word16du" xmlns:w16sdtdh="http://schemas.microsoft.com/office/word/2020/wordml/sdtdatahash" xmlns:w16sdtfl="http://schemas.microsoft.com/office/word/2024/wordml/sdtformatlock" xmlns:w16se="http://schemas.microsoft.com/office/word/2015/wordml/symex" xmlns:wpg="http://schemas.microsoft.com/office/word/2010/wordprocessingGroup" xmlns:wpi="http://schemas.microsoft.com/office/word/2010/wordprocessingInk" xmlns:wne="http://schemas.microsoft.com/office/word/2006/wordml" xmlns:wps="http://schemas.microsoft.com/office/word/2010/wordprocessingShape" mc:Ignorable="w14 w15 w16se w16cid w16 w16cex w16sdtdh w16sdtfl w16du wp14">
   <w15:commentEx w15:paraId="5AF19FB7" w15:done="0"/>
   <w15:commentEx w15:paraId="6E4607A3" w15:done="0"/>
+  <w15:commentEx w15:paraId="18EAD83E" w15:done="0"/>
   <w15:commentEx w15:paraId="2B8CC9C0" w15:done="0"/>
   <w15:commentEx w15:paraId="1A3C3CCB" w15:done="0"/>
+  <w15:commentEx w15:paraId="7E171EF9" w15:done="0"/>
 </w15:commentsEx>
 </file>
 
@@ -15122,8 +15401,10 @@
 <w16cex:commentsExtensible xmlns:wpc="http://schemas.microsoft.com/office/word/2010/wordprocessingCanvas" xmlns:cx="http://schemas.microsoft.com/office/drawing/2014/chartex" xmlns:cx1="http://schemas.microsoft.com/office/drawing/2015/9/8/chartex" xmlns:cx2="http://schemas.microsoft.com/office/drawing/2015/10/21/chartex" xmlns:cx3="http://schemas.microsoft.com/office/drawing/2016/5/9/chartex" xmlns:cx4="http://schemas.microsoft.com/office/drawing/2016/5/10/chartex" xmlns:cx5="http://schemas.microsoft.com/office/drawing/2016/5/11/chartex" xmlns:cx6="http://schemas.microsoft.com/office/drawing/2016/5/12/chartex" xmlns:cx7="http://schemas.microsoft.com/office/drawing/2016/5/13/chartex" xmlns:cx8="http://schemas.microsoft.com/office/drawing/2016/5/14/chartex" xmlns:cr="http://schemas.microsoft.com/office/comments/2020/reactions" xmlns:mc="http://schemas.openxmlformats.org/markup-compatibility/2006" xmlns:aink="http://schemas.microsoft.com/office/drawing/2016/ink" xmlns:am3d="http://schemas.microsoft.com/office/drawing/2017/model3d" xmlns:o="urn:schemas-microsoft-com:office:office" xmlns:oel="http://schemas.microsoft.com/office/2019/extlst" xmlns:r="http://schemas.openxmlformats.org/officeDocument/2006/relationships" xmlns:m="http://schemas.openxmlformats.org/officeDocument/2006/math" xmlns:v="urn:schemas-microsoft-com:vml" xmlns:wp14="http://schemas.microsoft.com/office/word/2010/wordprocessingDrawing" xmlns:wp="http://schemas.openxmlformats.org/drawingml/2006/wordprocessingDrawing" xmlns:w10="urn:schemas-microsoft-com:office:word" xmlns:w="http://schemas.openxmlformats.org/wordprocessingml/2006/main" xmlns:w14="http://schemas.microsoft.com/office/word/2010/wordml" xmlns:w15="http://schemas.microsoft.com/office/word/2012/wordml" xmlns:w16cex="http://schemas.microsoft.com/office/word/2018/wordml/cex" xmlns:w16cid="http://schemas.microsoft.com/office/word/2016/wordml/cid" xmlns:w16="http://schemas.microsoft.com/office/word/2018/wordml" xmlns:w16du="http://schemas.microsoft.com/office/word/2023/wordml/word16du" xmlns:w16sdtdh="http://schemas.microsoft.com/office/word/2020/wordml/sdtdatahash" xmlns:w16sdtfl="http://schemas.microsoft.com/office/word/2024/wordml/sdtformatlock" xmlns:w16se="http://schemas.microsoft.com/office/word/2015/wordml/symex" xmlns:wpg="http://schemas.microsoft.com/office/word/2010/wordprocessingGroup" xmlns:wpi="http://schemas.microsoft.com/office/word/2010/wordprocessingInk" xmlns:wne="http://schemas.microsoft.com/office/word/2006/wordml" xmlns:wps="http://schemas.microsoft.com/office/word/2010/wordprocessingShape" mc:Ignorable="w14 w15 w16se w16cid w16 w16cex w16sdtdh w16sdtfl cr w16du wp14">
   <w16cex:commentExtensible w16cex:durableId="6827A24E" w16cex:dateUtc="2026-06-21T23:32:00Z"/>
   <w16cex:commentExtensible w16cex:durableId="0160C23F" w16cex:dateUtc="2026-06-22T00:01:00Z"/>
+  <w16cex:commentExtensible w16cex:durableId="2EDCE405" w16cex:dateUtc="2026-06-22T00:27:00Z"/>
   <w16cex:commentExtensible w16cex:durableId="58CA5195" w16cex:dateUtc="2026-06-21T23:38:00Z"/>
   <w16cex:commentExtensible w16cex:durableId="6FD81072" w16cex:dateUtc="2026-06-15T23:16:00Z"/>
+  <w16cex:commentExtensible w16cex:durableId="66410897" w16cex:dateUtc="2026-06-22T00:32:00Z"/>
 </w16cex:commentsExtensible>
 </file>
 
@@ -15131,8 +15412,10 @@
 <w16cid:commentsIds xmlns:wpc="http://schemas.microsoft.com/office/word/2010/wordprocessingCanvas" xmlns:cx="http://schemas.microsoft.com/office/drawing/2014/chartex" xmlns:cx1="http://schemas.microsoft.com/office/drawing/2015/9/8/chartex" xmlns:cx2="http://schemas.microsoft.com/office/drawing/2015/10/21/chartex" xmlns:cx3="http://schemas.microsoft.com/office/drawing/2016/5/9/chartex" xmlns:cx4="http://schemas.microsoft.com/office/drawing/2016/5/10/chartex" xmlns:cx5="http://schemas.microsoft.com/office/drawing/2016/5/11/chartex" xmlns:cx6="http://schemas.microsoft.com/office/drawing/2016/5/12/chartex" xmlns:cx7="http://schemas.microsoft.com/office/drawing/2016/5/13/chartex" xmlns:cx8="http://schemas.microsoft.com/office/drawing/2016/5/14/chartex" xmlns:mc="http://schemas.openxmlformats.org/markup-compatibility/2006" xmlns:aink="http://schemas.microsoft.com/office/drawing/2016/ink" xmlns:am3d="http://schemas.microsoft.com/office/drawing/2017/model3d" xmlns:o="urn:schemas-microsoft-com:office:office" xmlns:oel="http://schemas.microsoft.com/office/2019/extlst" xmlns:r="http://schemas.openxmlformats.org/officeDocument/2006/relationships" xmlns:m="http://schemas.openxmlformats.org/officeDocument/2006/math" xmlns:v="urn:schemas-microsoft-com:vml" xmlns:wp14="http://schemas.microsoft.com/office/word/2010/wordprocessingDrawing" xmlns:wp="http://schemas.openxmlformats.org/drawingml/2006/wordprocessingDrawing" xmlns:w10="urn:schemas-microsoft-com:office:word" xmlns:w="http://schemas.openxmlformats.org/wordprocessingml/2006/main" xmlns:w14="http://schemas.microsoft.com/office/word/2010/wordml" xmlns:w15="http://schemas.microsoft.com/office/word/2012/wordml" xmlns:w16cex="http://schemas.microsoft.com/office/word/2018/wordml/cex" xmlns:w16cid="http://schemas.microsoft.com/office/word/2016/wordml/cid" xmlns:w16="http://schemas.microsoft.com/office/word/2018/wordml" xmlns:w16du="http://schemas.microsoft.com/office/word/2023/wordml/word16du" xmlns:w16sdtdh="http://schemas.microsoft.com/office/word/2020/wordml/sdtdatahash" xmlns:w16sdtfl="http://schemas.microsoft.com/office/word/2024/wordml/sdtformatlock" xmlns:w16se="http://schemas.microsoft.com/office/word/2015/wordml/symex" xmlns:wpg="http://schemas.microsoft.com/office/word/2010/wordprocessingGroup" xmlns:wpi="http://schemas.microsoft.com/office/word/2010/wordprocessingInk" xmlns:wne="http://schemas.microsoft.com/office/word/2006/wordml" xmlns:wps="http://schemas.microsoft.com/office/word/2010/wordprocessingShape" mc:Ignorable="w14 w15 w16se w16cid w16 w16cex w16sdtdh w16sdtfl w16du wp14">
   <w16cid:commentId w16cid:paraId="5AF19FB7" w16cid:durableId="6827A24E"/>
   <w16cid:commentId w16cid:paraId="6E4607A3" w16cid:durableId="0160C23F"/>
+  <w16cid:commentId w16cid:paraId="18EAD83E" w16cid:durableId="2EDCE405"/>
   <w16cid:commentId w16cid:paraId="2B8CC9C0" w16cid:durableId="58CA5195"/>
   <w16cid:commentId w16cid:paraId="1A3C3CCB" w16cid:durableId="6FD81072"/>
+  <w16cid:commentId w16cid:paraId="7E171EF9" w16cid:durableId="66410897"/>
 </w16cid:commentsIds>
 </file>
 
@@ -16875,6 +17158,7 @@
   <w:style w:type="character" w:default="1" w:styleId="Tipodeletrapredefinidodopargrafo">
     <w:name w:val="Default Paragraph Font"/>
     <w:uiPriority w:val="1"/>
+    <w:semiHidden/>
     <w:unhideWhenUsed/>
   </w:style>
   <w:style w:type="table" w:default="1" w:styleId="Tabelanormal">

--- a/DRIVE/1. Direção/0. Associativo/Assembleia Geral/word bakcup/RELATORIO_ESTAGIO_SISINT.docx
+++ b/DRIVE/1. Direção/0. Associativo/Assembleia Geral/word bakcup/RELATORIO_ESTAGIO_SISINT.docx
@@ -144,7 +144,7 @@
           <w:rFonts w:eastAsia="Calibri"/>
           <w:sz w:val="36"/>
         </w:rPr>
-        <w:t>Projetos Primários de Subestações de Alta Tensão:</w:t>
+        <w:t>Projetos Primários de Subestações de Alta Tensão</w:t>
       </w:r>
     </w:p>
     <w:p>
@@ -316,7 +316,7 @@
         <w:rPr>
           <w:lang w:eastAsia="en-US"/>
         </w:rPr>
-        <w:t>Nome do aluno: João Miguel Pinto Castro, nº 1221689,</w:t>
+        <w:t>Nome do aluno João Miguel Pinto Castro, nº 1221689,</w:t>
       </w:r>
       <w:r>
         <w:rPr>
@@ -363,7 +363,7 @@
           <w:rFonts w:eastAsia="Calibri"/>
           <w:lang w:eastAsia="en-US"/>
         </w:rPr>
-        <w:t>Nome do trabalho: Projetos Primários de Subestações de Alta Tensão:</w:t>
+        <w:t>Nome do trabalho Projetos Primários de Subestações de Alta Tensão</w:t>
       </w:r>
     </w:p>
     <w:p>
@@ -399,7 +399,7 @@
           <w:rFonts w:eastAsia="Calibri"/>
           <w:lang w:eastAsia="en-US"/>
         </w:rPr>
-        <w:t>Referência do trabalho: PRSEE 2026_1221689</w:t>
+        <w:t>Referência do trabalho PRSEE 2026_1221689</w:t>
       </w:r>
     </w:p>
     <w:p>
@@ -439,7 +439,7 @@
           <w:rFonts w:eastAsia="Calibri"/>
           <w:lang w:eastAsia="en-US"/>
         </w:rPr>
-        <w:t xml:space="preserve">Orientação no ISEP: Eng.º Rui Castro, </w:t>
+        <w:t xml:space="preserve">Orientação no ISEP Eng.º Rui Castro, </w:t>
       </w:r>
       <w:hyperlink r:id="rId11" w:history="1">
         <w:r>
@@ -468,7 +468,7 @@
           <w:rFonts w:eastAsia="Calibri"/>
           <w:lang w:eastAsia="en-US"/>
         </w:rPr>
-        <w:t xml:space="preserve">Nome da empresa: SISINT – </w:t>
+        <w:t xml:space="preserve">Nome da empresa SISINT – </w:t>
       </w:r>
       <w:r>
         <w:rPr>
@@ -492,7 +492,7 @@
           <w:rFonts w:eastAsia="Calibri"/>
           <w:lang w:eastAsia="en-US"/>
         </w:rPr>
-        <w:t xml:space="preserve">Orientação na Empresa: Eng.º César Seixas, </w:t>
+        <w:t xml:space="preserve">Orientação na Empresa Eng.º César Seixas, </w:t>
       </w:r>
       <w:hyperlink r:id="rId12" w:history="1">
         <w:r>
@@ -706,7 +706,7 @@
           <w:rFonts w:eastAsia="Calibri"/>
           <w:lang w:eastAsia="en-US"/>
         </w:rPr>
-        <w:t>realização deste relatório não seria possível sem todo o apoio e suporte que me foi dado, direta e indiretamente, de diversas pessoas e entidades às quais estou verdadeiramente grato. Assumindo o risco de não mencionar algum contributo, pretendo aqui deixar os meus sinceros agradecimentos: ao orientador de estágio Rui Castro, pelos conselhos ao longo da nossa relação académica.</w:t>
+        <w:t>realização deste relatório não seria possível sem todo o apoio e suporte que me foi dado, direta e indiretamente, de diversas pessoas e entidades às quais estou verdadeiramente grato. Assumindo o risco de não mencionar algum contributo, pretendo aqui deixar os meus sinceros agradecimentos ao orientador de estágio Rui Castro, pelos conselhos ao longo da nossa relação académica.</w:t>
       </w:r>
     </w:p>
     <w:p>
@@ -925,7 +925,7 @@
           <w:color w:val="000000"/>
           <w:lang w:eastAsia="en-US"/>
         </w:rPr>
-        <w:t xml:space="preserve">Palavras-Chave: </w:t>
+        <w:t xml:space="preserve">Palavras-Chave </w:t>
       </w:r>
     </w:p>
     <w:p>
@@ -4208,7 +4208,7 @@
             <w:rStyle w:val="Hiperligao"/>
             <w:noProof/>
           </w:rPr>
-          <w:t>Figura 1 - À esquerda: como é a vista em 3D no modelo de várias famílias interligadas, com ênfase nos parafusos, com diversas engenharias com o uso da aplicação Revit; à direita: como é na vida real</w:t>
+          <w:t>Figura 1 - À esquerda como é a vista em 3D no modelo de várias famílias interligadas, com ênfase nos parafusos, com diversas engenharias com o uso da aplicação Revit; à direita como é na vida real</w:t>
         </w:r>
         <w:r>
           <w:rPr>
@@ -4712,7 +4712,7 @@
             <w:rStyle w:val="Hiperligao"/>
             <w:noProof/>
           </w:rPr>
-          <w:t>Figura 8 – À esquerda: encontrasse bem modelado; à direita: está a sobreposição de engenharias. Exemplo: Estruturas e Eletrotécnica</w:t>
+          <w:t>Figura 8 – À esquerda encontrasse bem modelado; à direita está a sobreposição de engenharias. Exemplo Estruturas e Eletrotécnica</w:t>
         </w:r>
         <w:r>
           <w:rPr>
@@ -7519,21 +7519,7 @@
           <w:rFonts w:eastAsia="Calibri"/>
           <w:lang w:eastAsia="en-US"/>
         </w:rPr>
-        <w:t xml:space="preserve"> Engenheiro Eletrotécnico </w:t>
-      </w:r>
-      <w:r>
-        <w:rPr>
-          <w:rFonts w:eastAsia="Calibri"/>
-          <w:lang w:eastAsia="en-US"/>
-        </w:rPr>
-        <w:t>– D</w:t>
-      </w:r>
-      <w:r>
-        <w:rPr>
-          <w:rFonts w:eastAsia="Calibri"/>
-          <w:lang w:eastAsia="en-US"/>
-        </w:rPr>
-        <w:t xml:space="preserve">ocente no Departamento de Engenharia Eletrotécnica do ISEP, Contacto: </w:t>
+        <w:t xml:space="preserve"> Engenheiro Eletrotécnico – Docente no Departamento de Engenharia Eletrotécnica do ISEP, Contacto </w:t>
       </w:r>
       <w:hyperlink r:id="rId17" w:history="1">
         <w:r>
@@ -7559,7 +7545,7 @@
           <w:rFonts w:eastAsia="Calibri"/>
           <w:lang w:eastAsia="en-US"/>
         </w:rPr>
-        <w:t xml:space="preserve">César Seixas – Engenheiro Eletrotécnico – Gestor de projetos na SISINT, Contacto: </w:t>
+        <w:t xml:space="preserve">César Seixas – Engenheiro Eletrotécnico – Gestor de projetos na SISINT, Contacto </w:t>
       </w:r>
       <w:hyperlink r:id="rId18" w:history="1">
         <w:r>
@@ -7625,7 +7611,7 @@
           <w:rFonts w:eastAsia="Calibri"/>
           <w:lang w:eastAsia="en-US"/>
         </w:rPr>
-        <w:t>. Desenvolve diferentes atividades de projeto, como construção, remodelação e manutenção, incluindo subestações, e instalações associadas a transportes e parques fotovoltaicos. A empresa conta com um historial de projetos nacionais e internacionais, desenvolvendo trabalhos em países como Angola, Portugal e Reino Unido, o que evidencia a sua dimensão e a diversidade de contextos em que atua.</w:t>
+        <w:t>. Desenvolve diferentes atividades de projeto, como construção, remodelação e manutenção, incluindo subestações, e instalações associadas a transportes e parques fotovoltaicos. A empresa conta com um historial de projetos nacionais e internacionais, desenvolvendo trabalhos em países como , Portugal e Reino Unido, o que evidencia a sua dimensão e a diversidade de contextos em que atua.</w:t>
       </w:r>
     </w:p>
     <w:p>
@@ -7678,13 +7664,12 @@
           <w:lang w:eastAsia="en-US"/>
         </w:rPr>
       </w:pPr>
-      <w:commentRangeStart w:id="15"/>
       <w:r>
         <w:rPr>
           <w:rFonts w:eastAsia="Calibri"/>
           <w:lang w:eastAsia="en-US"/>
         </w:rPr>
-        <w:t xml:space="preserve">O projeto primário de subestações de alta e média tensão constitui uma das áreas mais exigentes da engenharia eletrotécnica, pela diversidade de especialidades que envolve e pelo rigor que impõe </w:t>
+        <w:t xml:space="preserve">O projeto primário de subestações de alta é consideravelmente exigente e impõe um rigor técnico e normativo particularmente elevado em cada fase do processo, desde o estudo prévio até </w:t>
       </w:r>
       <w:r>
         <w:rPr>
@@ -7692,18 +7677,54 @@
           <w:lang w:eastAsia="en-US"/>
         </w:rPr>
         <w:lastRenderedPageBreak/>
-        <w:t>a cada fase do processo. O desenvolvimento de projetos desta natureza exige a articulação entre as componentes civil, eletrotécnica e eletromecânica associadas diretamente a normas e regulamentos exigido, sendo neste contexto que aplicação de conceitos como BIM tem vindo a assumir um papel cada vez mais importante, ao permitir reunir num único modelo a totalidade da informação necessária à execução do projeto e facilitar a coordenação entre disciplinas e reduzir erros e custos.</w:t>
-      </w:r>
-      <w:commentRangeEnd w:id="15"/>
-      <w:r>
-        <w:rPr>
-          <w:rStyle w:val="Refdecomentrio"/>
+        <w:t xml:space="preserve">ao projeto de execução. O desenvolvimento de projetos desta natureza exige, efetivamente, a articulação permanente entre as componentes civil, eletrotécnica e eletromecânica, todas elas sujeitas a normas e regulamentos específicos cuja verificação e cumprimento condicionam diretamente a viabilidade e a segurança da instalação. É precisamente neste contexto de complexidade e de coordenação multidisciplinar que a aplicação de metodologias de modelação tridimensional integrada, nomeadamente o conceito </w:t>
+      </w:r>
+      <w:r>
+        <w:rPr>
           <w:rFonts w:eastAsia="Calibri"/>
-          <w:sz w:val="24"/>
-          <w:szCs w:val="24"/>
-          <w:lang w:eastAsia="en-US"/>
-        </w:rPr>
-        <w:commentReference w:id="15"/>
+          <w:i/>
+          <w:iCs/>
+          <w:lang w:eastAsia="en-US"/>
+        </w:rPr>
+        <w:t>Building Information Modelling</w:t>
+      </w:r>
+      <w:r>
+        <w:rPr>
+          <w:rFonts w:eastAsia="Calibri"/>
+          <w:lang w:eastAsia="en-US"/>
+        </w:rPr>
+        <w:t xml:space="preserve"> (BIM), tem vindo a assumir um papel cada vez mais relevante no setor das subestações elétricas, ao permitir reunir num único modelo digital a totalidade da informação necessária à execução do projeto, facilitando consequentemente a coordenação entre disciplinas e contribuindo para a redução de erros, incompatibilidades e custos associados a retrabalho.</w:t>
+      </w:r>
+    </w:p>
+    <w:p>
+      <w:pPr>
+        <w:rPr>
+          <w:rFonts w:eastAsia="Calibri"/>
+          <w:lang w:eastAsia="en-US"/>
+        </w:rPr>
+      </w:pPr>
+      <w:r>
+        <w:rPr>
+          <w:rFonts w:eastAsia="Calibri"/>
+          <w:lang w:eastAsia="en-US"/>
+        </w:rPr>
+        <w:t xml:space="preserve">O estágio realizado na SISINT insere-se precisamente neste domínio, principalmente no desenvolvimento de competências na ferramenta Revit e a sua aplicação ao projeto de subestações em contexto de trabalho real. O contacto direto com projetos internacionais desenvolvidos para clientes do setor elétrico na Escócia, nomeadamente para a </w:t>
+      </w:r>
+      <w:r>
+        <w:rPr>
+          <w:rFonts w:eastAsia="Calibri"/>
+          <w:i/>
+          <w:iCs/>
+          <w:lang w:eastAsia="en-US"/>
+        </w:rPr>
+        <w:t>Scottish and Southern Electricity Networks</w:t>
+      </w:r>
+      <w:r>
+        <w:rPr>
+          <w:rFonts w:eastAsia="Calibri"/>
+          <w:lang w:eastAsia="en-US"/>
+        </w:rPr>
+        <w:t xml:space="preserve"> (SSEN), a exposição a diferentes níveis de tensão e tipologias construtivas, e a integração numa equipa multidisciplinar que opera simultaneamente em várias frentes de projeto, constituem o enquadramento prático em que o trabalho descrito neste relatório foi desenvolvido.</w:t>
       </w:r>
     </w:p>
     <w:p>
@@ -7713,233 +7734,206 @@
           <w:lang w:val="pt-PT"/>
         </w:rPr>
       </w:pPr>
-      <w:bookmarkStart w:id="16" w:name="_Toc232983303"/>
-      <w:bookmarkStart w:id="17" w:name="_Toc76320100"/>
-      <w:bookmarkStart w:id="18" w:name="_Toc76320127"/>
-      <w:bookmarkStart w:id="19" w:name="_Toc76320168"/>
+      <w:bookmarkStart w:id="15" w:name="_Toc232983303"/>
+      <w:bookmarkStart w:id="16" w:name="_Toc76320100"/>
+      <w:bookmarkStart w:id="17" w:name="_Toc76320127"/>
+      <w:bookmarkStart w:id="18" w:name="_Toc76320168"/>
       <w:r>
         <w:rPr>
           <w:lang w:val="pt-PT"/>
         </w:rPr>
         <w:t>Objetivos específicos</w:t>
       </w:r>
+      <w:bookmarkEnd w:id="15"/>
+      <w:r>
+        <w:rPr>
+          <w:lang w:val="pt-PT"/>
+        </w:rPr>
+        <w:t xml:space="preserve"> </w:t>
+      </w:r>
       <w:bookmarkEnd w:id="16"/>
-      <w:r>
-        <w:rPr>
-          <w:lang w:val="pt-PT"/>
-        </w:rPr>
-        <w:t xml:space="preserve"> </w:t>
-      </w:r>
       <w:bookmarkEnd w:id="17"/>
       <w:bookmarkEnd w:id="18"/>
+    </w:p>
+    <w:p>
+      <w:pPr>
+        <w:rPr>
+          <w:rFonts w:eastAsia="Calibri"/>
+          <w:lang w:eastAsia="en-US"/>
+        </w:rPr>
+      </w:pPr>
+      <w:r>
+        <w:rPr>
+          <w:rFonts w:eastAsia="Calibri"/>
+          <w:lang w:eastAsia="en-US"/>
+        </w:rPr>
+        <w:t>O presente estágio teve como objetivo específico desenvolver competências técnicas nas áreas de projeto e modelação tridimensional de subestações de alta tensão (AT), com particular foco na ferramenta Revit como instrumento de trabalho principal, consolidando os conhecimentos das metodologias e boas práticas de engenharia em casos práticos através da aplicação diária em projetos reais.</w:t>
+      </w:r>
+    </w:p>
+    <w:p>
+      <w:pPr>
+        <w:pStyle w:val="Ttulo2"/>
+        <w:rPr>
+          <w:lang w:val="pt-PT" w:eastAsia="en-US"/>
+        </w:rPr>
+      </w:pPr>
+      <w:bookmarkStart w:id="19" w:name="_Toc76320102"/>
+      <w:bookmarkStart w:id="20" w:name="_Toc76320129"/>
+      <w:bookmarkStart w:id="21" w:name="_Toc76320170"/>
+      <w:bookmarkStart w:id="22" w:name="_Toc232983304"/>
+      <w:r>
+        <w:rPr>
+          <w:lang w:val="pt-PT" w:eastAsia="en-US"/>
+        </w:rPr>
+        <w:t>Organização do relatório</w:t>
+      </w:r>
       <w:bookmarkEnd w:id="19"/>
-    </w:p>
-    <w:p>
-      <w:pPr>
-        <w:rPr>
-          <w:rFonts w:eastAsia="Calibri"/>
-          <w:lang w:eastAsia="en-US"/>
-        </w:rPr>
-      </w:pPr>
-      <w:r>
-        <w:rPr>
-          <w:rFonts w:eastAsia="Calibri"/>
-          <w:lang w:eastAsia="en-US"/>
-        </w:rPr>
-        <w:t>O presente estágio teve como objetivo específico desenvolver competências técnicas nas áreas de projeto e modelação tridimensional de subestações de alta tensão (AT), com particular foco na ferramenta Revit como instrumento de trabalho principal, consolidando os conhecimentos das metodologias e boas pr</w:t>
-      </w:r>
-      <w:r>
-        <w:rPr>
-          <w:rFonts w:eastAsia="Calibri"/>
-          <w:lang w:eastAsia="en-US"/>
-        </w:rPr>
-        <w:t>á</w:t>
-      </w:r>
-      <w:r>
-        <w:rPr>
-          <w:rFonts w:eastAsia="Calibri"/>
-          <w:lang w:eastAsia="en-US"/>
-        </w:rPr>
-        <w:t>ticas de engenharia em casos práticos através da aplicação diária em projetos reais.</w:t>
-      </w:r>
-    </w:p>
-    <w:p>
-      <w:pPr>
-        <w:pStyle w:val="Ttulo2"/>
-        <w:rPr>
-          <w:lang w:val="pt-PT" w:eastAsia="en-US"/>
-        </w:rPr>
-      </w:pPr>
-      <w:bookmarkStart w:id="20" w:name="_Toc76320102"/>
-      <w:bookmarkStart w:id="21" w:name="_Toc76320129"/>
-      <w:bookmarkStart w:id="22" w:name="_Toc76320170"/>
-      <w:bookmarkStart w:id="23" w:name="_Toc232983304"/>
-      <w:r>
-        <w:rPr>
-          <w:lang w:val="pt-PT" w:eastAsia="en-US"/>
-        </w:rPr>
-        <w:t>Organização do relatório</w:t>
-      </w:r>
       <w:bookmarkEnd w:id="20"/>
       <w:bookmarkEnd w:id="21"/>
       <w:bookmarkEnd w:id="22"/>
+    </w:p>
+    <w:p>
+      <w:pPr>
+        <w:rPr>
+          <w:rFonts w:eastAsia="Calibri"/>
+          <w:lang w:eastAsia="en-US"/>
+        </w:rPr>
+      </w:pPr>
+      <w:r>
+        <w:rPr>
+          <w:rFonts w:eastAsia="Calibri"/>
+          <w:lang w:eastAsia="en-US"/>
+        </w:rPr>
+        <w:t>O presente relatório encontra-se organizado em cinco capítulos principais</w:t>
+      </w:r>
+    </w:p>
+    <w:p>
+      <w:pPr>
+        <w:rPr>
+          <w:rFonts w:eastAsia="Calibri"/>
+          <w:lang w:eastAsia="en-US"/>
+        </w:rPr>
+      </w:pPr>
+      <w:r>
+        <w:rPr>
+          <w:rFonts w:eastAsia="Calibri"/>
+          <w:lang w:eastAsia="en-US"/>
+        </w:rPr>
+        <w:t>Capítulo 1 – Introdução, inclui a apresentação do aluno, a apresentação dos orientadores, da empresa de acolhimento, o enquadramento geral, os objetivos o tempo de duração e por sua vez a organização do relatório.</w:t>
+      </w:r>
+    </w:p>
+    <w:p>
+      <w:pPr>
+        <w:rPr>
+          <w:rFonts w:eastAsia="Calibri"/>
+          <w:lang w:eastAsia="en-US"/>
+        </w:rPr>
+      </w:pPr>
+      <w:r>
+        <w:rPr>
+          <w:rFonts w:eastAsia="Calibri"/>
+          <w:lang w:eastAsia="en-US"/>
+        </w:rPr>
+        <w:lastRenderedPageBreak/>
+        <w:t>O Capítulo 2 – Estado da Arte, o qual desenvolve sobre projetos de subestações AT e metodologia BIM, repartindo-se em subcapítulos como tipos e fases dos projetos, subestações de AT/MT, metodologia BIM e o próprio conceito aplicado em subestações elétricas, auxiliado por normas e regulamentações aplicáveis, quando necessário.</w:t>
+      </w:r>
+    </w:p>
+    <w:p>
+      <w:pPr>
+        <w:rPr>
+          <w:rFonts w:eastAsia="Calibri"/>
+          <w:lang w:eastAsia="en-US"/>
+        </w:rPr>
+      </w:pPr>
+      <w:r>
+        <w:rPr>
+          <w:rFonts w:eastAsia="Calibri"/>
+          <w:lang w:eastAsia="en-US"/>
+        </w:rPr>
+        <w:t>O Capítulo 3 – Evolução e Desenvolvimento de Competências no Revit, percurso de aprendizagem e aplicação da ferramenta ao longo do estágio, organizando-se em subcapítulos, de como criar famílias e parametrizá-las para aplicar ao modelo de subestações AT/MT, incluindo o processo de projeto, como revisões e validação técnica em contexto real, e a produção de documentação técnica.</w:t>
+      </w:r>
+    </w:p>
+    <w:p>
+      <w:pPr>
+        <w:rPr>
+          <w:rFonts w:eastAsia="Calibri"/>
+          <w:lang w:eastAsia="en-US"/>
+        </w:rPr>
+      </w:pPr>
+      <w:r>
+        <w:rPr>
+          <w:rFonts w:eastAsia="Calibri"/>
+          <w:lang w:eastAsia="en-US"/>
+        </w:rPr>
+        <w:t>O Capítulo 4 – Atividades Complementares, são abordadas as restantes tarefas desenvolvidas durante o estágio, nomeadamente a interpretação de diagramas unifilares, revisão de documentação técnica com base em comentários de clientes, seleção de equipamentos em diversos fornecedores entre outras e projetos nos quais o aluno esteve envolvido.</w:t>
+      </w:r>
+    </w:p>
+    <w:p>
+      <w:pPr>
+        <w:rPr>
+          <w:rFonts w:eastAsia="Calibri"/>
+          <w:lang w:eastAsia="en-US"/>
+        </w:rPr>
+      </w:pPr>
+      <w:r>
+        <w:rPr>
+          <w:rFonts w:eastAsia="Calibri"/>
+          <w:lang w:eastAsia="en-US"/>
+        </w:rPr>
+        <w:t>O Capítulo 5 – Conclusões, apresentam uma integração de conhecimentos académicos face trabalho realizado segundo os objetivos iniciais, e respetivas perspetivas futuras.</w:t>
+      </w:r>
+    </w:p>
+    <w:p>
+      <w:pPr>
+        <w:rPr>
+          <w:rFonts w:eastAsia="Calibri"/>
+          <w:lang w:eastAsia="en-US"/>
+        </w:rPr>
+      </w:pPr>
+      <w:r>
+        <w:rPr>
+          <w:rFonts w:eastAsia="Calibri"/>
+          <w:lang w:eastAsia="en-US"/>
+        </w:rPr>
+        <w:t>Por fim, apresentam-se as Referências Bibliográficas consultadas e, em Anexo, os documentos complementares de suporte ao relatório.</w:t>
+      </w:r>
+    </w:p>
+    <w:p>
+      <w:pPr>
+        <w:pStyle w:val="Ttulo1"/>
+        <w:rPr>
+          <w:lang w:val="pt-PT" w:eastAsia="pt-PT"/>
+        </w:rPr>
+      </w:pPr>
+      <w:bookmarkStart w:id="23" w:name="_Toc232098053"/>
+      <w:bookmarkStart w:id="24" w:name="_Toc232983305"/>
+      <w:r>
+        <w:rPr>
+          <w:lang w:val="pt-PT" w:eastAsia="pt-PT"/>
+        </w:rPr>
+        <w:t>Estado da Arte</w:t>
+      </w:r>
       <w:bookmarkEnd w:id="23"/>
-    </w:p>
-    <w:p>
-      <w:pPr>
-        <w:rPr>
-          <w:rFonts w:eastAsia="Calibri"/>
-          <w:lang w:eastAsia="en-US"/>
-        </w:rPr>
-      </w:pPr>
-      <w:r>
-        <w:rPr>
-          <w:rFonts w:eastAsia="Calibri"/>
-          <w:lang w:eastAsia="en-US"/>
-        </w:rPr>
-        <w:t>O presente relatório encontra-se organizado em cinco capítulos principais:</w:t>
-      </w:r>
-    </w:p>
-    <w:p>
-      <w:pPr>
-        <w:rPr>
-          <w:rFonts w:eastAsia="Calibri"/>
-          <w:lang w:eastAsia="en-US"/>
-        </w:rPr>
-      </w:pPr>
-      <w:r>
-        <w:rPr>
-          <w:rFonts w:eastAsia="Calibri"/>
-          <w:lang w:eastAsia="en-US"/>
-        </w:rPr>
-        <w:t>Capítulo 1 – Introdução, inclui a apresentação do aluno, a apresentação dos orientadores, da empresa de acolhimento, o enquadramento geral, os objetivos e o tempo de duração e por sua vez a organização do relatório.</w:t>
-      </w:r>
-    </w:p>
-    <w:p>
-      <w:pPr>
-        <w:rPr>
-          <w:rFonts w:eastAsia="Calibri"/>
-          <w:lang w:eastAsia="en-US"/>
-        </w:rPr>
-      </w:pPr>
-      <w:r>
-        <w:rPr>
-          <w:rFonts w:eastAsia="Calibri"/>
-          <w:lang w:eastAsia="en-US"/>
-        </w:rPr>
-        <w:t>O Capítulo 2 – Estado da Arte, o qual desenvolve sobre projetos de subestações AT/MT e metodologia BIM, repartindo-se em subcapítulos como tipos e fases dos projetos, subestações de AT/MT, metodologia BIM e o próprio conceito aplicado em subestações elétricas, auxiliado por normas e regulamentações aplicáveis.</w:t>
-      </w:r>
-    </w:p>
-    <w:p>
-      <w:pPr>
-        <w:rPr>
-          <w:rFonts w:eastAsia="Calibri"/>
-          <w:lang w:eastAsia="en-US"/>
-        </w:rPr>
-      </w:pPr>
-      <w:r>
-        <w:rPr>
-          <w:rFonts w:eastAsia="Calibri"/>
-          <w:lang w:eastAsia="en-US"/>
-        </w:rPr>
-        <w:t>O Capítulo 3 – Evolução e Desenvolvimento de Competências no Revit, percurso de aprendizagem e aplicação da ferramenta ao longo do estágio, organizando-se em subcapítulos, de como criar famílias e parametrizá-las para aplicar ao modelo de subestações AT/MT, incluindo o processo de projeto, como revisões e validação técnica em contexto real, e a produção de documentação técnica.</w:t>
-      </w:r>
-    </w:p>
-    <w:p>
-      <w:pPr>
-        <w:rPr>
-          <w:rFonts w:eastAsia="Calibri"/>
-          <w:lang w:eastAsia="en-US"/>
-        </w:rPr>
-      </w:pPr>
-      <w:r>
-        <w:rPr>
-          <w:rFonts w:eastAsia="Calibri"/>
-          <w:lang w:eastAsia="en-US"/>
-        </w:rPr>
-        <w:t xml:space="preserve">O Capítulo 4 – Atividades Complementares, são abordadas as restantes tarefas desenvolvidas durante o estágio, nomeadamente a interpretação de diagramas unifilares, revisão de </w:t>
-      </w:r>
-      <w:r>
-        <w:rPr>
-          <w:rFonts w:eastAsia="Calibri"/>
-          <w:lang w:eastAsia="en-US"/>
-        </w:rPr>
-        <w:lastRenderedPageBreak/>
-        <w:t>documentação técnica com base em comentários de clientes, seleção de equipamentos em diversos fornecedores entre outras e projetos nos quais o aluno esteve envolvido.</w:t>
-      </w:r>
-    </w:p>
-    <w:p>
-      <w:pPr>
-        <w:rPr>
-          <w:rFonts w:eastAsia="Calibri"/>
-          <w:lang w:eastAsia="en-US"/>
-        </w:rPr>
-      </w:pPr>
-      <w:r>
-        <w:rPr>
-          <w:rFonts w:eastAsia="Calibri"/>
-          <w:lang w:eastAsia="en-US"/>
-        </w:rPr>
-        <w:t>O Capítulo 5 – Conclusões, apresentam uma integração de conhecimentos académicos face trabalho realizado segundo os objetivos iniciais, e respetivas perspetivas futuras.</w:t>
-      </w:r>
-    </w:p>
-    <w:p>
-      <w:pPr>
-        <w:rPr>
-          <w:rFonts w:eastAsia="Calibri"/>
-          <w:lang w:eastAsia="en-US"/>
-        </w:rPr>
-      </w:pPr>
-      <w:r>
-        <w:rPr>
-          <w:rFonts w:eastAsia="Calibri"/>
-          <w:lang w:eastAsia="en-US"/>
-        </w:rPr>
-        <w:t>Por fim, apresentam-se as Referências Bibliográficas consultadas e, em Anexo, os documentos complementares de suporte ao relatório.</w:t>
-      </w:r>
-    </w:p>
-    <w:p>
-      <w:pPr>
-        <w:pStyle w:val="Ttulo1"/>
-        <w:rPr>
-          <w:lang w:val="pt-PT" w:eastAsia="pt-PT"/>
-        </w:rPr>
-      </w:pPr>
-      <w:bookmarkStart w:id="24" w:name="_Toc232098053"/>
-      <w:bookmarkStart w:id="25" w:name="_Toc232983305"/>
-      <w:r>
-        <w:rPr>
-          <w:lang w:val="pt-PT" w:eastAsia="pt-PT"/>
-        </w:rPr>
-        <w:t>Estado da Arte</w:t>
-      </w:r>
       <w:bookmarkEnd w:id="24"/>
+    </w:p>
+    <w:p>
+      <w:pPr>
+        <w:pStyle w:val="Ttulo2"/>
+        <w:rPr>
+          <w:lang w:val="pt-PT" w:eastAsia="en-US"/>
+        </w:rPr>
+      </w:pPr>
+      <w:bookmarkStart w:id="25" w:name="_Toc232983306"/>
+      <w:r>
+        <w:rPr>
+          <w:lang w:val="pt-PT" w:eastAsia="en-US"/>
+        </w:rPr>
+        <w:t>Projeto primários de subestações de alta tensão e conceito BIM</w:t>
+      </w:r>
       <w:bookmarkEnd w:id="25"/>
     </w:p>
     <w:p>
       <w:pPr>
-        <w:pStyle w:val="Ttulo2"/>
-        <w:rPr>
-          <w:lang w:val="pt-PT" w:eastAsia="en-US"/>
-        </w:rPr>
-      </w:pPr>
-      <w:bookmarkStart w:id="26" w:name="_Toc232983306"/>
-      <w:r>
-        <w:rPr>
-          <w:lang w:val="pt-PT" w:eastAsia="en-US"/>
-        </w:rPr>
-        <w:t xml:space="preserve">Projeto </w:t>
-      </w:r>
-      <w:r>
-        <w:rPr>
-          <w:lang w:val="pt-PT" w:eastAsia="en-US"/>
-        </w:rPr>
-        <w:t>primários de subestações de alta tensão e conceito BIM</w:t>
-      </w:r>
-      <w:bookmarkEnd w:id="26"/>
-    </w:p>
-    <w:p>
-      <w:pPr>
         <w:rPr>
           <w:lang w:eastAsia="pt-PT"/>
         </w:rPr>
@@ -7950,7 +7944,7 @@
         </w:rPr>
         <w:t>N</w:t>
       </w:r>
-      <w:commentRangeStart w:id="27"/>
+      <w:commentRangeStart w:id="26"/>
       <w:r>
         <w:rPr>
           <w:lang w:eastAsia="pt-PT"/>
@@ -7971,7 +7965,7 @@
         </w:rPr>
         <w:t xml:space="preserve"> (BIM), e de ferramentas como o Revit, cuja aplicação no projeto de execução permite uma representação detalhada e rigorosa, facilitando assim a deteção precoce de conflitos como sobreposição de engenharias.</w:t>
       </w:r>
-      <w:commentRangeEnd w:id="27"/>
+      <w:commentRangeEnd w:id="26"/>
       <w:r>
         <w:rPr>
           <w:rStyle w:val="Refdecomentrio"/>
@@ -7979,7 +7973,7 @@
           <w:szCs w:val="24"/>
           <w:lang w:eastAsia="pt-PT"/>
         </w:rPr>
-        <w:commentReference w:id="27"/>
+        <w:commentReference w:id="26"/>
       </w:r>
     </w:p>
     <w:p>
@@ -8117,7 +8111,7 @@
                             <w:pPr>
                               <w:pStyle w:val="Legenda"/>
                             </w:pPr>
-                            <w:bookmarkStart w:id="28" w:name="_Toc232983818"/>
+                            <w:bookmarkStart w:id="27" w:name="_Toc232983818"/>
                             <w:r>
                               <w:t xml:space="preserve">Figura </w:t>
                             </w:r>
@@ -8140,45 +8134,9 @@
                               <w:fldChar w:fldCharType="end"/>
                             </w:r>
                             <w:r>
-                              <w:t xml:space="preserve"> - </w:t>
+                              <w:t xml:space="preserve"> - À esquerda como é a vista em 3D no modelo de várias famílias interligadas, com ênfase nos parafusos, com diversas engenharias com o uso da aplicação Revit; à direita como é na vida real</w:t>
                             </w:r>
-                            <w:r>
-                              <w:t>À esquerda</w:t>
-                            </w:r>
-                            <w:r>
-                              <w:t>:</w:t>
-                            </w:r>
-                            <w:r>
-                              <w:t xml:space="preserve"> </w:t>
-                            </w:r>
-                            <w:r>
-                              <w:t>como é a vista em 3D no modelo de várias famílias</w:t>
-                            </w:r>
-                            <w:r>
-                              <w:t xml:space="preserve"> interligadas</w:t>
-                            </w:r>
-                            <w:r>
-                              <w:t xml:space="preserve">, com </w:t>
-                            </w:r>
-                            <w:r>
-                              <w:t>ênfase</w:t>
-                            </w:r>
-                            <w:r>
-                              <w:t xml:space="preserve"> nos parafusos, com diversas engenharias com</w:t>
-                            </w:r>
-                            <w:r>
-                              <w:t xml:space="preserve"> o</w:t>
-                            </w:r>
-                            <w:r>
-                              <w:t xml:space="preserve"> uso da aplicação Revit</w:t>
-                            </w:r>
-                            <w:r>
-                              <w:t xml:space="preserve">; à direita: </w:t>
-                            </w:r>
-                            <w:r>
-                              <w:t>como é na vida real</w:t>
-                            </w:r>
-                            <w:bookmarkEnd w:id="28"/>
+                            <w:bookmarkEnd w:id="27"/>
                           </w:p>
                         </w:txbxContent>
                       </wps:txbx>
@@ -8210,7 +8168,7 @@
                       <w:pPr>
                         <w:pStyle w:val="Legenda"/>
                       </w:pPr>
-                      <w:bookmarkStart w:id="29" w:name="_Toc232983818"/>
+                      <w:bookmarkStart w:id="28" w:name="_Toc232983818"/>
                       <w:r>
                         <w:t xml:space="preserve">Figura </w:t>
                       </w:r>
@@ -8233,45 +8191,9 @@
                         <w:fldChar w:fldCharType="end"/>
                       </w:r>
                       <w:r>
-                        <w:t xml:space="preserve"> - </w:t>
+                        <w:t xml:space="preserve"> - À esquerda como é a vista em 3D no modelo de várias famílias interligadas, com ênfase nos parafusos, com diversas engenharias com o uso da aplicação Revit; à direita como é na vida real</w:t>
                       </w:r>
-                      <w:r>
-                        <w:t>À esquerda</w:t>
-                      </w:r>
-                      <w:r>
-                        <w:t>:</w:t>
-                      </w:r>
-                      <w:r>
-                        <w:t xml:space="preserve"> </w:t>
-                      </w:r>
-                      <w:r>
-                        <w:t>como é a vista em 3D no modelo de várias famílias</w:t>
-                      </w:r>
-                      <w:r>
-                        <w:t xml:space="preserve"> interligadas</w:t>
-                      </w:r>
-                      <w:r>
-                        <w:t xml:space="preserve">, com </w:t>
-                      </w:r>
-                      <w:r>
-                        <w:t>ênfase</w:t>
-                      </w:r>
-                      <w:r>
-                        <w:t xml:space="preserve"> nos parafusos, com diversas engenharias com</w:t>
-                      </w:r>
-                      <w:r>
-                        <w:t xml:space="preserve"> o</w:t>
-                      </w:r>
-                      <w:r>
-                        <w:t xml:space="preserve"> uso da aplicação Revit</w:t>
-                      </w:r>
-                      <w:r>
-                        <w:t xml:space="preserve">; à direita: </w:t>
-                      </w:r>
-                      <w:r>
-                        <w:t>como é na vida real</w:t>
-                      </w:r>
-                      <w:bookmarkEnd w:id="29"/>
+                      <w:bookmarkEnd w:id="28"/>
                     </w:p>
                   </w:txbxContent>
                 </v:textbox>
@@ -8289,7 +8211,7 @@
           <w:lang w:eastAsia="en-US"/>
         </w:rPr>
       </w:pPr>
-      <w:bookmarkStart w:id="30" w:name="_Toc232983307"/>
+      <w:bookmarkStart w:id="29" w:name="_Toc232983307"/>
       <w:r>
         <w:rPr>
           <w:noProof/>
@@ -8357,20 +8279,27 @@
         </w:rPr>
         <w:t>Projetos de instalações elétricas</w:t>
       </w:r>
-      <w:bookmarkEnd w:id="30"/>
-    </w:p>
-    <w:p>
-      <w:pPr>
-        <w:rPr>
-          <w:lang w:eastAsia="pt-PT"/>
-        </w:rPr>
-      </w:pPr>
-      <w:commentRangeStart w:id="31"/>
-      <w:r>
-        <w:rPr>
-          <w:lang w:eastAsia="pt-PT"/>
-        </w:rPr>
-        <w:t xml:space="preserve">O projeto de instalações elétricas organiza-se em duas tipologias principais: o Projeto de Licenciamento, destinado à aprovação legal junto das entidades reguladoras, e o Projeto de Execução, que fornece a informação técnica completa necessária à realização da obra, como a memória descritiva, o caderno de encargos, o mapa de quantidades e as peças desenhadas. O desenvolvimento de um projeto de instalações elétricas obedece, de um modo geral, a um conjunto de fases sucessivas, cada uma com objetivos e níveis de detalhe próprios. Numa fase inicial, designada por estudo prévio ou anteprojeto, são analisadas as necessidades da instalação, as condições do local e as soluções técnicas disponíveis, estabelecendo-se as opções fundamentais que orientarão o desenvolvimento posterior. Segue-se o projeto base, no qual essas opções são consolidadas e quantificadas, para ser feita a submissão às entidades competentes para efeitos de licenciamento. Por fim, o projeto de execução constitui a fase mais detalhada, agrupando toda a informação técnica indispensável à concretização da obra. </w:t>
+      <w:bookmarkEnd w:id="29"/>
+    </w:p>
+    <w:p>
+      <w:pPr>
+        <w:rPr>
+          <w:lang w:eastAsia="pt-PT"/>
+        </w:rPr>
+      </w:pPr>
+      <w:commentRangeStart w:id="30"/>
+      <w:r>
+        <w:rPr>
+          <w:lang w:eastAsia="pt-PT"/>
+        </w:rPr>
+        <w:t xml:space="preserve">O projeto de instalações elétricas organiza-se em duas tipologias principais o Projeto de Licenciamento, destinado à aprovação legal junto das entidades reguladoras, e o Projeto de Execução, que fornece a informação técnica completa necessária à realização da obra, como a </w:t>
+      </w:r>
+      <w:r>
+        <w:rPr>
+          <w:lang w:eastAsia="pt-PT"/>
+        </w:rPr>
+        <w:lastRenderedPageBreak/>
+        <w:t xml:space="preserve">memória descritiva, o caderno de encargos, o mapa de quantidades e as peças desenhadas. O desenvolvimento de um projeto de instalações elétricas obedece, de um modo geral, a um conjunto de fases sucessivas, cada uma com objetivos e níveis de detalhe próprios. Numa fase inicial, designada por estudo prévio ou anteprojeto, são analisadas as necessidades da instalação, as condições do local e as soluções técnicas disponíveis, estabelecendo-se as opções fundamentais que orientarão o desenvolvimento posterior. Segue-se o projeto base, no qual essas opções são consolidadas e quantificadas, para ser feita a submissão às entidades competentes para efeitos de licenciamento. Por fim, o projeto de execução constitui a fase mais detalhada, agrupando toda a informação técnica indispensável à concretização da obra. </w:t>
       </w:r>
       <w:r>
         <w:rPr>
@@ -8390,14 +8319,7 @@
         <w:rPr>
           <w:lang w:eastAsia="pt-PT"/>
         </w:rPr>
-        <w:t xml:space="preserve">No caso particular das subestações, o projeto de execução assume uma importância acrescida, dada a complexidade e a diversidade de especialidades envolvidas, sendo assim, a documentação </w:t>
-      </w:r>
-      <w:r>
-        <w:rPr>
-          <w:lang w:eastAsia="pt-PT"/>
-        </w:rPr>
-        <w:lastRenderedPageBreak/>
-        <w:t xml:space="preserve">produzida nesta fase deve articular de forma coerente as componentes civis, eletrotécnicas e eletromecânicas, o que exige um elevado grau de coordenação entre as diferentes disciplinas. </w:t>
+        <w:t xml:space="preserve">No caso particular das subestações, o projeto de execução assume uma importância acrescida, dada a complexidade e a diversidade de especialidades envolvidas, sendo assim, a documentação produzida nesta fase deve articular de forma coerente as componentes civis, eletrotécnicas e eletromecânicas, o que exige um elevado grau de coordenação entre as diferentes disciplinas. </w:t>
       </w:r>
       <w:r>
         <w:rPr>
@@ -8425,7 +8347,7 @@
         </w:rPr>
         <w:t xml:space="preserve"> É precisamente neste contexto que as metodologias de modelação tridimensional, abordadas nos subcapítulos seguintes, têm vindo a assumir um papel determinante, ao permitirem reunir num único modelo a totalidade da informação necessária à execução do projeto.</w:t>
       </w:r>
-      <w:commentRangeEnd w:id="31"/>
+      <w:commentRangeEnd w:id="30"/>
       <w:r>
         <w:rPr>
           <w:rStyle w:val="Refdecomentrio"/>
@@ -8433,25 +8355,76 @@
           <w:szCs w:val="24"/>
           <w:lang w:eastAsia="pt-PT"/>
         </w:rPr>
-        <w:commentReference w:id="31"/>
-      </w:r>
-    </w:p>
-    <w:p>
-      <w:pPr>
-        <w:rPr>
-          <w:lang w:eastAsia="pt-PT"/>
-        </w:rPr>
-      </w:pPr>
-    </w:p>
-    <w:p>
-      <w:pPr>
-        <w:rPr>
-          <w:lang w:eastAsia="pt-PT"/>
-        </w:rPr>
-      </w:pPr>
-    </w:p>
-    <w:p>
-      <w:pPr>
+        <w:commentReference w:id="30"/>
+      </w:r>
+    </w:p>
+    <w:p>
+      <w:pPr>
+        <w:ind w:firstLine="0"/>
+        <w:rPr>
+          <w:lang w:eastAsia="pt-PT"/>
+        </w:rPr>
+      </w:pPr>
+    </w:p>
+    <w:p>
+      <w:pPr>
+        <w:ind w:firstLine="0"/>
+        <w:rPr>
+          <w:lang w:eastAsia="pt-PT"/>
+        </w:rPr>
+      </w:pPr>
+    </w:p>
+    <w:p>
+      <w:pPr>
+        <w:ind w:firstLine="0"/>
+        <w:rPr>
+          <w:lang w:eastAsia="pt-PT"/>
+        </w:rPr>
+      </w:pPr>
+    </w:p>
+    <w:p>
+      <w:pPr>
+        <w:ind w:firstLine="0"/>
+        <w:rPr>
+          <w:lang w:eastAsia="pt-PT"/>
+        </w:rPr>
+      </w:pPr>
+    </w:p>
+    <w:p>
+      <w:pPr>
+        <w:ind w:firstLine="0"/>
+        <w:rPr>
+          <w:lang w:eastAsia="pt-PT"/>
+        </w:rPr>
+      </w:pPr>
+    </w:p>
+    <w:p>
+      <w:pPr>
+        <w:ind w:firstLine="0"/>
+        <w:rPr>
+          <w:lang w:eastAsia="pt-PT"/>
+        </w:rPr>
+      </w:pPr>
+    </w:p>
+    <w:p>
+      <w:pPr>
+        <w:ind w:firstLine="0"/>
+        <w:rPr>
+          <w:lang w:eastAsia="pt-PT"/>
+        </w:rPr>
+      </w:pPr>
+    </w:p>
+    <w:p>
+      <w:pPr>
+        <w:ind w:firstLine="0"/>
+        <w:rPr>
+          <w:lang w:eastAsia="pt-PT"/>
+        </w:rPr>
+      </w:pPr>
+    </w:p>
+    <w:p>
+      <w:pPr>
+        <w:ind w:firstLine="0"/>
         <w:rPr>
           <w:lang w:eastAsia="pt-PT"/>
         </w:rPr>
@@ -8464,21 +8437,28 @@
           <w:lang w:eastAsia="en-US"/>
         </w:rPr>
       </w:pPr>
-      <w:bookmarkStart w:id="32" w:name="_Toc232983308"/>
-      <w:r>
-        <w:rPr>
-          <w:lang w:eastAsia="en-US"/>
-        </w:rPr>
+      <w:bookmarkStart w:id="31" w:name="_Toc232983308"/>
+      <w:r>
+        <w:rPr>
+          <w:lang w:eastAsia="en-US"/>
+        </w:rPr>
+        <w:lastRenderedPageBreak/>
         <w:t>Subestações de AT/MT</w:t>
       </w:r>
-      <w:bookmarkEnd w:id="32"/>
-    </w:p>
-    <w:p>
-      <w:pPr>
-        <w:rPr>
-          <w:lang w:eastAsia="pt-PT"/>
-        </w:rPr>
-      </w:pPr>
+      <w:bookmarkEnd w:id="31"/>
+    </w:p>
+    <w:p>
+      <w:pPr>
+        <w:rPr>
+          <w:lang w:eastAsia="en-US"/>
+        </w:rPr>
+      </w:pPr>
+      <w:r>
+        <w:rPr>
+          <w:lang w:eastAsia="pt-PT"/>
+        </w:rPr>
+        <w:t xml:space="preserve">Uma subestação elétrica consiste numa instalação destinada a receber energia elétrica proveniente da rede de transporte ou de produção, transformá-la e distribuí-la para consumidores, desempenhando simultaneamente funções de manobra, proteção e medição. Do ponto de vista de tensões de serviços, distinguem-se em vários níveis, como média tensão (MT), que abrange tensões nominais entre 1 kV a 45 kV utilizada predominantemente nas redes de distribuição, a alta tensão (AT) que esta compreendida entre os níveis de tensões de 45 kV a 110 kV, contudo existe ainda a muito alta tensão (MAT) a qual esta inserida em valores superiores a 110kV, sendo estes os valores adotados das redes de transporte de energia portuguesas. Esta distinção tem implicações diretas no dimensionamento dos equipamentos, nas distâncias de segurança a respeitar e nas soluções </w:t>
+      </w:r>
       <w:r>
         <w:rPr>
           <w:noProof/>
@@ -8486,13 +8466,13 @@
         <mc:AlternateContent>
           <mc:Choice Requires="wps">
             <w:drawing>
-              <wp:anchor distT="0" distB="0" distL="114300" distR="114300" simplePos="0" relativeHeight="251665408" behindDoc="0" locked="0" layoutInCell="1" allowOverlap="1" wp14:anchorId="37F03081" wp14:editId="14F9530E">
+              <wp:anchor distT="0" distB="0" distL="114300" distR="114300" simplePos="0" relativeHeight="251665408" behindDoc="0" locked="0" layoutInCell="1" allowOverlap="1" wp14:anchorId="37F03081" wp14:editId="6B67760F">
                 <wp:simplePos x="0" y="0"/>
                 <wp:positionH relativeFrom="column">
                   <wp:posOffset>1092200</wp:posOffset>
                 </wp:positionH>
                 <wp:positionV relativeFrom="paragraph">
-                  <wp:posOffset>4752340</wp:posOffset>
+                  <wp:posOffset>2911202</wp:posOffset>
                 </wp:positionV>
                 <wp:extent cx="3933825" cy="635"/>
                 <wp:effectExtent l="0" t="0" r="0" b="0"/>
@@ -8527,7 +8507,7 @@
                                 <w:noProof/>
                               </w:rPr>
                             </w:pPr>
-                            <w:bookmarkStart w:id="33" w:name="_Toc232983819"/>
+                            <w:bookmarkStart w:id="32" w:name="_Toc232983819"/>
                             <w:r>
                               <w:t xml:space="preserve">Figura </w:t>
                             </w:r>
@@ -8552,7 +8532,7 @@
                             <w:r>
                               <w:t xml:space="preserve"> – Posição da subestação na cadeia do sistema elétrico de energia</w:t>
                             </w:r>
-                            <w:bookmarkEnd w:id="33"/>
+                            <w:bookmarkEnd w:id="32"/>
                           </w:p>
                         </w:txbxContent>
                       </wps:txbx>
@@ -8570,7 +8550,7 @@
           </mc:Choice>
           <mc:Fallback>
             <w:pict>
-              <v:shape w14:anchorId="37F03081" id="_x0000_s1027" type="#_x0000_t202" style="position:absolute;left:0;text-align:left;margin-left:86pt;margin-top:374.2pt;width:309.75pt;height:.05pt;z-index:251665408;visibility:visible;mso-wrap-style:square;mso-wrap-distance-left:9pt;mso-wrap-distance-top:0;mso-wrap-distance-right:9pt;mso-wrap-distance-bottom:0;mso-position-horizontal:absolute;mso-position-horizontal-relative:text;mso-position-vertical:absolute;mso-position-vertical-relative:text;v-text-anchor:top" o:gfxdata="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" stroked="f">
+              <v:shape w14:anchorId="37F03081" id="_x0000_s1027" type="#_x0000_t202" style="position:absolute;left:0;text-align:left;margin-left:86pt;margin-top:229.25pt;width:309.75pt;height:.05pt;z-index:251665408;visibility:visible;mso-wrap-style:square;mso-wrap-distance-left:9pt;mso-wrap-distance-top:0;mso-wrap-distance-right:9pt;mso-wrap-distance-bottom:0;mso-position-horizontal:absolute;mso-position-horizontal-relative:text;mso-position-vertical:absolute;mso-position-vertical-relative:text;v-text-anchor:top" o:gfxdata="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" stroked="f">
                 <v:textbox style="mso-fit-shape-to-text:t" inset="0,0,0,0">
                   <w:txbxContent>
                     <w:p>
@@ -8580,7 +8560,7 @@
                           <w:noProof/>
                         </w:rPr>
                       </w:pPr>
-                      <w:bookmarkStart w:id="34" w:name="_Toc232983819"/>
+                      <w:bookmarkStart w:id="33" w:name="_Toc232983819"/>
                       <w:r>
                         <w:t xml:space="preserve">Figura </w:t>
                       </w:r>
@@ -8605,7 +8585,7 @@
                       <w:r>
                         <w:t xml:space="preserve"> – Posição da subestação na cadeia do sistema elétrico de energia</w:t>
                       </w:r>
-                      <w:bookmarkEnd w:id="34"/>
+                      <w:bookmarkEnd w:id="33"/>
                     </w:p>
                   </w:txbxContent>
                 </v:textbox>
@@ -8620,13 +8600,13 @@
           <w:noProof/>
         </w:rPr>
         <w:drawing>
-          <wp:anchor distT="0" distB="0" distL="114300" distR="114300" simplePos="0" relativeHeight="251663360" behindDoc="0" locked="0" layoutInCell="1" allowOverlap="1" wp14:anchorId="2C75F240" wp14:editId="0E3CC9F0">
+          <wp:anchor distT="0" distB="0" distL="114300" distR="114300" simplePos="0" relativeHeight="251663360" behindDoc="0" locked="0" layoutInCell="1" allowOverlap="1" wp14:anchorId="2C75F240" wp14:editId="469ED3D6">
             <wp:simplePos x="0" y="0"/>
             <wp:positionH relativeFrom="column">
-              <wp:posOffset>1092562</wp:posOffset>
+              <wp:posOffset>1026886</wp:posOffset>
             </wp:positionH>
             <wp:positionV relativeFrom="paragraph">
-              <wp:posOffset>2570480</wp:posOffset>
+              <wp:posOffset>592545</wp:posOffset>
             </wp:positionV>
             <wp:extent cx="3934158" cy="2314211"/>
             <wp:effectExtent l="0" t="0" r="0" b="0"/>
@@ -8679,14 +8659,7 @@
         <w:rPr>
           <w:lang w:eastAsia="pt-PT"/>
         </w:rPr>
-        <w:t xml:space="preserve">Uma subestação elétrica consiste numa instalação destinada a receber energia elétrica proveniente da rede de transporte ou de produção, transformá-la e distribuí-la para consumidores, desempenhando simultaneamente funções de manobra, proteção e medição. Do ponto de vista de tensões de serviços, distinguem-se em vários níveis, como média tensão (MT), que abrange tensões nominais entre 1 kV a 45 kV utilizada predominantemente nas redes de distribuição, a alta tensão (AT) que esta compreendida entre os níveis de tensões de 45 kV a 110 kV, contudo existe ainda a muito alta tensão (MAT) a qual esta inserida em valores superiores a 110kV, sendo estes os valores adotados das redes de transporte de energia portuguesas. Esta distinção tem implicações diretas no </w:t>
-      </w:r>
-      <w:r>
-        <w:rPr>
-          <w:lang w:eastAsia="pt-PT"/>
-        </w:rPr>
-        <w:lastRenderedPageBreak/>
-        <w:t>dimensionamento dos equipamentos, nas distâncias de segurança a respeitar e nas soluções construtivas adotadas em cada instalação.</w:t>
+        <w:t>construtivas adotadas em cada instalação</w:t>
       </w:r>
     </w:p>
     <w:p>
@@ -8727,7 +8700,14 @@
         <w:rPr>
           <w:lang w:eastAsia="pt-PT"/>
         </w:rPr>
-        <w:t xml:space="preserve"> (GIS), nas quais todos os componentes se encontram encapsulados num invólucro metálico preenchido com hexafluoreto de enxofre (SF6), em conformidade com o estipulado na norma IEC 62271-203. Refira-se, contudo, que a utilização do SF6 se encontra atualmente sujeita a restrições regulamentares de natureza ambiental, assunto desenvolvido no subcapítulo 2.1.5. As subestações do tipo AIS são a solução mais comum em contextos onde o espaço disponível é amplo e as condições ambientais são favoráveis, ao contrário das do tipo GIS que se impõem em situações de espaço reduzido ou de ambientes severos, como em zonas com muita poluição atmosférica, são apresentadas como vantagens principais uma maior facilidade e menores custos de manutenção, e devido à ausência de óleo o impacto ambiental é consideravelmente menor.</w:t>
+        <w:t xml:space="preserve"> (GIS), nas quais todos os componentes se encontram encapsulados num invólucro metálico preenchido com hexafluoreto de enxofre (SF6), em conformidade com o estipulado na norma IEC 62271-203. Refira-se, contudo, que a utilização do SF6 se encontra atualmente sujeita a restrições regulamentares de natureza ambiental, assunto desenvolvido no subcapítulo 2.1.5. As subestações do tipo AIS são a solução mais comum em contextos onde o espaço disponível é amplo e as condições ambientais são favoráveis, ao contrário das do tipo GIS que se impõem em situações de espaço reduzido ou de ambientes severos, como em zonas com </w:t>
+      </w:r>
+      <w:r>
+        <w:rPr>
+          <w:lang w:eastAsia="pt-PT"/>
+        </w:rPr>
+        <w:lastRenderedPageBreak/>
+        <w:t>muita poluição atmosférica, são apresentadas como vantagens principais uma maior facilidade e menores custos de manutenção, e devido à ausência de óleo o impacto ambiental é consideravelmente menor.</w:t>
       </w:r>
       <w:r>
         <w:rPr>
@@ -8792,7 +8772,7 @@
                                 <w:color w:val="auto"/>
                               </w:rPr>
                             </w:pPr>
-                            <w:bookmarkStart w:id="35" w:name="_Toc232983820"/>
+                            <w:bookmarkStart w:id="34" w:name="_Toc232983820"/>
                             <w:r>
                               <w:rPr>
                                 <w:color w:val="auto"/>
@@ -8836,7 +8816,7 @@
                               </w:rPr>
                               <w:t xml:space="preserve"> – Comparação entre subestação isolada a ar (AIS) e subestação isolada a gás (GIS)</w:t>
                             </w:r>
-                            <w:bookmarkEnd w:id="35"/>
+                            <w:bookmarkEnd w:id="34"/>
                           </w:p>
                         </w:txbxContent>
                       </wps:txbx>
@@ -8865,7 +8845,7 @@
                           <w:color w:val="auto"/>
                         </w:rPr>
                       </w:pPr>
-                      <w:bookmarkStart w:id="36" w:name="_Toc232983820"/>
+                      <w:bookmarkStart w:id="35" w:name="_Toc232983820"/>
                       <w:r>
                         <w:rPr>
                           <w:color w:val="auto"/>
@@ -8909,7 +8889,7 @@
                         </w:rPr>
                         <w:t xml:space="preserve"> – Comparação entre subestação isolada a ar (AIS) e subestação isolada a gás (GIS)</w:t>
                       </w:r>
-                      <w:bookmarkEnd w:id="36"/>
+                      <w:bookmarkEnd w:id="35"/>
                     </w:p>
                   </w:txbxContent>
                 </v:textbox>
@@ -9011,8 +8991,14 @@
         <w:rPr>
           <w:lang w:eastAsia="pt-PT"/>
         </w:rPr>
+        <w:t>Painel de linha, no qual existe disjuntores para assegurar a interrupção da corrente em carga e em situações de defeito, os seccionadores que garantem o isolamento visível dos circuitos durante operações de manutenção, os transformadores de intensidade (TI) e os transformadores de tensão (TT) fornecem medidas com grandezas proporcionais às correntes e tensões da instalação, com classes de precisão definidas em função da aplicação, conforme a norma IEC 61869, e por fim, os descarregadores de sobretensões, também designados para-raios, protegem a instalação contra sobretensões de origem atmosférica ou de manobra, de acordo com a norma IEC 60099, contudo, existe ainda painéis que servem para compensar a instalação, como bateria de condensadores, ou de necessidades para ensaios, como painel de reactâncias de neutro ou limitadores de curto-</w:t>
+      </w:r>
+      <w:r>
+        <w:rPr>
+          <w:lang w:eastAsia="pt-PT"/>
+        </w:rPr>
         <w:lastRenderedPageBreak/>
-        <w:t>Painel de linha, no qual existe disjuntores para assegurar a interrupção da corrente em carga e em situações de defeito, os seccionadores que garantem o isolamento visível dos circuitos durante operações de manutenção, os transformadores de intensidade (TI) e os transformadores de tensão (TT) fornecem medidas com grandezas proporcionais às correntes e tensões da instalação, com classes de precisão definidas em função da aplicação, conforme a norma IEC 61869, e por fim, os descarregadores de sobretensões, também designados para-raios, protegem a instalação contra sobretensões de origem atmosférica ou de manobra, de acordo com a norma IEC 60099, contudo, existe ainda painéis que servem para compensar a instalação, como bateria de condensadores, ou de necessidades para ensaios, como painel de reactâncias de neutro ou limitadores de curto-circuito. A arquitetura da SE não depende apenas da área de execução, bem como, a disposição dos equipamentos e do tipo de barramento escolhido.</w:t>
+        <w:t>circuito. A arquitetura da SE não depende apenas da área de execução, bem como, a disposição dos equipamentos e do tipo de barramento escolhido.</w:t>
       </w:r>
       <w:r>
         <w:rPr>
@@ -9066,7 +9052,7 @@
                             <w:pPr>
                               <w:pStyle w:val="Legenda"/>
                             </w:pPr>
-                            <w:bookmarkStart w:id="37" w:name="_Toc232983821"/>
+                            <w:bookmarkStart w:id="36" w:name="_Toc232983821"/>
                             <w:r>
                               <w:t xml:space="preserve">Figura </w:t>
                             </w:r>
@@ -9091,7 +9077,7 @@
                             <w:r>
                               <w:t xml:space="preserve"> – Identificação dos equipamentos num painel. Legenda: 1-Radeador do óleo; 2-Tanque do óleo; 3-Transformador de potência; 4-descarregador de sobretensão; 5- Poste isolado; 6-Seccionador de terras; 7-Transformador de Tensão Capacitivo; 8- Transformador de corrente; 9- Disjuntor</w:t>
                             </w:r>
-                            <w:bookmarkEnd w:id="37"/>
+                            <w:bookmarkEnd w:id="36"/>
                           </w:p>
                         </w:txbxContent>
                       </wps:txbx>
@@ -9116,7 +9102,7 @@
                       <w:pPr>
                         <w:pStyle w:val="Legenda"/>
                       </w:pPr>
-                      <w:bookmarkStart w:id="38" w:name="_Toc232983821"/>
+                      <w:bookmarkStart w:id="37" w:name="_Toc232983821"/>
                       <w:r>
                         <w:t xml:space="preserve">Figura </w:t>
                       </w:r>
@@ -9141,7 +9127,7 @@
                       <w:r>
                         <w:t xml:space="preserve"> – Identificação dos equipamentos num painel. Legenda: 1-Radeador do óleo; 2-Tanque do óleo; 3-Transformador de potência; 4-descarregador de sobretensão; 5- Poste isolado; 6-Seccionador de terras; 7-Transformador de Tensão Capacitivo; 8- Transformador de corrente; 9- Disjuntor</w:t>
                       </w:r>
-                      <w:bookmarkEnd w:id="38"/>
+                      <w:bookmarkEnd w:id="37"/>
                     </w:p>
                   </w:txbxContent>
                 </v:textbox>
@@ -9236,47 +9222,73 @@
         <w:rPr>
           <w:lang w:eastAsia="pt-PT"/>
         </w:rPr>
-        <w:t xml:space="preserve">O transformador de potência constitui, reconhecidamente, o equipamento de maior dimensão e criticidade no contexto de uma subestação, na medida em que é precisamente através dele que se processa a conversão do nível de tensão entre os barramentos de entrada e de saída da instalação, condicionando consequentemente toda a capacidade de trânsito de energia da mesma. Importa, todavia, distinguir entre as diversas tipologias de transformadores que podem integrar uma subestação, porquanto a sua função e a sua posição na rede determinam características construtivas substancialmente distintas: os transformadores de potência propriamente ditos, que asseguram a conversão entre níveis de tensão diferenciados (designadamente AT/MT), os autotransformadores, </w:t>
+        <w:t xml:space="preserve">O transformador de potência constitui, reconhecidamente, o equipamento de maior dimensão e criticidade no contexto de uma subestação, na medida em que é precisamente através dele que se processa a conversão do nível de tensão entre os barramentos de entrada e de saída da instalação, condicionando consequentemente toda a capacidade de trânsito de energia da mesma. Importa, todavia, distinguir entre as diversas tipologias de transformadores que podem integrar uma subestação, a sua função e a sua posição na rede determinam características construtivas substancialmente distintas os transformadores de potência propriamente ditos, que asseguram a conversão entre níveis de tensão diferenciados (designadamente AT/MT), os autotransformadores, que operam a conversão entre níveis de tensão próximos dentro do mesmo domínio (como MAT/AT), e os transformadores a seco, que dispensam o óleo mineral como meio isolante e se encontram predominantemente em instalações interiores de menor potência. Do ponto de vista construtivo, um transformador de potência convencional é composto por um núcleo magnético laminado, pelos enrolamentos primário e secundário imersos em óleo mineral isolante no interior de um tanque metálico, e pelas travessias (bushings) que asseguram a passagem dos condutores de alta tensão através da tampa do tanque, garantindo simultaneamente o isolamento elétrico necessário. O sistema de refrigeração, cuja tipologia varia consoante a potência nominal do equipamento, pode assumir configurações de circulação natural de óleo e ar (ONAN), de </w:t>
       </w:r>
       <w:r>
         <w:rPr>
           <w:lang w:eastAsia="pt-PT"/>
         </w:rPr>
         <w:lastRenderedPageBreak/>
-        <w:t>que operam a conversão entre níveis de tensão próximos dentro do mesmo domínio (como MAT/AT), e os transformadores a seco, que dispensam o óleo mineral como meio isolante e se encontram predominantemente em instalações interiores de menor potência. Do ponto de vista construtivo, um transformador de potência convencional é composto por um núcleo magnético laminado, pelos enrolamentos primário e secundário imersos em óleo mineral isolante no interior de um tanque metálico, e pelas travessias (bushings) que asseguram a passagem dos condutores de alta tensão através da tampa do tanque, garantindo simultaneamente o isolamento elétrico necessário. O sistema de refrigeração, cuja tipologia varia consoante a potência nominal do equipamento, pode assumir configurações de circulação natural de óleo e ar (ONAN), de circulação natural de óleo com ventilação forçada (ONAF), ou ainda de circulação forçada em ambos os meios (OFAF), sendo que a escolha entre estas soluções se repercute diretamente nas dimensões físicas do transformador e, consequentemente, no espaço necessário para a sua implantação na subestação. Em instalações de AT/MT, é igualmente comum a presença de um comutador de tomadas em carga, dispositivo que permite ajustar a relação de transformação de forma contínua e sem necessidade de interromper o fornecimento de energia, o que se revela particularmente relevante na gestão da tensão em redes de distribuição sujeitas a variações de carga significativas ao longo do dia [Bolotinha, 2019a].</w:t>
-      </w:r>
-    </w:p>
-    <w:p>
-      <w:pPr>
-        <w:rPr>
-          <w:lang w:eastAsia="pt-PT"/>
-        </w:rPr>
-      </w:pPr>
-      <w:r>
-        <w:rPr>
-          <w:lang w:eastAsia="pt-PT"/>
-        </w:rPr>
-        <w:t xml:space="preserve">O disjuntor desempenha, por seu turno, a função de elemento de proteção primário da subestação, sendo o equipamento responsável pela interrupção da corrente tanto em condições normais de exploração como, sobretudo, em situações de defeito, nomeadamente curto-circuitos, nos quais as correntes envolvidas podem atingir valores da ordem das dezenas de kiloamperes. A extinção do arco elétrico que inevitavelmente se forma no momento da separação dos contactos principais constitui o desafio técnico central do funcionamento de qualquer disjuntor, e o meio isolante utilizado para esse efeito determina em larga medida as características construtivas e o domínio de aplicação do equipamento. Os disjuntores que recorrem ao hexafluoreto de enxofre (SF6) como meio de extinção são, presentemente, os mais difundidos em instalações de AT e MAT, dado que este gás proporciona uma elevada rigidez dielétrica aliada a uma excelente capacidade de arrefecimento e desionização do arco, permitindo assim construções relativamente compactas para os níveis de tensão e correntes de curto-circuito envolvidos. Nas instalações de MT, todavia, predominam os disjuntores a vácuo, que oferecem vantagens consideráveis em termos de compacidade, longevidade e reduzida necessidade de manutenção, tornando-os particularmente adequados para quadros de média tensão em ambientes interiores. Cada disjuntor </w:t>
+        <w:t xml:space="preserve">circulação natural de óleo com ventilação forçada (ONAF), ou ainda de circulação forçada em ambos os meios (OFAF), sendo que a escolha entre estas soluções se repercute diretamente nas dimensões físicas do transformador e, consequentemente, no espaço necessário para a sua implantação na subestação. Em instalações de AT/MT, é igualmente comum a presença de um comutador de tomadas em carga, dispositivo que permite ajustar a relação de transformação de forma contínua e sem necessidade de interromper o fornecimento de energia, o que se revela particularmente relevante na gestão da tensão em redes de distribuição sujeitas a variações de carga significativas ao longo do dia </w:t>
+      </w:r>
+      <w:r>
+        <w:rPr>
+          <w:highlight w:val="yellow"/>
+          <w:lang w:eastAsia="pt-PT"/>
+        </w:rPr>
+        <w:t>[Bolotinha, 2019a]</w:t>
+      </w:r>
+      <w:r>
+        <w:rPr>
+          <w:lang w:eastAsia="pt-PT"/>
+        </w:rPr>
+        <w:t>.</w:t>
+      </w:r>
+    </w:p>
+    <w:p>
+      <w:pPr>
+        <w:rPr>
+          <w:lang w:eastAsia="pt-PT"/>
+        </w:rPr>
+      </w:pPr>
+      <w:r>
+        <w:rPr>
+          <w:lang w:eastAsia="pt-PT"/>
+        </w:rPr>
+        <w:t xml:space="preserve">O disjuntor desempenha, por seu turno, a função de elemento de proteção primário da subestação, sendo o equipamento responsável pela interrupção da corrente tanto em condições normais de exploração como, sobretudo, em situações de defeito, nomeadamente curto-circuitos, nos quais as correntes envolvidas podem atingir valores da ordem das dezenas de kiloamperes. A extinção do arco elétrico que inevitavelmente se forma no momento da separação dos contactos principais constitui o desafio técnico central do funcionamento de qualquer disjuntor, e o meio isolante utilizado para esse efeito determina em larga medida as características construtivas e o domínio de aplicação do equipamento. Os disjuntores que recorrem ao hexafluoreto de enxofre (SF6) como meio de extinção são, presentemente, os mais difundidos em instalações de AT e MAT, dado que este gás proporciona uma elevada rigidez dielétrica aliada a uma excelente capacidade de arrefecimento e desionização do arco, permitindo assim construções relativamente compactas para os níveis de tensão e correntes de curto-circuito envolvidos. Nas instalações de MT, todavia, predominam os disjuntores a vácuo, que oferecem vantagens consideráveis em termos de compacidade, longevidade e reduzida necessidade de manutenção, tornando-os particularmente adequados para quadros de média tensão em ambientes interiores. Cada disjuntor é, de resto, caracterizado por um conjunto de grandezas nominais que determinam a sua adequação a cada posição na subestação, designadamente a tensão estipulada, a corrente estipulada em serviço contínuo e o poder de corte em curto-circuito, parâmetros cuja verificação face às condições reais da rede constitui uma etapa obrigatória do dimensionamento da instalação </w:t>
+      </w:r>
+      <w:r>
+        <w:rPr>
+          <w:highlight w:val="yellow"/>
+          <w:lang w:eastAsia="pt-PT"/>
+        </w:rPr>
+        <w:t>[Bolotinha, 2019a]</w:t>
+      </w:r>
+      <w:r>
+        <w:rPr>
+          <w:lang w:eastAsia="pt-PT"/>
+        </w:rPr>
+        <w:t>.</w:t>
+      </w:r>
+    </w:p>
+    <w:p>
+      <w:pPr>
+        <w:rPr>
+          <w:lang w:eastAsia="pt-PT"/>
+        </w:rPr>
+      </w:pPr>
+      <w:r>
+        <w:rPr>
+          <w:lang w:eastAsia="pt-PT"/>
+        </w:rPr>
+        <w:t xml:space="preserve">Os seccionadores, embora frequentemente menos referidos do que os disjuntores, desempenham igualmente uma função essencial na exploração de uma subestação, na medida em que permitem estabelecer um ponto de isolamento visível nos circuitos, condição indispensável para a realização de operações de manutenção em segurança. Ao contrário dos disjuntores, os seccionadores não possuem capacidade de interrupção de correntes de defeito, pelo que a sua operação exige que o </w:t>
       </w:r>
       <w:r>
         <w:rPr>
           <w:lang w:eastAsia="pt-PT"/>
         </w:rPr>
         <w:lastRenderedPageBreak/>
-        <w:t>é, de resto, caracterizado por um conjunto de grandezas nominais que determinam a sua adequação a cada posição na subestação, designadamente a tensão estipulada, a corrente estipulada em serviço contínuo e o poder de corte em curto-circuito, parâmetros cuja verificação face às condições reais da rede constitui uma etapa obrigatória do dimensionamento da instalação [Bolotinha, 2019a].</w:t>
-      </w:r>
-    </w:p>
-    <w:p>
-      <w:pPr>
-        <w:rPr>
-          <w:lang w:eastAsia="pt-PT"/>
-        </w:rPr>
-      </w:pPr>
-      <w:r>
-        <w:rPr>
-          <w:lang w:eastAsia="pt-PT"/>
-        </w:rPr>
-        <w:t>Os seccionadores, embora frequentemente menos referidos do que os disjuntores, desempenham igualmente uma função essencial na exploração de uma subestação, na medida em que permitem estabelecer um ponto de isolamento visível nos circuitos, condição indispensável para a realização de operações de manutenção em segurança. Ao contrário dos disjuntores, os seccionadores não possuem capacidade de interrupção de correntes de defeito, pelo que a sua operação exige que o circuito se encontre previamente desenergizado ou, no mínimo, sem circulação de corrente significativa. Existem diversas configurações construtivas, nomeadamente seccionadores de lâminas rotativas, de abertura central e de pantógrafo, sendo a escolha entre elas determinada por fatores como o nível de tensão, o espaço disponível e as condições de exploração da instalação. Em muitas configurações, os seccionadores incorporam facas de terra, que permitem ligar à terra o troço de barramento isolado, proporcionando assim uma proteção adicional ao pessoal que intervém na instalação [Bolotinha, 2019a].</w:t>
+        <w:t>circuito se encontre previamente desenergizado ou, no mínimo, sem circulação de corrente significativa. Existem diversas configurações construtivas, nomeadamente seccionadores de lâminas rotativas, de abertura central e de pantógrafo, sendo a escolha entre elas determinada por fatores como o nível de tensão, o espaço disponível e as condições de exploração da instalação. Em muitas configurações, os seccionadores incorporam facas de terra, que permitem ligar à terra o troço de barramento isolado, proporcionando assim uma proteção adicional ao pessoal que intervém na instalação [Bolotinha, 2019a].</w:t>
       </w:r>
     </w:p>
     <w:p>
@@ -9302,46 +9314,19 @@
         <w:rPr>
           <w:lang w:eastAsia="pt-PT"/>
         </w:rPr>
-        <w:t xml:space="preserve">A configuração mais simples é a de apenas um barramento principal, na qual todos os painéis se ligam a um único barramento comum, solução económica, mas que implica a indisponibilidade total da subestação em caso de defeito ou manutenção no barramento. </w:t>
+        <w:t xml:space="preserve">A configuração mais simples é a de apenas um barramento principal, na qual todos os painéis se ligam a um único barramento comum, solução económica, mas que implica a indisponibilidade total da subestação em caso de defeito ou manutenção no barramento. Esta configuração é, por norma, adotada em instalações de menor dimensão ou em situações nas quais os condicionamentos orçamentais prevalecem sobre os requisitos de continuidade de serviço, porquanto qualquer intervenção de manutenção no barramento obriga necessariamente à interrupção completa da instalação, deixando todos os circuitos a ela associados fora de serviço durante o período da intervenção. Importante salientar que, no caso de ocorrência de um defeito no próprio barramento, a totalidade da subestação fica indisponível até à reparação, o que constitui uma limitação significativa em instalações que alimentam cargas críticas ou que se inserem em redes com capacidade de socorro reduzida. </w:t>
       </w:r>
       <w:r>
         <w:rPr>
           <w:highlight w:val="yellow"/>
           <w:lang w:eastAsia="pt-PT"/>
         </w:rPr>
-        <w:t>Esta configuração é, por norma, adotada em instalações de menor dimensão ou em situações nas quais os condicionamentos orçamentais prevalecem sobre os requisitos de continuidade de serviço, porquanto qualquer intervenção de manutenção no barramento obriga necessariamente à consignação completa da instalação, deixando todos os circuitos a ela associados fora de serviço durante o período da intervenção. Importa igualmente referir que, no caso de ocorrência de um defeito no próprio barramento, a totalidade da subestação fica indisponível até à reparação, o que constitui uma limitação significativa em instalações que alimentam cargas críticas ou que se inserem em redes com reduzida capacidade de socorro por vias alternativas [Bolotinha, 2019a].</w:t>
-      </w:r>
-    </w:p>
-    <w:p>
-      <w:pPr>
-        <w:rPr>
-          <w:lang w:eastAsia="pt-PT"/>
-        </w:rPr>
-      </w:pPr>
-    </w:p>
-    <w:p>
-      <w:pPr>
-        <w:rPr>
-          <w:lang w:eastAsia="pt-PT"/>
-        </w:rPr>
-      </w:pPr>
-    </w:p>
-    <w:p>
-      <w:pPr>
-        <w:rPr>
-          <w:lang w:eastAsia="pt-PT"/>
-        </w:rPr>
-      </w:pPr>
-    </w:p>
-    <w:p>
-      <w:pPr>
-        <w:rPr>
-          <w:lang w:eastAsia="pt-PT"/>
-        </w:rPr>
-      </w:pPr>
-    </w:p>
-    <w:p>
-      <w:pPr>
+        <w:t>[Bolotinha, 2019a].</w:t>
+      </w:r>
+    </w:p>
+    <w:p>
+      <w:pPr>
+        <w:ind w:firstLine="0"/>
         <w:rPr>
           <w:lang w:eastAsia="pt-PT"/>
         </w:rPr>
@@ -9400,7 +9385,7 @@
           <w:lang w:eastAsia="pt-PT"/>
         </w:rPr>
       </w:pPr>
-      <w:bookmarkStart w:id="39" w:name="_Toc232983822"/>
+      <w:bookmarkStart w:id="38" w:name="_Toc232983822"/>
       <w:r>
         <w:t xml:space="preserve">Figura </w:t>
       </w:r>
@@ -9425,7 +9410,7 @@
       <w:r>
         <w:t xml:space="preserve"> - Modelação e esquema unifilar, respetivamente, da configuração barramento simples</w:t>
       </w:r>
-      <w:bookmarkEnd w:id="39"/>
+      <w:bookmarkEnd w:id="38"/>
     </w:p>
     <w:p>
       <w:pPr>
@@ -9433,40 +9418,6 @@
           <w:highlight w:val="yellow"/>
           <w:lang w:eastAsia="pt-PT"/>
         </w:rPr>
-      </w:pPr>
-      <w:r>
-        <w:rPr>
-          <w:lang w:eastAsia="pt-PT"/>
-        </w:rPr>
-        <w:t xml:space="preserve">A configuração dupla barramento, com inter-barras introduz redundância ao dispor de dois barramentos paralelos, sendo possível transferir cargas de um para o outro sem interrupção do serviço, sendo a solução mais frequente em subestações alta tensão na rede de distribuição. </w:t>
-      </w:r>
-      <w:r>
-        <w:rPr>
-          <w:highlight w:val="yellow"/>
-          <w:lang w:eastAsia="pt-PT"/>
-        </w:rPr>
-        <w:t>Esta configuração permite, nomeadamente, que as operações de manutenção num dos barramentos se realizem sem afetar a continuidade do fornecimento, bastando para tal transferir previamente todas as cargas para o barramento que permanecerá em serviço. O disjuntor de inter-barras, situado entre os dois barramentos, desempenha precisamente a função de estabelecer ou interromper a ligação entre ambos, possibilitando ainda, em condições normais de exploração, repartir a alimentação dos painéis pelos dois barramentos de forma a equilibrar as solicitações. Trata-se, consequentemente, de uma solução que, apesar de implicar um investimento superior em equipamento e em área de implantação, proporciona um grau de flexibilidade e de fiabilidade substancialmente mais elevado, razão pela qual é amplamente adotada em subestações de AT inseridas na rede de distribuição, onde a indisponibilidade prolongada de uma instalação pode ter repercussões significativas na qualidade de serviço [Bolotinha, 2019a].</w:t>
-      </w:r>
-    </w:p>
-    <w:p>
-      <w:pPr>
-        <w:rPr>
-          <w:highlight w:val="yellow"/>
-          <w:lang w:eastAsia="pt-PT"/>
-        </w:rPr>
-      </w:pPr>
-    </w:p>
-    <w:p>
-      <w:pPr>
-        <w:rPr>
-          <w:highlight w:val="yellow"/>
-          <w:lang w:eastAsia="pt-PT"/>
-        </w:rPr>
-      </w:pPr>
-    </w:p>
-    <w:p>
-      <w:pPr>
-        <w:keepNext/>
       </w:pPr>
       <w:r>
         <w:rPr>
@@ -9475,9 +9426,17 @@
         </w:rPr>
         <w:lastRenderedPageBreak/>
         <w:drawing>
-          <wp:inline distT="0" distB="0" distL="0" distR="0" wp14:anchorId="00E18863" wp14:editId="254B70C8">
+          <wp:anchor distT="0" distB="0" distL="114300" distR="114300" simplePos="0" relativeHeight="251712512" behindDoc="0" locked="0" layoutInCell="1" allowOverlap="1" wp14:anchorId="191E2221" wp14:editId="0AD2453B">
+            <wp:simplePos x="0" y="0"/>
+            <wp:positionH relativeFrom="column">
+              <wp:posOffset>147320</wp:posOffset>
+            </wp:positionH>
+            <wp:positionV relativeFrom="paragraph">
+              <wp:posOffset>3716655</wp:posOffset>
+            </wp:positionV>
             <wp:extent cx="5939790" cy="1864995"/>
             <wp:effectExtent l="0" t="0" r="3810" b="1905"/>
+            <wp:wrapTopAndBottom/>
             <wp:docPr id="40360548" name="Imagem 1"/>
             <wp:cNvGraphicFramePr>
               <a:graphicFrameLocks xmlns:a="http://schemas.openxmlformats.org/drawingml/2006/main" noChangeAspect="1"/>
@@ -9490,7 +9449,13 @@
                     <pic:cNvPicPr/>
                   </pic:nvPicPr>
                   <pic:blipFill>
-                    <a:blip r:embed="rId29"/>
+                    <a:blip r:embed="rId29" cstate="print">
+                      <a:extLst>
+                        <a:ext uri="{28A0092B-C50C-407E-A947-70E740481C1C}">
+                          <a14:useLocalDpi xmlns:a14="http://schemas.microsoft.com/office/drawing/2010/main" val="0"/>
+                        </a:ext>
+                      </a:extLst>
+                    </a:blip>
                     <a:stretch>
                       <a:fillRect/>
                     </a:stretch>
@@ -9507,93 +9472,109 @@
                 </pic:pic>
               </a:graphicData>
             </a:graphic>
-          </wp:inline>
+          </wp:anchor>
         </w:drawing>
       </w:r>
+      <w:r>
+        <w:rPr>
+          <w:lang w:eastAsia="pt-PT"/>
+        </w:rPr>
+        <w:t xml:space="preserve">A configuração dupla barramento, com inter-barras introduz redundância ao dispor de dois barramentos paralelos, sendo possível transferir cargas de um para o outro sem interrupção do serviço, sendo a solução mais frequente em subestações alta tensão na rede de distribuição. Esta configuração permite, nomeadamente, que as operações de manutenção num dos barramentos se realizem sem afetar a continuidade do fornecimento, bastando para tal transferir previamente todas as cargas para o barramento que permanecerá em serviço. O disjuntor de inter-barras, situado entre os dois barramentos, desempenha precisamente a função de estabelecer ou interromper a ligação entre ambos, possibilitando ainda, em condições normais de exploração, repartir a alimentação dos painéis pelos dois barramentos de forma a equilibrar as solicitações. Trata-se, consequentemente, de uma solução que, apesar de implicar um investimento superior em equipamento e em área de implantação, proporciona um grau de flexibilidade e de fiabilidade substancialmente mais elevado, razão pela qual é amplamente adotada em subestações de AT inseridas na rede de distribuição, onde a indisponibilidade prolongada de uma instalação pode ter repercussões significativas na qualidade de serviço </w:t>
+      </w:r>
+      <w:r>
+        <w:rPr>
+          <w:highlight w:val="yellow"/>
+          <w:lang w:eastAsia="pt-PT"/>
+        </w:rPr>
+        <w:t>[Bolotinha, 2019a].</w:t>
+      </w:r>
     </w:p>
     <w:p>
       <w:pPr>
         <w:pStyle w:val="Legenda"/>
+      </w:pPr>
+      <w:bookmarkStart w:id="39" w:name="_Toc232983823"/>
+      <w:r>
+        <w:t xml:space="preserve">Figura </w:t>
+      </w:r>
+      <w:r>
+        <w:fldChar w:fldCharType="begin"/>
+      </w:r>
+      <w:r>
+        <w:instrText xml:space="preserve"> SEQ Figura \* ARABIC </w:instrText>
+      </w:r>
+      <w:r>
+        <w:fldChar w:fldCharType="separate"/>
+      </w:r>
+      <w:r>
+        <w:rPr>
+          <w:noProof/>
+        </w:rPr>
+        <w:t>6</w:t>
+      </w:r>
+      <w:r>
+        <w:fldChar w:fldCharType="end"/>
+      </w:r>
+      <w:r>
+        <w:t xml:space="preserve"> - Modelação e esquema unifilar, respetivamente, da configuração duplo barramento, com inter-barras</w:t>
+      </w:r>
+      <w:bookmarkEnd w:id="39"/>
+    </w:p>
+    <w:p>
+      <w:pPr>
+        <w:rPr>
+          <w:lang w:eastAsia="pt-PT"/>
+        </w:rPr>
+      </w:pPr>
+      <w:r>
+        <w:rPr>
+          <w:lang w:eastAsia="pt-PT"/>
+        </w:rPr>
+        <w:t xml:space="preserve">Nos quadros de média tensão, a configuração de barramento simples seccionado é também uma solução corrente, na qual o barramento se divide em dois troços ligados por um disjuntor de acoplamento, possibilitando a alimentação de cada troço por uma fonte independente e aumentando assim a fiabilidade do fornecimento </w:t>
+      </w:r>
+      <w:r>
         <w:rPr>
           <w:highlight w:val="yellow"/>
           <w:lang w:eastAsia="pt-PT"/>
         </w:rPr>
-      </w:pPr>
-      <w:bookmarkStart w:id="40" w:name="_Toc232983823"/>
-      <w:r>
-        <w:t xml:space="preserve">Figura </w:t>
-      </w:r>
-      <w:r>
-        <w:fldChar w:fldCharType="begin"/>
-      </w:r>
-      <w:r>
-        <w:instrText xml:space="preserve"> SEQ Figura \* ARABIC </w:instrText>
-      </w:r>
-      <w:r>
-        <w:fldChar w:fldCharType="separate"/>
-      </w:r>
-      <w:r>
-        <w:rPr>
-          <w:noProof/>
-        </w:rPr>
-        <w:t>6</w:t>
-      </w:r>
-      <w:r>
-        <w:fldChar w:fldCharType="end"/>
-      </w:r>
-      <w:r>
-        <w:t xml:space="preserve"> - Modelação e esquema unifilar, respetivamente, da configuração duplo barramento, com inter-barras</w:t>
+        <w:t>[Bolotinha, 2019a</w:t>
+      </w:r>
+      <w:r>
+        <w:rPr>
+          <w:lang w:eastAsia="pt-PT"/>
+        </w:rPr>
+        <w:t xml:space="preserve">]. Esta solução construtiva revela-se particularmente adequada em quadros de média tensão (QMT), onde a compacidade da instalação e a necessidade de garantir a continuidade de alimentação a diferentes saídas constituem requisitos frequentemente concorrentes. O disjuntor de acoplamento, colocado no ponto de secção do barramento, permite que, em regime normal, ambos os troços sejam alimentados pela mesma fonte, funcionando efetivamente como um barramento único, mas que, em caso de defeito ou de manutenção num dos troços, o outro possa continuar a operar de forma independente, assegurando </w:t>
+      </w:r>
+      <w:r>
+        <w:rPr>
+          <w:lang w:eastAsia="pt-PT"/>
+        </w:rPr>
+        <w:lastRenderedPageBreak/>
+        <w:t xml:space="preserve">assim a alimentação das cargas que lhe estão associadas. Esta configuração representa, de resto, um compromisso equilibrado entre o custo da instalação e o nível de fiabilidade pretendido, sendo por isso a solução predominante nos QMT das subestações AT/MT </w:t>
+      </w:r>
+      <w:r>
+        <w:rPr>
+          <w:highlight w:val="yellow"/>
+          <w:lang w:eastAsia="pt-PT"/>
+        </w:rPr>
+        <w:t>[Bolotinha, 2019a].</w:t>
+      </w:r>
+    </w:p>
+    <w:p>
+      <w:pPr>
+        <w:pStyle w:val="Ttulo3"/>
+        <w:rPr>
+          <w:lang w:eastAsia="en-US"/>
+        </w:rPr>
+      </w:pPr>
+      <w:bookmarkStart w:id="40" w:name="_Toc232983309"/>
+      <w:r>
+        <w:rPr>
+          <w:lang w:eastAsia="en-US"/>
+        </w:rPr>
+        <w:t>Metodologia BIM</w:t>
       </w:r>
       <w:bookmarkEnd w:id="40"/>
-    </w:p>
-    <w:p>
-      <w:pPr>
-        <w:rPr>
-          <w:lang w:eastAsia="pt-PT"/>
-        </w:rPr>
-      </w:pPr>
-      <w:r>
-        <w:rPr>
-          <w:lang w:eastAsia="pt-PT"/>
-        </w:rPr>
-        <w:t xml:space="preserve">Nos quadros de média tensão, a configuração de barramento simples seccionado é também uma solução corrente, na qual o barramento se divide em dois troços ligados por um disjuntor de acoplamento, possibilitando a alimentação de cada troço por uma fonte independente e aumentando assim a fiabilidade do fornecimento </w:t>
-      </w:r>
-      <w:r>
-        <w:rPr>
-          <w:highlight w:val="yellow"/>
-          <w:lang w:eastAsia="pt-PT"/>
-        </w:rPr>
-        <w:t>[Bolotinha, 2019a]</w:t>
-      </w:r>
-      <w:r>
-        <w:rPr>
-          <w:lang w:eastAsia="pt-PT"/>
-        </w:rPr>
-        <w:t>.</w:t>
-      </w:r>
-      <w:r>
-        <w:rPr>
-          <w:highlight w:val="yellow"/>
-          <w:lang w:eastAsia="pt-PT"/>
-        </w:rPr>
-        <w:t xml:space="preserve"> Esta solução construtiva revela-se particularmente adequada em quadros de média tensão (QMT), onde a compacidade da instalação e a necessidade de garantir a continuidade de alimentação a diferentes saídas constituem requisitos frequentemente concorrentes. O disjuntor de acoplamento, colocado no ponto de secção do barramento, permite que, em regime normal, ambos os troços sejam alimentados pela mesma fonte, funcionando efetivamente como um barramento único, mas que, em caso de defeito ou de manutenção num dos troços, o outro possa continuar a operar de forma independente, assegurando assim a alimentação das cargas que lhe estão associadas. Esta configuração representa, de resto, um compromisso equilibrado entre o custo da instalação e o nível de fiabilidade pretendido, sendo por isso a solução predominante nos QMT das subestações AT/MT [Bolotinha, 2019a].</w:t>
-      </w:r>
-    </w:p>
-    <w:p>
-      <w:pPr>
-        <w:pStyle w:val="Ttulo3"/>
-        <w:rPr>
-          <w:lang w:eastAsia="en-US"/>
-        </w:rPr>
-      </w:pPr>
-      <w:bookmarkStart w:id="41" w:name="_Toc232983309"/>
-      <w:r>
-        <w:rPr>
-          <w:lang w:eastAsia="en-US"/>
-        </w:rPr>
-        <w:t>Metodologia BIM</w:t>
-      </w:r>
-      <w:bookmarkEnd w:id="41"/>
     </w:p>
     <w:p>
       <w:pPr>
@@ -9619,14 +9600,7 @@
         <w:rPr>
           <w:lang w:eastAsia="pt-PT"/>
         </w:rPr>
-        <w:t xml:space="preserve"> (BIM), é importante primeiro considerar o método tradicional de projeto que esta veio substituir. Durante décadas, o projeto de instalações elétricas, incluindo subestações, foi desenvolvido através de desenho assistido por computador a duas dimensões (2D), como exemplo dessa aplicação temos o auxílio da ferramenta AutoCAD, no qual a informação relativa ao projeto é capturada e apresentada sob a forma de um conjunto de desenhos independentes, e qualquer alteração obriga a rever individualmente cada desenho afetado, frequentemente através de marcações em cópias impressas ou em ficheiros PDF. Esta abordagem é não só morosa, como propensa a erros: uma das fontes de erro mais comuns </w:t>
-      </w:r>
-      <w:r>
-        <w:rPr>
-          <w:lang w:eastAsia="pt-PT"/>
-        </w:rPr>
-        <w:lastRenderedPageBreak/>
-        <w:t xml:space="preserve">reside no facto de as alterações a um conjunto de desenhos serem omitidas ou mal interpretadas, exigindo tempo adicional de verificação. </w:t>
+        <w:t xml:space="preserve"> (BIM), é importante primeiro considerar o método tradicional de projeto que esta veio substituir. Durante décadas, o projeto de instalações elétricas, incluindo subestações, foi desenvolvido através de desenho assistido por computador a duas dimensões (2D), como exemplo dessa aplicação temos o auxílio da ferramenta AutoCAD, no qual a informação relativa ao projeto é capturada e apresentada sob a forma de um conjunto de desenhos independentes, e qualquer alteração obriga a rever individualmente cada desenho afetado, frequentemente através de marcações em cópias impressas ou em ficheiros PDF. Esta abordagem é não só morosa, como propensa a erros uma das fontes de erro mais comuns reside no facto de as alterações a um conjunto de desenhos serem omitidas ou mal interpretadas, exigindo tempo adicional de verificação. </w:t>
       </w:r>
       <w:r>
         <w:rPr>
@@ -9737,6 +9711,7 @@
         <w:rPr>
           <w:lang w:eastAsia="pt-PT"/>
         </w:rPr>
+        <w:lastRenderedPageBreak/>
         <w:t xml:space="preserve">O BIM assenta, assim, em três aspetos essenciais, os modelos são criados e operados sobre bases de dados digitais que suportam a colaboração; as alterações que são propagadas ao longo de toda a base de dados, asseguram a atualização integral do modelo; e a informação é capturada e preservada para ser reutilizada noutras aplicações e fases do projeto. É precisamente este armazenamento estruturado em base de dados que distingue o BIM da simples modelação tridimensional, conferindo-lhe a inteligência que o caracteriza. </w:t>
       </w:r>
       <w:r>
@@ -9757,7 +9732,6 @@
         <w:rPr>
           <w:noProof/>
         </w:rPr>
-        <w:lastRenderedPageBreak/>
         <mc:AlternateContent>
           <mc:Choice Requires="wps">
             <w:drawing>
@@ -9802,7 +9776,7 @@
                                 <w:noProof/>
                               </w:rPr>
                             </w:pPr>
-                            <w:bookmarkStart w:id="42" w:name="_Toc232983824"/>
+                            <w:bookmarkStart w:id="41" w:name="_Toc232983824"/>
                             <w:r>
                               <w:t xml:space="preserve">Figura </w:t>
                             </w:r>
@@ -9827,7 +9801,7 @@
                             <w:r>
                               <w:t xml:space="preserve"> – Sistema BIM</w:t>
                             </w:r>
-                            <w:bookmarkEnd w:id="42"/>
+                            <w:bookmarkEnd w:id="41"/>
                           </w:p>
                         </w:txbxContent>
                       </wps:txbx>
@@ -9855,7 +9829,7 @@
                           <w:noProof/>
                         </w:rPr>
                       </w:pPr>
-                      <w:bookmarkStart w:id="43" w:name="_Toc232983824"/>
+                      <w:bookmarkStart w:id="42" w:name="_Toc232983824"/>
                       <w:r>
                         <w:t xml:space="preserve">Figura </w:t>
                       </w:r>
@@ -9880,7 +9854,7 @@
                       <w:r>
                         <w:t xml:space="preserve"> – Sistema BIM</w:t>
                       </w:r>
-                      <w:bookmarkEnd w:id="43"/>
+                      <w:bookmarkEnd w:id="42"/>
                     </w:p>
                   </w:txbxContent>
                 </v:textbox>
@@ -9995,51 +9969,34 @@
           <w:lang w:val="pt-PT" w:eastAsia="en-US"/>
         </w:rPr>
       </w:pPr>
-      <w:bookmarkStart w:id="44" w:name="_Toc232983310"/>
+      <w:bookmarkStart w:id="43" w:name="_Toc232983310"/>
       <w:r>
         <w:rPr>
           <w:lang w:val="pt-PT" w:eastAsia="en-US"/>
         </w:rPr>
-        <w:t>Aplicação do BIM</w:t>
-      </w:r>
-      <w:r>
-        <w:rPr>
-          <w:lang w:val="pt-PT" w:eastAsia="en-US"/>
-        </w:rPr>
-        <w:t xml:space="preserve"> ao projeto elétrico</w:t>
-      </w:r>
-      <w:r>
-        <w:rPr>
-          <w:lang w:val="pt-PT" w:eastAsia="en-US"/>
-        </w:rPr>
-        <w:t xml:space="preserve"> </w:t>
-      </w:r>
-      <w:r>
-        <w:rPr>
-          <w:lang w:val="pt-PT" w:eastAsia="en-US"/>
-        </w:rPr>
-        <w:t>de</w:t>
-      </w:r>
-      <w:r>
-        <w:rPr>
-          <w:lang w:val="pt-PT" w:eastAsia="en-US"/>
-        </w:rPr>
-        <w:t xml:space="preserve"> subestações elétricas</w:t>
-      </w:r>
-      <w:bookmarkEnd w:id="44"/>
-    </w:p>
-    <w:p>
-      <w:pPr>
-        <w:rPr>
-          <w:lang w:eastAsia="pt-PT"/>
-        </w:rPr>
-      </w:pPr>
-      <w:commentRangeStart w:id="45"/>
-      <w:r>
-        <w:rPr>
-          <w:lang w:eastAsia="pt-PT"/>
-        </w:rPr>
-        <w:t xml:space="preserve">O facto dos projetistas das áreas elétrica, civil, estruturas e arquitetura trabalharem sobre um modelo único e partilhado elimina a necessidade de troca manual de informação entre disciplinas, integrando a colaboração no próprio processo de trabalho, sendo assim, a aplicação da metodologia BIM ao projeto de subestações de alta e média tensão, traduz-se em ganhos concretos no que diz respeito à coordenação, qualidade e eficácia. </w:t>
+        <w:t>Aplicação do BIM ao projeto elétrico de subestações elétricas</w:t>
+      </w:r>
+      <w:bookmarkEnd w:id="43"/>
+    </w:p>
+    <w:p>
+      <w:pPr>
+        <w:rPr>
+          <w:lang w:eastAsia="pt-PT"/>
+        </w:rPr>
+      </w:pPr>
+      <w:commentRangeStart w:id="44"/>
+      <w:r>
+        <w:rPr>
+          <w:lang w:eastAsia="pt-PT"/>
+        </w:rPr>
+        <w:t xml:space="preserve">O facto dos projetistas das áreas elétrica, civil, estruturas e arquitetura trabalharem sobre um modelo único e partilhado elimina a necessidade de troca manual de informação entre disciplinas, integrando a colaboração no próprio processo de trabalho, sendo assim, a aplicação da metodologia </w:t>
+      </w:r>
+      <w:r>
+        <w:rPr>
+          <w:lang w:eastAsia="pt-PT"/>
+        </w:rPr>
+        <w:lastRenderedPageBreak/>
+        <w:t xml:space="preserve">BIM ao projeto de subestações de alta e média tensão, traduz-se em ganhos concretos no que diz respeito à coordenação, qualidade e eficácia. </w:t>
       </w:r>
       <w:r>
         <w:rPr>
@@ -10075,14 +10032,7 @@
         <w:rPr>
           <w:lang w:eastAsia="pt-PT"/>
         </w:rPr>
-        <w:t xml:space="preserve">Na produção de documentação, o BIM permite que os conjuntos de desenhos de cada especialidade sejam diretamente criados a partir do modelo. Como todos os intervenientes trabalham sobre a mesma fonte de informação, as peças desenhadas refletem sempre o estado atual do modelo, dificultando inconsistências. Do ponto de vista da eficiência, a centralização da </w:t>
-      </w:r>
-      <w:r>
-        <w:rPr>
-          <w:lang w:eastAsia="pt-PT"/>
-        </w:rPr>
-        <w:lastRenderedPageBreak/>
-        <w:t xml:space="preserve">informação e a propagação automática das alterações no modelo permitem que as equipas evitem sobreposições de engenharias e se tornem mais compactas, tendo assim como vantagem direta menor probabilidade de erro, traduzindo-se numa redução direta dos custos de engenharia. </w:t>
+        <w:t xml:space="preserve">Na produção de documentação, o BIM permite que os conjuntos de desenhos de cada especialidade sejam diretamente criados a partir do modelo. Como todos os intervenientes trabalham sobre a mesma fonte de informação, as peças desenhadas refletem sempre o estado atual do modelo, dificultando inconsistências. Do ponto de vista da eficiência, a centralização da informação e a propagação automática das alterações no modelo permitem que as equipas evitem sobreposições de engenharias e se tornem mais compactas, tendo assim como vantagem direta menor probabilidade de erro, traduzindo-se numa redução direta dos custos de engenharia. </w:t>
       </w:r>
       <w:r>
         <w:rPr>
@@ -10177,7 +10127,7 @@
         </w:rPr>
         <w:t>.</w:t>
       </w:r>
-      <w:commentRangeEnd w:id="45"/>
+      <w:commentRangeEnd w:id="44"/>
       <w:r>
         <w:rPr>
           <w:rStyle w:val="Refdecomentrio"/>
@@ -10185,7 +10135,7 @@
           <w:szCs w:val="24"/>
           <w:lang w:eastAsia="pt-PT"/>
         </w:rPr>
-        <w:commentReference w:id="45"/>
+        <w:commentReference w:id="44"/>
       </w:r>
     </w:p>
     <w:p>
@@ -10240,7 +10190,7 @@
                             <w:pPr>
                               <w:pStyle w:val="Legenda"/>
                             </w:pPr>
-                            <w:bookmarkStart w:id="46" w:name="_Toc232983825"/>
+                            <w:bookmarkStart w:id="45" w:name="_Toc232983825"/>
                             <w:r>
                               <w:t xml:space="preserve">Figura </w:t>
                             </w:r>
@@ -10263,9 +10213,9 @@
                               <w:fldChar w:fldCharType="end"/>
                             </w:r>
                             <w:r>
-                              <w:t xml:space="preserve"> – À esquerda: encontrasse bem modelado; à direita: está a sobreposição de engenharias. Exemplo: Estruturas e Eletrotécnica</w:t>
+                              <w:t xml:space="preserve"> – À esquerda encontrasse bem modelado; à direita está a sobreposição de engenharias. Exemplo Estruturas e Eletrotécnica</w:t>
                             </w:r>
-                            <w:bookmarkEnd w:id="46"/>
+                            <w:bookmarkEnd w:id="45"/>
                           </w:p>
                         </w:txbxContent>
                       </wps:txbx>
@@ -10293,7 +10243,7 @@
                       <w:pPr>
                         <w:pStyle w:val="Legenda"/>
                       </w:pPr>
-                      <w:bookmarkStart w:id="47" w:name="_Toc232983825"/>
+                      <w:bookmarkStart w:id="46" w:name="_Toc232983825"/>
                       <w:r>
                         <w:t xml:space="preserve">Figura </w:t>
                       </w:r>
@@ -10316,9 +10266,9 @@
                         <w:fldChar w:fldCharType="end"/>
                       </w:r>
                       <w:r>
-                        <w:t xml:space="preserve"> – À esquerda: encontrasse bem modelado; à direita: está a sobreposição de engenharias. Exemplo: Estruturas e Eletrotécnica</w:t>
+                        <w:t xml:space="preserve"> – À esquerda encontrasse bem modelado; à direita está a sobreposição de engenharias. Exemplo Estruturas e Eletrotécnica</w:t>
                       </w:r>
-                      <w:bookmarkEnd w:id="47"/>
+                      <w:bookmarkEnd w:id="46"/>
                     </w:p>
                   </w:txbxContent>
                 </v:textbox>
@@ -10391,53 +10341,34 @@
           <w:lang w:eastAsia="en-US"/>
         </w:rPr>
       </w:pPr>
-      <w:bookmarkStart w:id="48" w:name="_Toc232983311"/>
-      <w:r>
-        <w:rPr>
-          <w:lang w:eastAsia="en-US"/>
-        </w:rPr>
+      <w:bookmarkStart w:id="47" w:name="_Toc232983311"/>
+      <w:r>
+        <w:rPr>
+          <w:lang w:eastAsia="en-US"/>
+        </w:rPr>
+        <w:lastRenderedPageBreak/>
         <w:t>Normas e regulamentação aplicável</w:t>
       </w:r>
-      <w:bookmarkEnd w:id="48"/>
-    </w:p>
-    <w:p>
-      <w:pPr>
-        <w:rPr>
-          <w:lang w:eastAsia="pt-PT"/>
-        </w:rPr>
-      </w:pPr>
-      <w:r>
-        <w:rPr>
-          <w:lang w:eastAsia="pt-PT"/>
-        </w:rPr>
-        <w:t xml:space="preserve">As subestações encontram-se enquadradas por um vasto conjunto de normas e regulamentos que exigem medidas de segurança, de forma á fiabilidade das instalações serem aprovadas para estarem prontas para serem postas ao serviço. A nível internacional, a referência fundamental é a norma IEC 61936-1, que estabelece os requisitos gerais de execução das instalações elétricas com tensões </w:t>
-      </w:r>
-      <w:r>
-        <w:rPr>
-          <w:lang w:eastAsia="pt-PT"/>
-        </w:rPr>
-        <w:lastRenderedPageBreak/>
-        <w:t xml:space="preserve">superiores a 1 kV em corrente alternada, abrangendo aspetos como as distâncias de segurança, a coordenação de isolamento e as medidas de proteção de pessoas e bens. No domínio da aparelhagem de manobra e comando, a série de normas IEC 62271 reveste-se de particular importância. A norma IEC 62271-1 define os requisitos comuns à aparelhagem de alta tensão, enquanto a IEC 62271-200 se aplica especificamente à aparelhagem sob invólucro metálico para tensões compreendidas entre 1 kV e 52 kV, característica dos quadros de média tensão. Por seu turno, a IEC 62271-203 regula a aparelhagem isolada a gás (GIS), estabelecendo os requisitos aplicáveis às instalações encapsuladas em invólucro metálico preenchido com gás </w:t>
-      </w:r>
-      <w:r>
-        <w:rPr>
-          <w:lang w:eastAsia="pt-PT"/>
-        </w:rPr>
-        <w:t>isolante</w:t>
+      <w:bookmarkEnd w:id="47"/>
+    </w:p>
+    <w:p>
+      <w:pPr>
+        <w:rPr>
+          <w:lang w:eastAsia="pt-PT"/>
+        </w:rPr>
+      </w:pPr>
+      <w:r>
+        <w:rPr>
+          <w:lang w:eastAsia="pt-PT"/>
+        </w:rPr>
+        <w:t>As subestações encontram-se enquadradas por um vasto conjunto de normas e regulamentos que exigem medidas de segurança, de forma á fiabilidade das instalações serem aprovadas para estarem prontas para serem postas ao serviço. A nível internacional, a referência fundamental é a norma IEC 61936-1, que estabelece os requisitos gerais de execução das instalações elétricas com tensões superiores a 1 kV em corrente alternada, abrangendo aspetos como as distâncias de segurança, a coordenação de isolamento e as medidas de proteção de pessoas e bens. No domínio da aparelhagem de manobra e comando, a série de normas IEC 62271 reveste-se de particular importância. A norma IEC 62271-1 define os requisitos comuns à aparelhagem de alta tensão, enquanto a IEC 62271-200 se aplica especificamente à aparelhagem sob invólucro metálico para tensões compreendidas entre 1 kV e 52 kV, característica dos quadros de média tensão. Por seu turno, a IEC 62271-203 regula a aparelhagem isolada a gás (GIS), estabelecendo os requisitos aplicáveis às instalações encapsuladas em invólucro metálico preenchido com gás isolante</w:t>
       </w:r>
       <w:r>
         <w:rPr>
           <w:shd w:val="clear" w:color="auto" w:fill="FFFF00"/>
           <w:lang w:eastAsia="pt-PT"/>
         </w:rPr>
-        <w:t xml:space="preserve"> [</w:t>
-      </w:r>
-      <w:r>
-        <w:rPr>
-          <w:shd w:val="clear" w:color="auto" w:fill="FFFF00"/>
-          <w:lang w:eastAsia="pt-PT"/>
-        </w:rPr>
-        <w:t>Bolotinha, 2019a].</w:t>
+        <w:t xml:space="preserve"> [Bolotinha, 2019a].</w:t>
       </w:r>
     </w:p>
     <w:p>
@@ -10516,6 +10447,7 @@
         <w:rPr>
           <w:lang w:eastAsia="pt-PT"/>
         </w:rPr>
+        <w:lastRenderedPageBreak/>
         <w:t xml:space="preserve">média tensão para distribuição primária e secundária até 24 kV que recorram ao SF6 como meio isolante ou de interrupção, a partir de 1 de janeiro de 2026, estendendo-se a proibição a equipamentos de tensão superior em fases posteriores </w:t>
       </w:r>
       <w:r>
@@ -10556,7 +10488,6 @@
         <w:rPr>
           <w:lang w:eastAsia="pt-PT"/>
         </w:rPr>
-        <w:lastRenderedPageBreak/>
         <w:t xml:space="preserve">Por fim, no que respeita à própria metodologia de modelação, a série de normas ISO 19650 estabelece os princípios e os requisitos para a organização e a gestão da informação ao longo do ciclo de vida dos ativos construídos, recorrendo ao BIM. A norma ISO 19650-1 define os conceitos e princípios gerais aplicáveis à gestão da informação suportada por modelos digitais, constituindo a referência normativa de enquadramento para a adoção desta metodologia em projetos de infraestruturas, incluindo as subestações elétricas </w:t>
       </w:r>
       <w:r>
@@ -10580,30 +10511,30 @@
           <w:lang w:val="pt-PT" w:eastAsia="pt-PT"/>
         </w:rPr>
       </w:pPr>
-      <w:bookmarkStart w:id="49" w:name="_Toc232983312"/>
+      <w:bookmarkStart w:id="48" w:name="_Toc232983312"/>
       <w:r>
         <w:rPr>
           <w:lang w:val="pt-PT" w:eastAsia="pt-PT"/>
         </w:rPr>
         <w:t>Evolução e desenvolvimento de competências no Revit</w:t>
       </w:r>
+      <w:bookmarkEnd w:id="48"/>
+    </w:p>
+    <w:p>
+      <w:pPr>
+        <w:pStyle w:val="Ttulo2"/>
+        <w:rPr>
+          <w:lang w:val="pt-PT" w:eastAsia="en-US"/>
+        </w:rPr>
+      </w:pPr>
+      <w:bookmarkStart w:id="49" w:name="_Toc232983313"/>
+      <w:r>
+        <w:rPr>
+          <w:lang w:val="pt-PT" w:eastAsia="en-US"/>
+        </w:rPr>
+        <w:t>Introdução à ferramenta e primeiros desafios</w:t>
+      </w:r>
       <w:bookmarkEnd w:id="49"/>
-    </w:p>
-    <w:p>
-      <w:pPr>
-        <w:pStyle w:val="Ttulo2"/>
-        <w:rPr>
-          <w:lang w:val="pt-PT" w:eastAsia="en-US"/>
-        </w:rPr>
-      </w:pPr>
-      <w:bookmarkStart w:id="50" w:name="_Toc232983313"/>
-      <w:r>
-        <w:rPr>
-          <w:lang w:val="pt-PT" w:eastAsia="en-US"/>
-        </w:rPr>
-        <w:t>Introdução à ferramenta e primeiros desafios</w:t>
-      </w:r>
-      <w:bookmarkEnd w:id="50"/>
     </w:p>
     <w:p>
       <w:pPr>
@@ -10661,6 +10592,7 @@
           <w:rFonts w:eastAsiaTheme="minorHAnsi"/>
           <w:lang w:eastAsia="en-US"/>
         </w:rPr>
+        <w:lastRenderedPageBreak/>
         <w:t>Uma das características mais marcantes do Revit, é que exige adaptação por parte de quem esta iniciar, a forma como a ferramenta gere as restrições geométricas, impondo uma lógica interna rigorosa, na qual determinadas operações só são possíveis em condições específicas, e o programa sinaliza através de mensagens de erro, representando uma aprendizagem significativa demorada devido a conseguir resolver esses problemas, apenas com a prática diária, a lógica torna-se intuitiva.</w:t>
       </w:r>
     </w:p>
@@ -10671,68 +10603,68 @@
           <w:lang w:eastAsia="en-US"/>
         </w:rPr>
       </w:pPr>
-      <w:bookmarkStart w:id="51" w:name="_Toc232983314"/>
-      <w:r>
-        <w:rPr>
-          <w:lang w:eastAsia="en-US"/>
+      <w:bookmarkStart w:id="50" w:name="_Toc232983314"/>
+      <w:r>
+        <w:rPr>
+          <w:lang w:eastAsia="en-US"/>
+        </w:rPr>
+        <w:t>Famílias</w:t>
+      </w:r>
+      <w:bookmarkEnd w:id="50"/>
+    </w:p>
+    <w:p>
+      <w:pPr>
+        <w:rPr>
+          <w:lang w:eastAsia="pt-PT"/>
+        </w:rPr>
+      </w:pPr>
+      <w:r>
+        <w:rPr>
+          <w:lang w:eastAsia="pt-PT"/>
+        </w:rPr>
+        <w:t xml:space="preserve"> No contexto do projeto de subestações de AT/MT, desenvolver famílias no Revit constitui uma das tarefas mais exigentes e determinantes para a qualidade do modelo. Uma subestação é composta por uma grande diversidade de componentes tanto civis, eletrotécnicos como eletromecânicos cuja representação tridimensional, fiel, exige que cada família seja construída de raiz, uma vez que o Revit não dispõe nativamente das famílias específicas necessárias a este tipo de instalação. O processo para criar famílias envolve três fases distintas e sequenciais a investigação das referências técnica do componente a modelar, a modelação e parametrização, e a sua integração no modelo de subestação. Numa fase inicial de aprendizagem, é comum recorrer-se ao AutoCAD como ponto de partida para a modelação no Revit, processo típico que consiste em desenvolver o elemento a duas dimensões, ao definir as vistas com rigor, e posteriormente construir uma perspetiva tridimensional no próprio AutoCAD como referência visual. Este modelo de referência é então utilizado como base para a modelação no Revit, sendo assim importando para o mesmo, onde o utilizador navega entre as seis vistas disponíveis e vai desenhando por cima, desse esboço, ajustando as geometrias até obter o elemento pretendido. Esta abordagem, embora eficaz para quem está a iniciar o contacto com a ferramenta, revela-se progressivamente demorada, e à medida que se consolida o domínio da mesma, tende-se a abandoná-la em favor da modelação direta. Com a prática, começa-se a trabalhar diretamente, desenhado as geometrias a partir das vistas bidimensionais da própria ferramenta, que se torna depois num elemento 3D. </w:t>
+      </w:r>
+    </w:p>
+    <w:p>
+      <w:pPr>
+        <w:pStyle w:val="Ttulo3"/>
+        <w:rPr>
+          <w:lang w:val="pt-PT" w:eastAsia="en-US"/>
+        </w:rPr>
+      </w:pPr>
+      <w:bookmarkStart w:id="51" w:name="_Toc232983315"/>
+      <w:r>
+        <w:rPr>
+          <w:lang w:val="pt-PT" w:eastAsia="en-US"/>
+        </w:rPr>
+        <w:t>Processo de investigação e referenciação técnica</w:t>
+      </w:r>
+      <w:bookmarkEnd w:id="51"/>
+    </w:p>
+    <w:p>
+      <w:pPr>
+        <w:rPr>
+          <w:lang w:eastAsia="pt-PT"/>
+        </w:rPr>
+      </w:pPr>
+      <w:r>
+        <w:rPr>
+          <w:lang w:eastAsia="pt-PT"/>
+        </w:rPr>
+        <w:t>Antes de iniciar a modelação de qualquer componente no Revit, é necessário reunir a informação das dimensões e técnica que sustente a representação geométrica a ser modelada. Esta etapa é determinante para garantir que a família criada reflita com fidelidade o equipamento real, assegurando a utilidade no modelo para efeitos de projeto.</w:t>
+      </w:r>
+    </w:p>
+    <w:p>
+      <w:pPr>
+        <w:rPr>
+          <w:lang w:eastAsia="pt-PT"/>
+        </w:rPr>
+      </w:pPr>
+      <w:r>
+        <w:rPr>
+          <w:lang w:eastAsia="pt-PT"/>
         </w:rPr>
         <w:lastRenderedPageBreak/>
-        <w:t>Famílias</w:t>
-      </w:r>
-      <w:bookmarkEnd w:id="51"/>
-    </w:p>
-    <w:p>
-      <w:pPr>
-        <w:rPr>
-          <w:lang w:eastAsia="pt-PT"/>
-        </w:rPr>
-      </w:pPr>
-      <w:r>
-        <w:rPr>
-          <w:lang w:eastAsia="pt-PT"/>
-        </w:rPr>
-        <w:t xml:space="preserve"> No contexto do projeto de subestações de AT/MT, desenvolver famílias no Revit constitui uma das tarefas mais exigentes e determinantes para a qualidade do modelo. Uma subestação é composta por uma grande diversidade de componentes tanto civis, eletrotécnicos como eletromecânicos cuja representação tridimensional, fiel, exige que cada família seja construída de raiz, uma vez que o Revit não dispõe nativamente das famílias específicas necessárias a este tipo de instalação. O processo para criar famílias envolve três fases distintas e sequenciais a investigação das referências técnica do componente a modelar, a modelação e parametrização, e a sua integração no modelo de subestação. Numa fase inicial de aprendizagem, é comum recorrer-se ao AutoCAD como ponto de partida para a modelação no Revit, processo típico que consiste em desenvolver o elemento a duas dimensões, ao definir as vistas com rigor, e posteriormente construir uma perspetiva tridimensional no próprio AutoCAD como referência visual. Este modelo de referência é então utilizado como base para a modelação no Revit, sendo assim importando para o mesmo, onde o utilizador navega entre as seis vistas disponíveis e vai desenhando por cima, desse esboço, ajustando as geometrias até obter o elemento pretendido. Esta abordagem, embora eficaz para quem está a iniciar o contacto com a ferramenta, revela-se progressivamente demorada, e à medida que se consolida o domínio da mesma, tende-se a abandoná-la em favor da modelação direta. Com a prática, começa-se a trabalhar diretamente, desenhado as geometrias a partir das vistas bidimensionais da própria ferramenta, que se torna depois num elemento 3D. </w:t>
-      </w:r>
-    </w:p>
-    <w:p>
-      <w:pPr>
-        <w:pStyle w:val="Ttulo3"/>
-        <w:rPr>
-          <w:lang w:val="pt-PT" w:eastAsia="en-US"/>
-        </w:rPr>
-      </w:pPr>
-      <w:bookmarkStart w:id="52" w:name="_Toc232983315"/>
-      <w:r>
-        <w:rPr>
-          <w:lang w:val="pt-PT" w:eastAsia="en-US"/>
-        </w:rPr>
-        <w:t>Processo de investigação e referenciação técnica</w:t>
-      </w:r>
-      <w:bookmarkEnd w:id="52"/>
-    </w:p>
-    <w:p>
-      <w:pPr>
-        <w:rPr>
-          <w:lang w:eastAsia="pt-PT"/>
-        </w:rPr>
-      </w:pPr>
-      <w:r>
-        <w:rPr>
-          <w:lang w:eastAsia="pt-PT"/>
-        </w:rPr>
-        <w:t>Antes de iniciar a modelação de qualquer componente no Revit, é necessário reunir a informação das dimensões e técnica que sustente a representação geométrica a ser modelada. Esta etapa é determinante para garantir que a família criada reflita com fidelidade o equipamento real, assegurando a utilidade no modelo para efeitos de projeto.</w:t>
-      </w:r>
-    </w:p>
-    <w:p>
-      <w:pPr>
-        <w:rPr>
-          <w:lang w:eastAsia="pt-PT"/>
-        </w:rPr>
-      </w:pPr>
-      <w:r>
-        <w:rPr>
-          <w:lang w:eastAsia="pt-PT"/>
-        </w:rPr>
         <w:t>A as dimensões podem ter diferentes origens consoante o tipo de componente e o contexto do projeto, para equipamentos normalizados como vigas e cabos as dimensões encontram-se tipicamente definidas em normas técnicas, que fixam as geometrias e tolerâncias admissíveis para cada tipo. Para equipamentos mais específicos, como transformadores, quadros de média tensão (QMT), parafusos, ligadores, terminais de cabo, tubos e barramentos, recorre-se às fichas técnicas (</w:t>
       </w:r>
       <w:r>
@@ -10747,14 +10679,7 @@
         <w:rPr>
           <w:lang w:eastAsia="pt-PT"/>
         </w:rPr>
-        <w:t xml:space="preserve"> disponibilizados pelos fabricantes, que incluem as dimensões de conjunto, em alguns </w:t>
-      </w:r>
-      <w:r>
-        <w:rPr>
-          <w:lang w:eastAsia="pt-PT"/>
-        </w:rPr>
-        <w:lastRenderedPageBreak/>
-        <w:t>casos, desenhos técnicos em formato .dwg que servem de base à modelação, contudo, existem situações em que a informação das dimensões não está completamente disponível, nomeadamente em componentes de carácter mais específico, nestas circunstâncias, o processo de referenciação envolve a consulta a engenheiros experientes da equipa tanto da especialidade eletrotécnica como da especialidade civil, com base no seu conhecimento do projeto e das soluções construtivas habituais, permitindo estimar ou validar as dimensões a adotar. Esta articulação entre o modelador e os engenheiros encarregues do modelo é um aspeto intrínseco ao processo de criação de famílias em contexto de gabinete de projeto, e reflete a importância e a natureza multidisciplinar do trabalho desenvolvido.</w:t>
+        <w:t xml:space="preserve"> disponibilizados pelos fabricantes, que incluem as dimensões de conjunto, em alguns casos, desenhos técnicos em formato .dwg que servem de base à modelação, contudo, existem situações em que a informação das dimensões não está completamente disponível, nomeadamente em componentes de carácter mais específico, nestas circunstâncias, o processo de referenciação envolve a consulta a engenheiros experientes da equipa tanto da especialidade eletrotécnica como da especialidade civil, com base no seu conhecimento do projeto e das soluções construtivas habituais, permitindo estimar ou validar as dimensões a adotar. Esta articulação entre o modelador e os engenheiros encarregues do modelo é um aspeto intrínseco ao processo de criação de famílias em contexto de gabinete de projeto, e reflete a importância e a natureza multidisciplinar do trabalho desenvolvido.</w:t>
       </w:r>
     </w:p>
     <w:p>
@@ -10764,14 +10689,14 @@
           <w:lang w:eastAsia="en-US"/>
         </w:rPr>
       </w:pPr>
-      <w:bookmarkStart w:id="53" w:name="_Toc232983316"/>
+      <w:bookmarkStart w:id="52" w:name="_Toc232983316"/>
       <w:r>
         <w:rPr>
           <w:lang w:eastAsia="en-US"/>
         </w:rPr>
         <w:t>Modelação e parametrização</w:t>
       </w:r>
-      <w:bookmarkEnd w:id="53"/>
+      <w:bookmarkEnd w:id="52"/>
       <w:r>
         <w:rPr>
           <w:lang w:eastAsia="en-US"/>
@@ -10789,31 +10714,7 @@
         <w:rPr>
           <w:lang w:eastAsia="pt-PT"/>
         </w:rPr>
-        <w:t xml:space="preserve">Criar uma família no Revit realiza-se num ambiente de edição próprio, distinto do modelo, no qual define-se a geometria do objeto </w:t>
-      </w:r>
-      <w:r>
-        <w:rPr>
-          <w:lang w:eastAsia="pt-PT"/>
-        </w:rPr>
-        <w:t xml:space="preserve">a modelar, </w:t>
-      </w:r>
-      <w:r>
-        <w:rPr>
-          <w:lang w:eastAsia="pt-PT"/>
-        </w:rPr>
-        <w:t>a partir de operações sobre perfis bidimensionais</w:t>
-      </w:r>
-      <w:r>
-        <w:rPr>
-          <w:lang w:eastAsia="pt-PT"/>
-        </w:rPr>
-        <w:t xml:space="preserve">, as </w:t>
-      </w:r>
-      <w:r>
-        <w:rPr>
-          <w:lang w:eastAsia="pt-PT"/>
-        </w:rPr>
-        <w:t>operações de modelação mais frequentes na criação de famílias para subestações são a extrusão (</w:t>
+        <w:t>Criar uma família no Revit realiza-se num ambiente de edição próprio, distinto do modelo, no qual define-se a geometria do objeto a modelar, a partir de operações sobre perfis bidimensionais, as operações de modelação mais frequentes na criação de famílias para subestações são a extrusão (</w:t>
       </w:r>
       <w:r>
         <w:rPr>
@@ -10827,31 +10728,7 @@
         <w:rPr>
           <w:lang w:eastAsia="pt-PT"/>
         </w:rPr>
-        <w:t xml:space="preserve">), </w:t>
-      </w:r>
-      <w:r>
-        <w:rPr>
-          <w:lang w:eastAsia="pt-PT"/>
-        </w:rPr>
-        <w:t xml:space="preserve">o </w:t>
-      </w:r>
-      <w:r>
-        <w:rPr>
-          <w:lang w:eastAsia="pt-PT"/>
-        </w:rPr>
-        <w:t>rotacionar</w:t>
-      </w:r>
-      <w:r>
-        <w:rPr>
-          <w:lang w:eastAsia="pt-PT"/>
-        </w:rPr>
-        <w:t xml:space="preserve"> </w:t>
-      </w:r>
-      <w:r>
-        <w:rPr>
-          <w:lang w:eastAsia="pt-PT"/>
-        </w:rPr>
-        <w:t>(</w:t>
+        <w:t>), o rotacionar (</w:t>
       </w:r>
       <w:r>
         <w:rPr>
@@ -10907,31 +10784,7 @@
         <w:rPr>
           <w:lang w:eastAsia="pt-PT"/>
         </w:rPr>
-        <w:t xml:space="preserve">) e as respetivas versões de </w:t>
-      </w:r>
-      <w:r>
-        <w:rPr>
-          <w:lang w:eastAsia="pt-PT"/>
-        </w:rPr>
-        <w:t>corte</w:t>
-      </w:r>
-      <w:r>
-        <w:rPr>
-          <w:lang w:eastAsia="pt-PT"/>
-        </w:rPr>
-        <w:t xml:space="preserve"> </w:t>
-      </w:r>
-      <w:r>
-        <w:rPr>
-          <w:lang w:eastAsia="pt-PT"/>
-        </w:rPr>
-        <w:t xml:space="preserve">tipos de </w:t>
-      </w:r>
-      <w:r>
-        <w:rPr>
-          <w:lang w:eastAsia="pt-PT"/>
-        </w:rPr>
-        <w:t>(</w:t>
+        <w:t>) e as respetivas versões de corte tipos de (</w:t>
       </w:r>
       <w:r>
         <w:rPr>
@@ -10999,7 +10852,7 @@
                             <w:pPr>
                               <w:pStyle w:val="Legenda"/>
                             </w:pPr>
-                            <w:bookmarkStart w:id="54" w:name="_Toc232983826"/>
+                            <w:bookmarkStart w:id="53" w:name="_Toc232983826"/>
                             <w:r>
                               <w:t xml:space="preserve">Figura </w:t>
                             </w:r>
@@ -11022,25 +10875,7 @@
                               <w:fldChar w:fldCharType="end"/>
                             </w:r>
                             <w:r>
-                              <w:t xml:space="preserve"> - P</w:t>
-                            </w:r>
-                            <w:r>
-                              <w:t xml:space="preserve">rocesso </w:t>
-                            </w:r>
-                            <w:r>
-                              <w:t xml:space="preserve">de </w:t>
-                            </w:r>
-                            <w:r>
-                              <w:t>criação</w:t>
-                            </w:r>
-                            <w:r>
-                              <w:t xml:space="preserve"> de uma</w:t>
-                            </w:r>
-                            <w:r>
-                              <w:t xml:space="preserve"> anilha, com uso </w:t>
-                            </w:r>
-                            <w:r>
-                              <w:t xml:space="preserve">do </w:t>
+                              <w:t xml:space="preserve"> - Processo de criação de uma anilha, com uso do </w:t>
                             </w:r>
                             <w:r>
                               <w:rPr>
@@ -11050,18 +10885,9 @@
                               <w:t>extrusion</w:t>
                             </w:r>
                             <w:r>
-                              <w:t>. Legenda: 1-Perfil 2D</w:t>
+                              <w:t>. Legenda: 1-Perfil 2D, com auxílio da vista de topo no 2D; 2-Vista frontal; 3-Familia única de uma anilha</w:t>
                             </w:r>
-                            <w:r>
-                              <w:t>, com auxílio da vista de topo</w:t>
-                            </w:r>
-                            <w:r>
-                              <w:t xml:space="preserve"> no 2D</w:t>
-                            </w:r>
-                            <w:r>
-                              <w:t>; 2-Vista frontal; 3-Familia única de uma anilha</w:t>
-                            </w:r>
-                            <w:bookmarkEnd w:id="54"/>
+                            <w:bookmarkEnd w:id="53"/>
                           </w:p>
                         </w:txbxContent>
                       </wps:txbx>
@@ -11089,7 +10915,7 @@
                       <w:pPr>
                         <w:pStyle w:val="Legenda"/>
                       </w:pPr>
-                      <w:bookmarkStart w:id="55" w:name="_Toc232983826"/>
+                      <w:bookmarkStart w:id="54" w:name="_Toc232983826"/>
                       <w:r>
                         <w:t xml:space="preserve">Figura </w:t>
                       </w:r>
@@ -11112,25 +10938,7 @@
                         <w:fldChar w:fldCharType="end"/>
                       </w:r>
                       <w:r>
-                        <w:t xml:space="preserve"> - P</w:t>
-                      </w:r>
-                      <w:r>
-                        <w:t xml:space="preserve">rocesso </w:t>
-                      </w:r>
-                      <w:r>
-                        <w:t xml:space="preserve">de </w:t>
-                      </w:r>
-                      <w:r>
-                        <w:t>criação</w:t>
-                      </w:r>
-                      <w:r>
-                        <w:t xml:space="preserve"> de uma</w:t>
-                      </w:r>
-                      <w:r>
-                        <w:t xml:space="preserve"> anilha, com uso </w:t>
-                      </w:r>
-                      <w:r>
-                        <w:t xml:space="preserve">do </w:t>
+                        <w:t xml:space="preserve"> - Processo de criação de uma anilha, com uso do </w:t>
                       </w:r>
                       <w:r>
                         <w:rPr>
@@ -11140,18 +10948,9 @@
                         <w:t>extrusion</w:t>
                       </w:r>
                       <w:r>
-                        <w:t>. Legenda: 1-Perfil 2D</w:t>
+                        <w:t>. Legenda: 1-Perfil 2D, com auxílio da vista de topo no 2D; 2-Vista frontal; 3-Familia única de uma anilha</w:t>
                       </w:r>
-                      <w:r>
-                        <w:t>, com auxílio da vista de topo</w:t>
-                      </w:r>
-                      <w:r>
-                        <w:t xml:space="preserve"> no 2D</w:t>
-                      </w:r>
-                      <w:r>
-                        <w:t>; 2-Vista frontal; 3-Familia única de uma anilha</w:t>
-                      </w:r>
-                      <w:bookmarkEnd w:id="55"/>
+                      <w:bookmarkEnd w:id="54"/>
                     </w:p>
                   </w:txbxContent>
                 </v:textbox>
@@ -11179,43 +10978,7 @@
         <w:rPr>
           <w:lang w:eastAsia="pt-PT"/>
         </w:rPr>
-        <w:t xml:space="preserve">) consiste em projetar um perfil 2D ao longo de uma direção </w:t>
-      </w:r>
-      <w:r>
-        <w:rPr>
-          <w:lang w:eastAsia="pt-PT"/>
-        </w:rPr>
-        <w:t>vertical</w:t>
-      </w:r>
-      <w:r>
-        <w:rPr>
-          <w:lang w:eastAsia="pt-PT"/>
-        </w:rPr>
-        <w:t xml:space="preserve"> para </w:t>
-      </w:r>
-      <w:r>
-        <w:rPr>
-          <w:lang w:eastAsia="pt-PT"/>
-        </w:rPr>
-        <w:t>obter</w:t>
-      </w:r>
-      <w:r>
-        <w:rPr>
-          <w:lang w:eastAsia="pt-PT"/>
-        </w:rPr>
-        <w:t xml:space="preserve"> um volume, ao ser ajustado noutra vista, sendo adequada a elementos de secção constante ao longo de todo o seu comprimento, como um</w:t>
-      </w:r>
-      <w:r>
-        <w:rPr>
-          <w:lang w:eastAsia="pt-PT"/>
-        </w:rPr>
-        <w:t xml:space="preserve">a anilha </w:t>
-      </w:r>
-      <w:r>
-        <w:rPr>
-          <w:lang w:eastAsia="pt-PT"/>
-        </w:rPr>
-        <w:t xml:space="preserve">ou um barramento. </w:t>
+        <w:t xml:space="preserve">) consiste em projetar um perfil 2D ao longo de uma direção vertical para obter um volume, ao ser ajustado noutra vista, sendo adequada a elementos de secção constante ao longo de todo o seu comprimento, como uma anilha ou um barramento. </w:t>
       </w:r>
     </w:p>
     <w:p>
@@ -11229,6 +10992,7 @@
           <w:noProof/>
           <w:lang w:eastAsia="pt-PT"/>
         </w:rPr>
+        <w:lastRenderedPageBreak/>
         <w:drawing>
           <wp:anchor distT="0" distB="0" distL="114300" distR="114300" simplePos="0" relativeHeight="251678720" behindDoc="0" locked="0" layoutInCell="1" allowOverlap="1" wp14:anchorId="07CF85F2" wp14:editId="65111170">
             <wp:simplePos x="0" y="0"/>
@@ -11296,7 +11060,6 @@
         <w:rPr>
           <w:noProof/>
         </w:rPr>
-        <w:lastRenderedPageBreak/>
         <mc:AlternateContent>
           <mc:Choice Requires="wps">
             <w:drawing>
@@ -11338,7 +11101,7 @@
                             <w:pPr>
                               <w:pStyle w:val="Legenda"/>
                             </w:pPr>
-                            <w:bookmarkStart w:id="56" w:name="_Toc232983827"/>
+                            <w:bookmarkStart w:id="55" w:name="_Toc232983827"/>
                             <w:r>
                               <w:t xml:space="preserve">Figura </w:t>
                             </w:r>
@@ -11361,16 +11124,7 @@
                               <w:fldChar w:fldCharType="end"/>
                             </w:r>
                             <w:r>
-                              <w:t xml:space="preserve"> - </w:t>
-                            </w:r>
-                            <w:r>
-                              <w:t>Processo de criação de um</w:t>
-                            </w:r>
-                            <w:r>
-                              <w:t xml:space="preserve"> parafuso</w:t>
-                            </w:r>
-                            <w:r>
-                              <w:t xml:space="preserve">, com uso do </w:t>
+                              <w:t xml:space="preserve"> - Processo de criação de um parafuso, com uso do </w:t>
                             </w:r>
                             <w:r>
                               <w:rPr>
@@ -11380,27 +11134,9 @@
                               <w:t>revolve</w:t>
                             </w:r>
                             <w:r>
-                              <w:t xml:space="preserve">. Legenda: 1-Perfil 2D, com auxílio da vista </w:t>
+                              <w:t>. Legenda: 1-Perfil 2D, com auxílio da vista frontal no 3D; 2-Familia única de um parafuso</w:t>
                             </w:r>
-                            <w:r>
-                              <w:t>frontal</w:t>
-                            </w:r>
-                            <w:r>
-                              <w:t xml:space="preserve"> no 3D</w:t>
-                            </w:r>
-                            <w:r>
-                              <w:t xml:space="preserve">; </w:t>
-                            </w:r>
-                            <w:r>
-                              <w:t>2</w:t>
-                            </w:r>
-                            <w:r>
-                              <w:t>-Familia única de u</w:t>
-                            </w:r>
-                            <w:r>
-                              <w:t>m parafuso</w:t>
-                            </w:r>
-                            <w:bookmarkEnd w:id="56"/>
+                            <w:bookmarkEnd w:id="55"/>
                           </w:p>
                         </w:txbxContent>
                       </wps:txbx>
@@ -11428,7 +11164,7 @@
                       <w:pPr>
                         <w:pStyle w:val="Legenda"/>
                       </w:pPr>
-                      <w:bookmarkStart w:id="57" w:name="_Toc232983827"/>
+                      <w:bookmarkStart w:id="56" w:name="_Toc232983827"/>
                       <w:r>
                         <w:t xml:space="preserve">Figura </w:t>
                       </w:r>
@@ -11451,16 +11187,7 @@
                         <w:fldChar w:fldCharType="end"/>
                       </w:r>
                       <w:r>
-                        <w:t xml:space="preserve"> - </w:t>
-                      </w:r>
-                      <w:r>
-                        <w:t>Processo de criação de um</w:t>
-                      </w:r>
-                      <w:r>
-                        <w:t xml:space="preserve"> parafuso</w:t>
-                      </w:r>
-                      <w:r>
-                        <w:t xml:space="preserve">, com uso do </w:t>
+                        <w:t xml:space="preserve"> - Processo de criação de um parafuso, com uso do </w:t>
                       </w:r>
                       <w:r>
                         <w:rPr>
@@ -11470,27 +11197,9 @@
                         <w:t>revolve</w:t>
                       </w:r>
                       <w:r>
-                        <w:t xml:space="preserve">. Legenda: 1-Perfil 2D, com auxílio da vista </w:t>
+                        <w:t>. Legenda: 1-Perfil 2D, com auxílio da vista frontal no 3D; 2-Familia única de um parafuso</w:t>
                       </w:r>
-                      <w:r>
-                        <w:t>frontal</w:t>
-                      </w:r>
-                      <w:r>
-                        <w:t xml:space="preserve"> no 3D</w:t>
-                      </w:r>
-                      <w:r>
-                        <w:t xml:space="preserve">; </w:t>
-                      </w:r>
-                      <w:r>
-                        <w:t>2</w:t>
-                      </w:r>
-                      <w:r>
-                        <w:t>-Familia única de u</w:t>
-                      </w:r>
-                      <w:r>
-                        <w:t>m parafuso</w:t>
-                      </w:r>
-                      <w:bookmarkEnd w:id="57"/>
+                      <w:bookmarkEnd w:id="56"/>
                     </w:p>
                   </w:txbxContent>
                 </v:textbox>
@@ -11565,13 +11274,7 @@
         <w:rPr>
           <w:lang w:eastAsia="pt-PT"/>
         </w:rPr>
-        <w:t xml:space="preserve">Ao rotacionar </w:t>
-      </w:r>
-      <w:r>
-        <w:rPr>
-          <w:lang w:eastAsia="pt-PT"/>
-        </w:rPr>
-        <w:t>(</w:t>
+        <w:t>Ao rotacionar (</w:t>
       </w:r>
       <w:r>
         <w:rPr>
@@ -11585,43 +11288,7 @@
         <w:rPr>
           <w:lang w:eastAsia="pt-PT"/>
         </w:rPr>
-        <w:t xml:space="preserve">) </w:t>
-      </w:r>
-      <w:r>
-        <w:rPr>
-          <w:lang w:eastAsia="pt-PT"/>
-        </w:rPr>
-        <w:t>obtém-se</w:t>
-      </w:r>
-      <w:r>
-        <w:rPr>
-          <w:lang w:eastAsia="pt-PT"/>
-        </w:rPr>
-        <w:t xml:space="preserve"> um sólido através da rotação de um perfil 2D em torno de um eixo definido, sendo particularmente adequada a componentes de geometria cilíndrica</w:t>
-      </w:r>
-      <w:r>
-        <w:rPr>
-          <w:lang w:eastAsia="pt-PT"/>
-        </w:rPr>
-        <w:t>, co</w:t>
-      </w:r>
-      <w:r>
-        <w:rPr>
-          <w:lang w:eastAsia="pt-PT"/>
-        </w:rPr>
-        <w:t>m</w:t>
-      </w:r>
-      <w:r>
-        <w:rPr>
-          <w:lang w:eastAsia="pt-PT"/>
-        </w:rPr>
-        <w:t>o um parafuso</w:t>
-      </w:r>
-      <w:r>
-        <w:rPr>
-          <w:lang w:eastAsia="pt-PT"/>
-        </w:rPr>
-        <w:t>.</w:t>
+        <w:t>) obtém-se um sólido através da rotação de um perfil 2D em torno de um eixo definido, sendo particularmente adequada a componentes de geometria cilíndrica, como um parafuso.</w:t>
       </w:r>
     </w:p>
     <w:p>
@@ -11678,7 +11345,7 @@
                                 <w:noProof/>
                               </w:rPr>
                             </w:pPr>
-                            <w:bookmarkStart w:id="58" w:name="_Toc232983828"/>
+                            <w:bookmarkStart w:id="57" w:name="_Toc232983828"/>
                             <w:r>
                               <w:t xml:space="preserve">Figura </w:t>
                             </w:r>
@@ -11701,46 +11368,16 @@
                               <w:fldChar w:fldCharType="end"/>
                             </w:r>
                             <w:r>
-                              <w:t xml:space="preserve"> - </w:t>
-                            </w:r>
-                            <w:r>
-                              <w:t>Processo de criação de u</w:t>
-                            </w:r>
-                            <w:r>
-                              <w:t>m tubo</w:t>
-                            </w:r>
-                            <w:r>
-                              <w:t xml:space="preserve">, com uso do </w:t>
+                              <w:t xml:space="preserve"> - Processo de criação de um tubo, com uso do </w:t>
                             </w:r>
                             <w:r>
                               <w:rPr>
                                 <w:i/>
                                 <w:iCs w:val="0"/>
                               </w:rPr>
-                              <w:t>sweep</w:t>
+                              <w:t>sweep, na vista isométrica no 3D</w:t>
                             </w:r>
-                            <w:r>
-                              <w:rPr>
-                                <w:i/>
-                                <w:iCs w:val="0"/>
-                              </w:rPr>
-                              <w:t xml:space="preserve">, na vista </w:t>
-                            </w:r>
-                            <w:r>
-                              <w:rPr>
-                                <w:i/>
-                                <w:iCs w:val="0"/>
-                              </w:rPr>
-                              <w:t>isométrica</w:t>
-                            </w:r>
-                            <w:r>
-                              <w:rPr>
-                                <w:i/>
-                                <w:iCs w:val="0"/>
-                              </w:rPr>
-                              <w:t xml:space="preserve"> no 3D</w:t>
-                            </w:r>
-                            <w:bookmarkEnd w:id="58"/>
+                            <w:bookmarkEnd w:id="57"/>
                           </w:p>
                         </w:txbxContent>
                       </wps:txbx>
@@ -11771,7 +11408,7 @@
                           <w:noProof/>
                         </w:rPr>
                       </w:pPr>
-                      <w:bookmarkStart w:id="59" w:name="_Toc232983828"/>
+                      <w:bookmarkStart w:id="58" w:name="_Toc232983828"/>
                       <w:r>
                         <w:t xml:space="preserve">Figura </w:t>
                       </w:r>
@@ -11794,46 +11431,16 @@
                         <w:fldChar w:fldCharType="end"/>
                       </w:r>
                       <w:r>
-                        <w:t xml:space="preserve"> - </w:t>
-                      </w:r>
-                      <w:r>
-                        <w:t>Processo de criação de u</w:t>
-                      </w:r>
-                      <w:r>
-                        <w:t>m tubo</w:t>
-                      </w:r>
-                      <w:r>
-                        <w:t xml:space="preserve">, com uso do </w:t>
+                        <w:t xml:space="preserve"> - Processo de criação de um tubo, com uso do </w:t>
                       </w:r>
                       <w:r>
                         <w:rPr>
                           <w:i/>
                           <w:iCs w:val="0"/>
                         </w:rPr>
-                        <w:t>sweep</w:t>
+                        <w:t>sweep, na vista isométrica no 3D</w:t>
                       </w:r>
-                      <w:r>
-                        <w:rPr>
-                          <w:i/>
-                          <w:iCs w:val="0"/>
-                        </w:rPr>
-                        <w:t xml:space="preserve">, na vista </w:t>
-                      </w:r>
-                      <w:r>
-                        <w:rPr>
-                          <w:i/>
-                          <w:iCs w:val="0"/>
-                        </w:rPr>
-                        <w:t>isométrica</w:t>
-                      </w:r>
-                      <w:r>
-                        <w:rPr>
-                          <w:i/>
-                          <w:iCs w:val="0"/>
-                        </w:rPr>
-                        <w:t xml:space="preserve"> no 3D</w:t>
-                      </w:r>
-                      <w:bookmarkEnd w:id="59"/>
+                      <w:bookmarkEnd w:id="58"/>
                     </w:p>
                   </w:txbxContent>
                 </v:textbox>
@@ -11907,13 +11514,7 @@
         <w:rPr>
           <w:lang w:eastAsia="pt-PT"/>
         </w:rPr>
-        <w:t>O varrimento (sweep) percorre um perfil ao longo de uma trajetória definida, sendo particularmente útil para elementos cuja geometria acompanha um percurso, como tubos ou cabos.</w:t>
-      </w:r>
-      <w:r>
-        <w:rPr>
-          <w:lang w:eastAsia="pt-PT"/>
-        </w:rPr>
-        <w:t>l</w:t>
+        <w:t>O varrimento (sweep) percorre um perfil ao longo de uma trajetória definida, sendo particularmente útil para elementos cuja geometria acompanha um percurso, como tubos ou cabos.l</w:t>
       </w:r>
     </w:p>
     <w:p>
@@ -11933,7 +11534,6 @@
         <w:rPr>
           <w:noProof/>
         </w:rPr>
-        <w:lastRenderedPageBreak/>
         <mc:AlternateContent>
           <mc:Choice Requires="wps">
             <w:drawing>
@@ -11975,7 +11575,7 @@
                             <w:pPr>
                               <w:pStyle w:val="Legenda"/>
                             </w:pPr>
-                            <w:bookmarkStart w:id="60" w:name="_Toc232983829"/>
+                            <w:bookmarkStart w:id="59" w:name="_Toc232983829"/>
                             <w:r>
                               <w:t xml:space="preserve">Figura </w:t>
                             </w:r>
@@ -11998,18 +11598,9 @@
                               <w:fldChar w:fldCharType="end"/>
                             </w:r>
                             <w:r>
-                              <w:t xml:space="preserve"> </w:t>
+                              <w:t xml:space="preserve"> - Processo de criação de uma porca, com uso do sweep. Legenda: 1-Perfil 2D da base; 2-Perfil 2D do topo</w:t>
                             </w:r>
-                            <w:r>
-                              <w:t>- Processo de criação de uma porca, com uso do sweep. Legenda: 1-Perfil 2D da bas</w:t>
-                            </w:r>
-                            <w:r>
-                              <w:t>e</w:t>
-                            </w:r>
-                            <w:r>
-                              <w:t>; 2-Perfil 2D do topo</w:t>
-                            </w:r>
-                            <w:bookmarkEnd w:id="60"/>
+                            <w:bookmarkEnd w:id="59"/>
                           </w:p>
                         </w:txbxContent>
                       </wps:txbx>
@@ -12037,7 +11628,7 @@
                       <w:pPr>
                         <w:pStyle w:val="Legenda"/>
                       </w:pPr>
-                      <w:bookmarkStart w:id="61" w:name="_Toc232983829"/>
+                      <w:bookmarkStart w:id="60" w:name="_Toc232983829"/>
                       <w:r>
                         <w:t xml:space="preserve">Figura </w:t>
                       </w:r>
@@ -12060,18 +11651,9 @@
                         <w:fldChar w:fldCharType="end"/>
                       </w:r>
                       <w:r>
-                        <w:t xml:space="preserve"> </w:t>
+                        <w:t xml:space="preserve"> - Processo de criação de uma porca, com uso do sweep. Legenda: 1-Perfil 2D da base; 2-Perfil 2D do topo</w:t>
                       </w:r>
-                      <w:r>
-                        <w:t>- Processo de criação de uma porca, com uso do sweep. Legenda: 1-Perfil 2D da bas</w:t>
-                      </w:r>
-                      <w:r>
-                        <w:t>e</w:t>
-                      </w:r>
-                      <w:r>
-                        <w:t>; 2-Perfil 2D do topo</w:t>
-                      </w:r>
-                      <w:bookmarkEnd w:id="61"/>
+                      <w:bookmarkEnd w:id="60"/>
                     </w:p>
                   </w:txbxContent>
                 </v:textbox>
@@ -12146,55 +11728,7 @@
         <w:rPr>
           <w:lang w:eastAsia="pt-PT"/>
         </w:rPr>
-        <w:t xml:space="preserve">A mistura (blend) utiliza dois planos paralelos, sendo adequada a elementos cuja secção varia entre as duas extremidades, como </w:t>
-      </w:r>
-      <w:r>
-        <w:rPr>
-          <w:lang w:eastAsia="pt-PT"/>
-        </w:rPr>
-        <w:t>a porca que vai apertar um</w:t>
-      </w:r>
-      <w:r>
-        <w:rPr>
-          <w:lang w:eastAsia="pt-PT"/>
-        </w:rPr>
-        <w:t xml:space="preserve"> parafuso de </w:t>
-      </w:r>
-      <w:r>
-        <w:rPr>
-          <w:lang w:eastAsia="pt-PT"/>
-        </w:rPr>
-        <w:t xml:space="preserve">cabeça sextavada, </w:t>
-      </w:r>
-      <w:r>
-        <w:rPr>
-          <w:lang w:eastAsia="pt-PT"/>
-        </w:rPr>
-        <w:t>na</w:t>
-      </w:r>
-      <w:r>
-        <w:rPr>
-          <w:lang w:eastAsia="pt-PT"/>
-        </w:rPr>
-        <w:t xml:space="preserve"> qual</w:t>
-      </w:r>
-      <w:r>
-        <w:rPr>
-          <w:lang w:eastAsia="pt-PT"/>
-        </w:rPr>
-        <w:t xml:space="preserve"> a base é mais larga do que</w:t>
-      </w:r>
-      <w:r>
-        <w:rPr>
-          <w:lang w:eastAsia="pt-PT"/>
-        </w:rPr>
-        <w:t xml:space="preserve"> o topo</w:t>
-      </w:r>
-      <w:r>
-        <w:rPr>
-          <w:lang w:eastAsia="pt-PT"/>
-        </w:rPr>
-        <w:t>.</w:t>
+        <w:t>A mistura (blend) utiliza dois planos paralelos, sendo adequada a elementos cuja secção varia entre as duas extremidades, como a porca que vai apertar um parafuso de cabeça sextavada, na qual a base é mais larga do que o topo.</w:t>
       </w:r>
     </w:p>
     <w:p>
@@ -12327,7 +11861,7 @@
                                 <w:noProof/>
                               </w:rPr>
                             </w:pPr>
-                            <w:bookmarkStart w:id="62" w:name="_Toc232983830"/>
+                            <w:bookmarkStart w:id="61" w:name="_Toc232983830"/>
                             <w:r>
                               <w:t xml:space="preserve">Figura </w:t>
                             </w:r>
@@ -12350,15 +11884,9 @@
                               <w:fldChar w:fldCharType="end"/>
                             </w:r>
                             <w:r>
-                              <w:t xml:space="preserve"> – </w:t>
+                              <w:t xml:space="preserve"> – Processo de criação de uma anilha de pressão, com uso do sweep blend. Legenda: 1-Perfil 2D da trajetória, bem como a diferença de rotação definida</w:t>
                             </w:r>
-                            <w:r>
-                              <w:t>Processo de criação de uma anilha de pressão, com uso do sweep blend. Legenda: 1-Perfil 2D da</w:t>
-                            </w:r>
-                            <w:r>
-                              <w:t xml:space="preserve"> trajetória, bem como a diferença de rotação definida</w:t>
-                            </w:r>
-                            <w:bookmarkEnd w:id="62"/>
+                            <w:bookmarkEnd w:id="61"/>
                           </w:p>
                         </w:txbxContent>
                       </wps:txbx>
@@ -12389,7 +11917,7 @@
                           <w:noProof/>
                         </w:rPr>
                       </w:pPr>
-                      <w:bookmarkStart w:id="63" w:name="_Toc232983830"/>
+                      <w:bookmarkStart w:id="62" w:name="_Toc232983830"/>
                       <w:r>
                         <w:t xml:space="preserve">Figura </w:t>
                       </w:r>
@@ -12412,15 +11940,9 @@
                         <w:fldChar w:fldCharType="end"/>
                       </w:r>
                       <w:r>
-                        <w:t xml:space="preserve"> – </w:t>
+                        <w:t xml:space="preserve"> – Processo de criação de uma anilha de pressão, com uso do sweep blend. Legenda: 1-Perfil 2D da trajetória, bem como a diferença de rotação definida</w:t>
                       </w:r>
-                      <w:r>
-                        <w:t>Processo de criação de uma anilha de pressão, com uso do sweep blend. Legenda: 1-Perfil 2D da</w:t>
-                      </w:r>
-                      <w:r>
-                        <w:t xml:space="preserve"> trajetória, bem como a diferença de rotação definida</w:t>
-                      </w:r>
-                      <w:bookmarkEnd w:id="63"/>
+                      <w:bookmarkEnd w:id="62"/>
                     </w:p>
                   </w:txbxContent>
                 </v:textbox>
@@ -12434,13 +11956,7 @@
         <w:rPr>
           <w:lang w:eastAsia="pt-PT"/>
         </w:rPr>
-        <w:t>O varrimento misturado (sweep blend) combina as duas operações anteriores, sendo utilizado quando o elemento percorre uma trajetória definida, por exemplo, helicoidal, mas apresenta ou não simultaneamente uma rotação ao longo desse percurso, como sucede numa anilha de pressão</w:t>
-      </w:r>
-      <w:r>
-        <w:rPr>
-          <w:lang w:eastAsia="pt-PT"/>
-        </w:rPr>
-        <w:t>.</w:t>
+        <w:t>O varrimento misturado (sweep blend) combina as duas operações anteriores, sendo utilizado quando o elemento percorre uma trajetória definida, por exemplo, helicoidal, mas apresenta ou não simultaneamente uma rotação ao longo desse percurso, como sucede numa anilha de pressão.</w:t>
       </w:r>
     </w:p>
     <w:p>
@@ -12503,7 +12019,7 @@
                                 <w:szCs w:val="18"/>
                               </w:rPr>
                             </w:pPr>
-                            <w:bookmarkStart w:id="64" w:name="_Toc232983831"/>
+                            <w:bookmarkStart w:id="63" w:name="_Toc232983831"/>
                             <w:r>
                               <w:rPr>
                                 <w:iCs/>
@@ -12566,25 +12082,7 @@
                                 <w:sz w:val="18"/>
                                 <w:szCs w:val="18"/>
                               </w:rPr>
-                              <w:t xml:space="preserve"> - – Processo de criação de um terminal de ligação para </w:t>
-                            </w:r>
-                            <w:r>
-                              <w:rPr>
-                                <w:iCs/>
-                                <w:color w:val="0E2841" w:themeColor="text2"/>
-                                <w:sz w:val="18"/>
-                                <w:szCs w:val="18"/>
-                              </w:rPr>
-                              <w:t xml:space="preserve">um </w:t>
-                            </w:r>
-                            <w:r>
-                              <w:rPr>
-                                <w:iCs/>
-                                <w:color w:val="0E2841" w:themeColor="text2"/>
-                                <w:sz w:val="18"/>
-                                <w:szCs w:val="18"/>
-                              </w:rPr>
-                              <w:t xml:space="preserve">cabo de </w:t>
+                              <w:t xml:space="preserve"> - – Processo de criação de um terminal de ligação para um cabo de </w:t>
                             </w:r>
                             <w:hyperlink r:id="rId37" w:history="1">
                               <w:r>
@@ -12622,90 +12120,9 @@
                                 <w:sz w:val="18"/>
                                 <w:szCs w:val="18"/>
                               </w:rPr>
-                              <w:t xml:space="preserve"> aplicados em diferentes locais da peça assim como os furos,</w:t>
+                              <w:t xml:space="preserve"> aplicados em diferentes locais da peça assim como os furos, vista isométrica no 3D; 2- Peça finalizada, família única.</w:t>
                             </w:r>
-                            <w:r>
-                              <w:rPr>
-                                <w:iCs/>
-                                <w:color w:val="0E2841" w:themeColor="text2"/>
-                                <w:sz w:val="18"/>
-                                <w:szCs w:val="18"/>
-                              </w:rPr>
-                              <w:t xml:space="preserve"> vista</w:t>
-                            </w:r>
-                            <w:r>
-                              <w:rPr>
-                                <w:iCs/>
-                                <w:color w:val="0E2841" w:themeColor="text2"/>
-                                <w:sz w:val="18"/>
-                                <w:szCs w:val="18"/>
-                              </w:rPr>
-                              <w:t xml:space="preserve"> </w:t>
-                            </w:r>
-                            <w:r>
-                              <w:rPr>
-                                <w:iCs/>
-                                <w:color w:val="0E2841" w:themeColor="text2"/>
-                                <w:sz w:val="18"/>
-                                <w:szCs w:val="18"/>
-                              </w:rPr>
-                              <w:t>isométrica</w:t>
-                            </w:r>
-                            <w:r>
-                              <w:rPr>
-                                <w:iCs/>
-                                <w:color w:val="0E2841" w:themeColor="text2"/>
-                                <w:sz w:val="18"/>
-                                <w:szCs w:val="18"/>
-                              </w:rPr>
-                              <w:t xml:space="preserve"> n</w:t>
-                            </w:r>
-                            <w:r>
-                              <w:rPr>
-                                <w:iCs/>
-                                <w:color w:val="0E2841" w:themeColor="text2"/>
-                                <w:sz w:val="18"/>
-                                <w:szCs w:val="18"/>
-                              </w:rPr>
-                              <w:t xml:space="preserve">o </w:t>
-                            </w:r>
-                            <w:r>
-                              <w:rPr>
-                                <w:iCs/>
-                                <w:color w:val="0E2841" w:themeColor="text2"/>
-                                <w:sz w:val="18"/>
-                                <w:szCs w:val="18"/>
-                              </w:rPr>
-                              <w:t>3D;</w:t>
-                            </w:r>
-                            <w:r>
-                              <w:rPr>
-                                <w:iCs/>
-                                <w:color w:val="0E2841" w:themeColor="text2"/>
-                                <w:sz w:val="18"/>
-                                <w:szCs w:val="18"/>
-                              </w:rPr>
-                              <w:t xml:space="preserve"> </w:t>
-                            </w:r>
-                            <w:r>
-                              <w:rPr>
-                                <w:iCs/>
-                                <w:color w:val="0E2841" w:themeColor="text2"/>
-                                <w:sz w:val="18"/>
-                                <w:szCs w:val="18"/>
-                              </w:rPr>
-                              <w:t>2- Peça finalizada, família única</w:t>
-                            </w:r>
-                            <w:r>
-                              <w:rPr>
-                                <w:iCs/>
-                                <w:color w:val="0E2841" w:themeColor="text2"/>
-                                <w:sz w:val="18"/>
-                                <w:szCs w:val="18"/>
-                              </w:rPr>
-                              <w:t>.</w:t>
-                            </w:r>
-                            <w:bookmarkEnd w:id="64"/>
+                            <w:bookmarkEnd w:id="63"/>
                           </w:p>
                         </w:txbxContent>
                       </wps:txbx>
@@ -12744,7 +12161,7 @@
                           <w:szCs w:val="18"/>
                         </w:rPr>
                       </w:pPr>
-                      <w:bookmarkStart w:id="65" w:name="_Toc232983831"/>
+                      <w:bookmarkStart w:id="64" w:name="_Toc232983831"/>
                       <w:r>
                         <w:rPr>
                           <w:iCs/>
@@ -12807,25 +12224,7 @@
                           <w:sz w:val="18"/>
                           <w:szCs w:val="18"/>
                         </w:rPr>
-                        <w:t xml:space="preserve"> - – Processo de criação de um terminal de ligação para </w:t>
-                      </w:r>
-                      <w:r>
-                        <w:rPr>
-                          <w:iCs/>
-                          <w:color w:val="0E2841" w:themeColor="text2"/>
-                          <w:sz w:val="18"/>
-                          <w:szCs w:val="18"/>
-                        </w:rPr>
-                        <w:t xml:space="preserve">um </w:t>
-                      </w:r>
-                      <w:r>
-                        <w:rPr>
-                          <w:iCs/>
-                          <w:color w:val="0E2841" w:themeColor="text2"/>
-                          <w:sz w:val="18"/>
-                          <w:szCs w:val="18"/>
-                        </w:rPr>
-                        <w:t xml:space="preserve">cabo de </w:t>
+                        <w:t xml:space="preserve"> - – Processo de criação de um terminal de ligação para um cabo de </w:t>
                       </w:r>
                       <w:hyperlink r:id="rId38" w:history="1">
                         <w:r>
@@ -12863,90 +12262,9 @@
                           <w:sz w:val="18"/>
                           <w:szCs w:val="18"/>
                         </w:rPr>
-                        <w:t xml:space="preserve"> aplicados em diferentes locais da peça assim como os furos,</w:t>
+                        <w:t xml:space="preserve"> aplicados em diferentes locais da peça assim como os furos, vista isométrica no 3D; 2- Peça finalizada, família única.</w:t>
                       </w:r>
-                      <w:r>
-                        <w:rPr>
-                          <w:iCs/>
-                          <w:color w:val="0E2841" w:themeColor="text2"/>
-                          <w:sz w:val="18"/>
-                          <w:szCs w:val="18"/>
-                        </w:rPr>
-                        <w:t xml:space="preserve"> vista</w:t>
-                      </w:r>
-                      <w:r>
-                        <w:rPr>
-                          <w:iCs/>
-                          <w:color w:val="0E2841" w:themeColor="text2"/>
-                          <w:sz w:val="18"/>
-                          <w:szCs w:val="18"/>
-                        </w:rPr>
-                        <w:t xml:space="preserve"> </w:t>
-                      </w:r>
-                      <w:r>
-                        <w:rPr>
-                          <w:iCs/>
-                          <w:color w:val="0E2841" w:themeColor="text2"/>
-                          <w:sz w:val="18"/>
-                          <w:szCs w:val="18"/>
-                        </w:rPr>
-                        <w:t>isométrica</w:t>
-                      </w:r>
-                      <w:r>
-                        <w:rPr>
-                          <w:iCs/>
-                          <w:color w:val="0E2841" w:themeColor="text2"/>
-                          <w:sz w:val="18"/>
-                          <w:szCs w:val="18"/>
-                        </w:rPr>
-                        <w:t xml:space="preserve"> n</w:t>
-                      </w:r>
-                      <w:r>
-                        <w:rPr>
-                          <w:iCs/>
-                          <w:color w:val="0E2841" w:themeColor="text2"/>
-                          <w:sz w:val="18"/>
-                          <w:szCs w:val="18"/>
-                        </w:rPr>
-                        <w:t xml:space="preserve">o </w:t>
-                      </w:r>
-                      <w:r>
-                        <w:rPr>
-                          <w:iCs/>
-                          <w:color w:val="0E2841" w:themeColor="text2"/>
-                          <w:sz w:val="18"/>
-                          <w:szCs w:val="18"/>
-                        </w:rPr>
-                        <w:t>3D;</w:t>
-                      </w:r>
-                      <w:r>
-                        <w:rPr>
-                          <w:iCs/>
-                          <w:color w:val="0E2841" w:themeColor="text2"/>
-                          <w:sz w:val="18"/>
-                          <w:szCs w:val="18"/>
-                        </w:rPr>
-                        <w:t xml:space="preserve"> </w:t>
-                      </w:r>
-                      <w:r>
-                        <w:rPr>
-                          <w:iCs/>
-                          <w:color w:val="0E2841" w:themeColor="text2"/>
-                          <w:sz w:val="18"/>
-                          <w:szCs w:val="18"/>
-                        </w:rPr>
-                        <w:t>2- Peça finalizada, família única</w:t>
-                      </w:r>
-                      <w:r>
-                        <w:rPr>
-                          <w:iCs/>
-                          <w:color w:val="0E2841" w:themeColor="text2"/>
-                          <w:sz w:val="18"/>
-                          <w:szCs w:val="18"/>
-                        </w:rPr>
-                        <w:t>.</w:t>
-                      </w:r>
-                      <w:bookmarkEnd w:id="65"/>
+                      <w:bookmarkEnd w:id="64"/>
                     </w:p>
                   </w:txbxContent>
                 </v:textbox>
@@ -13034,19 +12352,7 @@
         <w:rPr>
           <w:lang w:eastAsia="pt-PT"/>
         </w:rPr>
-        <w:t xml:space="preserve">A definição da geometria e a parametrização da família não são, na prática, etapas sucessivas, mas processos que se desenvolvem em conjunto à medida que a geometria é construída, as suas dimensões vão sendo associadas a parâmetros, </w:t>
-      </w:r>
-      <w:r>
-        <w:rPr>
-          <w:lang w:eastAsia="pt-PT"/>
-        </w:rPr>
-        <w:t>de forma que</w:t>
-      </w:r>
-      <w:r>
-        <w:rPr>
-          <w:lang w:eastAsia="pt-PT"/>
-        </w:rPr>
-        <w:t xml:space="preserve"> a peça responda corretamente quando esses valores são alterados. A parametrização é o que transforma uma família de geometria fixa num objeto flexível e reutilizável, no Revit, os parâmetros são associados às dimensões e propriedades da família, permitindo assim definir diferentes tipos (types) dentro da mesma família, cada um com valores distintos adequados a cada situação dentro de um modelo. Um perfil de viga, por exemplo, pode ter um único modelo de família com parâmetros de altura, largura e espessura. Recorrendo a um ficheiro em formato .csv, no qual são guardados os valores fornecidos por normas ou por fabricantes para cada referência comercial, é possível gerar automaticamente a totalidade dos tipos correspondentes a essas referências; esta associação é igualmente útil quando os parâmetros de um tipo já existente precisam de ser ajustados, bastando atualizar os valores no ficheiro para que a alteração se reflita na família. Esta abordagem é particularmente relevante em subestações, onde o mesmo tipo de componente como um cabo, um tubo ou um barramento, pode surgir em múltiplas dimensões ao longo do mesmo projeto. A parametrização elimina, assim, a necessidade de criar uma família distinta para cada referência, reduzindo significativamente o </w:t>
+        <w:t xml:space="preserve">A definição da geometria e a parametrização da família não são, na prática, etapas sucessivas, mas processos que se desenvolvem em conjunto à medida que a geometria é construída, as suas dimensões vão sendo associadas a parâmetros, de forma que a peça responda corretamente quando esses valores são alterados. A parametrização é o que transforma uma família de geometria fixa num objeto flexível e reutilizável, no Revit, os parâmetros são associados às dimensões e propriedades da família, permitindo assim definir diferentes tipos (types) dentro da mesma família, cada um com valores distintos adequados a cada situação dentro de um modelo. Um perfil de viga, por exemplo, pode ter um único modelo de família com parâmetros de altura, largura e espessura. Recorrendo a um ficheiro em formato .csv, no qual são guardados os valores fornecidos por normas ou por fabricantes para cada referência comercial, é possível gerar automaticamente a totalidade dos tipos correspondentes a essas referências; esta associação é igualmente útil quando os parâmetros de um tipo já existente precisam de ser ajustados, bastando atualizar os valores no ficheiro para que a alteração se reflita na família. Esta abordagem é particularmente relevante em subestações, onde o mesmo tipo de componente como um cabo, um tubo ou um barramento, pode surgir em múltiplas dimensões ao longo do mesmo projeto. A parametrização elimina, assim, a necessidade de criar uma família distinta para cada referência, reduzindo significativamente o </w:t>
       </w:r>
       <w:r>
         <w:rPr>
@@ -13107,7 +12413,7 @@
                             <w:pPr>
                               <w:pStyle w:val="Legenda"/>
                             </w:pPr>
-                            <w:bookmarkStart w:id="66" w:name="_Toc232983832"/>
+                            <w:bookmarkStart w:id="65" w:name="_Toc232983832"/>
                             <w:r>
                               <w:t xml:space="preserve">Figura </w:t>
                             </w:r>
@@ -13130,19 +12436,7 @@
                               <w:fldChar w:fldCharType="end"/>
                             </w:r>
                             <w:r>
-                              <w:t xml:space="preserve"> - </w:t>
-                            </w:r>
-                            <w:r>
-                              <w:t xml:space="preserve">Processo de criação de </w:t>
-                            </w:r>
-                            <w:r>
-                              <w:t>uma viga paramétrica</w:t>
-                            </w:r>
-                            <w:r>
-                              <w:t xml:space="preserve">, com uso </w:t>
-                            </w:r>
-                            <w:r>
-                              <w:t xml:space="preserve">de </w:t>
+                              <w:t xml:space="preserve"> - Processo de criação de uma viga paramétrica, com uso de </w:t>
                             </w:r>
                             <w:r>
                               <w:rPr>
@@ -13152,46 +12446,7 @@
                               <w:t>extrusion</w:t>
                             </w:r>
                             <w:r>
-                              <w:t xml:space="preserve"> e valores de cotas como altura, largura, </w:t>
-                            </w:r>
-                            <w:r>
-                              <w:t>espessura e</w:t>
-                            </w:r>
-                            <w:r>
-                              <w:t xml:space="preserve"> curv</w:t>
-                            </w:r>
-                            <w:r>
-                              <w:t>aturas</w:t>
-                            </w:r>
-                            <w:r>
-                              <w:t xml:space="preserve"> com raios e </w:t>
-                            </w:r>
-                            <w:r>
-                              <w:t>ângulos</w:t>
-                            </w:r>
-                            <w:r>
-                              <w:t xml:space="preserve"> </w:t>
-                            </w:r>
-                            <w:r>
-                              <w:t>variáveis consoante o tipo pretendido</w:t>
-                            </w:r>
-                            <w:r>
-                              <w:t>. Legenda: 1</w:t>
-                            </w:r>
-                            <w:r>
-                              <w:t xml:space="preserve">- Vista </w:t>
-                            </w:r>
-                            <w:r>
-                              <w:t xml:space="preserve">2D </w:t>
-                            </w:r>
-                            <w:r>
-                              <w:t>frontal com as respetivas variáveis definidas</w:t>
-                            </w:r>
-                            <w:r>
-                              <w:t>; 2-</w:t>
-                            </w:r>
-                            <w:r>
-                              <w:t xml:space="preserve">Parametrizaçao a partir do </w:t>
+                              <w:t xml:space="preserve"> e valores de cotas como altura, largura, espessura e curvaturas com raios e ângulos variáveis consoante o tipo pretendido. Legenda: 1- Vista 2D frontal com as respetivas variáveis definidas; 2-Parametrizaçao a partir do </w:t>
                             </w:r>
                             <w:r>
                               <w:rPr>
@@ -13203,7 +12458,7 @@
                             <w:r>
                               <w:t xml:space="preserve"> com auxílio a formulas para se executar a alteração do tipo de viga, ao definir apenas um valor como altura; 3-Vista isométrica no 3D com o eixo e o 2D definidos</w:t>
                             </w:r>
-                            <w:bookmarkEnd w:id="66"/>
+                            <w:bookmarkEnd w:id="65"/>
                           </w:p>
                         </w:txbxContent>
                       </wps:txbx>
@@ -13231,7 +12486,7 @@
                       <w:pPr>
                         <w:pStyle w:val="Legenda"/>
                       </w:pPr>
-                      <w:bookmarkStart w:id="67" w:name="_Toc232983832"/>
+                      <w:bookmarkStart w:id="66" w:name="_Toc232983832"/>
                       <w:r>
                         <w:t xml:space="preserve">Figura </w:t>
                       </w:r>
@@ -13254,19 +12509,7 @@
                         <w:fldChar w:fldCharType="end"/>
                       </w:r>
                       <w:r>
-                        <w:t xml:space="preserve"> - </w:t>
-                      </w:r>
-                      <w:r>
-                        <w:t xml:space="preserve">Processo de criação de </w:t>
-                      </w:r>
-                      <w:r>
-                        <w:t>uma viga paramétrica</w:t>
-                      </w:r>
-                      <w:r>
-                        <w:t xml:space="preserve">, com uso </w:t>
-                      </w:r>
-                      <w:r>
-                        <w:t xml:space="preserve">de </w:t>
+                        <w:t xml:space="preserve"> - Processo de criação de uma viga paramétrica, com uso de </w:t>
                       </w:r>
                       <w:r>
                         <w:rPr>
@@ -13276,46 +12519,7 @@
                         <w:t>extrusion</w:t>
                       </w:r>
                       <w:r>
-                        <w:t xml:space="preserve"> e valores de cotas como altura, largura, </w:t>
-                      </w:r>
-                      <w:r>
-                        <w:t>espessura e</w:t>
-                      </w:r>
-                      <w:r>
-                        <w:t xml:space="preserve"> curv</w:t>
-                      </w:r>
-                      <w:r>
-                        <w:t>aturas</w:t>
-                      </w:r>
-                      <w:r>
-                        <w:t xml:space="preserve"> com raios e </w:t>
-                      </w:r>
-                      <w:r>
-                        <w:t>ângulos</w:t>
-                      </w:r>
-                      <w:r>
-                        <w:t xml:space="preserve"> </w:t>
-                      </w:r>
-                      <w:r>
-                        <w:t>variáveis consoante o tipo pretendido</w:t>
-                      </w:r>
-                      <w:r>
-                        <w:t>. Legenda: 1</w:t>
-                      </w:r>
-                      <w:r>
-                        <w:t xml:space="preserve">- Vista </w:t>
-                      </w:r>
-                      <w:r>
-                        <w:t xml:space="preserve">2D </w:t>
-                      </w:r>
-                      <w:r>
-                        <w:t>frontal com as respetivas variáveis definidas</w:t>
-                      </w:r>
-                      <w:r>
-                        <w:t>; 2-</w:t>
-                      </w:r>
-                      <w:r>
-                        <w:t xml:space="preserve">Parametrizaçao a partir do </w:t>
+                        <w:t xml:space="preserve"> e valores de cotas como altura, largura, espessura e curvaturas com raios e ângulos variáveis consoante o tipo pretendido. Legenda: 1- Vista 2D frontal com as respetivas variáveis definidas; 2-Parametrizaçao a partir do </w:t>
                       </w:r>
                       <w:r>
                         <w:rPr>
@@ -13327,7 +12531,7 @@
                       <w:r>
                         <w:t xml:space="preserve"> com auxílio a formulas para se executar a alteração do tipo de viga, ao definir apenas um valor como altura; 3-Vista isométrica no 3D com o eixo e o 2D definidos</w:t>
                       </w:r>
-                      <w:bookmarkEnd w:id="67"/>
+                      <w:bookmarkEnd w:id="66"/>
                     </w:p>
                   </w:txbxContent>
                 </v:textbox>
@@ -13415,14 +12619,14 @@
           <w:lang w:eastAsia="en-US"/>
         </w:rPr>
       </w:pPr>
-      <w:bookmarkStart w:id="68" w:name="_Toc232983317"/>
+      <w:bookmarkStart w:id="67" w:name="_Toc232983317"/>
       <w:r>
         <w:rPr>
           <w:lang w:eastAsia="en-US"/>
         </w:rPr>
         <w:t>Integração no modelo</w:t>
       </w:r>
-      <w:bookmarkEnd w:id="68"/>
+      <w:bookmarkEnd w:id="67"/>
       <w:r>
         <w:rPr>
           <w:lang w:eastAsia="en-US"/>
@@ -13532,7 +12736,7 @@
                                 <w:color w:val="7F7F7F"/>
                               </w:rPr>
                             </w:pPr>
-                            <w:bookmarkStart w:id="69" w:name="_Toc232983833"/>
+                            <w:bookmarkStart w:id="68" w:name="_Toc232983833"/>
                             <w:r>
                               <w:t xml:space="preserve">Figura </w:t>
                             </w:r>
@@ -13555,24 +12759,9 @@
                               <w:fldChar w:fldCharType="end"/>
                             </w:r>
                             <w:r>
-                              <w:t xml:space="preserve"> </w:t>
+                              <w:t xml:space="preserve"> – Exemplo de aplicação prática no modelo de uma família de uso único e outras paramétricas, respetivamente. Legenda: 1- Vista isométrica de um barramento dobrado de forma precisa; 2- Família aplicada ao modelo da subestação; 3- Terminal de cabo e conjunto parafuso completo paramétricos que assumem diversas dimensões, ao serem introduzidos em zonas diferentes no mesmo modelo ou para diversos projetos.</w:t>
                             </w:r>
-                            <w:r>
-                              <w:t>–</w:t>
-                            </w:r>
-                            <w:r>
-                              <w:t xml:space="preserve"> </w:t>
-                            </w:r>
-                            <w:r>
-                              <w:t xml:space="preserve">Exemplo de aplicação prática no modelo de uma família de uso único e outras paramétricas, respetivamente. </w:t>
-                            </w:r>
-                            <w:r>
-                              <w:t xml:space="preserve">Legenda: 1- Vista </w:t>
-                            </w:r>
-                            <w:r>
-                              <w:t>isométrica de um barramento dobrado de forma precisa; 2- Família aplicada ao modelo da subestação; 3- Terminal de cabo e conjunto parafuso completo paramétricos que assumem diversas dimensões, ao serem introduzidos em zonas diferentes no mesmo modelo ou para diversos projetos.</w:t>
-                            </w:r>
-                            <w:bookmarkEnd w:id="69"/>
+                            <w:bookmarkEnd w:id="68"/>
                           </w:p>
                         </w:txbxContent>
                       </wps:txbx>
@@ -13604,7 +12793,7 @@
                           <w:color w:val="7F7F7F"/>
                         </w:rPr>
                       </w:pPr>
-                      <w:bookmarkStart w:id="70" w:name="_Toc232983833"/>
+                      <w:bookmarkStart w:id="69" w:name="_Toc232983833"/>
                       <w:r>
                         <w:t xml:space="preserve">Figura </w:t>
                       </w:r>
@@ -13627,24 +12816,9 @@
                         <w:fldChar w:fldCharType="end"/>
                       </w:r>
                       <w:r>
-                        <w:t xml:space="preserve"> </w:t>
+                        <w:t xml:space="preserve"> – Exemplo de aplicação prática no modelo de uma família de uso único e outras paramétricas, respetivamente. Legenda: 1- Vista isométrica de um barramento dobrado de forma precisa; 2- Família aplicada ao modelo da subestação; 3- Terminal de cabo e conjunto parafuso completo paramétricos que assumem diversas dimensões, ao serem introduzidos em zonas diferentes no mesmo modelo ou para diversos projetos.</w:t>
                       </w:r>
-                      <w:r>
-                        <w:t>–</w:t>
-                      </w:r>
-                      <w:r>
-                        <w:t xml:space="preserve"> </w:t>
-                      </w:r>
-                      <w:r>
-                        <w:t xml:space="preserve">Exemplo de aplicação prática no modelo de uma família de uso único e outras paramétricas, respetivamente. </w:t>
-                      </w:r>
-                      <w:r>
-                        <w:t xml:space="preserve">Legenda: 1- Vista </w:t>
-                      </w:r>
-                      <w:r>
-                        <w:t>isométrica de um barramento dobrado de forma precisa; 2- Família aplicada ao modelo da subestação; 3- Terminal de cabo e conjunto parafuso completo paramétricos que assumem diversas dimensões, ao serem introduzidos em zonas diferentes no mesmo modelo ou para diversos projetos.</w:t>
-                      </w:r>
-                      <w:bookmarkEnd w:id="70"/>
+                      <w:bookmarkEnd w:id="69"/>
                     </w:p>
                   </w:txbxContent>
                 </v:textbox>
@@ -13761,7 +12935,7 @@
           <w:lang w:eastAsia="en-US"/>
         </w:rPr>
       </w:pPr>
-      <w:bookmarkStart w:id="71" w:name="_Toc232983318"/>
+      <w:bookmarkStart w:id="70" w:name="_Toc232983318"/>
       <w:r>
         <w:rPr>
           <w:lang w:eastAsia="en-US"/>
@@ -13769,43 +12943,43 @@
         <w:lastRenderedPageBreak/>
         <w:t>Modelos</w:t>
       </w:r>
+      <w:bookmarkEnd w:id="70"/>
+    </w:p>
+    <w:p>
+      <w:pPr>
+        <w:rPr>
+          <w:lang w:eastAsia="pt-PT"/>
+        </w:rPr>
+      </w:pPr>
+      <w:r>
+        <w:rPr>
+          <w:rFonts w:eastAsia="Calibri"/>
+          <w:lang w:eastAsia="en-US"/>
+        </w:rPr>
+        <w:t xml:space="preserve"> </w:t>
+      </w:r>
+      <w:r>
+        <w:rPr>
+          <w:lang w:eastAsia="pt-PT"/>
+        </w:rPr>
+        <w:t>A modelação de uma subestação no Revit é um processo que pode ser abordado em qualquer fase tanto na conceção inicial, onde o modelo é construído do zero, como em fases intermédias ou avançadas, onde se incorporam alterações, ampliações ou correções a um modelo já existente. Em qualquer dos casos, a consulta a catálogos de fabricante e documentação normativa é constante, sendo determinada pela necessidade de garantir que os elementos modelados reflitam os equipamentos reais que integram ou integrarão a instalação.</w:t>
+      </w:r>
+    </w:p>
+    <w:p>
+      <w:pPr>
+        <w:pStyle w:val="Ttulo3"/>
+        <w:rPr>
+          <w:lang w:eastAsia="en-US"/>
+        </w:rPr>
+      </w:pPr>
+      <w:bookmarkStart w:id="71" w:name="_Toc232983319"/>
+      <w:r>
+        <w:rPr>
+          <w:lang w:eastAsia="en-US"/>
+        </w:rPr>
+        <w:t>Criação do Modelo</w:t>
+      </w:r>
       <w:bookmarkEnd w:id="71"/>
-    </w:p>
-    <w:p>
-      <w:pPr>
-        <w:rPr>
-          <w:lang w:eastAsia="pt-PT"/>
-        </w:rPr>
-      </w:pPr>
-      <w:r>
-        <w:rPr>
-          <w:rFonts w:eastAsia="Calibri"/>
-          <w:lang w:eastAsia="en-US"/>
-        </w:rPr>
-        <w:t xml:space="preserve"> </w:t>
-      </w:r>
-      <w:r>
-        <w:rPr>
-          <w:lang w:eastAsia="pt-PT"/>
-        </w:rPr>
-        <w:t>A modelação de uma subestação no Revit é um processo que pode ser abordado em qualquer fase tanto na conceção inicial, onde o modelo é construído do zero, como em fases intermédias ou avançadas, onde se incorporam alterações, ampliações ou correções a um modelo já existente. Em qualquer dos casos, a consulta a catálogos de fabricante e documentação normativa é constante, sendo determinada pela necessidade de garantir que os elementos modelados reflitam os equipamentos reais que integram ou integrarão a instalação.</w:t>
-      </w:r>
-    </w:p>
-    <w:p>
-      <w:pPr>
-        <w:pStyle w:val="Ttulo3"/>
-        <w:rPr>
-          <w:lang w:eastAsia="en-US"/>
-        </w:rPr>
-      </w:pPr>
-      <w:bookmarkStart w:id="72" w:name="_Toc232983319"/>
-      <w:r>
-        <w:rPr>
-          <w:lang w:eastAsia="en-US"/>
-        </w:rPr>
-        <w:t>Criação do Modelo</w:t>
-      </w:r>
-      <w:bookmarkEnd w:id="72"/>
       <w:r>
         <w:rPr>
           <w:lang w:eastAsia="en-US"/>
@@ -13962,7 +13136,7 @@
             <wp:extent cx="5939790" cy="3409315"/>
             <wp:effectExtent l="0" t="0" r="3810" b="635"/>
             <wp:wrapTopAndBottom/>
-            <wp:docPr id="199324704" name="Imagem 13" descr="Manage Links &#10;X &#10;Revit IFC CAD Formats DWF Markups Point Clouds Topography Coordination Model PDF Images &#10;Link Name &#10;Status &#10;Reference Type &#10;Positions &#10;Not Saved &#10;Saved Path &#10;Path Type &#10;Local Alias &#10;Exemplo link 1 &#10;Loaded &#10;Overlay &#10;C:\Users\jmpc\Desktop Relative &#10;Exemplo link 2 &#10;Loaded &#10;Overlay &#10;C:\Users\jmpc\Desktop Relative &#10;Exemplo link 3 &#10;Loaded &#10;Overlay &#10;C:\Users\jmpc\Desktop Relative &#10;Exemplo link 4 &#10;Loaded &#10;Overlay &#10;C:\Users\jmpc\Desktop Relative &#10;Exemplo link 5 &#10;Loaded &#10;Overlay &#10;C:\Users\jmpc\Desktop Relative &#10;Exemplo link 6 &#10;Not Loaded &#10;Overlay &#10;C:\Users\jmpc\Desktop Relative &#10;Exemplo link 7 &#10;Not Loaded &#10;Overlay &#10;C:\Users\jmpc\Desktop Relative &#10;Exemplo link 8 &#10;Not Loaded &#10;Overlay &#10;C:\Users\jmpc\Desktop Relative &#10;Save Positions &#10;Reload From ... &#10;Reload &#10;Unload &#10;Add ... &#10;Remove &#10;Manage Worksets &#10;OK &#10;Cancel &#10;Apply &#10;Help "/>
+            <wp:docPr id="199324704" name="Imagem 13" descr="Manage Links  X  Revit IFC CAD Formats DWF Markups Point Clouds Topography Coordination Model PDF Images  Link Name  Status  Reference Type  Positions  Not Saved  Saved Path  Path Type  Local Alias  Exemplo link 1  Loaded  Overlay  C:\Users\jmpc\Desktop Relative  Exemplo link 2  Loaded  Overlay  C:\Users\jmpc\Desktop Relative  Exemplo link 3  Loaded  Overlay  C:\Users\jmpc\Desktop Relative  Exemplo link 4  Loaded  Overlay  C:\Users\jmpc\Desktop Relative  Exemplo link 5  Loaded  Overlay  C:\Users\jmpc\Desktop Relative  Exemplo link 6  Not Loaded  Overlay  C:\Users\jmpc\Desktop Relative  Exemplo link 7  Not Loaded  Overlay  C:\Users\jmpc\Desktop Relative  Exemplo link 8  Not Loaded  Overlay  C:\Users\jmpc\Desktop Relative  Save Positions  Reload From ...  Reload  Unload  Add ...  Remove  Manage Worksets  OK  Cancel  Apply  Help "/>
             <wp:cNvGraphicFramePr>
               <a:graphicFrameLocks xmlns:a="http://schemas.openxmlformats.org/drawingml/2006/main" noChangeAspect="1"/>
             </wp:cNvGraphicFramePr>
@@ -13970,7 +13144,7 @@
               <a:graphicData uri="http://schemas.openxmlformats.org/drawingml/2006/picture">
                 <pic:pic xmlns:pic="http://schemas.openxmlformats.org/drawingml/2006/picture">
                   <pic:nvPicPr>
-                    <pic:cNvPr id="0" name="Picture 33" descr="Manage Links &#10;X &#10;Revit IFC CAD Formats DWF Markups Point Clouds Topography Coordination Model PDF Images &#10;Link Name &#10;Status &#10;Reference Type &#10;Positions &#10;Not Saved &#10;Saved Path &#10;Path Type &#10;Local Alias &#10;Exemplo link 1 &#10;Loaded &#10;Overlay &#10;C:\Users\jmpc\Desktop Relative &#10;Exemplo link 2 &#10;Loaded &#10;Overlay &#10;C:\Users\jmpc\Desktop Relative &#10;Exemplo link 3 &#10;Loaded &#10;Overlay &#10;C:\Users\jmpc\Desktop Relative &#10;Exemplo link 4 &#10;Loaded &#10;Overlay &#10;C:\Users\jmpc\Desktop Relative &#10;Exemplo link 5 &#10;Loaded &#10;Overlay &#10;C:\Users\jmpc\Desktop Relative &#10;Exemplo link 6 &#10;Not Loaded &#10;Overlay &#10;C:\Users\jmpc\Desktop Relative &#10;Exemplo link 7 &#10;Not Loaded &#10;Overlay &#10;C:\Users\jmpc\Desktop Relative &#10;Exemplo link 8 &#10;Not Loaded &#10;Overlay &#10;C:\Users\jmpc\Desktop Relative &#10;Save Positions &#10;Reload From ... &#10;Reload &#10;Unload &#10;Add ... &#10;Remove &#10;Manage Worksets &#10;OK &#10;Cancel &#10;Apply &#10;Help "/>
+                    <pic:cNvPr id="0" name="Picture 33" descr="Manage Links  X  Revit IFC CAD Formats DWF Markups Point Clouds Topography Coordination Model PDF Images  Link Name  Status  Reference Type  Positions  Not Saved  Saved Path  Path Type  Local Alias  Exemplo link 1  Loaded  Overlay  C:\Users\jmpc\Desktop Relative  Exemplo link 2  Loaded  Overlay  C:\Users\jmpc\Desktop Relative  Exemplo link 3  Loaded  Overlay  C:\Users\jmpc\Desktop Relative  Exemplo link 4  Loaded  Overlay  C:\Users\jmpc\Desktop Relative  Exemplo link 5  Loaded  Overlay  C:\Users\jmpc\Desktop Relative  Exemplo link 6  Not Loaded  Overlay  C:\Users\jmpc\Desktop Relative  Exemplo link 7  Not Loaded  Overlay  C:\Users\jmpc\Desktop Relative  Exemplo link 8  Not Loaded  Overlay  C:\Users\jmpc\Desktop Relative  Save Positions  Reload From ...  Reload  Unload  Add ...  Remove  Manage Worksets  OK  Cancel  Apply  Help "/>
                     <pic:cNvPicPr>
                       <a:picLocks noChangeAspect="1" noChangeArrowheads="1"/>
                     </pic:cNvPicPr>
@@ -14058,7 +13232,7 @@
                                 <w:szCs w:val="22"/>
                               </w:rPr>
                             </w:pPr>
-                            <w:bookmarkStart w:id="73" w:name="_Toc232983834"/>
+                            <w:bookmarkStart w:id="72" w:name="_Toc232983834"/>
                             <w:r>
                               <w:t xml:space="preserve">Figura </w:t>
                             </w:r>
@@ -14093,7 +13267,7 @@
                             <w:r>
                               <w:t>, painel controlo dos links que estão disponíveis naquele momento no modelo, no qual se esta a trabalhar</w:t>
                             </w:r>
-                            <w:bookmarkEnd w:id="73"/>
+                            <w:bookmarkEnd w:id="72"/>
                           </w:p>
                         </w:txbxContent>
                       </wps:txbx>
@@ -14127,7 +13301,7 @@
                           <w:szCs w:val="22"/>
                         </w:rPr>
                       </w:pPr>
-                      <w:bookmarkStart w:id="74" w:name="_Toc232983834"/>
+                      <w:bookmarkStart w:id="73" w:name="_Toc232983834"/>
                       <w:r>
                         <w:t xml:space="preserve">Figura </w:t>
                       </w:r>
@@ -14162,7 +13336,7 @@
                       <w:r>
                         <w:t>, painel controlo dos links que estão disponíveis naquele momento no modelo, no qual se esta a trabalhar</w:t>
                       </w:r>
-                      <w:bookmarkEnd w:id="74"/>
+                      <w:bookmarkEnd w:id="73"/>
                     </w:p>
                   </w:txbxContent>
                 </v:textbox>
@@ -14172,7 +13346,7 @@
           </mc:Fallback>
         </mc:AlternateContent>
       </w:r>
-      <w:commentRangeStart w:id="75"/>
+      <w:commentRangeStart w:id="74"/>
       <w:r>
         <w:rPr>
           <w:lang w:eastAsia="pt-PT"/>
@@ -14192,7 +13366,7 @@
         </w:rPr>
         <w:t>.</w:t>
       </w:r>
-      <w:commentRangeEnd w:id="75"/>
+      <w:commentRangeEnd w:id="74"/>
       <w:r>
         <w:rPr>
           <w:rStyle w:val="Refdecomentrio"/>
@@ -14200,7 +13374,7 @@
           <w:szCs w:val="24"/>
           <w:lang w:eastAsia="pt-PT"/>
         </w:rPr>
-        <w:commentReference w:id="75"/>
+        <w:commentReference w:id="74"/>
       </w:r>
     </w:p>
     <w:p>
@@ -14210,14 +13384,14 @@
           <w:lang w:eastAsia="en-US"/>
         </w:rPr>
       </w:pPr>
-      <w:bookmarkStart w:id="76" w:name="_Toc232983320"/>
+      <w:bookmarkStart w:id="75" w:name="_Toc232983320"/>
       <w:r>
         <w:rPr>
           <w:lang w:eastAsia="en-US"/>
         </w:rPr>
         <w:t>Revisões e validação técnica</w:t>
       </w:r>
-      <w:bookmarkEnd w:id="76"/>
+      <w:bookmarkEnd w:id="75"/>
       <w:r>
         <w:rPr>
           <w:lang w:eastAsia="en-US"/>
@@ -14279,14 +13453,14 @@
           <w:lang w:eastAsia="en-US"/>
         </w:rPr>
       </w:pPr>
-      <w:bookmarkStart w:id="77" w:name="_Toc232983321"/>
+      <w:bookmarkStart w:id="76" w:name="_Toc232983321"/>
       <w:r>
         <w:rPr>
           <w:lang w:eastAsia="en-US"/>
         </w:rPr>
         <w:t>Produção de documentação técnica</w:t>
       </w:r>
-      <w:bookmarkEnd w:id="77"/>
+      <w:bookmarkEnd w:id="76"/>
       <w:r>
         <w:rPr>
           <w:lang w:eastAsia="en-US"/>
@@ -14304,7 +13478,7 @@
         <w:rPr>
           <w:lang w:eastAsia="pt-PT"/>
         </w:rPr>
-        <w:t>Uma das funcionalidades mais útil do Revit é gerar automaticamente peças desenhadas a partir do modelo tridimensional, do qual são extraídas plantas, cortes e elevações obtidos através da configuração de vistas sobre o modelo, às quais são associadas escalas, anotações, cotas e legendas, de acordo com os requisitos de apresentação definidos para o projeto. As folhas de desenho são compostas diretamente da aplicação, recorrendo a um formato de apresentação definido pela equipa de projeto.</w:t>
+        <w:t>Uma das funcionalidades mais útil do Revit é gerar automaticamente peças desenhadas a partir do modelo tridimensional, do qual são extraídas plantas, cortes e elevações obtidos através da configuração de vistas sobre o modelo, às quais são associadas escalas, anotações, cotas e Legendas, de acordo com os requisitos de apresentação definidos para o projeto. As folhas de desenho são compostas diretamente da aplicação, recorrendo a um formato de apresentação definido pela equipa de projeto.</w:t>
       </w:r>
     </w:p>
     <w:p>
@@ -14365,7 +13539,7 @@
                                 <w:szCs w:val="22"/>
                               </w:rPr>
                             </w:pPr>
-                            <w:bookmarkStart w:id="78" w:name="_Toc232983835"/>
+                            <w:bookmarkStart w:id="77" w:name="_Toc232983835"/>
                             <w:r>
                               <w:t xml:space="preserve">Figura </w:t>
                             </w:r>
@@ -14390,7 +13564,7 @@
                             <w:r>
                               <w:t xml:space="preserve"> - Exemplo do layout para entrega final normalmente entregue em A1 ou A0 ou A3 em pdf.</w:t>
                             </w:r>
-                            <w:bookmarkEnd w:id="78"/>
+                            <w:bookmarkEnd w:id="77"/>
                           </w:p>
                         </w:txbxContent>
                       </wps:txbx>
@@ -14424,7 +13598,7 @@
                           <w:szCs w:val="22"/>
                         </w:rPr>
                       </w:pPr>
-                      <w:bookmarkStart w:id="79" w:name="_Toc232983835"/>
+                      <w:bookmarkStart w:id="78" w:name="_Toc232983835"/>
                       <w:r>
                         <w:t xml:space="preserve">Figura </w:t>
                       </w:r>
@@ -14449,7 +13623,7 @@
                       <w:r>
                         <w:t xml:space="preserve"> - Exemplo do layout para entrega final normalmente entregue em A1 ou A0 ou A3 em pdf.</w:t>
                       </w:r>
-                      <w:bookmarkEnd w:id="79"/>
+                      <w:bookmarkEnd w:id="78"/>
                     </w:p>
                   </w:txbxContent>
                 </v:textbox>
@@ -14557,14 +13731,14 @@
           <w:lang w:val="pt-PT" w:eastAsia="en-US"/>
         </w:rPr>
       </w:pPr>
-      <w:bookmarkStart w:id="80" w:name="_Toc232983322"/>
+      <w:bookmarkStart w:id="79" w:name="_Toc232983322"/>
       <w:r>
         <w:rPr>
           <w:lang w:val="pt-PT" w:eastAsia="en-US"/>
         </w:rPr>
         <w:t>Progressão e autonomia ao longo do estágio</w:t>
       </w:r>
-      <w:bookmarkEnd w:id="80"/>
+      <w:bookmarkEnd w:id="79"/>
     </w:p>
     <w:p>
       <w:pPr>
@@ -14589,7 +13763,19 @@
         <w:rPr>
           <w:lang w:eastAsia="pt-PT"/>
         </w:rPr>
-        <w:t>Esta transição foi particularmente percetível no curso de um projeto desenvolvido para um cliente do setor da aviação, no qual o envolvimento na modelação se aprofundou ao ponto de a comunicação técnica com os restantes membros da equipa passar a ser feita de forma direta, sem intermediação sistemática por parte dos engenheiros mais experientes. Este momento marcou uma mudança qualitativa na forma de participar no projeto, deixou de ser necessário aguardar instruções detalhadas para cada tarefa, passando a ser possível interpretar a documentação disponível, identificar o que era necessário modelar e tomar decisões de modelação de forma autónoma dentro do âmbito definido para o trabalho.</w:t>
+        <w:t xml:space="preserve">Esta transição foi particularmente percetível no curso de um projeto desenvolvido </w:t>
+      </w:r>
+      <w:r>
+        <w:rPr>
+          <w:lang w:eastAsia="pt-PT"/>
+        </w:rPr>
+        <w:t>para Portugal</w:t>
+      </w:r>
+      <w:r>
+        <w:rPr>
+          <w:lang w:eastAsia="pt-PT"/>
+        </w:rPr>
+        <w:t>, no qual o envolvimento na modelação se aprofundou ao ponto de a comunicação técnica com os restantes membros da equipa passar a ser feita de forma direta, sem intermediação sistemática por parte dos engenheiros mais experientes. Este momento marcou uma mudança qualitativa na forma de participar no projeto, deixou de ser necessário aguardar instruções detalhadas para cada tarefa, passando a ser possível interpretar a documentação disponível, identificar o que era necessário modelar e tomar decisões de modelação de forma autónoma dentro do âmbito definido para o trabalho.</w:t>
       </w:r>
     </w:p>
     <w:p>
@@ -14616,27 +13802,27 @@
       <w:pPr>
         <w:pStyle w:val="Ttulo1"/>
       </w:pPr>
-      <w:bookmarkStart w:id="81" w:name="_Toc232983323"/>
+      <w:bookmarkStart w:id="80" w:name="_Toc232983323"/>
       <w:r>
         <w:lastRenderedPageBreak/>
         <w:t>Atividades complementares</w:t>
       </w:r>
-      <w:bookmarkEnd w:id="81"/>
-    </w:p>
-    <w:p>
-      <w:pPr>
-        <w:rPr>
-          <w:lang w:eastAsia="pt-PT"/>
-        </w:rPr>
-      </w:pPr>
-      <w:commentRangeStart w:id="82"/>
+      <w:bookmarkEnd w:id="80"/>
+    </w:p>
+    <w:p>
+      <w:pPr>
+        <w:rPr>
+          <w:lang w:eastAsia="pt-PT"/>
+        </w:rPr>
+      </w:pPr>
+      <w:commentRangeStart w:id="81"/>
       <w:r>
         <w:rPr>
           <w:lang w:eastAsia="pt-PT"/>
         </w:rPr>
         <w:t>Para além do trabalho de modelação descrito anteriormente, o período de estágio incluiu um conjunto de atividades complementares, igualmente integradas no fluxo de trabalho da equipa de projeto. Estas atividades, embora não constituam modelação tridimensional propriamente dita, são indissociáveis do processo de projeto de subestações e contribuíram para uma compreensão mais ampla de como funciona um gabinete de engenharia.</w:t>
       </w:r>
-      <w:commentRangeEnd w:id="82"/>
+      <w:commentRangeEnd w:id="81"/>
       <w:r>
         <w:rPr>
           <w:rStyle w:val="Refdecomentrio"/>
@@ -14644,7 +13830,7 @@
           <w:szCs w:val="24"/>
           <w:lang w:eastAsia="pt-PT"/>
         </w:rPr>
-        <w:commentReference w:id="82"/>
+        <w:commentReference w:id="81"/>
       </w:r>
     </w:p>
     <w:p>
@@ -14654,14 +13840,14 @@
           <w:lang w:eastAsia="en-US"/>
         </w:rPr>
       </w:pPr>
-      <w:bookmarkStart w:id="83" w:name="_Toc232983324"/>
+      <w:bookmarkStart w:id="82" w:name="_Toc232983324"/>
       <w:r>
         <w:rPr>
           <w:lang w:eastAsia="en-US"/>
         </w:rPr>
         <w:t>Interpretação de diagramas unifilares</w:t>
       </w:r>
-      <w:bookmarkEnd w:id="83"/>
+      <w:bookmarkEnd w:id="82"/>
     </w:p>
     <w:p>
       <w:pPr>
@@ -14723,14 +13909,14 @@
           <w:lang w:val="pt-PT" w:eastAsia="en-US"/>
         </w:rPr>
       </w:pPr>
-      <w:bookmarkStart w:id="84" w:name="_Toc232983325"/>
+      <w:bookmarkStart w:id="83" w:name="_Toc232983325"/>
       <w:r>
         <w:rPr>
           <w:lang w:val="pt-PT" w:eastAsia="en-US"/>
         </w:rPr>
         <w:t>Análise e revisão de documentação técnica de suporte ao projeto</w:t>
       </w:r>
-      <w:bookmarkEnd w:id="84"/>
+      <w:bookmarkEnd w:id="83"/>
     </w:p>
     <w:p>
       <w:pPr>
@@ -14756,49 +13942,48 @@
       <w:pPr>
         <w:pStyle w:val="Ttulo2"/>
       </w:pPr>
-      <w:bookmarkStart w:id="85" w:name="_Toc232983326"/>
+      <w:bookmarkStart w:id="84" w:name="_Toc232983326"/>
       <w:r>
         <w:t>Projetos acompanhados durante o estágio</w:t>
       </w:r>
-      <w:bookmarkEnd w:id="85"/>
-    </w:p>
-    <w:p>
-      <w:pPr>
-        <w:rPr>
-          <w:lang w:eastAsia="pt-PT"/>
-        </w:rPr>
-      </w:pPr>
-      <w:r>
-        <w:rPr>
-          <w:lang w:eastAsia="pt-PT"/>
-        </w:rPr>
-        <w:t>Foram realizados diferentes projetos de subestações, desenvolvidos para clientes do Reino Unido, Angola, Escócia entre outros, esta diversidade de projetos com diferentes níveis de tensão, tipologias e fases de desenvolvimento são fundamentais para o desenvolvimento multidisciplinar.</w:t>
-      </w:r>
-    </w:p>
-    <w:p>
-      <w:pPr>
-        <w:rPr>
-          <w:lang w:eastAsia="pt-PT"/>
-        </w:rPr>
-      </w:pPr>
-      <w:r>
-        <w:rPr>
-          <w:lang w:eastAsia="pt-PT"/>
-        </w:rPr>
-        <w:t xml:space="preserve">No projeto da subestação Strathy Wood, do tipo Air Insulated Substation (AIS), com nível de tensão </w:t>
-      </w:r>
-      <w:r>
-        <w:rPr>
-          <w:highlight w:val="red"/>
-          <w:lang w:eastAsia="pt-PT"/>
-        </w:rPr>
-        <w:t>[a confirmar]</w:t>
-      </w:r>
-      <w:r>
-        <w:rPr>
-          <w:lang w:eastAsia="pt-PT"/>
-        </w:rPr>
-        <w:t>, o trabalho desenvolvido incluiu a aplicação de alterações ao modelo existente, e a participação em ciclos de revisão do projeto.</w:t>
+      <w:bookmarkEnd w:id="84"/>
+    </w:p>
+    <w:p>
+      <w:pPr>
+        <w:rPr>
+          <w:lang w:eastAsia="pt-PT"/>
+        </w:rPr>
+      </w:pPr>
+      <w:r>
+        <w:rPr>
+          <w:lang w:eastAsia="pt-PT"/>
+        </w:rPr>
+        <w:t>Foram realizados diferentes projetos de subestações, desenvolvidos para clientes d</w:t>
+      </w:r>
+      <w:r>
+        <w:rPr>
+          <w:lang w:eastAsia="pt-PT"/>
+        </w:rPr>
+        <w:t>a</w:t>
+      </w:r>
+      <w:r>
+        <w:rPr>
+          <w:lang w:eastAsia="pt-PT"/>
+        </w:rPr>
+        <w:t xml:space="preserve"> Escócia e Portugal, esta diversidade de projetos com diferentes níveis de tensão, tipologias e fases de desenvolvimento são fundamentais para o desenvolvimento multidisciplinar.</w:t>
+      </w:r>
+    </w:p>
+    <w:p>
+      <w:pPr>
+        <w:rPr>
+          <w:lang w:eastAsia="pt-PT"/>
+        </w:rPr>
+      </w:pPr>
+      <w:r>
+        <w:rPr>
+          <w:lang w:eastAsia="pt-PT"/>
+        </w:rPr>
+        <w:t>No projeto da subestação Strathy Wood, do tipo Air Insulated Substation (AIS), com níveis de tensão de 33 kV e 132 kV, o trabalho desenvolvido incluiu a aplicação de alterações ao modelo existente, e a participação em ciclos de revisão do projeto.</w:t>
       </w:r>
     </w:p>
     <w:p>
@@ -14815,10 +14000,9 @@
       </w:r>
       <w:r>
         <w:rPr>
-          <w:highlight w:val="red"/>
-          <w:lang w:eastAsia="pt-PT"/>
-        </w:rPr>
-        <w:t>400 kV, 275 kV, 60 kV e 30 kV</w:t>
+          <w:lang w:eastAsia="pt-PT"/>
+        </w:rPr>
+        <w:t>400 kV, 275 kV e 30 kV</w:t>
       </w:r>
       <w:r>
         <w:rPr>
@@ -14837,46 +14021,20 @@
         <w:rPr>
           <w:lang w:eastAsia="pt-PT"/>
         </w:rPr>
-        <w:t xml:space="preserve">A subestação para a Lufthansa, do tipo AIS e com nível de tensão </w:t>
-      </w:r>
-      <w:r>
-        <w:rPr>
-          <w:highlight w:val="red"/>
-          <w:lang w:eastAsia="pt-PT"/>
-        </w:rPr>
-        <w:t>[a confirmar]</w:t>
-      </w:r>
-      <w:r>
-        <w:rPr>
-          <w:lang w:eastAsia="pt-PT"/>
-        </w:rPr>
-        <w:t>, o trabalho desenvolvido incluiu igualmente a aplicação de alterações ao modelo, a criação de famílias específicas e a participação em revisões, tendo sido também exportados ficheiros para a equipa de dimensionamento realizar os respetivos estudos luminotécnicos. Foi neste projeto que, como referido no subcapítulo 3.4, se deu a transição para uma comunicação técnica mais direta com o engenheiro responsável pela modelação da subestação.</w:t>
-      </w:r>
-    </w:p>
-    <w:p>
-      <w:pPr>
-        <w:rPr>
-          <w:lang w:eastAsia="pt-PT"/>
-        </w:rPr>
-      </w:pPr>
-      <w:r>
-        <w:rPr>
-          <w:lang w:eastAsia="pt-PT"/>
-        </w:rPr>
-        <w:t xml:space="preserve">No projeto Strathy South, com tipologia construtiva AIS e nível de tensão </w:t>
-      </w:r>
-      <w:r>
-        <w:rPr>
-          <w:highlight w:val="red"/>
-          <w:lang w:eastAsia="pt-PT"/>
-        </w:rPr>
-        <w:t>[a confirmar]</w:t>
-      </w:r>
-      <w:r>
-        <w:rPr>
-          <w:lang w:eastAsia="pt-PT"/>
-        </w:rPr>
-        <w:t>, o trabalho desenvolvido seguiu igualmente o processo de modelação, famílias e revisões de projeto.</w:t>
+        <w:t>A subestação para a Lufthansa, do tipo AIS e com níveis de tensão de 60 kV e 15 kV, o trabalho desenvolvido incluiu igualmente a aplicação de alterações ao modelo, a criação de famílias específicas e a participação em revisões, tendo sido também exportados ficheiros para a equipa de dimensionamento realizar os respetivos estudos luminotécnicos. Foi neste projeto que, como referido no subcapítulo 3.4, se deu a transição para uma comunicação técnica mais direta com o engenheiro responsável pela modelação da subestação.</w:t>
+      </w:r>
+    </w:p>
+    <w:p>
+      <w:pPr>
+        <w:rPr>
+          <w:lang w:eastAsia="pt-PT"/>
+        </w:rPr>
+      </w:pPr>
+      <w:r>
+        <w:rPr>
+          <w:lang w:eastAsia="pt-PT"/>
+        </w:rPr>
+        <w:t>No projeto Strathy South, com tipologia construtiva AIS e níveis de tensão de 33 kV e 132 kV, o trabalho desenvolvido seguiu igualmente o processo de modelação, famílias e revisões de projeto.</w:t>
       </w:r>
     </w:p>
     <w:p>
@@ -14899,10 +14057,10 @@
           <w:lang w:eastAsia="pt-PT"/>
         </w:rPr>
       </w:pPr>
-      <w:bookmarkStart w:id="86" w:name="_Toc76320115"/>
-      <w:bookmarkStart w:id="87" w:name="_Toc76320155"/>
-      <w:bookmarkStart w:id="88" w:name="_Toc76320183"/>
-      <w:bookmarkStart w:id="89" w:name="_Toc232983327"/>
+      <w:bookmarkStart w:id="85" w:name="_Toc76320115"/>
+      <w:bookmarkStart w:id="86" w:name="_Toc76320155"/>
+      <w:bookmarkStart w:id="87" w:name="_Toc76320183"/>
+      <w:bookmarkStart w:id="88" w:name="_Toc232983327"/>
       <w:r>
         <w:rPr>
           <w:lang w:eastAsia="pt-PT"/>
@@ -14910,10 +14068,10 @@
         <w:lastRenderedPageBreak/>
         <w:t>Conclusões</w:t>
       </w:r>
+      <w:bookmarkEnd w:id="85"/>
       <w:bookmarkEnd w:id="86"/>
       <w:bookmarkEnd w:id="87"/>
       <w:bookmarkEnd w:id="88"/>
-      <w:bookmarkEnd w:id="89"/>
     </w:p>
     <w:p>
       <w:pPr>
@@ -14925,7 +14083,7 @@
           <w:color w:val="000000"/>
         </w:rPr>
       </w:pPr>
-      <w:bookmarkStart w:id="90" w:name="_Toc232983328"/>
+      <w:bookmarkStart w:id="89" w:name="_Toc232983328"/>
       <w:r>
         <w:rPr>
           <w:rStyle w:val="nfaseDiscreta"/>
@@ -14935,7 +14093,7 @@
         </w:rPr>
         <w:t>Integração de conhecimentos académicos</w:t>
       </w:r>
-      <w:bookmarkEnd w:id="90"/>
+      <w:bookmarkEnd w:id="89"/>
       <w:r>
         <w:rPr>
           <w:rStyle w:val="nfaseDiscreta"/>
@@ -15026,26 +14184,14 @@
           <w:lang w:eastAsia="en-US"/>
         </w:rPr>
       </w:pPr>
-      <w:bookmarkStart w:id="91" w:name="_Toc232983329"/>
-      <w:r>
-        <w:rPr>
-          <w:lang w:eastAsia="en-US"/>
-        </w:rPr>
-        <w:t xml:space="preserve">Conclusões e Perspetivas </w:t>
-      </w:r>
-      <w:r>
-        <w:rPr>
-          <w:lang w:eastAsia="en-US"/>
-        </w:rPr>
-        <w:t>f</w:t>
-      </w:r>
-      <w:r>
-        <w:rPr>
-          <w:lang w:eastAsia="en-US"/>
-        </w:rPr>
-        <w:t>uturas</w:t>
-      </w:r>
-      <w:bookmarkEnd w:id="91"/>
+      <w:bookmarkStart w:id="90" w:name="_Toc232983329"/>
+      <w:r>
+        <w:rPr>
+          <w:lang w:eastAsia="en-US"/>
+        </w:rPr>
+        <w:t>Conclusões e Perspetivas futuras</w:t>
+      </w:r>
+      <w:bookmarkEnd w:id="90"/>
     </w:p>
     <w:p>
       <w:pPr>
@@ -15122,7 +14268,7 @@
           <w:lang w:eastAsia="en-US"/>
         </w:rPr>
       </w:pPr>
-      <w:bookmarkStart w:id="92" w:name="_Toc232983330"/>
+      <w:bookmarkStart w:id="91" w:name="_Toc232983330"/>
       <w:r>
         <w:rPr>
           <w:rFonts w:ascii="Cambria" w:hAnsi="Cambria"/>
@@ -15134,7 +14280,7 @@
         <w:lastRenderedPageBreak/>
         <w:t>ÉPOCA RECURSO</w:t>
       </w:r>
-      <w:bookmarkEnd w:id="92"/>
+      <w:bookmarkEnd w:id="91"/>
     </w:p>
     <w:p>
       <w:pPr>
@@ -15220,9 +14366,9 @@
           <w:lang w:eastAsia="pt-PT"/>
         </w:rPr>
       </w:pPr>
-      <w:bookmarkStart w:id="93" w:name="_Toc76320116"/>
-      <w:bookmarkStart w:id="94" w:name="_Toc76320156"/>
-      <w:bookmarkStart w:id="95" w:name="_Toc76320184"/>
+      <w:bookmarkStart w:id="92" w:name="_Toc76320116"/>
+      <w:bookmarkStart w:id="93" w:name="_Toc76320156"/>
+      <w:bookmarkStart w:id="94" w:name="_Toc76320184"/>
       <w:r>
         <w:rPr>
           <w:rFonts w:ascii="Calibri" w:eastAsia="Calibri" w:hAnsi="Calibri"/>
@@ -15249,7 +14395,7 @@
           <w:lang w:eastAsia="pt-PT"/>
         </w:rPr>
       </w:pPr>
-      <w:bookmarkStart w:id="96" w:name="_Toc232983331"/>
+      <w:bookmarkStart w:id="95" w:name="_Toc232983331"/>
       <w:r>
         <w:rPr>
           <w:b/>
@@ -15263,10 +14409,10 @@
         <w:lastRenderedPageBreak/>
         <w:t>Referências bibliográficas</w:t>
       </w:r>
+      <w:bookmarkEnd w:id="92"/>
       <w:bookmarkEnd w:id="93"/>
       <w:bookmarkEnd w:id="94"/>
       <w:bookmarkEnd w:id="95"/>
-      <w:bookmarkEnd w:id="96"/>
     </w:p>
     <w:p>
       <w:pPr>
@@ -15287,7 +14433,7 @@
 
 <file path=word/comments.xml><?xml version="1.0" encoding="utf-8"?>
 <w:comments xmlns:wpc="http://schemas.microsoft.com/office/word/2010/wordprocessingCanvas" xmlns:cx="http://schemas.microsoft.com/office/drawing/2014/chartex" xmlns:cx1="http://schemas.microsoft.com/office/drawing/2015/9/8/chartex" xmlns:cx2="http://schemas.microsoft.com/office/drawing/2015/10/21/chartex" xmlns:cx3="http://schemas.microsoft.com/office/drawing/2016/5/9/chartex" xmlns:cx4="http://schemas.microsoft.com/office/drawing/2016/5/10/chartex" xmlns:cx5="http://schemas.microsoft.com/office/drawing/2016/5/11/chartex" xmlns:cx6="http://schemas.microsoft.com/office/drawing/2016/5/12/chartex" xmlns:cx7="http://schemas.microsoft.com/office/drawing/2016/5/13/chartex" xmlns:cx8="http://schemas.microsoft.com/office/drawing/2016/5/14/chartex" xmlns:mc="http://schemas.openxmlformats.org/markup-compatibility/2006" xmlns:aink="http://schemas.microsoft.com/office/drawing/2016/ink" xmlns:am3d="http://schemas.microsoft.com/office/drawing/2017/model3d" xmlns:o="urn:schemas-microsoft-com:office:office" xmlns:oel="http://schemas.microsoft.com/office/2019/extlst" xmlns:r="http://schemas.openxmlformats.org/officeDocument/2006/relationships" xmlns:m="http://schemas.openxmlformats.org/officeDocument/2006/math" xmlns:v="urn:schemas-microsoft-com:vml" xmlns:wp14="http://schemas.microsoft.com/office/word/2010/wordprocessingDrawing" xmlns:wp="http://schemas.openxmlformats.org/drawingml/2006/wordprocessingDrawing" xmlns:w10="urn:schemas-microsoft-com:office:word" xmlns:w="http://schemas.openxmlformats.org/wordprocessingml/2006/main" xmlns:w14="http://schemas.microsoft.com/office/word/2010/wordml" xmlns:w15="http://schemas.microsoft.com/office/word/2012/wordml" xmlns:w16cex="http://schemas.microsoft.com/office/word/2018/wordml/cex" xmlns:w16cid="http://schemas.microsoft.com/office/word/2016/wordml/cid" xmlns:w16="http://schemas.microsoft.com/office/word/2018/wordml" xmlns:w16du="http://schemas.microsoft.com/office/word/2023/wordml/word16du" xmlns:w16sdtdh="http://schemas.microsoft.com/office/word/2020/wordml/sdtdatahash" xmlns:w16sdtfl="http://schemas.microsoft.com/office/word/2024/wordml/sdtformatlock" xmlns:w16se="http://schemas.microsoft.com/office/word/2015/wordml/symex" xmlns:wpg="http://schemas.microsoft.com/office/word/2010/wordprocessingGroup" xmlns:wpi="http://schemas.microsoft.com/office/word/2010/wordprocessingInk" xmlns:wne="http://schemas.microsoft.com/office/word/2006/wordml" xmlns:wps="http://schemas.microsoft.com/office/word/2010/wordprocessingShape" mc:Ignorable="w14 w15 w16se w16cid w16 w16cex w16sdtdh w16sdtfl w16du wp14">
-  <w:comment w:id="15" w:author="João Miguel Pinto Castro" w:date="2026-06-22T00:32:00Z" w:initials="JC">
+  <w:comment w:id="26" w:author="João Miguel Pinto Castro" w:date="2026-06-22T01:01:00Z" w:initials="JC">
     <w:p>
       <w:pPr>
         <w:pStyle w:val="Textodecomentrio"/>
@@ -15299,11 +14445,43 @@
         <w:annotationRef/>
       </w:r>
       <w:r>
+        <w:t>Desenvolver</w:t>
+      </w:r>
+    </w:p>
+  </w:comment>
+  <w:comment w:id="30" w:author="João Miguel Pinto Castro" w:date="2026-06-22T01:27:00Z" w:initials="JC">
+    <w:p>
+      <w:pPr>
+        <w:pStyle w:val="Textodecomentrio"/>
+      </w:pPr>
+      <w:r>
+        <w:rPr>
+          <w:rStyle w:val="Refdecomentrio"/>
+        </w:rPr>
+        <w:annotationRef/>
+      </w:r>
+      <w:r>
+        <w:t>Desenvolver</w:t>
+      </w:r>
+    </w:p>
+  </w:comment>
+  <w:comment w:id="44" w:author="João Miguel Pinto Castro" w:date="2026-06-22T00:38:00Z" w:initials="JC">
+    <w:p>
+      <w:pPr>
+        <w:pStyle w:val="Textodecomentrio"/>
+      </w:pPr>
+      <w:r>
+        <w:rPr>
+          <w:rStyle w:val="Refdecomentrio"/>
+        </w:rPr>
+        <w:annotationRef/>
+      </w:r>
+      <w:r>
         <w:t>desenvolver</w:t>
       </w:r>
     </w:p>
   </w:comment>
-  <w:comment w:id="27" w:author="João Miguel Pinto Castro" w:date="2026-06-22T01:01:00Z" w:initials="JC">
+  <w:comment w:id="74" w:author="João Castro" w:date="2026-06-16T00:16:00Z" w:initials="JC">
     <w:p>
       <w:pPr>
         <w:pStyle w:val="Textodecomentrio"/>
@@ -15315,59 +14493,11 @@
         <w:annotationRef/>
       </w:r>
       <w:r>
-        <w:t>Desenvolver</w:t>
+        <w:t>Rever</w:t>
       </w:r>
     </w:p>
   </w:comment>
-  <w:comment w:id="31" w:author="João Miguel Pinto Castro" w:date="2026-06-22T01:27:00Z" w:initials="JC">
-    <w:p>
-      <w:pPr>
-        <w:pStyle w:val="Textodecomentrio"/>
-      </w:pPr>
-      <w:r>
-        <w:rPr>
-          <w:rStyle w:val="Refdecomentrio"/>
-        </w:rPr>
-        <w:annotationRef/>
-      </w:r>
-      <w:r>
-        <w:t>Desenvolver</w:t>
-      </w:r>
-    </w:p>
-  </w:comment>
-  <w:comment w:id="45" w:author="João Miguel Pinto Castro" w:date="2026-06-22T00:38:00Z" w:initials="JC">
-    <w:p>
-      <w:pPr>
-        <w:pStyle w:val="Textodecomentrio"/>
-      </w:pPr>
-      <w:r>
-        <w:rPr>
-          <w:rStyle w:val="Refdecomentrio"/>
-        </w:rPr>
-        <w:annotationRef/>
-      </w:r>
-      <w:r>
-        <w:t>desenvolver</w:t>
-      </w:r>
-    </w:p>
-  </w:comment>
-  <w:comment w:id="75" w:author="João Castro" w:date="2026-06-16T00:16:00Z" w:initials="JC">
-    <w:p>
-      <w:pPr>
-        <w:pStyle w:val="Textodecomentrio"/>
-      </w:pPr>
-      <w:r>
-        <w:rPr>
-          <w:rStyle w:val="Refdecomentrio"/>
-        </w:rPr>
-        <w:annotationRef/>
-      </w:r>
-      <w:r>
-        <w:t>Rever</w:t>
-      </w:r>
-    </w:p>
-  </w:comment>
-  <w:comment w:id="82" w:author="João Miguel Pinto Castro" w:date="2026-06-22T01:32:00Z" w:initials="JC">
+  <w:comment w:id="81" w:author="João Miguel Pinto Castro" w:date="2026-06-22T01:32:00Z" w:initials="JC">
     <w:p>
       <w:pPr>
         <w:pStyle w:val="Textodecomentrio"/>
@@ -15388,7 +14518,6 @@
 
 <file path=word/commentsExtended.xml><?xml version="1.0" encoding="utf-8"?>
 <w15:commentsEx xmlns:wpc="http://schemas.microsoft.com/office/word/2010/wordprocessingCanvas" xmlns:cx="http://schemas.microsoft.com/office/drawing/2014/chartex" xmlns:cx1="http://schemas.microsoft.com/office/drawing/2015/9/8/chartex" xmlns:cx2="http://schemas.microsoft.com/office/drawing/2015/10/21/chartex" xmlns:cx3="http://schemas.microsoft.com/office/drawing/2016/5/9/chartex" xmlns:cx4="http://schemas.microsoft.com/office/drawing/2016/5/10/chartex" xmlns:cx5="http://schemas.microsoft.com/office/drawing/2016/5/11/chartex" xmlns:cx6="http://schemas.microsoft.com/office/drawing/2016/5/12/chartex" xmlns:cx7="http://schemas.microsoft.com/office/drawing/2016/5/13/chartex" xmlns:cx8="http://schemas.microsoft.com/office/drawing/2016/5/14/chartex" xmlns:mc="http://schemas.openxmlformats.org/markup-compatibility/2006" xmlns:aink="http://schemas.microsoft.com/office/drawing/2016/ink" xmlns:am3d="http://schemas.microsoft.com/office/drawing/2017/model3d" xmlns:o="urn:schemas-microsoft-com:office:office" xmlns:oel="http://schemas.microsoft.com/office/2019/extlst" xmlns:r="http://schemas.openxmlformats.org/officeDocument/2006/relationships" xmlns:m="http://schemas.openxmlformats.org/officeDocument/2006/math" xmlns:v="urn:schemas-microsoft-com:vml" xmlns:wp14="http://schemas.microsoft.com/office/word/2010/wordprocessingDrawing" xmlns:wp="http://schemas.openxmlformats.org/drawingml/2006/wordprocessingDrawing" xmlns:w10="urn:schemas-microsoft-com:office:word" xmlns:w="http://schemas.openxmlformats.org/wordprocessingml/2006/main" xmlns:w14="http://schemas.microsoft.com/office/word/2010/wordml" xmlns:w15="http://schemas.microsoft.com/office/word/2012/wordml" xmlns:w16cex="http://schemas.microsoft.com/office/word/2018/wordml/cex" xmlns:w16cid="http://schemas.microsoft.com/office/word/2016/wordml/cid" xmlns:w16="http://schemas.microsoft.com/office/word/2018/wordml" xmlns:w16du="http://schemas.microsoft.com/office/word/2023/wordml/word16du" xmlns:w16sdtdh="http://schemas.microsoft.com/office/word/2020/wordml/sdtdatahash" xmlns:w16sdtfl="http://schemas.microsoft.com/office/word/2024/wordml/sdtformatlock" xmlns:w16se="http://schemas.microsoft.com/office/word/2015/wordml/symex" xmlns:wpg="http://schemas.microsoft.com/office/word/2010/wordprocessingGroup" xmlns:wpi="http://schemas.microsoft.com/office/word/2010/wordprocessingInk" xmlns:wne="http://schemas.microsoft.com/office/word/2006/wordml" xmlns:wps="http://schemas.microsoft.com/office/word/2010/wordprocessingShape" mc:Ignorable="w14 w15 w16se w16cid w16 w16cex w16sdtdh w16sdtfl w16du wp14">
-  <w15:commentEx w15:paraId="5AF19FB7" w15:done="0"/>
   <w15:commentEx w15:paraId="6E4607A3" w15:done="0"/>
   <w15:commentEx w15:paraId="18EAD83E" w15:done="0"/>
   <w15:commentEx w15:paraId="2B8CC9C0" w15:done="0"/>
@@ -15399,7 +14528,6 @@
 
 <file path=word/commentsExtensible.xml><?xml version="1.0" encoding="utf-8"?>
 <w16cex:commentsExtensible xmlns:wpc="http://schemas.microsoft.com/office/word/2010/wordprocessingCanvas" xmlns:cx="http://schemas.microsoft.com/office/drawing/2014/chartex" xmlns:cx1="http://schemas.microsoft.com/office/drawing/2015/9/8/chartex" xmlns:cx2="http://schemas.microsoft.com/office/drawing/2015/10/21/chartex" xmlns:cx3="http://schemas.microsoft.com/office/drawing/2016/5/9/chartex" xmlns:cx4="http://schemas.microsoft.com/office/drawing/2016/5/10/chartex" xmlns:cx5="http://schemas.microsoft.com/office/drawing/2016/5/11/chartex" xmlns:cx6="http://schemas.microsoft.com/office/drawing/2016/5/12/chartex" xmlns:cx7="http://schemas.microsoft.com/office/drawing/2016/5/13/chartex" xmlns:cx8="http://schemas.microsoft.com/office/drawing/2016/5/14/chartex" xmlns:cr="http://schemas.microsoft.com/office/comments/2020/reactions" xmlns:mc="http://schemas.openxmlformats.org/markup-compatibility/2006" xmlns:aink="http://schemas.microsoft.com/office/drawing/2016/ink" xmlns:am3d="http://schemas.microsoft.com/office/drawing/2017/model3d" xmlns:o="urn:schemas-microsoft-com:office:office" xmlns:oel="http://schemas.microsoft.com/office/2019/extlst" xmlns:r="http://schemas.openxmlformats.org/officeDocument/2006/relationships" xmlns:m="http://schemas.openxmlformats.org/officeDocument/2006/math" xmlns:v="urn:schemas-microsoft-com:vml" xmlns:wp14="http://schemas.microsoft.com/office/word/2010/wordprocessingDrawing" xmlns:wp="http://schemas.openxmlformats.org/drawingml/2006/wordprocessingDrawing" xmlns:w10="urn:schemas-microsoft-com:office:word" xmlns:w="http://schemas.openxmlformats.org/wordprocessingml/2006/main" xmlns:w14="http://schemas.microsoft.com/office/word/2010/wordml" xmlns:w15="http://schemas.microsoft.com/office/word/2012/wordml" xmlns:w16cex="http://schemas.microsoft.com/office/word/2018/wordml/cex" xmlns:w16cid="http://schemas.microsoft.com/office/word/2016/wordml/cid" xmlns:w16="http://schemas.microsoft.com/office/word/2018/wordml" xmlns:w16du="http://schemas.microsoft.com/office/word/2023/wordml/word16du" xmlns:w16sdtdh="http://schemas.microsoft.com/office/word/2020/wordml/sdtdatahash" xmlns:w16sdtfl="http://schemas.microsoft.com/office/word/2024/wordml/sdtformatlock" xmlns:w16se="http://schemas.microsoft.com/office/word/2015/wordml/symex" xmlns:wpg="http://schemas.microsoft.com/office/word/2010/wordprocessingGroup" xmlns:wpi="http://schemas.microsoft.com/office/word/2010/wordprocessingInk" xmlns:wne="http://schemas.microsoft.com/office/word/2006/wordml" xmlns:wps="http://schemas.microsoft.com/office/word/2010/wordprocessingShape" mc:Ignorable="w14 w15 w16se w16cid w16 w16cex w16sdtdh w16sdtfl cr w16du wp14">
-  <w16cex:commentExtensible w16cex:durableId="6827A24E" w16cex:dateUtc="2026-06-21T23:32:00Z"/>
   <w16cex:commentExtensible w16cex:durableId="0160C23F" w16cex:dateUtc="2026-06-22T00:01:00Z"/>
   <w16cex:commentExtensible w16cex:durableId="2EDCE405" w16cex:dateUtc="2026-06-22T00:27:00Z"/>
   <w16cex:commentExtensible w16cex:durableId="58CA5195" w16cex:dateUtc="2026-06-21T23:38:00Z"/>
@@ -15410,7 +14538,6 @@
 
 <file path=word/commentsIds.xml><?xml version="1.0" encoding="utf-8"?>
 <w16cid:commentsIds xmlns:wpc="http://schemas.microsoft.com/office/word/2010/wordprocessingCanvas" xmlns:cx="http://schemas.microsoft.com/office/drawing/2014/chartex" xmlns:cx1="http://schemas.microsoft.com/office/drawing/2015/9/8/chartex" xmlns:cx2="http://schemas.microsoft.com/office/drawing/2015/10/21/chartex" xmlns:cx3="http://schemas.microsoft.com/office/drawing/2016/5/9/chartex" xmlns:cx4="http://schemas.microsoft.com/office/drawing/2016/5/10/chartex" xmlns:cx5="http://schemas.microsoft.com/office/drawing/2016/5/11/chartex" xmlns:cx6="http://schemas.microsoft.com/office/drawing/2016/5/12/chartex" xmlns:cx7="http://schemas.microsoft.com/office/drawing/2016/5/13/chartex" xmlns:cx8="http://schemas.microsoft.com/office/drawing/2016/5/14/chartex" xmlns:mc="http://schemas.openxmlformats.org/markup-compatibility/2006" xmlns:aink="http://schemas.microsoft.com/office/drawing/2016/ink" xmlns:am3d="http://schemas.microsoft.com/office/drawing/2017/model3d" xmlns:o="urn:schemas-microsoft-com:office:office" xmlns:oel="http://schemas.microsoft.com/office/2019/extlst" xmlns:r="http://schemas.openxmlformats.org/officeDocument/2006/relationships" xmlns:m="http://schemas.openxmlformats.org/officeDocument/2006/math" xmlns:v="urn:schemas-microsoft-com:vml" xmlns:wp14="http://schemas.microsoft.com/office/word/2010/wordprocessingDrawing" xmlns:wp="http://schemas.openxmlformats.org/drawingml/2006/wordprocessingDrawing" xmlns:w10="urn:schemas-microsoft-com:office:word" xmlns:w="http://schemas.openxmlformats.org/wordprocessingml/2006/main" xmlns:w14="http://schemas.microsoft.com/office/word/2010/wordml" xmlns:w15="http://schemas.microsoft.com/office/word/2012/wordml" xmlns:w16cex="http://schemas.microsoft.com/office/word/2018/wordml/cex" xmlns:w16cid="http://schemas.microsoft.com/office/word/2016/wordml/cid" xmlns:w16="http://schemas.microsoft.com/office/word/2018/wordml" xmlns:w16du="http://schemas.microsoft.com/office/word/2023/wordml/word16du" xmlns:w16sdtdh="http://schemas.microsoft.com/office/word/2020/wordml/sdtdatahash" xmlns:w16sdtfl="http://schemas.microsoft.com/office/word/2024/wordml/sdtformatlock" xmlns:w16se="http://schemas.microsoft.com/office/word/2015/wordml/symex" xmlns:wpg="http://schemas.microsoft.com/office/word/2010/wordprocessingGroup" xmlns:wpi="http://schemas.microsoft.com/office/word/2010/wordprocessingInk" xmlns:wne="http://schemas.microsoft.com/office/word/2006/wordml" xmlns:wps="http://schemas.microsoft.com/office/word/2010/wordprocessingShape" mc:Ignorable="w14 w15 w16se w16cid w16 w16cex w16sdtdh w16sdtfl w16du wp14">
-  <w16cid:commentId w16cid:paraId="5AF19FB7" w16cid:durableId="6827A24E"/>
   <w16cid:commentId w16cid:paraId="6E4607A3" w16cid:durableId="0160C23F"/>
   <w16cid:commentId w16cid:paraId="18EAD83E" w16cid:durableId="2EDCE405"/>
   <w16cid:commentId w16cid:paraId="2B8CC9C0" w16cid:durableId="58CA5195"/>

--- a/DRIVE/1. Direção/0. Associativo/Assembleia Geral/word bakcup/RELATORIO_ESTAGIO_SISINT.docx
+++ b/DRIVE/1. Direção/0. Associativo/Assembleia Geral/word bakcup/RELATORIO_ESTAGIO_SISINT.docx
@@ -8700,14 +8700,14 @@
         <w:rPr>
           <w:lang w:eastAsia="pt-PT"/>
         </w:rPr>
-        <w:t xml:space="preserve"> (GIS), nas quais todos os componentes se encontram encapsulados num invólucro metálico preenchido com hexafluoreto de enxofre (SF6), em conformidade com o estipulado na norma IEC 62271-203. Refira-se, contudo, que a utilização do SF6 se encontra atualmente sujeita a restrições regulamentares de natureza ambiental, assunto desenvolvido no subcapítulo 2.1.5. As subestações do tipo AIS são a solução mais comum em contextos onde o espaço disponível é amplo e as condições ambientais são favoráveis, ao contrário das do tipo GIS que se impõem em situações de espaço reduzido ou de ambientes severos, como em zonas com </w:t>
+        <w:t xml:space="preserve"> (GIS), nas quais todos os componentes se encontram encapsulados num invólucro metálico preenchido com hexafluoreto de enxofre (SF6), em conformidade com o estipulado na norma IEC 62271-203, contudo, a utilização do SF6 se encontra atualmente sujeita a restrições regulamentares de natureza ambiental, assunto desenvolvido no subcapítulo 2.1.5. As subestações do tipo AIS são a solução mais comum em contextos onde o espaço disponível é amplo e as condições ambientais são favoráveis, ao contrário das do tipo GIS que se impõem em situações de espaço reduzido ou de ambientes severos, como em zonas com muita poluição </w:t>
       </w:r>
       <w:r>
         <w:rPr>
           <w:lang w:eastAsia="pt-PT"/>
         </w:rPr>
         <w:lastRenderedPageBreak/>
-        <w:t>muita poluição atmosférica, são apresentadas como vantagens principais uma maior facilidade e menores custos de manutenção, e devido à ausência de óleo o impacto ambiental é consideravelmente menor.</w:t>
+        <w:t>atmosférica, são apresentadas como vantagens principais uma maior facilidade e menores custos de manutenção, e devido à ausência de óleo o impacto ambiental é consideravelmente menor.</w:t>
       </w:r>
       <w:r>
         <w:rPr>
@@ -9075,9 +9075,12 @@
                               <w:fldChar w:fldCharType="end"/>
                             </w:r>
                             <w:r>
-                              <w:t xml:space="preserve"> – Identificação dos equipamentos num painel. Legenda: 1-Radeador do óleo; 2-Tanque do óleo; 3-Transformador de potência; 4-descarregador de sobretensão; 5- Poste isolado; 6-Seccionador de terras; 7-Transformador de Tensão Capacitivo; 8- Transformador de corrente; 9- Disjuntor</w:t>
+                              <w:t xml:space="preserve"> – Identificação dos equipamentos num painel</w:t>
                             </w:r>
                             <w:bookmarkEnd w:id="36"/>
+                            <w:r>
+                              <w:t>do</w:t>
+                            </w:r>
                           </w:p>
                         </w:txbxContent>
                       </wps:txbx>
@@ -9125,9 +9128,12 @@
                         <w:fldChar w:fldCharType="end"/>
                       </w:r>
                       <w:r>
-                        <w:t xml:space="preserve"> – Identificação dos equipamentos num painel. Legenda: 1-Radeador do óleo; 2-Tanque do óleo; 3-Transformador de potência; 4-descarregador de sobretensão; 5- Poste isolado; 6-Seccionador de terras; 7-Transformador de Tensão Capacitivo; 8- Transformador de corrente; 9- Disjuntor</w:t>
+                        <w:t xml:space="preserve"> – Identificação dos equipamentos num painel</w:t>
                       </w:r>
                       <w:bookmarkEnd w:id="37"/>
+                      <w:r>
+                        <w:t>do</w:t>
+                      </w:r>
                     </w:p>
                   </w:txbxContent>
                 </v:textbox>
@@ -9222,14 +9228,14 @@
         <w:rPr>
           <w:lang w:eastAsia="pt-PT"/>
         </w:rPr>
-        <w:t xml:space="preserve">O transformador de potência constitui, reconhecidamente, o equipamento de maior dimensão e criticidade no contexto de uma subestação, na medida em que é precisamente através dele que se processa a conversão do nível de tensão entre os barramentos de entrada e de saída da instalação, condicionando consequentemente toda a capacidade de trânsito de energia da mesma. Importa, todavia, distinguir entre as diversas tipologias de transformadores que podem integrar uma subestação, a sua função e a sua posição na rede determinam características construtivas substancialmente distintas os transformadores de potência propriamente ditos, que asseguram a conversão entre níveis de tensão diferenciados (designadamente AT/MT), os autotransformadores, que operam a conversão entre níveis de tensão próximos dentro do mesmo domínio (como MAT/AT), e os transformadores a seco, que dispensam o óleo mineral como meio isolante e se encontram predominantemente em instalações interiores de menor potência. Do ponto de vista construtivo, um transformador de potência convencional é composto por um núcleo magnético laminado, pelos enrolamentos primário e secundário imersos em óleo mineral isolante no interior de um tanque metálico, e pelas travessias (bushings) que asseguram a passagem dos condutores de alta tensão através da tampa do tanque, garantindo simultaneamente o isolamento elétrico necessário. O sistema de refrigeração, cuja tipologia varia consoante a potência nominal do equipamento, pode assumir configurações de circulação natural de óleo e ar (ONAN), de </w:t>
+        <w:t xml:space="preserve">O transformador de potência constitui, reconhecidamente, o equipamento de maior dimensão e criticidade no contexto de uma subestação, na medida em que é precisamente através dele que se processa a conversão do nível de tensão entre os barramentos de entrada e de saída da instalação, condicionando consequentemente toda a capacidade de trânsito de energia da mesma. Importa, todavia, distinguir entre as diversas tipologias de transformadores que podem integrar uma subestação, a sua função e a sua posição na rede determinam características construtivas substancialmente distintas os transformadores de potência propriamente ditos, que asseguram a conversão entre níveis de tensão diferenciados (designadamente AT/MT), os autotransformadores, que operam a conversão entre níveis de tensão próximos dentro do mesmo domínio (como MAT/AT), e os transformadores a seco, que dispensam o óleo mineral como meio isolante e se encontram predominantemente em instalações interiores de menor potência. Do ponto de vista construtivo, um transformador de potência convencional é composto por um núcleo magnético laminado, pelos enrolamentos primário e secundário imersos em óleo mineral isolante no interior de um tanque metálico, e pelas travessias (bushings) que asseguram a passagem dos condutores de alta tensão através da tampa do tanque, garantindo simultaneamente o isolamento elétrico necessário. O sistema de refrigeração, cuja tipologia varia consoante a potência nominal do equipamento, pode assumir configurações de circulação natural de óleo e ar (ONAN), de circulação natural de óleo com ventilação forçada (ONAF), ou ainda de circulação forçada em </w:t>
       </w:r>
       <w:r>
         <w:rPr>
           <w:lang w:eastAsia="pt-PT"/>
         </w:rPr>
         <w:lastRenderedPageBreak/>
-        <w:t xml:space="preserve">circulação natural de óleo com ventilação forçada (ONAF), ou ainda de circulação forçada em ambos os meios (OFAF), sendo que a escolha entre estas soluções se repercute diretamente nas dimensões físicas do transformador e, consequentemente, no espaço necessário para a sua implantação na subestação. Em instalações de AT/MT, é igualmente comum a presença de um comutador de tomadas em carga, dispositivo que permite ajustar a relação de transformação de forma contínua e sem necessidade de interromper o fornecimento de energia, o que se revela particularmente relevante na gestão da tensão em redes de distribuição sujeitas a variações de carga significativas ao longo do dia </w:t>
+        <w:t xml:space="preserve">ambos os meios (OFAF), sendo que a escolha entre estas soluções se repercute diretamente nas dimensões físicas do transformador e, consequentemente, no espaço necessário para a sua implantação na subestação. Em instalações de AT/MT, é igualmente comum a presença de um comutador de tomadas em carga, dispositivo que permite ajustar a relação de transformação de forma contínua e sem necessidade de interromper o fornecimento de energia, o que se revela particularmente relevante na gestão da tensão em redes de distribuição sujeitas a variações de carga significativas ao longo do dia </w:t>
       </w:r>
       <w:r>
         <w:rPr>
@@ -9281,14 +9287,14 @@
         <w:rPr>
           <w:lang w:eastAsia="pt-PT"/>
         </w:rPr>
-        <w:t xml:space="preserve">Os seccionadores, embora frequentemente menos referidos do que os disjuntores, desempenham igualmente uma função essencial na exploração de uma subestação, na medida em que permitem estabelecer um ponto de isolamento visível nos circuitos, condição indispensável para a realização de operações de manutenção em segurança. Ao contrário dos disjuntores, os seccionadores não possuem capacidade de interrupção de correntes de defeito, pelo que a sua operação exige que o </w:t>
+        <w:t xml:space="preserve">Os seccionadores, embora frequentemente menos referidos do que os disjuntores, desempenham igualmente uma função essencial na exploração de uma subestação, na medida em que permitem estabelecer um ponto de isolamento visível nos circuitos, condição indispensável para a realização de operações de manutenção em segurança. Ao contrário dos disjuntores, os seccionadores não possuem capacidade de interrupção de correntes de defeito, pelo que a sua operação exige que o circuito se encontre previamente desenergizado ou, no mínimo, sem circulação de corrente </w:t>
       </w:r>
       <w:r>
         <w:rPr>
           <w:lang w:eastAsia="pt-PT"/>
         </w:rPr>
         <w:lastRenderedPageBreak/>
-        <w:t>circuito se encontre previamente desenergizado ou, no mínimo, sem circulação de corrente significativa. Existem diversas configurações construtivas, nomeadamente seccionadores de lâminas rotativas, de abertura central e de pantógrafo, sendo a escolha entre elas determinada por fatores como o nível de tensão, o espaço disponível e as condições de exploração da instalação. Em muitas configurações, os seccionadores incorporam facas de terra, que permitem ligar à terra o troço de barramento isolado, proporcionando assim uma proteção adicional ao pessoal que intervém na instalação [Bolotinha, 2019a].</w:t>
+        <w:t>significativa. Existem diversas configurações construtivas, nomeadamente seccionadores de lâminas rotativas, de abertura central e de pantógrafo, sendo a escolha entre elas determinada por fatores como o nível de tensão, o espaço disponível e as condições de exploração da instalação. Em muitas configurações, os seccionadores incorporam facas de terra, que permitem ligar à terra o troço de barramento isolado, proporcionando assim uma proteção adicional ao pessoal que intervém na instalação [Bolotinha, 2019a].</w:t>
       </w:r>
     </w:p>
     <w:p>
@@ -10480,38 +10486,18 @@
     </w:p>
     <w:p>
       <w:pPr>
-        <w:rPr>
-          <w:lang w:eastAsia="pt-PT"/>
-        </w:rPr>
-      </w:pPr>
-      <w:r>
-        <w:rPr>
-          <w:lang w:eastAsia="pt-PT"/>
-        </w:rPr>
-        <w:t xml:space="preserve">Por fim, no que respeita à própria metodologia de modelação, a série de normas ISO 19650 estabelece os princípios e os requisitos para a organização e a gestão da informação ao longo do ciclo de vida dos ativos construídos, recorrendo ao BIM. A norma ISO 19650-1 define os conceitos e princípios gerais aplicáveis à gestão da informação suportada por modelos digitais, constituindo a referência normativa de enquadramento para a adoção desta metodologia em projetos de infraestruturas, incluindo as subestações elétricas </w:t>
-      </w:r>
-      <w:r>
-        <w:rPr>
-          <w:highlight w:val="yellow"/>
-          <w:lang w:eastAsia="pt-PT"/>
-        </w:rPr>
-        <w:t>[ISO 19650-1, 2018]</w:t>
-      </w:r>
-      <w:r>
-        <w:rPr>
-          <w:lang w:eastAsia="pt-PT"/>
-        </w:rPr>
-        <w:t>.</w:t>
-      </w:r>
-    </w:p>
-    <w:p>
-      <w:pPr>
         <w:pStyle w:val="Ttulo1"/>
         <w:rPr>
           <w:lang w:val="pt-PT" w:eastAsia="pt-PT"/>
         </w:rPr>
       </w:pPr>
       <w:bookmarkStart w:id="48" w:name="_Toc232983312"/>
+      <w:r>
+        <w:rPr>
+          <w:lang w:val="pt-PT" w:eastAsia="pt-PT"/>
+        </w:rPr>
+        <w:t xml:space="preserve"> </w:t>
+      </w:r>
       <w:r>
         <w:rPr>
           <w:lang w:val="pt-PT" w:eastAsia="pt-PT"/>
@@ -10592,22 +10578,22 @@
           <w:rFonts w:eastAsiaTheme="minorHAnsi"/>
           <w:lang w:eastAsia="en-US"/>
         </w:rPr>
+        <w:t>Uma das características mais marcantes do Revit, é que exige adaptação por parte de quem esta iniciar, a forma como a ferramenta gere as restrições geométricas, impondo uma lógica interna rigorosa, na qual determinadas operações só são possíveis em condições específicas, e o programa sinaliza através de mensagens de erro, representando uma aprendizagem significativa demorada devido a conseguir resolver esses problemas, apenas com a prática diária, a lógica torna-se intuitiva.</w:t>
+      </w:r>
+    </w:p>
+    <w:p>
+      <w:pPr>
+        <w:pStyle w:val="Ttulo2"/>
+        <w:rPr>
+          <w:lang w:eastAsia="en-US"/>
+        </w:rPr>
+      </w:pPr>
+      <w:bookmarkStart w:id="50" w:name="_Toc232983314"/>
+      <w:r>
+        <w:rPr>
+          <w:lang w:eastAsia="en-US"/>
+        </w:rPr>
         <w:lastRenderedPageBreak/>
-        <w:t>Uma das características mais marcantes do Revit, é que exige adaptação por parte de quem esta iniciar, a forma como a ferramenta gere as restrições geométricas, impondo uma lógica interna rigorosa, na qual determinadas operações só são possíveis em condições específicas, e o programa sinaliza através de mensagens de erro, representando uma aprendizagem significativa demorada devido a conseguir resolver esses problemas, apenas com a prática diária, a lógica torna-se intuitiva.</w:t>
-      </w:r>
-    </w:p>
-    <w:p>
-      <w:pPr>
-        <w:pStyle w:val="Ttulo2"/>
-        <w:rPr>
-          <w:lang w:eastAsia="en-US"/>
-        </w:rPr>
-      </w:pPr>
-      <w:bookmarkStart w:id="50" w:name="_Toc232983314"/>
-      <w:r>
-        <w:rPr>
-          <w:lang w:eastAsia="en-US"/>
-        </w:rPr>
         <w:t>Famílias</w:t>
       </w:r>
       <w:bookmarkEnd w:id="50"/>
@@ -10664,7 +10650,6 @@
         <w:rPr>
           <w:lang w:eastAsia="pt-PT"/>
         </w:rPr>
-        <w:lastRenderedPageBreak/>
         <w:t>A as dimensões podem ter diferentes origens consoante o tipo de componente e o contexto do projeto, para equipamentos normalizados como vigas e cabos as dimensões encontram-se tipicamente definidas em normas técnicas, que fixam as geometrias e tolerâncias admissíveis para cada tipo. Para equipamentos mais específicos, como transformadores, quadros de média tensão (QMT), parafusos, ligadores, terminais de cabo, tubos e barramentos, recorre-se às fichas técnicas (</w:t>
       </w:r>
       <w:r>
@@ -10679,7 +10664,14 @@
         <w:rPr>
           <w:lang w:eastAsia="pt-PT"/>
         </w:rPr>
-        <w:t xml:space="preserve"> disponibilizados pelos fabricantes, que incluem as dimensões de conjunto, em alguns casos, desenhos técnicos em formato .dwg que servem de base à modelação, contudo, existem situações em que a informação das dimensões não está completamente disponível, nomeadamente em componentes de carácter mais específico, nestas circunstâncias, o processo de referenciação envolve a consulta a engenheiros experientes da equipa tanto da especialidade eletrotécnica como da especialidade civil, com base no seu conhecimento do projeto e das soluções construtivas habituais, permitindo estimar ou validar as dimensões a adotar. Esta articulação entre o modelador e os engenheiros encarregues do modelo é um aspeto intrínseco ao processo de criação de famílias em contexto de gabinete de projeto, e reflete a importância e a natureza multidisciplinar do trabalho desenvolvido.</w:t>
+        <w:t xml:space="preserve"> disponibilizados pelos fabricantes, que incluem as dimensões de conjunto, em alguns </w:t>
+      </w:r>
+      <w:r>
+        <w:rPr>
+          <w:lang w:eastAsia="pt-PT"/>
+        </w:rPr>
+        <w:lastRenderedPageBreak/>
+        <w:t>casos, desenhos técnicos em formato .dwg que servem de base à modelação, contudo, existem situações em que a informação das dimensões não está completamente disponível, nomeadamente em componentes de carácter mais específico, nestas circunstâncias, o processo de referenciação envolve a consulta a engenheiros experientes da equipa tanto da especialidade eletrotécnica como da especialidade civil, com base no seu conhecimento do projeto e das soluções construtivas habituais, permitindo estimar ou validar as dimensões a adotar. Esta articulação entre o modelador e os engenheiros encarregues do modelo é um aspeto intrínseco ao processo de criação de famílias em contexto de gabinete de projeto, e reflete a importância e a natureza multidisciplinar do trabalho desenvolvido.</w:t>
       </w:r>
     </w:p>
     <w:p>
@@ -10992,7 +10984,6 @@
           <w:noProof/>
           <w:lang w:eastAsia="pt-PT"/>
         </w:rPr>
-        <w:lastRenderedPageBreak/>
         <w:drawing>
           <wp:anchor distT="0" distB="0" distL="114300" distR="114300" simplePos="0" relativeHeight="251678720" behindDoc="0" locked="0" layoutInCell="1" allowOverlap="1" wp14:anchorId="07CF85F2" wp14:editId="65111170">
             <wp:simplePos x="0" y="0"/>
@@ -11060,6 +11051,7 @@
         <w:rPr>
           <w:noProof/>
         </w:rPr>
+        <w:lastRenderedPageBreak/>
         <mc:AlternateContent>
           <mc:Choice Requires="wps">
             <w:drawing>
@@ -11534,6 +11526,7 @@
         <w:rPr>
           <w:noProof/>
         </w:rPr>
+        <w:lastRenderedPageBreak/>
         <mc:AlternateContent>
           <mc:Choice Requires="wps">
             <w:drawing>
@@ -14477,7 +14470,7 @@
         <w:annotationRef/>
       </w:r>
       <w:r>
-        <w:t>desenvolver</w:t>
+        <w:t>Desenvolver e aproveitar mais do du &amp; min "ref"</w:t>
       </w:r>
     </w:p>
   </w:comment>
